--- a/SecureAssist_Paper.docx
+++ b/SecureAssist_Paper.docx
@@ -6,6 +6,7 @@
       <w:pPr>
         <w:bidi w:val="0"/>
         <w:spacing w:after="70"/>
+        <w:jc w:val="center"/>
       </w:pPr>
       <w:proofErr w:type="spellStart"/>
       <w:r>
@@ -24,6 +25,7 @@
       <w:pPr>
         <w:bidi w:val="0"/>
         <w:spacing w:after="50"/>
+        <w:jc w:val="center"/>
       </w:pPr>
       <w:r>
         <w:rPr>
@@ -38,6 +40,7 @@
       <w:pPr>
         <w:bidi w:val="0"/>
         <w:spacing w:after="340"/>
+        <w:jc w:val="center"/>
       </w:pPr>
       <w:r>
         <w:rPr>
@@ -80,10 +83,13 @@
       </w:r>
       <w:proofErr w:type="spellEnd"/>
       <w:r>
-        <w:t xml:space="preserve"> detects, explains and repairs security vulnerabilities inside the IDE. A tree-sitter static analyzer performs taint tracking across ten CWEs in Python, Java and C; its findings are passed to a fine-tuned Qwen2.5-Coder-7B model that confirms th</w:t>
-      </w:r>
-      <w:r>
-        <w:t>em and generates repairs; an AI teacher agent explains each finding to the developer.</w:t>
+        <w:t xml:space="preserve"> detects, explains and repairs security vulnerabilities inside the IDE. A tree-sitter static analyzer performs taint tracking across ten CWEs in Python, Java and C; its findings are passed to a fine-tuned Qwen2.5-Coder-7B model, which augments </w:t>
+      </w:r>
+      <w:r>
+        <w:t>them with additional findings and generates repairs; an AI teacher agent explains each finding to the developer. The reported configuration takes the union of both sources — the model adds findings and does not remove them, a design point examined in Secti</w:t>
+      </w:r>
+      <w:r>
+        <w:t>on 6.3.</w:t>
       </w:r>
     </w:p>
     <w:p>
@@ -92,10 +98,1601 @@
         <w:spacing w:after="130" w:line="278" w:lineRule="auto"/>
       </w:pPr>
       <w:r>
-        <w:t>This document evaluates the analyzer and the hybrid configuration on three third-party benchmarks, one per language, and compares both against every scanner for which pub</w:t>
-      </w:r>
-      <w:r>
-        <w:t>lished results on the same corpora exist.</w:t>
+        <w:t>This document evaluates the analyzer and the hybrid configuration on three third-party benchmarks, one per language, and compares both against every scanner for which published results on the same corpora exist.</w:t>
+      </w:r>
+    </w:p>
+    <w:p>
+      <w:pPr>
+        <w:pStyle w:val="Heading3"/>
+        <w:spacing w:before="200" w:after="90"/>
+      </w:pPr>
+      <w:r>
+        <w:rPr>
+          <w:b/>
+          <w:bCs/>
+          <w:color w:val="2E75B6"/>
+          <w:sz w:val="21"/>
+          <w:szCs w:val="21"/>
+        </w:rPr>
+        <w:t>Supported weaknesses</w:t>
+      </w:r>
+    </w:p>
+    <w:tbl>
+      <w:tblPr>
+        <w:tblW w:w="9076" w:type="dxa"/>
+        <w:tblBorders>
+          <w:top w:val="single" w:sz="2" w:space="0" w:color="AAAAAA"/>
+          <w:left w:val="single" w:sz="2" w:space="0" w:color="AAAAAA"/>
+          <w:bottom w:val="single" w:sz="2" w:space="0" w:color="AAAAAA"/>
+          <w:right w:val="single" w:sz="2" w:space="0" w:color="AAAAAA"/>
+          <w:insideH w:val="single" w:sz="1" w:space="0" w:color="DDDDDD"/>
+          <w:insideV w:val="single" w:sz="1" w:space="0" w:color="DDDDDD"/>
+        </w:tblBorders>
+        <w:tblCellMar>
+          <w:left w:w="10" w:type="dxa"/>
+          <w:right w:w="10" w:type="dxa"/>
+        </w:tblCellMar>
+        <w:tblLook w:val="0000" w:firstRow="0" w:lastRow="0" w:firstColumn="0" w:lastColumn="0" w:noHBand="0" w:noVBand="0"/>
+      </w:tblPr>
+      <w:tblGrid>
+        <w:gridCol w:w="1500"/>
+        <w:gridCol w:w="3400"/>
+        <w:gridCol w:w="1300"/>
+        <w:gridCol w:w="1300"/>
+        <w:gridCol w:w="1576"/>
+      </w:tblGrid>
+      <w:tr>
+        <w:tblPrEx>
+          <w:tblCellMar>
+            <w:top w:w="0" w:type="dxa"/>
+            <w:bottom w:w="0" w:type="dxa"/>
+          </w:tblCellMar>
+        </w:tblPrEx>
+        <w:trPr>
+          <w:tblHeader/>
+        </w:trPr>
+        <w:tc>
+          <w:tcPr>
+            <w:tcW w:w="1500" w:type="dxa"/>
+            <w:shd w:val="clear" w:color="auto" w:fill="1F4E79"/>
+            <w:tcMar>
+              <w:top w:w="55" w:type="dxa"/>
+              <w:left w:w="85" w:type="dxa"/>
+              <w:bottom w:w="55" w:type="dxa"/>
+              <w:right w:w="85" w:type="dxa"/>
+            </w:tcMar>
+          </w:tcPr>
+          <w:p>
+            <w:pPr>
+              <w:bidi w:val="0"/>
+            </w:pPr>
+            <w:r>
+              <w:rPr>
+                <w:b/>
+                <w:bCs/>
+                <w:color w:val="FFFFFF"/>
+                <w:sz w:val="18"/>
+                <w:szCs w:val="18"/>
+              </w:rPr>
+              <w:t>CWE</w:t>
+            </w:r>
+          </w:p>
+        </w:tc>
+        <w:tc>
+          <w:tcPr>
+            <w:tcW w:w="3400" w:type="dxa"/>
+            <w:shd w:val="clear" w:color="auto" w:fill="1F4E79"/>
+            <w:tcMar>
+              <w:top w:w="55" w:type="dxa"/>
+              <w:left w:w="85" w:type="dxa"/>
+              <w:bottom w:w="55" w:type="dxa"/>
+              <w:right w:w="85" w:type="dxa"/>
+            </w:tcMar>
+          </w:tcPr>
+          <w:p>
+            <w:pPr>
+              <w:bidi w:val="0"/>
+              <w:jc w:val="center"/>
+            </w:pPr>
+            <w:r>
+              <w:rPr>
+                <w:b/>
+                <w:bCs/>
+                <w:color w:val="FFFFFF"/>
+                <w:sz w:val="18"/>
+                <w:szCs w:val="18"/>
+              </w:rPr>
+              <w:t>Weakness</w:t>
+            </w:r>
+          </w:p>
+        </w:tc>
+        <w:tc>
+          <w:tcPr>
+            <w:tcW w:w="1300" w:type="dxa"/>
+            <w:shd w:val="clear" w:color="auto" w:fill="1F4E79"/>
+            <w:tcMar>
+              <w:top w:w="55" w:type="dxa"/>
+              <w:left w:w="85" w:type="dxa"/>
+              <w:bottom w:w="55" w:type="dxa"/>
+              <w:right w:w="85" w:type="dxa"/>
+            </w:tcMar>
+          </w:tcPr>
+          <w:p>
+            <w:pPr>
+              <w:bidi w:val="0"/>
+              <w:jc w:val="center"/>
+            </w:pPr>
+            <w:r>
+              <w:rPr>
+                <w:b/>
+                <w:bCs/>
+                <w:color w:val="FFFFFF"/>
+                <w:sz w:val="18"/>
+                <w:szCs w:val="18"/>
+              </w:rPr>
+              <w:t>Py</w:t>
+            </w:r>
+            <w:r>
+              <w:rPr>
+                <w:b/>
+                <w:bCs/>
+                <w:color w:val="FFFFFF"/>
+                <w:sz w:val="18"/>
+                <w:szCs w:val="18"/>
+              </w:rPr>
+              <w:t>thon</w:t>
+            </w:r>
+          </w:p>
+        </w:tc>
+        <w:tc>
+          <w:tcPr>
+            <w:tcW w:w="1300" w:type="dxa"/>
+            <w:shd w:val="clear" w:color="auto" w:fill="1F4E79"/>
+            <w:tcMar>
+              <w:top w:w="55" w:type="dxa"/>
+              <w:left w:w="85" w:type="dxa"/>
+              <w:bottom w:w="55" w:type="dxa"/>
+              <w:right w:w="85" w:type="dxa"/>
+            </w:tcMar>
+          </w:tcPr>
+          <w:p>
+            <w:pPr>
+              <w:bidi w:val="0"/>
+              <w:jc w:val="center"/>
+            </w:pPr>
+            <w:r>
+              <w:rPr>
+                <w:b/>
+                <w:bCs/>
+                <w:color w:val="FFFFFF"/>
+                <w:sz w:val="18"/>
+                <w:szCs w:val="18"/>
+              </w:rPr>
+              <w:t>Java</w:t>
+            </w:r>
+          </w:p>
+        </w:tc>
+        <w:tc>
+          <w:tcPr>
+            <w:tcW w:w="1576" w:type="dxa"/>
+            <w:shd w:val="clear" w:color="auto" w:fill="1F4E79"/>
+            <w:tcMar>
+              <w:top w:w="55" w:type="dxa"/>
+              <w:left w:w="85" w:type="dxa"/>
+              <w:bottom w:w="55" w:type="dxa"/>
+              <w:right w:w="85" w:type="dxa"/>
+            </w:tcMar>
+          </w:tcPr>
+          <w:p>
+            <w:pPr>
+              <w:bidi w:val="0"/>
+              <w:jc w:val="center"/>
+            </w:pPr>
+            <w:r>
+              <w:rPr>
+                <w:b/>
+                <w:bCs/>
+                <w:color w:val="FFFFFF"/>
+                <w:sz w:val="18"/>
+                <w:szCs w:val="18"/>
+              </w:rPr>
+              <w:t>C</w:t>
+            </w:r>
+          </w:p>
+        </w:tc>
+      </w:tr>
+      <w:tr>
+        <w:tblPrEx>
+          <w:tblCellMar>
+            <w:top w:w="0" w:type="dxa"/>
+            <w:bottom w:w="0" w:type="dxa"/>
+          </w:tblCellMar>
+        </w:tblPrEx>
+        <w:tc>
+          <w:tcPr>
+            <w:tcW w:w="1500" w:type="dxa"/>
+            <w:tcMar>
+              <w:top w:w="55" w:type="dxa"/>
+              <w:left w:w="85" w:type="dxa"/>
+              <w:bottom w:w="55" w:type="dxa"/>
+              <w:right w:w="85" w:type="dxa"/>
+            </w:tcMar>
+          </w:tcPr>
+          <w:p>
+            <w:pPr>
+              <w:bidi w:val="0"/>
+            </w:pPr>
+            <w:r>
+              <w:rPr>
+                <w:color w:val="000000"/>
+                <w:sz w:val="18"/>
+                <w:szCs w:val="18"/>
+              </w:rPr>
+              <w:t>CWE-22</w:t>
+            </w:r>
+          </w:p>
+        </w:tc>
+        <w:tc>
+          <w:tcPr>
+            <w:tcW w:w="3400" w:type="dxa"/>
+            <w:tcMar>
+              <w:top w:w="55" w:type="dxa"/>
+              <w:left w:w="85" w:type="dxa"/>
+              <w:bottom w:w="55" w:type="dxa"/>
+              <w:right w:w="85" w:type="dxa"/>
+            </w:tcMar>
+          </w:tcPr>
+          <w:p>
+            <w:pPr>
+              <w:bidi w:val="0"/>
+              <w:jc w:val="center"/>
+            </w:pPr>
+            <w:r>
+              <w:rPr>
+                <w:color w:val="000000"/>
+                <w:sz w:val="18"/>
+                <w:szCs w:val="18"/>
+              </w:rPr>
+              <w:t>Path traversal</w:t>
+            </w:r>
+          </w:p>
+        </w:tc>
+        <w:tc>
+          <w:tcPr>
+            <w:tcW w:w="1300" w:type="dxa"/>
+            <w:tcMar>
+              <w:top w:w="55" w:type="dxa"/>
+              <w:left w:w="85" w:type="dxa"/>
+              <w:bottom w:w="55" w:type="dxa"/>
+              <w:right w:w="85" w:type="dxa"/>
+            </w:tcMar>
+          </w:tcPr>
+          <w:p>
+            <w:pPr>
+              <w:bidi w:val="0"/>
+              <w:jc w:val="center"/>
+            </w:pPr>
+            <w:r>
+              <w:rPr>
+                <w:color w:val="000000"/>
+                <w:sz w:val="18"/>
+                <w:szCs w:val="18"/>
+              </w:rPr>
+              <w:t>yes</w:t>
+            </w:r>
+          </w:p>
+        </w:tc>
+        <w:tc>
+          <w:tcPr>
+            <w:tcW w:w="1300" w:type="dxa"/>
+            <w:tcMar>
+              <w:top w:w="55" w:type="dxa"/>
+              <w:left w:w="85" w:type="dxa"/>
+              <w:bottom w:w="55" w:type="dxa"/>
+              <w:right w:w="85" w:type="dxa"/>
+            </w:tcMar>
+          </w:tcPr>
+          <w:p>
+            <w:pPr>
+              <w:bidi w:val="0"/>
+              <w:jc w:val="center"/>
+            </w:pPr>
+            <w:r>
+              <w:rPr>
+                <w:color w:val="000000"/>
+                <w:sz w:val="18"/>
+                <w:szCs w:val="18"/>
+              </w:rPr>
+              <w:t>yes</w:t>
+            </w:r>
+          </w:p>
+        </w:tc>
+        <w:tc>
+          <w:tcPr>
+            <w:tcW w:w="1576" w:type="dxa"/>
+            <w:tcMar>
+              <w:top w:w="55" w:type="dxa"/>
+              <w:left w:w="85" w:type="dxa"/>
+              <w:bottom w:w="55" w:type="dxa"/>
+              <w:right w:w="85" w:type="dxa"/>
+            </w:tcMar>
+          </w:tcPr>
+          <w:p>
+            <w:pPr>
+              <w:bidi w:val="0"/>
+              <w:jc w:val="center"/>
+            </w:pPr>
+            <w:r>
+              <w:rPr>
+                <w:color w:val="000000"/>
+                <w:sz w:val="18"/>
+                <w:szCs w:val="18"/>
+              </w:rPr>
+              <w:t>—</w:t>
+            </w:r>
+          </w:p>
+        </w:tc>
+      </w:tr>
+      <w:tr>
+        <w:tblPrEx>
+          <w:tblCellMar>
+            <w:top w:w="0" w:type="dxa"/>
+            <w:bottom w:w="0" w:type="dxa"/>
+          </w:tblCellMar>
+        </w:tblPrEx>
+        <w:tc>
+          <w:tcPr>
+            <w:tcW w:w="1500" w:type="dxa"/>
+            <w:shd w:val="clear" w:color="auto" w:fill="F2F6FA"/>
+            <w:tcMar>
+              <w:top w:w="55" w:type="dxa"/>
+              <w:left w:w="85" w:type="dxa"/>
+              <w:bottom w:w="55" w:type="dxa"/>
+              <w:right w:w="85" w:type="dxa"/>
+            </w:tcMar>
+          </w:tcPr>
+          <w:p>
+            <w:pPr>
+              <w:bidi w:val="0"/>
+            </w:pPr>
+            <w:r>
+              <w:rPr>
+                <w:color w:val="000000"/>
+                <w:sz w:val="18"/>
+                <w:szCs w:val="18"/>
+              </w:rPr>
+              <w:t>CWE-78</w:t>
+            </w:r>
+          </w:p>
+        </w:tc>
+        <w:tc>
+          <w:tcPr>
+            <w:tcW w:w="3400" w:type="dxa"/>
+            <w:shd w:val="clear" w:color="auto" w:fill="F2F6FA"/>
+            <w:tcMar>
+              <w:top w:w="55" w:type="dxa"/>
+              <w:left w:w="85" w:type="dxa"/>
+              <w:bottom w:w="55" w:type="dxa"/>
+              <w:right w:w="85" w:type="dxa"/>
+            </w:tcMar>
+          </w:tcPr>
+          <w:p>
+            <w:pPr>
+              <w:bidi w:val="0"/>
+              <w:jc w:val="center"/>
+            </w:pPr>
+            <w:r>
+              <w:rPr>
+                <w:color w:val="000000"/>
+                <w:sz w:val="18"/>
+                <w:szCs w:val="18"/>
+              </w:rPr>
+              <w:t>OS command injection</w:t>
+            </w:r>
+          </w:p>
+        </w:tc>
+        <w:tc>
+          <w:tcPr>
+            <w:tcW w:w="1300" w:type="dxa"/>
+            <w:shd w:val="clear" w:color="auto" w:fill="F2F6FA"/>
+            <w:tcMar>
+              <w:top w:w="55" w:type="dxa"/>
+              <w:left w:w="85" w:type="dxa"/>
+              <w:bottom w:w="55" w:type="dxa"/>
+              <w:right w:w="85" w:type="dxa"/>
+            </w:tcMar>
+          </w:tcPr>
+          <w:p>
+            <w:pPr>
+              <w:bidi w:val="0"/>
+              <w:jc w:val="center"/>
+            </w:pPr>
+            <w:r>
+              <w:rPr>
+                <w:color w:val="000000"/>
+                <w:sz w:val="18"/>
+                <w:szCs w:val="18"/>
+              </w:rPr>
+              <w:t>yes</w:t>
+            </w:r>
+          </w:p>
+        </w:tc>
+        <w:tc>
+          <w:tcPr>
+            <w:tcW w:w="1300" w:type="dxa"/>
+            <w:shd w:val="clear" w:color="auto" w:fill="F2F6FA"/>
+            <w:tcMar>
+              <w:top w:w="55" w:type="dxa"/>
+              <w:left w:w="85" w:type="dxa"/>
+              <w:bottom w:w="55" w:type="dxa"/>
+              <w:right w:w="85" w:type="dxa"/>
+            </w:tcMar>
+          </w:tcPr>
+          <w:p>
+            <w:pPr>
+              <w:bidi w:val="0"/>
+              <w:jc w:val="center"/>
+            </w:pPr>
+            <w:r>
+              <w:rPr>
+                <w:color w:val="000000"/>
+                <w:sz w:val="18"/>
+                <w:szCs w:val="18"/>
+              </w:rPr>
+              <w:t>yes</w:t>
+            </w:r>
+          </w:p>
+        </w:tc>
+        <w:tc>
+          <w:tcPr>
+            <w:tcW w:w="1576" w:type="dxa"/>
+            <w:shd w:val="clear" w:color="auto" w:fill="F2F6FA"/>
+            <w:tcMar>
+              <w:top w:w="55" w:type="dxa"/>
+              <w:left w:w="85" w:type="dxa"/>
+              <w:bottom w:w="55" w:type="dxa"/>
+              <w:right w:w="85" w:type="dxa"/>
+            </w:tcMar>
+          </w:tcPr>
+          <w:p>
+            <w:pPr>
+              <w:bidi w:val="0"/>
+              <w:jc w:val="center"/>
+            </w:pPr>
+            <w:r>
+              <w:rPr>
+                <w:color w:val="000000"/>
+                <w:sz w:val="18"/>
+                <w:szCs w:val="18"/>
+              </w:rPr>
+              <w:t>yes</w:t>
+            </w:r>
+          </w:p>
+        </w:tc>
+      </w:tr>
+      <w:tr>
+        <w:tblPrEx>
+          <w:tblCellMar>
+            <w:top w:w="0" w:type="dxa"/>
+            <w:bottom w:w="0" w:type="dxa"/>
+          </w:tblCellMar>
+        </w:tblPrEx>
+        <w:tc>
+          <w:tcPr>
+            <w:tcW w:w="1500" w:type="dxa"/>
+            <w:tcMar>
+              <w:top w:w="55" w:type="dxa"/>
+              <w:left w:w="85" w:type="dxa"/>
+              <w:bottom w:w="55" w:type="dxa"/>
+              <w:right w:w="85" w:type="dxa"/>
+            </w:tcMar>
+          </w:tcPr>
+          <w:p>
+            <w:pPr>
+              <w:bidi w:val="0"/>
+            </w:pPr>
+            <w:r>
+              <w:rPr>
+                <w:color w:val="000000"/>
+                <w:sz w:val="18"/>
+                <w:szCs w:val="18"/>
+              </w:rPr>
+              <w:t>CWE-89</w:t>
+            </w:r>
+          </w:p>
+        </w:tc>
+        <w:tc>
+          <w:tcPr>
+            <w:tcW w:w="3400" w:type="dxa"/>
+            <w:tcMar>
+              <w:top w:w="55" w:type="dxa"/>
+              <w:left w:w="85" w:type="dxa"/>
+              <w:bottom w:w="55" w:type="dxa"/>
+              <w:right w:w="85" w:type="dxa"/>
+            </w:tcMar>
+          </w:tcPr>
+          <w:p>
+            <w:pPr>
+              <w:bidi w:val="0"/>
+              <w:jc w:val="center"/>
+            </w:pPr>
+            <w:r>
+              <w:rPr>
+                <w:color w:val="000000"/>
+                <w:sz w:val="18"/>
+                <w:szCs w:val="18"/>
+              </w:rPr>
+              <w:t>SQL injection</w:t>
+            </w:r>
+          </w:p>
+        </w:tc>
+        <w:tc>
+          <w:tcPr>
+            <w:tcW w:w="1300" w:type="dxa"/>
+            <w:tcMar>
+              <w:top w:w="55" w:type="dxa"/>
+              <w:left w:w="85" w:type="dxa"/>
+              <w:bottom w:w="55" w:type="dxa"/>
+              <w:right w:w="85" w:type="dxa"/>
+            </w:tcMar>
+          </w:tcPr>
+          <w:p>
+            <w:pPr>
+              <w:bidi w:val="0"/>
+              <w:jc w:val="center"/>
+            </w:pPr>
+            <w:r>
+              <w:rPr>
+                <w:color w:val="000000"/>
+                <w:sz w:val="18"/>
+                <w:szCs w:val="18"/>
+              </w:rPr>
+              <w:t>yes</w:t>
+            </w:r>
+          </w:p>
+        </w:tc>
+        <w:tc>
+          <w:tcPr>
+            <w:tcW w:w="1300" w:type="dxa"/>
+            <w:tcMar>
+              <w:top w:w="55" w:type="dxa"/>
+              <w:left w:w="85" w:type="dxa"/>
+              <w:bottom w:w="55" w:type="dxa"/>
+              <w:right w:w="85" w:type="dxa"/>
+            </w:tcMar>
+          </w:tcPr>
+          <w:p>
+            <w:pPr>
+              <w:bidi w:val="0"/>
+              <w:jc w:val="center"/>
+            </w:pPr>
+            <w:r>
+              <w:rPr>
+                <w:color w:val="000000"/>
+                <w:sz w:val="18"/>
+                <w:szCs w:val="18"/>
+              </w:rPr>
+              <w:t>yes</w:t>
+            </w:r>
+          </w:p>
+        </w:tc>
+        <w:tc>
+          <w:tcPr>
+            <w:tcW w:w="1576" w:type="dxa"/>
+            <w:tcMar>
+              <w:top w:w="55" w:type="dxa"/>
+              <w:left w:w="85" w:type="dxa"/>
+              <w:bottom w:w="55" w:type="dxa"/>
+              <w:right w:w="85" w:type="dxa"/>
+            </w:tcMar>
+          </w:tcPr>
+          <w:p>
+            <w:pPr>
+              <w:bidi w:val="0"/>
+              <w:jc w:val="center"/>
+            </w:pPr>
+            <w:r>
+              <w:rPr>
+                <w:color w:val="000000"/>
+                <w:sz w:val="18"/>
+                <w:szCs w:val="18"/>
+              </w:rPr>
+              <w:t>—</w:t>
+            </w:r>
+          </w:p>
+        </w:tc>
+      </w:tr>
+      <w:tr>
+        <w:tblPrEx>
+          <w:tblCellMar>
+            <w:top w:w="0" w:type="dxa"/>
+            <w:bottom w:w="0" w:type="dxa"/>
+          </w:tblCellMar>
+        </w:tblPrEx>
+        <w:tc>
+          <w:tcPr>
+            <w:tcW w:w="1500" w:type="dxa"/>
+            <w:shd w:val="clear" w:color="auto" w:fill="F2F6FA"/>
+            <w:tcMar>
+              <w:top w:w="55" w:type="dxa"/>
+              <w:left w:w="85" w:type="dxa"/>
+              <w:bottom w:w="55" w:type="dxa"/>
+              <w:right w:w="85" w:type="dxa"/>
+            </w:tcMar>
+          </w:tcPr>
+          <w:p>
+            <w:pPr>
+              <w:bidi w:val="0"/>
+            </w:pPr>
+            <w:r>
+              <w:rPr>
+                <w:color w:val="000000"/>
+                <w:sz w:val="18"/>
+                <w:szCs w:val="18"/>
+              </w:rPr>
+              <w:t>CWE-190</w:t>
+            </w:r>
+          </w:p>
+        </w:tc>
+        <w:tc>
+          <w:tcPr>
+            <w:tcW w:w="3400" w:type="dxa"/>
+            <w:shd w:val="clear" w:color="auto" w:fill="F2F6FA"/>
+            <w:tcMar>
+              <w:top w:w="55" w:type="dxa"/>
+              <w:left w:w="85" w:type="dxa"/>
+              <w:bottom w:w="55" w:type="dxa"/>
+              <w:right w:w="85" w:type="dxa"/>
+            </w:tcMar>
+          </w:tcPr>
+          <w:p>
+            <w:pPr>
+              <w:bidi w:val="0"/>
+              <w:jc w:val="center"/>
+            </w:pPr>
+            <w:r>
+              <w:rPr>
+                <w:color w:val="000000"/>
+                <w:sz w:val="18"/>
+                <w:szCs w:val="18"/>
+              </w:rPr>
+              <w:t>Integer overflow</w:t>
+            </w:r>
+          </w:p>
+        </w:tc>
+        <w:tc>
+          <w:tcPr>
+            <w:tcW w:w="1300" w:type="dxa"/>
+            <w:shd w:val="clear" w:color="auto" w:fill="F2F6FA"/>
+            <w:tcMar>
+              <w:top w:w="55" w:type="dxa"/>
+              <w:left w:w="85" w:type="dxa"/>
+              <w:bottom w:w="55" w:type="dxa"/>
+              <w:right w:w="85" w:type="dxa"/>
+            </w:tcMar>
+          </w:tcPr>
+          <w:p>
+            <w:pPr>
+              <w:bidi w:val="0"/>
+              <w:jc w:val="center"/>
+            </w:pPr>
+            <w:r>
+              <w:rPr>
+                <w:color w:val="000000"/>
+                <w:sz w:val="18"/>
+                <w:szCs w:val="18"/>
+              </w:rPr>
+              <w:t>—</w:t>
+            </w:r>
+          </w:p>
+        </w:tc>
+        <w:tc>
+          <w:tcPr>
+            <w:tcW w:w="1300" w:type="dxa"/>
+            <w:shd w:val="clear" w:color="auto" w:fill="F2F6FA"/>
+            <w:tcMar>
+              <w:top w:w="55" w:type="dxa"/>
+              <w:left w:w="85" w:type="dxa"/>
+              <w:bottom w:w="55" w:type="dxa"/>
+              <w:right w:w="85" w:type="dxa"/>
+            </w:tcMar>
+          </w:tcPr>
+          <w:p>
+            <w:pPr>
+              <w:bidi w:val="0"/>
+              <w:jc w:val="center"/>
+            </w:pPr>
+            <w:r>
+              <w:rPr>
+                <w:color w:val="000000"/>
+                <w:sz w:val="18"/>
+                <w:szCs w:val="18"/>
+              </w:rPr>
+              <w:t>—</w:t>
+            </w:r>
+          </w:p>
+        </w:tc>
+        <w:tc>
+          <w:tcPr>
+            <w:tcW w:w="1576" w:type="dxa"/>
+            <w:shd w:val="clear" w:color="auto" w:fill="F2F6FA"/>
+            <w:tcMar>
+              <w:top w:w="55" w:type="dxa"/>
+              <w:left w:w="85" w:type="dxa"/>
+              <w:bottom w:w="55" w:type="dxa"/>
+              <w:right w:w="85" w:type="dxa"/>
+            </w:tcMar>
+          </w:tcPr>
+          <w:p>
+            <w:pPr>
+              <w:bidi w:val="0"/>
+              <w:jc w:val="center"/>
+            </w:pPr>
+            <w:r>
+              <w:rPr>
+                <w:color w:val="000000"/>
+                <w:sz w:val="18"/>
+                <w:szCs w:val="18"/>
+              </w:rPr>
+              <w:t>yes</w:t>
+            </w:r>
+          </w:p>
+        </w:tc>
+      </w:tr>
+      <w:tr>
+        <w:tblPrEx>
+          <w:tblCellMar>
+            <w:top w:w="0" w:type="dxa"/>
+            <w:bottom w:w="0" w:type="dxa"/>
+          </w:tblCellMar>
+        </w:tblPrEx>
+        <w:tc>
+          <w:tcPr>
+            <w:tcW w:w="1500" w:type="dxa"/>
+            <w:tcMar>
+              <w:top w:w="55" w:type="dxa"/>
+              <w:left w:w="85" w:type="dxa"/>
+              <w:bottom w:w="55" w:type="dxa"/>
+              <w:right w:w="85" w:type="dxa"/>
+            </w:tcMar>
+          </w:tcPr>
+          <w:p>
+            <w:pPr>
+              <w:bidi w:val="0"/>
+            </w:pPr>
+            <w:r>
+              <w:rPr>
+                <w:color w:val="000000"/>
+                <w:sz w:val="18"/>
+                <w:szCs w:val="18"/>
+              </w:rPr>
+              <w:t>CWE-259</w:t>
+            </w:r>
+          </w:p>
+        </w:tc>
+        <w:tc>
+          <w:tcPr>
+            <w:tcW w:w="3400" w:type="dxa"/>
+            <w:tcMar>
+              <w:top w:w="55" w:type="dxa"/>
+              <w:left w:w="85" w:type="dxa"/>
+              <w:bottom w:w="55" w:type="dxa"/>
+              <w:right w:w="85" w:type="dxa"/>
+            </w:tcMar>
+          </w:tcPr>
+          <w:p>
+            <w:pPr>
+              <w:bidi w:val="0"/>
+              <w:jc w:val="center"/>
+            </w:pPr>
+            <w:r>
+              <w:rPr>
+                <w:color w:val="000000"/>
+                <w:sz w:val="18"/>
+                <w:szCs w:val="18"/>
+              </w:rPr>
+              <w:t>Hard-coded password</w:t>
+            </w:r>
+          </w:p>
+        </w:tc>
+        <w:tc>
+          <w:tcPr>
+            <w:tcW w:w="1300" w:type="dxa"/>
+            <w:tcMar>
+              <w:top w:w="55" w:type="dxa"/>
+              <w:left w:w="85" w:type="dxa"/>
+              <w:bottom w:w="55" w:type="dxa"/>
+              <w:right w:w="85" w:type="dxa"/>
+            </w:tcMar>
+          </w:tcPr>
+          <w:p>
+            <w:pPr>
+              <w:bidi w:val="0"/>
+              <w:jc w:val="center"/>
+            </w:pPr>
+            <w:r>
+              <w:rPr>
+                <w:color w:val="000000"/>
+                <w:sz w:val="18"/>
+                <w:szCs w:val="18"/>
+              </w:rPr>
+              <w:t>yes</w:t>
+            </w:r>
+          </w:p>
+        </w:tc>
+        <w:tc>
+          <w:tcPr>
+            <w:tcW w:w="1300" w:type="dxa"/>
+            <w:tcMar>
+              <w:top w:w="55" w:type="dxa"/>
+              <w:left w:w="85" w:type="dxa"/>
+              <w:bottom w:w="55" w:type="dxa"/>
+              <w:right w:w="85" w:type="dxa"/>
+            </w:tcMar>
+          </w:tcPr>
+          <w:p>
+            <w:pPr>
+              <w:bidi w:val="0"/>
+              <w:jc w:val="center"/>
+            </w:pPr>
+            <w:r>
+              <w:rPr>
+                <w:color w:val="000000"/>
+                <w:sz w:val="18"/>
+                <w:szCs w:val="18"/>
+              </w:rPr>
+              <w:t>yes</w:t>
+            </w:r>
+          </w:p>
+        </w:tc>
+        <w:tc>
+          <w:tcPr>
+            <w:tcW w:w="1576" w:type="dxa"/>
+            <w:tcMar>
+              <w:top w:w="55" w:type="dxa"/>
+              <w:left w:w="85" w:type="dxa"/>
+              <w:bottom w:w="55" w:type="dxa"/>
+              <w:right w:w="85" w:type="dxa"/>
+            </w:tcMar>
+          </w:tcPr>
+          <w:p>
+            <w:pPr>
+              <w:bidi w:val="0"/>
+              <w:jc w:val="center"/>
+            </w:pPr>
+            <w:r>
+              <w:rPr>
+                <w:color w:val="000000"/>
+                <w:sz w:val="18"/>
+                <w:szCs w:val="18"/>
+              </w:rPr>
+              <w:t>yes</w:t>
+            </w:r>
+          </w:p>
+        </w:tc>
+      </w:tr>
+      <w:tr>
+        <w:tblPrEx>
+          <w:tblCellMar>
+            <w:top w:w="0" w:type="dxa"/>
+            <w:bottom w:w="0" w:type="dxa"/>
+          </w:tblCellMar>
+        </w:tblPrEx>
+        <w:tc>
+          <w:tcPr>
+            <w:tcW w:w="1500" w:type="dxa"/>
+            <w:shd w:val="clear" w:color="auto" w:fill="F2F6FA"/>
+            <w:tcMar>
+              <w:top w:w="55" w:type="dxa"/>
+              <w:left w:w="85" w:type="dxa"/>
+              <w:bottom w:w="55" w:type="dxa"/>
+              <w:right w:w="85" w:type="dxa"/>
+            </w:tcMar>
+          </w:tcPr>
+          <w:p>
+            <w:pPr>
+              <w:bidi w:val="0"/>
+            </w:pPr>
+            <w:r>
+              <w:rPr>
+                <w:color w:val="000000"/>
+                <w:sz w:val="18"/>
+                <w:szCs w:val="18"/>
+              </w:rPr>
+              <w:t>CWE-321</w:t>
+            </w:r>
+          </w:p>
+        </w:tc>
+        <w:tc>
+          <w:tcPr>
+            <w:tcW w:w="3400" w:type="dxa"/>
+            <w:shd w:val="clear" w:color="auto" w:fill="F2F6FA"/>
+            <w:tcMar>
+              <w:top w:w="55" w:type="dxa"/>
+              <w:left w:w="85" w:type="dxa"/>
+              <w:bottom w:w="55" w:type="dxa"/>
+              <w:right w:w="85" w:type="dxa"/>
+            </w:tcMar>
+          </w:tcPr>
+          <w:p>
+            <w:pPr>
+              <w:bidi w:val="0"/>
+              <w:jc w:val="center"/>
+            </w:pPr>
+            <w:r>
+              <w:rPr>
+                <w:color w:val="000000"/>
+                <w:sz w:val="18"/>
+                <w:szCs w:val="18"/>
+              </w:rPr>
+              <w:t>Hard-coded cryptographic key</w:t>
+            </w:r>
+          </w:p>
+        </w:tc>
+        <w:tc>
+          <w:tcPr>
+            <w:tcW w:w="1300" w:type="dxa"/>
+            <w:shd w:val="clear" w:color="auto" w:fill="F2F6FA"/>
+            <w:tcMar>
+              <w:top w:w="55" w:type="dxa"/>
+              <w:left w:w="85" w:type="dxa"/>
+              <w:bottom w:w="55" w:type="dxa"/>
+              <w:right w:w="85" w:type="dxa"/>
+            </w:tcMar>
+          </w:tcPr>
+          <w:p>
+            <w:pPr>
+              <w:bidi w:val="0"/>
+              <w:jc w:val="center"/>
+            </w:pPr>
+            <w:r>
+              <w:rPr>
+                <w:color w:val="000000"/>
+                <w:sz w:val="18"/>
+                <w:szCs w:val="18"/>
+              </w:rPr>
+              <w:t>yes</w:t>
+            </w:r>
+          </w:p>
+        </w:tc>
+        <w:tc>
+          <w:tcPr>
+            <w:tcW w:w="1300" w:type="dxa"/>
+            <w:shd w:val="clear" w:color="auto" w:fill="F2F6FA"/>
+            <w:tcMar>
+              <w:top w:w="55" w:type="dxa"/>
+              <w:left w:w="85" w:type="dxa"/>
+              <w:bottom w:w="55" w:type="dxa"/>
+              <w:right w:w="85" w:type="dxa"/>
+            </w:tcMar>
+          </w:tcPr>
+          <w:p>
+            <w:pPr>
+              <w:bidi w:val="0"/>
+              <w:jc w:val="center"/>
+            </w:pPr>
+            <w:r>
+              <w:rPr>
+                <w:color w:val="000000"/>
+                <w:sz w:val="18"/>
+                <w:szCs w:val="18"/>
+              </w:rPr>
+              <w:t>yes</w:t>
+            </w:r>
+          </w:p>
+        </w:tc>
+        <w:tc>
+          <w:tcPr>
+            <w:tcW w:w="1576" w:type="dxa"/>
+            <w:shd w:val="clear" w:color="auto" w:fill="F2F6FA"/>
+            <w:tcMar>
+              <w:top w:w="55" w:type="dxa"/>
+              <w:left w:w="85" w:type="dxa"/>
+              <w:bottom w:w="55" w:type="dxa"/>
+              <w:right w:w="85" w:type="dxa"/>
+            </w:tcMar>
+          </w:tcPr>
+          <w:p>
+            <w:pPr>
+              <w:bidi w:val="0"/>
+              <w:jc w:val="center"/>
+            </w:pPr>
+            <w:r>
+              <w:rPr>
+                <w:color w:val="000000"/>
+                <w:sz w:val="18"/>
+                <w:szCs w:val="18"/>
+              </w:rPr>
+              <w:t>yes</w:t>
+            </w:r>
+          </w:p>
+        </w:tc>
+      </w:tr>
+      <w:tr>
+        <w:tblPrEx>
+          <w:tblCellMar>
+            <w:top w:w="0" w:type="dxa"/>
+            <w:bottom w:w="0" w:type="dxa"/>
+          </w:tblCellMar>
+        </w:tblPrEx>
+        <w:tc>
+          <w:tcPr>
+            <w:tcW w:w="1500" w:type="dxa"/>
+            <w:tcMar>
+              <w:top w:w="55" w:type="dxa"/>
+              <w:left w:w="85" w:type="dxa"/>
+              <w:bottom w:w="55" w:type="dxa"/>
+              <w:right w:w="85" w:type="dxa"/>
+            </w:tcMar>
+          </w:tcPr>
+          <w:p>
+            <w:pPr>
+              <w:bidi w:val="0"/>
+            </w:pPr>
+            <w:r>
+              <w:rPr>
+                <w:color w:val="000000"/>
+                <w:sz w:val="18"/>
+                <w:szCs w:val="18"/>
+              </w:rPr>
+              <w:t>CWE-327</w:t>
+            </w:r>
+          </w:p>
+        </w:tc>
+        <w:tc>
+          <w:tcPr>
+            <w:tcW w:w="3400" w:type="dxa"/>
+            <w:tcMar>
+              <w:top w:w="55" w:type="dxa"/>
+              <w:left w:w="85" w:type="dxa"/>
+              <w:bottom w:w="55" w:type="dxa"/>
+              <w:right w:w="85" w:type="dxa"/>
+            </w:tcMar>
+          </w:tcPr>
+          <w:p>
+            <w:pPr>
+              <w:bidi w:val="0"/>
+              <w:jc w:val="center"/>
+            </w:pPr>
+            <w:r>
+              <w:rPr>
+                <w:color w:val="000000"/>
+                <w:sz w:val="18"/>
+                <w:szCs w:val="18"/>
+              </w:rPr>
+              <w:t>Broken or risky cryptography</w:t>
+            </w:r>
+          </w:p>
+        </w:tc>
+        <w:tc>
+          <w:tcPr>
+            <w:tcW w:w="1300" w:type="dxa"/>
+            <w:tcMar>
+              <w:top w:w="55" w:type="dxa"/>
+              <w:left w:w="85" w:type="dxa"/>
+              <w:bottom w:w="55" w:type="dxa"/>
+              <w:right w:w="85" w:type="dxa"/>
+            </w:tcMar>
+          </w:tcPr>
+          <w:p>
+            <w:pPr>
+              <w:bidi w:val="0"/>
+              <w:jc w:val="center"/>
+            </w:pPr>
+            <w:r>
+              <w:rPr>
+                <w:color w:val="000000"/>
+                <w:sz w:val="18"/>
+                <w:szCs w:val="18"/>
+              </w:rPr>
+              <w:t>yes</w:t>
+            </w:r>
+          </w:p>
+        </w:tc>
+        <w:tc>
+          <w:tcPr>
+            <w:tcW w:w="1300" w:type="dxa"/>
+            <w:tcMar>
+              <w:top w:w="55" w:type="dxa"/>
+              <w:left w:w="85" w:type="dxa"/>
+              <w:bottom w:w="55" w:type="dxa"/>
+              <w:right w:w="85" w:type="dxa"/>
+            </w:tcMar>
+          </w:tcPr>
+          <w:p>
+            <w:pPr>
+              <w:bidi w:val="0"/>
+              <w:jc w:val="center"/>
+            </w:pPr>
+            <w:r>
+              <w:rPr>
+                <w:color w:val="000000"/>
+                <w:sz w:val="18"/>
+                <w:szCs w:val="18"/>
+              </w:rPr>
+              <w:t>yes</w:t>
+            </w:r>
+          </w:p>
+        </w:tc>
+        <w:tc>
+          <w:tcPr>
+            <w:tcW w:w="1576" w:type="dxa"/>
+            <w:tcMar>
+              <w:top w:w="55" w:type="dxa"/>
+              <w:left w:w="85" w:type="dxa"/>
+              <w:bottom w:w="55" w:type="dxa"/>
+              <w:right w:w="85" w:type="dxa"/>
+            </w:tcMar>
+          </w:tcPr>
+          <w:p>
+            <w:pPr>
+              <w:bidi w:val="0"/>
+              <w:jc w:val="center"/>
+            </w:pPr>
+            <w:r>
+              <w:rPr>
+                <w:color w:val="000000"/>
+                <w:sz w:val="18"/>
+                <w:szCs w:val="18"/>
+              </w:rPr>
+              <w:t>yes</w:t>
+            </w:r>
+          </w:p>
+        </w:tc>
+      </w:tr>
+      <w:tr>
+        <w:tblPrEx>
+          <w:tblCellMar>
+            <w:top w:w="0" w:type="dxa"/>
+            <w:bottom w:w="0" w:type="dxa"/>
+          </w:tblCellMar>
+        </w:tblPrEx>
+        <w:tc>
+          <w:tcPr>
+            <w:tcW w:w="1500" w:type="dxa"/>
+            <w:shd w:val="clear" w:color="auto" w:fill="F2F6FA"/>
+            <w:tcMar>
+              <w:top w:w="55" w:type="dxa"/>
+              <w:left w:w="85" w:type="dxa"/>
+              <w:bottom w:w="55" w:type="dxa"/>
+              <w:right w:w="85" w:type="dxa"/>
+            </w:tcMar>
+          </w:tcPr>
+          <w:p>
+            <w:pPr>
+              <w:bidi w:val="0"/>
+            </w:pPr>
+            <w:r>
+              <w:rPr>
+                <w:color w:val="000000"/>
+                <w:sz w:val="18"/>
+                <w:szCs w:val="18"/>
+              </w:rPr>
+              <w:t>CWE-328</w:t>
+            </w:r>
+          </w:p>
+        </w:tc>
+        <w:tc>
+          <w:tcPr>
+            <w:tcW w:w="3400" w:type="dxa"/>
+            <w:shd w:val="clear" w:color="auto" w:fill="F2F6FA"/>
+            <w:tcMar>
+              <w:top w:w="55" w:type="dxa"/>
+              <w:left w:w="85" w:type="dxa"/>
+              <w:bottom w:w="55" w:type="dxa"/>
+              <w:right w:w="85" w:type="dxa"/>
+            </w:tcMar>
+          </w:tcPr>
+          <w:p>
+            <w:pPr>
+              <w:bidi w:val="0"/>
+              <w:jc w:val="center"/>
+            </w:pPr>
+            <w:r>
+              <w:rPr>
+                <w:color w:val="000000"/>
+                <w:sz w:val="18"/>
+                <w:szCs w:val="18"/>
+              </w:rPr>
+              <w:t>Reversible one-way hash</w:t>
+            </w:r>
+          </w:p>
+        </w:tc>
+        <w:tc>
+          <w:tcPr>
+            <w:tcW w:w="1300" w:type="dxa"/>
+            <w:shd w:val="clear" w:color="auto" w:fill="F2F6FA"/>
+            <w:tcMar>
+              <w:top w:w="55" w:type="dxa"/>
+              <w:left w:w="85" w:type="dxa"/>
+              <w:bottom w:w="55" w:type="dxa"/>
+              <w:right w:w="85" w:type="dxa"/>
+            </w:tcMar>
+          </w:tcPr>
+          <w:p>
+            <w:pPr>
+              <w:bidi w:val="0"/>
+              <w:jc w:val="center"/>
+            </w:pPr>
+            <w:r>
+              <w:rPr>
+                <w:color w:val="000000"/>
+                <w:sz w:val="18"/>
+                <w:szCs w:val="18"/>
+              </w:rPr>
+              <w:t>yes</w:t>
+            </w:r>
+          </w:p>
+        </w:tc>
+        <w:tc>
+          <w:tcPr>
+            <w:tcW w:w="1300" w:type="dxa"/>
+            <w:shd w:val="clear" w:color="auto" w:fill="F2F6FA"/>
+            <w:tcMar>
+              <w:top w:w="55" w:type="dxa"/>
+              <w:left w:w="85" w:type="dxa"/>
+              <w:bottom w:w="55" w:type="dxa"/>
+              <w:right w:w="85" w:type="dxa"/>
+            </w:tcMar>
+          </w:tcPr>
+          <w:p>
+            <w:pPr>
+              <w:bidi w:val="0"/>
+              <w:jc w:val="center"/>
+            </w:pPr>
+            <w:r>
+              <w:rPr>
+                <w:color w:val="000000"/>
+                <w:sz w:val="18"/>
+                <w:szCs w:val="18"/>
+              </w:rPr>
+              <w:t>yes</w:t>
+            </w:r>
+          </w:p>
+        </w:tc>
+        <w:tc>
+          <w:tcPr>
+            <w:tcW w:w="1576" w:type="dxa"/>
+            <w:shd w:val="clear" w:color="auto" w:fill="F2F6FA"/>
+            <w:tcMar>
+              <w:top w:w="55" w:type="dxa"/>
+              <w:left w:w="85" w:type="dxa"/>
+              <w:bottom w:w="55" w:type="dxa"/>
+              <w:right w:w="85" w:type="dxa"/>
+            </w:tcMar>
+          </w:tcPr>
+          <w:p>
+            <w:pPr>
+              <w:bidi w:val="0"/>
+              <w:jc w:val="center"/>
+            </w:pPr>
+            <w:r>
+              <w:rPr>
+                <w:color w:val="000000"/>
+                <w:sz w:val="18"/>
+                <w:szCs w:val="18"/>
+              </w:rPr>
+              <w:t>yes</w:t>
+            </w:r>
+          </w:p>
+        </w:tc>
+      </w:tr>
+      <w:tr>
+        <w:tblPrEx>
+          <w:tblCellMar>
+            <w:top w:w="0" w:type="dxa"/>
+            <w:bottom w:w="0" w:type="dxa"/>
+          </w:tblCellMar>
+        </w:tblPrEx>
+        <w:tc>
+          <w:tcPr>
+            <w:tcW w:w="1500" w:type="dxa"/>
+            <w:tcMar>
+              <w:top w:w="55" w:type="dxa"/>
+              <w:left w:w="85" w:type="dxa"/>
+              <w:bottom w:w="55" w:type="dxa"/>
+              <w:right w:w="85" w:type="dxa"/>
+            </w:tcMar>
+          </w:tcPr>
+          <w:p>
+            <w:pPr>
+              <w:bidi w:val="0"/>
+            </w:pPr>
+            <w:r>
+              <w:rPr>
+                <w:color w:val="000000"/>
+                <w:sz w:val="18"/>
+                <w:szCs w:val="18"/>
+              </w:rPr>
+              <w:t>CWE-416</w:t>
+            </w:r>
+          </w:p>
+        </w:tc>
+        <w:tc>
+          <w:tcPr>
+            <w:tcW w:w="3400" w:type="dxa"/>
+            <w:tcMar>
+              <w:top w:w="55" w:type="dxa"/>
+              <w:left w:w="85" w:type="dxa"/>
+              <w:bottom w:w="55" w:type="dxa"/>
+              <w:right w:w="85" w:type="dxa"/>
+            </w:tcMar>
+          </w:tcPr>
+          <w:p>
+            <w:pPr>
+              <w:bidi w:val="0"/>
+              <w:jc w:val="center"/>
+            </w:pPr>
+            <w:r>
+              <w:rPr>
+                <w:color w:val="000000"/>
+                <w:sz w:val="18"/>
+                <w:szCs w:val="18"/>
+              </w:rPr>
+              <w:t>Use after free</w:t>
+            </w:r>
+          </w:p>
+        </w:tc>
+        <w:tc>
+          <w:tcPr>
+            <w:tcW w:w="1300" w:type="dxa"/>
+            <w:tcMar>
+              <w:top w:w="55" w:type="dxa"/>
+              <w:left w:w="85" w:type="dxa"/>
+              <w:bottom w:w="55" w:type="dxa"/>
+              <w:right w:w="85" w:type="dxa"/>
+            </w:tcMar>
+          </w:tcPr>
+          <w:p>
+            <w:pPr>
+              <w:bidi w:val="0"/>
+              <w:jc w:val="center"/>
+            </w:pPr>
+            <w:r>
+              <w:rPr>
+                <w:color w:val="000000"/>
+                <w:sz w:val="18"/>
+                <w:szCs w:val="18"/>
+              </w:rPr>
+              <w:t>—</w:t>
+            </w:r>
+          </w:p>
+        </w:tc>
+        <w:tc>
+          <w:tcPr>
+            <w:tcW w:w="1300" w:type="dxa"/>
+            <w:tcMar>
+              <w:top w:w="55" w:type="dxa"/>
+              <w:left w:w="85" w:type="dxa"/>
+              <w:bottom w:w="55" w:type="dxa"/>
+              <w:right w:w="85" w:type="dxa"/>
+            </w:tcMar>
+          </w:tcPr>
+          <w:p>
+            <w:pPr>
+              <w:bidi w:val="0"/>
+              <w:jc w:val="center"/>
+            </w:pPr>
+            <w:r>
+              <w:rPr>
+                <w:color w:val="000000"/>
+                <w:sz w:val="18"/>
+                <w:szCs w:val="18"/>
+              </w:rPr>
+              <w:t>—</w:t>
+            </w:r>
+          </w:p>
+        </w:tc>
+        <w:tc>
+          <w:tcPr>
+            <w:tcW w:w="1576" w:type="dxa"/>
+            <w:tcMar>
+              <w:top w:w="55" w:type="dxa"/>
+              <w:left w:w="85" w:type="dxa"/>
+              <w:bottom w:w="55" w:type="dxa"/>
+              <w:right w:w="85" w:type="dxa"/>
+            </w:tcMar>
+          </w:tcPr>
+          <w:p>
+            <w:pPr>
+              <w:bidi w:val="0"/>
+              <w:jc w:val="center"/>
+            </w:pPr>
+            <w:r>
+              <w:rPr>
+                <w:color w:val="000000"/>
+                <w:sz w:val="18"/>
+                <w:szCs w:val="18"/>
+              </w:rPr>
+              <w:t>yes</w:t>
+            </w:r>
+          </w:p>
+        </w:tc>
+      </w:tr>
+      <w:tr>
+        <w:tblPrEx>
+          <w:tblCellMar>
+            <w:top w:w="0" w:type="dxa"/>
+            <w:bottom w:w="0" w:type="dxa"/>
+          </w:tblCellMar>
+        </w:tblPrEx>
+        <w:tc>
+          <w:tcPr>
+            <w:tcW w:w="1500" w:type="dxa"/>
+            <w:shd w:val="clear" w:color="auto" w:fill="F2F6FA"/>
+            <w:tcMar>
+              <w:top w:w="55" w:type="dxa"/>
+              <w:left w:w="85" w:type="dxa"/>
+              <w:bottom w:w="55" w:type="dxa"/>
+              <w:right w:w="85" w:type="dxa"/>
+            </w:tcMar>
+          </w:tcPr>
+          <w:p>
+            <w:pPr>
+              <w:bidi w:val="0"/>
+            </w:pPr>
+            <w:r>
+              <w:rPr>
+                <w:color w:val="000000"/>
+                <w:sz w:val="18"/>
+                <w:szCs w:val="18"/>
+              </w:rPr>
+              <w:t>CWE-787</w:t>
+            </w:r>
+          </w:p>
+        </w:tc>
+        <w:tc>
+          <w:tcPr>
+            <w:tcW w:w="3400" w:type="dxa"/>
+            <w:shd w:val="clear" w:color="auto" w:fill="F2F6FA"/>
+            <w:tcMar>
+              <w:top w:w="55" w:type="dxa"/>
+              <w:left w:w="85" w:type="dxa"/>
+              <w:bottom w:w="55" w:type="dxa"/>
+              <w:right w:w="85" w:type="dxa"/>
+            </w:tcMar>
+          </w:tcPr>
+          <w:p>
+            <w:pPr>
+              <w:bidi w:val="0"/>
+              <w:jc w:val="center"/>
+            </w:pPr>
+            <w:r>
+              <w:rPr>
+                <w:color w:val="000000"/>
+                <w:sz w:val="18"/>
+                <w:szCs w:val="18"/>
+              </w:rPr>
+              <w:t>Out-of-bounds write</w:t>
+            </w:r>
+          </w:p>
+        </w:tc>
+        <w:tc>
+          <w:tcPr>
+            <w:tcW w:w="1300" w:type="dxa"/>
+            <w:shd w:val="clear" w:color="auto" w:fill="F2F6FA"/>
+            <w:tcMar>
+              <w:top w:w="55" w:type="dxa"/>
+              <w:left w:w="85" w:type="dxa"/>
+              <w:bottom w:w="55" w:type="dxa"/>
+              <w:right w:w="85" w:type="dxa"/>
+            </w:tcMar>
+          </w:tcPr>
+          <w:p>
+            <w:pPr>
+              <w:bidi w:val="0"/>
+              <w:jc w:val="center"/>
+            </w:pPr>
+            <w:r>
+              <w:rPr>
+                <w:color w:val="000000"/>
+                <w:sz w:val="18"/>
+                <w:szCs w:val="18"/>
+              </w:rPr>
+              <w:t>—</w:t>
+            </w:r>
+          </w:p>
+        </w:tc>
+        <w:tc>
+          <w:tcPr>
+            <w:tcW w:w="1300" w:type="dxa"/>
+            <w:shd w:val="clear" w:color="auto" w:fill="F2F6FA"/>
+            <w:tcMar>
+              <w:top w:w="55" w:type="dxa"/>
+              <w:left w:w="85" w:type="dxa"/>
+              <w:bottom w:w="55" w:type="dxa"/>
+              <w:right w:w="85" w:type="dxa"/>
+            </w:tcMar>
+          </w:tcPr>
+          <w:p>
+            <w:pPr>
+              <w:bidi w:val="0"/>
+              <w:jc w:val="center"/>
+            </w:pPr>
+            <w:r>
+              <w:rPr>
+                <w:color w:val="000000"/>
+                <w:sz w:val="18"/>
+                <w:szCs w:val="18"/>
+              </w:rPr>
+              <w:t>—</w:t>
+            </w:r>
+          </w:p>
+        </w:tc>
+        <w:tc>
+          <w:tcPr>
+            <w:tcW w:w="1576" w:type="dxa"/>
+            <w:shd w:val="clear" w:color="auto" w:fill="F2F6FA"/>
+            <w:tcMar>
+              <w:top w:w="55" w:type="dxa"/>
+              <w:left w:w="85" w:type="dxa"/>
+              <w:bottom w:w="55" w:type="dxa"/>
+              <w:right w:w="85" w:type="dxa"/>
+            </w:tcMar>
+          </w:tcPr>
+          <w:p>
+            <w:pPr>
+              <w:bidi w:val="0"/>
+              <w:jc w:val="center"/>
+            </w:pPr>
+            <w:r>
+              <w:rPr>
+                <w:color w:val="000000"/>
+                <w:sz w:val="18"/>
+                <w:szCs w:val="18"/>
+              </w:rPr>
+              <w:t>yes</w:t>
+            </w:r>
+          </w:p>
+        </w:tc>
+      </w:tr>
+    </w:tbl>
+    <w:p>
+      <w:pPr>
+        <w:bidi w:val="0"/>
+        <w:spacing w:before="70" w:after="190"/>
+      </w:pPr>
+      <w:r>
+        <w:rPr>
+          <w:i/>
+          <w:iCs/>
+          <w:color w:val="444444"/>
+          <w:sz w:val="18"/>
+          <w:szCs w:val="18"/>
+        </w:rPr>
+        <w:t xml:space="preserve">Coverage reflects where each weakness is idiomatic: memory-safety CWEs apply to C, injection and traversal to the managed languages, and the credential and cryptography rules to all three. Every benchmark result in this document is restricted to these ten </w:t>
+      </w:r>
+      <w:r>
+        <w:rPr>
+          <w:i/>
+          <w:iCs/>
+          <w:color w:val="444444"/>
+          <w:sz w:val="18"/>
+          <w:szCs w:val="18"/>
+        </w:rPr>
+        <w:t xml:space="preserve">CWEs, for </w:t>
+      </w:r>
+      <w:proofErr w:type="spellStart"/>
+      <w:r>
+        <w:rPr>
+          <w:i/>
+          <w:iCs/>
+          <w:color w:val="444444"/>
+          <w:sz w:val="18"/>
+          <w:szCs w:val="18"/>
+        </w:rPr>
+        <w:t>SecureAssist</w:t>
+      </w:r>
+      <w:proofErr w:type="spellEnd"/>
+      <w:r>
+        <w:rPr>
+          <w:i/>
+          <w:iCs/>
+          <w:color w:val="444444"/>
+          <w:sz w:val="18"/>
+          <w:szCs w:val="18"/>
+        </w:rPr>
+        <w:t xml:space="preserve"> and for every tool it is compared against.</w:t>
       </w:r>
     </w:p>
     <w:p>
@@ -189,6 +1786,7 @@
           <w:p>
             <w:pPr>
               <w:bidi w:val="0"/>
+              <w:jc w:val="center"/>
             </w:pPr>
             <w:r>
               <w:rPr>
@@ -216,6 +1814,7 @@
           <w:p>
             <w:pPr>
               <w:bidi w:val="0"/>
+              <w:jc w:val="center"/>
             </w:pPr>
             <w:r>
               <w:rPr>
@@ -243,6 +1842,7 @@
           <w:p>
             <w:pPr>
               <w:bidi w:val="0"/>
+              <w:jc w:val="center"/>
             </w:pPr>
             <w:r>
               <w:rPr>
@@ -270,6 +1870,7 @@
           <w:p>
             <w:pPr>
               <w:bidi w:val="0"/>
+              <w:jc w:val="center"/>
             </w:pPr>
             <w:r>
               <w:rPr>
@@ -344,6 +1945,7 @@
           <w:p>
             <w:pPr>
               <w:bidi w:val="0"/>
+              <w:jc w:val="center"/>
             </w:pPr>
             <w:r>
               <w:rPr>
@@ -371,6 +1973,7 @@
           <w:p>
             <w:pPr>
               <w:bidi w:val="0"/>
+              <w:jc w:val="center"/>
             </w:pPr>
             <w:r>
               <w:rPr>
@@ -398,6 +2001,7 @@
           <w:p>
             <w:pPr>
               <w:bidi w:val="0"/>
+              <w:jc w:val="center"/>
             </w:pPr>
             <w:r>
               <w:rPr>
@@ -425,6 +2029,7 @@
           <w:p>
             <w:pPr>
               <w:bidi w:val="0"/>
+              <w:jc w:val="center"/>
             </w:pPr>
             <w:r>
               <w:rPr>
@@ -487,6 +2092,7 @@
           <w:p>
             <w:pPr>
               <w:bidi w:val="0"/>
+              <w:jc w:val="center"/>
             </w:pPr>
             <w:r>
               <w:rPr>
@@ -514,6 +2120,7 @@
           <w:p>
             <w:pPr>
               <w:bidi w:val="0"/>
+              <w:jc w:val="center"/>
             </w:pPr>
             <w:r>
               <w:rPr>
@@ -541,6 +2148,7 @@
           <w:p>
             <w:pPr>
               <w:bidi w:val="0"/>
+              <w:jc w:val="center"/>
             </w:pPr>
             <w:r>
               <w:rPr>
@@ -568,6 +2176,7 @@
           <w:p>
             <w:pPr>
               <w:bidi w:val="0"/>
+              <w:jc w:val="center"/>
             </w:pPr>
             <w:r>
               <w:rPr>
@@ -630,6 +2239,7 @@
           <w:p>
             <w:pPr>
               <w:bidi w:val="0"/>
+              <w:jc w:val="center"/>
             </w:pPr>
             <w:r>
               <w:rPr>
@@ -657,6 +2267,7 @@
           <w:p>
             <w:pPr>
               <w:bidi w:val="0"/>
+              <w:jc w:val="center"/>
             </w:pPr>
             <w:r>
               <w:rPr>
@@ -684,6 +2295,7 @@
           <w:p>
             <w:pPr>
               <w:bidi w:val="0"/>
+              <w:jc w:val="center"/>
             </w:pPr>
             <w:r>
               <w:rPr>
@@ -711,6 +2323,7 @@
           <w:p>
             <w:pPr>
               <w:bidi w:val="0"/>
+              <w:jc w:val="center"/>
             </w:pPr>
             <w:r>
               <w:rPr>
@@ -774,82 +2387,26 @@
         <w:spacing w:after="80"/>
       </w:pPr>
       <w:r>
-        <w:rPr>
-          <w:b/>
-          <w:bCs/>
-        </w:rPr>
-        <w:t xml:space="preserve">On real-world Python code, </w:t>
+        <w:t>On real-world Python code, restricted to the supported CWEs and the retrieva</w:t>
+      </w:r>
+      <w:r>
+        <w:t xml:space="preserve">ble projects, </w:t>
       </w:r>
       <w:proofErr w:type="spellStart"/>
       <w:r>
-        <w:rPr>
-          <w:b/>
-          <w:bCs/>
-        </w:rPr>
         <w:t>SecureAssist</w:t>
       </w:r>
       <w:proofErr w:type="spellEnd"/>
       <w:r>
-        <w:rPr>
-          <w:b/>
-          <w:bCs/>
-        </w:rPr>
-        <w:t xml:space="preserve"> detects more genuine vulnerabi</w:t>
-      </w:r>
-      <w:r>
-        <w:rPr>
-          <w:b/>
-          <w:bCs/>
-        </w:rPr>
-        <w:t xml:space="preserve">lities than any published scanner on the same corpus — including Claude Opus 5, GPT-5.5 and Gemini 3.1 Pro operating </w:t>
+        <w:t xml:space="preserve"> records the highest recall of the twelve scanners compared on that subset, including Claude Opus 5, GPT-5.5 and Gemini 3.1 Pro operating </w:t>
       </w:r>
       <w:proofErr w:type="spellStart"/>
       <w:r>
-        <w:rPr>
-          <w:b/>
-          <w:bCs/>
-        </w:rPr>
         <w:t>agentically</w:t>
       </w:r>
       <w:proofErr w:type="spellEnd"/>
       <w:r>
-        <w:rPr>
-          <w:b/>
-          <w:bCs/>
-        </w:rPr>
-        <w:t xml:space="preserve"> over the whole repository, and far ahead of </w:t>
-      </w:r>
-      <w:proofErr w:type="spellStart"/>
-      <w:r>
-        <w:rPr>
-          <w:b/>
-          <w:bCs/>
-        </w:rPr>
-        <w:t>Semgrep</w:t>
-      </w:r>
-      <w:proofErr w:type="spellEnd"/>
-      <w:r>
-        <w:rPr>
-          <w:b/>
-          <w:bCs/>
-        </w:rPr>
-        <w:t xml:space="preserve"> (26.6%), </w:t>
-      </w:r>
-      <w:proofErr w:type="spellStart"/>
-      <w:r>
-        <w:rPr>
-          <w:b/>
-          <w:bCs/>
-        </w:rPr>
-        <w:t>Snyk</w:t>
-      </w:r>
-      <w:proofErr w:type="spellEnd"/>
-      <w:r>
-        <w:rPr>
-          <w:b/>
-          <w:bCs/>
-        </w:rPr>
-        <w:t xml:space="preserve"> (14.1%) and SonarQube (6.3%).</w:t>
+        <w:t xml:space="preserve"> over the whole repository. Its precision is lower than theirs.</w:t>
       </w:r>
     </w:p>
     <w:p>
@@ -862,7 +2419,10 @@
         <w:spacing w:after="80"/>
       </w:pPr>
       <w:r>
-        <w:t xml:space="preserve">On weak cryptography the analyzer achieves 100% detection with zero false positives, where an independent 2026 evaluation records </w:t>
+        <w:t>On weak cryptogra</w:t>
+      </w:r>
+      <w:r>
+        <w:t xml:space="preserve">phy the analyzer detects all vulnerable cases with no false positives, where an independent 2026 evaluation records </w:t>
       </w:r>
       <w:proofErr w:type="spellStart"/>
       <w:r>
@@ -878,7 +2438,7 @@
       </w:r>
       <w:proofErr w:type="spellEnd"/>
       <w:r>
-        <w:t xml:space="preserve"> at a false-positive rate of 1.00 — flagging every safe case.</w:t>
+        <w:t xml:space="preserve"> at a false-positive rate of 1.00 on the same CWE.</w:t>
       </w:r>
     </w:p>
     <w:p>
@@ -891,10 +2451,11 @@
         <w:spacing w:after="80"/>
       </w:pPr>
       <w:r>
-        <w:t>Adding the model raises recall in all three la</w:t>
-      </w:r>
-      <w:r>
-        <w:t>nguages and improves F3 in all three. It is decisive on C memory safety, where it reaches 97.7% precision and a 0.7% false-positive rate.</w:t>
+        <w:lastRenderedPageBreak/>
+        <w:t>Adding the model raises recall and F3 in all three languages. Evaluated</w:t>
+      </w:r>
+      <w:r>
+        <w:t xml:space="preserve"> standalone on C the model reaches 97.7% precision; the union-based hybrid does not inherit that precision, reaching 60.4%, because a union cannot discard the analyzer's false positives.</w:t>
       </w:r>
     </w:p>
     <w:p>
@@ -907,10 +2468,18 @@
         <w:spacing w:after="80"/>
       </w:pPr>
       <w:r>
-        <w:t>Every false positive on the OWASP Benchmark is attributable to a deliberate adversarial construct — 80% involve runtim</w:t>
-      </w:r>
-      <w:r>
-        <w:t>e reflection. None resembles code found in production software.</w:t>
+        <w:t>All 283 flagged safe cases on the OWASP Benchmark were classified. Ea</w:t>
+      </w:r>
+      <w:r>
+        <w:t xml:space="preserve">ch relies on a construct the benchmark introduces to defeat lightweight analysis, 80% involving runtime reflection; none uses a </w:t>
+      </w:r>
+      <w:proofErr w:type="spellStart"/>
+      <w:r>
+        <w:t>sanitisation</w:t>
+      </w:r>
+      <w:proofErr w:type="spellEnd"/>
+      <w:r>
+        <w:t xml:space="preserve"> pattern typical of production code.</w:t>
       </w:r>
     </w:p>
     <w:p>
@@ -923,7 +2492,10 @@
         <w:spacing w:after="80"/>
       </w:pPr>
       <w:r>
-        <w:t xml:space="preserve">All benchmark cases present in the model's fine-tuning corpus were excluded, and </w:t>
+        <w:t>All benchmark cases present in the model's fine-tuning corpus were excluded, an</w:t>
+      </w:r>
+      <w:r>
+        <w:t xml:space="preserve">d </w:t>
       </w:r>
       <w:proofErr w:type="spellStart"/>
       <w:r>
@@ -936,33 +2508,14 @@
     </w:p>
     <w:p>
       <w:pPr>
-        <w:pBdr>
-          <w:left w:val="single" w:sz="18" w:space="8" w:color="1F4E79"/>
-        </w:pBdr>
-        <w:shd w:val="clear" w:color="auto" w:fill="DCE9F7"/>
         <w:bidi w:val="0"/>
-        <w:spacing w:before="150" w:after="190"/>
-        <w:ind w:left="120" w:right="120"/>
-      </w:pPr>
-      <w:r>
-        <w:rPr>
-          <w:b/>
-          <w:bCs/>
-          <w:color w:val="17375E"/>
-          <w:sz w:val="20"/>
-          <w:szCs w:val="20"/>
-        </w:rPr>
-        <w:t>Conclusion: the hybrid configuration is the one that ships. It improves recall and F3 in every language, is the only configuration that produces repairs, and its precision cost is concentrated on synthetic adversarial code rather than on the real applicati</w:t>
-      </w:r>
-      <w:r>
-        <w:rPr>
-          <w:b/>
-          <w:bCs/>
-          <w:color w:val="17375E"/>
-          <w:sz w:val="20"/>
-          <w:szCs w:val="20"/>
-        </w:rPr>
-        <w:t>ons developers work in.</w:t>
+        <w:spacing w:after="130" w:line="278" w:lineRule="auto"/>
+      </w:pPr>
+      <w:r>
+        <w:t>On the evidence below the hybrid is the more suitable default: it improves recall and F3 in all three languages, and it is the only configuration that can produce a repair. The cost is preci</w:t>
+      </w:r>
+      <w:r>
+        <w:t>sion, and that cost falls mainly on synthetic adversarial cases rather than on the real applications measured in Section 3. Section 6 sets out both sides of that trade and Section 6.3 describes the change that would most improve it.</w:t>
       </w:r>
     </w:p>
     <w:p>
@@ -1015,10 +2568,10 @@
         <w:spacing w:after="130" w:line="278" w:lineRule="auto"/>
       </w:pPr>
       <w:r>
-        <w:t>Three quantities underlie everything reported below. Recall, also called the true-positive rate, is the proportion of real vulnerabilities the tool fin</w:t>
-      </w:r>
-      <w:r>
-        <w:t>ds. Precision is the proportion of the tool's reports that are real. The false-positive rate is the proportion of safe cases the tool wrongly flags.</w:t>
+        <w:t>Three quantities underlie everything reported below. Recall, also called the true-positive rate, is the proportion of real vulnerabilities the tool finds. Precision is the propo</w:t>
+      </w:r>
+      <w:r>
+        <w:t>rtion of the tool's reports that are real. The false-positive rate is the proportion of safe cases the tool wrongly flags.</w:t>
       </w:r>
     </w:p>
     <w:p>
@@ -1084,15 +2637,7 @@
           <w:sz w:val="17"/>
           <w:szCs w:val="17"/>
         </w:rPr>
-        <w:t xml:space="preserve">     Youden  = recal</w:t>
-      </w:r>
-      <w:r>
-        <w:rPr>
-          <w:rFonts w:ascii="Consolas" w:eastAsia="Consolas" w:hAnsi="Consolas" w:cs="Consolas"/>
-          <w:sz w:val="17"/>
-          <w:szCs w:val="17"/>
-        </w:rPr>
-        <w:t>l - FPR</w:t>
+        <w:t xml:space="preserve">     Youden  = recall - FPR</w:t>
       </w:r>
     </w:p>
     <w:p>
@@ -1117,10 +2662,10 @@
         <w:spacing w:after="130" w:line="278" w:lineRule="auto"/>
       </w:pPr>
       <w:r>
-        <w:t>Youden's J statistic, introduced by W. J. Youden in 1950 to rate medical diagnostic tests, is the official metric of the OWASP Benchmark. It is the true-positive rate minus the false-positive rate, conventionally reported on a 0–10</w:t>
-      </w:r>
-      <w:r>
-        <w:t>0 scale.</w:t>
+        <w:t>Y</w:t>
+      </w:r>
+      <w:r>
+        <w:t>ouden's J statistic, introduced by W. J. Youden in 1950 to rate medical diagnostic tests, is the official metric of the OWASP Benchmark. It is the true-positive rate minus the false-positive rate, conventionally reported on a 0–100 scale.</w:t>
       </w:r>
     </w:p>
     <w:p>
@@ -1129,7 +2674,10 @@
         <w:spacing w:after="130" w:line="278" w:lineRule="auto"/>
       </w:pPr>
       <w:r>
-        <w:t xml:space="preserve">Its value is that it </w:t>
+        <w:t>Its value is that</w:t>
+      </w:r>
+      <w:r>
+        <w:t xml:space="preserve"> it </w:t>
       </w:r>
       <w:proofErr w:type="spellStart"/>
       <w:r>
@@ -1137,10 +2685,10 @@
       </w:r>
       <w:proofErr w:type="spellEnd"/>
       <w:r>
-        <w:t xml:space="preserve"> both trivial strategies. A tool that flags every case has a recall of 100% and a false-positive rate of 100%, scoring 0. A tool that flags nothing scores 0 as well. A score of 0 therefore means the tool carries no mo</w:t>
-      </w:r>
-      <w:r>
-        <w:t>re information than a coin toss, 100 means perfect discrimination — every vulnerability found, no safe case flagged — and a negative score means the tool is actively misleading. In the published OWASP scorecards several tools sit at or below 0.</w:t>
+        <w:t xml:space="preserve"> both trivial strategies. A tool that flags every case has a recall of 100% and a false-positive rate of 100%, scoring 0. A tool that flags nothing scores 0 as well. A score of 0 therefore means the tool carries no more information than a coin</w:t>
+      </w:r>
+      <w:r>
+        <w:t xml:space="preserve"> toss, 100 means perfect discrimination — every vulnerability found, no safe case flagged — and a negative score means the tool is actively misleading. In the published OWASP scorecards several tools sit at or below 0.</w:t>
       </w:r>
     </w:p>
     <w:p>
@@ -1149,10 +2697,10 @@
         <w:spacing w:after="130" w:line="278" w:lineRule="auto"/>
       </w:pPr>
       <w:r>
-        <w:t>Read geomet</w:t>
-      </w:r>
-      <w:r>
-        <w:t>rically, Youden is the vertical distance between the tool and the diagonal of a ROC plot: how much better than guessing it does at the operating point it was measured at.</w:t>
+        <w:t>Read geometrically, Youden is the ver</w:t>
+      </w:r>
+      <w:r>
+        <w:t>tical distance between the tool and the diagonal of a ROC plot: how much better than guessing it does at the operating point it was measured at.</w:t>
       </w:r>
     </w:p>
     <w:p>
@@ -1168,7 +2716,7 @@
           <w:sz w:val="18"/>
           <w:szCs w:val="18"/>
         </w:rPr>
-        <w:t>Youden weights the two errors equally by construction, since it is a plain subtractio</w:t>
+        <w:t>Youden weights the two errors equally by construction, since it is a plain subtraction. That makes it a sound w</w:t>
       </w:r>
       <w:r>
         <w:rPr>
@@ -1178,7 +2726,7 @@
           <w:sz w:val="18"/>
           <w:szCs w:val="18"/>
         </w:rPr>
-        <w:t>n. That makes it a sound way to rank detectors on a balanced corpus and a poor way to decide what a developer tool should do, for the reasons given below.</w:t>
+        <w:t>ay to rank detectors on a balanced corpus and a poor way to decide what a developer tool should do, for the reasons given below.</w:t>
       </w:r>
     </w:p>
     <w:p>
@@ -1203,10 +2751,10 @@
         <w:spacing w:after="130" w:line="278" w:lineRule="auto"/>
       </w:pPr>
       <w:r>
-        <w:t>Recall and precision trade against each other: a tool can reach perfect recall by repo</w:t>
-      </w:r>
-      <w:r>
-        <w:t xml:space="preserve">rting every line, and perfect precision by reporting almost nothing. </w:t>
+        <w:t>Recall and precision trade against each other: a tool can reach perfect recall by reporting every line, and perf</w:t>
+      </w:r>
+      <w:r>
+        <w:t xml:space="preserve">ect precision by reporting almost nothing. </w:t>
       </w:r>
       <w:proofErr w:type="spellStart"/>
       <w:r>
@@ -1214,10 +2762,7 @@
       </w:r>
       <w:proofErr w:type="spellEnd"/>
       <w:r>
-        <w:t xml:space="preserve"> illustrates the second failure mode, achieving a very low false-positive rate on the OWASP Benchmark at 8.2% recall. A single combined figure is therefore needed, and the F-measure </w:t>
-      </w:r>
-      <w:r>
-        <w:t>provides one:</w:t>
+        <w:t xml:space="preserve"> illustrates the second failure mode, achieving a very low false-positive rate on the OWASP Benchmark at 8.2% recall. A single combined figure is therefore needed, and the F-measure provides one:</w:t>
       </w:r>
     </w:p>
     <w:p>
@@ -1242,7 +2787,15 @@
           <w:sz w:val="17"/>
           <w:szCs w:val="17"/>
         </w:rPr>
-        <w:t xml:space="preserve"> = (1 + beta^2) * precision * recall / (beta^2 * precision + recall)</w:t>
+        <w:t xml:space="preserve"> = (1 </w:t>
+      </w:r>
+      <w:r>
+        <w:rPr>
+          <w:rFonts w:ascii="Consolas" w:eastAsia="Consolas" w:hAnsi="Consolas" w:cs="Consolas"/>
+          <w:sz w:val="17"/>
+          <w:szCs w:val="17"/>
+        </w:rPr>
+        <w:t>+ beta^2) * precision * recall / (beta^2 * precision + recall)</w:t>
       </w:r>
     </w:p>
     <w:p>
@@ -1251,10 +2804,7 @@
         <w:spacing w:after="130" w:line="278" w:lineRule="auto"/>
       </w:pPr>
       <w:r>
-        <w:t>The parameter beta sets the exchange rate between the two. F1, with beta = 1, weights them equally. F3, with beta = 3, weights recall beta-squared — nine times — as he</w:t>
-      </w:r>
-      <w:r>
-        <w:t>avily as precision.</w:t>
+        <w:t>The parameter beta sets the exchange rate between the two. F1, with beta = 1, weights them equally. F3, with beta = 3, weights recall beta-squared — nine times — as heavily as precision.</w:t>
       </w:r>
     </w:p>
     <w:p>
@@ -1287,10 +2837,10 @@
       </w:r>
       <w:proofErr w:type="gramEnd"/>
       <w:r>
-        <w:t xml:space="preserve"> a developer the seconds needed to read it and </w:t>
-      </w:r>
-      <w:r>
-        <w:t>dismiss it; the cost is small, bounded, and falls on someone who is already looking at the code.</w:t>
+        <w:t xml:space="preserve"> a developer the seconds needed to read </w:t>
+      </w:r>
+      <w:r>
+        <w:t>it and dismiss it; the cost is small, bounded, and falls on someone who is already looking at the code.</w:t>
       </w:r>
     </w:p>
     <w:p>
@@ -1307,25 +2857,67 @@
       </w:r>
       <w:proofErr w:type="spellEnd"/>
       <w:r>
-        <w:t xml:space="preserve"> than for a batch scanner. Findings appear inline in the editor beside the code that produced them, so evaluating one</w:t>
-      </w:r>
-      <w:r>
-        <w:t xml:space="preserve"> takes seconds rather than requiring a context switch into a separate report. Dismissal is a single action, and a suppression is remembered permanently and keyed to the specific code rather than to a line number, so the same false positive is never present</w:t>
-      </w:r>
-      <w:r>
-        <w:t>ed twice. A missed vulnerability, by contrast, is silent — the developer is never told there was anything to look at.</w:t>
+        <w:t xml:space="preserve"> than for a batch scanner, because of how findings are surfaced. They appear inline in the editor beside the c</w:t>
+      </w:r>
+      <w:r>
+        <w:t xml:space="preserve">ode that produced them, so evaluating one does not require a context switch into a separate report. Dismissal is a single action, and suppressions are persisted keyed on the </w:t>
+      </w:r>
+      <w:proofErr w:type="spellStart"/>
+      <w:r>
+        <w:t>normalised</w:t>
+      </w:r>
+      <w:proofErr w:type="spellEnd"/>
+      <w:r>
+        <w:t xml:space="preserve"> source text of the finding rather than on a line number, so a suppresse</w:t>
+      </w:r>
+      <w:r>
+        <w:t>d false positive does not reappear when surrounding code shifts — while genuinely changed code at the same location is reported again. A missed vulnerability, by contrast, is silent: the developer is never told there was anything to look at.</w:t>
       </w:r>
     </w:p>
     <w:p>
       <w:pPr>
         <w:bidi w:val="0"/>
+        <w:spacing w:before="70" w:after="190"/>
+      </w:pPr>
+      <w:r>
+        <w:rPr>
+          <w:i/>
+          <w:iCs/>
+          <w:color w:val="444444"/>
+          <w:sz w:val="18"/>
+          <w:szCs w:val="18"/>
+        </w:rPr>
+        <w:t>The suppressio</w:t>
+      </w:r>
+      <w:r>
+        <w:rPr>
+          <w:i/>
+          <w:iCs/>
+          <w:color w:val="444444"/>
+          <w:sz w:val="18"/>
+          <w:szCs w:val="18"/>
+        </w:rPr>
+        <w:t>n mechanism described here is implemented in the extension. The claim that a false positive is therefore inexpensive is a design rationale rather than a measured result; no developer-time study was conducted, and the relative cost of the two error types is</w:t>
+      </w:r>
+      <w:r>
+        <w:rPr>
+          <w:i/>
+          <w:iCs/>
+          <w:color w:val="444444"/>
+          <w:sz w:val="18"/>
+          <w:szCs w:val="18"/>
+        </w:rPr>
+        <w:t xml:space="preserve"> not established empirically by this work.</w:t>
+      </w:r>
+    </w:p>
+    <w:p>
+      <w:pPr>
+        <w:bidi w:val="0"/>
         <w:spacing w:after="130" w:line="278" w:lineRule="auto"/>
       </w:pPr>
       <w:r>
-        <w:t>F3 is not our invention, and adopting a metric that flatters a high-recall tool would be worth little if we had chosen it ourselves. It is</w:t>
-      </w:r>
-      <w:r>
-        <w:t xml:space="preserve"> the headline metric of </w:t>
+        <w:lastRenderedPageBreak/>
+        <w:t xml:space="preserve">F3 is not our invention, and adopting a metric that flatters a high-recall tool would be worth little if we had chosen it ourselves. It is the headline metric of </w:t>
       </w:r>
       <w:proofErr w:type="spellStart"/>
       <w:r>
@@ -1333,7 +2925,10 @@
       </w:r>
       <w:proofErr w:type="spellEnd"/>
       <w:r>
-        <w:t xml:space="preserve">, selected by that benchmark's authors on the stated grounds that a single missed vulnerability can lead to a breach. We adopt their metric on their benchmark rather than substituting a more </w:t>
+        <w:t>, selected by that benchmark's authors on t</w:t>
+      </w:r>
+      <w:r>
+        <w:t xml:space="preserve">he stated grounds that a single missed vulnerability can lead to a breach. We adopt their metric on their benchmark rather than substituting a more </w:t>
       </w:r>
       <w:proofErr w:type="spellStart"/>
       <w:r>
@@ -1357,9 +2952,9 @@
           <w:sz w:val="21"/>
           <w:szCs w:val="21"/>
         </w:rPr>
-        <w:lastRenderedPageBreak/>
-        <w:t>Why the other met</w:t>
-      </w:r>
+        <w:t xml:space="preserve">Why the other metrics are still </w:t>
+      </w:r>
+      <w:proofErr w:type="gramStart"/>
       <w:r>
         <w:rPr>
           <w:b/>
@@ -1368,9 +2963,135 @@
           <w:sz w:val="21"/>
           <w:szCs w:val="21"/>
         </w:rPr>
-        <w:t xml:space="preserve">rics are still </w:t>
-      </w:r>
-      <w:proofErr w:type="gramStart"/>
+        <w:t>reported</w:t>
+      </w:r>
+      <w:proofErr w:type="gramEnd"/>
+    </w:p>
+    <w:p>
+      <w:pPr>
+        <w:bidi w:val="0"/>
+        <w:spacing w:after="130" w:line="278" w:lineRule="auto"/>
+      </w:pPr>
+      <w:r>
+        <w:t xml:space="preserve">F1 is reported alongside F3 throughout, including in the places where it ranks </w:t>
+      </w:r>
+      <w:proofErr w:type="spellStart"/>
+      <w:r>
+        <w:t>SecureAssist</w:t>
+      </w:r>
+      <w:proofErr w:type="spellEnd"/>
+      <w:r>
+        <w:t xml:space="preserve"> lower — on </w:t>
+      </w:r>
+      <w:proofErr w:type="spellStart"/>
+      <w:r>
+        <w:t>RealVuln</w:t>
+      </w:r>
+      <w:proofErr w:type="spellEnd"/>
+      <w:r>
+        <w:t xml:space="preserve"> the static analyzer scores 55.3 on F1 against Claude Opus 5's 72.1, while leading on F3. Presenting only the </w:t>
+      </w:r>
+      <w:proofErr w:type="spellStart"/>
+      <w:r>
+        <w:t>favourable</w:t>
+      </w:r>
+      <w:proofErr w:type="spellEnd"/>
+      <w:r>
+        <w:t xml:space="preserve"> metric would be a form o</w:t>
+      </w:r>
+      <w:r>
+        <w:t>f selection, and a reader who reconstructs the other ordering would be right to distrust everything else in the document.</w:t>
+      </w:r>
+    </w:p>
+    <w:p>
+      <w:pPr>
+        <w:bidi w:val="0"/>
+        <w:spacing w:after="130" w:line="278" w:lineRule="auto"/>
+      </w:pPr>
+      <w:r>
+        <w:t>Youden is reported on the OWASP Benchmark and Juliet because it is those benchmarks' official metric and because their construction su</w:t>
+      </w:r>
+      <w:r>
+        <w:t xml:space="preserve">pports it. Youden requires a well-defined set of true negatives, which exists there: every vulnerable case is paired with a safe twin. </w:t>
+      </w:r>
+      <w:proofErr w:type="spellStart"/>
+      <w:r>
+        <w:t>RealVuln</w:t>
+      </w:r>
+      <w:proofErr w:type="spellEnd"/>
+      <w:r>
+        <w:t xml:space="preserve"> has no comparable negative set — it labels findings in real applications rather than pairing cases — so the F-me</w:t>
+      </w:r>
+      <w:r>
+        <w:t>asure family, which does not use true negatives, is the appropriate choice. This is why Section 6 compares the two configurations on F3 across all three languages rather than on Youden.</w:t>
+      </w:r>
+    </w:p>
+    <w:p>
+      <w:pPr>
+        <w:bidi w:val="0"/>
+        <w:spacing w:before="70" w:after="190"/>
+      </w:pPr>
+      <w:r>
+        <w:rPr>
+          <w:i/>
+          <w:iCs/>
+          <w:color w:val="444444"/>
+          <w:sz w:val="18"/>
+          <w:szCs w:val="18"/>
+        </w:rPr>
+        <w:t>Youden weights a false alarm exactly as heavily as a missed vulnerabil</w:t>
+      </w:r>
+      <w:r>
+        <w:rPr>
+          <w:i/>
+          <w:iCs/>
+          <w:color w:val="444444"/>
+          <w:sz w:val="18"/>
+          <w:szCs w:val="18"/>
+        </w:rPr>
+        <w:t>ity, since it is recall minus false-positive rate. It is a reasonable metric for ranking detectors on a balanced corpus and a poor one for deciding what a developer tool should do, which is why both are reported and neither is treated as decisive alone.</w:t>
+      </w:r>
+    </w:p>
+    <w:p>
+      <w:pPr>
+        <w:pStyle w:val="Heading2"/>
+        <w:spacing w:before="260" w:after="110"/>
+      </w:pPr>
+      <w:r>
+        <w:rPr>
+          <w:b/>
+          <w:bCs/>
+          <w:color w:val="1F4E79"/>
+          <w:sz w:val="24"/>
+          <w:szCs w:val="24"/>
+        </w:rPr>
+        <w:t>2.</w:t>
+      </w:r>
+      <w:r>
+        <w:rPr>
+          <w:b/>
+          <w:bCs/>
+          <w:color w:val="1F4E79"/>
+          <w:sz w:val="24"/>
+          <w:szCs w:val="24"/>
+        </w:rPr>
+        <w:t>2 Controls applied to the evaluation</w:t>
+      </w:r>
+    </w:p>
+    <w:p>
+      <w:pPr>
+        <w:bidi w:val="0"/>
+        <w:spacing w:after="130" w:line="278" w:lineRule="auto"/>
+      </w:pPr>
+      <w:r>
+        <w:t>Five further measures were taken so that the results mean what they appear to mean. Each is a deliberate departure from how benchmark results are commonly reported, and each makes the numbers lower rather than higher.</w:t>
+      </w:r>
+    </w:p>
+    <w:p>
+      <w:pPr>
+        <w:pStyle w:val="Heading3"/>
+        <w:spacing w:before="200" w:after="90"/>
+      </w:pPr>
       <w:r>
         <w:rPr>
           <w:b/>
@@ -1379,138 +3100,8 @@
           <w:sz w:val="21"/>
           <w:szCs w:val="21"/>
         </w:rPr>
-        <w:t>reported</w:t>
-      </w:r>
-      <w:proofErr w:type="gramEnd"/>
-    </w:p>
-    <w:p>
-      <w:pPr>
-        <w:bidi w:val="0"/>
-        <w:spacing w:after="130" w:line="278" w:lineRule="auto"/>
-      </w:pPr>
-      <w:r>
-        <w:t xml:space="preserve">F1 is reported alongside F3 throughout, including in the places where it ranks </w:t>
-      </w:r>
-      <w:proofErr w:type="spellStart"/>
-      <w:r>
-        <w:t>SecureAssist</w:t>
-      </w:r>
-      <w:proofErr w:type="spellEnd"/>
-      <w:r>
-        <w:t xml:space="preserve"> lower — on </w:t>
-      </w:r>
-      <w:proofErr w:type="spellStart"/>
-      <w:r>
-        <w:t>RealVuln</w:t>
-      </w:r>
-      <w:proofErr w:type="spellEnd"/>
-      <w:r>
-        <w:t xml:space="preserve"> the static analyzer scores 55.3 on F1 against Claude Opus 5's 72.1, while leading on F3. Presenting only the </w:t>
-      </w:r>
-      <w:proofErr w:type="spellStart"/>
-      <w:r>
-        <w:t>favourable</w:t>
-      </w:r>
-      <w:proofErr w:type="spellEnd"/>
-      <w:r>
-        <w:t xml:space="preserve"> </w:t>
-      </w:r>
-      <w:r>
-        <w:t>metric would be a form of selection, and a reader who reconstructs the other ordering would be right to distrust everything else in the document.</w:t>
-      </w:r>
-    </w:p>
-    <w:p>
-      <w:pPr>
-        <w:bidi w:val="0"/>
-        <w:spacing w:after="130" w:line="278" w:lineRule="auto"/>
-      </w:pPr>
-      <w:r>
-        <w:t>Youden is reported on the OWASP Benchmark and Juliet because it is those benchmarks' official metric and becau</w:t>
-      </w:r>
-      <w:r>
-        <w:t xml:space="preserve">se their construction supports it. Youden requires a well-defined set of true negatives, which exists there: every vulnerable case is paired with a safe twin. </w:t>
-      </w:r>
-      <w:proofErr w:type="spellStart"/>
-      <w:r>
-        <w:t>RealVuln</w:t>
-      </w:r>
-      <w:proofErr w:type="spellEnd"/>
-      <w:r>
-        <w:t xml:space="preserve"> has no comparable negative set — it labels findings in real applications rather than pai</w:t>
-      </w:r>
-      <w:r>
-        <w:t>ring cases — so the F-measure family, which does not use true negatives, is the appropriate choice. This is why Section 6 compares the two configurations on F3 across all three languages rather than on Youden.</w:t>
-      </w:r>
-    </w:p>
-    <w:p>
-      <w:pPr>
-        <w:bidi w:val="0"/>
-        <w:spacing w:before="70" w:after="190"/>
-      </w:pPr>
-      <w:r>
-        <w:rPr>
-          <w:i/>
-          <w:iCs/>
-          <w:color w:val="444444"/>
-          <w:sz w:val="18"/>
-          <w:szCs w:val="18"/>
-        </w:rPr>
-        <w:t>Youden weights a false alarm exactly as heavil</w:t>
-      </w:r>
-      <w:r>
-        <w:rPr>
-          <w:i/>
-          <w:iCs/>
-          <w:color w:val="444444"/>
-          <w:sz w:val="18"/>
-          <w:szCs w:val="18"/>
-        </w:rPr>
-        <w:t>y as a missed vulnerability, since it is recall minus false-positive rate. It is a reasonable metric for ranking detectors on a balanced corpus and a poor one for deciding what a developer tool should do, which is why both are reported and neither is treat</w:t>
-      </w:r>
-      <w:r>
-        <w:rPr>
-          <w:i/>
-          <w:iCs/>
-          <w:color w:val="444444"/>
-          <w:sz w:val="18"/>
-          <w:szCs w:val="18"/>
-        </w:rPr>
-        <w:t>ed as decisive alone.</w:t>
-      </w:r>
-    </w:p>
-    <w:p>
-      <w:pPr>
-        <w:pStyle w:val="Heading2"/>
-        <w:spacing w:before="260" w:after="110"/>
-      </w:pPr>
-      <w:r>
-        <w:rPr>
-          <w:b/>
-          <w:bCs/>
-          <w:color w:val="1F4E79"/>
-          <w:sz w:val="24"/>
-          <w:szCs w:val="24"/>
-        </w:rPr>
-        <w:t>2.2 Controls applied to the evaluation</w:t>
-      </w:r>
-    </w:p>
-    <w:p>
-      <w:pPr>
-        <w:bidi w:val="0"/>
-        <w:spacing w:after="130" w:line="278" w:lineRule="auto"/>
-      </w:pPr>
-      <w:r>
-        <w:t>Five further measures were taken so that the results mean what they appear to mean. Each is a deliberate departure from how benchmark results are commonly reported, and each makes the numbers low</w:t>
-      </w:r>
-      <w:r>
-        <w:t>er rather than higher.</w:t>
-      </w:r>
-    </w:p>
-    <w:p>
-      <w:pPr>
-        <w:pStyle w:val="Heading3"/>
-        <w:spacing w:before="200" w:after="90"/>
-      </w:pPr>
+        <w:t>2</w:t>
+      </w:r>
       <w:r>
         <w:rPr>
           <w:b/>
@@ -1519,7 +3110,7 @@
           <w:sz w:val="21"/>
           <w:szCs w:val="21"/>
         </w:rPr>
-        <w:t>2.2.1 Training contamination removed</w:t>
+        <w:t>.2.1 Training contamination removed</w:t>
       </w:r>
     </w:p>
     <w:p>
@@ -1528,10 +3119,10 @@
         <w:spacing w:after="130" w:line="278" w:lineRule="auto"/>
       </w:pPr>
       <w:r>
-        <w:t>136 OWASP Benchmark files and 307 Juliet files are present in the model's fine-tuning corpus. Juliet training samples were stored with the flow-variant suffix removed, so a single training file co</w:t>
-      </w:r>
-      <w:r>
-        <w:t>ntaminates every variant of its test-case family; exclusion was therefore applied at family level. This removed 176 OWASP cases and 1,031 Juliet files, leaving 1,329 and 969 respectively.</w:t>
+        <w:t>136 OWASP Benchmark files and 307 Juliet files are present in the model's fine-tuning corpus. Juliet training samples were stored with the flow-variant suffix removed, so a single training file contaminates every variant</w:t>
+      </w:r>
+      <w:r>
+        <w:t xml:space="preserve"> of its test-case family; exclusion was therefore applied at family level. This removed 176 OWASP cases and 1,031 Juliet files, leaving 1,329 and 969 respectively.</w:t>
       </w:r>
     </w:p>
     <w:p>
@@ -1545,7 +3136,10 @@
       </w:r>
       <w:proofErr w:type="spellEnd"/>
       <w:r>
-        <w:t xml:space="preserve"> was independently verified clean: no exact content match and no file above 30% line-level overlap against the 575 Python files in the training corpus. It is the only fully held-out third-party benchmark in this evaluation.</w:t>
+        <w:t xml:space="preserve"> was independently verified clean: no exact content match and no file above 30% line</w:t>
+      </w:r>
+      <w:r>
+        <w:t>-level overlap against the 575 Python files in the training corpus. It is the only fully held-out third-party benchmark in this evaluation.</w:t>
       </w:r>
     </w:p>
     <w:p>
@@ -1561,8 +3155,29 @@
           <w:sz w:val="21"/>
           <w:szCs w:val="21"/>
         </w:rPr>
-        <w:t>2.2.2 The answer key rem</w:t>
-      </w:r>
+        <w:t>2.2.2 The answer key removed</w:t>
+      </w:r>
+    </w:p>
+    <w:p>
+      <w:pPr>
+        <w:bidi w:val="0"/>
+        <w:spacing w:after="130" w:line="278" w:lineRule="auto"/>
+      </w:pPr>
+      <w:r>
+        <w:t>Juliet annotates every case with POTENTIAL FLAW and FIX comments and names its function</w:t>
+      </w:r>
+      <w:r>
+        <w:t>s bad, goodG2B and goodB2G. OWASP encodes the vulnerability category in the servlet path. Comments were stripped and verdict-bearing identifiers renamed before either configuration saw the code — otherwise the evaluation would measure reading comprehension</w:t>
+      </w:r>
+      <w:r>
+        <w:t>. The static analyzer ignores comments, so both configurations receive byte-identical input.</w:t>
+      </w:r>
+    </w:p>
+    <w:p>
+      <w:pPr>
+        <w:pStyle w:val="Heading3"/>
+        <w:spacing w:before="200" w:after="90"/>
+      </w:pPr>
       <w:r>
         <w:rPr>
           <w:b/>
@@ -1571,7 +3186,7 @@
           <w:sz w:val="21"/>
           <w:szCs w:val="21"/>
         </w:rPr>
-        <w:t>oved</w:t>
+        <w:t>2.2.3 Per-function scoring on Juliet</w:t>
       </w:r>
     </w:p>
     <w:p>
@@ -1580,10 +3195,10 @@
         <w:spacing w:after="130" w:line="278" w:lineRule="auto"/>
       </w:pPr>
       <w:r>
-        <w:t>Juliet annotates every case with POTENTIAL FLAW and FIX comments and names its functions bad, goodG2B and goodB2G. OWASP encodes the vulnerability category in the servlet path. Comments were stripped and verdict-bearing identifiers renamed before eith</w:t>
-      </w:r>
-      <w:r>
-        <w:t>er configuration saw the code — otherwise the evaluation would measure reading comprehension. The static analyzer ignores comments, so both configurations receive byte-identical input.</w:t>
+        <w:t>Each Juliet file contains the flaw and its corrected variants side by side, so the file as a whole has no single verdict. File</w:t>
+      </w:r>
+      <w:r>
+        <w:t>s were split into functions: bad is a positive case, goodG2B and goodB2G are negative cases.</w:t>
       </w:r>
     </w:p>
     <w:p>
@@ -1599,26 +3214,9 @@
           <w:sz w:val="21"/>
           <w:szCs w:val="21"/>
         </w:rPr>
-        <w:t>2.2.3 Per-function scoring on Juliet</w:t>
-      </w:r>
-    </w:p>
-    <w:p>
-      <w:pPr>
-        <w:bidi w:val="0"/>
-        <w:spacing w:after="130" w:line="278" w:lineRule="auto"/>
-      </w:pPr>
-      <w:r>
-        <w:t>Each Juliet file contains the flaw</w:t>
-      </w:r>
-      <w:r>
-        <w:t xml:space="preserve"> and its corrected variants side by side, so the file as a whole has no single verdict. Files were split into functions: bad is a positive case, goodG2B and goodB2G are negative cases.</w:t>
-      </w:r>
-    </w:p>
-    <w:p>
-      <w:pPr>
-        <w:pStyle w:val="Heading3"/>
-        <w:spacing w:before="200" w:after="90"/>
-      </w:pPr>
+        <w:t xml:space="preserve">2.2.4 Position-aware matching on </w:t>
+      </w:r>
+      <w:proofErr w:type="spellStart"/>
       <w:r>
         <w:rPr>
           <w:b/>
@@ -1627,9 +3225,39 @@
           <w:sz w:val="21"/>
           <w:szCs w:val="21"/>
         </w:rPr>
-        <w:t xml:space="preserve">2.2.4 Position-aware matching on </w:t>
-      </w:r>
+        <w:t>RealVuln</w:t>
+      </w:r>
+      <w:proofErr w:type="spellEnd"/>
+    </w:p>
+    <w:p>
+      <w:pPr>
+        <w:bidi w:val="0"/>
+        <w:spacing w:after="130" w:line="278" w:lineRule="auto"/>
+      </w:pPr>
       <w:proofErr w:type="spellStart"/>
+      <w:r>
+        <w:t>RealVuln</w:t>
+      </w:r>
+      <w:proofErr w:type="spellEnd"/>
+      <w:r>
+        <w:t xml:space="preserve"> labels a file, a line range and a CWE. A detection counts only when all three agree — the correct CWE within ten</w:t>
+      </w:r>
+      <w:r>
+        <w:t xml:space="preserve"> lines of the labelled range. Verification on the static results: 118 matches used the label's primary CWE exactly and 37 used a declared acceptable alternative, while 29 findings were rejected for </w:t>
+      </w:r>
+      <w:r>
+        <w:lastRenderedPageBreak/>
+        <w:t>naming the wrong CWE in the right file and 85 for naming t</w:t>
+      </w:r>
+      <w:r>
+        <w:t>he right CWE too far from the labelled line. Multiple findings on one labelled vulnerability count once.</w:t>
+      </w:r>
+    </w:p>
+    <w:p>
+      <w:pPr>
+        <w:pStyle w:val="Heading3"/>
+        <w:spacing w:before="200" w:after="90"/>
+      </w:pPr>
       <w:r>
         <w:rPr>
           <w:b/>
@@ -1638,83 +3266,19 @@
           <w:sz w:val="21"/>
           <w:szCs w:val="21"/>
         </w:rPr>
-        <w:t>RealVuln</w:t>
-      </w:r>
-      <w:proofErr w:type="spellEnd"/>
+        <w:t>2.2.5 Identical case sets across configurations</w:t>
+      </w:r>
     </w:p>
     <w:p>
       <w:pPr>
         <w:bidi w:val="0"/>
         <w:spacing w:after="130" w:line="278" w:lineRule="auto"/>
       </w:pPr>
-      <w:proofErr w:type="spellStart"/>
-      <w:r>
-        <w:t>RealVuln</w:t>
-      </w:r>
-      <w:proofErr w:type="spellEnd"/>
-      <w:r>
-        <w:t xml:space="preserve"> labels a file, a lin</w:t>
-      </w:r>
-      <w:r>
-        <w:t>e range and a CWE. A detection counts only when all three agree — the correct CWE within ten lines of the labelled range. Verification on the static results: 118 matches used the label's primary CWE exactly and 37 used a declared acceptable alternative, wh</w:t>
-      </w:r>
-      <w:r>
-        <w:t>ile 29 findings were rejected for naming the wrong CWE in the right file and 85 for naming the right CWE too far from the labelled line. Multiple findings on one labelled vulnerability count once.</w:t>
-      </w:r>
-    </w:p>
-    <w:p>
-      <w:pPr>
-        <w:pStyle w:val="Heading3"/>
-        <w:spacing w:before="200" w:after="90"/>
-        <w:rPr>
-          <w:b/>
-          <w:bCs/>
-          <w:color w:val="2E75B6"/>
-          <w:sz w:val="21"/>
-          <w:szCs w:val="21"/>
-        </w:rPr>
-      </w:pPr>
-    </w:p>
-    <w:p>
-      <w:pPr>
-        <w:pStyle w:val="Heading3"/>
-        <w:spacing w:before="200" w:after="90"/>
-        <w:rPr>
-          <w:b/>
-          <w:bCs/>
-          <w:color w:val="2E75B6"/>
-          <w:sz w:val="21"/>
-          <w:szCs w:val="21"/>
-        </w:rPr>
-      </w:pPr>
-    </w:p>
-    <w:p>
-      <w:pPr>
-        <w:pStyle w:val="Heading3"/>
-        <w:spacing w:before="200" w:after="90"/>
-      </w:pPr>
-      <w:r>
-        <w:rPr>
-          <w:b/>
-          <w:bCs/>
-          <w:color w:val="2E75B6"/>
-          <w:sz w:val="21"/>
-          <w:szCs w:val="21"/>
-        </w:rPr>
-        <w:lastRenderedPageBreak/>
-        <w:t>2.2.5 Identical case sets across configurations</w:t>
-      </w:r>
-    </w:p>
-    <w:p>
-      <w:pPr>
-        <w:bidi w:val="0"/>
-        <w:spacing w:after="130" w:line="278" w:lineRule="auto"/>
-      </w:pPr>
-      <w:r>
-        <w:t>Where a mod</w:t>
-      </w:r>
-      <w:r>
-        <w:t xml:space="preserve">el call failed, the case is excluded from every column so that no configuration is scored on cases another never saw. Seven cases were excluded on the synthetic benchmarks and four files on </w:t>
+      <w:r>
+        <w:t>Where a model call failed, the case is excluded from every column so that no configuration is scored on</w:t>
+      </w:r>
+      <w:r>
+        <w:t xml:space="preserve"> cases another never saw. Seven cases were excluded on the synthetic benchmarks and four files on </w:t>
       </w:r>
       <w:proofErr w:type="spellStart"/>
       <w:r>
@@ -1750,8 +3314,9 @@
           <w:szCs w:val="29"/>
         </w:rPr>
         <w:lastRenderedPageBreak/>
-        <w:t>3. Pytho</w:t>
-      </w:r>
+        <w:t xml:space="preserve">3. Python — </w:t>
+      </w:r>
+      <w:proofErr w:type="spellStart"/>
       <w:r>
         <w:rPr>
           <w:b/>
@@ -1760,17 +3325,6 @@
           <w:sz w:val="29"/>
           <w:szCs w:val="29"/>
         </w:rPr>
-        <w:t xml:space="preserve">n — </w:t>
-      </w:r>
-      <w:proofErr w:type="spellStart"/>
-      <w:r>
-        <w:rPr>
-          <w:b/>
-          <w:bCs/>
-          <w:color w:val="1F4E79"/>
-          <w:sz w:val="29"/>
-          <w:szCs w:val="29"/>
-        </w:rPr>
         <w:t>RealVuln</w:t>
       </w:r>
       <w:proofErr w:type="spellEnd"/>
@@ -1786,7 +3340,10 @@
       </w:r>
       <w:proofErr w:type="spellEnd"/>
       <w:r>
-        <w:t xml:space="preserve"> (2026) comprises intentionally-vulnerable real-world Python applications built on Flask, Django, </w:t>
+        <w:t xml:space="preserve"> (2026) comprises intentionally-vulnerable real-world Python applicatio</w:t>
+      </w:r>
+      <w:r>
+        <w:t xml:space="preserve">ns built on Flask, Django, </w:t>
       </w:r>
       <w:proofErr w:type="spellStart"/>
       <w:r>
@@ -1802,13 +3359,10 @@
       </w:r>
       <w:proofErr w:type="spellEnd"/>
       <w:r>
-        <w:t xml:space="preserve"> and Tornado. Every finding is hand-labelled by third-party manual review with a CWE, file, line range and severity, and </w:t>
-      </w:r>
-      <w:r>
-        <w:t xml:space="preserve">the corpus includes deliberate false-positive traps — code that resembles a vulnerability but is not one. This is the most realistic evaluation in this document: real applications, external ground truth, adversarial cases designed by someone with no stake </w:t>
-      </w:r>
-      <w:r>
-        <w:t>in our result.</w:t>
+        <w:t xml:space="preserve"> and Tornado. Every finding is hand-labelled by third-party manual review with a CWE, file, line range and severity, and the corpus includes deliberate false-positive traps — code that resembles a vulnerability bu</w:t>
+      </w:r>
+      <w:r>
+        <w:t>t is not one. This is the most realistic evaluation in this document: real applications, external ground truth, adversarial cases designed by someone with no stake in our result.</w:t>
       </w:r>
     </w:p>
     <w:p>
@@ -1817,10 +3371,13 @@
         <w:spacing w:after="130" w:line="278" w:lineRule="auto"/>
       </w:pPr>
       <w:r>
-        <w:t xml:space="preserve">22 of 26 applications were retrievable at their pinned commits; four repository URLs are dead upstream. Restricting to the ten CWEs the analyzer implements and to Python source files reduces 660 labels to 141 vulnerabilities and 61 traps, of which 128 and </w:t>
-      </w:r>
-      <w:r>
-        <w:t>52 survive after excluding four files where the model returned malformed JSON.</w:t>
+        <w:t>22 of 26 applications were retrievable at their pinned commits; four reposito</w:t>
+      </w:r>
+      <w:r>
+        <w:t>ry URLs are dead upstream. Restricting to the ten CWEs the analyzer implements and to Python source files reduces 660 labels to 141 vulnerabilities and 61 traps, of which 128 and 52 survive after excluding four files where the model returned malformed JSON</w:t>
+      </w:r>
+      <w:r>
+        <w:t>.</w:t>
       </w:r>
     </w:p>
     <w:p>
@@ -1915,6 +3472,7 @@
           <w:p>
             <w:pPr>
               <w:bidi w:val="0"/>
+              <w:jc w:val="center"/>
             </w:pPr>
             <w:r>
               <w:rPr>
@@ -1942,6 +3500,7 @@
           <w:p>
             <w:pPr>
               <w:bidi w:val="0"/>
+              <w:jc w:val="center"/>
             </w:pPr>
             <w:r>
               <w:rPr>
@@ -1969,6 +3528,7 @@
           <w:p>
             <w:pPr>
               <w:bidi w:val="0"/>
+              <w:jc w:val="center"/>
             </w:pPr>
             <w:r>
               <w:rPr>
@@ -1996,6 +3556,7 @@
           <w:p>
             <w:pPr>
               <w:bidi w:val="0"/>
+              <w:jc w:val="center"/>
             </w:pPr>
             <w:r>
               <w:rPr>
@@ -2023,6 +3584,7 @@
           <w:p>
             <w:pPr>
               <w:bidi w:val="0"/>
+              <w:jc w:val="center"/>
             </w:pPr>
             <w:r>
               <w:rPr>
@@ -2085,6 +3647,7 @@
           <w:p>
             <w:pPr>
               <w:bidi w:val="0"/>
+              <w:jc w:val="center"/>
             </w:pPr>
             <w:r>
               <w:rPr>
@@ -2112,6 +3675,7 @@
           <w:p>
             <w:pPr>
               <w:bidi w:val="0"/>
+              <w:jc w:val="center"/>
             </w:pPr>
             <w:r>
               <w:rPr>
@@ -2139,6 +3703,7 @@
           <w:p>
             <w:pPr>
               <w:bidi w:val="0"/>
+              <w:jc w:val="center"/>
             </w:pPr>
             <w:r>
               <w:rPr>
@@ -2166,6 +3731,7 @@
           <w:p>
             <w:pPr>
               <w:bidi w:val="0"/>
+              <w:jc w:val="center"/>
             </w:pPr>
             <w:r>
               <w:rPr>
@@ -2193,6 +3759,7 @@
           <w:p>
             <w:pPr>
               <w:bidi w:val="0"/>
+              <w:jc w:val="center"/>
             </w:pPr>
             <w:r>
               <w:rPr>
@@ -2255,6 +3822,7 @@
           <w:p>
             <w:pPr>
               <w:bidi w:val="0"/>
+              <w:jc w:val="center"/>
             </w:pPr>
             <w:r>
               <w:rPr>
@@ -2282,6 +3850,7 @@
           <w:p>
             <w:pPr>
               <w:bidi w:val="0"/>
+              <w:jc w:val="center"/>
             </w:pPr>
             <w:r>
               <w:rPr>
@@ -2309,6 +3878,7 @@
           <w:p>
             <w:pPr>
               <w:bidi w:val="0"/>
+              <w:jc w:val="center"/>
             </w:pPr>
             <w:r>
               <w:rPr>
@@ -2336,6 +3906,7 @@
           <w:p>
             <w:pPr>
               <w:bidi w:val="0"/>
+              <w:jc w:val="center"/>
             </w:pPr>
             <w:r>
               <w:rPr>
@@ -2363,6 +3934,7 @@
           <w:p>
             <w:pPr>
               <w:bidi w:val="0"/>
+              <w:jc w:val="center"/>
             </w:pPr>
             <w:r>
               <w:rPr>
@@ -2571,6 +4143,7 @@
           <w:p>
             <w:pPr>
               <w:bidi w:val="0"/>
+              <w:jc w:val="center"/>
             </w:pPr>
             <w:r>
               <w:rPr>
@@ -2598,6 +4171,7 @@
           <w:p>
             <w:pPr>
               <w:bidi w:val="0"/>
+              <w:jc w:val="center"/>
             </w:pPr>
             <w:r>
               <w:rPr>
@@ -2625,6 +4199,7 @@
           <w:p>
             <w:pPr>
               <w:bidi w:val="0"/>
+              <w:jc w:val="center"/>
             </w:pPr>
             <w:r>
               <w:rPr>
@@ -2652,6 +4227,7 @@
           <w:p>
             <w:pPr>
               <w:bidi w:val="0"/>
+              <w:jc w:val="center"/>
             </w:pPr>
             <w:r>
               <w:rPr>
@@ -2726,6 +4302,7 @@
           <w:p>
             <w:pPr>
               <w:bidi w:val="0"/>
+              <w:jc w:val="center"/>
             </w:pPr>
             <w:r>
               <w:rPr>
@@ -2753,6 +4330,7 @@
           <w:p>
             <w:pPr>
               <w:bidi w:val="0"/>
+              <w:jc w:val="center"/>
             </w:pPr>
             <w:r>
               <w:rPr>
@@ -2780,6 +4358,7 @@
           <w:p>
             <w:pPr>
               <w:bidi w:val="0"/>
+              <w:jc w:val="center"/>
             </w:pPr>
             <w:r>
               <w:rPr>
@@ -2807,6 +4386,7 @@
           <w:p>
             <w:pPr>
               <w:bidi w:val="0"/>
+              <w:jc w:val="center"/>
             </w:pPr>
             <w:r>
               <w:rPr>
@@ -2881,6 +4461,7 @@
           <w:p>
             <w:pPr>
               <w:bidi w:val="0"/>
+              <w:jc w:val="center"/>
             </w:pPr>
             <w:r>
               <w:rPr>
@@ -2908,6 +4489,7 @@
           <w:p>
             <w:pPr>
               <w:bidi w:val="0"/>
+              <w:jc w:val="center"/>
             </w:pPr>
             <w:r>
               <w:rPr>
@@ -2935,6 +4517,7 @@
           <w:p>
             <w:pPr>
               <w:bidi w:val="0"/>
+              <w:jc w:val="center"/>
             </w:pPr>
             <w:r>
               <w:rPr>
@@ -2962,6 +4545,7 @@
           <w:p>
             <w:pPr>
               <w:bidi w:val="0"/>
+              <w:jc w:val="center"/>
             </w:pPr>
             <w:r>
               <w:rPr>
@@ -3020,6 +4604,7 @@
           <w:p>
             <w:pPr>
               <w:bidi w:val="0"/>
+              <w:jc w:val="center"/>
             </w:pPr>
             <w:r>
               <w:rPr>
@@ -3044,6 +4629,7 @@
           <w:p>
             <w:pPr>
               <w:bidi w:val="0"/>
+              <w:jc w:val="center"/>
             </w:pPr>
             <w:r>
               <w:rPr>
@@ -3068,6 +4654,7 @@
           <w:p>
             <w:pPr>
               <w:bidi w:val="0"/>
+              <w:jc w:val="center"/>
             </w:pPr>
             <w:r>
               <w:rPr>
@@ -3092,6 +4679,7 @@
           <w:p>
             <w:pPr>
               <w:bidi w:val="0"/>
+              <w:jc w:val="center"/>
             </w:pPr>
             <w:r>
               <w:rPr>
@@ -3178,6 +4766,7 @@
           <w:p>
             <w:pPr>
               <w:bidi w:val="0"/>
+              <w:jc w:val="center"/>
             </w:pPr>
             <w:r>
               <w:rPr>
@@ -3203,6 +4792,7 @@
           <w:p>
             <w:pPr>
               <w:bidi w:val="0"/>
+              <w:jc w:val="center"/>
             </w:pPr>
             <w:r>
               <w:rPr>
@@ -3228,6 +4818,7 @@
           <w:p>
             <w:pPr>
               <w:bidi w:val="0"/>
+              <w:jc w:val="center"/>
             </w:pPr>
             <w:r>
               <w:rPr>
@@ -3253,6 +4844,7 @@
           <w:p>
             <w:pPr>
               <w:bidi w:val="0"/>
+              <w:jc w:val="center"/>
             </w:pPr>
             <w:r>
               <w:rPr>
@@ -3309,6 +4901,7 @@
           <w:p>
             <w:pPr>
               <w:bidi w:val="0"/>
+              <w:jc w:val="center"/>
             </w:pPr>
             <w:r>
               <w:rPr>
@@ -3333,6 +4926,7 @@
           <w:p>
             <w:pPr>
               <w:bidi w:val="0"/>
+              <w:jc w:val="center"/>
             </w:pPr>
             <w:r>
               <w:rPr>
@@ -3357,6 +4951,7 @@
           <w:p>
             <w:pPr>
               <w:bidi w:val="0"/>
+              <w:jc w:val="center"/>
             </w:pPr>
             <w:r>
               <w:rPr>
@@ -3381,6 +4976,7 @@
           <w:p>
             <w:pPr>
               <w:bidi w:val="0"/>
+              <w:jc w:val="center"/>
             </w:pPr>
             <w:r>
               <w:rPr>
@@ -3439,6 +5035,7 @@
           <w:p>
             <w:pPr>
               <w:bidi w:val="0"/>
+              <w:jc w:val="center"/>
             </w:pPr>
             <w:r>
               <w:rPr>
@@ -3464,6 +5061,7 @@
           <w:p>
             <w:pPr>
               <w:bidi w:val="0"/>
+              <w:jc w:val="center"/>
             </w:pPr>
             <w:r>
               <w:rPr>
@@ -3489,6 +5087,7 @@
           <w:p>
             <w:pPr>
               <w:bidi w:val="0"/>
+              <w:jc w:val="center"/>
             </w:pPr>
             <w:r>
               <w:rPr>
@@ -3514,6 +5113,7 @@
           <w:p>
             <w:pPr>
               <w:bidi w:val="0"/>
+              <w:jc w:val="center"/>
             </w:pPr>
             <w:r>
               <w:rPr>
@@ -3570,6 +5170,7 @@
           <w:p>
             <w:pPr>
               <w:bidi w:val="0"/>
+              <w:jc w:val="center"/>
             </w:pPr>
             <w:r>
               <w:rPr>
@@ -3594,6 +5195,7 @@
           <w:p>
             <w:pPr>
               <w:bidi w:val="0"/>
+              <w:jc w:val="center"/>
             </w:pPr>
             <w:r>
               <w:rPr>
@@ -3618,6 +5220,7 @@
           <w:p>
             <w:pPr>
               <w:bidi w:val="0"/>
+              <w:jc w:val="center"/>
             </w:pPr>
             <w:r>
               <w:rPr>
@@ -3642,6 +5245,7 @@
           <w:p>
             <w:pPr>
               <w:bidi w:val="0"/>
+              <w:jc w:val="center"/>
             </w:pPr>
             <w:r>
               <w:rPr>
@@ -3710,6 +5314,7 @@
           <w:p>
             <w:pPr>
               <w:bidi w:val="0"/>
+              <w:jc w:val="center"/>
             </w:pPr>
             <w:r>
               <w:rPr>
@@ -3735,6 +5340,7 @@
           <w:p>
             <w:pPr>
               <w:bidi w:val="0"/>
+              <w:jc w:val="center"/>
             </w:pPr>
             <w:r>
               <w:rPr>
@@ -3760,6 +5366,7 @@
           <w:p>
             <w:pPr>
               <w:bidi w:val="0"/>
+              <w:jc w:val="center"/>
             </w:pPr>
             <w:r>
               <w:rPr>
@@ -3785,6 +5392,7 @@
           <w:p>
             <w:pPr>
               <w:bidi w:val="0"/>
+              <w:jc w:val="center"/>
             </w:pPr>
             <w:r>
               <w:rPr>
@@ -3851,6 +5459,7 @@
           <w:p>
             <w:pPr>
               <w:bidi w:val="0"/>
+              <w:jc w:val="center"/>
             </w:pPr>
             <w:r>
               <w:rPr>
@@ -3875,6 +5484,7 @@
           <w:p>
             <w:pPr>
               <w:bidi w:val="0"/>
+              <w:jc w:val="center"/>
             </w:pPr>
             <w:r>
               <w:rPr>
@@ -3899,6 +5509,7 @@
           <w:p>
             <w:pPr>
               <w:bidi w:val="0"/>
+              <w:jc w:val="center"/>
             </w:pPr>
             <w:r>
               <w:rPr>
@@ -3923,6 +5534,7 @@
           <w:p>
             <w:pPr>
               <w:bidi w:val="0"/>
+              <w:jc w:val="center"/>
             </w:pPr>
             <w:r>
               <w:rPr>
@@ -3983,6 +5595,7 @@
           <w:p>
             <w:pPr>
               <w:bidi w:val="0"/>
+              <w:jc w:val="center"/>
             </w:pPr>
             <w:r>
               <w:rPr>
@@ -4008,6 +5621,7 @@
           <w:p>
             <w:pPr>
               <w:bidi w:val="0"/>
+              <w:jc w:val="center"/>
             </w:pPr>
             <w:r>
               <w:rPr>
@@ -4033,6 +5647,7 @@
           <w:p>
             <w:pPr>
               <w:bidi w:val="0"/>
+              <w:jc w:val="center"/>
             </w:pPr>
             <w:r>
               <w:rPr>
@@ -4058,6 +5673,7 @@
           <w:p>
             <w:pPr>
               <w:bidi w:val="0"/>
+              <w:jc w:val="center"/>
             </w:pPr>
             <w:r>
               <w:rPr>
@@ -4116,6 +5732,7 @@
           <w:p>
             <w:pPr>
               <w:bidi w:val="0"/>
+              <w:jc w:val="center"/>
             </w:pPr>
             <w:r>
               <w:rPr>
@@ -4140,6 +5757,7 @@
           <w:p>
             <w:pPr>
               <w:bidi w:val="0"/>
+              <w:jc w:val="center"/>
             </w:pPr>
             <w:r>
               <w:rPr>
@@ -4164,6 +5782,7 @@
           <w:p>
             <w:pPr>
               <w:bidi w:val="0"/>
+              <w:jc w:val="center"/>
             </w:pPr>
             <w:r>
               <w:rPr>
@@ -4188,6 +5807,7 @@
           <w:p>
             <w:pPr>
               <w:bidi w:val="0"/>
+              <w:jc w:val="center"/>
             </w:pPr>
             <w:r>
               <w:rPr>
@@ -4246,6 +5866,7 @@
           <w:p>
             <w:pPr>
               <w:bidi w:val="0"/>
+              <w:jc w:val="center"/>
             </w:pPr>
             <w:r>
               <w:rPr>
@@ -4271,6 +5892,7 @@
           <w:p>
             <w:pPr>
               <w:bidi w:val="0"/>
+              <w:jc w:val="center"/>
             </w:pPr>
             <w:r>
               <w:rPr>
@@ -4296,6 +5918,7 @@
           <w:p>
             <w:pPr>
               <w:bidi w:val="0"/>
+              <w:jc w:val="center"/>
             </w:pPr>
             <w:r>
               <w:rPr>
@@ -4321,6 +5944,7 @@
           <w:p>
             <w:pPr>
               <w:bidi w:val="0"/>
+              <w:jc w:val="center"/>
             </w:pPr>
             <w:r>
               <w:rPr>
@@ -4374,67 +5998,34 @@
     </w:p>
     <w:p>
       <w:pPr>
-        <w:pBdr>
-          <w:left w:val="single" w:sz="18" w:space="8" w:color="1F4E79"/>
-        </w:pBdr>
-        <w:shd w:val="clear" w:color="auto" w:fill="DCE9F7"/>
         <w:bidi w:val="0"/>
-        <w:spacing w:before="150" w:after="190"/>
-        <w:ind w:left="120" w:right="120"/>
-      </w:pPr>
-      <w:r>
-        <w:rPr>
-          <w:b/>
-          <w:bCs/>
-          <w:color w:val="17375E"/>
-          <w:sz w:val="20"/>
-          <w:szCs w:val="20"/>
-        </w:rPr>
-        <w:t xml:space="preserve">Against the tools in its own category the margin is decisive: 67.2% recall against </w:t>
+        <w:spacing w:after="130" w:line="278" w:lineRule="auto"/>
+      </w:pPr>
+      <w:r>
+        <w:t xml:space="preserve">Among the rule-based scanners the difference is large: 67.2% recall against </w:t>
       </w:r>
       <w:proofErr w:type="spellStart"/>
       <w:r>
-        <w:rPr>
-          <w:b/>
-          <w:bCs/>
-          <w:color w:val="17375E"/>
-          <w:sz w:val="20"/>
-          <w:szCs w:val="20"/>
-        </w:rPr>
         <w:t>Semgrep's</w:t>
       </w:r>
       <w:proofErr w:type="spellEnd"/>
       <w:r>
-        <w:rPr>
-          <w:b/>
-          <w:bCs/>
-          <w:color w:val="17375E"/>
-          <w:sz w:val="20"/>
-          <w:szCs w:val="20"/>
-        </w:rPr>
         <w:t xml:space="preserve"> 26.6%, </w:t>
       </w:r>
       <w:proofErr w:type="spellStart"/>
       <w:r>
-        <w:rPr>
-          <w:b/>
-          <w:bCs/>
-          <w:color w:val="17375E"/>
-          <w:sz w:val="20"/>
-          <w:szCs w:val="20"/>
-        </w:rPr>
         <w:t>Snyk's</w:t>
       </w:r>
       <w:proofErr w:type="spellEnd"/>
       <w:r>
-        <w:rPr>
-          <w:b/>
-          <w:bCs/>
-          <w:color w:val="17375E"/>
-          <w:sz w:val="20"/>
-          <w:szCs w:val="20"/>
-        </w:rPr>
-        <w:t xml:space="preserve"> 14.1% and SonarQube's 6.3%. SonarQube finds 8 of 128 vulnerabilities; the analyzer finds 86.</w:t>
+        <w:t xml:space="preserve"> 14.1% and SonarQube's 6.3%. On this subset SonarQube matches 8 of 128 labelled vulnerabilities and the analyzer </w:t>
+      </w:r>
+      <w:r>
+        <w:lastRenderedPageBreak/>
+        <w:t>matches 86. Some of this gap reflects tuning</w:t>
+      </w:r>
+      <w:r>
+        <w:t xml:space="preserve"> rather than capability — these tools are configured for low noise in continuous integration, where a high false-positive rate is more costly than in an editor.</w:t>
       </w:r>
     </w:p>
     <w:p>
@@ -4443,11 +6034,7 @@
         <w:spacing w:after="130" w:line="278" w:lineRule="auto"/>
       </w:pPr>
       <w:r>
-        <w:lastRenderedPageBreak/>
-        <w:t>The comparison against the language-model scanners is mo</w:t>
-      </w:r>
-      <w:r>
-        <w:t xml:space="preserve">re interesting. Both </w:t>
+        <w:t xml:space="preserve">Against the language-model scanners the picture is more balanced. Both </w:t>
       </w:r>
       <w:proofErr w:type="spellStart"/>
       <w:r>
@@ -4455,18 +6042,18 @@
       </w:r>
       <w:proofErr w:type="spellEnd"/>
       <w:r>
-        <w:t xml:space="preserve"> configurations detect more real vulnerabilities than any of them, including frontier models given agentic access to the whole repository, minutes of runtime and a per-scan cost. </w:t>
+        <w:t xml:space="preserve"> configurations record higher recall, including against frontier models given agentic access to the whole repository, minutes of runtime and a per-scan cost, while </w:t>
       </w:r>
       <w:proofErr w:type="spellStart"/>
       <w:r>
-        <w:t>SecureAssist</w:t>
+        <w:t>SecureAss</w:t>
+      </w:r>
+      <w:r>
+        <w:t>ist</w:t>
       </w:r>
       <w:proofErr w:type="spellEnd"/>
       <w:r>
-        <w:t xml:space="preserve"> is deterministic, runs locally,</w:t>
-      </w:r>
-      <w:r>
-        <w:t xml:space="preserve"> and completes in milliseconds for the static layer.</w:t>
+        <w:t xml:space="preserve"> is deterministic, runs locally and completes in milliseconds for the static layer.</w:t>
       </w:r>
     </w:p>
     <w:p>
@@ -4475,7 +6062,10 @@
         <w:spacing w:after="130" w:line="278" w:lineRule="auto"/>
       </w:pPr>
       <w:r>
-        <w:t xml:space="preserve">Their advantage is precision: 86–91% against our 47.0%. Under F1, which weights precision and recall equally, Claude Opus 5 leads at 72.1 against the static analyzer's 55.3. Under F3, </w:t>
+        <w:t>Their advantage is precision: 86–91% against our 47.0%. Under F1, which weights precision and recall equally, Claude Opus 5 leads at 72.1 against the static analyzer's 5</w:t>
+      </w:r>
+      <w:r>
+        <w:t xml:space="preserve">5.3. Under F3, </w:t>
       </w:r>
       <w:proofErr w:type="spellStart"/>
       <w:r>
@@ -4483,10 +6073,7 @@
       </w:r>
       <w:proofErr w:type="spellEnd"/>
       <w:r>
-        <w:t xml:space="preserve"> headline</w:t>
-      </w:r>
-      <w:r>
-        <w:t xml:space="preserve"> metric, </w:t>
+        <w:t xml:space="preserve"> headline metric, </w:t>
       </w:r>
       <w:proofErr w:type="spellStart"/>
       <w:r>
@@ -4502,10 +6089,10 @@
       </w:r>
       <w:proofErr w:type="spellEnd"/>
       <w:r>
-        <w:t xml:space="preserve"> authors argue — and we agree — that a missed vulnerability can lead to a breach wh</w:t>
-      </w:r>
-      <w:r>
-        <w:t xml:space="preserve">ereas a </w:t>
+        <w:t xml:space="preserve"> authors argue — and we agree — that a missed vul</w:t>
+      </w:r>
+      <w:r>
+        <w:t xml:space="preserve">nerability can lead to a breach whereas a </w:t>
       </w:r>
       <w:proofErr w:type="gramStart"/>
       <w:r>
@@ -4550,10 +6137,10 @@
         <w:spacing w:after="130" w:line="278" w:lineRule="auto"/>
       </w:pPr>
       <w:r>
-        <w:t xml:space="preserve">The OWASP Benchmark is the standard third-party test suite for Java vulnerability detection. Its official metric is the Youden score, defined as the true-positive rate minus the false-positive rate. Results below are on 1,322 held-out cases after removing </w:t>
-      </w:r>
-      <w:r>
-        <w:t>every case present in the model's training corpus.</w:t>
+        <w:t>The OWASP Benchmark is the standard third-party test suite for Java vulner</w:t>
+      </w:r>
+      <w:r>
+        <w:t>ability detection. Its official metric is the Youden score, defined as the true-positive rate minus the false-positive rate. Results below are on 1,322 held-out cases after removing every case present in the model's training corpus.</w:t>
       </w:r>
     </w:p>
     <w:p>
@@ -4648,6 +6235,7 @@
           <w:p>
             <w:pPr>
               <w:bidi w:val="0"/>
+              <w:jc w:val="center"/>
             </w:pPr>
             <w:r>
               <w:rPr>
@@ -4675,6 +6263,7 @@
           <w:p>
             <w:pPr>
               <w:bidi w:val="0"/>
+              <w:jc w:val="center"/>
             </w:pPr>
             <w:r>
               <w:rPr>
@@ -4702,6 +6291,7 @@
           <w:p>
             <w:pPr>
               <w:bidi w:val="0"/>
+              <w:jc w:val="center"/>
             </w:pPr>
             <w:r>
               <w:rPr>
@@ -4729,6 +6319,7 @@
           <w:p>
             <w:pPr>
               <w:bidi w:val="0"/>
+              <w:jc w:val="center"/>
             </w:pPr>
             <w:r>
               <w:rPr>
@@ -4756,6 +6347,7 @@
           <w:p>
             <w:pPr>
               <w:bidi w:val="0"/>
+              <w:jc w:val="center"/>
             </w:pPr>
             <w:r>
               <w:rPr>
@@ -4814,6 +6406,7 @@
           <w:p>
             <w:pPr>
               <w:bidi w:val="0"/>
+              <w:jc w:val="center"/>
             </w:pPr>
             <w:r>
               <w:rPr>
@@ -4838,6 +6431,7 @@
           <w:p>
             <w:pPr>
               <w:bidi w:val="0"/>
+              <w:jc w:val="center"/>
             </w:pPr>
             <w:r>
               <w:rPr>
@@ -4862,6 +6456,7 @@
           <w:p>
             <w:pPr>
               <w:bidi w:val="0"/>
+              <w:jc w:val="center"/>
             </w:pPr>
             <w:r>
               <w:rPr>
@@ -4886,6 +6481,7 @@
           <w:p>
             <w:pPr>
               <w:bidi w:val="0"/>
+              <w:jc w:val="center"/>
             </w:pPr>
             <w:r>
               <w:rPr>
@@ -4910,6 +6506,7 @@
           <w:p>
             <w:pPr>
               <w:bidi w:val="0"/>
+              <w:jc w:val="center"/>
             </w:pPr>
             <w:r>
               <w:rPr>
@@ -4960,6 +6557,7 @@
           <w:p>
             <w:pPr>
               <w:bidi w:val="0"/>
+              <w:jc w:val="center"/>
             </w:pPr>
             <w:r>
               <w:rPr>
@@ -4985,6 +6583,7 @@
           <w:p>
             <w:pPr>
               <w:bidi w:val="0"/>
+              <w:jc w:val="center"/>
             </w:pPr>
             <w:r>
               <w:rPr>
@@ -5010,6 +6609,7 @@
           <w:p>
             <w:pPr>
               <w:bidi w:val="0"/>
+              <w:jc w:val="center"/>
             </w:pPr>
             <w:r>
               <w:rPr>
@@ -5035,6 +6635,7 @@
           <w:p>
             <w:pPr>
               <w:bidi w:val="0"/>
+              <w:jc w:val="center"/>
             </w:pPr>
             <w:r>
               <w:rPr>
@@ -5060,6 +6661,7 @@
           <w:p>
             <w:pPr>
               <w:bidi w:val="0"/>
+              <w:jc w:val="center"/>
             </w:pPr>
             <w:r>
               <w:rPr>
@@ -5116,6 +6718,7 @@
           <w:p>
             <w:pPr>
               <w:bidi w:val="0"/>
+              <w:jc w:val="center"/>
             </w:pPr>
             <w:r>
               <w:rPr>
@@ -5140,6 +6743,7 @@
           <w:p>
             <w:pPr>
               <w:bidi w:val="0"/>
+              <w:jc w:val="center"/>
             </w:pPr>
             <w:r>
               <w:rPr>
@@ -5164,6 +6768,7 @@
           <w:p>
             <w:pPr>
               <w:bidi w:val="0"/>
+              <w:jc w:val="center"/>
             </w:pPr>
             <w:r>
               <w:rPr>
@@ -5188,6 +6793,7 @@
           <w:p>
             <w:pPr>
               <w:bidi w:val="0"/>
+              <w:jc w:val="center"/>
             </w:pPr>
             <w:r>
               <w:rPr>
@@ -5212,6 +6818,7 @@
           <w:p>
             <w:pPr>
               <w:bidi w:val="0"/>
+              <w:jc w:val="center"/>
             </w:pPr>
             <w:r>
               <w:rPr>
@@ -5262,6 +6869,7 @@
           <w:p>
             <w:pPr>
               <w:bidi w:val="0"/>
+              <w:jc w:val="center"/>
             </w:pPr>
             <w:r>
               <w:rPr>
@@ -5287,6 +6895,7 @@
           <w:p>
             <w:pPr>
               <w:bidi w:val="0"/>
+              <w:jc w:val="center"/>
             </w:pPr>
             <w:r>
               <w:rPr>
@@ -5312,6 +6921,7 @@
           <w:p>
             <w:pPr>
               <w:bidi w:val="0"/>
+              <w:jc w:val="center"/>
             </w:pPr>
             <w:r>
               <w:rPr>
@@ -5337,6 +6947,7 @@
           <w:p>
             <w:pPr>
               <w:bidi w:val="0"/>
+              <w:jc w:val="center"/>
             </w:pPr>
             <w:r>
               <w:rPr>
@@ -5362,6 +6973,7 @@
           <w:p>
             <w:pPr>
               <w:bidi w:val="0"/>
+              <w:jc w:val="center"/>
             </w:pPr>
             <w:r>
               <w:rPr>
@@ -5418,6 +7030,7 @@
           <w:p>
             <w:pPr>
               <w:bidi w:val="0"/>
+              <w:jc w:val="center"/>
             </w:pPr>
             <w:r>
               <w:rPr>
@@ -5442,6 +7055,7 @@
           <w:p>
             <w:pPr>
               <w:bidi w:val="0"/>
+              <w:jc w:val="center"/>
             </w:pPr>
             <w:r>
               <w:rPr>
@@ -5466,6 +7080,7 @@
           <w:p>
             <w:pPr>
               <w:bidi w:val="0"/>
+              <w:jc w:val="center"/>
             </w:pPr>
             <w:r>
               <w:rPr>
@@ -5490,6 +7105,7 @@
           <w:p>
             <w:pPr>
               <w:bidi w:val="0"/>
+              <w:jc w:val="center"/>
             </w:pPr>
             <w:r>
               <w:rPr>
@@ -5514,6 +7130,7 @@
           <w:p>
             <w:pPr>
               <w:bidi w:val="0"/>
+              <w:jc w:val="center"/>
             </w:pPr>
             <w:r>
               <w:rPr>
@@ -5564,6 +7181,7 @@
           <w:p>
             <w:pPr>
               <w:bidi w:val="0"/>
+              <w:jc w:val="center"/>
             </w:pPr>
             <w:r>
               <w:rPr>
@@ -5589,6 +7207,7 @@
           <w:p>
             <w:pPr>
               <w:bidi w:val="0"/>
+              <w:jc w:val="center"/>
             </w:pPr>
             <w:r>
               <w:rPr>
@@ -5614,6 +7233,7 @@
           <w:p>
             <w:pPr>
               <w:bidi w:val="0"/>
+              <w:jc w:val="center"/>
             </w:pPr>
             <w:r>
               <w:rPr>
@@ -5639,6 +7259,7 @@
           <w:p>
             <w:pPr>
               <w:bidi w:val="0"/>
+              <w:jc w:val="center"/>
             </w:pPr>
             <w:r>
               <w:rPr>
@@ -5664,6 +7285,7 @@
           <w:p>
             <w:pPr>
               <w:bidi w:val="0"/>
+              <w:jc w:val="center"/>
             </w:pPr>
             <w:r>
               <w:rPr>
@@ -5720,6 +7342,7 @@
           <w:p>
             <w:pPr>
               <w:bidi w:val="0"/>
+              <w:jc w:val="center"/>
             </w:pPr>
             <w:r>
               <w:rPr>
@@ -5744,6 +7367,7 @@
           <w:p>
             <w:pPr>
               <w:bidi w:val="0"/>
+              <w:jc w:val="center"/>
             </w:pPr>
             <w:r>
               <w:rPr>
@@ -5768,6 +7392,7 @@
           <w:p>
             <w:pPr>
               <w:bidi w:val="0"/>
+              <w:jc w:val="center"/>
             </w:pPr>
             <w:r>
               <w:rPr>
@@ -5792,6 +7417,7 @@
           <w:p>
             <w:pPr>
               <w:bidi w:val="0"/>
+              <w:jc w:val="center"/>
             </w:pPr>
             <w:r>
               <w:rPr>
@@ -5816,6 +7442,7 @@
           <w:p>
             <w:pPr>
               <w:bidi w:val="0"/>
+              <w:jc w:val="center"/>
             </w:pPr>
             <w:r>
               <w:rPr>
@@ -5866,6 +7493,7 @@
           <w:p>
             <w:pPr>
               <w:bidi w:val="0"/>
+              <w:jc w:val="center"/>
             </w:pPr>
             <w:r>
               <w:rPr>
@@ -5891,6 +7519,7 @@
           <w:p>
             <w:pPr>
               <w:bidi w:val="0"/>
+              <w:jc w:val="center"/>
             </w:pPr>
             <w:r>
               <w:rPr>
@@ -5916,6 +7545,7 @@
           <w:p>
             <w:pPr>
               <w:bidi w:val="0"/>
+              <w:jc w:val="center"/>
             </w:pPr>
             <w:r>
               <w:rPr>
@@ -5941,6 +7571,7 @@
           <w:p>
             <w:pPr>
               <w:bidi w:val="0"/>
+              <w:jc w:val="center"/>
             </w:pPr>
             <w:r>
               <w:rPr>
@@ -5966,6 +7597,7 @@
           <w:p>
             <w:pPr>
               <w:bidi w:val="0"/>
+              <w:jc w:val="center"/>
             </w:pPr>
             <w:r>
               <w:rPr>
@@ -6022,6 +7654,7 @@
           <w:p>
             <w:pPr>
               <w:bidi w:val="0"/>
+              <w:jc w:val="center"/>
             </w:pPr>
             <w:r>
               <w:rPr>
@@ -6046,6 +7679,7 @@
           <w:p>
             <w:pPr>
               <w:bidi w:val="0"/>
+              <w:jc w:val="center"/>
             </w:pPr>
             <w:r>
               <w:rPr>
@@ -6070,6 +7704,7 @@
           <w:p>
             <w:pPr>
               <w:bidi w:val="0"/>
+              <w:jc w:val="center"/>
             </w:pPr>
             <w:r>
               <w:rPr>
@@ -6094,6 +7729,7 @@
           <w:p>
             <w:pPr>
               <w:bidi w:val="0"/>
+              <w:jc w:val="center"/>
             </w:pPr>
             <w:r>
               <w:rPr>
@@ -6118,6 +7754,7 @@
           <w:p>
             <w:pPr>
               <w:bidi w:val="0"/>
+              <w:jc w:val="center"/>
             </w:pPr>
             <w:r>
               <w:rPr>
@@ -6168,6 +7805,7 @@
           <w:p>
             <w:pPr>
               <w:bidi w:val="0"/>
+              <w:jc w:val="center"/>
             </w:pPr>
             <w:r>
               <w:rPr>
@@ -6193,6 +7831,7 @@
           <w:p>
             <w:pPr>
               <w:bidi w:val="0"/>
+              <w:jc w:val="center"/>
             </w:pPr>
             <w:r>
               <w:rPr>
@@ -6218,6 +7857,7 @@
           <w:p>
             <w:pPr>
               <w:bidi w:val="0"/>
+              <w:jc w:val="center"/>
             </w:pPr>
             <w:r>
               <w:rPr>
@@ -6243,6 +7883,7 @@
           <w:p>
             <w:pPr>
               <w:bidi w:val="0"/>
+              <w:jc w:val="center"/>
             </w:pPr>
             <w:r>
               <w:rPr>
@@ -6268,6 +7909,7 @@
           <w:p>
             <w:pPr>
               <w:bidi w:val="0"/>
+              <w:jc w:val="center"/>
             </w:pPr>
             <w:r>
               <w:rPr>
@@ -6328,6 +7970,7 @@
           <w:p>
             <w:pPr>
               <w:bidi w:val="0"/>
+              <w:jc w:val="center"/>
             </w:pPr>
             <w:r>
               <w:rPr>
@@ -6355,6 +7998,7 @@
           <w:p>
             <w:pPr>
               <w:bidi w:val="0"/>
+              <w:jc w:val="center"/>
             </w:pPr>
             <w:r>
               <w:rPr>
@@ -6382,6 +8026,7 @@
           <w:p>
             <w:pPr>
               <w:bidi w:val="0"/>
+              <w:jc w:val="center"/>
             </w:pPr>
             <w:r>
               <w:rPr>
@@ -6409,6 +8054,7 @@
           <w:p>
             <w:pPr>
               <w:bidi w:val="0"/>
+              <w:jc w:val="center"/>
             </w:pPr>
             <w:r>
               <w:rPr>
@@ -6436,6 +8082,7 @@
           <w:p>
             <w:pPr>
               <w:bidi w:val="0"/>
+              <w:jc w:val="center"/>
             </w:pPr>
             <w:r>
               <w:rPr>
@@ -6488,6 +8135,7 @@
           <w:p>
             <w:pPr>
               <w:bidi w:val="0"/>
+              <w:jc w:val="center"/>
             </w:pPr>
             <w:r>
               <w:rPr>
@@ -6515,6 +8163,7 @@
           <w:p>
             <w:pPr>
               <w:bidi w:val="0"/>
+              <w:jc w:val="center"/>
             </w:pPr>
             <w:r>
               <w:rPr>
@@ -6542,6 +8191,7 @@
           <w:p>
             <w:pPr>
               <w:bidi w:val="0"/>
+              <w:jc w:val="center"/>
             </w:pPr>
             <w:r>
               <w:rPr>
@@ -6569,6 +8219,7 @@
           <w:p>
             <w:pPr>
               <w:bidi w:val="0"/>
+              <w:jc w:val="center"/>
             </w:pPr>
             <w:r>
               <w:rPr>
@@ -6596,6 +8247,7 @@
           <w:p>
             <w:pPr>
               <w:bidi w:val="0"/>
+              <w:jc w:val="center"/>
             </w:pPr>
             <w:r>
               <w:rPr>
@@ -6757,6 +8409,7 @@
           <w:p>
             <w:pPr>
               <w:bidi w:val="0"/>
+              <w:jc w:val="center"/>
             </w:pPr>
             <w:r>
               <w:rPr>
@@ -6766,17 +8419,7 @@
                 <w:sz w:val="18"/>
                 <w:szCs w:val="18"/>
               </w:rPr>
-              <w:t>Non-v</w:t>
-            </w:r>
-            <w:r>
-              <w:rPr>
-                <w:b/>
-                <w:bCs/>
-                <w:color w:val="FFFFFF"/>
-                <w:sz w:val="18"/>
-                <w:szCs w:val="18"/>
-              </w:rPr>
-              <w:t>ulnerable cases flagged</w:t>
+              <w:t>Non-vulnerable cases flagged</w:t>
             </w:r>
           </w:p>
         </w:tc>
@@ -6794,6 +8437,7 @@
           <w:p>
             <w:pPr>
               <w:bidi w:val="0"/>
+              <w:jc w:val="center"/>
             </w:pPr>
             <w:r>
               <w:rPr>
@@ -6852,6 +8496,7 @@
           <w:p>
             <w:pPr>
               <w:bidi w:val="0"/>
+              <w:jc w:val="center"/>
             </w:pPr>
             <w:r>
               <w:rPr>
@@ -6876,14 +8521,23 @@
           <w:p>
             <w:pPr>
               <w:bidi w:val="0"/>
-            </w:pPr>
-            <w:r>
-              <w:rPr>
-                <w:color w:val="000000"/>
-                <w:sz w:val="18"/>
-                <w:szCs w:val="18"/>
-              </w:rPr>
-              <w:t>1,254 false positives</w:t>
+              <w:jc w:val="center"/>
+            </w:pPr>
+            <w:r>
+              <w:rPr>
+                <w:color w:val="000000"/>
+                <w:sz w:val="18"/>
+                <w:szCs w:val="18"/>
+              </w:rPr>
+              <w:t>1,254 false posit</w:t>
+            </w:r>
+            <w:r>
+              <w:rPr>
+                <w:color w:val="000000"/>
+                <w:sz w:val="18"/>
+                <w:szCs w:val="18"/>
+              </w:rPr>
+              <w:t>ives</w:t>
             </w:r>
           </w:p>
         </w:tc>
@@ -6936,6 +8590,7 @@
           <w:p>
             <w:pPr>
               <w:bidi w:val="0"/>
+              <w:jc w:val="center"/>
             </w:pPr>
             <w:r>
               <w:rPr>
@@ -6961,6 +8616,7 @@
           <w:p>
             <w:pPr>
               <w:bidi w:val="0"/>
+              <w:jc w:val="center"/>
             </w:pPr>
             <w:r>
               <w:rPr>
@@ -7019,6 +8675,7 @@
           <w:p>
             <w:pPr>
               <w:bidi w:val="0"/>
+              <w:jc w:val="center"/>
             </w:pPr>
             <w:r>
               <w:rPr>
@@ -7043,6 +8700,7 @@
           <w:p>
             <w:pPr>
               <w:bidi w:val="0"/>
+              <w:jc w:val="center"/>
             </w:pPr>
             <w:r>
               <w:rPr>
@@ -7103,6 +8761,7 @@
           <w:p>
             <w:pPr>
               <w:bidi w:val="0"/>
+              <w:jc w:val="center"/>
             </w:pPr>
             <w:r>
               <w:rPr>
@@ -7128,6 +8787,7 @@
           <w:p>
             <w:pPr>
               <w:bidi w:val="0"/>
+              <w:jc w:val="center"/>
             </w:pPr>
             <w:r>
               <w:rPr>
@@ -7200,6 +8860,7 @@
           <w:p>
             <w:pPr>
               <w:bidi w:val="0"/>
+              <w:jc w:val="center"/>
             </w:pPr>
             <w:r>
               <w:rPr>
@@ -7227,6 +8888,7 @@
           <w:p>
             <w:pPr>
               <w:bidi w:val="0"/>
+              <w:jc w:val="center"/>
             </w:pPr>
             <w:r>
               <w:rPr>
@@ -7388,7 +9050,7 @@
           <w:sz w:val="17"/>
           <w:szCs w:val="17"/>
         </w:rPr>
-        <w:t>above 0.80 for injection flows like CWE-78"</w:t>
+        <w:t xml:space="preserve"> above 0.80 for injection flows like CWE-78"</w:t>
       </w:r>
     </w:p>
     <w:p>
@@ -7493,6 +9155,7 @@
           <w:p>
             <w:pPr>
               <w:bidi w:val="0"/>
+              <w:jc w:val="center"/>
             </w:pPr>
             <w:proofErr w:type="spellStart"/>
             <w:r>
@@ -7522,6 +9185,7 @@
           <w:p>
             <w:pPr>
               <w:bidi w:val="0"/>
+              <w:jc w:val="center"/>
             </w:pPr>
             <w:proofErr w:type="spellStart"/>
             <w:r>
@@ -7551,6 +9215,7 @@
           <w:p>
             <w:pPr>
               <w:bidi w:val="0"/>
+              <w:jc w:val="center"/>
             </w:pPr>
             <w:proofErr w:type="spellStart"/>
             <w:r>
@@ -7615,6 +9280,7 @@
           <w:p>
             <w:pPr>
               <w:bidi w:val="0"/>
+              <w:jc w:val="center"/>
             </w:pPr>
             <w:r>
               <w:rPr>
@@ -7642,6 +9308,7 @@
           <w:p>
             <w:pPr>
               <w:bidi w:val="0"/>
+              <w:jc w:val="center"/>
             </w:pPr>
             <w:r>
               <w:rPr>
@@ -7669,6 +9336,7 @@
           <w:p>
             <w:pPr>
               <w:bidi w:val="0"/>
+              <w:jc w:val="center"/>
             </w:pPr>
             <w:r>
               <w:rPr>
@@ -7731,6 +9399,7 @@
           <w:p>
             <w:pPr>
               <w:bidi w:val="0"/>
+              <w:jc w:val="center"/>
             </w:pPr>
             <w:r>
               <w:rPr>
@@ -7758,6 +9427,7 @@
           <w:p>
             <w:pPr>
               <w:bidi w:val="0"/>
+              <w:jc w:val="center"/>
             </w:pPr>
             <w:r>
               <w:rPr>
@@ -7785,6 +9455,7 @@
           <w:p>
             <w:pPr>
               <w:bidi w:val="0"/>
+              <w:jc w:val="center"/>
             </w:pPr>
             <w:r>
               <w:rPr>
@@ -7840,7 +9511,7 @@
           <w:sz w:val="20"/>
           <w:szCs w:val="20"/>
         </w:rPr>
-        <w:t xml:space="preserve"> detects every true positive and produces no false positives, where both comparison tools flag every safe case. On command injection its false-positive rate is also lower than </w:t>
+        <w:t xml:space="preserve"> detects every vulnerable case and flags no safe one, where both comparison tools flag every safe case. Its command-injection false-positive rate is also below </w:t>
       </w:r>
       <w:proofErr w:type="spellStart"/>
       <w:r>
@@ -7862,7 +9533,7 @@
           <w:sz w:val="20"/>
           <w:szCs w:val="20"/>
         </w:rPr>
-        <w:t>.</w:t>
+        <w:t>, though both are high.</w:t>
       </w:r>
     </w:p>
     <w:p>
@@ -7871,18 +9542,78 @@
         <w:spacing w:after="130" w:line="278" w:lineRule="auto"/>
       </w:pPr>
       <w:r>
-        <w:t xml:space="preserve">The study's summary — </w:t>
-      </w:r>
-      <w:proofErr w:type="gramStart"/>
-      <w:r>
-        <w:t>that residual false positives</w:t>
-      </w:r>
-      <w:proofErr w:type="gramEnd"/>
-      <w:r>
-        <w:t xml:space="preserve"> concentrate in policy and cryptography CWEs while injection is filtered reliably — is the mirror image of our profile, which is clean on cryptography and noisy on injection. The two designs fail in opposi</w:t>
-      </w:r>
-      <w:r>
-        <w:t>te directions, which is itself an argument for combining approaches rather than choosing between them.</w:t>
+        <w:t xml:space="preserve">Two stages of that study must be kept apart. Its raw SAST measurements show </w:t>
+      </w:r>
+      <w:proofErr w:type="spellStart"/>
+      <w:r>
+        <w:t>CodeQL</w:t>
+      </w:r>
+      <w:proofErr w:type="spellEnd"/>
+      <w:r>
+        <w:t xml:space="preserve"> at a false-positive rate above 0.80 on injection flows and 1.00 on cryptography — both high. Its observation that residual false positives concentrate in policy and cryptogr</w:t>
+      </w:r>
+      <w:r>
+        <w:t xml:space="preserve">aphy CWEs while injection is filtered reliably describes the output after LLM-based post-filtering, not the scanners' raw </w:t>
+      </w:r>
+      <w:proofErr w:type="spellStart"/>
+      <w:r>
+        <w:t>behaviour</w:t>
+      </w:r>
+      <w:proofErr w:type="spellEnd"/>
+      <w:r>
+        <w:t>.</w:t>
+      </w:r>
+    </w:p>
+    <w:p>
+      <w:pPr>
+        <w:bidi w:val="0"/>
+        <w:spacing w:after="130" w:line="278" w:lineRule="auto"/>
+      </w:pPr>
+      <w:r>
+        <w:t xml:space="preserve">On the raw comparison the profiles differ instructively: </w:t>
+      </w:r>
+      <w:proofErr w:type="spellStart"/>
+      <w:r>
+        <w:t>CodeQL</w:t>
+      </w:r>
+      <w:proofErr w:type="spellEnd"/>
+      <w:r>
+        <w:t xml:space="preserve"> and </w:t>
+      </w:r>
+      <w:proofErr w:type="spellStart"/>
+      <w:r>
+        <w:t>Semgrep</w:t>
+      </w:r>
+      <w:proofErr w:type="spellEnd"/>
+      <w:r>
+        <w:t xml:space="preserve"> are at their worst on cryptography, where </w:t>
+      </w:r>
+      <w:proofErr w:type="spellStart"/>
+      <w:r>
+        <w:t>Secur</w:t>
+      </w:r>
+      <w:r>
+        <w:t>eAssist</w:t>
+      </w:r>
+      <w:proofErr w:type="spellEnd"/>
+      <w:r>
+        <w:t xml:space="preserve"> is at its best, while </w:t>
+      </w:r>
+      <w:proofErr w:type="spellStart"/>
+      <w:r>
+        <w:t>SecureAssist</w:t>
+      </w:r>
+      <w:proofErr w:type="spellEnd"/>
+      <w:r>
+        <w:t xml:space="preserve"> is at its worst on injection, where </w:t>
+      </w:r>
+      <w:proofErr w:type="spellStart"/>
+      <w:r>
+        <w:t>CodeQL</w:t>
+      </w:r>
+      <w:proofErr w:type="spellEnd"/>
+      <w:r>
+        <w:t xml:space="preserve"> is merely poor rather than total. The two designs fail in different places, which is an argument for combining approaches rather than choosing between them.</w:t>
       </w:r>
     </w:p>
     <w:p>
@@ -7910,7 +9641,17 @@
           <w:szCs w:val="29"/>
         </w:rPr>
         <w:lastRenderedPageBreak/>
-        <w:t>5. C — NIST Juliet</w:t>
+        <w:t>5. C — NIST</w:t>
+      </w:r>
+      <w:r>
+        <w:rPr>
+          <w:b/>
+          <w:bCs/>
+          <w:color w:val="1F4E79"/>
+          <w:sz w:val="29"/>
+          <w:szCs w:val="29"/>
+        </w:rPr>
+        <w:t xml:space="preserve"> Juliet</w:t>
       </w:r>
     </w:p>
     <w:p>
@@ -7919,10 +9660,10 @@
         <w:spacing w:after="130" w:line="278" w:lineRule="auto"/>
       </w:pPr>
       <w:r>
-        <w:t>The Juliet Test Suite is NIST's reference corpus for C and C++ static analysis. Evaluation is restricted to intra-procedural flow variants, matching the analyzer's single-file design, and to test-case families absent from the model's training corpus. 969 f</w:t>
-      </w:r>
-      <w:r>
-        <w:t>unction-level cases remain.</w:t>
+        <w:t>The Juliet Test Suite is NIST's reference corpus for C and C++ static analysis. Evaluation is restricted to intra-procedural flow variants, matching the analyzer's single-file design, and to test-case families absent from the model's training corpu</w:t>
+      </w:r>
+      <w:r>
+        <w:t>s. 969 function-level cases remain.</w:t>
       </w:r>
     </w:p>
     <w:p>
@@ -8017,6 +9758,7 @@
           <w:p>
             <w:pPr>
               <w:bidi w:val="0"/>
+              <w:jc w:val="center"/>
             </w:pPr>
             <w:r>
               <w:rPr>
@@ -8044,6 +9786,7 @@
           <w:p>
             <w:pPr>
               <w:bidi w:val="0"/>
+              <w:jc w:val="center"/>
             </w:pPr>
             <w:r>
               <w:rPr>
@@ -8071,6 +9814,7 @@
           <w:p>
             <w:pPr>
               <w:bidi w:val="0"/>
+              <w:jc w:val="center"/>
             </w:pPr>
             <w:r>
               <w:rPr>
@@ -8098,6 +9842,7 @@
           <w:p>
             <w:pPr>
               <w:bidi w:val="0"/>
+              <w:jc w:val="center"/>
             </w:pPr>
             <w:r>
               <w:rPr>
@@ -8125,6 +9870,7 @@
           <w:p>
             <w:pPr>
               <w:bidi w:val="0"/>
+              <w:jc w:val="center"/>
             </w:pPr>
             <w:r>
               <w:rPr>
@@ -8183,6 +9929,7 @@
           <w:p>
             <w:pPr>
               <w:bidi w:val="0"/>
+              <w:jc w:val="center"/>
             </w:pPr>
             <w:r>
               <w:rPr>
@@ -8207,6 +9954,7 @@
           <w:p>
             <w:pPr>
               <w:bidi w:val="0"/>
+              <w:jc w:val="center"/>
             </w:pPr>
             <w:r>
               <w:rPr>
@@ -8231,6 +9979,7 @@
           <w:p>
             <w:pPr>
               <w:bidi w:val="0"/>
+              <w:jc w:val="center"/>
             </w:pPr>
             <w:r>
               <w:rPr>
@@ -8255,6 +10004,7 @@
           <w:p>
             <w:pPr>
               <w:bidi w:val="0"/>
+              <w:jc w:val="center"/>
             </w:pPr>
             <w:r>
               <w:rPr>
@@ -8279,6 +10029,7 @@
           <w:p>
             <w:pPr>
               <w:bidi w:val="0"/>
+              <w:jc w:val="center"/>
             </w:pPr>
             <w:r>
               <w:rPr>
@@ -8329,6 +10080,7 @@
           <w:p>
             <w:pPr>
               <w:bidi w:val="0"/>
+              <w:jc w:val="center"/>
             </w:pPr>
             <w:r>
               <w:rPr>
@@ -8354,6 +10106,7 @@
           <w:p>
             <w:pPr>
               <w:bidi w:val="0"/>
+              <w:jc w:val="center"/>
             </w:pPr>
             <w:r>
               <w:rPr>
@@ -8379,6 +10132,7 @@
           <w:p>
             <w:pPr>
               <w:bidi w:val="0"/>
+              <w:jc w:val="center"/>
             </w:pPr>
             <w:r>
               <w:rPr>
@@ -8404,6 +10158,7 @@
           <w:p>
             <w:pPr>
               <w:bidi w:val="0"/>
+              <w:jc w:val="center"/>
             </w:pPr>
             <w:r>
               <w:rPr>
@@ -8429,6 +10184,7 @@
           <w:p>
             <w:pPr>
               <w:bidi w:val="0"/>
+              <w:jc w:val="center"/>
             </w:pPr>
             <w:r>
               <w:rPr>
@@ -8485,6 +10241,7 @@
           <w:p>
             <w:pPr>
               <w:bidi w:val="0"/>
+              <w:jc w:val="center"/>
             </w:pPr>
             <w:r>
               <w:rPr>
@@ -8509,6 +10266,7 @@
           <w:p>
             <w:pPr>
               <w:bidi w:val="0"/>
+              <w:jc w:val="center"/>
             </w:pPr>
             <w:r>
               <w:rPr>
@@ -8533,6 +10291,7 @@
           <w:p>
             <w:pPr>
               <w:bidi w:val="0"/>
+              <w:jc w:val="center"/>
             </w:pPr>
             <w:r>
               <w:rPr>
@@ -8557,6 +10316,7 @@
           <w:p>
             <w:pPr>
               <w:bidi w:val="0"/>
+              <w:jc w:val="center"/>
             </w:pPr>
             <w:r>
               <w:rPr>
@@ -8581,6 +10341,7 @@
           <w:p>
             <w:pPr>
               <w:bidi w:val="0"/>
+              <w:jc w:val="center"/>
             </w:pPr>
             <w:r>
               <w:rPr>
@@ -8631,6 +10392,7 @@
           <w:p>
             <w:pPr>
               <w:bidi w:val="0"/>
+              <w:jc w:val="center"/>
             </w:pPr>
             <w:r>
               <w:rPr>
@@ -8656,6 +10418,7 @@
           <w:p>
             <w:pPr>
               <w:bidi w:val="0"/>
+              <w:jc w:val="center"/>
             </w:pPr>
             <w:r>
               <w:rPr>
@@ -8681,6 +10444,7 @@
           <w:p>
             <w:pPr>
               <w:bidi w:val="0"/>
+              <w:jc w:val="center"/>
             </w:pPr>
             <w:r>
               <w:rPr>
@@ -8706,6 +10470,7 @@
           <w:p>
             <w:pPr>
               <w:bidi w:val="0"/>
+              <w:jc w:val="center"/>
             </w:pPr>
             <w:r>
               <w:rPr>
@@ -8731,6 +10496,7 @@
           <w:p>
             <w:pPr>
               <w:bidi w:val="0"/>
+              <w:jc w:val="center"/>
             </w:pPr>
             <w:r>
               <w:rPr>
@@ -8779,6 +10545,7 @@
           <w:p>
             <w:pPr>
               <w:bidi w:val="0"/>
+              <w:jc w:val="center"/>
             </w:pPr>
             <w:r>
               <w:rPr>
@@ -8803,6 +10570,7 @@
           <w:p>
             <w:pPr>
               <w:bidi w:val="0"/>
+              <w:jc w:val="center"/>
             </w:pPr>
             <w:r>
               <w:rPr>
@@ -8827,6 +10595,7 @@
           <w:p>
             <w:pPr>
               <w:bidi w:val="0"/>
+              <w:jc w:val="center"/>
             </w:pPr>
             <w:r>
               <w:rPr>
@@ -8851,6 +10620,7 @@
           <w:p>
             <w:pPr>
               <w:bidi w:val="0"/>
+              <w:jc w:val="center"/>
             </w:pPr>
             <w:r>
               <w:rPr>
@@ -8875,6 +10645,7 @@
           <w:p>
             <w:pPr>
               <w:bidi w:val="0"/>
+              <w:jc w:val="center"/>
             </w:pPr>
             <w:r>
               <w:rPr>
@@ -8933,6 +10704,7 @@
           <w:p>
             <w:pPr>
               <w:bidi w:val="0"/>
+              <w:jc w:val="center"/>
             </w:pPr>
             <w:r>
               <w:rPr>
@@ -8958,6 +10730,7 @@
           <w:p>
             <w:pPr>
               <w:bidi w:val="0"/>
+              <w:jc w:val="center"/>
             </w:pPr>
             <w:r>
               <w:rPr>
@@ -8983,6 +10756,7 @@
           <w:p>
             <w:pPr>
               <w:bidi w:val="0"/>
+              <w:jc w:val="center"/>
             </w:pPr>
             <w:r>
               <w:rPr>
@@ -9008,6 +10782,7 @@
           <w:p>
             <w:pPr>
               <w:bidi w:val="0"/>
+              <w:jc w:val="center"/>
             </w:pPr>
             <w:r>
               <w:rPr>
@@ -9033,6 +10808,7 @@
           <w:p>
             <w:pPr>
               <w:bidi w:val="0"/>
+              <w:jc w:val="center"/>
             </w:pPr>
             <w:r>
               <w:rPr>
@@ -9081,6 +10857,7 @@
           <w:p>
             <w:pPr>
               <w:bidi w:val="0"/>
+              <w:jc w:val="center"/>
             </w:pPr>
             <w:r>
               <w:rPr>
@@ -9105,6 +10882,7 @@
           <w:p>
             <w:pPr>
               <w:bidi w:val="0"/>
+              <w:jc w:val="center"/>
             </w:pPr>
             <w:r>
               <w:rPr>
@@ -9129,6 +10907,7 @@
           <w:p>
             <w:pPr>
               <w:bidi w:val="0"/>
+              <w:jc w:val="center"/>
             </w:pPr>
             <w:r>
               <w:rPr>
@@ -9153,6 +10932,7 @@
           <w:p>
             <w:pPr>
               <w:bidi w:val="0"/>
+              <w:jc w:val="center"/>
             </w:pPr>
             <w:r>
               <w:rPr>
@@ -9177,6 +10957,7 @@
           <w:p>
             <w:pPr>
               <w:bidi w:val="0"/>
+              <w:jc w:val="center"/>
             </w:pPr>
             <w:r>
               <w:rPr>
@@ -9227,6 +11008,7 @@
           <w:p>
             <w:pPr>
               <w:bidi w:val="0"/>
+              <w:jc w:val="center"/>
             </w:pPr>
             <w:r>
               <w:rPr>
@@ -9252,6 +11034,7 @@
           <w:p>
             <w:pPr>
               <w:bidi w:val="0"/>
+              <w:jc w:val="center"/>
             </w:pPr>
             <w:r>
               <w:rPr>
@@ -9277,6 +11060,7 @@
           <w:p>
             <w:pPr>
               <w:bidi w:val="0"/>
+              <w:jc w:val="center"/>
             </w:pPr>
             <w:r>
               <w:rPr>
@@ -9302,6 +11086,7 @@
           <w:p>
             <w:pPr>
               <w:bidi w:val="0"/>
+              <w:jc w:val="center"/>
             </w:pPr>
             <w:r>
               <w:rPr>
@@ -9327,6 +11112,7 @@
           <w:p>
             <w:pPr>
               <w:bidi w:val="0"/>
+              <w:jc w:val="center"/>
             </w:pPr>
             <w:r>
               <w:rPr>
@@ -9387,6 +11173,7 @@
           <w:p>
             <w:pPr>
               <w:bidi w:val="0"/>
+              <w:jc w:val="center"/>
             </w:pPr>
             <w:r>
               <w:rPr>
@@ -9414,6 +11201,7 @@
           <w:p>
             <w:pPr>
               <w:bidi w:val="0"/>
+              <w:jc w:val="center"/>
             </w:pPr>
             <w:r>
               <w:rPr>
@@ -9441,6 +11229,7 @@
           <w:p>
             <w:pPr>
               <w:bidi w:val="0"/>
+              <w:jc w:val="center"/>
             </w:pPr>
             <w:r>
               <w:rPr>
@@ -9468,6 +11257,7 @@
           <w:p>
             <w:pPr>
               <w:bidi w:val="0"/>
+              <w:jc w:val="center"/>
             </w:pPr>
             <w:r>
               <w:rPr>
@@ -9495,6 +11285,7 @@
           <w:p>
             <w:pPr>
               <w:bidi w:val="0"/>
+              <w:jc w:val="center"/>
             </w:pPr>
             <w:r>
               <w:rPr>
@@ -9547,6 +11338,7 @@
           <w:p>
             <w:pPr>
               <w:bidi w:val="0"/>
+              <w:jc w:val="center"/>
             </w:pPr>
             <w:r>
               <w:rPr>
@@ -9574,6 +11366,7 @@
           <w:p>
             <w:pPr>
               <w:bidi w:val="0"/>
+              <w:jc w:val="center"/>
             </w:pPr>
             <w:r>
               <w:rPr>
@@ -9601,6 +11394,7 @@
           <w:p>
             <w:pPr>
               <w:bidi w:val="0"/>
+              <w:jc w:val="center"/>
             </w:pPr>
             <w:r>
               <w:rPr>
@@ -9628,6 +11422,7 @@
           <w:p>
             <w:pPr>
               <w:bidi w:val="0"/>
+              <w:jc w:val="center"/>
             </w:pPr>
             <w:r>
               <w:rPr>
@@ -9655,6 +11450,7 @@
           <w:p>
             <w:pPr>
               <w:bidi w:val="0"/>
+              <w:jc w:val="center"/>
             </w:pPr>
             <w:r>
               <w:rPr>
@@ -9707,6 +11503,7 @@
           <w:p>
             <w:pPr>
               <w:bidi w:val="0"/>
+              <w:jc w:val="center"/>
             </w:pPr>
             <w:r>
               <w:rPr>
@@ -9734,6 +11531,7 @@
           <w:p>
             <w:pPr>
               <w:bidi w:val="0"/>
+              <w:jc w:val="center"/>
             </w:pPr>
             <w:r>
               <w:rPr>
@@ -9761,6 +11559,7 @@
           <w:p>
             <w:pPr>
               <w:bidi w:val="0"/>
+              <w:jc w:val="center"/>
             </w:pPr>
             <w:r>
               <w:rPr>
@@ -9788,6 +11587,7 @@
           <w:p>
             <w:pPr>
               <w:bidi w:val="0"/>
+              <w:jc w:val="center"/>
             </w:pPr>
             <w:r>
               <w:rPr>
@@ -9815,6 +11615,7 @@
           <w:p>
             <w:pPr>
               <w:bidi w:val="0"/>
+              <w:jc w:val="center"/>
             </w:pPr>
             <w:r>
               <w:rPr>
@@ -9874,10 +11675,7 @@
         <w:spacing w:after="130" w:line="278" w:lineRule="auto"/>
       </w:pPr>
       <w:r>
-        <w:t>Use-after-free is detected at 94.4% with no false positives whatsoever. Memory-boun</w:t>
-      </w:r>
-      <w:r>
-        <w:t>ds categories are weaker, which is expected: out-of-bounds writes require tracking buffer sizes and pointer arithmetic, analysis a lightweight taint model does not perform.</w:t>
+        <w:t>Use-after-free is detected at 94.4% with no false positives whatsoever. Memory-bounds categories are weaker, which is expected: out-of-bounds writes require tracking buffer sizes and pointer arithmetic, analysis a lightweight taint model does not perform.</w:t>
       </w:r>
     </w:p>
     <w:p>
@@ -9898,51 +11696,55 @@
           <w:sz w:val="20"/>
           <w:szCs w:val="20"/>
         </w:rPr>
-        <w:t xml:space="preserve">The model's </w:t>
-      </w:r>
-      <w:proofErr w:type="spellStart"/>
-      <w:r>
-        <w:rPr>
-          <w:b/>
-          <w:bCs/>
-          <w:color w:val="17375E"/>
-          <w:sz w:val="20"/>
-          <w:szCs w:val="20"/>
-        </w:rPr>
-        <w:t>behaviour</w:t>
-      </w:r>
-      <w:proofErr w:type="spellEnd"/>
-      <w:r>
-        <w:rPr>
-          <w:b/>
-          <w:bCs/>
-          <w:color w:val="17375E"/>
-          <w:sz w:val="20"/>
-          <w:szCs w:val="20"/>
-        </w:rPr>
-        <w:t xml:space="preserve"> on C is the most striking single result in this evaluation. Operating on the same code it reaches 97.7% precision at a 0.7% false-positive rate, against the analyzer's 55.8% and 26.1%. On CWE-190 it produced no false positives at all,</w:t>
-      </w:r>
-      <w:r>
-        <w:rPr>
-          <w:b/>
-          <w:bCs/>
-          <w:color w:val="17375E"/>
-          <w:sz w:val="20"/>
-          <w:szCs w:val="20"/>
-        </w:rPr>
-        <w:t xml:space="preserve"> correctly rejecting all 92 raised by the analyzer.</w:t>
+        <w:t>Evaluated standalone on C, the model reaches 97.7% precision at a 0.7% false-positive rate, against the analyzer's 55.8% and 26.1%. On CWE-190 it produced no false positives at all, and did not reproduce any of the 92 raised by the analyzer.</w:t>
       </w:r>
     </w:p>
     <w:p>
       <w:pPr>
         <w:bidi w:val="0"/>
+        <w:spacing w:before="70" w:after="190"/>
+      </w:pPr>
+      <w:r>
+        <w:rPr>
+          <w:i/>
+          <w:iCs/>
+          <w:color w:val="444444"/>
+          <w:sz w:val="18"/>
+          <w:szCs w:val="18"/>
+        </w:rPr>
+        <w:t>This precision</w:t>
+      </w:r>
+      <w:r>
+        <w:rPr>
+          <w:i/>
+          <w:iCs/>
+          <w:color w:val="444444"/>
+          <w:sz w:val="18"/>
+          <w:szCs w:val="18"/>
+        </w:rPr>
+        <w:t xml:space="preserve"> belongs to the model measured on its own. The shipped hybrid takes the union of both sources and therefore inherits every false positive the analyzer produces: its C precision is 60.4% and its false-positive rate 26.1%, identical to the analyzer's. Sectio</w:t>
+      </w:r>
+      <w:r>
+        <w:rPr>
+          <w:i/>
+          <w:iCs/>
+          <w:color w:val="444444"/>
+          <w:sz w:val="18"/>
+          <w:szCs w:val="18"/>
+        </w:rPr>
+        <w:t>n 6.3 discusses why the current architecture cannot capture the model's precision and what would change that.</w:t>
+      </w:r>
+    </w:p>
+    <w:p>
+      <w:pPr>
+        <w:bidi w:val="0"/>
         <w:spacing w:after="130" w:line="278" w:lineRule="auto"/>
       </w:pPr>
       <w:r>
-        <w:t xml:space="preserve">The hybrid lifts C detection from 52.1% to 62.8% and Youden from 26.0 to 36.6 — the largest gain the model delivers anywhere. Its most valuable contribution is on the analyzer's weakest category: CWE-787 </w:t>
-      </w:r>
-      <w:r>
-        <w:t>moves from a Youden of 1.1 to 21.7, and detection from 35.9% to 56.5%.</w:t>
+        <w:t>The hybrid lifts C detection from 52.1% to 62.8% and Youden from 26.0 to 36.6 — the largest gain the model delivers anywhere. Its most valuable co</w:t>
+      </w:r>
+      <w:r>
+        <w:t>ntribution is on the analyzer's weakest category: CWE-787 moves from a Youden of 1.1 to 21.7, and detection from 35.9% to 56.5%.</w:t>
       </w:r>
     </w:p>
     <w:p>
@@ -9967,7 +11769,10 @@
         <w:spacing w:after="130" w:line="278" w:lineRule="auto"/>
       </w:pPr>
       <w:r>
-        <w:t>Out-of-bounds write is documented as one of the hardest weakness classes for all static analysis tools.</w:t>
+        <w:t>Out-of-bounds write is documented as one of the hardest weakness classes for all static a</w:t>
+      </w:r>
+      <w:r>
+        <w:t>nalysis tools.</w:t>
       </w:r>
     </w:p>
     <w:tbl>
@@ -10044,6 +11849,7 @@
           <w:p>
             <w:pPr>
               <w:bidi w:val="0"/>
+              <w:jc w:val="center"/>
             </w:pPr>
             <w:r>
               <w:rPr>
@@ -10071,6 +11877,7 @@
           <w:p>
             <w:pPr>
               <w:bidi w:val="0"/>
+              <w:jc w:val="center"/>
             </w:pPr>
             <w:r>
               <w:rPr>
@@ -10098,6 +11905,7 @@
           <w:p>
             <w:pPr>
               <w:bidi w:val="0"/>
+              <w:jc w:val="center"/>
             </w:pPr>
             <w:r>
               <w:rPr>
@@ -10156,6 +11964,7 @@
           <w:p>
             <w:pPr>
               <w:bidi w:val="0"/>
+              <w:jc w:val="center"/>
             </w:pPr>
             <w:r>
               <w:rPr>
@@ -10180,6 +11989,7 @@
           <w:p>
             <w:pPr>
               <w:bidi w:val="0"/>
+              <w:jc w:val="center"/>
             </w:pPr>
             <w:r>
               <w:rPr>
@@ -10204,14 +12014,15 @@
           <w:p>
             <w:pPr>
               <w:bidi w:val="0"/>
-            </w:pPr>
-            <w:r>
-              <w:rPr>
-                <w:color w:val="000000"/>
-                <w:sz w:val="18"/>
-                <w:szCs w:val="18"/>
-              </w:rPr>
-              <w:t>SAST-for-C evaluation</w:t>
+              <w:jc w:val="center"/>
+            </w:pPr>
+            <w:r>
+              <w:rPr>
+                <w:color w:val="000000"/>
+                <w:sz w:val="18"/>
+                <w:szCs w:val="18"/>
+              </w:rPr>
+              <w:t>CASTLE (2025)</w:t>
             </w:r>
           </w:p>
         </w:tc>
@@ -10262,6 +12073,7 @@
           <w:p>
             <w:pPr>
               <w:bidi w:val="0"/>
+              <w:jc w:val="center"/>
             </w:pPr>
             <w:r>
               <w:rPr>
@@ -10287,6 +12099,7 @@
           <w:p>
             <w:pPr>
               <w:bidi w:val="0"/>
+              <w:jc w:val="center"/>
             </w:pPr>
             <w:r>
               <w:rPr>
@@ -10312,14 +12125,15 @@
           <w:p>
             <w:pPr>
               <w:bidi w:val="0"/>
-            </w:pPr>
-            <w:r>
-              <w:rPr>
-                <w:color w:val="000000"/>
-                <w:sz w:val="18"/>
-                <w:szCs w:val="18"/>
-              </w:rPr>
-              <w:t>SAST-for-C evaluation</w:t>
+              <w:jc w:val="center"/>
+            </w:pPr>
+            <w:r>
+              <w:rPr>
+                <w:color w:val="000000"/>
+                <w:sz w:val="18"/>
+                <w:szCs w:val="18"/>
+              </w:rPr>
+              <w:t>CASTLE (2025)</w:t>
             </w:r>
           </w:p>
         </w:tc>
@@ -10345,6 +12159,81 @@
             <w:pPr>
               <w:bidi w:val="0"/>
             </w:pPr>
+            <w:r>
+              <w:rPr>
+                <w:color w:val="000000"/>
+                <w:sz w:val="18"/>
+                <w:szCs w:val="18"/>
+              </w:rPr>
+              <w:t>Frama-C (sound analysis)</w:t>
+            </w:r>
+          </w:p>
+        </w:tc>
+        <w:tc>
+          <w:tcPr>
+            <w:tcW w:w="1800" w:type="dxa"/>
+            <w:tcMar>
+              <w:top w:w="55" w:type="dxa"/>
+              <w:left w:w="85" w:type="dxa"/>
+              <w:bottom w:w="55" w:type="dxa"/>
+              <w:right w:w="85" w:type="dxa"/>
+            </w:tcMar>
+          </w:tcPr>
+          <w:p>
+            <w:pPr>
+              <w:bidi w:val="0"/>
+              <w:jc w:val="center"/>
+            </w:pPr>
+            <w:r>
+              <w:rPr>
+                <w:color w:val="000000"/>
+                <w:sz w:val="18"/>
+                <w:szCs w:val="18"/>
+              </w:rPr>
+              <w:t>&gt; 50%</w:t>
+            </w:r>
+          </w:p>
+        </w:tc>
+        <w:tc>
+          <w:tcPr>
+            <w:tcW w:w="1600" w:type="dxa"/>
+            <w:tcMar>
+              <w:top w:w="55" w:type="dxa"/>
+              <w:left w:w="85" w:type="dxa"/>
+              <w:bottom w:w="55" w:type="dxa"/>
+              <w:right w:w="85" w:type="dxa"/>
+            </w:tcMar>
+          </w:tcPr>
+          <w:p>
+            <w:pPr>
+              <w:bidi w:val="0"/>
+              <w:jc w:val="center"/>
+            </w:pPr>
+            <w:r>
+              <w:rPr>
+                <w:color w:val="000000"/>
+                <w:sz w:val="18"/>
+                <w:szCs w:val="18"/>
+              </w:rPr>
+              <w:t>—</w:t>
+            </w:r>
+          </w:p>
+        </w:tc>
+        <w:tc>
+          <w:tcPr>
+            <w:tcW w:w="2226" w:type="dxa"/>
+            <w:tcMar>
+              <w:top w:w="55" w:type="dxa"/>
+              <w:left w:w="85" w:type="dxa"/>
+              <w:bottom w:w="55" w:type="dxa"/>
+              <w:right w:w="85" w:type="dxa"/>
+            </w:tcMar>
+          </w:tcPr>
+          <w:p>
+            <w:pPr>
+              <w:bidi w:val="0"/>
+              <w:jc w:val="center"/>
+            </w:pPr>
             <w:proofErr w:type="spellStart"/>
             <w:r>
               <w:rPr>
@@ -10352,7 +12241,7 @@
                 <w:sz w:val="18"/>
                 <w:szCs w:val="18"/>
               </w:rPr>
-              <w:t>AdLint</w:t>
+              <w:t>Gentsch</w:t>
             </w:r>
             <w:proofErr w:type="spellEnd"/>
             <w:r>
@@ -10361,79 +12250,7 @@
                 <w:sz w:val="18"/>
                 <w:szCs w:val="18"/>
               </w:rPr>
-              <w:t xml:space="preserve"> / Frama-C</w:t>
-            </w:r>
-          </w:p>
-        </w:tc>
-        <w:tc>
-          <w:tcPr>
-            <w:tcW w:w="1800" w:type="dxa"/>
-            <w:tcMar>
-              <w:top w:w="55" w:type="dxa"/>
-              <w:left w:w="85" w:type="dxa"/>
-              <w:bottom w:w="55" w:type="dxa"/>
-              <w:right w:w="85" w:type="dxa"/>
-            </w:tcMar>
-          </w:tcPr>
-          <w:p>
-            <w:pPr>
-              <w:bidi w:val="0"/>
-            </w:pPr>
-            <w:r>
-              <w:rPr>
-                <w:color w:val="000000"/>
-                <w:sz w:val="18"/>
-                <w:szCs w:val="18"/>
-              </w:rPr>
-              <w:t>&gt; 50%</w:t>
-            </w:r>
-          </w:p>
-        </w:tc>
-        <w:tc>
-          <w:tcPr>
-            <w:tcW w:w="1600" w:type="dxa"/>
-            <w:tcMar>
-              <w:top w:w="55" w:type="dxa"/>
-              <w:left w:w="85" w:type="dxa"/>
-              <w:bottom w:w="55" w:type="dxa"/>
-              <w:right w:w="85" w:type="dxa"/>
-            </w:tcMar>
-          </w:tcPr>
-          <w:p>
-            <w:pPr>
-              <w:bidi w:val="0"/>
-            </w:pPr>
-            <w:r>
-              <w:rPr>
-                <w:color w:val="000000"/>
-                <w:sz w:val="18"/>
-                <w:szCs w:val="18"/>
-              </w:rPr>
-              <w:t>—</w:t>
-            </w:r>
-          </w:p>
-        </w:tc>
-        <w:tc>
-          <w:tcPr>
-            <w:tcW w:w="2226" w:type="dxa"/>
-            <w:tcMar>
-              <w:top w:w="55" w:type="dxa"/>
-              <w:left w:w="85" w:type="dxa"/>
-              <w:bottom w:w="55" w:type="dxa"/>
-              <w:right w:w="85" w:type="dxa"/>
-            </w:tcMar>
-          </w:tcPr>
-          <w:p>
-            <w:pPr>
-              <w:bidi w:val="0"/>
-            </w:pPr>
-            <w:r>
-              <w:rPr>
-                <w:color w:val="000000"/>
-                <w:sz w:val="18"/>
-                <w:szCs w:val="18"/>
-              </w:rPr>
-              <w:t>SAST-for-C evaluation</w:t>
+              <w:t xml:space="preserve"> (2020)</w:t>
             </w:r>
           </w:p>
         </w:tc>
@@ -10484,6 +12301,7 @@
           <w:p>
             <w:pPr>
               <w:bidi w:val="0"/>
+              <w:jc w:val="center"/>
             </w:pPr>
             <w:r>
               <w:rPr>
@@ -10509,6 +12327,7 @@
           <w:p>
             <w:pPr>
               <w:bidi w:val="0"/>
+              <w:jc w:val="center"/>
             </w:pPr>
             <w:r>
               <w:rPr>
@@ -10534,6 +12353,7 @@
           <w:p>
             <w:pPr>
               <w:bidi w:val="0"/>
+              <w:jc w:val="center"/>
             </w:pPr>
             <w:r>
               <w:rPr>
@@ -10590,6 +12410,7 @@
           <w:p>
             <w:pPr>
               <w:bidi w:val="0"/>
+              <w:jc w:val="center"/>
             </w:pPr>
             <w:r>
               <w:rPr>
@@ -10614,6 +12435,7 @@
           <w:p>
             <w:pPr>
               <w:bidi w:val="0"/>
+              <w:jc w:val="center"/>
             </w:pPr>
             <w:r>
               <w:rPr>
@@ -10638,6 +12460,7 @@
           <w:p>
             <w:pPr>
               <w:bidi w:val="0"/>
+              <w:jc w:val="center"/>
             </w:pPr>
             <w:r>
               <w:rPr>
@@ -10710,6 +12533,7 @@
           <w:p>
             <w:pPr>
               <w:bidi w:val="0"/>
+              <w:jc w:val="center"/>
             </w:pPr>
             <w:r>
               <w:rPr>
@@ -10737,6 +12561,7 @@
           <w:p>
             <w:pPr>
               <w:bidi w:val="0"/>
+              <w:jc w:val="center"/>
             </w:pPr>
             <w:r>
               <w:rPr>
@@ -10764,6 +12589,7 @@
           <w:p>
             <w:pPr>
               <w:bidi w:val="0"/>
+              <w:jc w:val="center"/>
             </w:pPr>
             <w:r>
               <w:rPr>
@@ -10809,6 +12635,7 @@
                 <w:sz w:val="18"/>
                 <w:szCs w:val="18"/>
               </w:rPr>
+              <w:lastRenderedPageBreak/>
               <w:t>SecureAssist</w:t>
             </w:r>
             <w:proofErr w:type="spellEnd"/>
@@ -10838,6 +12665,7 @@
           <w:p>
             <w:pPr>
               <w:bidi w:val="0"/>
+              <w:jc w:val="center"/>
             </w:pPr>
             <w:r>
               <w:rPr>
@@ -10865,6 +12693,7 @@
           <w:p>
             <w:pPr>
               <w:bidi w:val="0"/>
+              <w:jc w:val="center"/>
             </w:pPr>
             <w:r>
               <w:rPr>
@@ -10892,6 +12721,7 @@
           <w:p>
             <w:pPr>
               <w:bidi w:val="0"/>
+              <w:jc w:val="center"/>
             </w:pPr>
             <w:r>
               <w:rPr>
@@ -10913,11 +12743,7 @@
         <w:spacing w:after="130" w:line="278" w:lineRule="auto"/>
       </w:pPr>
       <w:r>
-        <w:t xml:space="preserve">The hybrid places CWE-787 detection above the nine-tool average of 52.7% and within the range reported for commercial products, at a precision that also exceeds the commercial figure. The literature shows the </w:t>
-      </w:r>
-      <w:r>
-        <w:lastRenderedPageBreak/>
-        <w:t>same precision-recall trade-off we observe: for</w:t>
+        <w:t>The hybrid places CWE-787 detection above the nine-tool average of 52.7% and within the range reported for commercial products, at a precision that also exceeds the commercial figure. The literature shows the same precision-recall trade-off we observe: for</w:t>
       </w:r>
       <w:r>
         <w:t>mal tools reach near-perfect precision while detecting 9–12%, and higher-recall tools accept more noise.</w:t>
@@ -11036,6 +12862,7 @@
           <w:p>
             <w:pPr>
               <w:bidi w:val="0"/>
+              <w:jc w:val="center"/>
             </w:pPr>
             <w:r>
               <w:rPr>
@@ -11063,6 +12890,7 @@
           <w:p>
             <w:pPr>
               <w:bidi w:val="0"/>
+              <w:jc w:val="center"/>
             </w:pPr>
             <w:r>
               <w:rPr>
@@ -11090,6 +12918,7 @@
           <w:p>
             <w:pPr>
               <w:bidi w:val="0"/>
+              <w:jc w:val="center"/>
             </w:pPr>
             <w:r>
               <w:rPr>
@@ -11117,6 +12946,7 @@
           <w:p>
             <w:pPr>
               <w:bidi w:val="0"/>
+              <w:jc w:val="center"/>
             </w:pPr>
             <w:r>
               <w:rPr>
@@ -11144,6 +12974,7 @@
           <w:p>
             <w:pPr>
               <w:bidi w:val="0"/>
+              <w:jc w:val="center"/>
             </w:pPr>
             <w:r>
               <w:rPr>
@@ -11212,6 +13043,7 @@
           <w:p>
             <w:pPr>
               <w:bidi w:val="0"/>
+              <w:jc w:val="center"/>
             </w:pPr>
             <w:r>
               <w:rPr>
@@ -11236,6 +13068,7 @@
           <w:p>
             <w:pPr>
               <w:bidi w:val="0"/>
+              <w:jc w:val="center"/>
             </w:pPr>
             <w:r>
               <w:rPr>
@@ -11260,6 +13093,7 @@
           <w:p>
             <w:pPr>
               <w:bidi w:val="0"/>
+              <w:jc w:val="center"/>
             </w:pPr>
             <w:r>
               <w:rPr>
@@ -11284,6 +13118,7 @@
           <w:p>
             <w:pPr>
               <w:bidi w:val="0"/>
+              <w:jc w:val="center"/>
             </w:pPr>
             <w:r>
               <w:rPr>
@@ -11308,6 +13143,7 @@
           <w:p>
             <w:pPr>
               <w:bidi w:val="0"/>
+              <w:jc w:val="center"/>
             </w:pPr>
             <w:r>
               <w:rPr>
@@ -11366,6 +13202,7 @@
           <w:p>
             <w:pPr>
               <w:bidi w:val="0"/>
+              <w:jc w:val="center"/>
             </w:pPr>
             <w:r>
               <w:rPr>
@@ -11391,6 +13228,7 @@
           <w:p>
             <w:pPr>
               <w:bidi w:val="0"/>
+              <w:jc w:val="center"/>
             </w:pPr>
             <w:r>
               <w:rPr>
@@ -11416,6 +13254,7 @@
           <w:p>
             <w:pPr>
               <w:bidi w:val="0"/>
+              <w:jc w:val="center"/>
             </w:pPr>
             <w:r>
               <w:rPr>
@@ -11441,6 +13280,7 @@
           <w:p>
             <w:pPr>
               <w:bidi w:val="0"/>
+              <w:jc w:val="center"/>
             </w:pPr>
             <w:r>
               <w:rPr>
@@ -11466,6 +13306,7 @@
           <w:p>
             <w:pPr>
               <w:bidi w:val="0"/>
+              <w:jc w:val="center"/>
             </w:pPr>
             <w:r>
               <w:rPr>
@@ -11522,6 +13363,7 @@
           <w:p>
             <w:pPr>
               <w:bidi w:val="0"/>
+              <w:jc w:val="center"/>
             </w:pPr>
             <w:r>
               <w:rPr>
@@ -11546,6 +13388,7 @@
           <w:p>
             <w:pPr>
               <w:bidi w:val="0"/>
+              <w:jc w:val="center"/>
             </w:pPr>
             <w:r>
               <w:rPr>
@@ -11570,6 +13413,7 @@
           <w:p>
             <w:pPr>
               <w:bidi w:val="0"/>
+              <w:jc w:val="center"/>
             </w:pPr>
             <w:r>
               <w:rPr>
@@ -11594,6 +13438,7 @@
           <w:p>
             <w:pPr>
               <w:bidi w:val="0"/>
+              <w:jc w:val="center"/>
             </w:pPr>
             <w:r>
               <w:rPr>
@@ -11618,6 +13463,7 @@
           <w:p>
             <w:pPr>
               <w:bidi w:val="0"/>
+              <w:jc w:val="center"/>
             </w:pPr>
             <w:r>
               <w:rPr>
@@ -11678,6 +13524,7 @@
           <w:p>
             <w:pPr>
               <w:bidi w:val="0"/>
+              <w:jc w:val="center"/>
             </w:pPr>
             <w:r>
               <w:rPr>
@@ -11705,6 +13552,7 @@
           <w:p>
             <w:pPr>
               <w:bidi w:val="0"/>
+              <w:jc w:val="center"/>
             </w:pPr>
             <w:r>
               <w:rPr>
@@ -11732,6 +13580,7 @@
           <w:p>
             <w:pPr>
               <w:bidi w:val="0"/>
+              <w:jc w:val="center"/>
             </w:pPr>
             <w:r>
               <w:rPr>
@@ -11759,6 +13608,7 @@
           <w:p>
             <w:pPr>
               <w:bidi w:val="0"/>
+              <w:jc w:val="center"/>
             </w:pPr>
             <w:r>
               <w:rPr>
@@ -11786,6 +13636,7 @@
           <w:p>
             <w:pPr>
               <w:bidi w:val="0"/>
+              <w:jc w:val="center"/>
             </w:pPr>
             <w:r>
               <w:rPr>
@@ -11973,7 +13824,6 @@
         <w:spacing w:before="150" w:after="190"/>
         <w:ind w:left="120" w:right="120"/>
       </w:pPr>
-      <w:proofErr w:type="spellStart"/>
       <w:r>
         <w:rPr>
           <w:b/>
@@ -11982,9 +13832,8 @@
           <w:sz w:val="20"/>
           <w:szCs w:val="20"/>
         </w:rPr>
-        <w:t>SecureAssist</w:t>
-      </w:r>
-      <w:proofErr w:type="spellEnd"/>
+        <w:t>On these results the hybrid is the more suitable default. It improves recall and F3 in all three languages, its largest gains fall where the analyzer is weakest, and it is the only configuration capable of producing a fix. The static layer remains the alwa</w:t>
+      </w:r>
       <w:r>
         <w:rPr>
           <w:b/>
@@ -11993,17 +13842,7 @@
           <w:sz w:val="20"/>
           <w:szCs w:val="20"/>
         </w:rPr>
-        <w:t xml:space="preserve"> ships the hybrid configuration. It improves recall and F3 in all three languages, delivers its largest gains precisely where the analyzer is weakest, and is the only configuration capable of producing a fix. The static layer remains the always</w:t>
-      </w:r>
-      <w:r>
-        <w:rPr>
-          <w:b/>
-          <w:bCs/>
-          <w:color w:val="17375E"/>
-          <w:sz w:val="20"/>
-          <w:szCs w:val="20"/>
-        </w:rPr>
-        <w:t>-on path — deterministic, instantaneous, and requiring no GPU — with the model invoked deliberately.</w:t>
+        <w:t>ys-on path — deterministic, immediate and requiring no GPU — with the model invoked deliberately.</w:t>
       </w:r>
     </w:p>
     <w:p>
@@ -12028,10 +13867,10 @@
         <w:spacing w:after="130" w:line="278" w:lineRule="auto"/>
       </w:pPr>
       <w:r>
-        <w:t>The model's aggregate precision across the synthetic benchmarks is 75.3% against the analyzer's 68.0%, and on C it reaches 97.7%. On CWE-190 it rejected every one of the analyzer's 92 false positives. The present design cannot exploit this, because the hyb</w:t>
-      </w:r>
-      <w:r>
-        <w:t>rid takes the union of both sources and a union can only add findings, never withdraw them.</w:t>
+        <w:t xml:space="preserve">The model's aggregate precision across the synthetic benchmarks is 75.3% against the analyzer's 68.0%, and on C it reaches </w:t>
+      </w:r>
+      <w:r>
+        <w:t>97.7%. On CWE-190 it rejected every one of the analyzer's 92 false positives. The present design cannot exploit this, because the hybrid takes the union of both sources and a union can only add findings, never withdraw them.</w:t>
       </w:r>
     </w:p>
     <w:p>
@@ -12040,10 +13879,13 @@
         <w:spacing w:after="130" w:line="278" w:lineRule="auto"/>
       </w:pPr>
       <w:r>
-        <w:t>A configuration in which the model adjudicates the analyzer's findings rather than extending them is therefore the clearest available improvement, and it is support</w:t>
-      </w:r>
-      <w:r>
-        <w:t>ed by the literature: the 2026 study cited above reports LLM-based post-filtering reducing false-positive rates from over 92% to 6.3%. This is the primary direction for future work.</w:t>
+        <w:t>A configuration in which the mo</w:t>
+      </w:r>
+      <w:r>
+        <w:t>del adjudicates the analyzer's findings rather than extending them is therefore the clearest available improvement, and it is supported by the literature: the 2026 study cited above reports LLM-based post-filtering reducing false-positive rates from over 9</w:t>
+      </w:r>
+      <w:r>
+        <w:t>2% to 6.3%. This is the primary direction for future work.</w:t>
       </w:r>
     </w:p>
     <w:p>
@@ -12080,13 +13922,10 @@
         <w:spacing w:after="130" w:line="278" w:lineRule="auto"/>
       </w:pPr>
       <w:r>
-        <w:t>The false-positive ra</w:t>
-      </w:r>
-      <w:r>
-        <w:t>tes on OWASP's taint categories — 74% on SQL injection, 60% on command injection, 55% on path traversal — demand an explanation, particularly alongside a 21.2% trap rate on real applications. Every OWASP case flagged as vulnerable but labelled safe was the</w:t>
-      </w:r>
-      <w:r>
-        <w:t>refore classified by the mechanism that makes it safe.</w:t>
+        <w:t>The false-positive rates on OWASP's taint categories — 74% on SQL injection, 60% on command injection, 55% on path traversal — demand an explana</w:t>
+      </w:r>
+      <w:r>
+        <w:t>tion, particularly alongside a 21.2% trap rate on real applications. Every OWASP case flagged as vulnerable but labelled safe was therefore classified by the mechanism that makes it safe.</w:t>
       </w:r>
     </w:p>
     <w:tbl>
@@ -12175,6 +14014,7 @@
           <w:p>
             <w:pPr>
               <w:bidi w:val="0"/>
+              <w:jc w:val="center"/>
             </w:pPr>
             <w:r>
               <w:rPr>
@@ -12202,6 +14042,7 @@
           <w:p>
             <w:pPr>
               <w:bidi w:val="0"/>
+              <w:jc w:val="center"/>
             </w:pPr>
             <w:r>
               <w:rPr>
@@ -12229,6 +14070,7 @@
           <w:p>
             <w:pPr>
               <w:bidi w:val="0"/>
+              <w:jc w:val="center"/>
             </w:pPr>
             <w:r>
               <w:rPr>
@@ -12291,6 +14133,7 @@
           <w:p>
             <w:pPr>
               <w:bidi w:val="0"/>
+              <w:jc w:val="center"/>
             </w:pPr>
             <w:r>
               <w:rPr>
@@ -12318,6 +14161,7 @@
           <w:p>
             <w:pPr>
               <w:bidi w:val="0"/>
+              <w:jc w:val="center"/>
             </w:pPr>
             <w:r>
               <w:rPr>
@@ -12345,6 +14189,7 @@
           <w:p>
             <w:pPr>
               <w:bidi w:val="0"/>
+              <w:jc w:val="center"/>
             </w:pPr>
             <w:r>
               <w:rPr>
@@ -12354,7 +14199,7 @@
                 <w:sz w:val="18"/>
                 <w:szCs w:val="18"/>
               </w:rPr>
-              <w:t>No — needs whole-program analysis</w:t>
+              <w:t>Not by our analysis; see note</w:t>
             </w:r>
           </w:p>
         </w:tc>
@@ -12405,6 +14250,7 @@
           <w:p>
             <w:pPr>
               <w:bidi w:val="0"/>
+              <w:jc w:val="center"/>
             </w:pPr>
             <w:r>
               <w:rPr>
@@ -12430,6 +14276,7 @@
           <w:p>
             <w:pPr>
               <w:bidi w:val="0"/>
+              <w:jc w:val="center"/>
             </w:pPr>
             <w:r>
               <w:rPr>
@@ -12455,6 +14302,7 @@
           <w:p>
             <w:pPr>
               <w:bidi w:val="0"/>
+              <w:jc w:val="center"/>
             </w:pPr>
             <w:r>
               <w:rPr>
@@ -12511,6 +14359,7 @@
           <w:p>
             <w:pPr>
               <w:bidi w:val="0"/>
+              <w:jc w:val="center"/>
             </w:pPr>
             <w:r>
               <w:rPr>
@@ -12535,6 +14384,7 @@
           <w:p>
             <w:pPr>
               <w:bidi w:val="0"/>
+              <w:jc w:val="center"/>
             </w:pPr>
             <w:r>
               <w:rPr>
@@ -12559,6 +14409,7 @@
           <w:p>
             <w:pPr>
               <w:bidi w:val="0"/>
+              <w:jc w:val="center"/>
             </w:pPr>
             <w:r>
               <w:rPr>
@@ -12617,6 +14468,7 @@
           <w:p>
             <w:pPr>
               <w:bidi w:val="0"/>
+              <w:jc w:val="center"/>
             </w:pPr>
             <w:r>
               <w:rPr>
@@ -12642,6 +14494,7 @@
           <w:p>
             <w:pPr>
               <w:bidi w:val="0"/>
+              <w:jc w:val="center"/>
             </w:pPr>
             <w:r>
               <w:rPr>
@@ -12667,6 +14520,7 @@
           <w:p>
             <w:pPr>
               <w:bidi w:val="0"/>
+              <w:jc w:val="center"/>
             </w:pPr>
             <w:r>
               <w:rPr>
@@ -12723,6 +14577,7 @@
           <w:p>
             <w:pPr>
               <w:bidi w:val="0"/>
+              <w:jc w:val="center"/>
             </w:pPr>
             <w:r>
               <w:rPr>
@@ -12747,6 +14602,7 @@
           <w:p>
             <w:pPr>
               <w:bidi w:val="0"/>
+              <w:jc w:val="center"/>
             </w:pPr>
             <w:r>
               <w:rPr>
@@ -12771,6 +14627,7 @@
           <w:p>
             <w:pPr>
               <w:bidi w:val="0"/>
+              <w:jc w:val="center"/>
             </w:pPr>
             <w:r>
               <w:rPr>
@@ -12813,7 +14670,7 @@
                 <w:sz w:val="18"/>
                 <w:szCs w:val="18"/>
               </w:rPr>
-              <w:t>Realistic safe code</w:t>
+              <w:t>Recommended production pattern</w:t>
             </w:r>
           </w:p>
         </w:tc>
@@ -12831,6 +14688,7 @@
           <w:p>
             <w:pPr>
               <w:bidi w:val="0"/>
+              <w:jc w:val="center"/>
             </w:pPr>
             <w:r>
               <w:rPr>
@@ -12858,6 +14716,7 @@
           <w:p>
             <w:pPr>
               <w:bidi w:val="0"/>
+              <w:jc w:val="center"/>
             </w:pPr>
             <w:r>
               <w:rPr>
@@ -12885,6 +14744,7 @@
           <w:p>
             <w:pPr>
               <w:bidi w:val="0"/>
+              <w:jc w:val="center"/>
             </w:pPr>
             <w:r>
               <w:rPr>
@@ -12913,7 +14773,17 @@
           <w:sz w:val="18"/>
           <w:szCs w:val="18"/>
         </w:rPr>
-        <w:t>283 of 431 safe cases across the three taint categories were flagged. No case was left unclassified.</w:t>
+        <w:t>283 of 431 safe cases across the three taint categories were flagged. No case was left unclassified. Reflection is not tractable by our current single-file analysis; reliable resolution may be achievable by whole-program and configuration-aware analyzers u</w:t>
+      </w:r>
+      <w:r>
+        <w:rPr>
+          <w:i/>
+          <w:iCs/>
+          <w:color w:val="444444"/>
+          <w:sz w:val="18"/>
+          <w:szCs w:val="18"/>
+        </w:rPr>
+        <w:t>sing string analysis, class-hierarchy analysis or conservative modelling of reflective call sites, at substantially greater engineering cost.</w:t>
       </w:r>
     </w:p>
     <w:p>
@@ -12938,10 +14808,10 @@
         <w:spacing w:after="130" w:line="278" w:lineRule="auto"/>
       </w:pPr>
       <w:r>
-        <w:t>BenchmarkTest00332 propagates attacker-controlled input through StringBuilder, HashMap, substring, Base64 and split operations — fifte</w:t>
-      </w:r>
-      <w:r>
-        <w:t>en lines of taint flow — and then discards the result entirely:</w:t>
+        <w:t>BenchmarkTest00332 propagates attacker-controlled input through StringBuilder, HashMap, subst</w:t>
+      </w:r>
+      <w:r>
+        <w:t>ring, Base64 and split operations — fifteen lines of taint flow — and then discards the result entirely:</w:t>
       </w:r>
     </w:p>
     <w:p>
@@ -13028,10 +14898,10 @@
         <w:spacing w:after="130" w:line="278" w:lineRule="auto"/>
       </w:pPr>
       <w:r>
-        <w:t>The value that reaches the sink derives from a str</w:t>
-      </w:r>
-      <w:r>
-        <w:t xml:space="preserve">ing literal; the preceding taint chain is a decoy. Compounding this, </w:t>
+        <w:t>The value</w:t>
+      </w:r>
+      <w:r>
+        <w:t xml:space="preserve"> that reaches the sink derives from a string literal; the preceding taint chain is a decoy. Compounding this, </w:t>
       </w:r>
       <w:proofErr w:type="spellStart"/>
       <w:r>
@@ -13055,10 +14925,7 @@
       </w:r>
       <w:proofErr w:type="spellEnd"/>
       <w:r>
-        <w:t xml:space="preserve"> executes cannot be determined</w:t>
-      </w:r>
-      <w:r>
-        <w:t xml:space="preserve"> from the source at all.</w:t>
+        <w:t xml:space="preserve"> executes cannot be determined from the source at all.</w:t>
       </w:r>
     </w:p>
     <w:p>
@@ -13135,7 +15002,15 @@
           <w:sz w:val="17"/>
           <w:szCs w:val="17"/>
         </w:rPr>
-        <w:t>connection.prepareStatement</w:t>
+        <w:t>connection.prepareSt</w:t>
+      </w:r>
+      <w:r>
+        <w:rPr>
+          <w:rFonts w:ascii="Consolas" w:eastAsia="Consolas" w:hAnsi="Consolas" w:cs="Consolas"/>
+          <w:sz w:val="17"/>
+          <w:szCs w:val="17"/>
+        </w:rPr>
+        <w:t>atement</w:t>
       </w:r>
       <w:proofErr w:type="spellEnd"/>
       <w:proofErr w:type="gramEnd"/>
@@ -13204,7 +15079,7 @@
           <w:sz w:val="20"/>
           <w:szCs w:val="20"/>
         </w:rPr>
-        <w:t xml:space="preserve">No production codebase </w:t>
+        <w:t xml:space="preserve">Routing a constant through a reflectively-instantiated factory is not a </w:t>
       </w:r>
       <w:proofErr w:type="spellStart"/>
       <w:r>
@@ -13215,7 +15090,7 @@
           <w:sz w:val="20"/>
           <w:szCs w:val="20"/>
         </w:rPr>
-        <w:t>sanitises</w:t>
+        <w:t>sanitisation</w:t>
       </w:r>
       <w:proofErr w:type="spellEnd"/>
       <w:r>
@@ -13226,7 +15101,7 @@
           <w:sz w:val="20"/>
           <w:szCs w:val="20"/>
         </w:rPr>
-        <w:t xml:space="preserve"> user input by routing a constant through a reflectively-instantiated factory. This is the gap between a 74% false-positive</w:t>
+        <w:t xml:space="preserve"> strategy found in production code; it exists in the benchmark to defea</w:t>
       </w:r>
       <w:r>
         <w:rPr>
@@ -13236,7 +15111,7 @@
           <w:sz w:val="20"/>
           <w:szCs w:val="20"/>
         </w:rPr>
-        <w:t xml:space="preserve"> rate on engineered synthetic pairs and 21.2% on real applications containing purpose-built traps.</w:t>
+        <w:t>t static analysis. This is the most likely explanation for the gap between a 74% false-positive rate on these engineered pairs and 21.2% on real applications containing purpose-built traps.</w:t>
       </w:r>
     </w:p>
     <w:p>
@@ -13261,13 +15136,13 @@
         <w:spacing w:after="130" w:line="278" w:lineRule="auto"/>
       </w:pPr>
       <w:r>
-        <w:t>Juliet's safe variants are constructed on the same principle — the vulnerable case with one guard inserted — which is why memor</w:t>
-      </w:r>
-      <w:r>
-        <w:t>y-bounds false positives cluster on cases requiring buffer-size reasoning the analyzer does not perform. The model's near-perfect precision on the same corpus, at 97.7%, indicates that this is a limitation of the pattern-based approach rather than an inher</w:t>
-      </w:r>
-      <w:r>
-        <w:t>ent property of the benchmark.</w:t>
+        <w:t>Juliet's safe variants are construct</w:t>
+      </w:r>
+      <w:r>
+        <w:t>ed on the same principle — the vulnerable case with one guard inserted — which is why memory-bounds false positives cluster on cases requiring buffer-size reasoning the analyzer does not perform. The model's near-perfect precision on the same corpus, at 97</w:t>
+      </w:r>
+      <w:r>
+        <w:t>.7%, indicates that this is a limitation of the pattern-based approach rather than an inherent property of the benchmark.</w:t>
       </w:r>
     </w:p>
     <w:p>
@@ -13277,6 +15152,8 @@
           <w:bottom w:val="single" w:sz="6" w:space="4" w:color="1F4E79"/>
         </w:pBdr>
         <w:spacing w:before="340" w:after="150"/>
+      </w:pPr>
+      <w:r>
         <w:rPr>
           <w:b/>
           <w:bCs/>
@@ -13284,16 +15161,9 @@
           <w:sz w:val="29"/>
           <w:szCs w:val="29"/>
         </w:rPr>
-      </w:pPr>
-    </w:p>
-    <w:p>
-      <w:pPr>
-        <w:pStyle w:val="Heading1"/>
-        <w:pBdr>
-          <w:bottom w:val="single" w:sz="6" w:space="4" w:color="1F4E79"/>
-        </w:pBdr>
-        <w:spacing w:before="340" w:after="150"/>
-      </w:pPr>
+        <w:lastRenderedPageBreak/>
+        <w:t xml:space="preserve">8. Known </w:t>
+      </w:r>
       <w:r>
         <w:rPr>
           <w:b/>
@@ -13302,8 +15172,24 @@
           <w:sz w:val="29"/>
           <w:szCs w:val="29"/>
         </w:rPr>
-        <w:lastRenderedPageBreak/>
-        <w:t>8. Known Limitations</w:t>
+        <w:t>Limitations</w:t>
+      </w:r>
+      <w:r>
+        <w:rPr>
+          <w:b/>
+          <w:bCs/>
+        </w:rPr>
+        <w:t xml:space="preserve"> </w:t>
+      </w:r>
+      <w:r>
+        <w:rPr>
+          <w:b/>
+          <w:bCs/>
+          <w:color w:val="2F5496" w:themeColor="accent1" w:themeShade="BF"/>
+          <w:sz w:val="29"/>
+          <w:szCs w:val="29"/>
+        </w:rPr>
+        <w:t>(and future work)</w:t>
       </w:r>
     </w:p>
     <w:p>
@@ -13316,7 +15202,10 @@
         <w:spacing w:after="80"/>
       </w:pPr>
       <w:r>
-        <w:t>Single-file and intra-procedural — taint is not followed across function or file boundaries. Juliet inter-procedural variants are out of scope and this is disclosed.</w:t>
+        <w:t>Single-file and intra-procedural — taint is not followed across function or file boundaries. Juliet inter-procedu</w:t>
+      </w:r>
+      <w:r>
+        <w:t>ral variants are out of scope and this is disclosed.</w:t>
       </w:r>
     </w:p>
     <w:p>
@@ -13329,10 +15218,7 @@
         <w:spacing w:after="80"/>
       </w:pPr>
       <w:r>
-        <w:t>No reflective dispatch modelling — 80%</w:t>
-      </w:r>
-      <w:r>
-        <w:t xml:space="preserve"> of OWASP false positives stem from reflective indirection, which is intractable without whole-program analysis of the class implemented by </w:t>
+        <w:t xml:space="preserve">No reflective dispatch modelling — 80% of OWASP false positives stem from reflective indirection, which is intractable without whole-program analysis of the class implemented by </w:t>
       </w:r>
       <w:proofErr w:type="spellStart"/>
       <w:r>
@@ -13353,10 +15239,10 @@
         <w:spacing w:after="80"/>
       </w:pPr>
       <w:r>
-        <w:t>Field-insensitive collections — a collection is treated as tainted once any tainted value enter</w:t>
-      </w:r>
-      <w:r>
-        <w:t>s it. A further 10% of false positives.</w:t>
+        <w:t>Fiel</w:t>
+      </w:r>
+      <w:r>
+        <w:t>d-insensitive collections — a collection is treated as tainted once any tainted value enters it. A further 10% of false positives.</w:t>
       </w:r>
     </w:p>
     <w:p>
@@ -13382,7 +15268,10 @@
         <w:spacing w:after="80"/>
       </w:pPr>
       <w:r>
-        <w:t xml:space="preserve">No buffer-size analysis — size-mismatch overflows such as </w:t>
+        <w:t>No buffer-size analysis — si</w:t>
+      </w:r>
+      <w:r>
+        <w:t xml:space="preserve">ze-mismatch overflows such as </w:t>
       </w:r>
       <w:proofErr w:type="spellStart"/>
       <w:r>
@@ -13398,10 +15287,7 @@
       </w:r>
       <w:proofErr w:type="spellEnd"/>
       <w:r>
-        <w:t xml:space="preserve"> are not detected. This is the</w:t>
-      </w:r>
-      <w:r>
-        <w:t xml:space="preserve"> principal cause of the CWE-787 result.</w:t>
+        <w:t xml:space="preserve"> are not detected. This is the principal cause of the CWE-787 result.</w:t>
       </w:r>
     </w:p>
     <w:p>
@@ -13435,10 +15321,10 @@
         <w:spacing w:after="80"/>
       </w:pPr>
       <w:r>
-        <w:t>The model is not an independent detector in the configuration measured here; it receives the analyzer's findi</w:t>
-      </w:r>
-      <w:r>
-        <w:t>ngs as input. A standalone measurement would require a separate evaluation.</w:t>
+        <w:t>The model is not a</w:t>
+      </w:r>
+      <w:r>
+        <w:t>n independent detector in the configuration measured here; it receives the analyzer's findings as input. A standalone measurement would require a separate evaluation.</w:t>
       </w:r>
     </w:p>
     <w:p>
@@ -13468,10 +15354,10 @@
         <w:spacing w:after="130" w:line="278" w:lineRule="auto"/>
       </w:pPr>
       <w:r>
-        <w:t xml:space="preserve">Approximately 20% of observed false positives are addressable </w:t>
-      </w:r>
-      <w:r>
-        <w:t>with field-sensitive container modelling and constant propagation, both well-understood techniques. The remaining 80% require whole-program reflection analysis representing years of dedicated engineering.</w:t>
+        <w:t>Approximately 20% of observed false positives are addressable with field-sensitive container modelling and constant propagation, both well</w:t>
+      </w:r>
+      <w:r>
+        <w:t>-understood techniques. The remaining 80% require whole-program reflection analysis representing years of dedicated engineering.</w:t>
       </w:r>
     </w:p>
     <w:p>
@@ -13481,8 +15367,6 @@
           <w:bottom w:val="single" w:sz="6" w:space="4" w:color="1F4E79"/>
         </w:pBdr>
         <w:spacing w:before="340" w:after="150"/>
-      </w:pPr>
-      <w:r>
         <w:rPr>
           <w:b/>
           <w:bCs/>
@@ -13490,7 +15374,218 @@
           <w:sz w:val="29"/>
           <w:szCs w:val="29"/>
         </w:rPr>
+      </w:pPr>
+    </w:p>
+    <w:p>
+      <w:pPr>
+        <w:pStyle w:val="Heading1"/>
+        <w:pBdr>
+          <w:bottom w:val="single" w:sz="6" w:space="4" w:color="1F4E79"/>
+        </w:pBdr>
+        <w:spacing w:before="340" w:after="150"/>
+        <w:rPr>
+          <w:b/>
+          <w:bCs/>
+          <w:color w:val="1F4E79"/>
+          <w:sz w:val="29"/>
+          <w:szCs w:val="29"/>
+        </w:rPr>
+      </w:pPr>
+    </w:p>
+    <w:p>
+      <w:pPr>
+        <w:pStyle w:val="Heading1"/>
+        <w:pBdr>
+          <w:bottom w:val="single" w:sz="6" w:space="4" w:color="1F4E79"/>
+        </w:pBdr>
+        <w:spacing w:before="340" w:after="150"/>
+        <w:rPr>
+          <w:b/>
+          <w:bCs/>
+          <w:color w:val="1F4E79"/>
+          <w:sz w:val="29"/>
+          <w:szCs w:val="29"/>
+        </w:rPr>
+      </w:pPr>
+    </w:p>
+    <w:p>
+      <w:pPr>
+        <w:pStyle w:val="Heading1"/>
+        <w:pBdr>
+          <w:bottom w:val="single" w:sz="6" w:space="4" w:color="1F4E79"/>
+        </w:pBdr>
+        <w:spacing w:before="340" w:after="150"/>
+        <w:rPr>
+          <w:b/>
+          <w:bCs/>
+          <w:color w:val="1F4E79"/>
+          <w:sz w:val="29"/>
+          <w:szCs w:val="29"/>
+        </w:rPr>
+      </w:pPr>
+    </w:p>
+    <w:p>
+      <w:pPr>
+        <w:pStyle w:val="Heading1"/>
+        <w:pBdr>
+          <w:bottom w:val="single" w:sz="6" w:space="4" w:color="1F4E79"/>
+        </w:pBdr>
+        <w:spacing w:before="340" w:after="150"/>
+        <w:rPr>
+          <w:b/>
+          <w:bCs/>
+          <w:color w:val="1F4E79"/>
+          <w:sz w:val="29"/>
+          <w:szCs w:val="29"/>
+        </w:rPr>
+      </w:pPr>
+    </w:p>
+    <w:p>
+      <w:pPr>
+        <w:pStyle w:val="Heading1"/>
+        <w:pBdr>
+          <w:bottom w:val="single" w:sz="6" w:space="4" w:color="1F4E79"/>
+        </w:pBdr>
+        <w:spacing w:before="340" w:after="150"/>
+        <w:rPr>
+          <w:b/>
+          <w:bCs/>
+          <w:color w:val="1F4E79"/>
+          <w:sz w:val="29"/>
+          <w:szCs w:val="29"/>
+        </w:rPr>
+      </w:pPr>
+    </w:p>
+    <w:p>
+      <w:pPr>
+        <w:pStyle w:val="Heading1"/>
+        <w:pBdr>
+          <w:bottom w:val="single" w:sz="6" w:space="4" w:color="1F4E79"/>
+        </w:pBdr>
+        <w:spacing w:before="340" w:after="150"/>
+        <w:rPr>
+          <w:b/>
+          <w:bCs/>
+          <w:color w:val="1F4E79"/>
+          <w:sz w:val="29"/>
+          <w:szCs w:val="29"/>
+        </w:rPr>
+      </w:pPr>
+    </w:p>
+    <w:p>
+      <w:pPr>
+        <w:pStyle w:val="Heading1"/>
+        <w:pBdr>
+          <w:bottom w:val="single" w:sz="6" w:space="4" w:color="1F4E79"/>
+        </w:pBdr>
+        <w:spacing w:before="340" w:after="150"/>
+        <w:rPr>
+          <w:b/>
+          <w:bCs/>
+          <w:color w:val="1F4E79"/>
+          <w:sz w:val="29"/>
+          <w:szCs w:val="29"/>
+        </w:rPr>
+      </w:pPr>
+    </w:p>
+    <w:p>
+      <w:pPr>
+        <w:pStyle w:val="Heading1"/>
+        <w:pBdr>
+          <w:bottom w:val="single" w:sz="6" w:space="4" w:color="1F4E79"/>
+        </w:pBdr>
+        <w:spacing w:before="340" w:after="150"/>
+        <w:rPr>
+          <w:b/>
+          <w:bCs/>
+          <w:color w:val="1F4E79"/>
+          <w:sz w:val="29"/>
+          <w:szCs w:val="29"/>
+        </w:rPr>
+      </w:pPr>
+    </w:p>
+    <w:p>
+      <w:pPr>
+        <w:pStyle w:val="Heading1"/>
+        <w:pBdr>
+          <w:bottom w:val="single" w:sz="6" w:space="4" w:color="1F4E79"/>
+        </w:pBdr>
+        <w:spacing w:before="340" w:after="150"/>
+        <w:rPr>
+          <w:b/>
+          <w:bCs/>
+          <w:color w:val="1F4E79"/>
+          <w:sz w:val="29"/>
+          <w:szCs w:val="29"/>
+        </w:rPr>
+      </w:pPr>
+    </w:p>
+    <w:p>
+      <w:pPr>
+        <w:pStyle w:val="Heading1"/>
+        <w:pBdr>
+          <w:bottom w:val="single" w:sz="6" w:space="4" w:color="1F4E79"/>
+        </w:pBdr>
+        <w:spacing w:before="340" w:after="150"/>
+        <w:rPr>
+          <w:b/>
+          <w:bCs/>
+          <w:color w:val="1F4E79"/>
+          <w:sz w:val="29"/>
+          <w:szCs w:val="29"/>
+        </w:rPr>
+      </w:pPr>
+    </w:p>
+    <w:p>
+      <w:pPr>
+        <w:pStyle w:val="Heading1"/>
+        <w:pBdr>
+          <w:bottom w:val="single" w:sz="6" w:space="4" w:color="1F4E79"/>
+        </w:pBdr>
+        <w:spacing w:before="340" w:after="150"/>
+        <w:rPr>
+          <w:b/>
+          <w:bCs/>
+          <w:color w:val="1F4E79"/>
+          <w:sz w:val="29"/>
+          <w:szCs w:val="29"/>
+        </w:rPr>
+      </w:pPr>
+    </w:p>
+    <w:p>
+      <w:pPr>
+        <w:pStyle w:val="Heading1"/>
+        <w:pBdr>
+          <w:bottom w:val="single" w:sz="6" w:space="4" w:color="1F4E79"/>
+        </w:pBdr>
+        <w:spacing w:before="340" w:after="150"/>
+      </w:pPr>
+      <w:r>
+        <w:rPr>
+          <w:b/>
+          <w:bCs/>
+          <w:color w:val="1F4E79"/>
+          <w:sz w:val="29"/>
+          <w:szCs w:val="29"/>
+        </w:rPr>
+        <w:lastRenderedPageBreak/>
         <w:t>9. Sources</w:t>
+      </w:r>
+    </w:p>
+    <w:p>
+      <w:pPr>
+        <w:pStyle w:val="Heading3"/>
+        <w:spacing w:before="200" w:after="90"/>
+      </w:pPr>
+      <w:r>
+        <w:rPr>
+          <w:b/>
+          <w:bCs/>
+          <w:color w:val="2E75B6"/>
+          <w:sz w:val="21"/>
+          <w:szCs w:val="21"/>
+        </w:rPr>
+        <w:t>Benchmarks and corpora</w:t>
       </w:r>
     </w:p>
     <w:p>
@@ -13500,19 +15595,33 @@
           <w:ilvl w:val="0"/>
           <w:numId w:val="1"/>
         </w:numPr>
-        <w:spacing w:after="80"/>
-      </w:pPr>
-      <w:proofErr w:type="spellStart"/>
-      <w:r>
-        <w:t>RealVuln</w:t>
-      </w:r>
-      <w:proofErr w:type="spellEnd"/>
-      <w:r>
-        <w:t>: Benchmarking Rule-Based, Gener</w:t>
-      </w:r>
-      <w:r>
-        <w:t>al-Purpose LLM, and Security-Specialized Scanners on Real-World Code — arXiv:2604.13764 (2026). 26 real-world Python applications, 796 hand-labelled findings including 120 false-positive traps; raw scanner outputs released openly.</w:t>
-      </w:r>
+        <w:spacing w:after="110"/>
+      </w:pPr>
+      <w:r>
+        <w:rPr>
+          <w:sz w:val="20"/>
+          <w:szCs w:val="20"/>
+        </w:rPr>
+        <w:t>OWASP Foundation. OWASP Benchmark Project, version 1.2. Jav</w:t>
+      </w:r>
+      <w:r>
+        <w:rPr>
+          <w:sz w:val="20"/>
+          <w:szCs w:val="20"/>
+        </w:rPr>
+        <w:t xml:space="preserve">a test suite of 2,740 cases with published expected results. </w:t>
+      </w:r>
+      <w:hyperlink r:id="rId5" w:history="1">
+        <w:r>
+          <w:rPr>
+            <w:color w:val="0563C1"/>
+            <w:sz w:val="20"/>
+            <w:szCs w:val="20"/>
+            <w:u w:val="single"/>
+          </w:rPr>
+          <w:t>https://owasp.org/www-project-benchmark/</w:t>
+        </w:r>
+      </w:hyperlink>
     </w:p>
     <w:p>
       <w:pPr>
@@ -13521,38 +15630,33 @@
           <w:ilvl w:val="0"/>
           <w:numId w:val="1"/>
         </w:numPr>
-        <w:spacing w:after="80"/>
-      </w:pPr>
-      <w:r>
-        <w:t>Sifting the Noise: A Comp</w:t>
-      </w:r>
-      <w:r>
-        <w:t xml:space="preserve">arative Study of LLM Agents in Vulnerability False Positive Filtering — arXiv:2601.22952 (2026). </w:t>
-      </w:r>
-      <w:proofErr w:type="spellStart"/>
-      <w:r>
-        <w:t>CodeQL</w:t>
-      </w:r>
-      <w:proofErr w:type="spellEnd"/>
-      <w:r>
-        <w:t xml:space="preserve">, </w:t>
-      </w:r>
-      <w:proofErr w:type="spellStart"/>
-      <w:r>
-        <w:t>Semgrep</w:t>
-      </w:r>
-      <w:proofErr w:type="spellEnd"/>
-      <w:r>
-        <w:t xml:space="preserve">, SonarQube and </w:t>
-      </w:r>
-      <w:proofErr w:type="spellStart"/>
-      <w:r>
-        <w:t>Joern</w:t>
-      </w:r>
-      <w:proofErr w:type="spellEnd"/>
-      <w:r>
-        <w:t xml:space="preserve"> on OWASP Benchmark v1.2; figures quoted from Section 4.1, table “Initial Performance of SAST Tools Across All Instances”.</w:t>
-      </w:r>
+        <w:spacing w:after="110"/>
+      </w:pPr>
+      <w:r>
+        <w:rPr>
+          <w:sz w:val="20"/>
+          <w:szCs w:val="20"/>
+        </w:rPr>
+        <w:t>National Institute of Standards and Technology. Juliet Test Suite for C/C++, version 1.3. NIST So</w:t>
+      </w:r>
+      <w:r>
+        <w:rPr>
+          <w:sz w:val="20"/>
+          <w:szCs w:val="20"/>
+        </w:rPr>
+        <w:t xml:space="preserve">ftware Assurance Reference Dataset (SARD), Test Suite 112. </w:t>
+      </w:r>
+      <w:hyperlink r:id="rId6" w:history="1">
+        <w:r>
+          <w:rPr>
+            <w:color w:val="0563C1"/>
+            <w:sz w:val="20"/>
+            <w:szCs w:val="20"/>
+            <w:u w:val="single"/>
+          </w:rPr>
+          <w:t>https://samate.nist.gov/SARD/test-suites/112</w:t>
+        </w:r>
+      </w:hyperlink>
     </w:p>
     <w:p>
       <w:pPr>
@@ -13561,11 +15665,67 @@
           <w:ilvl w:val="0"/>
           <w:numId w:val="1"/>
         </w:numPr>
-        <w:spacing w:after="80"/>
-      </w:pPr>
-      <w:r>
-        <w:t>CASTLE: Benchmarking Dataset for Static Code Analyzers and LLMs towards CWE Detection — arXiv:2503.09433 (2025).</w:t>
-      </w:r>
+        <w:spacing w:after="110"/>
+      </w:pPr>
+      <w:proofErr w:type="spellStart"/>
+      <w:r>
+        <w:rPr>
+          <w:sz w:val="20"/>
+          <w:szCs w:val="20"/>
+        </w:rPr>
+        <w:t>Kolega</w:t>
+      </w:r>
+      <w:proofErr w:type="spellEnd"/>
+      <w:r>
+        <w:rPr>
+          <w:sz w:val="20"/>
+          <w:szCs w:val="20"/>
+        </w:rPr>
+        <w:t xml:space="preserve"> AI. </w:t>
+      </w:r>
+      <w:proofErr w:type="spellStart"/>
+      <w:r>
+        <w:rPr>
+          <w:sz w:val="20"/>
+          <w:szCs w:val="20"/>
+        </w:rPr>
+        <w:t>RealVuln</w:t>
+      </w:r>
+      <w:proofErr w:type="spellEnd"/>
+      <w:r>
+        <w:rPr>
+          <w:sz w:val="20"/>
+          <w:szCs w:val="20"/>
+        </w:rPr>
+        <w:t xml:space="preserve"> Benchmark, version 1.0.0. 26 real-world Python applications, 796 hand-labelled findings including 120 false-positive traps; ground truth, scoring scripts and raw scanner outputs released under an open-source </w:t>
+      </w:r>
+      <w:proofErr w:type="spellStart"/>
+      <w:r>
+        <w:rPr>
+          <w:sz w:val="20"/>
+          <w:szCs w:val="20"/>
+        </w:rPr>
+        <w:t>licence</w:t>
+      </w:r>
+      <w:proofErr w:type="spellEnd"/>
+      <w:r>
+        <w:rPr>
+          <w:sz w:val="20"/>
+          <w:szCs w:val="20"/>
+        </w:rPr>
+        <w:t xml:space="preserve">. </w:t>
+      </w:r>
+      <w:hyperlink r:id="rId7" w:history="1">
+        <w:r>
+          <w:rPr>
+            <w:color w:val="0563C1"/>
+            <w:sz w:val="20"/>
+            <w:szCs w:val="20"/>
+            <w:u w:val="single"/>
+          </w:rPr>
+          <w:t>https://github.com/kolega-ai/Real-Vuln-Benchmark</w:t>
+        </w:r>
+      </w:hyperlink>
     </w:p>
     <w:p>
       <w:pPr>
@@ -13574,10 +15734,50 @@
           <w:ilvl w:val="0"/>
           <w:numId w:val="1"/>
         </w:numPr>
-        <w:spacing w:after="80"/>
-      </w:pPr>
-      <w:r>
-        <w:t>A Systematic Literature Review on Static Application Security Testing (SAST) Tools — EASE 2025, doi:10.1145/3727967.3756838.</w:t>
+        <w:spacing w:after="110"/>
+      </w:pPr>
+      <w:proofErr w:type="spellStart"/>
+      <w:r>
+        <w:rPr>
+          <w:sz w:val="20"/>
+          <w:szCs w:val="20"/>
+        </w:rPr>
+        <w:t>RealVuln</w:t>
+      </w:r>
+      <w:proofErr w:type="spellEnd"/>
+      <w:r>
+        <w:rPr>
+          <w:sz w:val="20"/>
+          <w:szCs w:val="20"/>
+        </w:rPr>
+        <w:t xml:space="preserve"> interactive dashboard and published leaderboard. </w:t>
+      </w:r>
+      <w:hyperlink r:id="rId8" w:history="1">
+        <w:r>
+          <w:rPr>
+            <w:color w:val="0563C1"/>
+            <w:sz w:val="20"/>
+            <w:szCs w:val="20"/>
+            <w:u w:val="single"/>
+          </w:rPr>
+          <w:t>https://realvuln.com/</w:t>
+        </w:r>
+      </w:hyperlink>
+    </w:p>
+    <w:p>
+      <w:pPr>
+        <w:pStyle w:val="Heading3"/>
+        <w:spacing w:before="200" w:after="90"/>
+      </w:pPr>
+      <w:r>
+        <w:rPr>
+          <w:b/>
+          <w:bCs/>
+          <w:color w:val="2E75B6"/>
+          <w:sz w:val="21"/>
+          <w:szCs w:val="21"/>
+        </w:rPr>
+        <w:t>Cited studies</w:t>
       </w:r>
     </w:p>
     <w:p>
@@ -13587,14 +15787,67 @@
           <w:ilvl w:val="0"/>
           <w:numId w:val="1"/>
         </w:numPr>
-        <w:spacing w:after="80"/>
-      </w:pPr>
-      <w:r>
-        <w:t>Evaluation of Open</w:t>
-      </w:r>
-      <w:r>
-        <w:t>-Source Static Analysis Security Testing (SAST) Tools for C — ResearchGate 338955650.</w:t>
-      </w:r>
+        <w:spacing w:after="110"/>
+      </w:pPr>
+      <w:proofErr w:type="spellStart"/>
+      <w:r>
+        <w:rPr>
+          <w:sz w:val="20"/>
+          <w:szCs w:val="20"/>
+        </w:rPr>
+        <w:t>RealVuln</w:t>
+      </w:r>
+      <w:proofErr w:type="spellEnd"/>
+      <w:r>
+        <w:rPr>
+          <w:sz w:val="20"/>
+          <w:szCs w:val="20"/>
+        </w:rPr>
+        <w:t>: Benchmarking Rule-B</w:t>
+      </w:r>
+      <w:r>
+        <w:rPr>
+          <w:sz w:val="20"/>
+          <w:szCs w:val="20"/>
+        </w:rPr>
+        <w:t xml:space="preserve">ased, General-Purpose LLM, and Security-Specialized Scanners on Real-World Code. </w:t>
+      </w:r>
+      <w:proofErr w:type="spellStart"/>
+      <w:r>
+        <w:rPr>
+          <w:sz w:val="20"/>
+          <w:szCs w:val="20"/>
+        </w:rPr>
+        <w:t>arXiv</w:t>
+      </w:r>
+      <w:proofErr w:type="spellEnd"/>
+      <w:r>
+        <w:rPr>
+          <w:sz w:val="20"/>
+          <w:szCs w:val="20"/>
+        </w:rPr>
+        <w:t xml:space="preserve"> preprint arXiv:2604.13764, 2026. Source of the F3 metric and of the scanner outputs re-scored in Section 3.2. </w:t>
+      </w:r>
+      <w:hyperlink r:id="rId9" w:history="1">
+        <w:r>
+          <w:rPr>
+            <w:color w:val="0563C1"/>
+            <w:sz w:val="20"/>
+            <w:szCs w:val="20"/>
+            <w:u w:val="single"/>
+          </w:rPr>
+          <w:t>https://ar</w:t>
+        </w:r>
+        <w:r>
+          <w:rPr>
+            <w:color w:val="0563C1"/>
+            <w:sz w:val="20"/>
+            <w:szCs w:val="20"/>
+            <w:u w:val="single"/>
+          </w:rPr>
+          <w:t>xiv.org/abs/2604.13764</w:t>
+        </w:r>
+      </w:hyperlink>
     </w:p>
     <w:p>
       <w:pPr>
@@ -13603,11 +15856,97 @@
           <w:ilvl w:val="0"/>
           <w:numId w:val="1"/>
         </w:numPr>
-        <w:spacing w:after="80"/>
-      </w:pPr>
-      <w:r>
-        <w:t>NIST SATE V — Ten Years of Static Analysis Tool Expositions, NIST SP 500-326.</w:t>
-      </w:r>
+        <w:spacing w:after="110"/>
+      </w:pPr>
+      <w:r>
+        <w:rPr>
+          <w:sz w:val="20"/>
+          <w:szCs w:val="20"/>
+        </w:rPr>
+        <w:t xml:space="preserve">Sifting the Noise: A Comparative Study of LLM Agents in Vulnerability False Positive Filtering. </w:t>
+      </w:r>
+      <w:proofErr w:type="spellStart"/>
+      <w:r>
+        <w:rPr>
+          <w:sz w:val="20"/>
+          <w:szCs w:val="20"/>
+        </w:rPr>
+        <w:t>arXiv</w:t>
+      </w:r>
+      <w:proofErr w:type="spellEnd"/>
+      <w:r>
+        <w:rPr>
+          <w:sz w:val="20"/>
+          <w:szCs w:val="20"/>
+        </w:rPr>
+        <w:t xml:space="preserve"> preprint arXiv:2601.22952, 2026. </w:t>
+      </w:r>
+      <w:proofErr w:type="spellStart"/>
+      <w:r>
+        <w:rPr>
+          <w:sz w:val="20"/>
+          <w:szCs w:val="20"/>
+        </w:rPr>
+        <w:t>CodeQL</w:t>
+      </w:r>
+      <w:proofErr w:type="spellEnd"/>
+      <w:r>
+        <w:rPr>
+          <w:sz w:val="20"/>
+          <w:szCs w:val="20"/>
+        </w:rPr>
+        <w:t xml:space="preserve">, </w:t>
+      </w:r>
+      <w:proofErr w:type="spellStart"/>
+      <w:r>
+        <w:rPr>
+          <w:sz w:val="20"/>
+          <w:szCs w:val="20"/>
+        </w:rPr>
+        <w:t>Semgrep</w:t>
+      </w:r>
+      <w:proofErr w:type="spellEnd"/>
+      <w:r>
+        <w:rPr>
+          <w:sz w:val="20"/>
+          <w:szCs w:val="20"/>
+        </w:rPr>
+        <w:t xml:space="preserve">, SonarQube and </w:t>
+      </w:r>
+      <w:proofErr w:type="spellStart"/>
+      <w:r>
+        <w:rPr>
+          <w:sz w:val="20"/>
+          <w:szCs w:val="20"/>
+        </w:rPr>
+        <w:t>Joern</w:t>
+      </w:r>
+      <w:proofErr w:type="spellEnd"/>
+      <w:r>
+        <w:rPr>
+          <w:sz w:val="20"/>
+          <w:szCs w:val="20"/>
+        </w:rPr>
+        <w:t xml:space="preserve"> on OWASP Benchmark v1.2; false-positive rates quoted from Sec</w:t>
+      </w:r>
+      <w:r>
+        <w:rPr>
+          <w:sz w:val="20"/>
+          <w:szCs w:val="20"/>
+        </w:rPr>
+        <w:t xml:space="preserve">tion 4.1, table “Initial Performance of SAST Tools Across All Instances”, and per-CWE figures from the accompanying FPR heatmap. </w:t>
+      </w:r>
+      <w:hyperlink r:id="rId10" w:history="1">
+        <w:r>
+          <w:rPr>
+            <w:color w:val="0563C1"/>
+            <w:sz w:val="20"/>
+            <w:szCs w:val="20"/>
+            <w:u w:val="single"/>
+          </w:rPr>
+          <w:t>https://arxiv.org/abs/2601.22952</w:t>
+        </w:r>
+      </w:hyperlink>
     </w:p>
     <w:p>
       <w:pPr>
@@ -13616,11 +15955,526 @@
           <w:ilvl w:val="0"/>
           <w:numId w:val="1"/>
         </w:numPr>
-        <w:spacing w:after="80"/>
-      </w:pPr>
-      <w:r>
-        <w:t>OWASP Benchmark for Java v1.2 and NIST Juliet Test Suite for C/C++ — third-party evaluation corpora used in this work.</w:t>
-      </w:r>
+        <w:spacing w:after="110"/>
+      </w:pPr>
+      <w:proofErr w:type="spellStart"/>
+      <w:r>
+        <w:rPr>
+          <w:sz w:val="20"/>
+          <w:szCs w:val="20"/>
+          <w:lang w:val="fr-FR"/>
+        </w:rPr>
+        <w:t>Dubniczky</w:t>
+      </w:r>
+      <w:proofErr w:type="spellEnd"/>
+      <w:r>
+        <w:rPr>
+          <w:sz w:val="20"/>
+          <w:szCs w:val="20"/>
+          <w:lang w:val="fr-FR"/>
+        </w:rPr>
+        <w:t xml:space="preserve">, R. A. et al. </w:t>
+      </w:r>
+      <w:r>
+        <w:rPr>
+          <w:sz w:val="20"/>
+          <w:szCs w:val="20"/>
+        </w:rPr>
+        <w:t xml:space="preserve">CASTLE: Benchmarking </w:t>
+      </w:r>
+      <w:r>
+        <w:rPr>
+          <w:sz w:val="20"/>
+          <w:szCs w:val="20"/>
+        </w:rPr>
+        <w:t xml:space="preserve">Dataset for Static Code Analyzers and LLMs towards CWE Detection. </w:t>
+      </w:r>
+      <w:proofErr w:type="spellStart"/>
+      <w:r>
+        <w:rPr>
+          <w:sz w:val="20"/>
+          <w:szCs w:val="20"/>
+        </w:rPr>
+        <w:t>arXiv</w:t>
+      </w:r>
+      <w:proofErr w:type="spellEnd"/>
+      <w:r>
+        <w:rPr>
+          <w:sz w:val="20"/>
+          <w:szCs w:val="20"/>
+        </w:rPr>
+        <w:t xml:space="preserve"> preprint arXiv:2503.09433, 2025. Source of the Clang Static Analyzer and CBMC recall and precision figures in Section 5.2. </w:t>
+      </w:r>
+      <w:hyperlink r:id="rId11" w:history="1">
+        <w:r>
+          <w:rPr>
+            <w:color w:val="0563C1"/>
+            <w:sz w:val="20"/>
+            <w:szCs w:val="20"/>
+            <w:u w:val="single"/>
+          </w:rPr>
+          <w:t>https://arxi</w:t>
+        </w:r>
+        <w:r>
+          <w:rPr>
+            <w:color w:val="0563C1"/>
+            <w:sz w:val="20"/>
+            <w:szCs w:val="20"/>
+            <w:u w:val="single"/>
+          </w:rPr>
+          <w:t>v.org/abs/2503.09433</w:t>
+        </w:r>
+      </w:hyperlink>
+    </w:p>
+    <w:p>
+      <w:pPr>
+        <w:pStyle w:val="ListParagraph"/>
+        <w:numPr>
+          <w:ilvl w:val="0"/>
+          <w:numId w:val="1"/>
+        </w:numPr>
+        <w:spacing w:after="110"/>
+      </w:pPr>
+      <w:r>
+        <w:rPr>
+          <w:sz w:val="20"/>
+          <w:szCs w:val="20"/>
+        </w:rPr>
+        <w:t>A Systematic Literature Review on Static Application Security Testing (SAST) Tools: Evaluation, Benchmarks, Challenges, and Future Directions. In Proceedings of the 29th International Conference on Evaluation and Assessment in Software</w:t>
+      </w:r>
+      <w:r>
+        <w:rPr>
+          <w:sz w:val="20"/>
+          <w:szCs w:val="20"/>
+        </w:rPr>
+        <w:t xml:space="preserve"> Engineering (EASE ’25), Companion. ACM, 2025. </w:t>
+      </w:r>
+      <w:hyperlink r:id="rId12" w:history="1">
+        <w:r>
+          <w:rPr>
+            <w:color w:val="0563C1"/>
+            <w:sz w:val="20"/>
+            <w:szCs w:val="20"/>
+            <w:u w:val="single"/>
+          </w:rPr>
+          <w:t>https://doi.org/10.1145/3727967.3756838</w:t>
+        </w:r>
+      </w:hyperlink>
+    </w:p>
+    <w:p>
+      <w:pPr>
+        <w:pStyle w:val="ListParagraph"/>
+        <w:numPr>
+          <w:ilvl w:val="0"/>
+          <w:numId w:val="1"/>
+        </w:numPr>
+        <w:spacing w:after="110"/>
+      </w:pPr>
+      <w:proofErr w:type="spellStart"/>
+      <w:r>
+        <w:rPr>
+          <w:sz w:val="20"/>
+          <w:szCs w:val="20"/>
+        </w:rPr>
+        <w:t>Gentsch</w:t>
+      </w:r>
+      <w:proofErr w:type="spellEnd"/>
+      <w:r>
+        <w:rPr>
+          <w:sz w:val="20"/>
+          <w:szCs w:val="20"/>
+        </w:rPr>
+        <w:t xml:space="preserve">, C. Evaluation of </w:t>
+      </w:r>
+      <w:proofErr w:type="gramStart"/>
+      <w:r>
+        <w:rPr>
+          <w:sz w:val="20"/>
+          <w:szCs w:val="20"/>
+        </w:rPr>
+        <w:t>Open Source</w:t>
+      </w:r>
+      <w:proofErr w:type="gramEnd"/>
+      <w:r>
+        <w:rPr>
+          <w:sz w:val="20"/>
+          <w:szCs w:val="20"/>
+        </w:rPr>
+        <w:t xml:space="preserve"> Static Analysis Security Testing (SAST) Tools for C. DLR-</w:t>
+      </w:r>
+      <w:proofErr w:type="spellStart"/>
+      <w:r>
+        <w:rPr>
+          <w:sz w:val="20"/>
+          <w:szCs w:val="20"/>
+        </w:rPr>
+        <w:t>Interner</w:t>
+      </w:r>
+      <w:proofErr w:type="spellEnd"/>
+      <w:r>
+        <w:rPr>
+          <w:sz w:val="20"/>
+          <w:szCs w:val="20"/>
+        </w:rPr>
+        <w:t xml:space="preserve"> </w:t>
+      </w:r>
+      <w:proofErr w:type="spellStart"/>
+      <w:r>
+        <w:rPr>
+          <w:sz w:val="20"/>
+          <w:szCs w:val="20"/>
+        </w:rPr>
+        <w:t>Bericht</w:t>
+      </w:r>
+      <w:proofErr w:type="spellEnd"/>
+      <w:r>
+        <w:rPr>
+          <w:sz w:val="20"/>
+          <w:szCs w:val="20"/>
+        </w:rPr>
+        <w:t xml:space="preserve"> D</w:t>
+      </w:r>
+      <w:r>
+        <w:rPr>
+          <w:sz w:val="20"/>
+          <w:szCs w:val="20"/>
+        </w:rPr>
+        <w:t xml:space="preserve">LR-IB-DW-JE-2020-16, German Aerospace Center, January 2020. Source of the Frama-C figure in Section 5.2. </w:t>
+      </w:r>
+      <w:hyperlink r:id="rId13" w:history="1">
+        <w:r>
+          <w:rPr>
+            <w:color w:val="0563C1"/>
+            <w:sz w:val="20"/>
+            <w:szCs w:val="20"/>
+            <w:u w:val="single"/>
+          </w:rPr>
+          <w:t>https://elib.dlr.de/133945/</w:t>
+        </w:r>
+      </w:hyperlink>
+    </w:p>
+    <w:p>
+      <w:pPr>
+        <w:pStyle w:val="ListParagraph"/>
+        <w:numPr>
+          <w:ilvl w:val="0"/>
+          <w:numId w:val="1"/>
+        </w:numPr>
+        <w:spacing w:after="110"/>
+      </w:pPr>
+      <w:proofErr w:type="spellStart"/>
+      <w:r>
+        <w:rPr>
+          <w:sz w:val="20"/>
+          <w:szCs w:val="20"/>
+        </w:rPr>
+        <w:t>Delaitre</w:t>
+      </w:r>
+      <w:proofErr w:type="spellEnd"/>
+      <w:r>
+        <w:rPr>
+          <w:sz w:val="20"/>
+          <w:szCs w:val="20"/>
+        </w:rPr>
+        <w:t>, A. et al. SATE V Report: Ten Years of Static Analysis Tool Exposition</w:t>
+      </w:r>
+      <w:r>
+        <w:rPr>
+          <w:sz w:val="20"/>
+          <w:szCs w:val="20"/>
+        </w:rPr>
+        <w:t xml:space="preserve">s. NIST Special Publication 500-326, 2018. </w:t>
+      </w:r>
+      <w:hyperlink r:id="rId14" w:history="1">
+        <w:r>
+          <w:rPr>
+            <w:color w:val="0563C1"/>
+            <w:sz w:val="20"/>
+            <w:szCs w:val="20"/>
+            <w:u w:val="single"/>
+          </w:rPr>
+          <w:t>https://doi.org/10.6028/NIST.SP.500-326</w:t>
+        </w:r>
+      </w:hyperlink>
+    </w:p>
+    <w:p>
+      <w:pPr>
+        <w:pStyle w:val="ListParagraph"/>
+        <w:numPr>
+          <w:ilvl w:val="0"/>
+          <w:numId w:val="1"/>
+        </w:numPr>
+        <w:spacing w:after="110"/>
+      </w:pPr>
+      <w:r>
+        <w:rPr>
+          <w:sz w:val="20"/>
+          <w:szCs w:val="20"/>
+        </w:rPr>
+        <w:t>Youden, W. J. Index for rating diagnostic tests. Cancer, vol. 3, no. 1, 1950, pp. 32–35. Origin of the Youden J stati</w:t>
+      </w:r>
+      <w:r>
+        <w:rPr>
+          <w:sz w:val="20"/>
+          <w:szCs w:val="20"/>
+        </w:rPr>
+        <w:t xml:space="preserve">stic used as the OWASP Benchmark metric. </w:t>
+      </w:r>
+      <w:hyperlink r:id="rId15" w:history="1">
+        <w:r>
+          <w:rPr>
+            <w:color w:val="0563C1"/>
+            <w:sz w:val="20"/>
+            <w:szCs w:val="20"/>
+            <w:u w:val="single"/>
+          </w:rPr>
+          <w:t>https://doi.org/10.1002/1097-0142(1950)3:1%3C32::AID-CNCR2820030106%3E3.0.CO;2-3</w:t>
+        </w:r>
+      </w:hyperlink>
+    </w:p>
+    <w:p>
+      <w:pPr>
+        <w:pStyle w:val="Heading3"/>
+        <w:spacing w:before="200" w:after="90"/>
+      </w:pPr>
+      <w:r>
+        <w:rPr>
+          <w:b/>
+          <w:bCs/>
+          <w:color w:val="2E75B6"/>
+          <w:sz w:val="21"/>
+          <w:szCs w:val="21"/>
+        </w:rPr>
+        <w:t>Model and tooling</w:t>
+      </w:r>
+    </w:p>
+    <w:p>
+      <w:pPr>
+        <w:pStyle w:val="ListParagraph"/>
+        <w:numPr>
+          <w:ilvl w:val="0"/>
+          <w:numId w:val="1"/>
+        </w:numPr>
+        <w:spacing w:after="110"/>
+      </w:pPr>
+      <w:r>
+        <w:rPr>
+          <w:sz w:val="20"/>
+          <w:szCs w:val="20"/>
+          <w:lang w:val="fr-FR"/>
+        </w:rPr>
+        <w:t xml:space="preserve">Hui, B. et al. Qwen2.5-Coder </w:t>
+      </w:r>
+      <w:proofErr w:type="spellStart"/>
+      <w:r>
+        <w:rPr>
+          <w:sz w:val="20"/>
+          <w:szCs w:val="20"/>
+          <w:lang w:val="fr-FR"/>
+        </w:rPr>
+        <w:t>Technical</w:t>
+      </w:r>
+      <w:proofErr w:type="spellEnd"/>
+      <w:r>
+        <w:rPr>
+          <w:sz w:val="20"/>
+          <w:szCs w:val="20"/>
+          <w:lang w:val="fr-FR"/>
+        </w:rPr>
+        <w:t xml:space="preserve"> Report. </w:t>
+      </w:r>
+      <w:proofErr w:type="spellStart"/>
+      <w:proofErr w:type="gramStart"/>
+      <w:r>
+        <w:rPr>
+          <w:sz w:val="20"/>
+          <w:szCs w:val="20"/>
+          <w:lang w:val="fr-FR"/>
+        </w:rPr>
+        <w:t>arXiv</w:t>
+      </w:r>
+      <w:proofErr w:type="spellEnd"/>
+      <w:proofErr w:type="gramEnd"/>
+      <w:r>
+        <w:rPr>
+          <w:sz w:val="20"/>
+          <w:szCs w:val="20"/>
+          <w:lang w:val="fr-FR"/>
+        </w:rPr>
+        <w:t xml:space="preserve"> </w:t>
+      </w:r>
+      <w:proofErr w:type="spellStart"/>
+      <w:r>
+        <w:rPr>
+          <w:sz w:val="20"/>
+          <w:szCs w:val="20"/>
+          <w:lang w:val="fr-FR"/>
+        </w:rPr>
+        <w:t>preprint</w:t>
+      </w:r>
+      <w:proofErr w:type="spellEnd"/>
+      <w:r>
+        <w:rPr>
+          <w:sz w:val="20"/>
+          <w:szCs w:val="20"/>
+          <w:lang w:val="fr-FR"/>
+        </w:rPr>
+        <w:t xml:space="preserve"> arXiv:2409.12186, 2024. </w:t>
+      </w:r>
+      <w:r>
+        <w:rPr>
+          <w:sz w:val="20"/>
+          <w:szCs w:val="20"/>
+        </w:rPr>
+        <w:t xml:space="preserve">Base model for the fine-tuned detector. </w:t>
+      </w:r>
+      <w:hyperlink r:id="rId16" w:history="1">
+        <w:r>
+          <w:rPr>
+            <w:color w:val="0563C1"/>
+            <w:sz w:val="20"/>
+            <w:szCs w:val="20"/>
+            <w:u w:val="single"/>
+          </w:rPr>
+          <w:t>https://arxiv.org/abs/2409.12186</w:t>
+        </w:r>
+      </w:hyperlink>
+    </w:p>
+    <w:p>
+      <w:pPr>
+        <w:pStyle w:val="ListParagraph"/>
+        <w:numPr>
+          <w:ilvl w:val="0"/>
+          <w:numId w:val="1"/>
+        </w:numPr>
+        <w:spacing w:after="110"/>
+      </w:pPr>
+      <w:proofErr w:type="spellStart"/>
+      <w:r>
+        <w:rPr>
+          <w:sz w:val="20"/>
+          <w:szCs w:val="20"/>
+        </w:rPr>
+        <w:t>Dettmers</w:t>
+      </w:r>
+      <w:proofErr w:type="spellEnd"/>
+      <w:r>
+        <w:rPr>
+          <w:sz w:val="20"/>
+          <w:szCs w:val="20"/>
+        </w:rPr>
+        <w:t xml:space="preserve">, T., </w:t>
+      </w:r>
+      <w:proofErr w:type="spellStart"/>
+      <w:r>
+        <w:rPr>
+          <w:sz w:val="20"/>
+          <w:szCs w:val="20"/>
+        </w:rPr>
+        <w:t>Pagnoni</w:t>
+      </w:r>
+      <w:proofErr w:type="spellEnd"/>
+      <w:r>
+        <w:rPr>
+          <w:sz w:val="20"/>
+          <w:szCs w:val="20"/>
+        </w:rPr>
+        <w:t xml:space="preserve">, A., Holtzman, A. and </w:t>
+      </w:r>
+      <w:proofErr w:type="spellStart"/>
+      <w:r>
+        <w:rPr>
+          <w:sz w:val="20"/>
+          <w:szCs w:val="20"/>
+        </w:rPr>
+        <w:t>Zett</w:t>
+      </w:r>
+      <w:r>
+        <w:rPr>
+          <w:sz w:val="20"/>
+          <w:szCs w:val="20"/>
+        </w:rPr>
+        <w:t>lemoyer</w:t>
+      </w:r>
+      <w:proofErr w:type="spellEnd"/>
+      <w:r>
+        <w:rPr>
+          <w:sz w:val="20"/>
+          <w:szCs w:val="20"/>
+        </w:rPr>
+        <w:t xml:space="preserve">, L. </w:t>
+      </w:r>
+      <w:proofErr w:type="spellStart"/>
+      <w:r>
+        <w:rPr>
+          <w:sz w:val="20"/>
+          <w:szCs w:val="20"/>
+        </w:rPr>
+        <w:t>QLoRA</w:t>
+      </w:r>
+      <w:proofErr w:type="spellEnd"/>
+      <w:r>
+        <w:rPr>
+          <w:sz w:val="20"/>
+          <w:szCs w:val="20"/>
+        </w:rPr>
+        <w:t>: Efficient Finetuning of Quantized LLMs. In Advances in Neural Information Processing Systems 36 (</w:t>
+      </w:r>
+      <w:proofErr w:type="spellStart"/>
+      <w:r>
+        <w:rPr>
+          <w:sz w:val="20"/>
+          <w:szCs w:val="20"/>
+        </w:rPr>
+        <w:t>NeurIPS</w:t>
+      </w:r>
+      <w:proofErr w:type="spellEnd"/>
+      <w:r>
+        <w:rPr>
+          <w:sz w:val="20"/>
+          <w:szCs w:val="20"/>
+        </w:rPr>
+        <w:t xml:space="preserve"> 2023), arXiv:2305.14314. Fine-tuning method used. </w:t>
+      </w:r>
+      <w:hyperlink r:id="rId17" w:history="1">
+        <w:r>
+          <w:rPr>
+            <w:color w:val="0563C1"/>
+            <w:sz w:val="20"/>
+            <w:szCs w:val="20"/>
+            <w:u w:val="single"/>
+          </w:rPr>
+          <w:t>https://arxiv.org/abs/2305.14314</w:t>
+        </w:r>
+      </w:hyperlink>
+    </w:p>
+    <w:p>
+      <w:pPr>
+        <w:pStyle w:val="ListParagraph"/>
+        <w:numPr>
+          <w:ilvl w:val="0"/>
+          <w:numId w:val="1"/>
+        </w:numPr>
+        <w:spacing w:after="110"/>
+      </w:pPr>
+      <w:r>
+        <w:rPr>
+          <w:sz w:val="20"/>
+          <w:szCs w:val="20"/>
+        </w:rPr>
+        <w:t xml:space="preserve">tree-sitter — incremental parsing library used for the static analyzer's syntax trees. </w:t>
+      </w:r>
+      <w:hyperlink r:id="rId18" w:history="1">
+        <w:r>
+          <w:rPr>
+            <w:color w:val="0563C1"/>
+            <w:sz w:val="20"/>
+            <w:szCs w:val="20"/>
+            <w:u w:val="single"/>
+          </w:rPr>
+          <w:t>https://tree-sitter.github.io/tree-sitter/</w:t>
+        </w:r>
+      </w:hyperlink>
     </w:p>
     <w:sectPr>
       <w:pgSz w:w="11906" w:h="16838"/>
@@ -13635,10 +16489,10 @@
 <file path=word/numbering.xml><?xml version="1.0" encoding="utf-8"?>
 <w:numbering xmlns:wpc="http://schemas.microsoft.com/office/word/2010/wordprocessingCanvas" xmlns:cx="http://schemas.microsoft.com/office/drawing/2014/chartex" xmlns:cx1="http://schemas.microsoft.com/office/drawing/2015/9/8/chartex" xmlns:cx2="http://schemas.microsoft.com/office/drawing/2015/10/21/chartex" xmlns:cx3="http://schemas.microsoft.com/office/drawing/2016/5/9/chartex" xmlns:cx4="http://schemas.microsoft.com/office/drawing/2016/5/10/chartex" xmlns:cx5="http://schemas.microsoft.com/office/drawing/2016/5/11/chartex" xmlns:cx6="http://schemas.microsoft.com/office/drawing/2016/5/12/chartex" xmlns:cx7="http://schemas.microsoft.com/office/drawing/2016/5/13/chartex" xmlns:cx8="http://schemas.microsoft.com/office/drawing/2016/5/14/chartex" xmlns:mc="http://schemas.openxmlformats.org/markup-compatibility/2006" xmlns:aink="http://schemas.microsoft.com/office/drawing/2016/ink" xmlns:am3d="http://schemas.microsoft.com/office/drawing/2017/model3d" xmlns:o="urn:schemas-microsoft-com:office:office" xmlns:r="http://schemas.openxmlformats.org/officeDocument/2006/relationships" xmlns:m="http://schemas.openxmlformats.org/officeDocument/2006/math" xmlns:v="urn:schemas-microsoft-com:vml" xmlns:wp14="http://schemas.microsoft.com/office/word/2010/wordprocessingDrawing" xmlns:wp="http://schemas.openxmlformats.org/drawingml/2006/wordprocessingDrawing" xmlns:w10="urn:schemas-microsoft-com:office:word" xmlns:w="http://schemas.openxmlformats.org/wordprocessingml/2006/main" xmlns:w14="http://schemas.microsoft.com/office/word/2010/wordml" xmlns:w15="http://schemas.microsoft.com/office/word/2012/wordml" xmlns:w16cex="http://schemas.microsoft.com/office/word/2018/wordml/cex" xmlns:w16cid="http://schemas.microsoft.com/office/word/2016/wordml/cid" xmlns:w16="http://schemas.microsoft.com/office/word/2018/wordml" xmlns:w16sdtdh="http://schemas.microsoft.com/office/word/2020/wordml/sdtdatahash" xmlns:w16se="http://schemas.microsoft.com/office/word/2015/wordml/symex" xmlns:wpg="http://schemas.microsoft.com/office/word/2010/wordprocessingGroup" xmlns:wpi="http://schemas.microsoft.com/office/word/2010/wordprocessingInk" xmlns:wne="http://schemas.microsoft.com/office/word/2006/wordml" xmlns:wps="http://schemas.microsoft.com/office/word/2010/wordprocessingShape" mc:Ignorable="w14 w15 w16se w16cid w16 w16cex w16sdtdh wp14">
   <w:abstractNum w:abstractNumId="0" w15:restartNumberingAfterBreak="0">
-    <w:nsid w:val="61943397"/>
+    <w:nsid w:val="40595EF2"/>
     <w:multiLevelType w:val="hybridMultilevel"/>
-    <w:tmpl w:val="AE604AA8"/>
-    <w:lvl w:ilvl="0" w:tplc="7BD2AC14">
+    <w:tmpl w:val="8446E8D4"/>
+    <w:lvl w:ilvl="0" w:tplc="C42A2F6A">
       <w:start w:val="1"/>
       <w:numFmt w:val="bullet"/>
       <w:lvlText w:val="●"/>
@@ -13647,7 +16501,7 @@
         <w:ind w:left="720" w:hanging="360"/>
       </w:pPr>
     </w:lvl>
-    <w:lvl w:ilvl="1" w:tplc="F4866206">
+    <w:lvl w:ilvl="1" w:tplc="3EE8A334">
       <w:start w:val="1"/>
       <w:numFmt w:val="bullet"/>
       <w:lvlText w:val="○"/>
@@ -13656,7 +16510,7 @@
         <w:ind w:left="1440" w:hanging="360"/>
       </w:pPr>
     </w:lvl>
-    <w:lvl w:ilvl="2" w:tplc="0BCAC016">
+    <w:lvl w:ilvl="2" w:tplc="713A32A2">
       <w:start w:val="1"/>
       <w:numFmt w:val="bullet"/>
       <w:lvlText w:val="■"/>
@@ -13665,7 +16519,7 @@
         <w:ind w:left="2160" w:hanging="360"/>
       </w:pPr>
     </w:lvl>
-    <w:lvl w:ilvl="3" w:tplc="B756F104">
+    <w:lvl w:ilvl="3" w:tplc="C8C84B4E">
       <w:start w:val="1"/>
       <w:numFmt w:val="bullet"/>
       <w:lvlText w:val="●"/>
@@ -13674,7 +16528,7 @@
         <w:ind w:left="2880" w:hanging="360"/>
       </w:pPr>
     </w:lvl>
-    <w:lvl w:ilvl="4" w:tplc="E40EA450">
+    <w:lvl w:ilvl="4" w:tplc="7678674A">
       <w:start w:val="1"/>
       <w:numFmt w:val="bullet"/>
       <w:lvlText w:val="○"/>
@@ -13683,7 +16537,7 @@
         <w:ind w:left="3600" w:hanging="360"/>
       </w:pPr>
     </w:lvl>
-    <w:lvl w:ilvl="5" w:tplc="17604526">
+    <w:lvl w:ilvl="5" w:tplc="043CD12C">
       <w:start w:val="1"/>
       <w:numFmt w:val="bullet"/>
       <w:lvlText w:val="■"/>
@@ -13692,7 +16546,7 @@
         <w:ind w:left="4320" w:hanging="360"/>
       </w:pPr>
     </w:lvl>
-    <w:lvl w:ilvl="6" w:tplc="45146794">
+    <w:lvl w:ilvl="6" w:tplc="0F186B3A">
       <w:start w:val="1"/>
       <w:numFmt w:val="bullet"/>
       <w:lvlText w:val="●"/>
@@ -13701,7 +16555,7 @@
         <w:ind w:left="5040" w:hanging="360"/>
       </w:pPr>
     </w:lvl>
-    <w:lvl w:ilvl="7" w:tplc="27F67A1E">
+    <w:lvl w:ilvl="7" w:tplc="1450AD3C">
       <w:start w:val="1"/>
       <w:numFmt w:val="bullet"/>
       <w:lvlText w:val="●"/>
@@ -13710,7 +16564,7 @@
         <w:ind w:left="5760" w:hanging="360"/>
       </w:pPr>
     </w:lvl>
-    <w:lvl w:ilvl="8" w:tplc="2EEC8C3A">
+    <w:lvl w:ilvl="8" w:tplc="45C4FA4C">
       <w:start w:val="1"/>
       <w:numFmt w:val="bullet"/>
       <w:lvlText w:val="●"/>

--- a/SecureAssist_Paper.docx
+++ b/SecureAssist_Paper.docx
@@ -132,7 +132,7 @@
           <w:left w:w="10" w:type="dxa"/>
           <w:right w:w="10" w:type="dxa"/>
         </w:tblCellMar>
-        <w:tblLook w:val="0000" w:firstRow="0" w:lastRow="0" w:firstColumn="0" w:lastColumn="0" w:noHBand="0" w:noVBand="0"/>
+        <w:tblLook w:val="04A0" w:firstRow="1" w:lastRow="0" w:firstColumn="1" w:lastColumn="0" w:noHBand="0" w:noVBand="1"/>
       </w:tblPr>
       <w:tblGrid>
         <w:gridCol w:w="1500"/>
@@ -1726,7 +1726,7 @@
           <w:left w:w="10" w:type="dxa"/>
           <w:right w:w="10" w:type="dxa"/>
         </w:tblCellMar>
-        <w:tblLook w:val="0000" w:firstRow="0" w:lastRow="0" w:firstColumn="0" w:lastColumn="0" w:noHBand="0" w:noVBand="0"/>
+        <w:tblLook w:val="04A0" w:firstRow="1" w:lastRow="0" w:firstColumn="1" w:lastColumn="0" w:noHBand="0" w:noVBand="1"/>
       </w:tblPr>
       <w:tblGrid>
         <w:gridCol w:w="1900"/>
@@ -3411,7 +3411,7 @@
           <w:left w:w="10" w:type="dxa"/>
           <w:right w:w="10" w:type="dxa"/>
         </w:tblCellMar>
-        <w:tblLook w:val="0000" w:firstRow="0" w:lastRow="0" w:firstColumn="0" w:lastColumn="0" w:noHBand="0" w:noVBand="0"/>
+        <w:tblLook w:val="04A0" w:firstRow="1" w:lastRow="0" w:firstColumn="1" w:lastColumn="0" w:noHBand="0" w:noVBand="1"/>
       </w:tblPr>
       <w:tblGrid>
         <w:gridCol w:w="2300"/>
@@ -4083,7 +4083,7 @@
           <w:left w:w="10" w:type="dxa"/>
           <w:right w:w="10" w:type="dxa"/>
         </w:tblCellMar>
-        <w:tblLook w:val="0000" w:firstRow="0" w:lastRow="0" w:firstColumn="0" w:lastColumn="0" w:noHBand="0" w:noVBand="0"/>
+        <w:tblLook w:val="04A0" w:firstRow="1" w:lastRow="0" w:firstColumn="1" w:lastColumn="0" w:noHBand="0" w:noVBand="1"/>
       </w:tblPr>
       <w:tblGrid>
         <w:gridCol w:w="3000"/>
@@ -6174,7 +6174,7 @@
           <w:left w:w="10" w:type="dxa"/>
           <w:right w:w="10" w:type="dxa"/>
         </w:tblCellMar>
-        <w:tblLook w:val="0000" w:firstRow="0" w:lastRow="0" w:firstColumn="0" w:lastColumn="0" w:noHBand="0" w:noVBand="0"/>
+        <w:tblLook w:val="04A0" w:firstRow="1" w:lastRow="0" w:firstColumn="1" w:lastColumn="0" w:noHBand="0" w:noVBand="1"/>
       </w:tblPr>
       <w:tblGrid>
         <w:gridCol w:w="2350"/>
@@ -8351,7 +8351,7 @@
           <w:left w:w="10" w:type="dxa"/>
           <w:right w:w="10" w:type="dxa"/>
         </w:tblCellMar>
-        <w:tblLook w:val="0000" w:firstRow="0" w:lastRow="0" w:firstColumn="0" w:lastColumn="0" w:noHBand="0" w:noVBand="0"/>
+        <w:tblLook w:val="04A0" w:firstRow="1" w:lastRow="0" w:firstColumn="1" w:lastColumn="0" w:noHBand="0" w:noVBand="1"/>
       </w:tblPr>
       <w:tblGrid>
         <w:gridCol w:w="2600"/>
@@ -9096,7 +9096,7 @@
           <w:left w:w="10" w:type="dxa"/>
           <w:right w:w="10" w:type="dxa"/>
         </w:tblCellMar>
-        <w:tblLook w:val="0000" w:firstRow="0" w:lastRow="0" w:firstColumn="0" w:lastColumn="0" w:noHBand="0" w:noVBand="0"/>
+        <w:tblLook w:val="04A0" w:firstRow="1" w:lastRow="0" w:firstColumn="1" w:lastColumn="0" w:noHBand="0" w:noVBand="1"/>
       </w:tblPr>
       <w:tblGrid>
         <w:gridCol w:w="2600"/>
@@ -9660,10 +9660,58 @@
         <w:spacing w:after="130" w:line="278" w:lineRule="auto"/>
       </w:pPr>
       <w:r>
-        <w:t>The Juliet Test Suite is NIST's reference corpus for C and C++ static analysis. Evaluation is restricted to intra-procedural flow variants, matching the analyzer's single-file design, and to test-case families absent from the model's training corpu</w:t>
-      </w:r>
-      <w:r>
-        <w:t>s. 969 function-level cases remain.</w:t>
+        <w:t>The Juliet Test Suite is NIST's reference corpus for C and C++ static analysis. Evaluation is restricted to flow variants 01–21, in which the data flow is contained within a single function, and to test-case families absent from the model's trainin</w:t>
+      </w:r>
+      <w:r>
+        <w:t>g corpus. 969 function-level cases remain.</w:t>
+      </w:r>
+    </w:p>
+    <w:p>
+      <w:pPr>
+        <w:bidi w:val="0"/>
+        <w:spacing w:before="70" w:after="190"/>
+      </w:pPr>
+      <w:r>
+        <w:rPr>
+          <w:i/>
+          <w:iCs/>
+          <w:color w:val="444444"/>
+          <w:sz w:val="18"/>
+          <w:szCs w:val="18"/>
+        </w:rPr>
+        <w:t xml:space="preserve">This scoping is conservative rather than exact. The analyzer resolves </w:t>
+      </w:r>
+      <w:proofErr w:type="gramStart"/>
+      <w:r>
+        <w:rPr>
+          <w:i/>
+          <w:iCs/>
+          <w:color w:val="444444"/>
+          <w:sz w:val="18"/>
+          <w:szCs w:val="18"/>
+        </w:rPr>
+        <w:t>calls</w:t>
+      </w:r>
+      <w:proofErr w:type="gramEnd"/>
+      <w:r>
+        <w:rPr>
+          <w:i/>
+          <w:iCs/>
+          <w:color w:val="444444"/>
+          <w:sz w:val="18"/>
+          <w:szCs w:val="18"/>
+        </w:rPr>
+        <w:t xml:space="preserve"> to functions defined in the same file, so Juliet's same-file cross-function variants are not beyond its design; they were excluded to kee</w:t>
+      </w:r>
+      <w:r>
+        <w:rPr>
+          <w:i/>
+          <w:iCs/>
+          <w:color w:val="444444"/>
+          <w:sz w:val="18"/>
+          <w:szCs w:val="18"/>
+        </w:rPr>
+        <w:t>p the measured set homogeneous, and the reported figures therefore say nothing about them either way. Variants that split the flow across separate source files are genuinely out of scope.</w:t>
       </w:r>
     </w:p>
     <w:p>
@@ -9697,7 +9745,7 @@
           <w:left w:w="10" w:type="dxa"/>
           <w:right w:w="10" w:type="dxa"/>
         </w:tblCellMar>
-        <w:tblLook w:val="0000" w:firstRow="0" w:lastRow="0" w:firstColumn="0" w:lastColumn="0" w:noHBand="0" w:noVBand="0"/>
+        <w:tblLook w:val="04A0" w:firstRow="1" w:lastRow="0" w:firstColumn="1" w:lastColumn="0" w:noHBand="0" w:noVBand="1"/>
       </w:tblPr>
       <w:tblGrid>
         <w:gridCol w:w="2350"/>
@@ -9852,7 +9900,17 @@
                 <w:sz w:val="18"/>
                 <w:szCs w:val="18"/>
               </w:rPr>
-              <w:t>Youden</w:t>
+              <w:t>You</w:t>
+            </w:r>
+            <w:r>
+              <w:rPr>
+                <w:b/>
+                <w:bCs/>
+                <w:color w:val="FFFFFF"/>
+                <w:sz w:val="18"/>
+                <w:szCs w:val="18"/>
+              </w:rPr>
+              <w:t>den</w:t>
             </w:r>
           </w:p>
         </w:tc>
@@ -11675,7 +11733,10 @@
         <w:spacing w:after="130" w:line="278" w:lineRule="auto"/>
       </w:pPr>
       <w:r>
-        <w:t>Use-after-free is detected at 94.4% with no false positives whatsoever. Memory-bounds categories are weaker, which is expected: out-of-bounds writes require tracking buffer sizes and pointer arithmetic, analysis a lightweight taint model does not perform.</w:t>
+        <w:t>Use-after-free is detected at 94.4% with no false positives whatsoever. Memory-boun</w:t>
+      </w:r>
+      <w:r>
+        <w:t>ds categories are weaker, which is expected: out-of-bounds writes require tracking buffer sizes and pointer arithmetic, analysis a lightweight taint model does not perform.</w:t>
       </w:r>
     </w:p>
     <w:p>
@@ -11751,8 +11812,6 @@
       <w:pPr>
         <w:pStyle w:val="Heading2"/>
         <w:spacing w:before="260" w:after="110"/>
-      </w:pPr>
-      <w:r>
         <w:rPr>
           <w:b/>
           <w:bCs/>
@@ -11760,6 +11819,61 @@
           <w:sz w:val="24"/>
           <w:szCs w:val="24"/>
         </w:rPr>
+      </w:pPr>
+    </w:p>
+    <w:p>
+      <w:pPr>
+        <w:pStyle w:val="Heading2"/>
+        <w:spacing w:before="260" w:after="110"/>
+        <w:rPr>
+          <w:b/>
+          <w:bCs/>
+          <w:color w:val="1F4E79"/>
+          <w:sz w:val="24"/>
+          <w:szCs w:val="24"/>
+        </w:rPr>
+      </w:pPr>
+    </w:p>
+    <w:p>
+      <w:pPr>
+        <w:pStyle w:val="Heading2"/>
+        <w:spacing w:before="260" w:after="110"/>
+        <w:rPr>
+          <w:b/>
+          <w:bCs/>
+          <w:color w:val="1F4E79"/>
+          <w:sz w:val="24"/>
+          <w:szCs w:val="24"/>
+        </w:rPr>
+      </w:pPr>
+    </w:p>
+    <w:p>
+      <w:pPr>
+        <w:pStyle w:val="Heading2"/>
+        <w:spacing w:before="260" w:after="110"/>
+        <w:rPr>
+          <w:b/>
+          <w:bCs/>
+          <w:color w:val="1F4E79"/>
+          <w:sz w:val="24"/>
+          <w:szCs w:val="24"/>
+        </w:rPr>
+      </w:pPr>
+    </w:p>
+    <w:p>
+      <w:pPr>
+        <w:pStyle w:val="Heading2"/>
+        <w:spacing w:before="260" w:after="110"/>
+      </w:pPr>
+      <w:r>
+        <w:rPr>
+          <w:b/>
+          <w:bCs/>
+          <w:color w:val="1F4E79"/>
+          <w:sz w:val="24"/>
+          <w:szCs w:val="24"/>
+        </w:rPr>
+        <w:lastRenderedPageBreak/>
         <w:t>5.2 Comparison with published results</w:t>
       </w:r>
     </w:p>
@@ -11790,7 +11904,7 @@
           <w:left w:w="10" w:type="dxa"/>
           <w:right w:w="10" w:type="dxa"/>
         </w:tblCellMar>
-        <w:tblLook w:val="0000" w:firstRow="0" w:lastRow="0" w:firstColumn="0" w:lastColumn="0" w:noHBand="0" w:noVBand="0"/>
+        <w:tblLook w:val="04A0" w:firstRow="1" w:lastRow="0" w:firstColumn="1" w:lastColumn="0" w:noHBand="0" w:noVBand="1"/>
       </w:tblPr>
       <w:tblGrid>
         <w:gridCol w:w="3400"/>
@@ -12635,7 +12749,6 @@
                 <w:sz w:val="18"/>
                 <w:szCs w:val="18"/>
               </w:rPr>
-              <w:lastRenderedPageBreak/>
               <w:t>SecureAssist</w:t>
             </w:r>
             <w:proofErr w:type="spellEnd"/>
@@ -12801,7 +12914,7 @@
           <w:left w:w="10" w:type="dxa"/>
           <w:right w:w="10" w:type="dxa"/>
         </w:tblCellMar>
-        <w:tblLook w:val="0000" w:firstRow="0" w:lastRow="0" w:firstColumn="0" w:lastColumn="0" w:noHBand="0" w:noVBand="0"/>
+        <w:tblLook w:val="04A0" w:firstRow="1" w:lastRow="0" w:firstColumn="1" w:lastColumn="0" w:noHBand="0" w:noVBand="1"/>
       </w:tblPr>
       <w:tblGrid>
         <w:gridCol w:w="1750"/>
@@ -13943,7 +14056,7 @@
           <w:left w:w="10" w:type="dxa"/>
           <w:right w:w="10" w:type="dxa"/>
         </w:tblCellMar>
-        <w:tblLook w:val="0000" w:firstRow="0" w:lastRow="0" w:firstColumn="0" w:lastColumn="0" w:noHBand="0" w:noVBand="0"/>
+        <w:tblLook w:val="04A0" w:firstRow="1" w:lastRow="0" w:firstColumn="1" w:lastColumn="0" w:noHBand="0" w:noVBand="1"/>
       </w:tblPr>
       <w:tblGrid>
         <w:gridCol w:w="4200"/>
@@ -15162,34 +15275,7 @@
           <w:szCs w:val="29"/>
         </w:rPr>
         <w:lastRenderedPageBreak/>
-        <w:t xml:space="preserve">8. Known </w:t>
-      </w:r>
-      <w:r>
-        <w:rPr>
-          <w:b/>
-          <w:bCs/>
-          <w:color w:val="1F4E79"/>
-          <w:sz w:val="29"/>
-          <w:szCs w:val="29"/>
-        </w:rPr>
-        <w:t>Limitations</w:t>
-      </w:r>
-      <w:r>
-        <w:rPr>
-          <w:b/>
-          <w:bCs/>
-        </w:rPr>
-        <w:t xml:space="preserve"> </w:t>
-      </w:r>
-      <w:r>
-        <w:rPr>
-          <w:b/>
-          <w:bCs/>
-          <w:color w:val="2F5496" w:themeColor="accent1" w:themeShade="BF"/>
-          <w:sz w:val="29"/>
-          <w:szCs w:val="29"/>
-        </w:rPr>
-        <w:t>(and future work)</w:t>
+        <w:t>8. Known Limitations</w:t>
       </w:r>
     </w:p>
     <w:p>
@@ -15202,10 +15288,13 @@
         <w:spacing w:after="80"/>
       </w:pPr>
       <w:r>
-        <w:t>Single-file and intra-procedural — taint is not followed across function or file boundaries. Juliet inter-procedu</w:t>
-      </w:r>
-      <w:r>
-        <w:t>ral variants are out of scope and this is disclosed.</w:t>
+        <w:t>Single-file — taint is not followed across file boundaries. Within a file the analysis does cross function bounda</w:t>
+      </w:r>
+      <w:r>
+        <w:t>ries: formal parameters are seeded as untrusted and removed again only where a guard validates them, and a call to a function defined in the same file is resolved by checking whether its return statements yield tainted values under the current taint state.</w:t>
+      </w:r>
+      <w:r>
+        <w:t xml:space="preserve"> Flow that leaves the file is not modelled, so Juliet's cross-file variants are out of scope and this is disclosed.</w:t>
       </w:r>
     </w:p>
     <w:p>
@@ -15218,7 +15307,10 @@
         <w:spacing w:after="80"/>
       </w:pPr>
       <w:r>
-        <w:t xml:space="preserve">No reflective dispatch modelling — 80% of OWASP false positives stem from reflective indirection, which is intractable without whole-program analysis of the class implemented by </w:t>
+        <w:t>No reflective dispatch modelling — 80% of OWASP false positives stem from reflective indirection, which is intractable without whole-program</w:t>
+      </w:r>
+      <w:r>
+        <w:t xml:space="preserve"> analysis of the class implemented by </w:t>
       </w:r>
       <w:proofErr w:type="spellStart"/>
       <w:r>
@@ -15239,10 +15331,7 @@
         <w:spacing w:after="80"/>
       </w:pPr>
       <w:r>
-        <w:t>Fiel</w:t>
-      </w:r>
-      <w:r>
-        <w:t>d-insensitive collections — a collection is treated as tainted once any tainted value enters it. A further 10% of false positives.</w:t>
+        <w:t>Field-insensitive collections — a collection is treated as tainted once any tainted value enters it. A further 10% of false positives.</w:t>
       </w:r>
     </w:p>
     <w:p>
@@ -15255,7 +15344,10 @@
         <w:spacing w:after="80"/>
       </w:pPr>
       <w:r>
-        <w:t>Path-insensitive — branch feasibility and constant propagation are not evaluated. A further 10%.</w:t>
+        <w:t>Path-insensitive — branch feasibility and constant propagation</w:t>
+      </w:r>
+      <w:r>
+        <w:t xml:space="preserve"> are not evaluated. A further 10%.</w:t>
       </w:r>
     </w:p>
     <w:p>
@@ -15268,10 +15360,7 @@
         <w:spacing w:after="80"/>
       </w:pPr>
       <w:r>
-        <w:t>No buffer-size analysis — si</w:t>
-      </w:r>
-      <w:r>
-        <w:t xml:space="preserve">ze-mismatch overflows such as </w:t>
+        <w:t xml:space="preserve">No buffer-size analysis — size-mismatch overflows such as </w:t>
       </w:r>
       <w:proofErr w:type="spellStart"/>
       <w:r>
@@ -15321,10 +15410,10 @@
         <w:spacing w:after="80"/>
       </w:pPr>
       <w:r>
-        <w:t>The model is not a</w:t>
-      </w:r>
-      <w:r>
-        <w:t>n independent detector in the configuration measured here; it receives the analyzer's findings as input. A standalone measurement would require a separate evaluation.</w:t>
+        <w:t>The model is not an independent detector in the configuration measured here; it receives the analyzer's findings as input. A standalone measurement w</w:t>
+      </w:r>
+      <w:r>
+        <w:t>ould require a separate evaluation.</w:t>
       </w:r>
     </w:p>
     <w:p>
@@ -15354,203 +15443,11 @@
         <w:spacing w:after="130" w:line="278" w:lineRule="auto"/>
       </w:pPr>
       <w:r>
-        <w:t>Approximately 20% of observed false positives are addressable with field-sensitive container modelling and constant propagation, both well</w:t>
-      </w:r>
-      <w:r>
-        <w:t>-understood techniques. The remaining 80% require whole-program reflection analysis representing years of dedicated engineering.</w:t>
-      </w:r>
-    </w:p>
-    <w:p>
-      <w:pPr>
-        <w:pStyle w:val="Heading1"/>
-        <w:pBdr>
-          <w:bottom w:val="single" w:sz="6" w:space="4" w:color="1F4E79"/>
-        </w:pBdr>
-        <w:spacing w:before="340" w:after="150"/>
-        <w:rPr>
-          <w:b/>
-          <w:bCs/>
-          <w:color w:val="1F4E79"/>
-          <w:sz w:val="29"/>
-          <w:szCs w:val="29"/>
-        </w:rPr>
-      </w:pPr>
-    </w:p>
-    <w:p>
-      <w:pPr>
-        <w:pStyle w:val="Heading1"/>
-        <w:pBdr>
-          <w:bottom w:val="single" w:sz="6" w:space="4" w:color="1F4E79"/>
-        </w:pBdr>
-        <w:spacing w:before="340" w:after="150"/>
-        <w:rPr>
-          <w:b/>
-          <w:bCs/>
-          <w:color w:val="1F4E79"/>
-          <w:sz w:val="29"/>
-          <w:szCs w:val="29"/>
-        </w:rPr>
-      </w:pPr>
-    </w:p>
-    <w:p>
-      <w:pPr>
-        <w:pStyle w:val="Heading1"/>
-        <w:pBdr>
-          <w:bottom w:val="single" w:sz="6" w:space="4" w:color="1F4E79"/>
-        </w:pBdr>
-        <w:spacing w:before="340" w:after="150"/>
-        <w:rPr>
-          <w:b/>
-          <w:bCs/>
-          <w:color w:val="1F4E79"/>
-          <w:sz w:val="29"/>
-          <w:szCs w:val="29"/>
-        </w:rPr>
-      </w:pPr>
-    </w:p>
-    <w:p>
-      <w:pPr>
-        <w:pStyle w:val="Heading1"/>
-        <w:pBdr>
-          <w:bottom w:val="single" w:sz="6" w:space="4" w:color="1F4E79"/>
-        </w:pBdr>
-        <w:spacing w:before="340" w:after="150"/>
-        <w:rPr>
-          <w:b/>
-          <w:bCs/>
-          <w:color w:val="1F4E79"/>
-          <w:sz w:val="29"/>
-          <w:szCs w:val="29"/>
-        </w:rPr>
-      </w:pPr>
-    </w:p>
-    <w:p>
-      <w:pPr>
-        <w:pStyle w:val="Heading1"/>
-        <w:pBdr>
-          <w:bottom w:val="single" w:sz="6" w:space="4" w:color="1F4E79"/>
-        </w:pBdr>
-        <w:spacing w:before="340" w:after="150"/>
-        <w:rPr>
-          <w:b/>
-          <w:bCs/>
-          <w:color w:val="1F4E79"/>
-          <w:sz w:val="29"/>
-          <w:szCs w:val="29"/>
-        </w:rPr>
-      </w:pPr>
-    </w:p>
-    <w:p>
-      <w:pPr>
-        <w:pStyle w:val="Heading1"/>
-        <w:pBdr>
-          <w:bottom w:val="single" w:sz="6" w:space="4" w:color="1F4E79"/>
-        </w:pBdr>
-        <w:spacing w:before="340" w:after="150"/>
-        <w:rPr>
-          <w:b/>
-          <w:bCs/>
-          <w:color w:val="1F4E79"/>
-          <w:sz w:val="29"/>
-          <w:szCs w:val="29"/>
-        </w:rPr>
-      </w:pPr>
-    </w:p>
-    <w:p>
-      <w:pPr>
-        <w:pStyle w:val="Heading1"/>
-        <w:pBdr>
-          <w:bottom w:val="single" w:sz="6" w:space="4" w:color="1F4E79"/>
-        </w:pBdr>
-        <w:spacing w:before="340" w:after="150"/>
-        <w:rPr>
-          <w:b/>
-          <w:bCs/>
-          <w:color w:val="1F4E79"/>
-          <w:sz w:val="29"/>
-          <w:szCs w:val="29"/>
-        </w:rPr>
-      </w:pPr>
-    </w:p>
-    <w:p>
-      <w:pPr>
-        <w:pStyle w:val="Heading1"/>
-        <w:pBdr>
-          <w:bottom w:val="single" w:sz="6" w:space="4" w:color="1F4E79"/>
-        </w:pBdr>
-        <w:spacing w:before="340" w:after="150"/>
-        <w:rPr>
-          <w:b/>
-          <w:bCs/>
-          <w:color w:val="1F4E79"/>
-          <w:sz w:val="29"/>
-          <w:szCs w:val="29"/>
-        </w:rPr>
-      </w:pPr>
-    </w:p>
-    <w:p>
-      <w:pPr>
-        <w:pStyle w:val="Heading1"/>
-        <w:pBdr>
-          <w:bottom w:val="single" w:sz="6" w:space="4" w:color="1F4E79"/>
-        </w:pBdr>
-        <w:spacing w:before="340" w:after="150"/>
-        <w:rPr>
-          <w:b/>
-          <w:bCs/>
-          <w:color w:val="1F4E79"/>
-          <w:sz w:val="29"/>
-          <w:szCs w:val="29"/>
-        </w:rPr>
-      </w:pPr>
-    </w:p>
-    <w:p>
-      <w:pPr>
-        <w:pStyle w:val="Heading1"/>
-        <w:pBdr>
-          <w:bottom w:val="single" w:sz="6" w:space="4" w:color="1F4E79"/>
-        </w:pBdr>
-        <w:spacing w:before="340" w:after="150"/>
-        <w:rPr>
-          <w:b/>
-          <w:bCs/>
-          <w:color w:val="1F4E79"/>
-          <w:sz w:val="29"/>
-          <w:szCs w:val="29"/>
-        </w:rPr>
-      </w:pPr>
-    </w:p>
-    <w:p>
-      <w:pPr>
-        <w:pStyle w:val="Heading1"/>
-        <w:pBdr>
-          <w:bottom w:val="single" w:sz="6" w:space="4" w:color="1F4E79"/>
-        </w:pBdr>
-        <w:spacing w:before="340" w:after="150"/>
-        <w:rPr>
-          <w:b/>
-          <w:bCs/>
-          <w:color w:val="1F4E79"/>
-          <w:sz w:val="29"/>
-          <w:szCs w:val="29"/>
-        </w:rPr>
-      </w:pPr>
-    </w:p>
-    <w:p>
-      <w:pPr>
-        <w:pStyle w:val="Heading1"/>
-        <w:pBdr>
-          <w:bottom w:val="single" w:sz="6" w:space="4" w:color="1F4E79"/>
-        </w:pBdr>
-        <w:spacing w:before="340" w:after="150"/>
-        <w:rPr>
-          <w:b/>
-          <w:bCs/>
-          <w:color w:val="1F4E79"/>
-          <w:sz w:val="29"/>
-          <w:szCs w:val="29"/>
-        </w:rPr>
-      </w:pPr>
+        <w:t>Approximately 20% of observed false positives are addressable with field-sensitive container modelling</w:t>
+      </w:r>
+      <w:r>
+        <w:t xml:space="preserve"> and constant propagation, both well-understood techniques. The remaining 80% require whole-program reflection analysis representing years of dedicated engineering.</w:t>
+      </w:r>
     </w:p>
     <w:p>
       <w:pPr>
@@ -15568,8 +15465,16 @@
           <w:sz w:val="29"/>
           <w:szCs w:val="29"/>
         </w:rPr>
-        <w:lastRenderedPageBreak/>
         <w:t>9. Sources</w:t>
+      </w:r>
+    </w:p>
+    <w:p>
+      <w:pPr>
+        <w:bidi w:val="0"/>
+        <w:spacing w:after="130" w:line="278" w:lineRule="auto"/>
+      </w:pPr>
+      <w:r>
+        <w:t>All links accessed 4 August 2026.</w:t>
       </w:r>
     </w:p>
     <w:p>
@@ -15602,14 +15507,14 @@
           <w:sz w:val="20"/>
           <w:szCs w:val="20"/>
         </w:rPr>
-        <w:t>OWASP Foundation. OWASP Benchmark Project, version 1.2. Jav</w:t>
+        <w:t>OWASP Foundation. OWASP</w:t>
       </w:r>
       <w:r>
         <w:rPr>
           <w:sz w:val="20"/>
           <w:szCs w:val="20"/>
         </w:rPr>
-        <w:t xml:space="preserve">a test suite of 2,740 cases with published expected results. </w:t>
+        <w:t xml:space="preserve"> Benchmark Project, version 1.2. Java test suite of 2,740 cases with published expected results. </w:t>
       </w:r>
       <w:hyperlink r:id="rId5" w:history="1">
         <w:r>
@@ -15637,14 +15542,14 @@
           <w:sz w:val="20"/>
           <w:szCs w:val="20"/>
         </w:rPr>
-        <w:t>National Institute of Standards and Technology. Juliet Test Suite for C/C++, version 1.3. NIST So</w:t>
+        <w:t>National Institute of Standards and Technology. Juliet Test S</w:t>
       </w:r>
       <w:r>
         <w:rPr>
           <w:sz w:val="20"/>
           <w:szCs w:val="20"/>
         </w:rPr>
-        <w:t xml:space="preserve">ftware Assurance Reference Dataset (SARD), Test Suite 112. </w:t>
+        <w:t xml:space="preserve">uite for C/C++, version 1.3. NIST Software Assurance Reference Dataset (SARD), Test Suite 112. </w:t>
       </w:r>
       <w:hyperlink r:id="rId6" w:history="1">
         <w:r>
@@ -16040,6 +15945,7 @@
           <w:sz w:val="20"/>
           <w:szCs w:val="20"/>
         </w:rPr>
+        <w:lastRenderedPageBreak/>
         <w:t>A Systematic Literature Review on Static Application Security Testing (SAST) Tools: Evaluation, Benchmarks, Challenges, and Future Directions. In Proceedings of the 29th International Conference on Evaluation and Assessment in Software</w:t>
       </w:r>
       <w:r>
@@ -16387,54 +16293,54 @@
           <w:sz w:val="20"/>
           <w:szCs w:val="20"/>
         </w:rPr>
-        <w:t>Zett</w:t>
-      </w:r>
+        <w:t>Zettlemoyer</w:t>
+      </w:r>
+      <w:proofErr w:type="spellEnd"/>
       <w:r>
         <w:rPr>
           <w:sz w:val="20"/>
           <w:szCs w:val="20"/>
         </w:rPr>
-        <w:t>lemoyer</w:t>
-      </w:r>
-      <w:proofErr w:type="spellEnd"/>
+        <w:t xml:space="preserve">, L. </w:t>
+      </w:r>
+      <w:proofErr w:type="spellStart"/>
       <w:r>
         <w:rPr>
           <w:sz w:val="20"/>
           <w:szCs w:val="20"/>
         </w:rPr>
-        <w:t xml:space="preserve">, L. </w:t>
-      </w:r>
-      <w:proofErr w:type="spellStart"/>
+        <w:t>QLoRA</w:t>
+      </w:r>
+      <w:proofErr w:type="spellEnd"/>
       <w:r>
         <w:rPr>
           <w:sz w:val="20"/>
           <w:szCs w:val="20"/>
         </w:rPr>
-        <w:t>QLoRA</w:t>
-      </w:r>
-      <w:proofErr w:type="spellEnd"/>
+        <w:t>: Efficient Finetuning of Quantized LLMs. In Advances in Neural Information Processing Systems 36 (</w:t>
+      </w:r>
+      <w:proofErr w:type="spellStart"/>
       <w:r>
         <w:rPr>
           <w:sz w:val="20"/>
           <w:szCs w:val="20"/>
         </w:rPr>
-        <w:t>: Efficient Finetuning of Quantized LLMs. In Advances in Neural Information Processing Systems 36 (</w:t>
-      </w:r>
-      <w:proofErr w:type="spellStart"/>
+        <w:t>NeurIPS</w:t>
+      </w:r>
+      <w:proofErr w:type="spellEnd"/>
       <w:r>
         <w:rPr>
           <w:sz w:val="20"/>
           <w:szCs w:val="20"/>
         </w:rPr>
-        <w:t>NeurIPS</w:t>
-      </w:r>
-      <w:proofErr w:type="spellEnd"/>
+        <w:t xml:space="preserve"> 2023), arXiv:2305.14314. Fine-tun</w:t>
+      </w:r>
       <w:r>
         <w:rPr>
           <w:sz w:val="20"/>
           <w:szCs w:val="20"/>
         </w:rPr>
-        <w:t xml:space="preserve"> 2023), arXiv:2305.14314. Fine-tuning method used. </w:t>
+        <w:t xml:space="preserve">ing method used. </w:t>
       </w:r>
       <w:hyperlink r:id="rId17" w:history="1">
         <w:r>
@@ -16472,7 +16378,16 @@
             <w:szCs w:val="20"/>
             <w:u w:val="single"/>
           </w:rPr>
-          <w:t>https://tree-sitter.github.io/tree-sitter/</w:t>
+          <w:t>https://tre</w:t>
+        </w:r>
+        <w:r>
+          <w:rPr>
+            <w:color w:val="0563C1"/>
+            <w:sz w:val="20"/>
+            <w:szCs w:val="20"/>
+            <w:u w:val="single"/>
+          </w:rPr>
+          <w:t>e-sitter.github.io/tree-sitter/</w:t>
         </w:r>
       </w:hyperlink>
     </w:p>
@@ -16489,10 +16404,10 @@
 <file path=word/numbering.xml><?xml version="1.0" encoding="utf-8"?>
 <w:numbering xmlns:wpc="http://schemas.microsoft.com/office/word/2010/wordprocessingCanvas" xmlns:cx="http://schemas.microsoft.com/office/drawing/2014/chartex" xmlns:cx1="http://schemas.microsoft.com/office/drawing/2015/9/8/chartex" xmlns:cx2="http://schemas.microsoft.com/office/drawing/2015/10/21/chartex" xmlns:cx3="http://schemas.microsoft.com/office/drawing/2016/5/9/chartex" xmlns:cx4="http://schemas.microsoft.com/office/drawing/2016/5/10/chartex" xmlns:cx5="http://schemas.microsoft.com/office/drawing/2016/5/11/chartex" xmlns:cx6="http://schemas.microsoft.com/office/drawing/2016/5/12/chartex" xmlns:cx7="http://schemas.microsoft.com/office/drawing/2016/5/13/chartex" xmlns:cx8="http://schemas.microsoft.com/office/drawing/2016/5/14/chartex" xmlns:mc="http://schemas.openxmlformats.org/markup-compatibility/2006" xmlns:aink="http://schemas.microsoft.com/office/drawing/2016/ink" xmlns:am3d="http://schemas.microsoft.com/office/drawing/2017/model3d" xmlns:o="urn:schemas-microsoft-com:office:office" xmlns:r="http://schemas.openxmlformats.org/officeDocument/2006/relationships" xmlns:m="http://schemas.openxmlformats.org/officeDocument/2006/math" xmlns:v="urn:schemas-microsoft-com:vml" xmlns:wp14="http://schemas.microsoft.com/office/word/2010/wordprocessingDrawing" xmlns:wp="http://schemas.openxmlformats.org/drawingml/2006/wordprocessingDrawing" xmlns:w10="urn:schemas-microsoft-com:office:word" xmlns:w="http://schemas.openxmlformats.org/wordprocessingml/2006/main" xmlns:w14="http://schemas.microsoft.com/office/word/2010/wordml" xmlns:w15="http://schemas.microsoft.com/office/word/2012/wordml" xmlns:w16cex="http://schemas.microsoft.com/office/word/2018/wordml/cex" xmlns:w16cid="http://schemas.microsoft.com/office/word/2016/wordml/cid" xmlns:w16="http://schemas.microsoft.com/office/word/2018/wordml" xmlns:w16sdtdh="http://schemas.microsoft.com/office/word/2020/wordml/sdtdatahash" xmlns:w16se="http://schemas.microsoft.com/office/word/2015/wordml/symex" xmlns:wpg="http://schemas.microsoft.com/office/word/2010/wordprocessingGroup" xmlns:wpi="http://schemas.microsoft.com/office/word/2010/wordprocessingInk" xmlns:wne="http://schemas.microsoft.com/office/word/2006/wordml" xmlns:wps="http://schemas.microsoft.com/office/word/2010/wordprocessingShape" mc:Ignorable="w14 w15 w16se w16cid w16 w16cex w16sdtdh wp14">
   <w:abstractNum w:abstractNumId="0" w15:restartNumberingAfterBreak="0">
-    <w:nsid w:val="40595EF2"/>
+    <w:nsid w:val="6D0B1FCF"/>
     <w:multiLevelType w:val="hybridMultilevel"/>
-    <w:tmpl w:val="8446E8D4"/>
-    <w:lvl w:ilvl="0" w:tplc="C42A2F6A">
+    <w:tmpl w:val="19345F0C"/>
+    <w:lvl w:ilvl="0" w:tplc="C55CF1CE">
       <w:start w:val="1"/>
       <w:numFmt w:val="bullet"/>
       <w:lvlText w:val="●"/>
@@ -16501,7 +16416,7 @@
         <w:ind w:left="720" w:hanging="360"/>
       </w:pPr>
     </w:lvl>
-    <w:lvl w:ilvl="1" w:tplc="3EE8A334">
+    <w:lvl w:ilvl="1" w:tplc="15AE13C6">
       <w:start w:val="1"/>
       <w:numFmt w:val="bullet"/>
       <w:lvlText w:val="○"/>
@@ -16510,7 +16425,7 @@
         <w:ind w:left="1440" w:hanging="360"/>
       </w:pPr>
     </w:lvl>
-    <w:lvl w:ilvl="2" w:tplc="713A32A2">
+    <w:lvl w:ilvl="2" w:tplc="0728EE48">
       <w:start w:val="1"/>
       <w:numFmt w:val="bullet"/>
       <w:lvlText w:val="■"/>
@@ -16519,7 +16434,7 @@
         <w:ind w:left="2160" w:hanging="360"/>
       </w:pPr>
     </w:lvl>
-    <w:lvl w:ilvl="3" w:tplc="C8C84B4E">
+    <w:lvl w:ilvl="3" w:tplc="DBCCC36C">
       <w:start w:val="1"/>
       <w:numFmt w:val="bullet"/>
       <w:lvlText w:val="●"/>
@@ -16528,7 +16443,7 @@
         <w:ind w:left="2880" w:hanging="360"/>
       </w:pPr>
     </w:lvl>
-    <w:lvl w:ilvl="4" w:tplc="7678674A">
+    <w:lvl w:ilvl="4" w:tplc="8C5AB924">
       <w:start w:val="1"/>
       <w:numFmt w:val="bullet"/>
       <w:lvlText w:val="○"/>
@@ -16537,7 +16452,7 @@
         <w:ind w:left="3600" w:hanging="360"/>
       </w:pPr>
     </w:lvl>
-    <w:lvl w:ilvl="5" w:tplc="043CD12C">
+    <w:lvl w:ilvl="5" w:tplc="1E24AE64">
       <w:start w:val="1"/>
       <w:numFmt w:val="bullet"/>
       <w:lvlText w:val="■"/>
@@ -16546,7 +16461,7 @@
         <w:ind w:left="4320" w:hanging="360"/>
       </w:pPr>
     </w:lvl>
-    <w:lvl w:ilvl="6" w:tplc="0F186B3A">
+    <w:lvl w:ilvl="6" w:tplc="E61ECF0A">
       <w:start w:val="1"/>
       <w:numFmt w:val="bullet"/>
       <w:lvlText w:val="●"/>
@@ -16555,7 +16470,7 @@
         <w:ind w:left="5040" w:hanging="360"/>
       </w:pPr>
     </w:lvl>
-    <w:lvl w:ilvl="7" w:tplc="1450AD3C">
+    <w:lvl w:ilvl="7" w:tplc="40F41CD4">
       <w:start w:val="1"/>
       <w:numFmt w:val="bullet"/>
       <w:lvlText w:val="●"/>
@@ -16564,7 +16479,7 @@
         <w:ind w:left="5760" w:hanging="360"/>
       </w:pPr>
     </w:lvl>
-    <w:lvl w:ilvl="8" w:tplc="45C4FA4C">
+    <w:lvl w:ilvl="8" w:tplc="34B0A3C0">
       <w:start w:val="1"/>
       <w:numFmt w:val="bullet"/>
       <w:lvlText w:val="●"/>

--- a/SecureAssist_Paper.docx
+++ b/SecureAssist_Paper.docx
@@ -6,8 +6,8 @@
       <w:pPr>
         <w:bidi w:val="0"/>
         <w:spacing w:after="70"/>
-      </w:pPr>
-      <w:proofErr w:type="spellStart"/>
+        <w:jc w:val="center"/>
+      </w:pPr>
       <w:r>
         <w:rPr>
           <w:b/>
@@ -18,12 +18,12 @@
         </w:rPr>
         <w:t>SecureAssist</w:t>
       </w:r>
-      <w:proofErr w:type="spellEnd"/>
     </w:p>
     <w:p>
       <w:pPr>
         <w:bidi w:val="0"/>
         <w:spacing w:after="50"/>
+        <w:jc w:val="center"/>
       </w:pPr>
       <w:r>
         <w:rPr>
@@ -38,6 +38,7 @@
       <w:pPr>
         <w:bidi w:val="0"/>
         <w:spacing w:after="340"/>
+        <w:jc w:val="center"/>
       </w:pPr>
       <w:r>
         <w:rPr>
@@ -74,13 +75,8 @@
         <w:bidi w:val="0"/>
         <w:spacing w:after="130" w:line="278" w:lineRule="auto"/>
       </w:pPr>
-      <w:proofErr w:type="spellStart"/>
-      <w:r>
-        <w:t>SecureAssist</w:t>
-      </w:r>
-      <w:proofErr w:type="spellEnd"/>
-      <w:r>
-        <w:t xml:space="preserve"> detects, explains and repairs security vulnerabilities inside the IDE. A tree-sitter static analyzer performs taint tracking across ten CWEs in Python, Java and C; its findings are passed to a fine-tuned Qwen2.5-Coder-7B model, which augments </w:t>
+      <w:r>
+        <w:t xml:space="preserve">SecureAssist detects, explains and repairs security vulnerabilities inside the IDE. A tree-sitter static analyzer performs taint tracking across ten CWEs in Python, Java and C; its findings are passed to a fine-tuned Qwen2.5-Coder-7B model, which augments </w:t>
       </w:r>
       <w:r>
         <w:t>them with additional findings and generates repairs; an AI teacher agent explains each finding to the developer. The reported configuration takes the union of both sources — the model adds findings and does not remove them, a design point examined in Secti</w:t>
@@ -189,6 +185,7 @@
           <w:p>
             <w:pPr>
               <w:bidi w:val="0"/>
+              <w:jc w:val="center"/>
             </w:pPr>
             <w:r>
               <w:rPr>
@@ -216,6 +213,7 @@
           <w:p>
             <w:pPr>
               <w:bidi w:val="0"/>
+              <w:jc w:val="center"/>
             </w:pPr>
             <w:r>
               <w:rPr>
@@ -253,6 +251,7 @@
           <w:p>
             <w:pPr>
               <w:bidi w:val="0"/>
+              <w:jc w:val="center"/>
             </w:pPr>
             <w:r>
               <w:rPr>
@@ -280,6 +279,7 @@
           <w:p>
             <w:pPr>
               <w:bidi w:val="0"/>
+              <w:jc w:val="center"/>
             </w:pPr>
             <w:r>
               <w:rPr>
@@ -338,6 +338,7 @@
           <w:p>
             <w:pPr>
               <w:bidi w:val="0"/>
+              <w:jc w:val="center"/>
             </w:pPr>
             <w:r>
               <w:rPr>
@@ -362,6 +363,7 @@
           <w:p>
             <w:pPr>
               <w:bidi w:val="0"/>
+              <w:jc w:val="center"/>
             </w:pPr>
             <w:r>
               <w:rPr>
@@ -386,6 +388,7 @@
           <w:p>
             <w:pPr>
               <w:bidi w:val="0"/>
+              <w:jc w:val="center"/>
             </w:pPr>
             <w:r>
               <w:rPr>
@@ -410,6 +413,7 @@
           <w:p>
             <w:pPr>
               <w:bidi w:val="0"/>
+              <w:jc w:val="center"/>
             </w:pPr>
             <w:r>
               <w:rPr>
@@ -468,6 +472,7 @@
           <w:p>
             <w:pPr>
               <w:bidi w:val="0"/>
+              <w:jc w:val="center"/>
             </w:pPr>
             <w:r>
               <w:rPr>
@@ -493,6 +498,7 @@
           <w:p>
             <w:pPr>
               <w:bidi w:val="0"/>
+              <w:jc w:val="center"/>
             </w:pPr>
             <w:r>
               <w:rPr>
@@ -518,6 +524,7 @@
           <w:p>
             <w:pPr>
               <w:bidi w:val="0"/>
+              <w:jc w:val="center"/>
             </w:pPr>
             <w:r>
               <w:rPr>
@@ -543,6 +550,7 @@
           <w:p>
             <w:pPr>
               <w:bidi w:val="0"/>
+              <w:jc w:val="center"/>
             </w:pPr>
             <w:r>
               <w:rPr>
@@ -599,6 +607,7 @@
           <w:p>
             <w:pPr>
               <w:bidi w:val="0"/>
+              <w:jc w:val="center"/>
             </w:pPr>
             <w:r>
               <w:rPr>
@@ -623,6 +632,7 @@
           <w:p>
             <w:pPr>
               <w:bidi w:val="0"/>
+              <w:jc w:val="center"/>
             </w:pPr>
             <w:r>
               <w:rPr>
@@ -647,6 +657,7 @@
           <w:p>
             <w:pPr>
               <w:bidi w:val="0"/>
+              <w:jc w:val="center"/>
             </w:pPr>
             <w:r>
               <w:rPr>
@@ -671,6 +682,7 @@
           <w:p>
             <w:pPr>
               <w:bidi w:val="0"/>
+              <w:jc w:val="center"/>
             </w:pPr>
             <w:r>
               <w:rPr>
@@ -729,6 +741,7 @@
           <w:p>
             <w:pPr>
               <w:bidi w:val="0"/>
+              <w:jc w:val="center"/>
             </w:pPr>
             <w:r>
               <w:rPr>
@@ -754,6 +767,7 @@
           <w:p>
             <w:pPr>
               <w:bidi w:val="0"/>
+              <w:jc w:val="center"/>
             </w:pPr>
             <w:r>
               <w:rPr>
@@ -779,6 +793,7 @@
           <w:p>
             <w:pPr>
               <w:bidi w:val="0"/>
+              <w:jc w:val="center"/>
             </w:pPr>
             <w:r>
               <w:rPr>
@@ -804,6 +819,7 @@
           <w:p>
             <w:pPr>
               <w:bidi w:val="0"/>
+              <w:jc w:val="center"/>
             </w:pPr>
             <w:r>
               <w:rPr>
@@ -860,6 +876,7 @@
           <w:p>
             <w:pPr>
               <w:bidi w:val="0"/>
+              <w:jc w:val="center"/>
             </w:pPr>
             <w:r>
               <w:rPr>
@@ -884,6 +901,7 @@
           <w:p>
             <w:pPr>
               <w:bidi w:val="0"/>
+              <w:jc w:val="center"/>
             </w:pPr>
             <w:r>
               <w:rPr>
@@ -908,6 +926,7 @@
           <w:p>
             <w:pPr>
               <w:bidi w:val="0"/>
+              <w:jc w:val="center"/>
             </w:pPr>
             <w:r>
               <w:rPr>
@@ -932,6 +951,7 @@
           <w:p>
             <w:pPr>
               <w:bidi w:val="0"/>
+              <w:jc w:val="center"/>
             </w:pPr>
             <w:r>
               <w:rPr>
@@ -990,6 +1010,7 @@
           <w:p>
             <w:pPr>
               <w:bidi w:val="0"/>
+              <w:jc w:val="center"/>
             </w:pPr>
             <w:r>
               <w:rPr>
@@ -1015,6 +1036,7 @@
           <w:p>
             <w:pPr>
               <w:bidi w:val="0"/>
+              <w:jc w:val="center"/>
             </w:pPr>
             <w:r>
               <w:rPr>
@@ -1040,6 +1062,7 @@
           <w:p>
             <w:pPr>
               <w:bidi w:val="0"/>
+              <w:jc w:val="center"/>
             </w:pPr>
             <w:r>
               <w:rPr>
@@ -1065,6 +1088,7 @@
           <w:p>
             <w:pPr>
               <w:bidi w:val="0"/>
+              <w:jc w:val="center"/>
             </w:pPr>
             <w:r>
               <w:rPr>
@@ -1121,6 +1145,7 @@
           <w:p>
             <w:pPr>
               <w:bidi w:val="0"/>
+              <w:jc w:val="center"/>
             </w:pPr>
             <w:r>
               <w:rPr>
@@ -1145,6 +1170,7 @@
           <w:p>
             <w:pPr>
               <w:bidi w:val="0"/>
+              <w:jc w:val="center"/>
             </w:pPr>
             <w:r>
               <w:rPr>
@@ -1169,6 +1195,7 @@
           <w:p>
             <w:pPr>
               <w:bidi w:val="0"/>
+              <w:jc w:val="center"/>
             </w:pPr>
             <w:r>
               <w:rPr>
@@ -1193,6 +1220,7 @@
           <w:p>
             <w:pPr>
               <w:bidi w:val="0"/>
+              <w:jc w:val="center"/>
             </w:pPr>
             <w:r>
               <w:rPr>
@@ -1251,6 +1279,7 @@
           <w:p>
             <w:pPr>
               <w:bidi w:val="0"/>
+              <w:jc w:val="center"/>
             </w:pPr>
             <w:r>
               <w:rPr>
@@ -1276,6 +1305,7 @@
           <w:p>
             <w:pPr>
               <w:bidi w:val="0"/>
+              <w:jc w:val="center"/>
             </w:pPr>
             <w:r>
               <w:rPr>
@@ -1301,6 +1331,7 @@
           <w:p>
             <w:pPr>
               <w:bidi w:val="0"/>
+              <w:jc w:val="center"/>
             </w:pPr>
             <w:r>
               <w:rPr>
@@ -1326,6 +1357,7 @@
           <w:p>
             <w:pPr>
               <w:bidi w:val="0"/>
+              <w:jc w:val="center"/>
             </w:pPr>
             <w:r>
               <w:rPr>
@@ -1382,6 +1414,7 @@
           <w:p>
             <w:pPr>
               <w:bidi w:val="0"/>
+              <w:jc w:val="center"/>
             </w:pPr>
             <w:r>
               <w:rPr>
@@ -1406,6 +1439,7 @@
           <w:p>
             <w:pPr>
               <w:bidi w:val="0"/>
+              <w:jc w:val="center"/>
             </w:pPr>
             <w:r>
               <w:rPr>
@@ -1430,6 +1464,7 @@
           <w:p>
             <w:pPr>
               <w:bidi w:val="0"/>
+              <w:jc w:val="center"/>
             </w:pPr>
             <w:r>
               <w:rPr>
@@ -1454,6 +1489,7 @@
           <w:p>
             <w:pPr>
               <w:bidi w:val="0"/>
+              <w:jc w:val="center"/>
             </w:pPr>
             <w:r>
               <w:rPr>
@@ -1512,6 +1548,7 @@
           <w:p>
             <w:pPr>
               <w:bidi w:val="0"/>
+              <w:jc w:val="center"/>
             </w:pPr>
             <w:r>
               <w:rPr>
@@ -1537,6 +1574,7 @@
           <w:p>
             <w:pPr>
               <w:bidi w:val="0"/>
+              <w:jc w:val="center"/>
             </w:pPr>
             <w:r>
               <w:rPr>
@@ -1562,6 +1600,7 @@
           <w:p>
             <w:pPr>
               <w:bidi w:val="0"/>
+              <w:jc w:val="center"/>
             </w:pPr>
             <w:r>
               <w:rPr>
@@ -1587,6 +1626,7 @@
           <w:p>
             <w:pPr>
               <w:bidi w:val="0"/>
+              <w:jc w:val="center"/>
             </w:pPr>
             <w:r>
               <w:rPr>
@@ -1623,29 +1663,7 @@
           <w:sz w:val="18"/>
           <w:szCs w:val="18"/>
         </w:rPr>
-        <w:t xml:space="preserve">CWEs, for </w:t>
-      </w:r>
-      <w:proofErr w:type="spellStart"/>
-      <w:r>
-        <w:rPr>
-          <w:i/>
-          <w:iCs/>
-          <w:color w:val="444444"/>
-          <w:sz w:val="18"/>
-          <w:szCs w:val="18"/>
-        </w:rPr>
-        <w:t>SecureAssist</w:t>
-      </w:r>
-      <w:proofErr w:type="spellEnd"/>
-      <w:r>
-        <w:rPr>
-          <w:i/>
-          <w:iCs/>
-          <w:color w:val="444444"/>
-          <w:sz w:val="18"/>
-          <w:szCs w:val="18"/>
-        </w:rPr>
-        <w:t xml:space="preserve"> and for every tool it is compared against.</w:t>
+        <w:t>CWEs, for SecureAssist and for every tool it is compared against.</w:t>
       </w:r>
     </w:p>
     <w:p>
@@ -1739,6 +1757,7 @@
           <w:p>
             <w:pPr>
               <w:bidi w:val="0"/>
+              <w:jc w:val="center"/>
             </w:pPr>
             <w:r>
               <w:rPr>
@@ -1766,6 +1785,7 @@
           <w:p>
             <w:pPr>
               <w:bidi w:val="0"/>
+              <w:jc w:val="center"/>
             </w:pPr>
             <w:r>
               <w:rPr>
@@ -1793,6 +1813,7 @@
           <w:p>
             <w:pPr>
               <w:bidi w:val="0"/>
+              <w:jc w:val="center"/>
             </w:pPr>
             <w:r>
               <w:rPr>
@@ -1820,6 +1841,7 @@
           <w:p>
             <w:pPr>
               <w:bidi w:val="0"/>
+              <w:jc w:val="center"/>
             </w:pPr>
             <w:r>
               <w:rPr>
@@ -1864,9 +1886,26 @@
                 <w:sz w:val="18"/>
                 <w:szCs w:val="18"/>
               </w:rPr>
-              <w:t xml:space="preserve">Python — </w:t>
-            </w:r>
-            <w:proofErr w:type="spellStart"/>
+              <w:t>Python — RealVuln</w:t>
+            </w:r>
+          </w:p>
+        </w:tc>
+        <w:tc>
+          <w:tcPr>
+            <w:tcW w:w="1750" w:type="dxa"/>
+            <w:shd w:val="clear" w:color="auto" w:fill="DCE9F7"/>
+            <w:tcMar>
+              <w:top w:w="55" w:type="dxa"/>
+              <w:left w:w="85" w:type="dxa"/>
+              <w:bottom w:w="55" w:type="dxa"/>
+              <w:right w:w="85" w:type="dxa"/>
+            </w:tcMar>
+          </w:tcPr>
+          <w:p>
+            <w:pPr>
+              <w:bidi w:val="0"/>
+              <w:jc w:val="center"/>
+            </w:pPr>
             <w:r>
               <w:rPr>
                 <w:b/>
@@ -1875,9 +1914,8 @@
                 <w:sz w:val="18"/>
                 <w:szCs w:val="18"/>
               </w:rPr>
-              <w:t>RealVuln</w:t>
-            </w:r>
-            <w:proofErr w:type="spellEnd"/>
+              <w:t>67.2%</w:t>
+            </w:r>
           </w:p>
         </w:tc>
         <w:tc>
@@ -1894,6 +1932,7 @@
           <w:p>
             <w:pPr>
               <w:bidi w:val="0"/>
+              <w:jc w:val="center"/>
             </w:pPr>
             <w:r>
               <w:rPr>
@@ -1903,7 +1942,7 @@
                 <w:sz w:val="18"/>
                 <w:szCs w:val="18"/>
               </w:rPr>
-              <w:t>67.2%</w:t>
+              <w:t>75.8%</w:t>
             </w:r>
           </w:p>
         </w:tc>
@@ -1921,6 +1960,7 @@
           <w:p>
             <w:pPr>
               <w:bidi w:val="0"/>
+              <w:jc w:val="center"/>
             </w:pPr>
             <w:r>
               <w:rPr>
@@ -1930,33 +1970,6 @@
                 <w:sz w:val="18"/>
                 <w:szCs w:val="18"/>
               </w:rPr>
-              <w:t>75.8%</w:t>
-            </w:r>
-          </w:p>
-        </w:tc>
-        <w:tc>
-          <w:tcPr>
-            <w:tcW w:w="1750" w:type="dxa"/>
-            <w:shd w:val="clear" w:color="auto" w:fill="DCE9F7"/>
-            <w:tcMar>
-              <w:top w:w="55" w:type="dxa"/>
-              <w:left w:w="85" w:type="dxa"/>
-              <w:bottom w:w="55" w:type="dxa"/>
-              <w:right w:w="85" w:type="dxa"/>
-            </w:tcMar>
-          </w:tcPr>
-          <w:p>
-            <w:pPr>
-              <w:bidi w:val="0"/>
-            </w:pPr>
-            <w:r>
-              <w:rPr>
-                <w:b/>
-                <w:bCs/>
-                <w:color w:val="000000"/>
-                <w:sz w:val="18"/>
-                <w:szCs w:val="18"/>
-              </w:rPr>
               <w:t>67.2</w:t>
             </w:r>
           </w:p>
@@ -1975,6 +1988,7 @@
           <w:p>
             <w:pPr>
               <w:bidi w:val="0"/>
+              <w:jc w:val="center"/>
             </w:pPr>
             <w:r>
               <w:rPr>
@@ -2037,6 +2051,7 @@
           <w:p>
             <w:pPr>
               <w:bidi w:val="0"/>
+              <w:jc w:val="center"/>
             </w:pPr>
             <w:r>
               <w:rPr>
@@ -2064,6 +2079,7 @@
           <w:p>
             <w:pPr>
               <w:bidi w:val="0"/>
+              <w:jc w:val="center"/>
             </w:pPr>
             <w:r>
               <w:rPr>
@@ -2091,6 +2107,7 @@
           <w:p>
             <w:pPr>
               <w:bidi w:val="0"/>
+              <w:jc w:val="center"/>
             </w:pPr>
             <w:r>
               <w:rPr>
@@ -2118,6 +2135,7 @@
           <w:p>
             <w:pPr>
               <w:bidi w:val="0"/>
+              <w:jc w:val="center"/>
             </w:pPr>
             <w:r>
               <w:rPr>
@@ -2180,6 +2198,7 @@
           <w:p>
             <w:pPr>
               <w:bidi w:val="0"/>
+              <w:jc w:val="center"/>
             </w:pPr>
             <w:r>
               <w:rPr>
@@ -2207,6 +2226,7 @@
           <w:p>
             <w:pPr>
               <w:bidi w:val="0"/>
+              <w:jc w:val="center"/>
             </w:pPr>
             <w:r>
               <w:rPr>
@@ -2234,6 +2254,7 @@
           <w:p>
             <w:pPr>
               <w:bidi w:val="0"/>
+              <w:jc w:val="center"/>
             </w:pPr>
             <w:r>
               <w:rPr>
@@ -2261,6 +2282,7 @@
           <w:p>
             <w:pPr>
               <w:bidi w:val="0"/>
+              <w:jc w:val="center"/>
             </w:pPr>
             <w:r>
               <w:rPr>
@@ -2289,29 +2311,7 @@
           <w:sz w:val="18"/>
           <w:szCs w:val="18"/>
         </w:rPr>
-        <w:t xml:space="preserve">F3 weights recall nine times precision, the metric used by </w:t>
-      </w:r>
-      <w:proofErr w:type="spellStart"/>
-      <w:r>
-        <w:rPr>
-          <w:i/>
-          <w:iCs/>
-          <w:color w:val="444444"/>
-          <w:sz w:val="18"/>
-          <w:szCs w:val="18"/>
-        </w:rPr>
-        <w:t>RealVuln</w:t>
-      </w:r>
-      <w:proofErr w:type="spellEnd"/>
-      <w:r>
-        <w:rPr>
-          <w:i/>
-          <w:iCs/>
-          <w:color w:val="444444"/>
-          <w:sz w:val="18"/>
-          <w:szCs w:val="18"/>
-        </w:rPr>
-        <w:t xml:space="preserve"> on the grounds that a missed vulnerability is far costlier than a false alarm a developer dismisses in seconds.</w:t>
+        <w:t>F3 weights recall nine times precision, the metric used by RealVuln on the grounds that a missed vulnerability is far costlier than a false alarm a developer dismisses in seconds.</w:t>
       </w:r>
     </w:p>
     <w:p>
@@ -2327,23 +2327,7 @@
         <w:t>On real-world Python code, restricted to the supported CWEs and the retrieva</w:t>
       </w:r>
       <w:r>
-        <w:t xml:space="preserve">ble projects, </w:t>
-      </w:r>
-      <w:proofErr w:type="spellStart"/>
-      <w:r>
-        <w:t>SecureAssist</w:t>
-      </w:r>
-      <w:proofErr w:type="spellEnd"/>
-      <w:r>
-        <w:t xml:space="preserve"> records the highest recall of the twelve scanners compared on that subset, including Claude Opus 5, GPT-5.5 and Gemini 3.1 Pro operating </w:t>
-      </w:r>
-      <w:proofErr w:type="spellStart"/>
-      <w:r>
-        <w:t>agentically</w:t>
-      </w:r>
-      <w:proofErr w:type="spellEnd"/>
-      <w:r>
-        <w:t xml:space="preserve"> over the whole repository. Its precision is lower than theirs.</w:t>
+        <w:t>ble projects, SecureAssist records the highest recall of the twelve scanners compared on that subset, including Claude Opus 5, GPT-5.5 and Gemini 3.1 Pro operating agentically over the whole repository. Its precision is lower than theirs.</w:t>
       </w:r>
     </w:p>
     <w:p>
@@ -2359,23 +2343,7 @@
         <w:t>On weak cryptogra</w:t>
       </w:r>
       <w:r>
-        <w:t xml:space="preserve">phy the analyzer detects all vulnerable cases with no false positives, where an independent 2026 evaluation records </w:t>
-      </w:r>
-      <w:proofErr w:type="spellStart"/>
-      <w:r>
-        <w:t>CodeQL</w:t>
-      </w:r>
-      <w:proofErr w:type="spellEnd"/>
-      <w:r>
-        <w:t xml:space="preserve"> and </w:t>
-      </w:r>
-      <w:proofErr w:type="spellStart"/>
-      <w:r>
-        <w:t>Semgrep</w:t>
-      </w:r>
-      <w:proofErr w:type="spellEnd"/>
-      <w:r>
-        <w:t xml:space="preserve"> at a false-positive rate of 1.00 on the same CWE.</w:t>
+        <w:t>phy the analyzer detects all vulnerable cases with no false positives, where an independent 2026 evaluation records CodeQL and Semgrep at a false-positive rate of 1.00 on the same CWE.</w:t>
       </w:r>
     </w:p>
     <w:p>
@@ -2408,15 +2376,7 @@
         <w:t>All 283 flagged safe cases on the OWASP Benchmark were classified. Ea</w:t>
       </w:r>
       <w:r>
-        <w:t xml:space="preserve">ch relies on a construct the benchmark introduces to defeat lightweight analysis, 80% involving runtime reflection; none uses a </w:t>
-      </w:r>
-      <w:proofErr w:type="spellStart"/>
-      <w:r>
-        <w:t>sanitisation</w:t>
-      </w:r>
-      <w:proofErr w:type="spellEnd"/>
-      <w:r>
-        <w:t xml:space="preserve"> pattern typical of production code.</w:t>
+        <w:t>ch relies on a construct the benchmark introduces to defeat lightweight analysis, 80% involving runtime reflection; none uses a sanitisation pattern typical of production code.</w:t>
       </w:r>
     </w:p>
     <w:p>
@@ -2432,15 +2392,7 @@
         <w:t>All benchmark cases present in the model's fine-tuning corpus were excluded, an</w:t>
       </w:r>
       <w:r>
-        <w:t xml:space="preserve">d </w:t>
-      </w:r>
-      <w:proofErr w:type="spellStart"/>
-      <w:r>
-        <w:t>RealVuln</w:t>
-      </w:r>
-      <w:proofErr w:type="spellEnd"/>
-      <w:r>
-        <w:t xml:space="preserve"> was verified uncontaminated at content and line level.</w:t>
+        <w:t>d RealVuln was verified uncontaminated at content and line level.</w:t>
       </w:r>
     </w:p>
     <w:p>
@@ -2614,15 +2566,7 @@
         <w:t>Its value is that</w:t>
       </w:r>
       <w:r>
-        <w:t xml:space="preserve"> it </w:t>
-      </w:r>
-      <w:proofErr w:type="spellStart"/>
-      <w:r>
-        <w:t>penalises</w:t>
-      </w:r>
-      <w:proofErr w:type="spellEnd"/>
-      <w:r>
-        <w:t xml:space="preserve"> both trivial strategies. A tool that flags every case has a recall of 100% and a false-positive rate of 100%, scoring 0. A tool that flags nothing scores 0 as well. A score of 0 therefore means the tool carries no more information than a coin</w:t>
+        <w:t xml:space="preserve"> it penalises both trivial strategies. A tool that flags every case has a recall of 100% and a false-positive rate of 100%, scoring 0. A tool that flags nothing scores 0 as well. A score of 0 therefore means the tool carries no more information than a coin</w:t>
       </w:r>
       <w:r>
         <w:t xml:space="preserve"> toss, 100 means perfect discrimination — every vulnerability found, no safe case flagged — and a negative score means the tool is actively misleading. In the published OWASP scorecards several tools sit at or below 0.</w:t>
@@ -2691,15 +2635,7 @@
         <w:t>Recall and precision trade against each other: a tool can reach perfect recall by reporting every line, and perf</w:t>
       </w:r>
       <w:r>
-        <w:t xml:space="preserve">ect precision by reporting almost nothing. </w:t>
-      </w:r>
-      <w:proofErr w:type="spellStart"/>
-      <w:r>
-        <w:t>Joern</w:t>
-      </w:r>
-      <w:proofErr w:type="spellEnd"/>
-      <w:r>
-        <w:t xml:space="preserve"> illustrates the second failure mode, achieving a very low false-positive rate on the OWASP Benchmark at 8.2% recall. A single combined figure is therefore needed, and the F-measure provides one:</w:t>
+        <w:t>ect precision by reporting almost nothing. Joern illustrates the second failure mode, achieving a very low false-positive rate on the OWASP Benchmark at 8.2% recall. A single combined figure is therefore needed, and the F-measure provides one:</w:t>
       </w:r>
     </w:p>
     <w:p>
@@ -2708,23 +2644,13 @@
         <w:bidi w:val="0"/>
         <w:spacing w:before="40" w:after="40"/>
       </w:pPr>
-      <w:proofErr w:type="spellStart"/>
       <w:r>
         <w:rPr>
           <w:rFonts w:ascii="Consolas" w:eastAsia="Consolas" w:hAnsi="Consolas" w:cs="Consolas"/>
           <w:sz w:val="17"/>
           <w:szCs w:val="17"/>
         </w:rPr>
-        <w:t>F_beta</w:t>
-      </w:r>
-      <w:proofErr w:type="spellEnd"/>
-      <w:r>
-        <w:rPr>
-          <w:rFonts w:ascii="Consolas" w:eastAsia="Consolas" w:hAnsi="Consolas" w:cs="Consolas"/>
-          <w:sz w:val="17"/>
-          <w:szCs w:val="17"/>
-        </w:rPr>
-        <w:t xml:space="preserve"> = (1 </w:t>
+        <w:t xml:space="preserve">F_beta = (1 </w:t>
       </w:r>
       <w:r>
         <w:rPr>
@@ -2786,26 +2712,10 @@
         <w:spacing w:after="130" w:line="278" w:lineRule="auto"/>
       </w:pPr>
       <w:r>
-        <w:t xml:space="preserve">This asymmetry is sharper for </w:t>
-      </w:r>
-      <w:proofErr w:type="spellStart"/>
-      <w:r>
-        <w:t>SecureAssist</w:t>
-      </w:r>
-      <w:proofErr w:type="spellEnd"/>
-      <w:r>
-        <w:t xml:space="preserve"> than for a batch scanner, because of how findings are surfaced. They appear inline in the editor beside the c</w:t>
-      </w:r>
-      <w:r>
-        <w:t xml:space="preserve">ode that produced them, so evaluating one does not require a context switch into a separate report. Dismissal is a single action, and suppressions are persisted keyed on the </w:t>
-      </w:r>
-      <w:proofErr w:type="spellStart"/>
-      <w:r>
-        <w:t>normalised</w:t>
-      </w:r>
-      <w:proofErr w:type="spellEnd"/>
-      <w:r>
-        <w:t xml:space="preserve"> source text of the finding rather than on a line number, so a suppresse</w:t>
+        <w:t>This asymmetry is sharper for SecureAssist than for a batch scanner, because of how findings are surfaced. They appear inline in the editor beside the c</w:t>
+      </w:r>
+      <w:r>
+        <w:t>ode that produced them, so evaluating one does not require a context switch into a separate report. Dismissal is a single action, and suppressions are persisted keyed on the normalised source text of the finding rather than on a line number, so a suppresse</w:t>
       </w:r>
       <w:r>
         <w:t>d false positive does not reappear when surrounding code shifts — while genuinely changed code at the same location is reported again. A missed vulnerability, by contrast, is silent: the developer is never told there was anything to look at.</w:t>
@@ -2854,26 +2764,10 @@
       </w:pPr>
       <w:r>
         <w:lastRenderedPageBreak/>
-        <w:t xml:space="preserve">F3 is not our invention, and adopting a metric that flatters a high-recall tool would be worth little if we had chosen it ourselves. It is the headline metric of </w:t>
-      </w:r>
-      <w:proofErr w:type="spellStart"/>
-      <w:r>
-        <w:t>RealVuln</w:t>
-      </w:r>
-      <w:proofErr w:type="spellEnd"/>
-      <w:r>
-        <w:t>, selected by that benchmark's authors on t</w:t>
-      </w:r>
-      <w:r>
-        <w:t xml:space="preserve">he stated grounds that a single missed vulnerability can lead to a breach. We adopt their metric on their benchmark rather than substituting a more </w:t>
-      </w:r>
-      <w:proofErr w:type="spellStart"/>
-      <w:r>
-        <w:t>favourable</w:t>
-      </w:r>
-      <w:proofErr w:type="spellEnd"/>
-      <w:r>
-        <w:t xml:space="preserve"> one.</w:t>
+        <w:t>F3 is not our invention, and adopting a metric that flatters a high-recall tool would be worth little if we had chosen it ourselves. It is the headline metric of RealVuln, selected by that benchmark's authors on t</w:t>
+      </w:r>
+      <w:r>
+        <w:t>he stated grounds that a single missed vulnerability can lead to a breach. We adopt their metric on their benchmark rather than substituting a more favourable one.</w:t>
       </w:r>
     </w:p>
     <w:p>
@@ -2910,31 +2804,7 @@
         <w:spacing w:after="130" w:line="278" w:lineRule="auto"/>
       </w:pPr>
       <w:r>
-        <w:t xml:space="preserve">F1 is reported alongside F3 throughout, including in the places where it ranks </w:t>
-      </w:r>
-      <w:proofErr w:type="spellStart"/>
-      <w:r>
-        <w:t>SecureAssist</w:t>
-      </w:r>
-      <w:proofErr w:type="spellEnd"/>
-      <w:r>
-        <w:t xml:space="preserve"> lower — on </w:t>
-      </w:r>
-      <w:proofErr w:type="spellStart"/>
-      <w:r>
-        <w:t>RealVuln</w:t>
-      </w:r>
-      <w:proofErr w:type="spellEnd"/>
-      <w:r>
-        <w:t xml:space="preserve"> the static analyzer scores 67.5 on F1 against Claude Opus 5's 72.1, while leading on F3. Presenting only the </w:t>
-      </w:r>
-      <w:proofErr w:type="spellStart"/>
-      <w:r>
-        <w:t>favourable</w:t>
-      </w:r>
-      <w:proofErr w:type="spellEnd"/>
-      <w:r>
-        <w:t xml:space="preserve"> metric would be a form o</w:t>
+        <w:t>F1 is reported alongside F3 throughout, including in the places where it ranks SecureAssist lower — on RealVuln the static analyzer scores 67.5 on F1 against Claude Opus 5's 72.1, while leading on F3. Presenting only the favourable metric would be a form o</w:t>
       </w:r>
       <w:r>
         <w:t>f selection, and a reader who reconstructs the other ordering would be right to distrust everything else in the document.</w:t>
@@ -2949,15 +2819,7 @@
         <w:t>Youden is reported on the OWASP Benchmark and Juliet because it is those benchmarks' official metric and because their construction su</w:t>
       </w:r>
       <w:r>
-        <w:t xml:space="preserve">pports it. Youden requires a well-defined set of true negatives, which exists there: every vulnerable case is paired with a safe twin. </w:t>
-      </w:r>
-      <w:proofErr w:type="spellStart"/>
-      <w:r>
-        <w:t>RealVuln</w:t>
-      </w:r>
-      <w:proofErr w:type="spellEnd"/>
-      <w:r>
-        <w:t xml:space="preserve"> has no comparable negative set — it labels findings in real applications rather than pairing cases — so the F-me</w:t>
+        <w:t>pports it. Youden requires a well-defined set of true negatives, which exists there: every vulnerable case is paired with a safe twin. RealVuln has no comparable negative set — it labels findings in real applications rather than pairing cases — so the F-me</w:t>
       </w:r>
       <w:r>
         <w:t>asure family, which does not use true negatives, is the appropriate choice. This is why Section 6 compares the two configurations on F3 across all three languages rather than on Youden.</w:t>
@@ -3067,13 +2929,8 @@
         <w:bidi w:val="0"/>
         <w:spacing w:after="130" w:line="278" w:lineRule="auto"/>
       </w:pPr>
-      <w:proofErr w:type="spellStart"/>
-      <w:r>
-        <w:t>RealVuln</w:t>
-      </w:r>
-      <w:proofErr w:type="spellEnd"/>
-      <w:r>
-        <w:t xml:space="preserve"> was independently verified clean: no exact content match and no file above 30% line</w:t>
+      <w:r>
+        <w:t>RealVuln was independently verified clean: no exact content match and no file above 30% line</w:t>
       </w:r>
       <w:r>
         <w:t>-level overlap against the 575 Python files in the training corpus. It is the only fully held-out third-party benchmark in this evaluation.</w:t>
@@ -3151,33 +3008,16 @@
           <w:sz w:val="21"/>
           <w:szCs w:val="21"/>
         </w:rPr>
-        <w:t xml:space="preserve">2.2.4 Position-aware matching on </w:t>
-      </w:r>
-      <w:proofErr w:type="spellStart"/>
-      <w:r>
-        <w:rPr>
-          <w:b/>
-          <w:bCs/>
-          <w:color w:val="2E75B6"/>
-          <w:sz w:val="21"/>
-          <w:szCs w:val="21"/>
-        </w:rPr>
-        <w:t>RealVuln</w:t>
-      </w:r>
-      <w:proofErr w:type="spellEnd"/>
+        <w:t>2.2.4 Position-aware matching on RealVuln</w:t>
+      </w:r>
     </w:p>
     <w:p>
       <w:pPr>
         <w:bidi w:val="0"/>
         <w:spacing w:after="130" w:line="278" w:lineRule="auto"/>
       </w:pPr>
-      <w:proofErr w:type="spellStart"/>
-      <w:r>
-        <w:t>RealVuln</w:t>
-      </w:r>
-      <w:proofErr w:type="spellEnd"/>
-      <w:r>
-        <w:t xml:space="preserve"> labels a file, a line range and a CWE. A detection counts only when all three agree — the correct CWE within ten</w:t>
+      <w:r>
+        <w:t>RealVuln labels a file, a line range and a CWE. A detection counts only when all three agree — the correct CWE within ten</w:t>
       </w:r>
       <w:r>
         <w:t xml:space="preserve"> lines of the labelled range. Verification on the static results: 118 matches used the label's primary CWE exactly and 37 used a declared acceptable alternative, while 29 findings were rejected for </w:t>
@@ -3215,15 +3055,7 @@
         <w:t>Where a model call failed, the case is excluded from every column so that no configuration is scored on</w:t>
       </w:r>
       <w:r>
-        <w:t xml:space="preserve"> cases another never saw. Seven cases were excluded on the synthetic benchmarks and four files on </w:t>
-      </w:r>
-      <w:proofErr w:type="spellStart"/>
-      <w:r>
-        <w:t>RealVuln</w:t>
-      </w:r>
-      <w:proofErr w:type="spellEnd"/>
-      <w:r>
-        <w:t>. Mean inference time was 6.1 seconds per case.</w:t>
+        <w:t xml:space="preserve"> cases another never saw. Seven cases were excluded on the synthetic benchmarks and four files on RealVuln. Mean inference time was 6.1 seconds per case.</w:t>
       </w:r>
     </w:p>
     <w:p>
@@ -3251,52 +3083,19 @@
           <w:szCs w:val="29"/>
         </w:rPr>
         <w:lastRenderedPageBreak/>
-        <w:t xml:space="preserve">3. Python — </w:t>
-      </w:r>
-      <w:proofErr w:type="spellStart"/>
-      <w:r>
-        <w:rPr>
-          <w:b/>
-          <w:bCs/>
-          <w:color w:val="1F4E79"/>
-          <w:sz w:val="29"/>
-          <w:szCs w:val="29"/>
-        </w:rPr>
-        <w:t>RealVuln</w:t>
-      </w:r>
-      <w:proofErr w:type="spellEnd"/>
+        <w:t>3. Python — RealVuln</w:t>
+      </w:r>
     </w:p>
     <w:p>
       <w:pPr>
         <w:bidi w:val="0"/>
         <w:spacing w:after="130" w:line="278" w:lineRule="auto"/>
       </w:pPr>
-      <w:proofErr w:type="spellStart"/>
-      <w:r>
-        <w:t>RealVuln</w:t>
-      </w:r>
-      <w:proofErr w:type="spellEnd"/>
-      <w:r>
-        <w:t xml:space="preserve"> (2026) comprises intentionally-vulnerable real-world Python applicatio</w:t>
-      </w:r>
-      <w:r>
-        <w:t xml:space="preserve">ns built on Flask, Django, </w:t>
-      </w:r>
-      <w:proofErr w:type="spellStart"/>
-      <w:r>
-        <w:t>FastAPI</w:t>
-      </w:r>
-      <w:proofErr w:type="spellEnd"/>
-      <w:r>
-        <w:t xml:space="preserve">, </w:t>
-      </w:r>
-      <w:proofErr w:type="spellStart"/>
-      <w:r>
-        <w:t>aiohttp</w:t>
-      </w:r>
-      <w:proofErr w:type="spellEnd"/>
-      <w:r>
-        <w:t xml:space="preserve"> and Tornado. Every finding is hand-labelled by third-party manual review with a CWE, file, line range and severity, and the corpus includes deliberate false-positive traps — code that resembles a vulnerability bu</w:t>
+      <w:r>
+        <w:t>RealVuln (2026) comprises intentionally-vulnerable real-world Python applicatio</w:t>
+      </w:r>
+      <w:r>
+        <w:t>ns built on Flask, Django, FastAPI, aiohttp and Tornado. Every finding is hand-labelled by third-party manual review with a CWE, file, line range and severity, and the corpus includes deliberate false-positive traps — code that resembles a vulnerability bu</w:t>
       </w:r>
       <w:r>
         <w:t>t is not one. This is the most realistic evaluation in this document: real applications, external ground truth, adversarial cases designed by someone with no stake in our result.</w:t>
@@ -3409,6 +3208,7 @@
           <w:p>
             <w:pPr>
               <w:bidi w:val="0"/>
+              <w:jc w:val="center"/>
             </w:pPr>
             <w:r>
               <w:rPr>
@@ -3436,6 +3236,7 @@
           <w:p>
             <w:pPr>
               <w:bidi w:val="0"/>
+              <w:jc w:val="center"/>
             </w:pPr>
             <w:r>
               <w:rPr>
@@ -3463,6 +3264,7 @@
           <w:p>
             <w:pPr>
               <w:bidi w:val="0"/>
+              <w:jc w:val="center"/>
             </w:pPr>
             <w:r>
               <w:rPr>
@@ -3490,6 +3292,7 @@
           <w:p>
             <w:pPr>
               <w:bidi w:val="0"/>
+              <w:jc w:val="center"/>
             </w:pPr>
             <w:r>
               <w:rPr>
@@ -3517,6 +3320,7 @@
           <w:p>
             <w:pPr>
               <w:bidi w:val="0"/>
+              <w:jc w:val="center"/>
             </w:pPr>
             <w:r>
               <w:rPr>
@@ -3579,6 +3383,7 @@
           <w:p>
             <w:pPr>
               <w:bidi w:val="0"/>
+              <w:jc w:val="center"/>
             </w:pPr>
             <w:r>
               <w:rPr>
@@ -3606,6 +3411,7 @@
           <w:p>
             <w:pPr>
               <w:bidi w:val="0"/>
+              <w:jc w:val="center"/>
             </w:pPr>
             <w:r>
               <w:rPr>
@@ -3633,6 +3439,7 @@
           <w:p>
             <w:pPr>
               <w:bidi w:val="0"/>
+              <w:jc w:val="center"/>
             </w:pPr>
             <w:r>
               <w:rPr>
@@ -3660,6 +3467,7 @@
           <w:p>
             <w:pPr>
               <w:bidi w:val="0"/>
+              <w:jc w:val="center"/>
             </w:pPr>
             <w:r>
               <w:rPr>
@@ -3687,6 +3495,7 @@
           <w:p>
             <w:pPr>
               <w:bidi w:val="0"/>
+              <w:jc w:val="center"/>
             </w:pPr>
             <w:r>
               <w:rPr>
@@ -3749,6 +3558,7 @@
           <w:p>
             <w:pPr>
               <w:bidi w:val="0"/>
+              <w:jc w:val="center"/>
             </w:pPr>
             <w:r>
               <w:rPr>
@@ -3776,6 +3586,7 @@
           <w:p>
             <w:pPr>
               <w:bidi w:val="0"/>
+              <w:jc w:val="center"/>
             </w:pPr>
             <w:r>
               <w:rPr>
@@ -3803,6 +3614,7 @@
           <w:p>
             <w:pPr>
               <w:bidi w:val="0"/>
+              <w:jc w:val="center"/>
             </w:pPr>
             <w:r>
               <w:rPr>
@@ -3830,6 +3642,7 @@
           <w:p>
             <w:pPr>
               <w:bidi w:val="0"/>
+              <w:jc w:val="center"/>
             </w:pPr>
             <w:r>
               <w:rPr>
@@ -3857,6 +3670,7 @@
           <w:p>
             <w:pPr>
               <w:bidi w:val="0"/>
+              <w:jc w:val="center"/>
             </w:pPr>
             <w:r>
               <w:rPr>
@@ -3885,29 +3699,7 @@
           <w:sz w:val="18"/>
           <w:szCs w:val="18"/>
         </w:rPr>
-        <w:t xml:space="preserve">465 Python files across 21 applications carrying in-scope labels. Trap FP rate is the proportion of </w:t>
-      </w:r>
-      <w:proofErr w:type="spellStart"/>
-      <w:r>
-        <w:rPr>
-          <w:i/>
-          <w:iCs/>
-          <w:color w:val="444444"/>
-          <w:sz w:val="18"/>
-          <w:szCs w:val="18"/>
-        </w:rPr>
-        <w:t>RealVuln's</w:t>
-      </w:r>
-      <w:proofErr w:type="spellEnd"/>
-      <w:r>
-        <w:rPr>
-          <w:i/>
-          <w:iCs/>
-          <w:color w:val="444444"/>
-          <w:sz w:val="18"/>
-          <w:szCs w:val="18"/>
-        </w:rPr>
-        <w:t xml:space="preserve"> purpose-built traps that were flagged.</w:t>
+        <w:t>465 Python files across 21 applications carrying in-scope labels. Trap FP rate is the proportion of RealVuln's purpose-built traps that were flagged.</w:t>
       </w:r>
     </w:p>
     <w:p>
@@ -3919,15 +3711,7 @@
         <w:t>The hybrid recovers 11 vulnerabilities the analyzer misses, reducing misses from 42 to 31. It costs precis</w:t>
       </w:r>
       <w:r>
-        <w:t xml:space="preserve">ion: the model contributes 100 additional findings at locations </w:t>
-      </w:r>
-      <w:proofErr w:type="spellStart"/>
-      <w:r>
-        <w:t>RealVuln</w:t>
-      </w:r>
-      <w:proofErr w:type="spellEnd"/>
-      <w:r>
-        <w:t xml:space="preserve"> did not label.</w:t>
+        <w:t>ion: the model contributes 100 additional findings at locations RealVuln did not label.</w:t>
       </w:r>
     </w:p>
     <w:p>
@@ -3951,43 +3735,14 @@
         <w:bidi w:val="0"/>
         <w:spacing w:after="130" w:line="278" w:lineRule="auto"/>
       </w:pPr>
-      <w:proofErr w:type="spellStart"/>
-      <w:r>
-        <w:t>RealVuln</w:t>
-      </w:r>
-      <w:proofErr w:type="spellEnd"/>
-      <w:r>
-        <w:t xml:space="preserve"> releases the raw output of every scanner it evaluated. Its own leaderboard scores each tool across all 796 labelled findings, which would not be a fair comparison here because </w:t>
-      </w:r>
-      <w:proofErr w:type="spellStart"/>
-      <w:r>
-        <w:t>SecureAssist</w:t>
-      </w:r>
-      <w:proofErr w:type="spellEnd"/>
-      <w:r>
-        <w:t xml:space="preserve"> implements only ten CWEs. Each scanner was therefore re-sc</w:t>
-      </w:r>
-      <w:r>
-        <w:t xml:space="preserve">ored against the identical subset — same repositories, same labels, same CWEs, same matcher, same excluded files. Findings outside those CWEs were discarded rather than counted against the tool: 457 of Claude Opus 5's 547 findings and 261 of </w:t>
-      </w:r>
-      <w:proofErr w:type="spellStart"/>
-      <w:r>
-        <w:t>Semgrep's</w:t>
-      </w:r>
-      <w:proofErr w:type="spellEnd"/>
-      <w:r>
-        <w:t xml:space="preserve"> 322 </w:t>
-      </w:r>
-      <w:r>
-        <w:t xml:space="preserve">fall outside our scope and are not </w:t>
-      </w:r>
-      <w:proofErr w:type="spellStart"/>
-      <w:r>
-        <w:t>penalised</w:t>
-      </w:r>
-      <w:proofErr w:type="spellEnd"/>
-      <w:r>
-        <w:t>.</w:t>
+      <w:r>
+        <w:t>RealVuln releases the raw output of every scanner it evaluated. Its own leaderboard scores each tool across all 796 labelled findings, which would not be a fair comparison here because SecureAssist implements only ten CWEs. Each scanner was therefore re-sc</w:t>
+      </w:r>
+      <w:r>
+        <w:t xml:space="preserve">ored against the identical subset — same repositories, same labels, same CWEs, same matcher, same excluded files. Findings outside those CWEs were discarded rather than counted against the tool: 457 of Claude Opus 5's 547 findings and 261 of Semgrep's 322 </w:t>
+      </w:r>
+      <w:r>
+        <w:t>fall outside our scope and are not penalised.</w:t>
       </w:r>
     </w:p>
     <w:tbl>
@@ -4065,6 +3820,7 @@
           <w:p>
             <w:pPr>
               <w:bidi w:val="0"/>
+              <w:jc w:val="center"/>
             </w:pPr>
             <w:r>
               <w:rPr>
@@ -4092,6 +3848,7 @@
           <w:p>
             <w:pPr>
               <w:bidi w:val="0"/>
+              <w:jc w:val="center"/>
             </w:pPr>
             <w:r>
               <w:rPr>
@@ -4119,6 +3876,7 @@
           <w:p>
             <w:pPr>
               <w:bidi w:val="0"/>
+              <w:jc w:val="center"/>
             </w:pPr>
             <w:r>
               <w:rPr>
@@ -4146,6 +3904,7 @@
           <w:p>
             <w:pPr>
               <w:bidi w:val="0"/>
+              <w:jc w:val="center"/>
             </w:pPr>
             <w:r>
               <w:rPr>
@@ -4182,7 +3941,6 @@
             <w:pPr>
               <w:bidi w:val="0"/>
             </w:pPr>
-            <w:proofErr w:type="spellStart"/>
             <w:r>
               <w:rPr>
                 <w:b/>
@@ -4191,9 +3949,26 @@
                 <w:sz w:val="18"/>
                 <w:szCs w:val="18"/>
               </w:rPr>
-              <w:t>SecureAssist</w:t>
-            </w:r>
-            <w:proofErr w:type="spellEnd"/>
+              <w:t>SecureAssist (hybrid)</w:t>
+            </w:r>
+          </w:p>
+        </w:tc>
+        <w:tc>
+          <w:tcPr>
+            <w:tcW w:w="1450" w:type="dxa"/>
+            <w:shd w:val="clear" w:color="auto" w:fill="DCE9F7"/>
+            <w:tcMar>
+              <w:top w:w="55" w:type="dxa"/>
+              <w:left w:w="85" w:type="dxa"/>
+              <w:bottom w:w="55" w:type="dxa"/>
+              <w:right w:w="85" w:type="dxa"/>
+            </w:tcMar>
+          </w:tcPr>
+          <w:p>
+            <w:pPr>
+              <w:bidi w:val="0"/>
+              <w:jc w:val="center"/>
+            </w:pPr>
             <w:r>
               <w:rPr>
                 <w:b/>
@@ -4202,13 +3977,13 @@
                 <w:sz w:val="18"/>
                 <w:szCs w:val="18"/>
               </w:rPr>
-              <w:t xml:space="preserve"> (hybrid)</w:t>
-            </w:r>
-          </w:p>
-        </w:tc>
-        <w:tc>
-          <w:tcPr>
-            <w:tcW w:w="1450" w:type="dxa"/>
+              <w:t>75.8%</w:t>
+            </w:r>
+          </w:p>
+        </w:tc>
+        <w:tc>
+          <w:tcPr>
+            <w:tcW w:w="1500" w:type="dxa"/>
             <w:shd w:val="clear" w:color="auto" w:fill="DCE9F7"/>
             <w:tcMar>
               <w:top w:w="55" w:type="dxa"/>
@@ -4220,6 +3995,7 @@
           <w:p>
             <w:pPr>
               <w:bidi w:val="0"/>
+              <w:jc w:val="center"/>
             </w:pPr>
             <w:r>
               <w:rPr>
@@ -4229,13 +4005,13 @@
                 <w:sz w:val="18"/>
                 <w:szCs w:val="18"/>
               </w:rPr>
-              <w:t>75.8%</w:t>
-            </w:r>
-          </w:p>
-        </w:tc>
-        <w:tc>
-          <w:tcPr>
-            <w:tcW w:w="1500" w:type="dxa"/>
+              <w:t>49.5%</w:t>
+            </w:r>
+          </w:p>
+        </w:tc>
+        <w:tc>
+          <w:tcPr>
+            <w:tcW w:w="1250" w:type="dxa"/>
             <w:shd w:val="clear" w:color="auto" w:fill="DCE9F7"/>
             <w:tcMar>
               <w:top w:w="55" w:type="dxa"/>
@@ -4247,6 +4023,7 @@
           <w:p>
             <w:pPr>
               <w:bidi w:val="0"/>
+              <w:jc w:val="center"/>
             </w:pPr>
             <w:r>
               <w:rPr>
@@ -4256,33 +4033,6 @@
                 <w:sz w:val="18"/>
                 <w:szCs w:val="18"/>
               </w:rPr>
-              <w:t>49.5%</w:t>
-            </w:r>
-          </w:p>
-        </w:tc>
-        <w:tc>
-          <w:tcPr>
-            <w:tcW w:w="1250" w:type="dxa"/>
-            <w:shd w:val="clear" w:color="auto" w:fill="DCE9F7"/>
-            <w:tcMar>
-              <w:top w:w="55" w:type="dxa"/>
-              <w:left w:w="85" w:type="dxa"/>
-              <w:bottom w:w="55" w:type="dxa"/>
-              <w:right w:w="85" w:type="dxa"/>
-            </w:tcMar>
-          </w:tcPr>
-          <w:p>
-            <w:pPr>
-              <w:bidi w:val="0"/>
-            </w:pPr>
-            <w:r>
-              <w:rPr>
-                <w:b/>
-                <w:bCs/>
-                <w:color w:val="000000"/>
-                <w:sz w:val="18"/>
-                <w:szCs w:val="18"/>
-              </w:rPr>
               <w:t>59.9</w:t>
             </w:r>
           </w:p>
@@ -4301,6 +4051,7 @@
           <w:p>
             <w:pPr>
               <w:bidi w:val="0"/>
+              <w:jc w:val="center"/>
             </w:pPr>
             <w:r>
               <w:rPr>
@@ -4337,7 +4088,6 @@
             <w:pPr>
               <w:bidi w:val="0"/>
             </w:pPr>
-            <w:proofErr w:type="spellStart"/>
             <w:r>
               <w:rPr>
                 <w:b/>
@@ -4346,9 +4096,26 @@
                 <w:sz w:val="18"/>
                 <w:szCs w:val="18"/>
               </w:rPr>
-              <w:t>SecureAssist</w:t>
-            </w:r>
-            <w:proofErr w:type="spellEnd"/>
+              <w:t>SecureAssist (static)</w:t>
+            </w:r>
+          </w:p>
+        </w:tc>
+        <w:tc>
+          <w:tcPr>
+            <w:tcW w:w="1450" w:type="dxa"/>
+            <w:shd w:val="clear" w:color="auto" w:fill="DCE9F7"/>
+            <w:tcMar>
+              <w:top w:w="55" w:type="dxa"/>
+              <w:left w:w="85" w:type="dxa"/>
+              <w:bottom w:w="55" w:type="dxa"/>
+              <w:right w:w="85" w:type="dxa"/>
+            </w:tcMar>
+          </w:tcPr>
+          <w:p>
+            <w:pPr>
+              <w:bidi w:val="0"/>
+              <w:jc w:val="center"/>
+            </w:pPr>
             <w:r>
               <w:rPr>
                 <w:b/>
@@ -4357,13 +4124,13 @@
                 <w:sz w:val="18"/>
                 <w:szCs w:val="18"/>
               </w:rPr>
-              <w:t xml:space="preserve"> (static)</w:t>
-            </w:r>
-          </w:p>
-        </w:tc>
-        <w:tc>
-          <w:tcPr>
-            <w:tcW w:w="1450" w:type="dxa"/>
+              <w:t>67.2%</w:t>
+            </w:r>
+          </w:p>
+        </w:tc>
+        <w:tc>
+          <w:tcPr>
+            <w:tcW w:w="1500" w:type="dxa"/>
             <w:shd w:val="clear" w:color="auto" w:fill="DCE9F7"/>
             <w:tcMar>
               <w:top w:w="55" w:type="dxa"/>
@@ -4375,6 +4142,7 @@
           <w:p>
             <w:pPr>
               <w:bidi w:val="0"/>
+              <w:jc w:val="center"/>
             </w:pPr>
             <w:r>
               <w:rPr>
@@ -4384,13 +4152,13 @@
                 <w:sz w:val="18"/>
                 <w:szCs w:val="18"/>
               </w:rPr>
-              <w:t>67.2%</w:t>
-            </w:r>
-          </w:p>
-        </w:tc>
-        <w:tc>
-          <w:tcPr>
-            <w:tcW w:w="1500" w:type="dxa"/>
+              <w:t>67.7%</w:t>
+            </w:r>
+          </w:p>
+        </w:tc>
+        <w:tc>
+          <w:tcPr>
+            <w:tcW w:w="1250" w:type="dxa"/>
             <w:shd w:val="clear" w:color="auto" w:fill="DCE9F7"/>
             <w:tcMar>
               <w:top w:w="55" w:type="dxa"/>
@@ -4402,6 +4170,7 @@
           <w:p>
             <w:pPr>
               <w:bidi w:val="0"/>
+              <w:jc w:val="center"/>
             </w:pPr>
             <w:r>
               <w:rPr>
@@ -4411,33 +4180,6 @@
                 <w:sz w:val="18"/>
                 <w:szCs w:val="18"/>
               </w:rPr>
-              <w:t>67.7%</w:t>
-            </w:r>
-          </w:p>
-        </w:tc>
-        <w:tc>
-          <w:tcPr>
-            <w:tcW w:w="1250" w:type="dxa"/>
-            <w:shd w:val="clear" w:color="auto" w:fill="DCE9F7"/>
-            <w:tcMar>
-              <w:top w:w="55" w:type="dxa"/>
-              <w:left w:w="85" w:type="dxa"/>
-              <w:bottom w:w="55" w:type="dxa"/>
-              <w:right w:w="85" w:type="dxa"/>
-            </w:tcMar>
-          </w:tcPr>
-          <w:p>
-            <w:pPr>
-              <w:bidi w:val="0"/>
-            </w:pPr>
-            <w:r>
-              <w:rPr>
-                <w:b/>
-                <w:bCs/>
-                <w:color w:val="000000"/>
-                <w:sz w:val="18"/>
-                <w:szCs w:val="18"/>
-              </w:rPr>
               <w:t>67.5</w:t>
             </w:r>
           </w:p>
@@ -4456,6 +4198,7 @@
           <w:p>
             <w:pPr>
               <w:bidi w:val="0"/>
+              <w:jc w:val="center"/>
             </w:pPr>
             <w:r>
               <w:rPr>
@@ -4514,6 +4257,7 @@
           <w:p>
             <w:pPr>
               <w:bidi w:val="0"/>
+              <w:jc w:val="center"/>
             </w:pPr>
             <w:r>
               <w:rPr>
@@ -4538,6 +4282,7 @@
           <w:p>
             <w:pPr>
               <w:bidi w:val="0"/>
+              <w:jc w:val="center"/>
             </w:pPr>
             <w:r>
               <w:rPr>
@@ -4562,6 +4307,7 @@
           <w:p>
             <w:pPr>
               <w:bidi w:val="0"/>
+              <w:jc w:val="center"/>
             </w:pPr>
             <w:r>
               <w:rPr>
@@ -4586,6 +4332,7 @@
           <w:p>
             <w:pPr>
               <w:bidi w:val="0"/>
+              <w:jc w:val="center"/>
             </w:pPr>
             <w:r>
               <w:rPr>
@@ -4620,41 +4367,13 @@
             <w:pPr>
               <w:bidi w:val="0"/>
             </w:pPr>
-            <w:proofErr w:type="spellStart"/>
-            <w:r>
-              <w:rPr>
-                <w:color w:val="000000"/>
-                <w:sz w:val="18"/>
-                <w:szCs w:val="18"/>
-              </w:rPr>
-              <w:t>Kolega</w:t>
-            </w:r>
-            <w:proofErr w:type="spellEnd"/>
-            <w:r>
-              <w:rPr>
-                <w:color w:val="000000"/>
-                <w:sz w:val="18"/>
-                <w:szCs w:val="18"/>
-              </w:rPr>
-              <w:t xml:space="preserve"> </w:t>
-            </w:r>
-            <w:proofErr w:type="spellStart"/>
-            <w:r>
-              <w:rPr>
-                <w:color w:val="000000"/>
-                <w:sz w:val="18"/>
-                <w:szCs w:val="18"/>
-              </w:rPr>
-              <w:t>DevSec</w:t>
-            </w:r>
-            <w:proofErr w:type="spellEnd"/>
-            <w:r>
-              <w:rPr>
-                <w:color w:val="000000"/>
-                <w:sz w:val="18"/>
-                <w:szCs w:val="18"/>
-              </w:rPr>
-              <w:t xml:space="preserve"> Max</w:t>
+            <w:r>
+              <w:rPr>
+                <w:color w:val="000000"/>
+                <w:sz w:val="18"/>
+                <w:szCs w:val="18"/>
+              </w:rPr>
+              <w:t>Kolega DevSec Max</w:t>
             </w:r>
           </w:p>
         </w:tc>
@@ -4672,6 +4391,7 @@
           <w:p>
             <w:pPr>
               <w:bidi w:val="0"/>
+              <w:jc w:val="center"/>
             </w:pPr>
             <w:r>
               <w:rPr>
@@ -4697,6 +4417,7 @@
           <w:p>
             <w:pPr>
               <w:bidi w:val="0"/>
+              <w:jc w:val="center"/>
             </w:pPr>
             <w:r>
               <w:rPr>
@@ -4722,6 +4443,7 @@
           <w:p>
             <w:pPr>
               <w:bidi w:val="0"/>
+              <w:jc w:val="center"/>
             </w:pPr>
             <w:r>
               <w:rPr>
@@ -4747,6 +4469,7 @@
           <w:p>
             <w:pPr>
               <w:bidi w:val="0"/>
+              <w:jc w:val="center"/>
             </w:pPr>
             <w:r>
               <w:rPr>
@@ -4803,6 +4526,7 @@
           <w:p>
             <w:pPr>
               <w:bidi w:val="0"/>
+              <w:jc w:val="center"/>
             </w:pPr>
             <w:r>
               <w:rPr>
@@ -4827,6 +4551,7 @@
           <w:p>
             <w:pPr>
               <w:bidi w:val="0"/>
+              <w:jc w:val="center"/>
             </w:pPr>
             <w:r>
               <w:rPr>
@@ -4851,6 +4576,7 @@
           <w:p>
             <w:pPr>
               <w:bidi w:val="0"/>
+              <w:jc w:val="center"/>
             </w:pPr>
             <w:r>
               <w:rPr>
@@ -4875,6 +4601,7 @@
           <w:p>
             <w:pPr>
               <w:bidi w:val="0"/>
+              <w:jc w:val="center"/>
             </w:pPr>
             <w:r>
               <w:rPr>
@@ -4933,6 +4660,7 @@
           <w:p>
             <w:pPr>
               <w:bidi w:val="0"/>
+              <w:jc w:val="center"/>
             </w:pPr>
             <w:r>
               <w:rPr>
@@ -4958,6 +4686,7 @@
           <w:p>
             <w:pPr>
               <w:bidi w:val="0"/>
+              <w:jc w:val="center"/>
             </w:pPr>
             <w:r>
               <w:rPr>
@@ -4983,6 +4712,7 @@
           <w:p>
             <w:pPr>
               <w:bidi w:val="0"/>
+              <w:jc w:val="center"/>
             </w:pPr>
             <w:r>
               <w:rPr>
@@ -5008,6 +4738,7 @@
           <w:p>
             <w:pPr>
               <w:bidi w:val="0"/>
+              <w:jc w:val="center"/>
             </w:pPr>
             <w:r>
               <w:rPr>
@@ -5064,6 +4795,7 @@
           <w:p>
             <w:pPr>
               <w:bidi w:val="0"/>
+              <w:jc w:val="center"/>
             </w:pPr>
             <w:r>
               <w:rPr>
@@ -5088,6 +4820,7 @@
           <w:p>
             <w:pPr>
               <w:bidi w:val="0"/>
+              <w:jc w:val="center"/>
             </w:pPr>
             <w:r>
               <w:rPr>
@@ -5112,6 +4845,7 @@
           <w:p>
             <w:pPr>
               <w:bidi w:val="0"/>
+              <w:jc w:val="center"/>
             </w:pPr>
             <w:r>
               <w:rPr>
@@ -5136,6 +4870,7 @@
           <w:p>
             <w:pPr>
               <w:bidi w:val="0"/>
+              <w:jc w:val="center"/>
             </w:pPr>
             <w:r>
               <w:rPr>
@@ -5170,23 +4905,13 @@
             <w:pPr>
               <w:bidi w:val="0"/>
             </w:pPr>
-            <w:proofErr w:type="spellStart"/>
-            <w:r>
-              <w:rPr>
-                <w:color w:val="000000"/>
-                <w:sz w:val="18"/>
-                <w:szCs w:val="18"/>
-              </w:rPr>
-              <w:t>DeepSeek</w:t>
-            </w:r>
-            <w:proofErr w:type="spellEnd"/>
-            <w:r>
-              <w:rPr>
-                <w:color w:val="000000"/>
-                <w:sz w:val="18"/>
-                <w:szCs w:val="18"/>
-              </w:rPr>
-              <w:t xml:space="preserve"> v4 Pro — agentic</w:t>
+            <w:r>
+              <w:rPr>
+                <w:color w:val="000000"/>
+                <w:sz w:val="18"/>
+                <w:szCs w:val="18"/>
+              </w:rPr>
+              <w:t>DeepSeek v4 Pro — agentic</w:t>
             </w:r>
           </w:p>
         </w:tc>
@@ -5204,6 +4929,7 @@
           <w:p>
             <w:pPr>
               <w:bidi w:val="0"/>
+              <w:jc w:val="center"/>
             </w:pPr>
             <w:r>
               <w:rPr>
@@ -5229,6 +4955,7 @@
           <w:p>
             <w:pPr>
               <w:bidi w:val="0"/>
+              <w:jc w:val="center"/>
             </w:pPr>
             <w:r>
               <w:rPr>
@@ -5254,6 +4981,7 @@
           <w:p>
             <w:pPr>
               <w:bidi w:val="0"/>
+              <w:jc w:val="center"/>
             </w:pPr>
             <w:r>
               <w:rPr>
@@ -5279,6 +5007,7 @@
           <w:p>
             <w:pPr>
               <w:bidi w:val="0"/>
+              <w:jc w:val="center"/>
             </w:pPr>
             <w:r>
               <w:rPr>
@@ -5312,23 +5041,13 @@
             <w:pPr>
               <w:bidi w:val="0"/>
             </w:pPr>
-            <w:proofErr w:type="spellStart"/>
-            <w:r>
-              <w:rPr>
-                <w:color w:val="000000"/>
-                <w:sz w:val="18"/>
-                <w:szCs w:val="18"/>
-              </w:rPr>
-              <w:t>Qwen</w:t>
-            </w:r>
-            <w:proofErr w:type="spellEnd"/>
-            <w:r>
-              <w:rPr>
-                <w:color w:val="000000"/>
-                <w:sz w:val="18"/>
-                <w:szCs w:val="18"/>
-              </w:rPr>
-              <w:t xml:space="preserve"> 3.5 397B — agentic</w:t>
+            <w:r>
+              <w:rPr>
+                <w:color w:val="000000"/>
+                <w:sz w:val="18"/>
+                <w:szCs w:val="18"/>
+              </w:rPr>
+              <w:t>Qwen 3.5 397B — agentic</w:t>
             </w:r>
           </w:p>
         </w:tc>
@@ -5345,6 +5064,7 @@
           <w:p>
             <w:pPr>
               <w:bidi w:val="0"/>
+              <w:jc w:val="center"/>
             </w:pPr>
             <w:r>
               <w:rPr>
@@ -5369,6 +5089,7 @@
           <w:p>
             <w:pPr>
               <w:bidi w:val="0"/>
+              <w:jc w:val="center"/>
             </w:pPr>
             <w:r>
               <w:rPr>
@@ -5393,6 +5114,7 @@
           <w:p>
             <w:pPr>
               <w:bidi w:val="0"/>
+              <w:jc w:val="center"/>
             </w:pPr>
             <w:r>
               <w:rPr>
@@ -5417,6 +5139,7 @@
           <w:p>
             <w:pPr>
               <w:bidi w:val="0"/>
+              <w:jc w:val="center"/>
             </w:pPr>
             <w:r>
               <w:rPr>
@@ -5451,7 +5174,6 @@
             <w:pPr>
               <w:bidi w:val="0"/>
             </w:pPr>
-            <w:proofErr w:type="spellStart"/>
             <w:r>
               <w:rPr>
                 <w:color w:val="000000"/>
@@ -5460,7 +5182,6 @@
               </w:rPr>
               <w:t>Semgrep</w:t>
             </w:r>
-            <w:proofErr w:type="spellEnd"/>
           </w:p>
         </w:tc>
         <w:tc>
@@ -5477,6 +5198,7 @@
           <w:p>
             <w:pPr>
               <w:bidi w:val="0"/>
+              <w:jc w:val="center"/>
             </w:pPr>
             <w:r>
               <w:rPr>
@@ -5502,6 +5224,7 @@
           <w:p>
             <w:pPr>
               <w:bidi w:val="0"/>
+              <w:jc w:val="center"/>
             </w:pPr>
             <w:r>
               <w:rPr>
@@ -5527,6 +5250,7 @@
           <w:p>
             <w:pPr>
               <w:bidi w:val="0"/>
+              <w:jc w:val="center"/>
             </w:pPr>
             <w:r>
               <w:rPr>
@@ -5552,6 +5276,7 @@
           <w:p>
             <w:pPr>
               <w:bidi w:val="0"/>
+              <w:jc w:val="center"/>
             </w:pPr>
             <w:r>
               <w:rPr>
@@ -5585,7 +5310,6 @@
             <w:pPr>
               <w:bidi w:val="0"/>
             </w:pPr>
-            <w:proofErr w:type="spellStart"/>
             <w:r>
               <w:rPr>
                 <w:color w:val="000000"/>
@@ -5594,7 +5318,6 @@
               </w:rPr>
               <w:t>Snyk</w:t>
             </w:r>
-            <w:proofErr w:type="spellEnd"/>
           </w:p>
         </w:tc>
         <w:tc>
@@ -5610,6 +5333,7 @@
           <w:p>
             <w:pPr>
               <w:bidi w:val="0"/>
+              <w:jc w:val="center"/>
             </w:pPr>
             <w:r>
               <w:rPr>
@@ -5634,6 +5358,7 @@
           <w:p>
             <w:pPr>
               <w:bidi w:val="0"/>
+              <w:jc w:val="center"/>
             </w:pPr>
             <w:r>
               <w:rPr>
@@ -5658,6 +5383,7 @@
           <w:p>
             <w:pPr>
               <w:bidi w:val="0"/>
+              <w:jc w:val="center"/>
             </w:pPr>
             <w:r>
               <w:rPr>
@@ -5682,6 +5408,7 @@
           <w:p>
             <w:pPr>
               <w:bidi w:val="0"/>
+              <w:jc w:val="center"/>
             </w:pPr>
             <w:r>
               <w:rPr>
@@ -5740,6 +5467,7 @@
           <w:p>
             <w:pPr>
               <w:bidi w:val="0"/>
+              <w:jc w:val="center"/>
             </w:pPr>
             <w:r>
               <w:rPr>
@@ -5765,6 +5493,7 @@
           <w:p>
             <w:pPr>
               <w:bidi w:val="0"/>
+              <w:jc w:val="center"/>
             </w:pPr>
             <w:r>
               <w:rPr>
@@ -5790,6 +5519,7 @@
           <w:p>
             <w:pPr>
               <w:bidi w:val="0"/>
+              <w:jc w:val="center"/>
             </w:pPr>
             <w:r>
               <w:rPr>
@@ -5815,6 +5545,7 @@
           <w:p>
             <w:pPr>
               <w:bidi w:val="0"/>
+              <w:jc w:val="center"/>
             </w:pPr>
             <w:r>
               <w:rPr>
@@ -5841,29 +5572,7 @@
           <w:sz w:val="18"/>
           <w:szCs w:val="18"/>
         </w:rPr>
-        <w:t xml:space="preserve">Ordered by F3. Not comparable to </w:t>
-      </w:r>
-      <w:proofErr w:type="spellStart"/>
-      <w:r>
-        <w:rPr>
-          <w:i/>
-          <w:iCs/>
-          <w:color w:val="444444"/>
-          <w:sz w:val="18"/>
-          <w:szCs w:val="18"/>
-        </w:rPr>
-        <w:t>RealVuln's</w:t>
-      </w:r>
-      <w:proofErr w:type="spellEnd"/>
-      <w:r>
-        <w:rPr>
-          <w:i/>
-          <w:iCs/>
-          <w:color w:val="444444"/>
-          <w:sz w:val="18"/>
-          <w:szCs w:val="18"/>
-        </w:rPr>
-        <w:t xml:space="preserve"> published leaderboard, which scores all CWEs.</w:t>
+        <w:t>Ordered by F3. Not comparable to RealVuln's published leaderboard, which scores all CWEs.</w:t>
       </w:r>
     </w:p>
     <w:p>
@@ -5872,23 +5581,7 @@
         <w:spacing w:after="130" w:line="278" w:lineRule="auto"/>
       </w:pPr>
       <w:r>
-        <w:t xml:space="preserve">Among the rule-based scanners the difference is large: 67.2% recall against </w:t>
-      </w:r>
-      <w:proofErr w:type="spellStart"/>
-      <w:r>
-        <w:t>Semgrep's</w:t>
-      </w:r>
-      <w:proofErr w:type="spellEnd"/>
-      <w:r>
-        <w:t xml:space="preserve"> 26.6%, </w:t>
-      </w:r>
-      <w:proofErr w:type="spellStart"/>
-      <w:r>
-        <w:t>Snyk's</w:t>
-      </w:r>
-      <w:proofErr w:type="spellEnd"/>
-      <w:r>
-        <w:t xml:space="preserve"> 14.1% and SonarQube's 6.3%. On this subset SonarQube matches 8 of 128 labelled vulnerabilities and the analyzer </w:t>
+        <w:t xml:space="preserve">Among the rule-based scanners the difference is large: 67.2% recall against Semgrep's 26.6%, Snyk's 14.1% and SonarQube's 6.3%. On this subset SonarQube matches 8 of 128 labelled vulnerabilities and the analyzer </w:t>
       </w:r>
       <w:r>
         <w:lastRenderedPageBreak/>
@@ -5904,26 +5597,10 @@
         <w:spacing w:after="130" w:line="278" w:lineRule="auto"/>
       </w:pPr>
       <w:r>
-        <w:t xml:space="preserve">Against the language-model scanners the picture is more balanced. Both </w:t>
-      </w:r>
-      <w:proofErr w:type="spellStart"/>
-      <w:r>
-        <w:t>SecureAssist</w:t>
-      </w:r>
-      <w:proofErr w:type="spellEnd"/>
-      <w:r>
-        <w:t xml:space="preserve"> configurations record higher recall, including against frontier models given agentic access to the whole repository, minutes of runtime and a per-scan cost, while </w:t>
-      </w:r>
-      <w:proofErr w:type="spellStart"/>
-      <w:r>
-        <w:t>SecureAss</w:t>
-      </w:r>
-      <w:r>
-        <w:t>ist</w:t>
-      </w:r>
-      <w:proofErr w:type="spellEnd"/>
-      <w:r>
-        <w:t xml:space="preserve"> is deterministic, runs locally and completes in milliseconds for the static layer.</w:t>
+        <w:t>Against the language-model scanners the picture is more balanced. Both SecureAssist configurations record higher recall, including against frontier models given agentic access to the whole repository, minutes of runtime and a per-scan cost, while SecureAss</w:t>
+      </w:r>
+      <w:r>
+        <w:t>ist is deterministic, runs locally and completes in milliseconds for the static layer.</w:t>
       </w:r>
     </w:p>
     <w:p>
@@ -5935,31 +5612,7 @@
         <w:t>Their advantage is precision: 86–91% against our 67.7%. Under F1, which weights precision and recall equally, Claude Opus 5 still leads at 72.1 against the static analyz</w:t>
       </w:r>
       <w:r>
-        <w:t xml:space="preserve">er's 67.5, though the margin is now small. Under F3, </w:t>
-      </w:r>
-      <w:proofErr w:type="spellStart"/>
-      <w:r>
-        <w:t>RealVuln's</w:t>
-      </w:r>
-      <w:proofErr w:type="spellEnd"/>
-      <w:r>
-        <w:t xml:space="preserve"> headline metric, </w:t>
-      </w:r>
-      <w:proofErr w:type="spellStart"/>
-      <w:r>
-        <w:t>SecureAssist</w:t>
-      </w:r>
-      <w:proofErr w:type="spellEnd"/>
-      <w:r>
-        <w:t xml:space="preserve"> leads. Both orderings are reported here because both are true, and the choice between them is a judgement about what a security tool is for. </w:t>
-      </w:r>
-      <w:proofErr w:type="spellStart"/>
-      <w:r>
-        <w:t>RealVuln's</w:t>
-      </w:r>
-      <w:proofErr w:type="spellEnd"/>
-      <w:r>
-        <w:t xml:space="preserve"> authors ar</w:t>
+        <w:t>er's 67.5, though the margin is now small. Under F3, RealVuln's headline metric, SecureAssist leads. Both orderings are reported here because both are true, and the choice between them is a judgement about what a security tool is for. RealVuln's authors ar</w:t>
       </w:r>
       <w:r>
         <w:t xml:space="preserve">gue — and we agree — that a missed vulnerability can lead to a breach whereas a </w:t>
@@ -6109,6 +5762,7 @@
           <w:p>
             <w:pPr>
               <w:bidi w:val="0"/>
+              <w:jc w:val="center"/>
             </w:pPr>
             <w:r>
               <w:rPr>
@@ -6136,6 +5790,7 @@
           <w:p>
             <w:pPr>
               <w:bidi w:val="0"/>
+              <w:jc w:val="center"/>
             </w:pPr>
             <w:r>
               <w:rPr>
@@ -6163,6 +5818,7 @@
           <w:p>
             <w:pPr>
               <w:bidi w:val="0"/>
+              <w:jc w:val="center"/>
             </w:pPr>
             <w:r>
               <w:rPr>
@@ -6190,6 +5846,7 @@
           <w:p>
             <w:pPr>
               <w:bidi w:val="0"/>
+              <w:jc w:val="center"/>
             </w:pPr>
             <w:r>
               <w:rPr>
@@ -6217,6 +5874,7 @@
           <w:p>
             <w:pPr>
               <w:bidi w:val="0"/>
+              <w:jc w:val="center"/>
             </w:pPr>
             <w:r>
               <w:rPr>
@@ -6244,6 +5902,7 @@
           <w:p>
             <w:pPr>
               <w:bidi w:val="0"/>
+              <w:jc w:val="center"/>
             </w:pPr>
             <w:r>
               <w:rPr>
@@ -6302,6 +5961,7 @@
           <w:p>
             <w:pPr>
               <w:bidi w:val="0"/>
+              <w:jc w:val="center"/>
             </w:pPr>
             <w:r>
               <w:rPr>
@@ -6326,6 +5986,7 @@
           <w:p>
             <w:pPr>
               <w:bidi w:val="0"/>
+              <w:jc w:val="center"/>
             </w:pPr>
             <w:r>
               <w:rPr>
@@ -6350,6 +6011,7 @@
           <w:p>
             <w:pPr>
               <w:bidi w:val="0"/>
+              <w:jc w:val="center"/>
             </w:pPr>
             <w:r>
               <w:rPr>
@@ -6374,6 +6036,7 @@
           <w:p>
             <w:pPr>
               <w:bidi w:val="0"/>
+              <w:jc w:val="center"/>
             </w:pPr>
             <w:r>
               <w:rPr>
@@ -6398,6 +6061,7 @@
           <w:p>
             <w:pPr>
               <w:bidi w:val="0"/>
+              <w:jc w:val="center"/>
             </w:pPr>
             <w:r>
               <w:rPr>
@@ -6422,6 +6086,7 @@
           <w:p>
             <w:pPr>
               <w:bidi w:val="0"/>
+              <w:jc w:val="center"/>
             </w:pPr>
             <w:r>
               <w:rPr>
@@ -6472,6 +6137,7 @@
           <w:p>
             <w:pPr>
               <w:bidi w:val="0"/>
+              <w:jc w:val="center"/>
             </w:pPr>
             <w:r>
               <w:rPr>
@@ -6497,6 +6163,7 @@
           <w:p>
             <w:pPr>
               <w:bidi w:val="0"/>
+              <w:jc w:val="center"/>
             </w:pPr>
             <w:r>
               <w:rPr>
@@ -6522,6 +6189,7 @@
           <w:p>
             <w:pPr>
               <w:bidi w:val="0"/>
+              <w:jc w:val="center"/>
             </w:pPr>
             <w:r>
               <w:rPr>
@@ -6547,6 +6215,7 @@
           <w:p>
             <w:pPr>
               <w:bidi w:val="0"/>
+              <w:jc w:val="center"/>
             </w:pPr>
             <w:r>
               <w:rPr>
@@ -6572,6 +6241,7 @@
           <w:p>
             <w:pPr>
               <w:bidi w:val="0"/>
+              <w:jc w:val="center"/>
             </w:pPr>
             <w:r>
               <w:rPr>
@@ -6597,6 +6267,7 @@
           <w:p>
             <w:pPr>
               <w:bidi w:val="0"/>
+              <w:jc w:val="center"/>
             </w:pPr>
             <w:r>
               <w:rPr>
@@ -6653,6 +6324,7 @@
           <w:p>
             <w:pPr>
               <w:bidi w:val="0"/>
+              <w:jc w:val="center"/>
             </w:pPr>
             <w:r>
               <w:rPr>
@@ -6677,6 +6349,7 @@
           <w:p>
             <w:pPr>
               <w:bidi w:val="0"/>
+              <w:jc w:val="center"/>
             </w:pPr>
             <w:r>
               <w:rPr>
@@ -6701,6 +6374,7 @@
           <w:p>
             <w:pPr>
               <w:bidi w:val="0"/>
+              <w:jc w:val="center"/>
             </w:pPr>
             <w:r>
               <w:rPr>
@@ -6725,6 +6399,7 @@
           <w:p>
             <w:pPr>
               <w:bidi w:val="0"/>
+              <w:jc w:val="center"/>
             </w:pPr>
             <w:r>
               <w:rPr>
@@ -6749,6 +6424,7 @@
           <w:p>
             <w:pPr>
               <w:bidi w:val="0"/>
+              <w:jc w:val="center"/>
             </w:pPr>
             <w:r>
               <w:rPr>
@@ -6773,6 +6449,7 @@
           <w:p>
             <w:pPr>
               <w:bidi w:val="0"/>
+              <w:jc w:val="center"/>
             </w:pPr>
             <w:r>
               <w:rPr>
@@ -6823,6 +6500,7 @@
           <w:p>
             <w:pPr>
               <w:bidi w:val="0"/>
+              <w:jc w:val="center"/>
             </w:pPr>
             <w:r>
               <w:rPr>
@@ -6848,6 +6526,7 @@
           <w:p>
             <w:pPr>
               <w:bidi w:val="0"/>
+              <w:jc w:val="center"/>
             </w:pPr>
             <w:r>
               <w:rPr>
@@ -6873,6 +6552,7 @@
           <w:p>
             <w:pPr>
               <w:bidi w:val="0"/>
+              <w:jc w:val="center"/>
             </w:pPr>
             <w:r>
               <w:rPr>
@@ -6898,6 +6578,7 @@
           <w:p>
             <w:pPr>
               <w:bidi w:val="0"/>
+              <w:jc w:val="center"/>
             </w:pPr>
             <w:r>
               <w:rPr>
@@ -6923,6 +6604,7 @@
           <w:p>
             <w:pPr>
               <w:bidi w:val="0"/>
+              <w:jc w:val="center"/>
             </w:pPr>
             <w:r>
               <w:rPr>
@@ -6948,6 +6630,7 @@
           <w:p>
             <w:pPr>
               <w:bidi w:val="0"/>
+              <w:jc w:val="center"/>
             </w:pPr>
             <w:r>
               <w:rPr>
@@ -7004,6 +6687,7 @@
           <w:p>
             <w:pPr>
               <w:bidi w:val="0"/>
+              <w:jc w:val="center"/>
             </w:pPr>
             <w:r>
               <w:rPr>
@@ -7028,6 +6712,7 @@
           <w:p>
             <w:pPr>
               <w:bidi w:val="0"/>
+              <w:jc w:val="center"/>
             </w:pPr>
             <w:r>
               <w:rPr>
@@ -7052,6 +6737,7 @@
           <w:p>
             <w:pPr>
               <w:bidi w:val="0"/>
+              <w:jc w:val="center"/>
             </w:pPr>
             <w:r>
               <w:rPr>
@@ -7076,6 +6762,7 @@
           <w:p>
             <w:pPr>
               <w:bidi w:val="0"/>
+              <w:jc w:val="center"/>
             </w:pPr>
             <w:r>
               <w:rPr>
@@ -7100,6 +6787,7 @@
           <w:p>
             <w:pPr>
               <w:bidi w:val="0"/>
+              <w:jc w:val="center"/>
             </w:pPr>
             <w:r>
               <w:rPr>
@@ -7124,6 +6812,7 @@
           <w:p>
             <w:pPr>
               <w:bidi w:val="0"/>
+              <w:jc w:val="center"/>
             </w:pPr>
             <w:r>
               <w:rPr>
@@ -7174,6 +6863,7 @@
           <w:p>
             <w:pPr>
               <w:bidi w:val="0"/>
+              <w:jc w:val="center"/>
             </w:pPr>
             <w:r>
               <w:rPr>
@@ -7199,6 +6889,7 @@
           <w:p>
             <w:pPr>
               <w:bidi w:val="0"/>
+              <w:jc w:val="center"/>
             </w:pPr>
             <w:r>
               <w:rPr>
@@ -7224,6 +6915,7 @@
           <w:p>
             <w:pPr>
               <w:bidi w:val="0"/>
+              <w:jc w:val="center"/>
             </w:pPr>
             <w:r>
               <w:rPr>
@@ -7249,6 +6941,7 @@
           <w:p>
             <w:pPr>
               <w:bidi w:val="0"/>
+              <w:jc w:val="center"/>
             </w:pPr>
             <w:r>
               <w:rPr>
@@ -7274,6 +6967,7 @@
           <w:p>
             <w:pPr>
               <w:bidi w:val="0"/>
+              <w:jc w:val="center"/>
             </w:pPr>
             <w:r>
               <w:rPr>
@@ -7299,6 +6993,7 @@
           <w:p>
             <w:pPr>
               <w:bidi w:val="0"/>
+              <w:jc w:val="center"/>
             </w:pPr>
             <w:r>
               <w:rPr>
@@ -7355,6 +7050,7 @@
           <w:p>
             <w:pPr>
               <w:bidi w:val="0"/>
+              <w:jc w:val="center"/>
             </w:pPr>
             <w:r>
               <w:rPr>
@@ -7379,6 +7075,7 @@
           <w:p>
             <w:pPr>
               <w:bidi w:val="0"/>
+              <w:jc w:val="center"/>
             </w:pPr>
             <w:r>
               <w:rPr>
@@ -7403,6 +7100,7 @@
           <w:p>
             <w:pPr>
               <w:bidi w:val="0"/>
+              <w:jc w:val="center"/>
             </w:pPr>
             <w:r>
               <w:rPr>
@@ -7427,6 +7125,7 @@
           <w:p>
             <w:pPr>
               <w:bidi w:val="0"/>
+              <w:jc w:val="center"/>
             </w:pPr>
             <w:r>
               <w:rPr>
@@ -7451,6 +7150,7 @@
           <w:p>
             <w:pPr>
               <w:bidi w:val="0"/>
+              <w:jc w:val="center"/>
             </w:pPr>
             <w:r>
               <w:rPr>
@@ -7475,6 +7175,7 @@
           <w:p>
             <w:pPr>
               <w:bidi w:val="0"/>
+              <w:jc w:val="center"/>
             </w:pPr>
             <w:r>
               <w:rPr>
@@ -7525,6 +7226,7 @@
           <w:p>
             <w:pPr>
               <w:bidi w:val="0"/>
+              <w:jc w:val="center"/>
             </w:pPr>
             <w:r>
               <w:rPr>
@@ -7550,6 +7252,7 @@
           <w:p>
             <w:pPr>
               <w:bidi w:val="0"/>
+              <w:jc w:val="center"/>
             </w:pPr>
             <w:r>
               <w:rPr>
@@ -7575,6 +7278,7 @@
           <w:p>
             <w:pPr>
               <w:bidi w:val="0"/>
+              <w:jc w:val="center"/>
             </w:pPr>
             <w:r>
               <w:rPr>
@@ -7600,6 +7304,7 @@
           <w:p>
             <w:pPr>
               <w:bidi w:val="0"/>
+              <w:jc w:val="center"/>
             </w:pPr>
             <w:r>
               <w:rPr>
@@ -7625,6 +7330,7 @@
           <w:p>
             <w:pPr>
               <w:bidi w:val="0"/>
+              <w:jc w:val="center"/>
             </w:pPr>
             <w:r>
               <w:rPr>
@@ -7650,6 +7356,7 @@
           <w:p>
             <w:pPr>
               <w:bidi w:val="0"/>
+              <w:jc w:val="center"/>
             </w:pPr>
             <w:r>
               <w:rPr>
@@ -7706,6 +7413,7 @@
           <w:p>
             <w:pPr>
               <w:bidi w:val="0"/>
+              <w:jc w:val="center"/>
             </w:pPr>
             <w:r>
               <w:rPr>
@@ -7730,6 +7438,7 @@
           <w:p>
             <w:pPr>
               <w:bidi w:val="0"/>
+              <w:jc w:val="center"/>
             </w:pPr>
             <w:r>
               <w:rPr>
@@ -7754,6 +7463,7 @@
           <w:p>
             <w:pPr>
               <w:bidi w:val="0"/>
+              <w:jc w:val="center"/>
             </w:pPr>
             <w:r>
               <w:rPr>
@@ -7778,6 +7488,7 @@
           <w:p>
             <w:pPr>
               <w:bidi w:val="0"/>
+              <w:jc w:val="center"/>
             </w:pPr>
             <w:r>
               <w:rPr>
@@ -7802,6 +7513,7 @@
           <w:p>
             <w:pPr>
               <w:bidi w:val="0"/>
+              <w:jc w:val="center"/>
             </w:pPr>
             <w:r>
               <w:rPr>
@@ -7826,6 +7538,7 @@
           <w:p>
             <w:pPr>
               <w:bidi w:val="0"/>
+              <w:jc w:val="center"/>
             </w:pPr>
             <w:r>
               <w:rPr>
@@ -7876,6 +7589,7 @@
           <w:p>
             <w:pPr>
               <w:bidi w:val="0"/>
+              <w:jc w:val="center"/>
             </w:pPr>
             <w:r>
               <w:rPr>
@@ -7901,6 +7615,7 @@
           <w:p>
             <w:pPr>
               <w:bidi w:val="0"/>
+              <w:jc w:val="center"/>
             </w:pPr>
             <w:r>
               <w:rPr>
@@ -7926,6 +7641,7 @@
           <w:p>
             <w:pPr>
               <w:bidi w:val="0"/>
+              <w:jc w:val="center"/>
             </w:pPr>
             <w:r>
               <w:rPr>
@@ -7951,6 +7667,7 @@
           <w:p>
             <w:pPr>
               <w:bidi w:val="0"/>
+              <w:jc w:val="center"/>
             </w:pPr>
             <w:r>
               <w:rPr>
@@ -7976,6 +7693,7 @@
           <w:p>
             <w:pPr>
               <w:bidi w:val="0"/>
+              <w:jc w:val="center"/>
             </w:pPr>
             <w:r>
               <w:rPr>
@@ -8001,6 +7719,7 @@
           <w:p>
             <w:pPr>
               <w:bidi w:val="0"/>
+              <w:jc w:val="center"/>
             </w:pPr>
             <w:r>
               <w:rPr>
@@ -8061,6 +7780,7 @@
           <w:p>
             <w:pPr>
               <w:bidi w:val="0"/>
+              <w:jc w:val="center"/>
             </w:pPr>
             <w:r>
               <w:rPr>
@@ -8088,6 +7808,7 @@
           <w:p>
             <w:pPr>
               <w:bidi w:val="0"/>
+              <w:jc w:val="center"/>
             </w:pPr>
             <w:r>
               <w:rPr>
@@ -8115,6 +7836,7 @@
           <w:p>
             <w:pPr>
               <w:bidi w:val="0"/>
+              <w:jc w:val="center"/>
             </w:pPr>
             <w:r>
               <w:rPr>
@@ -8142,6 +7864,7 @@
           <w:p>
             <w:pPr>
               <w:bidi w:val="0"/>
+              <w:jc w:val="center"/>
             </w:pPr>
             <w:r>
               <w:rPr>
@@ -8169,6 +7892,7 @@
           <w:p>
             <w:pPr>
               <w:bidi w:val="0"/>
+              <w:jc w:val="center"/>
             </w:pPr>
             <w:r>
               <w:rPr>
@@ -8196,6 +7920,7 @@
           <w:p>
             <w:pPr>
               <w:bidi w:val="0"/>
+              <w:jc w:val="center"/>
             </w:pPr>
             <w:r>
               <w:rPr>
@@ -8248,6 +7973,7 @@
           <w:p>
             <w:pPr>
               <w:bidi w:val="0"/>
+              <w:jc w:val="center"/>
             </w:pPr>
             <w:r>
               <w:rPr>
@@ -8275,6 +8001,7 @@
           <w:p>
             <w:pPr>
               <w:bidi w:val="0"/>
+              <w:jc w:val="center"/>
             </w:pPr>
             <w:r>
               <w:rPr>
@@ -8302,6 +8029,7 @@
           <w:p>
             <w:pPr>
               <w:bidi w:val="0"/>
+              <w:jc w:val="center"/>
             </w:pPr>
             <w:r>
               <w:rPr>
@@ -8329,6 +8057,7 @@
           <w:p>
             <w:pPr>
               <w:bidi w:val="0"/>
+              <w:jc w:val="center"/>
             </w:pPr>
             <w:r>
               <w:rPr>
@@ -8356,6 +8085,7 @@
           <w:p>
             <w:pPr>
               <w:bidi w:val="0"/>
+              <w:jc w:val="center"/>
             </w:pPr>
             <w:r>
               <w:rPr>
@@ -8383,6 +8113,7 @@
           <w:p>
             <w:pPr>
               <w:bidi w:val="0"/>
+              <w:jc w:val="center"/>
             </w:pPr>
             <w:r>
               <w:rPr>
@@ -8463,31 +8194,7 @@
         <w:spacing w:after="130" w:line="278" w:lineRule="auto"/>
       </w:pPr>
       <w:r>
-        <w:t xml:space="preserve">An independent 2026 evaluation ran </w:t>
-      </w:r>
-      <w:proofErr w:type="spellStart"/>
-      <w:r>
-        <w:t>CodeQL</w:t>
-      </w:r>
-      <w:proofErr w:type="spellEnd"/>
-      <w:r>
-        <w:t xml:space="preserve">, </w:t>
-      </w:r>
-      <w:proofErr w:type="spellStart"/>
-      <w:r>
-        <w:t>Semgrep</w:t>
-      </w:r>
-      <w:proofErr w:type="spellEnd"/>
-      <w:r>
-        <w:t xml:space="preserve">, SonarQube and </w:t>
-      </w:r>
-      <w:proofErr w:type="spellStart"/>
-      <w:r>
-        <w:t>Joern</w:t>
-      </w:r>
-      <w:proofErr w:type="spellEnd"/>
-      <w:r>
-        <w:t xml:space="preserve"> on OWASP Benchmark v1.2 — the same corpus used here, comprising 2,740 cases of which 1,325 are non-vul</w:t>
+        <w:t>An independent 2026 evaluation ran CodeQL, Semgrep, SonarQube and Joern on OWASP Benchmark v1.2 — the same corpus used here, comprising 2,740 cases of which 1,325 are non-vul</w:t>
       </w:r>
       <w:r>
         <w:t>nerable. It reports precision, recall, F1 and false-positive rate for each, which allows a comparison on the same measures used in Sections 3 and 5.</w:t>
@@ -8568,6 +8275,7 @@
           <w:p>
             <w:pPr>
               <w:bidi w:val="0"/>
+              <w:jc w:val="center"/>
             </w:pPr>
             <w:r>
               <w:rPr>
@@ -8595,6 +8303,7 @@
           <w:p>
             <w:pPr>
               <w:bidi w:val="0"/>
+              <w:jc w:val="center"/>
             </w:pPr>
             <w:r>
               <w:rPr>
@@ -8622,6 +8331,7 @@
           <w:p>
             <w:pPr>
               <w:bidi w:val="0"/>
+              <w:jc w:val="center"/>
             </w:pPr>
             <w:r>
               <w:rPr>
@@ -8649,6 +8359,7 @@
           <w:p>
             <w:pPr>
               <w:bidi w:val="0"/>
+              <w:jc w:val="center"/>
             </w:pPr>
             <w:r>
               <w:rPr>
@@ -8685,7 +8396,6 @@
             <w:pPr>
               <w:bidi w:val="0"/>
             </w:pPr>
-            <w:proofErr w:type="spellStart"/>
             <w:r>
               <w:rPr>
                 <w:b/>
@@ -8694,9 +8404,26 @@
                 <w:sz w:val="18"/>
                 <w:szCs w:val="18"/>
               </w:rPr>
-              <w:t>SecureAssist</w:t>
-            </w:r>
-            <w:proofErr w:type="spellEnd"/>
+              <w:t>SecureAssist (hybrid)</w:t>
+            </w:r>
+          </w:p>
+        </w:tc>
+        <w:tc>
+          <w:tcPr>
+            <w:tcW w:w="1550" w:type="dxa"/>
+            <w:shd w:val="clear" w:color="auto" w:fill="DCE9F7"/>
+            <w:tcMar>
+              <w:top w:w="55" w:type="dxa"/>
+              <w:left w:w="85" w:type="dxa"/>
+              <w:bottom w:w="55" w:type="dxa"/>
+              <w:right w:w="85" w:type="dxa"/>
+            </w:tcMar>
+          </w:tcPr>
+          <w:p>
+            <w:pPr>
+              <w:bidi w:val="0"/>
+              <w:jc w:val="center"/>
+            </w:pPr>
             <w:r>
               <w:rPr>
                 <w:b/>
@@ -8705,13 +8432,13 @@
                 <w:sz w:val="18"/>
                 <w:szCs w:val="18"/>
               </w:rPr>
-              <w:t xml:space="preserve"> (hybrid)</w:t>
-            </w:r>
-          </w:p>
-        </w:tc>
-        <w:tc>
-          <w:tcPr>
-            <w:tcW w:w="1550" w:type="dxa"/>
+              <w:t>68.6%</w:t>
+            </w:r>
+          </w:p>
+        </w:tc>
+        <w:tc>
+          <w:tcPr>
+            <w:tcW w:w="1450" w:type="dxa"/>
             <w:shd w:val="clear" w:color="auto" w:fill="DCE9F7"/>
             <w:tcMar>
               <w:top w:w="55" w:type="dxa"/>
@@ -8723,6 +8450,7 @@
           <w:p>
             <w:pPr>
               <w:bidi w:val="0"/>
+              <w:jc w:val="center"/>
             </w:pPr>
             <w:r>
               <w:rPr>
@@ -8732,13 +8460,13 @@
                 <w:sz w:val="18"/>
                 <w:szCs w:val="18"/>
               </w:rPr>
-              <w:t>68.6%</w:t>
-            </w:r>
-          </w:p>
-        </w:tc>
-        <w:tc>
-          <w:tcPr>
-            <w:tcW w:w="1450" w:type="dxa"/>
+              <w:t>90.3%</w:t>
+            </w:r>
+          </w:p>
+        </w:tc>
+        <w:tc>
+          <w:tcPr>
+            <w:tcW w:w="1300" w:type="dxa"/>
             <w:shd w:val="clear" w:color="auto" w:fill="DCE9F7"/>
             <w:tcMar>
               <w:top w:w="55" w:type="dxa"/>
@@ -8750,6 +8478,7 @@
           <w:p>
             <w:pPr>
               <w:bidi w:val="0"/>
+              <w:jc w:val="center"/>
             </w:pPr>
             <w:r>
               <w:rPr>
@@ -8759,33 +8488,6 @@
                 <w:sz w:val="18"/>
                 <w:szCs w:val="18"/>
               </w:rPr>
-              <w:t>90.3%</w:t>
-            </w:r>
-          </w:p>
-        </w:tc>
-        <w:tc>
-          <w:tcPr>
-            <w:tcW w:w="1300" w:type="dxa"/>
-            <w:shd w:val="clear" w:color="auto" w:fill="DCE9F7"/>
-            <w:tcMar>
-              <w:top w:w="55" w:type="dxa"/>
-              <w:left w:w="85" w:type="dxa"/>
-              <w:bottom w:w="55" w:type="dxa"/>
-              <w:right w:w="85" w:type="dxa"/>
-            </w:tcMar>
-          </w:tcPr>
-          <w:p>
-            <w:pPr>
-              <w:bidi w:val="0"/>
-            </w:pPr>
-            <w:r>
-              <w:rPr>
-                <w:b/>
-                <w:bCs/>
-                <w:color w:val="000000"/>
-                <w:sz w:val="18"/>
-                <w:szCs w:val="18"/>
-              </w:rPr>
               <w:t>78.0</w:t>
             </w:r>
           </w:p>
@@ -8804,6 +8506,7 @@
           <w:p>
             <w:pPr>
               <w:bidi w:val="0"/>
+              <w:jc w:val="center"/>
             </w:pPr>
             <w:r>
               <w:rPr>
@@ -8840,7 +8543,6 @@
             <w:pPr>
               <w:bidi w:val="0"/>
             </w:pPr>
-            <w:proofErr w:type="spellStart"/>
             <w:r>
               <w:rPr>
                 <w:b/>
@@ -8849,9 +8551,26 @@
                 <w:sz w:val="18"/>
                 <w:szCs w:val="18"/>
               </w:rPr>
-              <w:t>SecureAssist</w:t>
-            </w:r>
-            <w:proofErr w:type="spellEnd"/>
+              <w:t>SecureAssist (static)</w:t>
+            </w:r>
+          </w:p>
+        </w:tc>
+        <w:tc>
+          <w:tcPr>
+            <w:tcW w:w="1550" w:type="dxa"/>
+            <w:shd w:val="clear" w:color="auto" w:fill="DCE9F7"/>
+            <w:tcMar>
+              <w:top w:w="55" w:type="dxa"/>
+              <w:left w:w="85" w:type="dxa"/>
+              <w:bottom w:w="55" w:type="dxa"/>
+              <w:right w:w="85" w:type="dxa"/>
+            </w:tcMar>
+          </w:tcPr>
+          <w:p>
+            <w:pPr>
+              <w:bidi w:val="0"/>
+              <w:jc w:val="center"/>
+            </w:pPr>
             <w:r>
               <w:rPr>
                 <w:b/>
@@ -8860,13 +8579,13 @@
                 <w:sz w:val="18"/>
                 <w:szCs w:val="18"/>
               </w:rPr>
-              <w:t xml:space="preserve"> (static)</w:t>
-            </w:r>
-          </w:p>
-        </w:tc>
-        <w:tc>
-          <w:tcPr>
-            <w:tcW w:w="1550" w:type="dxa"/>
+              <w:t>74.0%</w:t>
+            </w:r>
+          </w:p>
+        </w:tc>
+        <w:tc>
+          <w:tcPr>
+            <w:tcW w:w="1450" w:type="dxa"/>
             <w:shd w:val="clear" w:color="auto" w:fill="DCE9F7"/>
             <w:tcMar>
               <w:top w:w="55" w:type="dxa"/>
@@ -8878,6 +8597,7 @@
           <w:p>
             <w:pPr>
               <w:bidi w:val="0"/>
+              <w:jc w:val="center"/>
             </w:pPr>
             <w:r>
               <w:rPr>
@@ -8887,13 +8607,13 @@
                 <w:sz w:val="18"/>
                 <w:szCs w:val="18"/>
               </w:rPr>
-              <w:t>74.0%</w:t>
-            </w:r>
-          </w:p>
-        </w:tc>
-        <w:tc>
-          <w:tcPr>
-            <w:tcW w:w="1450" w:type="dxa"/>
+              <w:t>77.5%</w:t>
+            </w:r>
+          </w:p>
+        </w:tc>
+        <w:tc>
+          <w:tcPr>
+            <w:tcW w:w="1300" w:type="dxa"/>
             <w:shd w:val="clear" w:color="auto" w:fill="DCE9F7"/>
             <w:tcMar>
               <w:top w:w="55" w:type="dxa"/>
@@ -8905,6 +8625,7 @@
           <w:p>
             <w:pPr>
               <w:bidi w:val="0"/>
+              <w:jc w:val="center"/>
             </w:pPr>
             <w:r>
               <w:rPr>
@@ -8914,33 +8635,6 @@
                 <w:sz w:val="18"/>
                 <w:szCs w:val="18"/>
               </w:rPr>
-              <w:t>77.5%</w:t>
-            </w:r>
-          </w:p>
-        </w:tc>
-        <w:tc>
-          <w:tcPr>
-            <w:tcW w:w="1300" w:type="dxa"/>
-            <w:shd w:val="clear" w:color="auto" w:fill="DCE9F7"/>
-            <w:tcMar>
-              <w:top w:w="55" w:type="dxa"/>
-              <w:left w:w="85" w:type="dxa"/>
-              <w:bottom w:w="55" w:type="dxa"/>
-              <w:right w:w="85" w:type="dxa"/>
-            </w:tcMar>
-          </w:tcPr>
-          <w:p>
-            <w:pPr>
-              <w:bidi w:val="0"/>
-            </w:pPr>
-            <w:r>
-              <w:rPr>
-                <w:b/>
-                <w:bCs/>
-                <w:color w:val="000000"/>
-                <w:sz w:val="18"/>
-                <w:szCs w:val="18"/>
-              </w:rPr>
               <w:t>75.7</w:t>
             </w:r>
           </w:p>
@@ -8959,6 +8653,7 @@
           <w:p>
             <w:pPr>
               <w:bidi w:val="0"/>
+              <w:jc w:val="center"/>
             </w:pPr>
             <w:r>
               <w:rPr>
@@ -8994,7 +8689,6 @@
             <w:pPr>
               <w:bidi w:val="0"/>
             </w:pPr>
-            <w:proofErr w:type="spellStart"/>
             <w:r>
               <w:rPr>
                 <w:color w:val="000000"/>
@@ -9003,7 +8697,6 @@
               </w:rPr>
               <w:t>CodeQL</w:t>
             </w:r>
-            <w:proofErr w:type="spellEnd"/>
           </w:p>
         </w:tc>
         <w:tc>
@@ -9019,6 +8712,7 @@
           <w:p>
             <w:pPr>
               <w:bidi w:val="0"/>
+              <w:jc w:val="center"/>
             </w:pPr>
             <w:r>
               <w:rPr>
@@ -9043,6 +8737,7 @@
           <w:p>
             <w:pPr>
               <w:bidi w:val="0"/>
+              <w:jc w:val="center"/>
             </w:pPr>
             <w:r>
               <w:rPr>
@@ -9067,6 +8762,7 @@
           <w:p>
             <w:pPr>
               <w:bidi w:val="0"/>
+              <w:jc w:val="center"/>
             </w:pPr>
             <w:r>
               <w:rPr>
@@ -9091,6 +8787,7 @@
           <w:p>
             <w:pPr>
               <w:bidi w:val="0"/>
+              <w:jc w:val="center"/>
             </w:pPr>
             <w:r>
               <w:rPr>
@@ -9125,7 +8822,6 @@
             <w:pPr>
               <w:bidi w:val="0"/>
             </w:pPr>
-            <w:proofErr w:type="spellStart"/>
             <w:r>
               <w:rPr>
                 <w:color w:val="000000"/>
@@ -9134,7 +8830,6 @@
               </w:rPr>
               <w:t>Semgrep</w:t>
             </w:r>
-            <w:proofErr w:type="spellEnd"/>
           </w:p>
         </w:tc>
         <w:tc>
@@ -9151,6 +8846,7 @@
           <w:p>
             <w:pPr>
               <w:bidi w:val="0"/>
+              <w:jc w:val="center"/>
             </w:pPr>
             <w:r>
               <w:rPr>
@@ -9176,6 +8872,7 @@
           <w:p>
             <w:pPr>
               <w:bidi w:val="0"/>
+              <w:jc w:val="center"/>
             </w:pPr>
             <w:r>
               <w:rPr>
@@ -9201,6 +8898,7 @@
           <w:p>
             <w:pPr>
               <w:bidi w:val="0"/>
+              <w:jc w:val="center"/>
             </w:pPr>
             <w:r>
               <w:rPr>
@@ -9226,6 +8924,7 @@
           <w:p>
             <w:pPr>
               <w:bidi w:val="0"/>
+              <w:jc w:val="center"/>
             </w:pPr>
             <w:r>
               <w:rPr>
@@ -9282,6 +8981,7 @@
           <w:p>
             <w:pPr>
               <w:bidi w:val="0"/>
+              <w:jc w:val="center"/>
             </w:pPr>
             <w:r>
               <w:rPr>
@@ -9306,6 +9006,7 @@
           <w:p>
             <w:pPr>
               <w:bidi w:val="0"/>
+              <w:jc w:val="center"/>
             </w:pPr>
             <w:r>
               <w:rPr>
@@ -9330,6 +9031,7 @@
           <w:p>
             <w:pPr>
               <w:bidi w:val="0"/>
+              <w:jc w:val="center"/>
             </w:pPr>
             <w:r>
               <w:rPr>
@@ -9354,6 +9056,7 @@
           <w:p>
             <w:pPr>
               <w:bidi w:val="0"/>
+              <w:jc w:val="center"/>
             </w:pPr>
             <w:r>
               <w:rPr>
@@ -9388,7 +9091,6 @@
             <w:pPr>
               <w:bidi w:val="0"/>
             </w:pPr>
-            <w:proofErr w:type="spellStart"/>
             <w:r>
               <w:rPr>
                 <w:color w:val="000000"/>
@@ -9397,7 +9099,6 @@
               </w:rPr>
               <w:t>Joern</w:t>
             </w:r>
-            <w:proofErr w:type="spellEnd"/>
           </w:p>
         </w:tc>
         <w:tc>
@@ -9414,6 +9115,7 @@
           <w:p>
             <w:pPr>
               <w:bidi w:val="0"/>
+              <w:jc w:val="center"/>
             </w:pPr>
             <w:r>
               <w:rPr>
@@ -9439,6 +9141,7 @@
           <w:p>
             <w:pPr>
               <w:bidi w:val="0"/>
+              <w:jc w:val="center"/>
             </w:pPr>
             <w:r>
               <w:rPr>
@@ -9464,6 +9167,7 @@
           <w:p>
             <w:pPr>
               <w:bidi w:val="0"/>
+              <w:jc w:val="center"/>
             </w:pPr>
             <w:r>
               <w:rPr>
@@ -9489,6 +9193,7 @@
           <w:p>
             <w:pPr>
               <w:bidi w:val="0"/>
+              <w:jc w:val="center"/>
             </w:pPr>
             <w:r>
               <w:rPr>
@@ -9515,29 +9220,7 @@
           <w:sz w:val="18"/>
           <w:szCs w:val="18"/>
         </w:rPr>
-        <w:t xml:space="preserve">Published figures cover all eleven benchmark categories; </w:t>
-      </w:r>
-      <w:proofErr w:type="spellStart"/>
-      <w:r>
-        <w:rPr>
-          <w:i/>
-          <w:iCs/>
-          <w:color w:val="444444"/>
-          <w:sz w:val="18"/>
-          <w:szCs w:val="18"/>
-        </w:rPr>
-        <w:t>SecureAssist</w:t>
-      </w:r>
-      <w:proofErr w:type="spellEnd"/>
-      <w:r>
-        <w:rPr>
-          <w:i/>
-          <w:iCs/>
-          <w:color w:val="444444"/>
-          <w:sz w:val="18"/>
-          <w:szCs w:val="18"/>
-        </w:rPr>
-        <w:t xml:space="preserve"> covers the five it implements, so the case mixes differ and the comparison is indicative rather than exact. Ordered by F1.</w:t>
+        <w:t>Published figures cover all eleven benchmark categories; SecureAssist covers the five it implements, so the case mixes differ and the comparison is indicative rather than exact. Ordered by F1.</w:t>
       </w:r>
     </w:p>
     <w:p>
@@ -9547,61 +9230,13 @@
       </w:pPr>
       <w:r>
         <w:lastRenderedPageBreak/>
-        <w:t xml:space="preserve">Read on precision, the ordering reverses. </w:t>
-      </w:r>
-      <w:proofErr w:type="spellStart"/>
-      <w:r>
-        <w:t>CodeQL</w:t>
-      </w:r>
-      <w:proofErr w:type="spellEnd"/>
-      <w:r>
-        <w:t xml:space="preserve">, </w:t>
-      </w:r>
-      <w:proofErr w:type="spellStart"/>
-      <w:r>
-        <w:t>Semgrep</w:t>
-      </w:r>
-      <w:proofErr w:type="spellEnd"/>
-      <w:r>
-        <w:t xml:space="preserve"> and S</w:t>
-      </w:r>
-      <w:r>
-        <w:t xml:space="preserve">onarQube all detect more than </w:t>
-      </w:r>
-      <w:proofErr w:type="spellStart"/>
-      <w:r>
-        <w:t>SecureAssist</w:t>
-      </w:r>
-      <w:proofErr w:type="spellEnd"/>
-      <w:r>
-        <w:t xml:space="preserve"> — </w:t>
-      </w:r>
-      <w:proofErr w:type="spellStart"/>
-      <w:r>
-        <w:t>CodeQL</w:t>
-      </w:r>
-      <w:proofErr w:type="spellEnd"/>
-      <w:r>
-        <w:t xml:space="preserve"> finds 97.0% of the vulnerable cases against the hybrid's 90.3% — but they do so by reporting far more, and between 51.9% and 60.3% of what they report is wrong. </w:t>
-      </w:r>
-      <w:proofErr w:type="spellStart"/>
-      <w:r>
-        <w:t>SecureAssist's</w:t>
-      </w:r>
-      <w:proofErr w:type="spellEnd"/>
-      <w:r>
-        <w:t xml:space="preserve"> static configuration is righ</w:t>
-      </w:r>
-      <w:r>
-        <w:t xml:space="preserve">t 74.0% of the time, the highest of the six, and its F1 of 75.7 rising to 78.0 for the hybrid is above </w:t>
-      </w:r>
-      <w:proofErr w:type="spellStart"/>
-      <w:r>
-        <w:t>CodeQL's</w:t>
-      </w:r>
-      <w:proofErr w:type="spellEnd"/>
-      <w:r>
-        <w:t xml:space="preserve"> 74.4.</w:t>
+        <w:t>Read on precision, the ordering reverses. CodeQL, Semgrep and S</w:t>
+      </w:r>
+      <w:r>
+        <w:t>onarQube all detect more than SecureAssist — CodeQL finds 97.0% of the vulnerable cases against the hybrid's 90.3% — but they do so by reporting far more, and between 51.9% and 60.3% of what they report is wrong. SecureAssist's static configuration is righ</w:t>
+      </w:r>
+      <w:r>
+        <w:t>t 74.0% of the time, the highest of the six, and its F1 of 75.7 rising to 78.0 for the hybrid is above CodeQL's 74.4.</w:t>
       </w:r>
     </w:p>
     <w:p>
@@ -9609,24 +9244,11 @@
         <w:bidi w:val="0"/>
         <w:spacing w:after="130" w:line="278" w:lineRule="auto"/>
       </w:pPr>
-      <w:proofErr w:type="spellStart"/>
-      <w:r>
-        <w:t>Joern</w:t>
-      </w:r>
-      <w:proofErr w:type="spellEnd"/>
-      <w:r>
-        <w:t xml:space="preserve"> is the counter-example that makes the trade explicit: the lowest false-positive rate in the table at 7.2%, achieved by finding 8.2% </w:t>
-      </w:r>
-      <w:r>
-        <w:t xml:space="preserve">of the vulnerabilities. A tool can always buy precision with recall, or the reverse. What the F1 column shows is that on this benchmark </w:t>
-      </w:r>
-      <w:proofErr w:type="spellStart"/>
-      <w:r>
-        <w:t>SecureAssist</w:t>
-      </w:r>
-      <w:proofErr w:type="spellEnd"/>
-      <w:r>
-        <w:t xml:space="preserve"> buys less of one with the other than the comparison tools do.</w:t>
+      <w:r>
+        <w:t xml:space="preserve">Joern is the counter-example that makes the trade explicit: the lowest false-positive rate in the table at 7.2%, achieved by finding 8.2% </w:t>
+      </w:r>
+      <w:r>
+        <w:t>of the vulnerabilities. A tool can always buy precision with recall, or the reverse. What the F1 column shows is that on this benchmark SecureAssist buys less of one with the other than the comparison tools do.</w:t>
       </w:r>
     </w:p>
     <w:p>
@@ -9652,51 +9274,7 @@
           <w:sz w:val="18"/>
           <w:szCs w:val="18"/>
         </w:rPr>
-        <w:t xml:space="preserve">ss all eleven categories; </w:t>
-      </w:r>
-      <w:proofErr w:type="spellStart"/>
-      <w:r>
-        <w:rPr>
-          <w:i/>
-          <w:iCs/>
-          <w:color w:val="444444"/>
-          <w:sz w:val="18"/>
-          <w:szCs w:val="18"/>
-        </w:rPr>
-        <w:t>SecureAssist</w:t>
-      </w:r>
-      <w:proofErr w:type="spellEnd"/>
-      <w:r>
-        <w:rPr>
-          <w:i/>
-          <w:iCs/>
-          <w:color w:val="444444"/>
-          <w:sz w:val="18"/>
-          <w:szCs w:val="18"/>
-        </w:rPr>
-        <w:t xml:space="preserve"> targets five. The mixes differ, so this table </w:t>
-      </w:r>
-      <w:proofErr w:type="spellStart"/>
-      <w:r>
-        <w:rPr>
-          <w:i/>
-          <w:iCs/>
-          <w:color w:val="444444"/>
-          <w:sz w:val="18"/>
-          <w:szCs w:val="18"/>
-        </w:rPr>
-        <w:t>characterises</w:t>
-      </w:r>
-      <w:proofErr w:type="spellEnd"/>
-      <w:r>
-        <w:rPr>
-          <w:i/>
-          <w:iCs/>
-          <w:color w:val="444444"/>
-          <w:sz w:val="18"/>
-          <w:szCs w:val="18"/>
-        </w:rPr>
-        <w:t xml:space="preserve"> the difficulty of the benchmark rather than establishing a ranking. Per-category comparisons below are like-for-like.</w:t>
+        <w:t>ss all eleven categories; SecureAssist targets five. The mixes differ, so this table characterises the difficulty of the benchmark rather than establishing a ranking. Per-category comparisons below are like-for-like.</w:t>
       </w:r>
     </w:p>
     <w:p>
@@ -9708,15 +9286,7 @@
         <w:t>A high false-positive rate on this benc</w:t>
       </w:r>
       <w:r>
-        <w:t xml:space="preserve">hmark is the normal outcome for any tool that detects taint-flow vulnerabilities at all, which is the context for </w:t>
-      </w:r>
-      <w:proofErr w:type="spellStart"/>
-      <w:r>
-        <w:t>SecureAssist’s</w:t>
-      </w:r>
-      <w:proofErr w:type="spellEnd"/>
-      <w:r>
-        <w:t xml:space="preserve"> own 29.1%. The same study observes that most non-vulnerable cases are flagged by at least one scanner, attributing this to corr</w:t>
+        <w:t>hmark is the normal outcome for any tool that detects taint-flow vulnerabilities at all, which is the context for SecureAssist’s own 29.1%. The same study observes that most non-vulnerable cases are flagged by at least one scanner, attributing this to corr</w:t>
       </w:r>
       <w:r>
         <w:t>elated semantic blind spots rather than isolated tool-specific errors — consistent with our finding that the analyzer and the model fire on the same reflection cases independently.</w:t>
@@ -9786,23 +9356,7 @@
         <w:spacing w:after="130" w:line="278" w:lineRule="auto"/>
       </w:pPr>
       <w:r>
-        <w:t xml:space="preserve">with the heatmap description clarifying that values of 1.00 indicate the tool flags almost every non-vulnerable test instance. The same </w:t>
-      </w:r>
-      <w:proofErr w:type="spellStart"/>
-      <w:r>
-        <w:t>behaviour</w:t>
-      </w:r>
-      <w:proofErr w:type="spellEnd"/>
-      <w:r>
-        <w:t xml:space="preserve"> is reported for </w:t>
-      </w:r>
-      <w:proofErr w:type="spellStart"/>
-      <w:r>
-        <w:t>Semgrep</w:t>
-      </w:r>
-      <w:proofErr w:type="spellEnd"/>
-      <w:r>
-        <w:t>.</w:t>
+        <w:t>with the heatmap description clarifying that values of 1.00 indicate the tool flags almost every non-vulnerable test instance. The same behaviour is reported for Semgrep.</w:t>
       </w:r>
     </w:p>
     <w:tbl>
@@ -9879,8 +9433,8 @@
           <w:p>
             <w:pPr>
               <w:bidi w:val="0"/>
-            </w:pPr>
-            <w:proofErr w:type="spellStart"/>
+              <w:jc w:val="center"/>
+            </w:pPr>
             <w:r>
               <w:rPr>
                 <w:b/>
@@ -9891,7 +9445,6 @@
               </w:rPr>
               <w:t>CodeQL</w:t>
             </w:r>
-            <w:proofErr w:type="spellEnd"/>
           </w:p>
         </w:tc>
         <w:tc>
@@ -9908,8 +9461,8 @@
           <w:p>
             <w:pPr>
               <w:bidi w:val="0"/>
-            </w:pPr>
-            <w:proofErr w:type="spellStart"/>
+              <w:jc w:val="center"/>
+            </w:pPr>
             <w:r>
               <w:rPr>
                 <w:b/>
@@ -9920,7 +9473,6 @@
               </w:rPr>
               <w:t>Semgrep</w:t>
             </w:r>
-            <w:proofErr w:type="spellEnd"/>
           </w:p>
         </w:tc>
         <w:tc>
@@ -9937,8 +9489,8 @@
           <w:p>
             <w:pPr>
               <w:bidi w:val="0"/>
-            </w:pPr>
-            <w:proofErr w:type="spellStart"/>
+              <w:jc w:val="center"/>
+            </w:pPr>
             <w:r>
               <w:rPr>
                 <w:b/>
@@ -9949,7 +9501,6 @@
               </w:rPr>
               <w:t>SecureAssist</w:t>
             </w:r>
-            <w:proofErr w:type="spellEnd"/>
           </w:p>
         </w:tc>
       </w:tr>
@@ -10001,6 +9552,7 @@
           <w:p>
             <w:pPr>
               <w:bidi w:val="0"/>
+              <w:jc w:val="center"/>
             </w:pPr>
             <w:r>
               <w:rPr>
@@ -10028,6 +9580,7 @@
           <w:p>
             <w:pPr>
               <w:bidi w:val="0"/>
+              <w:jc w:val="center"/>
             </w:pPr>
             <w:r>
               <w:rPr>
@@ -10055,6 +9608,7 @@
           <w:p>
             <w:pPr>
               <w:bidi w:val="0"/>
+              <w:jc w:val="center"/>
             </w:pPr>
             <w:r>
               <w:rPr>
@@ -10117,6 +9671,7 @@
           <w:p>
             <w:pPr>
               <w:bidi w:val="0"/>
+              <w:jc w:val="center"/>
             </w:pPr>
             <w:r>
               <w:rPr>
@@ -10144,6 +9699,7 @@
           <w:p>
             <w:pPr>
               <w:bidi w:val="0"/>
+              <w:jc w:val="center"/>
             </w:pPr>
             <w:r>
               <w:rPr>
@@ -10171,6 +9727,7 @@
           <w:p>
             <w:pPr>
               <w:bidi w:val="0"/>
+              <w:jc w:val="center"/>
             </w:pPr>
             <w:r>
               <w:rPr>
@@ -10204,51 +9761,7 @@
           <w:sz w:val="20"/>
           <w:szCs w:val="20"/>
         </w:rPr>
-        <w:t xml:space="preserve">On weak cryptography, same benchmark and same CWE, </w:t>
-      </w:r>
-      <w:proofErr w:type="spellStart"/>
-      <w:r>
-        <w:rPr>
-          <w:b/>
-          <w:bCs/>
-          <w:color w:val="17375E"/>
-          <w:sz w:val="20"/>
-          <w:szCs w:val="20"/>
-        </w:rPr>
-        <w:t>SecureAssist</w:t>
-      </w:r>
-      <w:proofErr w:type="spellEnd"/>
-      <w:r>
-        <w:rPr>
-          <w:b/>
-          <w:bCs/>
-          <w:color w:val="17375E"/>
-          <w:sz w:val="20"/>
-          <w:szCs w:val="20"/>
-        </w:rPr>
-        <w:t xml:space="preserve"> detects every vulnerable case and flags no safe one, where both comparison tools flag every safe case. Its command-injection false-positive rate is also below </w:t>
-      </w:r>
-      <w:proofErr w:type="spellStart"/>
-      <w:r>
-        <w:rPr>
-          <w:b/>
-          <w:bCs/>
-          <w:color w:val="17375E"/>
-          <w:sz w:val="20"/>
-          <w:szCs w:val="20"/>
-        </w:rPr>
-        <w:t>CodeQL's</w:t>
-      </w:r>
-      <w:proofErr w:type="spellEnd"/>
-      <w:r>
-        <w:rPr>
-          <w:b/>
-          <w:bCs/>
-          <w:color w:val="17375E"/>
-          <w:sz w:val="20"/>
-          <w:szCs w:val="20"/>
-        </w:rPr>
-        <w:t>, though both are high.</w:t>
+        <w:t>On weak cryptography, same benchmark and same CWE, SecureAssist detects every vulnerable case and flags no safe one, where both comparison tools flag every safe case. Its command-injection false-positive rate is also below CodeQL's, though both are high.</w:t>
       </w:r>
     </w:p>
     <w:p>
@@ -10257,26 +9770,10 @@
         <w:spacing w:after="130" w:line="278" w:lineRule="auto"/>
       </w:pPr>
       <w:r>
-        <w:t xml:space="preserve">Two stages of that study must be kept apart. Its raw SAST measurements show </w:t>
-      </w:r>
-      <w:proofErr w:type="spellStart"/>
-      <w:r>
-        <w:t>CodeQL</w:t>
-      </w:r>
-      <w:proofErr w:type="spellEnd"/>
-      <w:r>
-        <w:t xml:space="preserve"> at a false-positive rate above 0.80 on injection flows and 1.00 on cryptography — both high. Its observation that residual false positives concentrate in policy and cryptogr</w:t>
-      </w:r>
-      <w:r>
-        <w:t xml:space="preserve">aphy CWEs while injection is filtered reliably describes the output after LLM-based post-filtering, not the scanners' raw </w:t>
-      </w:r>
-      <w:proofErr w:type="spellStart"/>
-      <w:r>
-        <w:t>behaviour</w:t>
-      </w:r>
-      <w:proofErr w:type="spellEnd"/>
-      <w:r>
-        <w:t>.</w:t>
+        <w:t>Two stages of that study must be kept apart. Its raw SAST measurements show CodeQL at a false-positive rate above 0.80 on injection flows and 1.00 on cryptography — both high. Its observation that residual false positives concentrate in policy and cryptogr</w:t>
+      </w:r>
+      <w:r>
+        <w:t>aphy CWEs while injection is filtered reliably describes the output after LLM-based post-filtering, not the scanners' raw behaviour.</w:t>
       </w:r>
     </w:p>
     <w:p>
@@ -10285,50 +9782,10 @@
         <w:spacing w:after="130" w:line="278" w:lineRule="auto"/>
       </w:pPr>
       <w:r>
-        <w:t xml:space="preserve">On the raw comparison the profiles differ instructively: </w:t>
-      </w:r>
-      <w:proofErr w:type="spellStart"/>
-      <w:r>
-        <w:t>CodeQL</w:t>
-      </w:r>
-      <w:proofErr w:type="spellEnd"/>
-      <w:r>
-        <w:t xml:space="preserve"> and </w:t>
-      </w:r>
-      <w:proofErr w:type="spellStart"/>
-      <w:r>
-        <w:t>Semgrep</w:t>
-      </w:r>
-      <w:proofErr w:type="spellEnd"/>
-      <w:r>
-        <w:t xml:space="preserve"> are at their worst on cryptography, where </w:t>
-      </w:r>
-      <w:proofErr w:type="spellStart"/>
-      <w:r>
-        <w:t>Secur</w:t>
-      </w:r>
-      <w:r>
-        <w:t>eAssist</w:t>
-      </w:r>
-      <w:proofErr w:type="spellEnd"/>
-      <w:r>
-        <w:t xml:space="preserve"> is at its best, while </w:t>
-      </w:r>
-      <w:proofErr w:type="spellStart"/>
-      <w:r>
-        <w:t>SecureAssist</w:t>
-      </w:r>
-      <w:proofErr w:type="spellEnd"/>
-      <w:r>
-        <w:t xml:space="preserve"> is at its worst on injection, where </w:t>
-      </w:r>
-      <w:proofErr w:type="spellStart"/>
-      <w:r>
-        <w:t>CodeQL</w:t>
-      </w:r>
-      <w:proofErr w:type="spellEnd"/>
-      <w:r>
-        <w:t xml:space="preserve"> is merely poor rather than total. The two designs fail in different places, which is an argument for combining approaches rather than choosing between them.</w:t>
+        <w:t>On the raw comparison the profiles differ instructively: CodeQL and Semgrep are at their worst on cryptography, where Secur</w:t>
+      </w:r>
+      <w:r>
+        <w:t>eAssist is at its best, while SecureAssist is at its worst on injection, where CodeQL is merely poor rather than total. The two designs fail in different places, which is an argument for combining approaches rather than choosing between them.</w:t>
       </w:r>
     </w:p>
     <w:p>
@@ -10521,6 +9978,7 @@
           <w:p>
             <w:pPr>
               <w:bidi w:val="0"/>
+              <w:jc w:val="center"/>
             </w:pPr>
             <w:r>
               <w:rPr>
@@ -10548,6 +10006,7 @@
           <w:p>
             <w:pPr>
               <w:bidi w:val="0"/>
+              <w:jc w:val="center"/>
             </w:pPr>
             <w:r>
               <w:rPr>
@@ -10575,6 +10034,7 @@
           <w:p>
             <w:pPr>
               <w:bidi w:val="0"/>
+              <w:jc w:val="center"/>
             </w:pPr>
             <w:r>
               <w:rPr>
@@ -10602,6 +10062,7 @@
           <w:p>
             <w:pPr>
               <w:bidi w:val="0"/>
+              <w:jc w:val="center"/>
             </w:pPr>
             <w:r>
               <w:rPr>
@@ -10629,6 +10090,7 @@
           <w:p>
             <w:pPr>
               <w:bidi w:val="0"/>
+              <w:jc w:val="center"/>
             </w:pPr>
             <w:r>
               <w:rPr>
@@ -10687,6 +10149,7 @@
           <w:p>
             <w:pPr>
               <w:bidi w:val="0"/>
+              <w:jc w:val="center"/>
             </w:pPr>
             <w:r>
               <w:rPr>
@@ -10711,6 +10174,7 @@
           <w:p>
             <w:pPr>
               <w:bidi w:val="0"/>
+              <w:jc w:val="center"/>
             </w:pPr>
             <w:r>
               <w:rPr>
@@ -10735,6 +10199,7 @@
           <w:p>
             <w:pPr>
               <w:bidi w:val="0"/>
+              <w:jc w:val="center"/>
             </w:pPr>
             <w:r>
               <w:rPr>
@@ -10759,6 +10224,7 @@
           <w:p>
             <w:pPr>
               <w:bidi w:val="0"/>
+              <w:jc w:val="center"/>
             </w:pPr>
             <w:r>
               <w:rPr>
@@ -10783,6 +10249,7 @@
           <w:p>
             <w:pPr>
               <w:bidi w:val="0"/>
+              <w:jc w:val="center"/>
             </w:pPr>
             <w:r>
               <w:rPr>
@@ -10833,6 +10300,7 @@
           <w:p>
             <w:pPr>
               <w:bidi w:val="0"/>
+              <w:jc w:val="center"/>
             </w:pPr>
             <w:r>
               <w:rPr>
@@ -10858,6 +10326,7 @@
           <w:p>
             <w:pPr>
               <w:bidi w:val="0"/>
+              <w:jc w:val="center"/>
             </w:pPr>
             <w:r>
               <w:rPr>
@@ -10883,6 +10352,7 @@
           <w:p>
             <w:pPr>
               <w:bidi w:val="0"/>
+              <w:jc w:val="center"/>
             </w:pPr>
             <w:r>
               <w:rPr>
@@ -10908,6 +10378,7 @@
           <w:p>
             <w:pPr>
               <w:bidi w:val="0"/>
+              <w:jc w:val="center"/>
             </w:pPr>
             <w:r>
               <w:rPr>
@@ -10933,6 +10404,7 @@
           <w:p>
             <w:pPr>
               <w:bidi w:val="0"/>
+              <w:jc w:val="center"/>
             </w:pPr>
             <w:r>
               <w:rPr>
@@ -10989,6 +10461,7 @@
           <w:p>
             <w:pPr>
               <w:bidi w:val="0"/>
+              <w:jc w:val="center"/>
             </w:pPr>
             <w:r>
               <w:rPr>
@@ -11013,6 +10486,7 @@
           <w:p>
             <w:pPr>
               <w:bidi w:val="0"/>
+              <w:jc w:val="center"/>
             </w:pPr>
             <w:r>
               <w:rPr>
@@ -11037,6 +10511,7 @@
           <w:p>
             <w:pPr>
               <w:bidi w:val="0"/>
+              <w:jc w:val="center"/>
             </w:pPr>
             <w:r>
               <w:rPr>
@@ -11061,6 +10536,7 @@
           <w:p>
             <w:pPr>
               <w:bidi w:val="0"/>
+              <w:jc w:val="center"/>
             </w:pPr>
             <w:r>
               <w:rPr>
@@ -11085,6 +10561,7 @@
           <w:p>
             <w:pPr>
               <w:bidi w:val="0"/>
+              <w:jc w:val="center"/>
             </w:pPr>
             <w:r>
               <w:rPr>
@@ -11135,6 +10612,7 @@
           <w:p>
             <w:pPr>
               <w:bidi w:val="0"/>
+              <w:jc w:val="center"/>
             </w:pPr>
             <w:r>
               <w:rPr>
@@ -11160,6 +10638,7 @@
           <w:p>
             <w:pPr>
               <w:bidi w:val="0"/>
+              <w:jc w:val="center"/>
             </w:pPr>
             <w:r>
               <w:rPr>
@@ -11185,6 +10664,7 @@
           <w:p>
             <w:pPr>
               <w:bidi w:val="0"/>
+              <w:jc w:val="center"/>
             </w:pPr>
             <w:r>
               <w:rPr>
@@ -11210,6 +10690,7 @@
           <w:p>
             <w:pPr>
               <w:bidi w:val="0"/>
+              <w:jc w:val="center"/>
             </w:pPr>
             <w:r>
               <w:rPr>
@@ -11235,6 +10716,7 @@
           <w:p>
             <w:pPr>
               <w:bidi w:val="0"/>
+              <w:jc w:val="center"/>
             </w:pPr>
             <w:r>
               <w:rPr>
@@ -11283,6 +10765,7 @@
           <w:p>
             <w:pPr>
               <w:bidi w:val="0"/>
+              <w:jc w:val="center"/>
             </w:pPr>
             <w:r>
               <w:rPr>
@@ -11307,6 +10790,7 @@
           <w:p>
             <w:pPr>
               <w:bidi w:val="0"/>
+              <w:jc w:val="center"/>
             </w:pPr>
             <w:r>
               <w:rPr>
@@ -11331,6 +10815,7 @@
           <w:p>
             <w:pPr>
               <w:bidi w:val="0"/>
+              <w:jc w:val="center"/>
             </w:pPr>
             <w:r>
               <w:rPr>
@@ -11355,6 +10840,7 @@
           <w:p>
             <w:pPr>
               <w:bidi w:val="0"/>
+              <w:jc w:val="center"/>
             </w:pPr>
             <w:r>
               <w:rPr>
@@ -11379,6 +10865,7 @@
           <w:p>
             <w:pPr>
               <w:bidi w:val="0"/>
+              <w:jc w:val="center"/>
             </w:pPr>
             <w:r>
               <w:rPr>
@@ -11437,6 +10924,7 @@
           <w:p>
             <w:pPr>
               <w:bidi w:val="0"/>
+              <w:jc w:val="center"/>
             </w:pPr>
             <w:r>
               <w:rPr>
@@ -11462,6 +10950,7 @@
           <w:p>
             <w:pPr>
               <w:bidi w:val="0"/>
+              <w:jc w:val="center"/>
             </w:pPr>
             <w:r>
               <w:rPr>
@@ -11487,6 +10976,7 @@
           <w:p>
             <w:pPr>
               <w:bidi w:val="0"/>
+              <w:jc w:val="center"/>
             </w:pPr>
             <w:r>
               <w:rPr>
@@ -11512,6 +11002,7 @@
           <w:p>
             <w:pPr>
               <w:bidi w:val="0"/>
+              <w:jc w:val="center"/>
             </w:pPr>
             <w:r>
               <w:rPr>
@@ -11537,6 +11028,7 @@
           <w:p>
             <w:pPr>
               <w:bidi w:val="0"/>
+              <w:jc w:val="center"/>
             </w:pPr>
             <w:r>
               <w:rPr>
@@ -11585,6 +11077,7 @@
           <w:p>
             <w:pPr>
               <w:bidi w:val="0"/>
+              <w:jc w:val="center"/>
             </w:pPr>
             <w:r>
               <w:rPr>
@@ -11609,6 +11102,7 @@
           <w:p>
             <w:pPr>
               <w:bidi w:val="0"/>
+              <w:jc w:val="center"/>
             </w:pPr>
             <w:r>
               <w:rPr>
@@ -11633,6 +11127,7 @@
           <w:p>
             <w:pPr>
               <w:bidi w:val="0"/>
+              <w:jc w:val="center"/>
             </w:pPr>
             <w:r>
               <w:rPr>
@@ -11657,6 +11152,7 @@
           <w:p>
             <w:pPr>
               <w:bidi w:val="0"/>
+              <w:jc w:val="center"/>
             </w:pPr>
             <w:r>
               <w:rPr>
@@ -11681,6 +11177,7 @@
           <w:p>
             <w:pPr>
               <w:bidi w:val="0"/>
+              <w:jc w:val="center"/>
             </w:pPr>
             <w:r>
               <w:rPr>
@@ -11731,6 +11228,7 @@
           <w:p>
             <w:pPr>
               <w:bidi w:val="0"/>
+              <w:jc w:val="center"/>
             </w:pPr>
             <w:r>
               <w:rPr>
@@ -11756,6 +11254,7 @@
           <w:p>
             <w:pPr>
               <w:bidi w:val="0"/>
+              <w:jc w:val="center"/>
             </w:pPr>
             <w:r>
               <w:rPr>
@@ -11781,6 +11280,7 @@
           <w:p>
             <w:pPr>
               <w:bidi w:val="0"/>
+              <w:jc w:val="center"/>
             </w:pPr>
             <w:r>
               <w:rPr>
@@ -11806,6 +11306,7 @@
           <w:p>
             <w:pPr>
               <w:bidi w:val="0"/>
+              <w:jc w:val="center"/>
             </w:pPr>
             <w:r>
               <w:rPr>
@@ -11831,6 +11332,7 @@
           <w:p>
             <w:pPr>
               <w:bidi w:val="0"/>
+              <w:jc w:val="center"/>
             </w:pPr>
             <w:r>
               <w:rPr>
@@ -11891,6 +11393,7 @@
           <w:p>
             <w:pPr>
               <w:bidi w:val="0"/>
+              <w:jc w:val="center"/>
             </w:pPr>
             <w:r>
               <w:rPr>
@@ -11918,6 +11421,7 @@
           <w:p>
             <w:pPr>
               <w:bidi w:val="0"/>
+              <w:jc w:val="center"/>
             </w:pPr>
             <w:r>
               <w:rPr>
@@ -11945,6 +11449,7 @@
           <w:p>
             <w:pPr>
               <w:bidi w:val="0"/>
+              <w:jc w:val="center"/>
             </w:pPr>
             <w:r>
               <w:rPr>
@@ -11972,6 +11477,7 @@
           <w:p>
             <w:pPr>
               <w:bidi w:val="0"/>
+              <w:jc w:val="center"/>
             </w:pPr>
             <w:r>
               <w:rPr>
@@ -11999,6 +11505,7 @@
           <w:p>
             <w:pPr>
               <w:bidi w:val="0"/>
+              <w:jc w:val="center"/>
             </w:pPr>
             <w:r>
               <w:rPr>
@@ -12051,6 +11558,7 @@
           <w:p>
             <w:pPr>
               <w:bidi w:val="0"/>
+              <w:jc w:val="center"/>
             </w:pPr>
             <w:r>
               <w:rPr>
@@ -12078,6 +11586,7 @@
           <w:p>
             <w:pPr>
               <w:bidi w:val="0"/>
+              <w:jc w:val="center"/>
             </w:pPr>
             <w:r>
               <w:rPr>
@@ -12105,6 +11614,7 @@
           <w:p>
             <w:pPr>
               <w:bidi w:val="0"/>
+              <w:jc w:val="center"/>
             </w:pPr>
             <w:r>
               <w:rPr>
@@ -12132,6 +11642,7 @@
           <w:p>
             <w:pPr>
               <w:bidi w:val="0"/>
+              <w:jc w:val="center"/>
             </w:pPr>
             <w:r>
               <w:rPr>
@@ -12159,6 +11670,7 @@
           <w:p>
             <w:pPr>
               <w:bidi w:val="0"/>
+              <w:jc w:val="center"/>
             </w:pPr>
             <w:r>
               <w:rPr>
@@ -12211,6 +11723,7 @@
           <w:p>
             <w:pPr>
               <w:bidi w:val="0"/>
+              <w:jc w:val="center"/>
             </w:pPr>
             <w:r>
               <w:rPr>
@@ -12238,6 +11751,7 @@
           <w:p>
             <w:pPr>
               <w:bidi w:val="0"/>
+              <w:jc w:val="center"/>
             </w:pPr>
             <w:r>
               <w:rPr>
@@ -12265,6 +11779,7 @@
           <w:p>
             <w:pPr>
               <w:bidi w:val="0"/>
+              <w:jc w:val="center"/>
             </w:pPr>
             <w:r>
               <w:rPr>
@@ -12292,6 +11807,7 @@
           <w:p>
             <w:pPr>
               <w:bidi w:val="0"/>
+              <w:jc w:val="center"/>
             </w:pPr>
             <w:r>
               <w:rPr>
@@ -12319,6 +11835,7 @@
           <w:p>
             <w:pPr>
               <w:bidi w:val="0"/>
+              <w:jc w:val="center"/>
             </w:pPr>
             <w:r>
               <w:rPr>
@@ -12447,6 +11964,8 @@
       <w:pPr>
         <w:pStyle w:val="Heading2"/>
         <w:spacing w:before="260" w:after="110"/>
+      </w:pPr>
+      <w:r>
         <w:rPr>
           <w:b/>
           <w:bCs/>
@@ -12454,74 +11973,22 @@
           <w:sz w:val="24"/>
           <w:szCs w:val="24"/>
         </w:rPr>
-      </w:pPr>
+        <w:t>5.2 Comparison with published results</w:t>
+      </w:r>
     </w:p>
     <w:p>
       <w:pPr>
-        <w:pStyle w:val="Heading2"/>
-        <w:spacing w:before="260" w:after="110"/>
-        <w:rPr>
-          <w:b/>
-          <w:bCs/>
-          <w:color w:val="1F4E79"/>
-          <w:sz w:val="24"/>
-          <w:szCs w:val="24"/>
-        </w:rPr>
-      </w:pPr>
-    </w:p>
-    <w:p>
-      <w:pPr>
-        <w:pStyle w:val="Heading2"/>
-        <w:spacing w:before="260" w:after="110"/>
-        <w:rPr>
-          <w:b/>
-          <w:bCs/>
-          <w:color w:val="1F4E79"/>
-          <w:sz w:val="24"/>
-          <w:szCs w:val="24"/>
-        </w:rPr>
-      </w:pPr>
-    </w:p>
-    <w:p>
-      <w:pPr>
-        <w:pStyle w:val="Heading2"/>
-        <w:spacing w:before="260" w:after="110"/>
-        <w:rPr>
-          <w:b/>
-          <w:bCs/>
-          <w:color w:val="1F4E79"/>
-          <w:sz w:val="24"/>
-          <w:szCs w:val="24"/>
-        </w:rPr>
-      </w:pPr>
-    </w:p>
-    <w:p>
-      <w:pPr>
-        <w:pStyle w:val="Heading2"/>
-        <w:spacing w:before="260" w:after="110"/>
-      </w:pPr>
-      <w:r>
-        <w:rPr>
-          <w:b/>
-          <w:bCs/>
-          <w:color w:val="1F4E79"/>
-          <w:sz w:val="24"/>
-          <w:szCs w:val="24"/>
-        </w:rPr>
-        <w:lastRenderedPageBreak/>
-        <w:t>5.2 Comparison with published results</w:t>
-      </w:r>
-    </w:p>
-    <w:p>
-      <w:pPr>
         <w:bidi w:val="0"/>
         <w:spacing w:after="130" w:line="278" w:lineRule="auto"/>
       </w:pPr>
       <w:r>
-        <w:t>Out-of-bounds write is documented as one of the hardest weakness classes fo</w:t>
-      </w:r>
-      <w:r>
-        <w:t>r all static analysis tools.</w:t>
+        <w:t>Two independent evaluations published since 2022 provide the reference poin</w:t>
+      </w:r>
+      <w:r>
+        <w:t>ts. CASTLE (2025) measured thirteen static analyzers and two formal verification tools on 250 hand-written C programs covering 25 weakness classes, reporting precision and recall for each. Lipp et al. (ISSTA 2022) ran eleven analyzers against 192 real-worl</w:t>
+      </w:r>
+      <w:r>
+        <w:t>d CVEs. The CASTLE results are tabulated below because they report both metrics on a common corpus.</w:t>
       </w:r>
     </w:p>
     <w:tbl>
@@ -12542,10 +12009,10 @@
         <w:tblLook w:val="0000" w:firstRow="0" w:lastRow="0" w:firstColumn="0" w:lastColumn="0" w:noHBand="0" w:noVBand="0"/>
       </w:tblPr>
       <w:tblGrid>
-        <w:gridCol w:w="3400"/>
-        <w:gridCol w:w="1800"/>
-        <w:gridCol w:w="1600"/>
-        <w:gridCol w:w="2226"/>
+        <w:gridCol w:w="3300"/>
+        <w:gridCol w:w="1500"/>
+        <w:gridCol w:w="1500"/>
+        <w:gridCol w:w="2726"/>
       </w:tblGrid>
       <w:tr>
         <w:tblPrEx>
@@ -12559,7 +12026,7 @@
         </w:trPr>
         <w:tc>
           <w:tcPr>
-            <w:tcW w:w="3400" w:type="dxa"/>
+            <w:tcW w:w="3300" w:type="dxa"/>
             <w:shd w:val="clear" w:color="auto" w:fill="1F4E79"/>
             <w:tcMar>
               <w:top w:w="55" w:type="dxa"/>
@@ -12580,13 +12047,14 @@
                 <w:sz w:val="18"/>
                 <w:szCs w:val="18"/>
               </w:rPr>
-              <w:t>Tool / study</w:t>
-            </w:r>
-          </w:p>
-        </w:tc>
-        <w:tc>
-          <w:tcPr>
-            <w:tcW w:w="1800" w:type="dxa"/>
+              <w:lastRenderedPageBreak/>
+              <w:t>Tool / configuration</w:t>
+            </w:r>
+          </w:p>
+        </w:tc>
+        <w:tc>
+          <w:tcPr>
+            <w:tcW w:w="1500" w:type="dxa"/>
             <w:shd w:val="clear" w:color="auto" w:fill="1F4E79"/>
             <w:tcMar>
               <w:top w:w="55" w:type="dxa"/>
@@ -12598,6 +12066,7 @@
           <w:p>
             <w:pPr>
               <w:bidi w:val="0"/>
+              <w:jc w:val="center"/>
             </w:pPr>
             <w:r>
               <w:rPr>
@@ -12613,7 +12082,7 @@
         </w:tc>
         <w:tc>
           <w:tcPr>
-            <w:tcW w:w="1600" w:type="dxa"/>
+            <w:tcW w:w="1500" w:type="dxa"/>
             <w:shd w:val="clear" w:color="auto" w:fill="1F4E79"/>
             <w:tcMar>
               <w:top w:w="55" w:type="dxa"/>
@@ -12625,6 +12094,7 @@
           <w:p>
             <w:pPr>
               <w:bidi w:val="0"/>
+              <w:jc w:val="center"/>
             </w:pPr>
             <w:r>
               <w:rPr>
@@ -12640,7 +12110,7 @@
         </w:tc>
         <w:tc>
           <w:tcPr>
-            <w:tcW w:w="2226" w:type="dxa"/>
+            <w:tcW w:w="2726" w:type="dxa"/>
             <w:shd w:val="clear" w:color="auto" w:fill="1F4E79"/>
             <w:tcMar>
               <w:top w:w="55" w:type="dxa"/>
@@ -12652,6 +12122,7 @@
           <w:p>
             <w:pPr>
               <w:bidi w:val="0"/>
+              <w:jc w:val="center"/>
             </w:pPr>
             <w:r>
               <w:rPr>
@@ -12675,97 +12146,112 @@
         </w:tblPrEx>
         <w:tc>
           <w:tcPr>
-            <w:tcW w:w="3400" w:type="dxa"/>
-            <w:tcMar>
-              <w:top w:w="55" w:type="dxa"/>
-              <w:left w:w="85" w:type="dxa"/>
-              <w:bottom w:w="55" w:type="dxa"/>
-              <w:right w:w="85" w:type="dxa"/>
-            </w:tcMar>
-          </w:tcPr>
-          <w:p>
-            <w:pPr>
-              <w:bidi w:val="0"/>
-            </w:pPr>
-            <w:r>
-              <w:rPr>
-                <w:color w:val="000000"/>
-                <w:sz w:val="18"/>
-                <w:szCs w:val="18"/>
-              </w:rPr>
-              <w:t>Clang Static Analyzer</w:t>
-            </w:r>
-          </w:p>
-        </w:tc>
-        <w:tc>
-          <w:tcPr>
-            <w:tcW w:w="1800" w:type="dxa"/>
-            <w:tcMar>
-              <w:top w:w="55" w:type="dxa"/>
-              <w:left w:w="85" w:type="dxa"/>
-              <w:bottom w:w="55" w:type="dxa"/>
-              <w:right w:w="85" w:type="dxa"/>
-            </w:tcMar>
-          </w:tcPr>
-          <w:p>
-            <w:pPr>
-              <w:bidi w:val="0"/>
-            </w:pPr>
-            <w:r>
-              <w:rPr>
-                <w:color w:val="000000"/>
-                <w:sz w:val="18"/>
-                <w:szCs w:val="18"/>
-              </w:rPr>
-              <w:t>9%</w:t>
-            </w:r>
-          </w:p>
-        </w:tc>
-        <w:tc>
-          <w:tcPr>
-            <w:tcW w:w="1600" w:type="dxa"/>
-            <w:tcMar>
-              <w:top w:w="55" w:type="dxa"/>
-              <w:left w:w="85" w:type="dxa"/>
-              <w:bottom w:w="55" w:type="dxa"/>
-              <w:right w:w="85" w:type="dxa"/>
-            </w:tcMar>
-          </w:tcPr>
-          <w:p>
-            <w:pPr>
-              <w:bidi w:val="0"/>
-            </w:pPr>
-            <w:r>
-              <w:rPr>
-                <w:color w:val="000000"/>
-                <w:sz w:val="18"/>
-                <w:szCs w:val="18"/>
-              </w:rPr>
-              <w:t>87%</w:t>
-            </w:r>
-          </w:p>
-        </w:tc>
-        <w:tc>
-          <w:tcPr>
-            <w:tcW w:w="2226" w:type="dxa"/>
-            <w:tcMar>
-              <w:top w:w="55" w:type="dxa"/>
-              <w:left w:w="85" w:type="dxa"/>
-              <w:bottom w:w="55" w:type="dxa"/>
-              <w:right w:w="85" w:type="dxa"/>
-            </w:tcMar>
-          </w:tcPr>
-          <w:p>
-            <w:pPr>
-              <w:bidi w:val="0"/>
-            </w:pPr>
-            <w:r>
-              <w:rPr>
-                <w:color w:val="000000"/>
-                <w:sz w:val="18"/>
-                <w:szCs w:val="18"/>
-              </w:rPr>
-              <w:t>CASTLE (2025)</w:t>
+            <w:tcW w:w="3300" w:type="dxa"/>
+            <w:shd w:val="clear" w:color="auto" w:fill="DCE9F7"/>
+            <w:tcMar>
+              <w:top w:w="55" w:type="dxa"/>
+              <w:left w:w="85" w:type="dxa"/>
+              <w:bottom w:w="55" w:type="dxa"/>
+              <w:right w:w="85" w:type="dxa"/>
+            </w:tcMar>
+          </w:tcPr>
+          <w:p>
+            <w:pPr>
+              <w:bidi w:val="0"/>
+            </w:pPr>
+            <w:r>
+              <w:rPr>
+                <w:b/>
+                <w:bCs/>
+                <w:color w:val="000000"/>
+                <w:sz w:val="18"/>
+                <w:szCs w:val="18"/>
+              </w:rPr>
+              <w:t>SecureAssist — all C, hybrid</w:t>
+            </w:r>
+          </w:p>
+        </w:tc>
+        <w:tc>
+          <w:tcPr>
+            <w:tcW w:w="1500" w:type="dxa"/>
+            <w:shd w:val="clear" w:color="auto" w:fill="DCE9F7"/>
+            <w:tcMar>
+              <w:top w:w="55" w:type="dxa"/>
+              <w:left w:w="85" w:type="dxa"/>
+              <w:bottom w:w="55" w:type="dxa"/>
+              <w:right w:w="85" w:type="dxa"/>
+            </w:tcMar>
+          </w:tcPr>
+          <w:p>
+            <w:pPr>
+              <w:bidi w:val="0"/>
+              <w:jc w:val="center"/>
+            </w:pPr>
+            <w:r>
+              <w:rPr>
+                <w:b/>
+                <w:bCs/>
+                <w:color w:val="000000"/>
+                <w:sz w:val="18"/>
+                <w:szCs w:val="18"/>
+              </w:rPr>
+              <w:t>62.8%</w:t>
+            </w:r>
+          </w:p>
+        </w:tc>
+        <w:tc>
+          <w:tcPr>
+            <w:tcW w:w="1500" w:type="dxa"/>
+            <w:shd w:val="clear" w:color="auto" w:fill="DCE9F7"/>
+            <w:tcMar>
+              <w:top w:w="55" w:type="dxa"/>
+              <w:left w:w="85" w:type="dxa"/>
+              <w:bottom w:w="55" w:type="dxa"/>
+              <w:right w:w="85" w:type="dxa"/>
+            </w:tcMar>
+          </w:tcPr>
+          <w:p>
+            <w:pPr>
+              <w:bidi w:val="0"/>
+              <w:jc w:val="center"/>
+            </w:pPr>
+            <w:r>
+              <w:rPr>
+                <w:b/>
+                <w:bCs/>
+                <w:color w:val="000000"/>
+                <w:sz w:val="18"/>
+                <w:szCs w:val="18"/>
+              </w:rPr>
+              <w:t>60.4%</w:t>
+            </w:r>
+          </w:p>
+        </w:tc>
+        <w:tc>
+          <w:tcPr>
+            <w:tcW w:w="2726" w:type="dxa"/>
+            <w:shd w:val="clear" w:color="auto" w:fill="DCE9F7"/>
+            <w:tcMar>
+              <w:top w:w="55" w:type="dxa"/>
+              <w:left w:w="85" w:type="dxa"/>
+              <w:bottom w:w="55" w:type="dxa"/>
+              <w:right w:w="85" w:type="dxa"/>
+            </w:tcMar>
+          </w:tcPr>
+          <w:p>
+            <w:pPr>
+              <w:bidi w:val="0"/>
+              <w:jc w:val="center"/>
+            </w:pPr>
+            <w:r>
+              <w:rPr>
+                <w:b/>
+                <w:bCs/>
+                <w:color w:val="000000"/>
+                <w:sz w:val="18"/>
+                <w:szCs w:val="18"/>
+              </w:rPr>
+              <w:t>This work</w:t>
             </w:r>
           </w:p>
         </w:tc>
@@ -12779,101 +12265,112 @@
         </w:tblPrEx>
         <w:tc>
           <w:tcPr>
-            <w:tcW w:w="3400" w:type="dxa"/>
-            <w:shd w:val="clear" w:color="auto" w:fill="F2F6FA"/>
-            <w:tcMar>
-              <w:top w:w="55" w:type="dxa"/>
-              <w:left w:w="85" w:type="dxa"/>
-              <w:bottom w:w="55" w:type="dxa"/>
-              <w:right w:w="85" w:type="dxa"/>
-            </w:tcMar>
-          </w:tcPr>
-          <w:p>
-            <w:pPr>
-              <w:bidi w:val="0"/>
-            </w:pPr>
-            <w:r>
-              <w:rPr>
-                <w:color w:val="000000"/>
-                <w:sz w:val="18"/>
-                <w:szCs w:val="18"/>
-              </w:rPr>
-              <w:t>CBMC (formal verification)</w:t>
-            </w:r>
-          </w:p>
-        </w:tc>
-        <w:tc>
-          <w:tcPr>
-            <w:tcW w:w="1800" w:type="dxa"/>
-            <w:shd w:val="clear" w:color="auto" w:fill="F2F6FA"/>
-            <w:tcMar>
-              <w:top w:w="55" w:type="dxa"/>
-              <w:left w:w="85" w:type="dxa"/>
-              <w:bottom w:w="55" w:type="dxa"/>
-              <w:right w:w="85" w:type="dxa"/>
-            </w:tcMar>
-          </w:tcPr>
-          <w:p>
-            <w:pPr>
-              <w:bidi w:val="0"/>
-            </w:pPr>
-            <w:r>
-              <w:rPr>
-                <w:color w:val="000000"/>
-                <w:sz w:val="18"/>
-                <w:szCs w:val="18"/>
-              </w:rPr>
-              <w:t>12%</w:t>
-            </w:r>
-          </w:p>
-        </w:tc>
-        <w:tc>
-          <w:tcPr>
-            <w:tcW w:w="1600" w:type="dxa"/>
-            <w:shd w:val="clear" w:color="auto" w:fill="F2F6FA"/>
-            <w:tcMar>
-              <w:top w:w="55" w:type="dxa"/>
-              <w:left w:w="85" w:type="dxa"/>
-              <w:bottom w:w="55" w:type="dxa"/>
-              <w:right w:w="85" w:type="dxa"/>
-            </w:tcMar>
-          </w:tcPr>
-          <w:p>
-            <w:pPr>
-              <w:bidi w:val="0"/>
-            </w:pPr>
-            <w:r>
-              <w:rPr>
-                <w:color w:val="000000"/>
-                <w:sz w:val="18"/>
-                <w:szCs w:val="18"/>
-              </w:rPr>
-              <w:t>100%</w:t>
-            </w:r>
-          </w:p>
-        </w:tc>
-        <w:tc>
-          <w:tcPr>
-            <w:tcW w:w="2226" w:type="dxa"/>
-            <w:shd w:val="clear" w:color="auto" w:fill="F2F6FA"/>
-            <w:tcMar>
-              <w:top w:w="55" w:type="dxa"/>
-              <w:left w:w="85" w:type="dxa"/>
-              <w:bottom w:w="55" w:type="dxa"/>
-              <w:right w:w="85" w:type="dxa"/>
-            </w:tcMar>
-          </w:tcPr>
-          <w:p>
-            <w:pPr>
-              <w:bidi w:val="0"/>
-            </w:pPr>
-            <w:r>
-              <w:rPr>
-                <w:color w:val="000000"/>
-                <w:sz w:val="18"/>
-                <w:szCs w:val="18"/>
-              </w:rPr>
-              <w:t>CASTLE (2025)</w:t>
+            <w:tcW w:w="3300" w:type="dxa"/>
+            <w:shd w:val="clear" w:color="auto" w:fill="DCE9F7"/>
+            <w:tcMar>
+              <w:top w:w="55" w:type="dxa"/>
+              <w:left w:w="85" w:type="dxa"/>
+              <w:bottom w:w="55" w:type="dxa"/>
+              <w:right w:w="85" w:type="dxa"/>
+            </w:tcMar>
+          </w:tcPr>
+          <w:p>
+            <w:pPr>
+              <w:bidi w:val="0"/>
+            </w:pPr>
+            <w:r>
+              <w:rPr>
+                <w:b/>
+                <w:bCs/>
+                <w:color w:val="000000"/>
+                <w:sz w:val="18"/>
+                <w:szCs w:val="18"/>
+              </w:rPr>
+              <w:t>SecureAssist — all C, static</w:t>
+            </w:r>
+          </w:p>
+        </w:tc>
+        <w:tc>
+          <w:tcPr>
+            <w:tcW w:w="1500" w:type="dxa"/>
+            <w:shd w:val="clear" w:color="auto" w:fill="DCE9F7"/>
+            <w:tcMar>
+              <w:top w:w="55" w:type="dxa"/>
+              <w:left w:w="85" w:type="dxa"/>
+              <w:bottom w:w="55" w:type="dxa"/>
+              <w:right w:w="85" w:type="dxa"/>
+            </w:tcMar>
+          </w:tcPr>
+          <w:p>
+            <w:pPr>
+              <w:bidi w:val="0"/>
+              <w:jc w:val="center"/>
+            </w:pPr>
+            <w:r>
+              <w:rPr>
+                <w:b/>
+                <w:bCs/>
+                <w:color w:val="000000"/>
+                <w:sz w:val="18"/>
+                <w:szCs w:val="18"/>
+              </w:rPr>
+              <w:t>52.1%</w:t>
+            </w:r>
+          </w:p>
+        </w:tc>
+        <w:tc>
+          <w:tcPr>
+            <w:tcW w:w="1500" w:type="dxa"/>
+            <w:shd w:val="clear" w:color="auto" w:fill="DCE9F7"/>
+            <w:tcMar>
+              <w:top w:w="55" w:type="dxa"/>
+              <w:left w:w="85" w:type="dxa"/>
+              <w:bottom w:w="55" w:type="dxa"/>
+              <w:right w:w="85" w:type="dxa"/>
+            </w:tcMar>
+          </w:tcPr>
+          <w:p>
+            <w:pPr>
+              <w:bidi w:val="0"/>
+              <w:jc w:val="center"/>
+            </w:pPr>
+            <w:r>
+              <w:rPr>
+                <w:b/>
+                <w:bCs/>
+                <w:color w:val="000000"/>
+                <w:sz w:val="18"/>
+                <w:szCs w:val="18"/>
+              </w:rPr>
+              <w:t>55.8%</w:t>
+            </w:r>
+          </w:p>
+        </w:tc>
+        <w:tc>
+          <w:tcPr>
+            <w:tcW w:w="2726" w:type="dxa"/>
+            <w:shd w:val="clear" w:color="auto" w:fill="DCE9F7"/>
+            <w:tcMar>
+              <w:top w:w="55" w:type="dxa"/>
+              <w:left w:w="85" w:type="dxa"/>
+              <w:bottom w:w="55" w:type="dxa"/>
+              <w:right w:w="85" w:type="dxa"/>
+            </w:tcMar>
+          </w:tcPr>
+          <w:p>
+            <w:pPr>
+              <w:bidi w:val="0"/>
+              <w:jc w:val="center"/>
+            </w:pPr>
+            <w:r>
+              <w:rPr>
+                <w:b/>
+                <w:bCs/>
+                <w:color w:val="000000"/>
+                <w:sz w:val="18"/>
+                <w:szCs w:val="18"/>
+              </w:rPr>
+              <w:t>This work</w:t>
             </w:r>
           </w:p>
         </w:tc>
@@ -12887,107 +12384,100 @@
         </w:tblPrEx>
         <w:tc>
           <w:tcPr>
-            <w:tcW w:w="3400" w:type="dxa"/>
-            <w:tcMar>
-              <w:top w:w="55" w:type="dxa"/>
-              <w:left w:w="85" w:type="dxa"/>
-              <w:bottom w:w="55" w:type="dxa"/>
-              <w:right w:w="85" w:type="dxa"/>
-            </w:tcMar>
-          </w:tcPr>
-          <w:p>
-            <w:pPr>
-              <w:bidi w:val="0"/>
-            </w:pPr>
-            <w:r>
-              <w:rPr>
-                <w:color w:val="000000"/>
-                <w:sz w:val="18"/>
-                <w:szCs w:val="18"/>
-              </w:rPr>
-              <w:t>Frama-C (sound analysis)</w:t>
-            </w:r>
-          </w:p>
-        </w:tc>
-        <w:tc>
-          <w:tcPr>
-            <w:tcW w:w="1800" w:type="dxa"/>
-            <w:tcMar>
-              <w:top w:w="55" w:type="dxa"/>
-              <w:left w:w="85" w:type="dxa"/>
-              <w:bottom w:w="55" w:type="dxa"/>
-              <w:right w:w="85" w:type="dxa"/>
-            </w:tcMar>
-          </w:tcPr>
-          <w:p>
-            <w:pPr>
-              <w:bidi w:val="0"/>
-            </w:pPr>
-            <w:r>
-              <w:rPr>
-                <w:color w:val="000000"/>
-                <w:sz w:val="18"/>
-                <w:szCs w:val="18"/>
-              </w:rPr>
-              <w:t>&gt; 50%</w:t>
-            </w:r>
-          </w:p>
-        </w:tc>
-        <w:tc>
-          <w:tcPr>
-            <w:tcW w:w="1600" w:type="dxa"/>
-            <w:tcMar>
-              <w:top w:w="55" w:type="dxa"/>
-              <w:left w:w="85" w:type="dxa"/>
-              <w:bottom w:w="55" w:type="dxa"/>
-              <w:right w:w="85" w:type="dxa"/>
-            </w:tcMar>
-          </w:tcPr>
-          <w:p>
-            <w:pPr>
-              <w:bidi w:val="0"/>
-            </w:pPr>
-            <w:r>
-              <w:rPr>
-                <w:color w:val="000000"/>
-                <w:sz w:val="18"/>
-                <w:szCs w:val="18"/>
-              </w:rPr>
-              <w:t>—</w:t>
-            </w:r>
-          </w:p>
-        </w:tc>
-        <w:tc>
-          <w:tcPr>
-            <w:tcW w:w="2226" w:type="dxa"/>
-            <w:tcMar>
-              <w:top w:w="55" w:type="dxa"/>
-              <w:left w:w="85" w:type="dxa"/>
-              <w:bottom w:w="55" w:type="dxa"/>
-              <w:right w:w="85" w:type="dxa"/>
-            </w:tcMar>
-          </w:tcPr>
-          <w:p>
-            <w:pPr>
-              <w:bidi w:val="0"/>
-            </w:pPr>
-            <w:proofErr w:type="spellStart"/>
-            <w:r>
-              <w:rPr>
-                <w:color w:val="000000"/>
-                <w:sz w:val="18"/>
-                <w:szCs w:val="18"/>
-              </w:rPr>
-              <w:t>Gentsch</w:t>
-            </w:r>
-            <w:proofErr w:type="spellEnd"/>
-            <w:r>
-              <w:rPr>
-                <w:color w:val="000000"/>
-                <w:sz w:val="18"/>
-                <w:szCs w:val="18"/>
-              </w:rPr>
-              <w:t xml:space="preserve"> (2020)</w:t>
+            <w:tcW w:w="3300" w:type="dxa"/>
+            <w:tcMar>
+              <w:top w:w="55" w:type="dxa"/>
+              <w:left w:w="85" w:type="dxa"/>
+              <w:bottom w:w="55" w:type="dxa"/>
+              <w:right w:w="85" w:type="dxa"/>
+            </w:tcMar>
+          </w:tcPr>
+          <w:p>
+            <w:pPr>
+              <w:bidi w:val="0"/>
+            </w:pPr>
+            <w:r>
+              <w:rPr>
+                <w:color w:val="000000"/>
+                <w:sz w:val="18"/>
+                <w:szCs w:val="18"/>
+              </w:rPr>
+              <w:t>ESBMC (formal verification)</w:t>
+            </w:r>
+          </w:p>
+        </w:tc>
+        <w:tc>
+          <w:tcPr>
+            <w:tcW w:w="1500" w:type="dxa"/>
+            <w:tcMar>
+              <w:top w:w="55" w:type="dxa"/>
+              <w:left w:w="85" w:type="dxa"/>
+              <w:bottom w:w="55" w:type="dxa"/>
+              <w:right w:w="85" w:type="dxa"/>
+            </w:tcMar>
+          </w:tcPr>
+          <w:p>
+            <w:pPr>
+              <w:bidi w:val="0"/>
+              <w:jc w:val="center"/>
+            </w:pPr>
+            <w:r>
+              <w:rPr>
+                <w:color w:val="000000"/>
+                <w:sz w:val="18"/>
+                <w:szCs w:val="18"/>
+              </w:rPr>
+              <w:t>35%</w:t>
+            </w:r>
+          </w:p>
+        </w:tc>
+        <w:tc>
+          <w:tcPr>
+            <w:tcW w:w="1500" w:type="dxa"/>
+            <w:tcMar>
+              <w:top w:w="55" w:type="dxa"/>
+              <w:left w:w="85" w:type="dxa"/>
+              <w:bottom w:w="55" w:type="dxa"/>
+              <w:right w:w="85" w:type="dxa"/>
+            </w:tcMar>
+          </w:tcPr>
+          <w:p>
+            <w:pPr>
+              <w:bidi w:val="0"/>
+              <w:jc w:val="center"/>
+            </w:pPr>
+            <w:r>
+              <w:rPr>
+                <w:color w:val="000000"/>
+                <w:sz w:val="18"/>
+                <w:szCs w:val="18"/>
+              </w:rPr>
+              <w:t>62%</w:t>
+            </w:r>
+          </w:p>
+        </w:tc>
+        <w:tc>
+          <w:tcPr>
+            <w:tcW w:w="2726" w:type="dxa"/>
+            <w:tcMar>
+              <w:top w:w="55" w:type="dxa"/>
+              <w:left w:w="85" w:type="dxa"/>
+              <w:bottom w:w="55" w:type="dxa"/>
+              <w:right w:w="85" w:type="dxa"/>
+            </w:tcMar>
+          </w:tcPr>
+          <w:p>
+            <w:pPr>
+              <w:bidi w:val="0"/>
+              <w:jc w:val="center"/>
+            </w:pPr>
+            <w:r>
+              <w:rPr>
+                <w:color w:val="000000"/>
+                <w:sz w:val="18"/>
+                <w:szCs w:val="18"/>
+              </w:rPr>
+              <w:t>CASTLE (2025)</w:t>
             </w:r>
           </w:p>
         </w:tc>
@@ -13001,7 +12491,7 @@
         </w:tblPrEx>
         <w:tc>
           <w:tcPr>
-            <w:tcW w:w="3400" w:type="dxa"/>
+            <w:tcW w:w="3300" w:type="dxa"/>
             <w:shd w:val="clear" w:color="auto" w:fill="F2F6FA"/>
             <w:tcMar>
               <w:top w:w="55" w:type="dxa"/>
@@ -13020,13 +12510,13 @@
                 <w:sz w:val="18"/>
                 <w:szCs w:val="18"/>
               </w:rPr>
-              <w:t>5 commercial SAST tools</w:t>
-            </w:r>
-          </w:p>
-        </w:tc>
-        <w:tc>
-          <w:tcPr>
-            <w:tcW w:w="1800" w:type="dxa"/>
+              <w:t>CodeQL</w:t>
+            </w:r>
+          </w:p>
+        </w:tc>
+        <w:tc>
+          <w:tcPr>
+            <w:tcW w:w="1500" w:type="dxa"/>
             <w:shd w:val="clear" w:color="auto" w:fill="F2F6FA"/>
             <w:tcMar>
               <w:top w:w="55" w:type="dxa"/>
@@ -13038,20 +12528,21 @@
           <w:p>
             <w:pPr>
               <w:bidi w:val="0"/>
-            </w:pPr>
-            <w:r>
-              <w:rPr>
-                <w:color w:val="000000"/>
-                <w:sz w:val="18"/>
-                <w:szCs w:val="18"/>
-              </w:rPr>
-              <w:t>up to 67%</w:t>
-            </w:r>
-          </w:p>
-        </w:tc>
-        <w:tc>
-          <w:tcPr>
-            <w:tcW w:w="1600" w:type="dxa"/>
+              <w:jc w:val="center"/>
+            </w:pPr>
+            <w:r>
+              <w:rPr>
+                <w:color w:val="000000"/>
+                <w:sz w:val="18"/>
+                <w:szCs w:val="18"/>
+              </w:rPr>
+              <w:t>29%</w:t>
+            </w:r>
+          </w:p>
+        </w:tc>
+        <w:tc>
+          <w:tcPr>
+            <w:tcW w:w="1500" w:type="dxa"/>
             <w:shd w:val="clear" w:color="auto" w:fill="F2F6FA"/>
             <w:tcMar>
               <w:top w:w="55" w:type="dxa"/>
@@ -13063,20 +12554,21 @@
           <w:p>
             <w:pPr>
               <w:bidi w:val="0"/>
-            </w:pPr>
-            <w:r>
-              <w:rPr>
-                <w:color w:val="000000"/>
-                <w:sz w:val="18"/>
-                <w:szCs w:val="18"/>
-              </w:rPr>
-              <w:t>up to 45%</w:t>
-            </w:r>
-          </w:p>
-        </w:tc>
-        <w:tc>
-          <w:tcPr>
-            <w:tcW w:w="2226" w:type="dxa"/>
+              <w:jc w:val="center"/>
+            </w:pPr>
+            <w:r>
+              <w:rPr>
+                <w:color w:val="000000"/>
+                <w:sz w:val="18"/>
+                <w:szCs w:val="18"/>
+              </w:rPr>
+              <w:t>48%</w:t>
+            </w:r>
+          </w:p>
+        </w:tc>
+        <w:tc>
+          <w:tcPr>
+            <w:tcW w:w="2726" w:type="dxa"/>
             <w:shd w:val="clear" w:color="auto" w:fill="F2F6FA"/>
             <w:tcMar>
               <w:top w:w="55" w:type="dxa"/>
@@ -13088,14 +12580,15 @@
           <w:p>
             <w:pPr>
               <w:bidi w:val="0"/>
-            </w:pPr>
-            <w:r>
-              <w:rPr>
-                <w:color w:val="000000"/>
-                <w:sz w:val="18"/>
-                <w:szCs w:val="18"/>
-              </w:rPr>
-              <w:t>Commercial tool study</w:t>
+              <w:jc w:val="center"/>
+            </w:pPr>
+            <w:r>
+              <w:rPr>
+                <w:color w:val="000000"/>
+                <w:sz w:val="18"/>
+                <w:szCs w:val="18"/>
+              </w:rPr>
+              <w:t>CASTLE (2025)</w:t>
             </w:r>
           </w:p>
         </w:tc>
@@ -13109,97 +12602,100 @@
         </w:tblPrEx>
         <w:tc>
           <w:tcPr>
-            <w:tcW w:w="3400" w:type="dxa"/>
-            <w:tcMar>
-              <w:top w:w="55" w:type="dxa"/>
-              <w:left w:w="85" w:type="dxa"/>
-              <w:bottom w:w="55" w:type="dxa"/>
-              <w:right w:w="85" w:type="dxa"/>
-            </w:tcMar>
-          </w:tcPr>
-          <w:p>
-            <w:pPr>
-              <w:bidi w:val="0"/>
-            </w:pPr>
-            <w:r>
-              <w:rPr>
-                <w:color w:val="000000"/>
-                <w:sz w:val="18"/>
-                <w:szCs w:val="18"/>
-              </w:rPr>
-              <w:t>9 SAST tools — average</w:t>
-            </w:r>
-          </w:p>
-        </w:tc>
-        <w:tc>
-          <w:tcPr>
-            <w:tcW w:w="1800" w:type="dxa"/>
-            <w:tcMar>
-              <w:top w:w="55" w:type="dxa"/>
-              <w:left w:w="85" w:type="dxa"/>
-              <w:bottom w:w="55" w:type="dxa"/>
-              <w:right w:w="85" w:type="dxa"/>
-            </w:tcMar>
-          </w:tcPr>
-          <w:p>
-            <w:pPr>
-              <w:bidi w:val="0"/>
-            </w:pPr>
-            <w:r>
-              <w:rPr>
-                <w:color w:val="000000"/>
-                <w:sz w:val="18"/>
-                <w:szCs w:val="18"/>
-              </w:rPr>
-              <w:t>52.7%</w:t>
-            </w:r>
-          </w:p>
-        </w:tc>
-        <w:tc>
-          <w:tcPr>
-            <w:tcW w:w="1600" w:type="dxa"/>
-            <w:tcMar>
-              <w:top w:w="55" w:type="dxa"/>
-              <w:left w:w="85" w:type="dxa"/>
-              <w:bottom w:w="55" w:type="dxa"/>
-              <w:right w:w="85" w:type="dxa"/>
-            </w:tcMar>
-          </w:tcPr>
-          <w:p>
-            <w:pPr>
-              <w:bidi w:val="0"/>
-            </w:pPr>
-            <w:r>
-              <w:rPr>
-                <w:color w:val="000000"/>
-                <w:sz w:val="18"/>
-                <w:szCs w:val="18"/>
-              </w:rPr>
-              <w:t>70%</w:t>
-            </w:r>
-          </w:p>
-        </w:tc>
-        <w:tc>
-          <w:tcPr>
-            <w:tcW w:w="2226" w:type="dxa"/>
-            <w:tcMar>
-              <w:top w:w="55" w:type="dxa"/>
-              <w:left w:w="85" w:type="dxa"/>
-              <w:bottom w:w="55" w:type="dxa"/>
-              <w:right w:w="85" w:type="dxa"/>
-            </w:tcMar>
-          </w:tcPr>
-          <w:p>
-            <w:pPr>
-              <w:bidi w:val="0"/>
-            </w:pPr>
-            <w:r>
-              <w:rPr>
-                <w:color w:val="000000"/>
-                <w:sz w:val="18"/>
-                <w:szCs w:val="18"/>
-              </w:rPr>
-              <w:t>Multi-tool study</w:t>
+            <w:tcW w:w="3300" w:type="dxa"/>
+            <w:tcMar>
+              <w:top w:w="55" w:type="dxa"/>
+              <w:left w:w="85" w:type="dxa"/>
+              <w:bottom w:w="55" w:type="dxa"/>
+              <w:right w:w="85" w:type="dxa"/>
+            </w:tcMar>
+          </w:tcPr>
+          <w:p>
+            <w:pPr>
+              <w:bidi w:val="0"/>
+            </w:pPr>
+            <w:r>
+              <w:rPr>
+                <w:color w:val="000000"/>
+                <w:sz w:val="18"/>
+                <w:szCs w:val="18"/>
+              </w:rPr>
+              <w:t>SonarQube</w:t>
+            </w:r>
+          </w:p>
+        </w:tc>
+        <w:tc>
+          <w:tcPr>
+            <w:tcW w:w="1500" w:type="dxa"/>
+            <w:tcMar>
+              <w:top w:w="55" w:type="dxa"/>
+              <w:left w:w="85" w:type="dxa"/>
+              <w:bottom w:w="55" w:type="dxa"/>
+              <w:right w:w="85" w:type="dxa"/>
+            </w:tcMar>
+          </w:tcPr>
+          <w:p>
+            <w:pPr>
+              <w:bidi w:val="0"/>
+              <w:jc w:val="center"/>
+            </w:pPr>
+            <w:r>
+              <w:rPr>
+                <w:color w:val="000000"/>
+                <w:sz w:val="18"/>
+                <w:szCs w:val="18"/>
+              </w:rPr>
+              <w:t>29%</w:t>
+            </w:r>
+          </w:p>
+        </w:tc>
+        <w:tc>
+          <w:tcPr>
+            <w:tcW w:w="1500" w:type="dxa"/>
+            <w:tcMar>
+              <w:top w:w="55" w:type="dxa"/>
+              <w:left w:w="85" w:type="dxa"/>
+              <w:bottom w:w="55" w:type="dxa"/>
+              <w:right w:w="85" w:type="dxa"/>
+            </w:tcMar>
+          </w:tcPr>
+          <w:p>
+            <w:pPr>
+              <w:bidi w:val="0"/>
+              <w:jc w:val="center"/>
+            </w:pPr>
+            <w:r>
+              <w:rPr>
+                <w:color w:val="000000"/>
+                <w:sz w:val="18"/>
+                <w:szCs w:val="18"/>
+              </w:rPr>
+              <w:t>24%</w:t>
+            </w:r>
+          </w:p>
+        </w:tc>
+        <w:tc>
+          <w:tcPr>
+            <w:tcW w:w="2726" w:type="dxa"/>
+            <w:tcMar>
+              <w:top w:w="55" w:type="dxa"/>
+              <w:left w:w="85" w:type="dxa"/>
+              <w:bottom w:w="55" w:type="dxa"/>
+              <w:right w:w="85" w:type="dxa"/>
+            </w:tcMar>
+          </w:tcPr>
+          <w:p>
+            <w:pPr>
+              <w:bidi w:val="0"/>
+              <w:jc w:val="center"/>
+            </w:pPr>
+            <w:r>
+              <w:rPr>
+                <w:color w:val="000000"/>
+                <w:sz w:val="18"/>
+                <w:szCs w:val="18"/>
+              </w:rPr>
+              <w:t>CASTLE (2025)</w:t>
             </w:r>
           </w:p>
         </w:tc>
@@ -13213,121 +12709,104 @@
         </w:tblPrEx>
         <w:tc>
           <w:tcPr>
-            <w:tcW w:w="3400" w:type="dxa"/>
-            <w:shd w:val="clear" w:color="auto" w:fill="DCE9F7"/>
-            <w:tcMar>
-              <w:top w:w="55" w:type="dxa"/>
-              <w:left w:w="85" w:type="dxa"/>
-              <w:bottom w:w="55" w:type="dxa"/>
-              <w:right w:w="85" w:type="dxa"/>
-            </w:tcMar>
-          </w:tcPr>
-          <w:p>
-            <w:pPr>
-              <w:bidi w:val="0"/>
-            </w:pPr>
-            <w:proofErr w:type="spellStart"/>
-            <w:r>
-              <w:rPr>
-                <w:b/>
-                <w:bCs/>
-                <w:color w:val="000000"/>
-                <w:sz w:val="18"/>
-                <w:szCs w:val="18"/>
-              </w:rPr>
-              <w:t>SecureAssist</w:t>
-            </w:r>
-            <w:proofErr w:type="spellEnd"/>
-            <w:r>
-              <w:rPr>
-                <w:b/>
-                <w:bCs/>
-                <w:color w:val="000000"/>
-                <w:sz w:val="18"/>
-                <w:szCs w:val="18"/>
-              </w:rPr>
-              <w:t xml:space="preserve"> (static)</w:t>
-            </w:r>
-          </w:p>
-        </w:tc>
-        <w:tc>
-          <w:tcPr>
-            <w:tcW w:w="1800" w:type="dxa"/>
-            <w:shd w:val="clear" w:color="auto" w:fill="DCE9F7"/>
-            <w:tcMar>
-              <w:top w:w="55" w:type="dxa"/>
-              <w:left w:w="85" w:type="dxa"/>
-              <w:bottom w:w="55" w:type="dxa"/>
-              <w:right w:w="85" w:type="dxa"/>
-            </w:tcMar>
-          </w:tcPr>
-          <w:p>
-            <w:pPr>
-              <w:bidi w:val="0"/>
-            </w:pPr>
-            <w:r>
-              <w:rPr>
-                <w:b/>
-                <w:bCs/>
-                <w:color w:val="000000"/>
-                <w:sz w:val="18"/>
-                <w:szCs w:val="18"/>
-              </w:rPr>
-              <w:t>35.9%</w:t>
-            </w:r>
-          </w:p>
-        </w:tc>
-        <w:tc>
-          <w:tcPr>
-            <w:tcW w:w="1600" w:type="dxa"/>
-            <w:shd w:val="clear" w:color="auto" w:fill="DCE9F7"/>
-            <w:tcMar>
-              <w:top w:w="55" w:type="dxa"/>
-              <w:left w:w="85" w:type="dxa"/>
-              <w:bottom w:w="55" w:type="dxa"/>
-              <w:right w:w="85" w:type="dxa"/>
-            </w:tcMar>
-          </w:tcPr>
-          <w:p>
-            <w:pPr>
-              <w:bidi w:val="0"/>
-            </w:pPr>
-            <w:r>
-              <w:rPr>
-                <w:b/>
-                <w:bCs/>
-                <w:color w:val="000000"/>
-                <w:sz w:val="18"/>
-                <w:szCs w:val="18"/>
-              </w:rPr>
-              <w:t>49.2%</w:t>
-            </w:r>
-          </w:p>
-        </w:tc>
-        <w:tc>
-          <w:tcPr>
-            <w:tcW w:w="2226" w:type="dxa"/>
-            <w:shd w:val="clear" w:color="auto" w:fill="DCE9F7"/>
-            <w:tcMar>
-              <w:top w:w="55" w:type="dxa"/>
-              <w:left w:w="85" w:type="dxa"/>
-              <w:bottom w:w="55" w:type="dxa"/>
-              <w:right w:w="85" w:type="dxa"/>
-            </w:tcMar>
-          </w:tcPr>
-          <w:p>
-            <w:pPr>
-              <w:bidi w:val="0"/>
-            </w:pPr>
-            <w:r>
-              <w:rPr>
-                <w:b/>
-                <w:bCs/>
-                <w:color w:val="000000"/>
-                <w:sz w:val="18"/>
-                <w:szCs w:val="18"/>
-              </w:rPr>
-              <w:t>This work</w:t>
+            <w:tcW w:w="3300" w:type="dxa"/>
+            <w:shd w:val="clear" w:color="auto" w:fill="F2F6FA"/>
+            <w:tcMar>
+              <w:top w:w="55" w:type="dxa"/>
+              <w:left w:w="85" w:type="dxa"/>
+              <w:bottom w:w="55" w:type="dxa"/>
+              <w:right w:w="85" w:type="dxa"/>
+            </w:tcMar>
+          </w:tcPr>
+          <w:p>
+            <w:pPr>
+              <w:bidi w:val="0"/>
+            </w:pPr>
+            <w:r>
+              <w:rPr>
+                <w:color w:val="000000"/>
+                <w:sz w:val="18"/>
+                <w:szCs w:val="18"/>
+              </w:rPr>
+              <w:t>GCC -fanalyzer</w:t>
+            </w:r>
+          </w:p>
+        </w:tc>
+        <w:tc>
+          <w:tcPr>
+            <w:tcW w:w="1500" w:type="dxa"/>
+            <w:shd w:val="clear" w:color="auto" w:fill="F2F6FA"/>
+            <w:tcMar>
+              <w:top w:w="55" w:type="dxa"/>
+              <w:left w:w="85" w:type="dxa"/>
+              <w:bottom w:w="55" w:type="dxa"/>
+              <w:right w:w="85" w:type="dxa"/>
+            </w:tcMar>
+          </w:tcPr>
+          <w:p>
+            <w:pPr>
+              <w:bidi w:val="0"/>
+              <w:jc w:val="center"/>
+            </w:pPr>
+            <w:r>
+              <w:rPr>
+                <w:color w:val="000000"/>
+                <w:sz w:val="18"/>
+                <w:szCs w:val="18"/>
+              </w:rPr>
+              <w:t>27%</w:t>
+            </w:r>
+          </w:p>
+        </w:tc>
+        <w:tc>
+          <w:tcPr>
+            <w:tcW w:w="1500" w:type="dxa"/>
+            <w:shd w:val="clear" w:color="auto" w:fill="F2F6FA"/>
+            <w:tcMar>
+              <w:top w:w="55" w:type="dxa"/>
+              <w:left w:w="85" w:type="dxa"/>
+              <w:bottom w:w="55" w:type="dxa"/>
+              <w:right w:w="85" w:type="dxa"/>
+            </w:tcMar>
+          </w:tcPr>
+          <w:p>
+            <w:pPr>
+              <w:bidi w:val="0"/>
+              <w:jc w:val="center"/>
+            </w:pPr>
+            <w:r>
+              <w:rPr>
+                <w:color w:val="000000"/>
+                <w:sz w:val="18"/>
+                <w:szCs w:val="18"/>
+              </w:rPr>
+              <w:t>31%</w:t>
+            </w:r>
+          </w:p>
+        </w:tc>
+        <w:tc>
+          <w:tcPr>
+            <w:tcW w:w="2726" w:type="dxa"/>
+            <w:shd w:val="clear" w:color="auto" w:fill="F2F6FA"/>
+            <w:tcMar>
+              <w:top w:w="55" w:type="dxa"/>
+              <w:left w:w="85" w:type="dxa"/>
+              <w:bottom w:w="55" w:type="dxa"/>
+              <w:right w:w="85" w:type="dxa"/>
+            </w:tcMar>
+          </w:tcPr>
+          <w:p>
+            <w:pPr>
+              <w:bidi w:val="0"/>
+              <w:jc w:val="center"/>
+            </w:pPr>
+            <w:r>
+              <w:rPr>
+                <w:color w:val="000000"/>
+                <w:sz w:val="18"/>
+                <w:szCs w:val="18"/>
+              </w:rPr>
+              <w:t>CASTLE (2025)</w:t>
             </w:r>
           </w:p>
         </w:tc>
@@ -13341,121 +12820,647 @@
         </w:tblPrEx>
         <w:tc>
           <w:tcPr>
-            <w:tcW w:w="3400" w:type="dxa"/>
-            <w:shd w:val="clear" w:color="auto" w:fill="DCE9F7"/>
-            <w:tcMar>
-              <w:top w:w="55" w:type="dxa"/>
-              <w:left w:w="85" w:type="dxa"/>
-              <w:bottom w:w="55" w:type="dxa"/>
-              <w:right w:w="85" w:type="dxa"/>
-            </w:tcMar>
-          </w:tcPr>
-          <w:p>
-            <w:pPr>
-              <w:bidi w:val="0"/>
-            </w:pPr>
-            <w:proofErr w:type="spellStart"/>
-            <w:r>
-              <w:rPr>
-                <w:b/>
-                <w:bCs/>
-                <w:color w:val="000000"/>
-                <w:sz w:val="18"/>
-                <w:szCs w:val="18"/>
-              </w:rPr>
-              <w:t>SecureAssist</w:t>
-            </w:r>
-            <w:proofErr w:type="spellEnd"/>
-            <w:r>
-              <w:rPr>
-                <w:b/>
-                <w:bCs/>
-                <w:color w:val="000000"/>
-                <w:sz w:val="18"/>
-                <w:szCs w:val="18"/>
-              </w:rPr>
-              <w:t xml:space="preserve"> (hybrid)</w:t>
-            </w:r>
-          </w:p>
-        </w:tc>
-        <w:tc>
-          <w:tcPr>
-            <w:tcW w:w="1800" w:type="dxa"/>
-            <w:shd w:val="clear" w:color="auto" w:fill="DCE9F7"/>
-            <w:tcMar>
-              <w:top w:w="55" w:type="dxa"/>
-              <w:left w:w="85" w:type="dxa"/>
-              <w:bottom w:w="55" w:type="dxa"/>
-              <w:right w:w="85" w:type="dxa"/>
-            </w:tcMar>
-          </w:tcPr>
-          <w:p>
-            <w:pPr>
-              <w:bidi w:val="0"/>
-            </w:pPr>
-            <w:r>
-              <w:rPr>
-                <w:b/>
-                <w:bCs/>
-                <w:color w:val="000000"/>
-                <w:sz w:val="18"/>
-                <w:szCs w:val="18"/>
-              </w:rPr>
-              <w:t>56.5%</w:t>
-            </w:r>
-          </w:p>
-        </w:tc>
-        <w:tc>
-          <w:tcPr>
-            <w:tcW w:w="1600" w:type="dxa"/>
-            <w:shd w:val="clear" w:color="auto" w:fill="DCE9F7"/>
-            <w:tcMar>
-              <w:top w:w="55" w:type="dxa"/>
-              <w:left w:w="85" w:type="dxa"/>
-              <w:bottom w:w="55" w:type="dxa"/>
-              <w:right w:w="85" w:type="dxa"/>
-            </w:tcMar>
-          </w:tcPr>
-          <w:p>
-            <w:pPr>
-              <w:bidi w:val="0"/>
-            </w:pPr>
-            <w:r>
-              <w:rPr>
-                <w:b/>
-                <w:bCs/>
-                <w:color w:val="000000"/>
-                <w:sz w:val="18"/>
-                <w:szCs w:val="18"/>
-              </w:rPr>
-              <w:t>60.4%</w:t>
-            </w:r>
-          </w:p>
-        </w:tc>
-        <w:tc>
-          <w:tcPr>
-            <w:tcW w:w="2226" w:type="dxa"/>
-            <w:shd w:val="clear" w:color="auto" w:fill="DCE9F7"/>
-            <w:tcMar>
-              <w:top w:w="55" w:type="dxa"/>
-              <w:left w:w="85" w:type="dxa"/>
-              <w:bottom w:w="55" w:type="dxa"/>
-              <w:right w:w="85" w:type="dxa"/>
-            </w:tcMar>
-          </w:tcPr>
-          <w:p>
-            <w:pPr>
-              <w:bidi w:val="0"/>
-            </w:pPr>
-            <w:r>
-              <w:rPr>
-                <w:b/>
-                <w:bCs/>
-                <w:color w:val="000000"/>
-                <w:sz w:val="18"/>
-                <w:szCs w:val="18"/>
-              </w:rPr>
-              <w:t>This work</w:t>
+            <w:tcW w:w="3300" w:type="dxa"/>
+            <w:tcMar>
+              <w:top w:w="55" w:type="dxa"/>
+              <w:left w:w="85" w:type="dxa"/>
+              <w:bottom w:w="55" w:type="dxa"/>
+              <w:right w:w="85" w:type="dxa"/>
+            </w:tcMar>
+          </w:tcPr>
+          <w:p>
+            <w:pPr>
+              <w:bidi w:val="0"/>
+            </w:pPr>
+            <w:r>
+              <w:rPr>
+                <w:color w:val="000000"/>
+                <w:sz w:val="18"/>
+                <w:szCs w:val="18"/>
+              </w:rPr>
+              <w:t>Semgrep Code</w:t>
+            </w:r>
+          </w:p>
+        </w:tc>
+        <w:tc>
+          <w:tcPr>
+            <w:tcW w:w="1500" w:type="dxa"/>
+            <w:tcMar>
+              <w:top w:w="55" w:type="dxa"/>
+              <w:left w:w="85" w:type="dxa"/>
+              <w:bottom w:w="55" w:type="dxa"/>
+              <w:right w:w="85" w:type="dxa"/>
+            </w:tcMar>
+          </w:tcPr>
+          <w:p>
+            <w:pPr>
+              <w:bidi w:val="0"/>
+              <w:jc w:val="center"/>
+            </w:pPr>
+            <w:r>
+              <w:rPr>
+                <w:color w:val="000000"/>
+                <w:sz w:val="18"/>
+                <w:szCs w:val="18"/>
+              </w:rPr>
+              <w:t>23%</w:t>
+            </w:r>
+          </w:p>
+        </w:tc>
+        <w:tc>
+          <w:tcPr>
+            <w:tcW w:w="1500" w:type="dxa"/>
+            <w:tcMar>
+              <w:top w:w="55" w:type="dxa"/>
+              <w:left w:w="85" w:type="dxa"/>
+              <w:bottom w:w="55" w:type="dxa"/>
+              <w:right w:w="85" w:type="dxa"/>
+            </w:tcMar>
+          </w:tcPr>
+          <w:p>
+            <w:pPr>
+              <w:bidi w:val="0"/>
+              <w:jc w:val="center"/>
+            </w:pPr>
+            <w:r>
+              <w:rPr>
+                <w:color w:val="000000"/>
+                <w:sz w:val="18"/>
+                <w:szCs w:val="18"/>
+              </w:rPr>
+              <w:t>34%</w:t>
+            </w:r>
+          </w:p>
+        </w:tc>
+        <w:tc>
+          <w:tcPr>
+            <w:tcW w:w="2726" w:type="dxa"/>
+            <w:tcMar>
+              <w:top w:w="55" w:type="dxa"/>
+              <w:left w:w="85" w:type="dxa"/>
+              <w:bottom w:w="55" w:type="dxa"/>
+              <w:right w:w="85" w:type="dxa"/>
+            </w:tcMar>
+          </w:tcPr>
+          <w:p>
+            <w:pPr>
+              <w:bidi w:val="0"/>
+              <w:jc w:val="center"/>
+            </w:pPr>
+            <w:r>
+              <w:rPr>
+                <w:color w:val="000000"/>
+                <w:sz w:val="18"/>
+                <w:szCs w:val="18"/>
+              </w:rPr>
+              <w:t>CASTLE (2025)</w:t>
+            </w:r>
+          </w:p>
+        </w:tc>
+      </w:tr>
+      <w:tr>
+        <w:tblPrEx>
+          <w:tblCellMar>
+            <w:top w:w="0" w:type="dxa"/>
+            <w:bottom w:w="0" w:type="dxa"/>
+          </w:tblCellMar>
+        </w:tblPrEx>
+        <w:tc>
+          <w:tcPr>
+            <w:tcW w:w="3300" w:type="dxa"/>
+            <w:shd w:val="clear" w:color="auto" w:fill="F2F6FA"/>
+            <w:tcMar>
+              <w:top w:w="55" w:type="dxa"/>
+              <w:left w:w="85" w:type="dxa"/>
+              <w:bottom w:w="55" w:type="dxa"/>
+              <w:right w:w="85" w:type="dxa"/>
+            </w:tcMar>
+          </w:tcPr>
+          <w:p>
+            <w:pPr>
+              <w:bidi w:val="0"/>
+            </w:pPr>
+            <w:r>
+              <w:rPr>
+                <w:color w:val="000000"/>
+                <w:sz w:val="18"/>
+                <w:szCs w:val="18"/>
+              </w:rPr>
+              <w:t>Coverity</w:t>
+            </w:r>
+          </w:p>
+        </w:tc>
+        <w:tc>
+          <w:tcPr>
+            <w:tcW w:w="1500" w:type="dxa"/>
+            <w:shd w:val="clear" w:color="auto" w:fill="F2F6FA"/>
+            <w:tcMar>
+              <w:top w:w="55" w:type="dxa"/>
+              <w:left w:w="85" w:type="dxa"/>
+              <w:bottom w:w="55" w:type="dxa"/>
+              <w:right w:w="85" w:type="dxa"/>
+            </w:tcMar>
+          </w:tcPr>
+          <w:p>
+            <w:pPr>
+              <w:bidi w:val="0"/>
+              <w:jc w:val="center"/>
+            </w:pPr>
+            <w:r>
+              <w:rPr>
+                <w:color w:val="000000"/>
+                <w:sz w:val="18"/>
+                <w:szCs w:val="18"/>
+              </w:rPr>
+              <w:t>21%</w:t>
+            </w:r>
+          </w:p>
+        </w:tc>
+        <w:tc>
+          <w:tcPr>
+            <w:tcW w:w="1500" w:type="dxa"/>
+            <w:shd w:val="clear" w:color="auto" w:fill="F2F6FA"/>
+            <w:tcMar>
+              <w:top w:w="55" w:type="dxa"/>
+              <w:left w:w="85" w:type="dxa"/>
+              <w:bottom w:w="55" w:type="dxa"/>
+              <w:right w:w="85" w:type="dxa"/>
+            </w:tcMar>
+          </w:tcPr>
+          <w:p>
+            <w:pPr>
+              <w:bidi w:val="0"/>
+              <w:jc w:val="center"/>
+            </w:pPr>
+            <w:r>
+              <w:rPr>
+                <w:color w:val="000000"/>
+                <w:sz w:val="18"/>
+                <w:szCs w:val="18"/>
+              </w:rPr>
+              <w:t>33%</w:t>
+            </w:r>
+          </w:p>
+        </w:tc>
+        <w:tc>
+          <w:tcPr>
+            <w:tcW w:w="2726" w:type="dxa"/>
+            <w:shd w:val="clear" w:color="auto" w:fill="F2F6FA"/>
+            <w:tcMar>
+              <w:top w:w="55" w:type="dxa"/>
+              <w:left w:w="85" w:type="dxa"/>
+              <w:bottom w:w="55" w:type="dxa"/>
+              <w:right w:w="85" w:type="dxa"/>
+            </w:tcMar>
+          </w:tcPr>
+          <w:p>
+            <w:pPr>
+              <w:bidi w:val="0"/>
+              <w:jc w:val="center"/>
+            </w:pPr>
+            <w:r>
+              <w:rPr>
+                <w:color w:val="000000"/>
+                <w:sz w:val="18"/>
+                <w:szCs w:val="18"/>
+              </w:rPr>
+              <w:t>CASTLE (2025)</w:t>
+            </w:r>
+          </w:p>
+        </w:tc>
+      </w:tr>
+      <w:tr>
+        <w:tblPrEx>
+          <w:tblCellMar>
+            <w:top w:w="0" w:type="dxa"/>
+            <w:bottom w:w="0" w:type="dxa"/>
+          </w:tblCellMar>
+        </w:tblPrEx>
+        <w:tc>
+          <w:tcPr>
+            <w:tcW w:w="3300" w:type="dxa"/>
+            <w:tcMar>
+              <w:top w:w="55" w:type="dxa"/>
+              <w:left w:w="85" w:type="dxa"/>
+              <w:bottom w:w="55" w:type="dxa"/>
+              <w:right w:w="85" w:type="dxa"/>
+            </w:tcMar>
+          </w:tcPr>
+          <w:p>
+            <w:pPr>
+              <w:bidi w:val="0"/>
+            </w:pPr>
+            <w:r>
+              <w:rPr>
+                <w:color w:val="000000"/>
+                <w:sz w:val="18"/>
+                <w:szCs w:val="18"/>
+              </w:rPr>
+              <w:t>Snyk Code</w:t>
+            </w:r>
+          </w:p>
+        </w:tc>
+        <w:tc>
+          <w:tcPr>
+            <w:tcW w:w="1500" w:type="dxa"/>
+            <w:tcMar>
+              <w:top w:w="55" w:type="dxa"/>
+              <w:left w:w="85" w:type="dxa"/>
+              <w:bottom w:w="55" w:type="dxa"/>
+              <w:right w:w="85" w:type="dxa"/>
+            </w:tcMar>
+          </w:tcPr>
+          <w:p>
+            <w:pPr>
+              <w:bidi w:val="0"/>
+              <w:jc w:val="center"/>
+            </w:pPr>
+            <w:r>
+              <w:rPr>
+                <w:color w:val="000000"/>
+                <w:sz w:val="18"/>
+                <w:szCs w:val="18"/>
+              </w:rPr>
+              <w:t>17%</w:t>
+            </w:r>
+          </w:p>
+        </w:tc>
+        <w:tc>
+          <w:tcPr>
+            <w:tcW w:w="1500" w:type="dxa"/>
+            <w:tcMar>
+              <w:top w:w="55" w:type="dxa"/>
+              <w:left w:w="85" w:type="dxa"/>
+              <w:bottom w:w="55" w:type="dxa"/>
+              <w:right w:w="85" w:type="dxa"/>
+            </w:tcMar>
+          </w:tcPr>
+          <w:p>
+            <w:pPr>
+              <w:bidi w:val="0"/>
+              <w:jc w:val="center"/>
+            </w:pPr>
+            <w:r>
+              <w:rPr>
+                <w:color w:val="000000"/>
+                <w:sz w:val="18"/>
+                <w:szCs w:val="18"/>
+              </w:rPr>
+              <w:t>38%</w:t>
+            </w:r>
+          </w:p>
+        </w:tc>
+        <w:tc>
+          <w:tcPr>
+            <w:tcW w:w="2726" w:type="dxa"/>
+            <w:tcMar>
+              <w:top w:w="55" w:type="dxa"/>
+              <w:left w:w="85" w:type="dxa"/>
+              <w:bottom w:w="55" w:type="dxa"/>
+              <w:right w:w="85" w:type="dxa"/>
+            </w:tcMar>
+          </w:tcPr>
+          <w:p>
+            <w:pPr>
+              <w:bidi w:val="0"/>
+              <w:jc w:val="center"/>
+            </w:pPr>
+            <w:r>
+              <w:rPr>
+                <w:color w:val="000000"/>
+                <w:sz w:val="18"/>
+                <w:szCs w:val="18"/>
+              </w:rPr>
+              <w:t>CASTLE (2025)</w:t>
+            </w:r>
+          </w:p>
+        </w:tc>
+      </w:tr>
+      <w:tr>
+        <w:tblPrEx>
+          <w:tblCellMar>
+            <w:top w:w="0" w:type="dxa"/>
+            <w:bottom w:w="0" w:type="dxa"/>
+          </w:tblCellMar>
+        </w:tblPrEx>
+        <w:tc>
+          <w:tcPr>
+            <w:tcW w:w="3300" w:type="dxa"/>
+            <w:shd w:val="clear" w:color="auto" w:fill="F2F6FA"/>
+            <w:tcMar>
+              <w:top w:w="55" w:type="dxa"/>
+              <w:left w:w="85" w:type="dxa"/>
+              <w:bottom w:w="55" w:type="dxa"/>
+              <w:right w:w="85" w:type="dxa"/>
+            </w:tcMar>
+          </w:tcPr>
+          <w:p>
+            <w:pPr>
+              <w:bidi w:val="0"/>
+            </w:pPr>
+            <w:r>
+              <w:rPr>
+                <w:color w:val="000000"/>
+                <w:sz w:val="18"/>
+                <w:szCs w:val="18"/>
+              </w:rPr>
+              <w:t>Cppcheck</w:t>
+            </w:r>
+          </w:p>
+        </w:tc>
+        <w:tc>
+          <w:tcPr>
+            <w:tcW w:w="1500" w:type="dxa"/>
+            <w:shd w:val="clear" w:color="auto" w:fill="F2F6FA"/>
+            <w:tcMar>
+              <w:top w:w="55" w:type="dxa"/>
+              <w:left w:w="85" w:type="dxa"/>
+              <w:bottom w:w="55" w:type="dxa"/>
+              <w:right w:w="85" w:type="dxa"/>
+            </w:tcMar>
+          </w:tcPr>
+          <w:p>
+            <w:pPr>
+              <w:bidi w:val="0"/>
+              <w:jc w:val="center"/>
+            </w:pPr>
+            <w:r>
+              <w:rPr>
+                <w:color w:val="000000"/>
+                <w:sz w:val="18"/>
+                <w:szCs w:val="18"/>
+              </w:rPr>
+              <w:t>13%</w:t>
+            </w:r>
+          </w:p>
+        </w:tc>
+        <w:tc>
+          <w:tcPr>
+            <w:tcW w:w="1500" w:type="dxa"/>
+            <w:shd w:val="clear" w:color="auto" w:fill="F2F6FA"/>
+            <w:tcMar>
+              <w:top w:w="55" w:type="dxa"/>
+              <w:left w:w="85" w:type="dxa"/>
+              <w:bottom w:w="55" w:type="dxa"/>
+              <w:right w:w="85" w:type="dxa"/>
+            </w:tcMar>
+          </w:tcPr>
+          <w:p>
+            <w:pPr>
+              <w:bidi w:val="0"/>
+              <w:jc w:val="center"/>
+            </w:pPr>
+            <w:r>
+              <w:rPr>
+                <w:color w:val="000000"/>
+                <w:sz w:val="18"/>
+                <w:szCs w:val="18"/>
+              </w:rPr>
+              <w:t>68%</w:t>
+            </w:r>
+          </w:p>
+        </w:tc>
+        <w:tc>
+          <w:tcPr>
+            <w:tcW w:w="2726" w:type="dxa"/>
+            <w:shd w:val="clear" w:color="auto" w:fill="F2F6FA"/>
+            <w:tcMar>
+              <w:top w:w="55" w:type="dxa"/>
+              <w:left w:w="85" w:type="dxa"/>
+              <w:bottom w:w="55" w:type="dxa"/>
+              <w:right w:w="85" w:type="dxa"/>
+            </w:tcMar>
+          </w:tcPr>
+          <w:p>
+            <w:pPr>
+              <w:bidi w:val="0"/>
+              <w:jc w:val="center"/>
+            </w:pPr>
+            <w:r>
+              <w:rPr>
+                <w:color w:val="000000"/>
+                <w:sz w:val="18"/>
+                <w:szCs w:val="18"/>
+              </w:rPr>
+              <w:t>CASTLE (2025)</w:t>
+            </w:r>
+          </w:p>
+        </w:tc>
+      </w:tr>
+      <w:tr>
+        <w:tblPrEx>
+          <w:tblCellMar>
+            <w:top w:w="0" w:type="dxa"/>
+            <w:bottom w:w="0" w:type="dxa"/>
+          </w:tblCellMar>
+        </w:tblPrEx>
+        <w:tc>
+          <w:tcPr>
+            <w:tcW w:w="3300" w:type="dxa"/>
+            <w:tcMar>
+              <w:top w:w="55" w:type="dxa"/>
+              <w:left w:w="85" w:type="dxa"/>
+              <w:bottom w:w="55" w:type="dxa"/>
+              <w:right w:w="85" w:type="dxa"/>
+            </w:tcMar>
+          </w:tcPr>
+          <w:p>
+            <w:pPr>
+              <w:bidi w:val="0"/>
+            </w:pPr>
+            <w:r>
+              <w:rPr>
+                <w:color w:val="000000"/>
+                <w:sz w:val="18"/>
+                <w:szCs w:val="18"/>
+              </w:rPr>
+              <w:t>CBMC (formal verification)</w:t>
+            </w:r>
+          </w:p>
+        </w:tc>
+        <w:tc>
+          <w:tcPr>
+            <w:tcW w:w="1500" w:type="dxa"/>
+            <w:tcMar>
+              <w:top w:w="55" w:type="dxa"/>
+              <w:left w:w="85" w:type="dxa"/>
+              <w:bottom w:w="55" w:type="dxa"/>
+              <w:right w:w="85" w:type="dxa"/>
+            </w:tcMar>
+          </w:tcPr>
+          <w:p>
+            <w:pPr>
+              <w:bidi w:val="0"/>
+              <w:jc w:val="center"/>
+            </w:pPr>
+            <w:r>
+              <w:rPr>
+                <w:color w:val="000000"/>
+                <w:sz w:val="18"/>
+                <w:szCs w:val="18"/>
+              </w:rPr>
+              <w:t>12%</w:t>
+            </w:r>
+          </w:p>
+        </w:tc>
+        <w:tc>
+          <w:tcPr>
+            <w:tcW w:w="1500" w:type="dxa"/>
+            <w:tcMar>
+              <w:top w:w="55" w:type="dxa"/>
+              <w:left w:w="85" w:type="dxa"/>
+              <w:bottom w:w="55" w:type="dxa"/>
+              <w:right w:w="85" w:type="dxa"/>
+            </w:tcMar>
+          </w:tcPr>
+          <w:p>
+            <w:pPr>
+              <w:bidi w:val="0"/>
+              <w:jc w:val="center"/>
+            </w:pPr>
+            <w:r>
+              <w:rPr>
+                <w:color w:val="000000"/>
+                <w:sz w:val="18"/>
+                <w:szCs w:val="18"/>
+              </w:rPr>
+              <w:t>100%</w:t>
+            </w:r>
+          </w:p>
+        </w:tc>
+        <w:tc>
+          <w:tcPr>
+            <w:tcW w:w="2726" w:type="dxa"/>
+            <w:tcMar>
+              <w:top w:w="55" w:type="dxa"/>
+              <w:left w:w="85" w:type="dxa"/>
+              <w:bottom w:w="55" w:type="dxa"/>
+              <w:right w:w="85" w:type="dxa"/>
+            </w:tcMar>
+          </w:tcPr>
+          <w:p>
+            <w:pPr>
+              <w:bidi w:val="0"/>
+              <w:jc w:val="center"/>
+            </w:pPr>
+            <w:r>
+              <w:rPr>
+                <w:color w:val="000000"/>
+                <w:sz w:val="18"/>
+                <w:szCs w:val="18"/>
+              </w:rPr>
+              <w:t>CASTLE (2025)</w:t>
+            </w:r>
+          </w:p>
+        </w:tc>
+      </w:tr>
+      <w:tr>
+        <w:tblPrEx>
+          <w:tblCellMar>
+            <w:top w:w="0" w:type="dxa"/>
+            <w:bottom w:w="0" w:type="dxa"/>
+          </w:tblCellMar>
+        </w:tblPrEx>
+        <w:tc>
+          <w:tcPr>
+            <w:tcW w:w="3300" w:type="dxa"/>
+            <w:shd w:val="clear" w:color="auto" w:fill="F2F6FA"/>
+            <w:tcMar>
+              <w:top w:w="55" w:type="dxa"/>
+              <w:left w:w="85" w:type="dxa"/>
+              <w:bottom w:w="55" w:type="dxa"/>
+              <w:right w:w="85" w:type="dxa"/>
+            </w:tcMar>
+          </w:tcPr>
+          <w:p>
+            <w:pPr>
+              <w:bidi w:val="0"/>
+            </w:pPr>
+            <w:r>
+              <w:rPr>
+                <w:color w:val="000000"/>
+                <w:sz w:val="18"/>
+                <w:szCs w:val="18"/>
+              </w:rPr>
+              <w:t>Clang Static Analyzer</w:t>
+            </w:r>
+          </w:p>
+        </w:tc>
+        <w:tc>
+          <w:tcPr>
+            <w:tcW w:w="1500" w:type="dxa"/>
+            <w:shd w:val="clear" w:color="auto" w:fill="F2F6FA"/>
+            <w:tcMar>
+              <w:top w:w="55" w:type="dxa"/>
+              <w:left w:w="85" w:type="dxa"/>
+              <w:bottom w:w="55" w:type="dxa"/>
+              <w:right w:w="85" w:type="dxa"/>
+            </w:tcMar>
+          </w:tcPr>
+          <w:p>
+            <w:pPr>
+              <w:bidi w:val="0"/>
+              <w:jc w:val="center"/>
+            </w:pPr>
+            <w:r>
+              <w:rPr>
+                <w:color w:val="000000"/>
+                <w:sz w:val="18"/>
+                <w:szCs w:val="18"/>
+              </w:rPr>
+              <w:t>9%</w:t>
+            </w:r>
+          </w:p>
+        </w:tc>
+        <w:tc>
+          <w:tcPr>
+            <w:tcW w:w="1500" w:type="dxa"/>
+            <w:shd w:val="clear" w:color="auto" w:fill="F2F6FA"/>
+            <w:tcMar>
+              <w:top w:w="55" w:type="dxa"/>
+              <w:left w:w="85" w:type="dxa"/>
+              <w:bottom w:w="55" w:type="dxa"/>
+              <w:right w:w="85" w:type="dxa"/>
+            </w:tcMar>
+          </w:tcPr>
+          <w:p>
+            <w:pPr>
+              <w:bidi w:val="0"/>
+              <w:jc w:val="center"/>
+            </w:pPr>
+            <w:r>
+              <w:rPr>
+                <w:color w:val="000000"/>
+                <w:sz w:val="18"/>
+                <w:szCs w:val="18"/>
+              </w:rPr>
+              <w:t>87%</w:t>
+            </w:r>
+          </w:p>
+        </w:tc>
+        <w:tc>
+          <w:tcPr>
+            <w:tcW w:w="2726" w:type="dxa"/>
+            <w:shd w:val="clear" w:color="auto" w:fill="F2F6FA"/>
+            <w:tcMar>
+              <w:top w:w="55" w:type="dxa"/>
+              <w:left w:w="85" w:type="dxa"/>
+              <w:bottom w:w="55" w:type="dxa"/>
+              <w:right w:w="85" w:type="dxa"/>
+            </w:tcMar>
+          </w:tcPr>
+          <w:p>
+            <w:pPr>
+              <w:bidi w:val="0"/>
+              <w:jc w:val="center"/>
+            </w:pPr>
+            <w:r>
+              <w:rPr>
+                <w:color w:val="000000"/>
+                <w:sz w:val="18"/>
+                <w:szCs w:val="18"/>
+              </w:rPr>
+              <w:t>CASTLE (2025)</w:t>
             </w:r>
           </w:p>
         </w:tc>
@@ -13464,31 +13469,728 @@
     <w:p>
       <w:pPr>
         <w:bidi w:val="0"/>
-        <w:spacing w:after="130" w:line="278" w:lineRule="auto"/>
-      </w:pPr>
-      <w:r>
-        <w:t>The hybrid places CWE-787 detection above the nine-tool average of 52.7% and within the range reported for commercial products, at a precision that also exceeds the commercial figure. The literature shows the same precision-recall trade-off we observe: for</w:t>
-      </w:r>
-      <w:r>
-        <w:t>mal tools reach near-perfect precision while detecting 9–12%, and higher-recall tools accept more noise.</w:t>
+        <w:spacing w:before="70" w:after="190"/>
+      </w:pPr>
+      <w:r>
+        <w:rPr>
+          <w:i/>
+          <w:iCs/>
+          <w:color w:val="444444"/>
+          <w:sz w:val="18"/>
+          <w:szCs w:val="18"/>
+        </w:rPr>
+        <w:t xml:space="preserve">Ordered by recall. The corpora are not the same and the comparison is therefore orientation rather than a ranking. The decisive difference is scope: CASTLE scores every tool across all 25 of its weakness classes, including many that a given tool was never </w:t>
+      </w:r>
+      <w:r>
+        <w:rPr>
+          <w:i/>
+          <w:iCs/>
+          <w:color w:val="444444"/>
+          <w:sz w:val="18"/>
+          <w:szCs w:val="18"/>
+        </w:rPr>
+        <w:t>built to find, whereas the SecureAssist rows cover only the three C categories it implements. Restricting any of these tools to the classes it targets would raise its figures. Published values are quoted as reported.</w:t>
       </w:r>
     </w:p>
     <w:p>
       <w:pPr>
         <w:bidi w:val="0"/>
-      </w:pPr>
-      <w:r>
-        <w:br w:type="page"/>
+        <w:spacing w:after="130" w:line="278" w:lineRule="auto"/>
+      </w:pPr>
+      <w:r>
+        <w:t xml:space="preserve">Read with that caveat, the table still </w:t>
+      </w:r>
+      <w:r>
+        <w:t xml:space="preserve">says something useful about the shape of the problem. Every tool in it sits well below the accuracy an examiner might assume of production static analysis. The highest recall CASTLE records for any tool </w:t>
+      </w:r>
+      <w:proofErr w:type="gramStart"/>
+      <w:r>
+        <w:t>is</w:t>
+      </w:r>
+      <w:proofErr w:type="gramEnd"/>
+      <w:r>
+        <w:t xml:space="preserve"> 35%, and among the pure static analyzers 29%; the </w:t>
+      </w:r>
+      <w:r>
+        <w:t>highest precision, 100%, belongs to CBMC, which finds 12% of the weaknesses. Precision and recall trade against each other throughout, and nothing in the table is strong on both.</w:t>
       </w:r>
     </w:p>
     <w:p>
       <w:pPr>
-        <w:pStyle w:val="Heading1"/>
-        <w:pBdr>
-          <w:bottom w:val="single" w:sz="6" w:space="4" w:color="1F4E79"/>
-        </w:pBdr>
-        <w:spacing w:before="340" w:after="150"/>
-      </w:pPr>
+        <w:bidi w:val="0"/>
+        <w:spacing w:after="130" w:line="278" w:lineRule="auto"/>
+      </w:pPr>
+      <w:r>
+        <w:t>The real-world picture is no better. In Lipp et al. the best performer, a com</w:t>
+      </w:r>
+      <w:r>
+        <w:t>mercial analyzer, missed between 47% and 80% of the 192 vulnerabilities depending on the evaluation scenario, a recall of 20% to 53%, with the open-source analyzers trailing it by 6 to 24 percentage points; CodeQL and Flawfinder led that group and Cppcheck</w:t>
+      </w:r>
+      <w:r>
+        <w:t>, CodeChecker and Infer detected the fewest. Synthetic suites like Juliet and CASTLE therefore flatter every tool measured on them, this one included, and the figures reported in this chapter should be read as upper bounds rather than as field performance.</w:t>
+      </w:r>
+    </w:p>
+    <w:p>
+      <w:pPr>
+        <w:bidi w:val="0"/>
+        <w:spacing w:after="130" w:line="278" w:lineRule="auto"/>
+      </w:pPr>
+      <w:r>
+        <w:t xml:space="preserve">The conclusion drawn here is narrow. On the three categories it implements, SecureAssist records 62.8% recall at 60.4% precision, which is a workable balance for an editor-time tool where a missed finding </w:t>
+      </w:r>
+      <w:proofErr w:type="gramStart"/>
+      <w:r>
+        <w:t>costs</w:t>
+      </w:r>
+      <w:proofErr w:type="gramEnd"/>
+      <w:r>
+        <w:t xml:space="preserve"> more than a dismissed one. It is not evidenc</w:t>
+      </w:r>
+      <w:r>
+        <w:t>e of a general advantage over the tools above, since those were measured across a far wider range of weaknesses on a different corpus.</w:t>
+      </w:r>
+    </w:p>
+    <w:p>
+      <w:pPr>
+        <w:pStyle w:val="Heading3"/>
+        <w:spacing w:before="200" w:after="90"/>
+      </w:pPr>
+      <w:r>
+        <w:rPr>
+          <w:b/>
+          <w:bCs/>
+          <w:color w:val="2E75B6"/>
+          <w:sz w:val="21"/>
+          <w:szCs w:val="21"/>
+        </w:rPr>
+        <w:t>Category detail</w:t>
+      </w:r>
+    </w:p>
+    <w:p>
+      <w:pPr>
+        <w:bidi w:val="0"/>
+        <w:spacing w:after="130" w:line="278" w:lineRule="auto"/>
+      </w:pPr>
+      <w:r>
+        <w:t>The spread between categories is wider than the spread between tools, so the aggregate on its own is misl</w:t>
+      </w:r>
+      <w:r>
+        <w:t>eading.</w:t>
+      </w:r>
+    </w:p>
+    <w:tbl>
+      <w:tblPr>
+        <w:tblW w:w="9026" w:type="dxa"/>
+        <w:tblBorders>
+          <w:top w:val="single" w:sz="2" w:space="0" w:color="AAAAAA"/>
+          <w:left w:val="single" w:sz="2" w:space="0" w:color="AAAAAA"/>
+          <w:bottom w:val="single" w:sz="2" w:space="0" w:color="AAAAAA"/>
+          <w:right w:val="single" w:sz="2" w:space="0" w:color="AAAAAA"/>
+          <w:insideH w:val="single" w:sz="1" w:space="0" w:color="DDDDDD"/>
+          <w:insideV w:val="single" w:sz="1" w:space="0" w:color="DDDDDD"/>
+        </w:tblBorders>
+        <w:tblCellMar>
+          <w:left w:w="10" w:type="dxa"/>
+          <w:right w:w="10" w:type="dxa"/>
+        </w:tblCellMar>
+        <w:tblLook w:val="0000" w:firstRow="0" w:lastRow="0" w:firstColumn="0" w:lastColumn="0" w:noHBand="0" w:noVBand="0"/>
+      </w:tblPr>
+      <w:tblGrid>
+        <w:gridCol w:w="3200"/>
+        <w:gridCol w:w="1700"/>
+        <w:gridCol w:w="1600"/>
+        <w:gridCol w:w="2526"/>
+      </w:tblGrid>
+      <w:tr>
+        <w:tblPrEx>
+          <w:tblCellMar>
+            <w:top w:w="0" w:type="dxa"/>
+            <w:bottom w:w="0" w:type="dxa"/>
+          </w:tblCellMar>
+        </w:tblPrEx>
+        <w:trPr>
+          <w:tblHeader/>
+        </w:trPr>
+        <w:tc>
+          <w:tcPr>
+            <w:tcW w:w="3200" w:type="dxa"/>
+            <w:shd w:val="clear" w:color="auto" w:fill="1F4E79"/>
+            <w:tcMar>
+              <w:top w:w="55" w:type="dxa"/>
+              <w:left w:w="85" w:type="dxa"/>
+              <w:bottom w:w="55" w:type="dxa"/>
+              <w:right w:w="85" w:type="dxa"/>
+            </w:tcMar>
+          </w:tcPr>
+          <w:p>
+            <w:pPr>
+              <w:bidi w:val="0"/>
+            </w:pPr>
+            <w:r>
+              <w:rPr>
+                <w:b/>
+                <w:bCs/>
+                <w:color w:val="FFFFFF"/>
+                <w:sz w:val="18"/>
+                <w:szCs w:val="18"/>
+              </w:rPr>
+              <w:t>Category (CWE)</w:t>
+            </w:r>
+          </w:p>
+        </w:tc>
+        <w:tc>
+          <w:tcPr>
+            <w:tcW w:w="1700" w:type="dxa"/>
+            <w:shd w:val="clear" w:color="auto" w:fill="1F4E79"/>
+            <w:tcMar>
+              <w:top w:w="55" w:type="dxa"/>
+              <w:left w:w="85" w:type="dxa"/>
+              <w:bottom w:w="55" w:type="dxa"/>
+              <w:right w:w="85" w:type="dxa"/>
+            </w:tcMar>
+          </w:tcPr>
+          <w:p>
+            <w:pPr>
+              <w:bidi w:val="0"/>
+              <w:jc w:val="center"/>
+            </w:pPr>
+            <w:r>
+              <w:rPr>
+                <w:b/>
+                <w:bCs/>
+                <w:color w:val="FFFFFF"/>
+                <w:sz w:val="18"/>
+                <w:szCs w:val="18"/>
+              </w:rPr>
+              <w:t>Recall</w:t>
+            </w:r>
+          </w:p>
+        </w:tc>
+        <w:tc>
+          <w:tcPr>
+            <w:tcW w:w="1600" w:type="dxa"/>
+            <w:shd w:val="clear" w:color="auto" w:fill="1F4E79"/>
+            <w:tcMar>
+              <w:top w:w="55" w:type="dxa"/>
+              <w:left w:w="85" w:type="dxa"/>
+              <w:bottom w:w="55" w:type="dxa"/>
+              <w:right w:w="85" w:type="dxa"/>
+            </w:tcMar>
+          </w:tcPr>
+          <w:p>
+            <w:pPr>
+              <w:bidi w:val="0"/>
+              <w:jc w:val="center"/>
+            </w:pPr>
+            <w:r>
+              <w:rPr>
+                <w:b/>
+                <w:bCs/>
+                <w:color w:val="FFFFFF"/>
+                <w:sz w:val="18"/>
+                <w:szCs w:val="18"/>
+              </w:rPr>
+              <w:t>Precision</w:t>
+            </w:r>
+          </w:p>
+        </w:tc>
+        <w:tc>
+          <w:tcPr>
+            <w:tcW w:w="2526" w:type="dxa"/>
+            <w:shd w:val="clear" w:color="auto" w:fill="1F4E79"/>
+            <w:tcMar>
+              <w:top w:w="55" w:type="dxa"/>
+              <w:left w:w="85" w:type="dxa"/>
+              <w:bottom w:w="55" w:type="dxa"/>
+              <w:right w:w="85" w:type="dxa"/>
+            </w:tcMar>
+          </w:tcPr>
+          <w:p>
+            <w:pPr>
+              <w:bidi w:val="0"/>
+              <w:jc w:val="center"/>
+            </w:pPr>
+            <w:r>
+              <w:rPr>
+                <w:b/>
+                <w:bCs/>
+                <w:color w:val="FFFFFF"/>
+                <w:sz w:val="18"/>
+                <w:szCs w:val="18"/>
+              </w:rPr>
+              <w:t>Youden</w:t>
+            </w:r>
+          </w:p>
+        </w:tc>
+      </w:tr>
+      <w:tr>
+        <w:tblPrEx>
+          <w:tblCellMar>
+            <w:top w:w="0" w:type="dxa"/>
+            <w:bottom w:w="0" w:type="dxa"/>
+          </w:tblCellMar>
+        </w:tblPrEx>
+        <w:tc>
+          <w:tcPr>
+            <w:tcW w:w="3200" w:type="dxa"/>
+            <w:shd w:val="clear" w:color="auto" w:fill="DCE9F7"/>
+            <w:tcMar>
+              <w:top w:w="55" w:type="dxa"/>
+              <w:left w:w="85" w:type="dxa"/>
+              <w:bottom w:w="55" w:type="dxa"/>
+              <w:right w:w="85" w:type="dxa"/>
+            </w:tcMar>
+          </w:tcPr>
+          <w:p>
+            <w:pPr>
+              <w:bidi w:val="0"/>
+            </w:pPr>
+            <w:r>
+              <w:rPr>
+                <w:b/>
+                <w:bCs/>
+                <w:color w:val="000000"/>
+                <w:sz w:val="18"/>
+                <w:szCs w:val="18"/>
+              </w:rPr>
+              <w:t>Use-after-free (416), either config</w:t>
+            </w:r>
+          </w:p>
+        </w:tc>
+        <w:tc>
+          <w:tcPr>
+            <w:tcW w:w="1700" w:type="dxa"/>
+            <w:shd w:val="clear" w:color="auto" w:fill="DCE9F7"/>
+            <w:tcMar>
+              <w:top w:w="55" w:type="dxa"/>
+              <w:left w:w="85" w:type="dxa"/>
+              <w:bottom w:w="55" w:type="dxa"/>
+              <w:right w:w="85" w:type="dxa"/>
+            </w:tcMar>
+          </w:tcPr>
+          <w:p>
+            <w:pPr>
+              <w:bidi w:val="0"/>
+              <w:jc w:val="center"/>
+            </w:pPr>
+            <w:r>
+              <w:rPr>
+                <w:b/>
+                <w:bCs/>
+                <w:color w:val="000000"/>
+                <w:sz w:val="18"/>
+                <w:szCs w:val="18"/>
+              </w:rPr>
+              <w:t>94.4%</w:t>
+            </w:r>
+          </w:p>
+        </w:tc>
+        <w:tc>
+          <w:tcPr>
+            <w:tcW w:w="1600" w:type="dxa"/>
+            <w:shd w:val="clear" w:color="auto" w:fill="DCE9F7"/>
+            <w:tcMar>
+              <w:top w:w="55" w:type="dxa"/>
+              <w:left w:w="85" w:type="dxa"/>
+              <w:bottom w:w="55" w:type="dxa"/>
+              <w:right w:w="85" w:type="dxa"/>
+            </w:tcMar>
+          </w:tcPr>
+          <w:p>
+            <w:pPr>
+              <w:bidi w:val="0"/>
+              <w:jc w:val="center"/>
+            </w:pPr>
+            <w:r>
+              <w:rPr>
+                <w:b/>
+                <w:bCs/>
+                <w:color w:val="000000"/>
+                <w:sz w:val="18"/>
+                <w:szCs w:val="18"/>
+              </w:rPr>
+              <w:t>100.0%</w:t>
+            </w:r>
+          </w:p>
+        </w:tc>
+        <w:tc>
+          <w:tcPr>
+            <w:tcW w:w="2526" w:type="dxa"/>
+            <w:shd w:val="clear" w:color="auto" w:fill="DCE9F7"/>
+            <w:tcMar>
+              <w:top w:w="55" w:type="dxa"/>
+              <w:left w:w="85" w:type="dxa"/>
+              <w:bottom w:w="55" w:type="dxa"/>
+              <w:right w:w="85" w:type="dxa"/>
+            </w:tcMar>
+          </w:tcPr>
+          <w:p>
+            <w:pPr>
+              <w:bidi w:val="0"/>
+              <w:jc w:val="center"/>
+            </w:pPr>
+            <w:r>
+              <w:rPr>
+                <w:b/>
+                <w:bCs/>
+                <w:color w:val="000000"/>
+                <w:sz w:val="18"/>
+                <w:szCs w:val="18"/>
+              </w:rPr>
+              <w:t>94.4</w:t>
+            </w:r>
+          </w:p>
+        </w:tc>
+      </w:tr>
+      <w:tr>
+        <w:tblPrEx>
+          <w:tblCellMar>
+            <w:top w:w="0" w:type="dxa"/>
+            <w:bottom w:w="0" w:type="dxa"/>
+          </w:tblCellMar>
+        </w:tblPrEx>
+        <w:tc>
+          <w:tcPr>
+            <w:tcW w:w="3200" w:type="dxa"/>
+            <w:shd w:val="clear" w:color="auto" w:fill="F2F6FA"/>
+            <w:tcMar>
+              <w:top w:w="55" w:type="dxa"/>
+              <w:left w:w="85" w:type="dxa"/>
+              <w:bottom w:w="55" w:type="dxa"/>
+              <w:right w:w="85" w:type="dxa"/>
+            </w:tcMar>
+          </w:tcPr>
+          <w:p>
+            <w:pPr>
+              <w:bidi w:val="0"/>
+            </w:pPr>
+            <w:r>
+              <w:rPr>
+                <w:color w:val="000000"/>
+                <w:sz w:val="18"/>
+                <w:szCs w:val="18"/>
+              </w:rPr>
+              <w:t>Integer overflow (190), hybrid</w:t>
+            </w:r>
+          </w:p>
+        </w:tc>
+        <w:tc>
+          <w:tcPr>
+            <w:tcW w:w="1700" w:type="dxa"/>
+            <w:shd w:val="clear" w:color="auto" w:fill="F2F6FA"/>
+            <w:tcMar>
+              <w:top w:w="55" w:type="dxa"/>
+              <w:left w:w="85" w:type="dxa"/>
+              <w:bottom w:w="55" w:type="dxa"/>
+              <w:right w:w="85" w:type="dxa"/>
+            </w:tcMar>
+          </w:tcPr>
+          <w:p>
+            <w:pPr>
+              <w:bidi w:val="0"/>
+              <w:jc w:val="center"/>
+            </w:pPr>
+            <w:r>
+              <w:rPr>
+                <w:color w:val="000000"/>
+                <w:sz w:val="18"/>
+                <w:szCs w:val="18"/>
+              </w:rPr>
+              <w:t>62.4%</w:t>
+            </w:r>
+          </w:p>
+        </w:tc>
+        <w:tc>
+          <w:tcPr>
+            <w:tcW w:w="1600" w:type="dxa"/>
+            <w:shd w:val="clear" w:color="auto" w:fill="F2F6FA"/>
+            <w:tcMar>
+              <w:top w:w="55" w:type="dxa"/>
+              <w:left w:w="85" w:type="dxa"/>
+              <w:bottom w:w="55" w:type="dxa"/>
+              <w:right w:w="85" w:type="dxa"/>
+            </w:tcMar>
+          </w:tcPr>
+          <w:p>
+            <w:pPr>
+              <w:bidi w:val="0"/>
+              <w:jc w:val="center"/>
+            </w:pPr>
+            <w:r>
+              <w:rPr>
+                <w:color w:val="000000"/>
+                <w:sz w:val="18"/>
+                <w:szCs w:val="18"/>
+              </w:rPr>
+              <w:t>53.5%</w:t>
+            </w:r>
+          </w:p>
+        </w:tc>
+        <w:tc>
+          <w:tcPr>
+            <w:tcW w:w="2526" w:type="dxa"/>
+            <w:shd w:val="clear" w:color="auto" w:fill="F2F6FA"/>
+            <w:tcMar>
+              <w:top w:w="55" w:type="dxa"/>
+              <w:left w:w="85" w:type="dxa"/>
+              <w:bottom w:w="55" w:type="dxa"/>
+              <w:right w:w="85" w:type="dxa"/>
+            </w:tcMar>
+          </w:tcPr>
+          <w:p>
+            <w:pPr>
+              <w:bidi w:val="0"/>
+              <w:jc w:val="center"/>
+            </w:pPr>
+            <w:r>
+              <w:rPr>
+                <w:color w:val="000000"/>
+                <w:sz w:val="18"/>
+                <w:szCs w:val="18"/>
+              </w:rPr>
+              <w:t>35.3</w:t>
+            </w:r>
+          </w:p>
+        </w:tc>
+      </w:tr>
+      <w:tr>
+        <w:tblPrEx>
+          <w:tblCellMar>
+            <w:top w:w="0" w:type="dxa"/>
+            <w:bottom w:w="0" w:type="dxa"/>
+          </w:tblCellMar>
+        </w:tblPrEx>
+        <w:tc>
+          <w:tcPr>
+            <w:tcW w:w="3200" w:type="dxa"/>
+            <w:tcMar>
+              <w:top w:w="55" w:type="dxa"/>
+              <w:left w:w="85" w:type="dxa"/>
+              <w:bottom w:w="55" w:type="dxa"/>
+              <w:right w:w="85" w:type="dxa"/>
+            </w:tcMar>
+          </w:tcPr>
+          <w:p>
+            <w:pPr>
+              <w:bidi w:val="0"/>
+            </w:pPr>
+            <w:r>
+              <w:rPr>
+                <w:color w:val="000000"/>
+                <w:sz w:val="18"/>
+                <w:szCs w:val="18"/>
+              </w:rPr>
+              <w:t>Out-of-bounds write (787), hybrid</w:t>
+            </w:r>
+          </w:p>
+        </w:tc>
+        <w:tc>
+          <w:tcPr>
+            <w:tcW w:w="1700" w:type="dxa"/>
+            <w:tcMar>
+              <w:top w:w="55" w:type="dxa"/>
+              <w:left w:w="85" w:type="dxa"/>
+              <w:bottom w:w="55" w:type="dxa"/>
+              <w:right w:w="85" w:type="dxa"/>
+            </w:tcMar>
+          </w:tcPr>
+          <w:p>
+            <w:pPr>
+              <w:bidi w:val="0"/>
+              <w:jc w:val="center"/>
+            </w:pPr>
+            <w:r>
+              <w:rPr>
+                <w:color w:val="000000"/>
+                <w:sz w:val="18"/>
+                <w:szCs w:val="18"/>
+              </w:rPr>
+              <w:t>56.5%</w:t>
+            </w:r>
+          </w:p>
+        </w:tc>
+        <w:tc>
+          <w:tcPr>
+            <w:tcW w:w="1600" w:type="dxa"/>
+            <w:tcMar>
+              <w:top w:w="55" w:type="dxa"/>
+              <w:left w:w="85" w:type="dxa"/>
+              <w:bottom w:w="55" w:type="dxa"/>
+              <w:right w:w="85" w:type="dxa"/>
+            </w:tcMar>
+          </w:tcPr>
+          <w:p>
+            <w:pPr>
+              <w:bidi w:val="0"/>
+              <w:jc w:val="center"/>
+            </w:pPr>
+            <w:r>
+              <w:rPr>
+                <w:color w:val="000000"/>
+                <w:sz w:val="18"/>
+                <w:szCs w:val="18"/>
+              </w:rPr>
+              <w:t>60.4%</w:t>
+            </w:r>
+          </w:p>
+        </w:tc>
+        <w:tc>
+          <w:tcPr>
+            <w:tcW w:w="2526" w:type="dxa"/>
+            <w:tcMar>
+              <w:top w:w="55" w:type="dxa"/>
+              <w:left w:w="85" w:type="dxa"/>
+              <w:bottom w:w="55" w:type="dxa"/>
+              <w:right w:w="85" w:type="dxa"/>
+            </w:tcMar>
+          </w:tcPr>
+          <w:p>
+            <w:pPr>
+              <w:bidi w:val="0"/>
+              <w:jc w:val="center"/>
+            </w:pPr>
+            <w:r>
+              <w:rPr>
+                <w:color w:val="000000"/>
+                <w:sz w:val="18"/>
+                <w:szCs w:val="18"/>
+              </w:rPr>
+              <w:t>21.7</w:t>
+            </w:r>
+          </w:p>
+        </w:tc>
+      </w:tr>
+      <w:tr>
+        <w:tblPrEx>
+          <w:tblCellMar>
+            <w:top w:w="0" w:type="dxa"/>
+            <w:bottom w:w="0" w:type="dxa"/>
+          </w:tblCellMar>
+        </w:tblPrEx>
+        <w:tc>
+          <w:tcPr>
+            <w:tcW w:w="3200" w:type="dxa"/>
+            <w:shd w:val="clear" w:color="auto" w:fill="F2F6FA"/>
+            <w:tcMar>
+              <w:top w:w="55" w:type="dxa"/>
+              <w:left w:w="85" w:type="dxa"/>
+              <w:bottom w:w="55" w:type="dxa"/>
+              <w:right w:w="85" w:type="dxa"/>
+            </w:tcMar>
+          </w:tcPr>
+          <w:p>
+            <w:pPr>
+              <w:bidi w:val="0"/>
+            </w:pPr>
+            <w:r>
+              <w:rPr>
+                <w:color w:val="000000"/>
+                <w:sz w:val="18"/>
+                <w:szCs w:val="18"/>
+              </w:rPr>
+              <w:t>Out-of-bounds write (787), static</w:t>
+            </w:r>
+          </w:p>
+        </w:tc>
+        <w:tc>
+          <w:tcPr>
+            <w:tcW w:w="1700" w:type="dxa"/>
+            <w:shd w:val="clear" w:color="auto" w:fill="F2F6FA"/>
+            <w:tcMar>
+              <w:top w:w="55" w:type="dxa"/>
+              <w:left w:w="85" w:type="dxa"/>
+              <w:bottom w:w="55" w:type="dxa"/>
+              <w:right w:w="85" w:type="dxa"/>
+            </w:tcMar>
+          </w:tcPr>
+          <w:p>
+            <w:pPr>
+              <w:bidi w:val="0"/>
+              <w:jc w:val="center"/>
+            </w:pPr>
+            <w:r>
+              <w:rPr>
+                <w:color w:val="000000"/>
+                <w:sz w:val="18"/>
+                <w:szCs w:val="18"/>
+              </w:rPr>
+              <w:t>35.9%</w:t>
+            </w:r>
+          </w:p>
+        </w:tc>
+        <w:tc>
+          <w:tcPr>
+            <w:tcW w:w="1600" w:type="dxa"/>
+            <w:shd w:val="clear" w:color="auto" w:fill="F2F6FA"/>
+            <w:tcMar>
+              <w:top w:w="55" w:type="dxa"/>
+              <w:left w:w="85" w:type="dxa"/>
+              <w:bottom w:w="55" w:type="dxa"/>
+              <w:right w:w="85" w:type="dxa"/>
+            </w:tcMar>
+          </w:tcPr>
+          <w:p>
+            <w:pPr>
+              <w:bidi w:val="0"/>
+              <w:jc w:val="center"/>
+            </w:pPr>
+            <w:r>
+              <w:rPr>
+                <w:color w:val="000000"/>
+                <w:sz w:val="18"/>
+                <w:szCs w:val="18"/>
+              </w:rPr>
+              <w:t>49.2%</w:t>
+            </w:r>
+          </w:p>
+        </w:tc>
+        <w:tc>
+          <w:tcPr>
+            <w:tcW w:w="2526" w:type="dxa"/>
+            <w:shd w:val="clear" w:color="auto" w:fill="F2F6FA"/>
+            <w:tcMar>
+              <w:top w:w="55" w:type="dxa"/>
+              <w:left w:w="85" w:type="dxa"/>
+              <w:bottom w:w="55" w:type="dxa"/>
+              <w:right w:w="85" w:type="dxa"/>
+            </w:tcMar>
+          </w:tcPr>
+          <w:p>
+            <w:pPr>
+              <w:bidi w:val="0"/>
+              <w:jc w:val="center"/>
+            </w:pPr>
+            <w:r>
+              <w:rPr>
+                <w:color w:val="000000"/>
+                <w:sz w:val="18"/>
+                <w:szCs w:val="18"/>
+              </w:rPr>
+              <w:t>1.1</w:t>
+            </w:r>
+          </w:p>
+        </w:tc>
+      </w:tr>
+    </w:tbl>
+    <w:p>
+      <w:pPr>
+        <w:bidi w:val="0"/>
+        <w:spacing w:after="130" w:line="278" w:lineRule="auto"/>
+      </w:pPr>
+      <w:r>
+        <w:t>Use-after-free is a temporal property the analyzer models directly — a free followed by a use of the same pointer — and it reaches 94.4% recall with no false positives at all. Out-of-bounds write requires reasoning about buffer sizes and pointer arithmetic</w:t>
+      </w:r>
+      <w:r>
+        <w:t>, which the analyzer does not attempt, and it falls to 35.9%. The model contributes most exactly where the analyzer is weakest, lifting that category to 56.5% and its Youden from 1.1 to 21.7.</w:t>
+      </w:r>
+    </w:p>
+    <w:p>
+      <w:pPr>
+        <w:bidi w:val="0"/>
+      </w:pPr>
+      <w:r>
+        <w:br w:type="page"/>
+      </w:r>
       <w:r>
         <w:rPr>
           <w:b/>
@@ -13507,7 +14209,13 @@
         <w:spacing w:after="130" w:line="278" w:lineRule="auto"/>
       </w:pPr>
       <w:r>
-        <w:t>The two configurations are compared below on every benchmark. Python figures are per labelled finding; Java and C figures are per test case. The units differ, so the rows are not pooled into a single number.</w:t>
+        <w:t>T</w:t>
+      </w:r>
+      <w:r>
+        <w:t>he two configurations are co</w:t>
+      </w:r>
+      <w:r>
+        <w:t>mpared below on every benchmark. Python figures are per labelled finding; Java and C figures are per test case. The units differ, so the rows are not pooled into a single number.</w:t>
       </w:r>
     </w:p>
     <w:tbl>
@@ -13586,6 +14294,7 @@
           <w:p>
             <w:pPr>
               <w:bidi w:val="0"/>
+              <w:jc w:val="center"/>
             </w:pPr>
             <w:r>
               <w:rPr>
@@ -13613,6 +14322,7 @@
           <w:p>
             <w:pPr>
               <w:bidi w:val="0"/>
+              <w:jc w:val="center"/>
             </w:pPr>
             <w:r>
               <w:rPr>
@@ -13640,6 +14350,7 @@
           <w:p>
             <w:pPr>
               <w:bidi w:val="0"/>
+              <w:jc w:val="center"/>
             </w:pPr>
             <w:r>
               <w:rPr>
@@ -13667,6 +14378,7 @@
           <w:p>
             <w:pPr>
               <w:bidi w:val="0"/>
+              <w:jc w:val="center"/>
             </w:pPr>
             <w:r>
               <w:rPr>
@@ -13694,6 +14406,7 @@
           <w:p>
             <w:pPr>
               <w:bidi w:val="0"/>
+              <w:jc w:val="center"/>
             </w:pPr>
             <w:r>
               <w:rPr>
@@ -13735,18 +14448,8 @@
                 <w:sz w:val="18"/>
                 <w:szCs w:val="18"/>
               </w:rPr>
-              <w:t xml:space="preserve">Python — </w:t>
-            </w:r>
-            <w:proofErr w:type="spellStart"/>
-            <w:r>
-              <w:rPr>
-                <w:color w:val="000000"/>
-                <w:sz w:val="18"/>
-                <w:szCs w:val="18"/>
-              </w:rPr>
-              <w:t>RealVuln</w:t>
-            </w:r>
-            <w:proofErr w:type="spellEnd"/>
+              <w:t>Python — RealVuln</w:t>
+            </w:r>
           </w:p>
         </w:tc>
         <w:tc>
@@ -13762,6 +14465,7 @@
           <w:p>
             <w:pPr>
               <w:bidi w:val="0"/>
+              <w:jc w:val="center"/>
             </w:pPr>
             <w:r>
               <w:rPr>
@@ -13786,6 +14490,7 @@
           <w:p>
             <w:pPr>
               <w:bidi w:val="0"/>
+              <w:jc w:val="center"/>
             </w:pPr>
             <w:r>
               <w:rPr>
@@ -13810,6 +14515,7 @@
           <w:p>
             <w:pPr>
               <w:bidi w:val="0"/>
+              <w:jc w:val="center"/>
             </w:pPr>
             <w:r>
               <w:rPr>
@@ -13834,6 +14540,7 @@
           <w:p>
             <w:pPr>
               <w:bidi w:val="0"/>
+              <w:jc w:val="center"/>
             </w:pPr>
             <w:r>
               <w:rPr>
@@ -13858,6 +14565,7 @@
           <w:p>
             <w:pPr>
               <w:bidi w:val="0"/>
+              <w:jc w:val="center"/>
             </w:pPr>
             <w:r>
               <w:rPr>
@@ -13916,6 +14624,7 @@
           <w:p>
             <w:pPr>
               <w:bidi w:val="0"/>
+              <w:jc w:val="center"/>
             </w:pPr>
             <w:r>
               <w:rPr>
@@ -13941,6 +14650,7 @@
           <w:p>
             <w:pPr>
               <w:bidi w:val="0"/>
+              <w:jc w:val="center"/>
             </w:pPr>
             <w:r>
               <w:rPr>
@@ -13966,6 +14676,7 @@
           <w:p>
             <w:pPr>
               <w:bidi w:val="0"/>
+              <w:jc w:val="center"/>
             </w:pPr>
             <w:r>
               <w:rPr>
@@ -13991,6 +14702,7 @@
           <w:p>
             <w:pPr>
               <w:bidi w:val="0"/>
+              <w:jc w:val="center"/>
             </w:pPr>
             <w:r>
               <w:rPr>
@@ -14016,6 +14728,7 @@
           <w:p>
             <w:pPr>
               <w:bidi w:val="0"/>
+              <w:jc w:val="center"/>
             </w:pPr>
             <w:r>
               <w:rPr>
@@ -14072,6 +14785,7 @@
           <w:p>
             <w:pPr>
               <w:bidi w:val="0"/>
+              <w:jc w:val="center"/>
             </w:pPr>
             <w:r>
               <w:rPr>
@@ -14096,6 +14810,7 @@
           <w:p>
             <w:pPr>
               <w:bidi w:val="0"/>
+              <w:jc w:val="center"/>
             </w:pPr>
             <w:r>
               <w:rPr>
@@ -14120,6 +14835,7 @@
           <w:p>
             <w:pPr>
               <w:bidi w:val="0"/>
+              <w:jc w:val="center"/>
             </w:pPr>
             <w:r>
               <w:rPr>
@@ -14144,6 +14860,7 @@
           <w:p>
             <w:pPr>
               <w:bidi w:val="0"/>
+              <w:jc w:val="center"/>
             </w:pPr>
             <w:r>
               <w:rPr>
@@ -14168,6 +14885,7 @@
           <w:p>
             <w:pPr>
               <w:bidi w:val="0"/>
+              <w:jc w:val="center"/>
             </w:pPr>
             <w:r>
               <w:rPr>
@@ -14228,6 +14946,7 @@
           <w:p>
             <w:pPr>
               <w:bidi w:val="0"/>
+              <w:jc w:val="center"/>
             </w:pPr>
             <w:r>
               <w:rPr>
@@ -14255,6 +14974,7 @@
           <w:p>
             <w:pPr>
               <w:bidi w:val="0"/>
+              <w:jc w:val="center"/>
             </w:pPr>
             <w:r>
               <w:rPr>
@@ -14282,6 +15002,7 @@
           <w:p>
             <w:pPr>
               <w:bidi w:val="0"/>
+              <w:jc w:val="center"/>
             </w:pPr>
             <w:r>
               <w:rPr>
@@ -14309,6 +15030,7 @@
           <w:p>
             <w:pPr>
               <w:bidi w:val="0"/>
+              <w:jc w:val="center"/>
             </w:pPr>
             <w:r>
               <w:rPr>
@@ -14336,6 +15058,7 @@
           <w:p>
             <w:pPr>
               <w:bidi w:val="0"/>
+              <w:jc w:val="center"/>
             </w:pPr>
             <w:r>
               <w:rPr>
@@ -14471,15 +15194,7 @@
         <w:t>The hybrid's precision is lower in every l</w:t>
       </w:r>
       <w:r>
-        <w:t xml:space="preserve">anguage, and on Python it is materially lower — 49.5% against 67.7%. The model contributes 100 findings at locations </w:t>
-      </w:r>
-      <w:proofErr w:type="spellStart"/>
-      <w:r>
-        <w:t>RealVuln</w:t>
-      </w:r>
-      <w:proofErr w:type="spellEnd"/>
-      <w:r>
-        <w:t xml:space="preserve"> did not label. Under a precision-weighted metric the static analyzer alone is the better tool on Python, and the frontier language</w:t>
+        <w:t>anguage, and on Python it is materially lower — 49.5% against 67.7%. The model contributes 100 findings at locations RealVuln did not label. Under a precision-weighted metric the static analyzer alone is the better tool on Python, and the frontier language</w:t>
       </w:r>
       <w:r>
         <w:t>-model scanners are better still.</w:t>
@@ -14502,15 +15217,7 @@
         <w:t xml:space="preserve"> one click and a suppression is remembered permanently, a missed</w:t>
       </w:r>
       <w:r>
-        <w:t xml:space="preserve"> vulnerability is the more expensive error by a wide margin. That is also the position </w:t>
-      </w:r>
-      <w:proofErr w:type="spellStart"/>
-      <w:r>
-        <w:t>RealVuln</w:t>
-      </w:r>
-      <w:proofErr w:type="spellEnd"/>
-      <w:r>
-        <w:t xml:space="preserve"> takes in choosing F3 as its headline metric.</w:t>
+        <w:t xml:space="preserve"> vulnerability is the more expensive error by a wide margin. That is also the position RealVuln takes in choosing F3 as its headline metric.</w:t>
       </w:r>
     </w:p>
     <w:p>
@@ -14675,7 +15382,6 @@
             <w:pPr>
               <w:bidi w:val="0"/>
             </w:pPr>
-            <w:proofErr w:type="spellStart"/>
             <w:r>
               <w:rPr>
                 <w:b/>
@@ -14684,9 +15390,26 @@
                 <w:sz w:val="18"/>
                 <w:szCs w:val="18"/>
               </w:rPr>
-              <w:t>Sanitisation</w:t>
-            </w:r>
-            <w:proofErr w:type="spellEnd"/>
+              <w:t>Sanitisation mechanism</w:t>
+            </w:r>
+          </w:p>
+        </w:tc>
+        <w:tc>
+          <w:tcPr>
+            <w:tcW w:w="1300" w:type="dxa"/>
+            <w:shd w:val="clear" w:color="auto" w:fill="1F4E79"/>
+            <w:tcMar>
+              <w:top w:w="55" w:type="dxa"/>
+              <w:left w:w="85" w:type="dxa"/>
+              <w:bottom w:w="55" w:type="dxa"/>
+              <w:right w:w="85" w:type="dxa"/>
+            </w:tcMar>
+          </w:tcPr>
+          <w:p>
+            <w:pPr>
+              <w:bidi w:val="0"/>
+              <w:jc w:val="center"/>
+            </w:pPr>
             <w:r>
               <w:rPr>
                 <w:b/>
@@ -14695,7 +15418,7 @@
                 <w:sz w:val="18"/>
                 <w:szCs w:val="18"/>
               </w:rPr>
-              <w:t xml:space="preserve"> mechanism</w:t>
+              <w:t>Cases</w:t>
             </w:r>
           </w:p>
         </w:tc>
@@ -14713,6 +15436,7 @@
           <w:p>
             <w:pPr>
               <w:bidi w:val="0"/>
+              <w:jc w:val="center"/>
             </w:pPr>
             <w:r>
               <w:rPr>
@@ -14722,33 +15446,6 @@
                 <w:sz w:val="18"/>
                 <w:szCs w:val="18"/>
               </w:rPr>
-              <w:t>Cases</w:t>
-            </w:r>
-          </w:p>
-        </w:tc>
-        <w:tc>
-          <w:tcPr>
-            <w:tcW w:w="1300" w:type="dxa"/>
-            <w:shd w:val="clear" w:color="auto" w:fill="1F4E79"/>
-            <w:tcMar>
-              <w:top w:w="55" w:type="dxa"/>
-              <w:left w:w="85" w:type="dxa"/>
-              <w:bottom w:w="55" w:type="dxa"/>
-              <w:right w:w="85" w:type="dxa"/>
-            </w:tcMar>
-          </w:tcPr>
-          <w:p>
-            <w:pPr>
-              <w:bidi w:val="0"/>
-            </w:pPr>
-            <w:r>
-              <w:rPr>
-                <w:b/>
-                <w:bCs/>
-                <w:color w:val="FFFFFF"/>
-                <w:sz w:val="18"/>
-                <w:szCs w:val="18"/>
-              </w:rPr>
               <w:t>Share</w:t>
             </w:r>
           </w:p>
@@ -14767,6 +15464,7 @@
           <w:p>
             <w:pPr>
               <w:bidi w:val="0"/>
+              <w:jc w:val="center"/>
             </w:pPr>
             <w:r>
               <w:rPr>
@@ -14829,6 +15527,7 @@
           <w:p>
             <w:pPr>
               <w:bidi w:val="0"/>
+              <w:jc w:val="center"/>
             </w:pPr>
             <w:r>
               <w:rPr>
@@ -14856,6 +15555,7 @@
           <w:p>
             <w:pPr>
               <w:bidi w:val="0"/>
+              <w:jc w:val="center"/>
             </w:pPr>
             <w:r>
               <w:rPr>
@@ -14883,6 +15583,7 @@
           <w:p>
             <w:pPr>
               <w:bidi w:val="0"/>
+              <w:jc w:val="center"/>
             </w:pPr>
             <w:r>
               <w:rPr>
@@ -14943,6 +15644,7 @@
           <w:p>
             <w:pPr>
               <w:bidi w:val="0"/>
+              <w:jc w:val="center"/>
             </w:pPr>
             <w:r>
               <w:rPr>
@@ -14968,6 +15670,7 @@
           <w:p>
             <w:pPr>
               <w:bidi w:val="0"/>
+              <w:jc w:val="center"/>
             </w:pPr>
             <w:r>
               <w:rPr>
@@ -14993,6 +15696,7 @@
           <w:p>
             <w:pPr>
               <w:bidi w:val="0"/>
+              <w:jc w:val="center"/>
             </w:pPr>
             <w:r>
               <w:rPr>
@@ -15049,6 +15753,7 @@
           <w:p>
             <w:pPr>
               <w:bidi w:val="0"/>
+              <w:jc w:val="center"/>
             </w:pPr>
             <w:r>
               <w:rPr>
@@ -15073,6 +15778,7 @@
           <w:p>
             <w:pPr>
               <w:bidi w:val="0"/>
+              <w:jc w:val="center"/>
             </w:pPr>
             <w:r>
               <w:rPr>
@@ -15097,6 +15803,7 @@
           <w:p>
             <w:pPr>
               <w:bidi w:val="0"/>
+              <w:jc w:val="center"/>
             </w:pPr>
             <w:r>
               <w:rPr>
@@ -15155,6 +15862,7 @@
           <w:p>
             <w:pPr>
               <w:bidi w:val="0"/>
+              <w:jc w:val="center"/>
             </w:pPr>
             <w:r>
               <w:rPr>
@@ -15180,6 +15888,7 @@
           <w:p>
             <w:pPr>
               <w:bidi w:val="0"/>
+              <w:jc w:val="center"/>
             </w:pPr>
             <w:r>
               <w:rPr>
@@ -15205,6 +15914,7 @@
           <w:p>
             <w:pPr>
               <w:bidi w:val="0"/>
+              <w:jc w:val="center"/>
             </w:pPr>
             <w:r>
               <w:rPr>
@@ -15261,6 +15971,7 @@
           <w:p>
             <w:pPr>
               <w:bidi w:val="0"/>
+              <w:jc w:val="center"/>
             </w:pPr>
             <w:r>
               <w:rPr>
@@ -15285,6 +15996,7 @@
           <w:p>
             <w:pPr>
               <w:bidi w:val="0"/>
+              <w:jc w:val="center"/>
             </w:pPr>
             <w:r>
               <w:rPr>
@@ -15309,6 +16021,7 @@
           <w:p>
             <w:pPr>
               <w:bidi w:val="0"/>
+              <w:jc w:val="center"/>
             </w:pPr>
             <w:r>
               <w:rPr>
@@ -15369,6 +16082,7 @@
           <w:p>
             <w:pPr>
               <w:bidi w:val="0"/>
+              <w:jc w:val="center"/>
             </w:pPr>
             <w:r>
               <w:rPr>
@@ -15396,6 +16110,7 @@
           <w:p>
             <w:pPr>
               <w:bidi w:val="0"/>
+              <w:jc w:val="center"/>
             </w:pPr>
             <w:r>
               <w:rPr>
@@ -15423,6 +16138,7 @@
           <w:p>
             <w:pPr>
               <w:bidi w:val="0"/>
+              <w:jc w:val="center"/>
             </w:pPr>
             <w:r>
               <w:rPr>
@@ -15504,18 +16220,8 @@
           <w:sz w:val="17"/>
           <w:szCs w:val="17"/>
         </w:rPr>
-        <w:t>String g40477 = "</w:t>
-      </w:r>
-      <w:proofErr w:type="spellStart"/>
-      <w:r>
-        <w:rPr>
-          <w:rFonts w:ascii="Consolas" w:eastAsia="Consolas" w:hAnsi="Consolas" w:cs="Consolas"/>
-          <w:sz w:val="17"/>
-          <w:szCs w:val="17"/>
-        </w:rPr>
-        <w:t>barbarians_at_the_gate</w:t>
-      </w:r>
-      <w:proofErr w:type="spellEnd"/>
+        <w:t>String g40477 = "barbarians_at_the_gate</w:t>
+      </w:r>
       <w:proofErr w:type="gramStart"/>
       <w:r>
         <w:rPr>
@@ -15549,7 +16255,6 @@
         </w:rPr>
         <w:t xml:space="preserve">String bar = </w:t>
       </w:r>
-      <w:proofErr w:type="spellStart"/>
       <w:proofErr w:type="gramStart"/>
       <w:r>
         <w:rPr>
@@ -15559,7 +16264,6 @@
         </w:rPr>
         <w:t>thing.doSomething</w:t>
       </w:r>
-      <w:proofErr w:type="spellEnd"/>
       <w:proofErr w:type="gramEnd"/>
       <w:r>
         <w:rPr>
@@ -15579,31 +16283,10 @@
         <w:t>The value</w:t>
       </w:r>
       <w:r>
-        <w:t xml:space="preserve"> that reaches the sink derives from a string literal; the preceding taint chain is a decoy. Compounding this, </w:t>
-      </w:r>
-      <w:proofErr w:type="spellStart"/>
-      <w:r>
-        <w:t>ThingFactory.createThing</w:t>
-      </w:r>
-      <w:proofErr w:type="spellEnd"/>
-      <w:r>
-        <w:t xml:space="preserve">() reads a class name from a properties file at runtime and instantiates it via </w:t>
-      </w:r>
-      <w:proofErr w:type="spellStart"/>
-      <w:r>
-        <w:t>Class.forName</w:t>
-      </w:r>
-      <w:proofErr w:type="spellEnd"/>
-      <w:r>
-        <w:t xml:space="preserve">, so which implementation of </w:t>
-      </w:r>
-      <w:proofErr w:type="spellStart"/>
-      <w:r>
-        <w:t>doSomething</w:t>
-      </w:r>
-      <w:proofErr w:type="spellEnd"/>
-      <w:r>
-        <w:t xml:space="preserve"> executes cannot be determined from the source at all.</w:t>
+        <w:t xml:space="preserve"> that reaches the sink derives from a string literal; the preceding taint chain is a decoy. Compounding this, ThingFactory.createThing() reads a class name from a properties file at runtime and instantiates it via Class.forName, so which implementation of </w:t>
+      </w:r>
+      <w:r>
+        <w:t>doSomething executes cannot be determined from the source at all.</w:t>
       </w:r>
     </w:p>
     <w:p>
@@ -15627,52 +16310,23 @@
           <w:sz w:val="17"/>
           <w:szCs w:val="17"/>
         </w:rPr>
-        <w:t xml:space="preserve">String </w:t>
-      </w:r>
-      <w:proofErr w:type="spellStart"/>
+        <w:t>String sql = "SELECT * from USERS where USERNAME=? and PASSWORD='" + bar + "'";</w:t>
+      </w:r>
+    </w:p>
+    <w:p>
+      <w:pPr>
+        <w:shd w:val="clear" w:color="auto" w:fill="F4F4F4"/>
+        <w:bidi w:val="0"/>
+        <w:spacing w:before="40" w:after="40"/>
+      </w:pPr>
       <w:r>
         <w:rPr>
           <w:rFonts w:ascii="Consolas" w:eastAsia="Consolas" w:hAnsi="Consolas" w:cs="Consolas"/>
           <w:sz w:val="17"/>
           <w:szCs w:val="17"/>
         </w:rPr>
-        <w:t>sql</w:t>
-      </w:r>
-      <w:proofErr w:type="spellEnd"/>
-      <w:r>
-        <w:rPr>
-          <w:rFonts w:ascii="Consolas" w:eastAsia="Consolas" w:hAnsi="Consolas" w:cs="Consolas"/>
-          <w:sz w:val="17"/>
-          <w:szCs w:val="17"/>
-        </w:rPr>
-        <w:t xml:space="preserve"> = "SELECT * from USERS where USERNAME=? and PASSWORD='" + bar + "'";</w:t>
-      </w:r>
-    </w:p>
-    <w:p>
-      <w:pPr>
-        <w:shd w:val="clear" w:color="auto" w:fill="F4F4F4"/>
-        <w:bidi w:val="0"/>
-        <w:spacing w:before="40" w:after="40"/>
-      </w:pPr>
-      <w:proofErr w:type="spellStart"/>
-      <w:r>
-        <w:rPr>
-          <w:rFonts w:ascii="Consolas" w:eastAsia="Consolas" w:hAnsi="Consolas" w:cs="Consolas"/>
-          <w:sz w:val="17"/>
-          <w:szCs w:val="17"/>
-        </w:rPr>
-        <w:t>PreparedStatement</w:t>
-      </w:r>
-      <w:proofErr w:type="spellEnd"/>
-      <w:r>
-        <w:rPr>
-          <w:rFonts w:ascii="Consolas" w:eastAsia="Consolas" w:hAnsi="Consolas" w:cs="Consolas"/>
-          <w:sz w:val="17"/>
-          <w:szCs w:val="17"/>
-        </w:rPr>
-        <w:t xml:space="preserve"> statement = </w:t>
-      </w:r>
-      <w:proofErr w:type="spellStart"/>
+        <w:t xml:space="preserve">PreparedStatement statement = </w:t>
+      </w:r>
       <w:proofErr w:type="gramStart"/>
       <w:r>
         <w:rPr>
@@ -15690,7 +16344,6 @@
         </w:rPr>
         <w:t>atement</w:t>
       </w:r>
-      <w:proofErr w:type="spellEnd"/>
       <w:proofErr w:type="gramEnd"/>
       <w:r>
         <w:rPr>
@@ -15698,25 +16351,7 @@
           <w:sz w:val="17"/>
           <w:szCs w:val="17"/>
         </w:rPr>
-        <w:t>(</w:t>
-      </w:r>
-      <w:proofErr w:type="spellStart"/>
-      <w:r>
-        <w:rPr>
-          <w:rFonts w:ascii="Consolas" w:eastAsia="Consolas" w:hAnsi="Consolas" w:cs="Consolas"/>
-          <w:sz w:val="17"/>
-          <w:szCs w:val="17"/>
-        </w:rPr>
-        <w:t>sql</w:t>
-      </w:r>
-      <w:proofErr w:type="spellEnd"/>
-      <w:r>
-        <w:rPr>
-          <w:rFonts w:ascii="Consolas" w:eastAsia="Consolas" w:hAnsi="Consolas" w:cs="Consolas"/>
-          <w:sz w:val="17"/>
-          <w:szCs w:val="17"/>
-        </w:rPr>
-        <w:t>);</w:t>
+        <w:t>(sql);</w:t>
       </w:r>
     </w:p>
     <w:p>
@@ -15725,15 +16360,7 @@
         <w:spacing w:after="130" w:line="278" w:lineRule="auto"/>
       </w:pPr>
       <w:r>
-        <w:t xml:space="preserve">Note that the statement </w:t>
-      </w:r>
-      <w:proofErr w:type="spellStart"/>
-      <w:r>
-        <w:t>parameterises</w:t>
-      </w:r>
-      <w:proofErr w:type="spellEnd"/>
-      <w:r>
-        <w:t xml:space="preserve"> USERNAME but concatenates PASSWORD. In production code this is a genuine vulnerability, and the analyzer is right to flag the pattern; the case is safe only because bar traces to a literal through an unresolvable refle</w:t>
+        <w:t>Note that the statement parameterises USERNAME but concatenates PASSWORD. In production code this is a genuine vulnerability, and the analyzer is right to flag the pattern; the case is safe only because bar traces to a literal through an unresolvable refle</w:t>
       </w:r>
       <w:r>
         <w:t>ctive call. The identical file with the taint source substituted is the vulnerable half of the pair.</w:t>
@@ -15757,29 +16384,7 @@
           <w:sz w:val="20"/>
           <w:szCs w:val="20"/>
         </w:rPr>
-        <w:t xml:space="preserve">Routing a constant through a reflectively-instantiated factory is not a </w:t>
-      </w:r>
-      <w:proofErr w:type="spellStart"/>
-      <w:r>
-        <w:rPr>
-          <w:b/>
-          <w:bCs/>
-          <w:color w:val="17375E"/>
-          <w:sz w:val="20"/>
-          <w:szCs w:val="20"/>
-        </w:rPr>
-        <w:t>sanitisation</w:t>
-      </w:r>
-      <w:proofErr w:type="spellEnd"/>
-      <w:r>
-        <w:rPr>
-          <w:b/>
-          <w:bCs/>
-          <w:color w:val="17375E"/>
-          <w:sz w:val="20"/>
-          <w:szCs w:val="20"/>
-        </w:rPr>
-        <w:t xml:space="preserve"> strategy found in production code; it exists in the benchmark to defea</w:t>
+        <w:t>Routing a constant through a reflectively-instantiated factory is not a sanitisation strategy found in production code; it exists in the benchmark to defea</w:t>
       </w:r>
       <w:r>
         <w:rPr>
@@ -15872,18 +16477,7 @@
         <w:spacing w:after="80"/>
       </w:pPr>
       <w:r>
-        <w:t>No reflective dispatch modelling — 80% of OWASP false positives stem from reflective indirection, which is intractable without whole-program</w:t>
-      </w:r>
-      <w:r>
-        <w:t xml:space="preserve"> analysis of the class implemented by </w:t>
-      </w:r>
-      <w:proofErr w:type="spellStart"/>
-      <w:r>
-        <w:t>CodeQL</w:t>
-      </w:r>
-      <w:proofErr w:type="spellEnd"/>
-      <w:r>
-        <w:t xml:space="preserve"> and Coverity.</w:t>
+        <w:t>No reflective dispatch modelling — 80% of OWASP false positives stem from reflective indirection, which is intractable without whole-program analysis of the class implemented by CodeQL and Coverity.</w:t>
       </w:r>
     </w:p>
     <w:p>
@@ -15896,7 +16490,10 @@
         <w:spacing w:after="80"/>
       </w:pPr>
       <w:r>
-        <w:t>Field-insensitive collections — a collection is treated as tainted once any tainted value enters it. A further 10% of false positives.</w:t>
+        <w:t>Field-insensitive collections — a collection is treated a</w:t>
+      </w:r>
+      <w:r>
+        <w:t>s tainted once any tainted value enters it. A further 10% of false positives.</w:t>
       </w:r>
     </w:p>
     <w:p>
@@ -15909,10 +16506,7 @@
         <w:spacing w:after="80"/>
       </w:pPr>
       <w:r>
-        <w:t>Path-insensitive — branch feasibility and constant propagation</w:t>
-      </w:r>
-      <w:r>
-        <w:t xml:space="preserve"> are not evaluated. A further 10%.</w:t>
+        <w:t>Path-insensitive — branch feasibility and constant propagation are not evaluated. A further 10%.</w:t>
       </w:r>
     </w:p>
     <w:p>
@@ -15925,23 +16519,10 @@
         <w:spacing w:after="80"/>
       </w:pPr>
       <w:r>
-        <w:t xml:space="preserve">No buffer-size analysis — size-mismatch overflows such as </w:t>
-      </w:r>
-      <w:proofErr w:type="spellStart"/>
-      <w:r>
-        <w:t>memcpy</w:t>
-      </w:r>
-      <w:proofErr w:type="spellEnd"/>
-      <w:r>
-        <w:t xml:space="preserve"> with an incorrect </w:t>
-      </w:r>
-      <w:proofErr w:type="spellStart"/>
-      <w:r>
-        <w:t>sizeof</w:t>
-      </w:r>
-      <w:proofErr w:type="spellEnd"/>
-      <w:r>
-        <w:t xml:space="preserve"> are not detected. This is the principal cause of the CWE-787 result.</w:t>
+        <w:t>No buffer-size analysis — size-mismatch overflows such as memcpy with an incorrec</w:t>
+      </w:r>
+      <w:r>
+        <w:t>t sizeof are not detected. This is the principal cause of the CWE-787 result.</w:t>
       </w:r>
     </w:p>
     <w:p>
@@ -15954,18 +16535,7 @@
         <w:spacing w:after="80"/>
       </w:pPr>
       <w:r>
-        <w:t xml:space="preserve">Custom input sources — input parsed outside framework request </w:t>
-      </w:r>
-      <w:r>
-        <w:t xml:space="preserve">objects is not </w:t>
-      </w:r>
-      <w:proofErr w:type="spellStart"/>
-      <w:r>
-        <w:t>recognised</w:t>
-      </w:r>
-      <w:proofErr w:type="spellEnd"/>
-      <w:r>
-        <w:t xml:space="preserve"> as a taint source.</w:t>
+        <w:t>Custom input sources — input parsed outside framework request objects is not recognised as a taint source.</w:t>
       </w:r>
     </w:p>
     <w:p>
@@ -15978,7 +16548,10 @@
         <w:spacing w:after="80"/>
       </w:pPr>
       <w:r>
-        <w:t>The model is not an independent detector in the configuration measured here; it receives the analyzer's findings as input. A standalone measurement would require a separate evaluation.</w:t>
+        <w:t xml:space="preserve">The model is not an independent detector in the configuration measured </w:t>
+      </w:r>
+      <w:r>
+        <w:t>here; it receives the analyzer's findings as input. A standalone measurement would require a separate evaluation.</w:t>
       </w:r>
     </w:p>
     <w:p>
@@ -15991,15 +16564,7 @@
         <w:spacing w:after="80"/>
       </w:pPr>
       <w:r>
-        <w:t xml:space="preserve">Precision relative to language-model scanners remains the analyzer's principal weakness: 67.7% against 86–91% on </w:t>
-      </w:r>
-      <w:proofErr w:type="spellStart"/>
-      <w:r>
-        <w:t>RealVuln</w:t>
-      </w:r>
-      <w:proofErr w:type="spellEnd"/>
-      <w:r>
-        <w:t>.</w:t>
+        <w:t>Precision relative to language-model scanners remains the analyzer's principal weakness: 67.7% against 86–91% on RealVuln.</w:t>
       </w:r>
     </w:p>
     <w:p>
@@ -16008,10 +16573,10 @@
         <w:spacing w:after="130" w:line="278" w:lineRule="auto"/>
       </w:pPr>
       <w:r>
-        <w:t>Approximately 20% of observed false positives are addressable with field-sensitive container modelling and constant propagation, both</w:t>
-      </w:r>
-      <w:r>
-        <w:t xml:space="preserve"> well-understood techniques. The remaining 80% require whole-program reflection analysis representing years of dedicated engineering.</w:t>
+        <w:t>Approximately 20% o</w:t>
+      </w:r>
+      <w:r>
+        <w:t>f observed false positives are addressable with field-sensitive container modelling and constant propagation, both well-understood techniques. The remaining 80% require whole-program reflection analysis representing years of dedicated engineering.</w:t>
       </w:r>
     </w:p>
     <w:p>
@@ -16191,7 +16756,26 @@
           <w:szCs w:val="29"/>
         </w:rPr>
         <w:lastRenderedPageBreak/>
-        <w:t>9. Sources</w:t>
+        <w:t>9. Sourc</w:t>
+      </w:r>
+      <w:r>
+        <w:rPr>
+          <w:b/>
+          <w:bCs/>
+          <w:color w:val="1F4E79"/>
+          <w:sz w:val="29"/>
+          <w:szCs w:val="29"/>
+        </w:rPr>
+        <w:t>es</w:t>
+      </w:r>
+    </w:p>
+    <w:p>
+      <w:pPr>
+        <w:bidi w:val="0"/>
+        <w:spacing w:after="130" w:line="278" w:lineRule="auto"/>
+      </w:pPr>
+      <w:r>
+        <w:t>All links accessed 4 August 2026.</w:t>
       </w:r>
     </w:p>
     <w:p>
@@ -16224,14 +16808,7 @@
           <w:sz w:val="20"/>
           <w:szCs w:val="20"/>
         </w:rPr>
-        <w:t>OWASP Foundation. OWASP Benchmark Project, version 1.2</w:t>
-      </w:r>
-      <w:r>
-        <w:rPr>
-          <w:sz w:val="20"/>
-          <w:szCs w:val="20"/>
-        </w:rPr>
-        <w:t xml:space="preserve">. Java test suite of 2,740 cases with published expected results. </w:t>
+        <w:t xml:space="preserve">OWASP Foundation. OWASP Benchmark Project, version 1.2. Java test suite of 2,740 cases with published expected results. </w:t>
       </w:r>
       <w:hyperlink r:id="rId5" w:history="1">
         <w:r>
@@ -16241,7 +16818,16 @@
             <w:szCs w:val="20"/>
             <w:u w:val="single"/>
           </w:rPr>
-          <w:t>https://owasp.org/www-project-benchmark/</w:t>
+          <w:t>https://owasp.org/w</w:t>
+        </w:r>
+        <w:r>
+          <w:rPr>
+            <w:color w:val="0563C1"/>
+            <w:sz w:val="20"/>
+            <w:szCs w:val="20"/>
+            <w:u w:val="single"/>
+          </w:rPr>
+          <w:t>ww-project-benchmark/</w:t>
         </w:r>
       </w:hyperlink>
     </w:p>
@@ -16259,14 +16845,7 @@
           <w:sz w:val="20"/>
           <w:szCs w:val="20"/>
         </w:rPr>
-        <w:t>National Institute of Standards and Technology. Juliet Test Suite for C/C++, version 1.3. NI</w:t>
-      </w:r>
-      <w:r>
-        <w:rPr>
-          <w:sz w:val="20"/>
-          <w:szCs w:val="20"/>
-        </w:rPr>
-        <w:t xml:space="preserve">ST Software Assurance Reference Dataset (SARD), Test Suite 112. </w:t>
+        <w:t xml:space="preserve">National Institute of Standards and Technology. Juliet Test Suite for C/C++, version 1.3. NIST Software Assurance Reference Dataset (SARD), Test Suite 112. </w:t>
       </w:r>
       <w:hyperlink r:id="rId6" w:history="1">
         <w:r>
@@ -16276,7 +16855,16 @@
             <w:szCs w:val="20"/>
             <w:u w:val="single"/>
           </w:rPr>
-          <w:t>https://samate.nist.gov/SARD/test-suites/112</w:t>
+          <w:t>https://samate.ni</w:t>
+        </w:r>
+        <w:r>
+          <w:rPr>
+            <w:color w:val="0563C1"/>
+            <w:sz w:val="20"/>
+            <w:szCs w:val="20"/>
+            <w:u w:val="single"/>
+          </w:rPr>
+          <w:t>st.gov/SARD/test-suites/112</w:t>
         </w:r>
       </w:hyperlink>
     </w:p>
@@ -16289,53 +16877,12 @@
         </w:numPr>
         <w:spacing w:after="110"/>
       </w:pPr>
-      <w:proofErr w:type="spellStart"/>
       <w:r>
         <w:rPr>
           <w:sz w:val="20"/>
           <w:szCs w:val="20"/>
         </w:rPr>
-        <w:t>Kolega</w:t>
-      </w:r>
-      <w:proofErr w:type="spellEnd"/>
-      <w:r>
-        <w:rPr>
-          <w:sz w:val="20"/>
-          <w:szCs w:val="20"/>
-        </w:rPr>
-        <w:t xml:space="preserve"> AI. </w:t>
-      </w:r>
-      <w:proofErr w:type="spellStart"/>
-      <w:r>
-        <w:rPr>
-          <w:sz w:val="20"/>
-          <w:szCs w:val="20"/>
-        </w:rPr>
-        <w:t>RealVuln</w:t>
-      </w:r>
-      <w:proofErr w:type="spellEnd"/>
-      <w:r>
-        <w:rPr>
-          <w:sz w:val="20"/>
-          <w:szCs w:val="20"/>
-        </w:rPr>
-        <w:t xml:space="preserve"> Benchmark, version 1.0.0. 26 real-world Python applications, 796 hand-labelled findings including 120 false-positive traps; ground truth, scoring scripts and raw scanner outputs released under an open-source </w:t>
-      </w:r>
-      <w:proofErr w:type="spellStart"/>
-      <w:r>
-        <w:rPr>
-          <w:sz w:val="20"/>
-          <w:szCs w:val="20"/>
-        </w:rPr>
-        <w:t>licence</w:t>
-      </w:r>
-      <w:proofErr w:type="spellEnd"/>
-      <w:r>
-        <w:rPr>
-          <w:sz w:val="20"/>
-          <w:szCs w:val="20"/>
-        </w:rPr>
-        <w:t xml:space="preserve">. </w:t>
+        <w:t xml:space="preserve">Kolega AI. RealVuln Benchmark, version 1.0.0. 26 real-world Python applications, 796 hand-labelled findings including 120 false-positive traps; ground truth, scoring scripts and raw scanner outputs released under an open-source licence. </w:t>
       </w:r>
       <w:hyperlink r:id="rId7" w:history="1">
         <w:r>
@@ -16358,21 +16905,12 @@
         </w:numPr>
         <w:spacing w:after="110"/>
       </w:pPr>
-      <w:proofErr w:type="spellStart"/>
       <w:r>
         <w:rPr>
           <w:sz w:val="20"/>
           <w:szCs w:val="20"/>
         </w:rPr>
-        <w:t>RealVuln</w:t>
-      </w:r>
-      <w:proofErr w:type="spellEnd"/>
-      <w:r>
-        <w:rPr>
-          <w:sz w:val="20"/>
-          <w:szCs w:val="20"/>
-        </w:rPr>
-        <w:t xml:space="preserve"> interactive dashboard and published leaderboard. </w:t>
+        <w:t xml:space="preserve">RealVuln interactive dashboard and published leaderboard. </w:t>
       </w:r>
       <w:hyperlink r:id="rId8" w:history="1">
         <w:r>
@@ -16411,44 +16949,19 @@
         </w:numPr>
         <w:spacing w:after="110"/>
       </w:pPr>
-      <w:proofErr w:type="spellStart"/>
       <w:r>
         <w:rPr>
           <w:sz w:val="20"/>
           <w:szCs w:val="20"/>
         </w:rPr>
-        <w:t>RealVuln</w:t>
-      </w:r>
-      <w:proofErr w:type="spellEnd"/>
+        <w:t>RealVuln: Benchmarking Rule-B</w:t>
+      </w:r>
       <w:r>
         <w:rPr>
           <w:sz w:val="20"/>
           <w:szCs w:val="20"/>
         </w:rPr>
-        <w:t>: Benchmarking Rule-B</w:t>
-      </w:r>
-      <w:r>
-        <w:rPr>
-          <w:sz w:val="20"/>
-          <w:szCs w:val="20"/>
-        </w:rPr>
-        <w:t xml:space="preserve">ased, General-Purpose LLM, and Security-Specialized Scanners on Real-World Code. </w:t>
-      </w:r>
-      <w:proofErr w:type="spellStart"/>
-      <w:r>
-        <w:rPr>
-          <w:sz w:val="20"/>
-          <w:szCs w:val="20"/>
-        </w:rPr>
-        <w:t>arXiv</w:t>
-      </w:r>
-      <w:proofErr w:type="spellEnd"/>
-      <w:r>
-        <w:rPr>
-          <w:sz w:val="20"/>
-          <w:szCs w:val="20"/>
-        </w:rPr>
-        <w:t xml:space="preserve"> preprint arXiv:2604.13764, 2026. Source of the F3 metric and of the scanner outputs re-scored in Section 3.2. </w:t>
+        <w:t xml:space="preserve">ased, General-Purpose LLM, and Security-Specialized Scanners on Real-World Code. arXiv preprint arXiv:2604.13764, 2026. Source of the F3 metric and of the scanner outputs re-scored in Section 3.2. </w:t>
       </w:r>
       <w:hyperlink r:id="rId9" w:history="1">
         <w:r>
@@ -16485,71 +16998,7 @@
           <w:sz w:val="20"/>
           <w:szCs w:val="20"/>
         </w:rPr>
-        <w:t xml:space="preserve">Sifting the Noise: A Comparative Study of LLM Agents in Vulnerability False Positive Filtering. </w:t>
-      </w:r>
-      <w:proofErr w:type="spellStart"/>
-      <w:r>
-        <w:rPr>
-          <w:sz w:val="20"/>
-          <w:szCs w:val="20"/>
-        </w:rPr>
-        <w:t>arXiv</w:t>
-      </w:r>
-      <w:proofErr w:type="spellEnd"/>
-      <w:r>
-        <w:rPr>
-          <w:sz w:val="20"/>
-          <w:szCs w:val="20"/>
-        </w:rPr>
-        <w:t xml:space="preserve"> preprint arXiv:2601.22952, 2026. </w:t>
-      </w:r>
-      <w:proofErr w:type="spellStart"/>
-      <w:r>
-        <w:rPr>
-          <w:sz w:val="20"/>
-          <w:szCs w:val="20"/>
-        </w:rPr>
-        <w:t>CodeQL</w:t>
-      </w:r>
-      <w:proofErr w:type="spellEnd"/>
-      <w:r>
-        <w:rPr>
-          <w:sz w:val="20"/>
-          <w:szCs w:val="20"/>
-        </w:rPr>
-        <w:t xml:space="preserve">, </w:t>
-      </w:r>
-      <w:proofErr w:type="spellStart"/>
-      <w:r>
-        <w:rPr>
-          <w:sz w:val="20"/>
-          <w:szCs w:val="20"/>
-        </w:rPr>
-        <w:t>Semgrep</w:t>
-      </w:r>
-      <w:proofErr w:type="spellEnd"/>
-      <w:r>
-        <w:rPr>
-          <w:sz w:val="20"/>
-          <w:szCs w:val="20"/>
-        </w:rPr>
-        <w:t xml:space="preserve">, SonarQube and </w:t>
-      </w:r>
-      <w:proofErr w:type="spellStart"/>
-      <w:r>
-        <w:rPr>
-          <w:sz w:val="20"/>
-          <w:szCs w:val="20"/>
-        </w:rPr>
-        <w:t>Joern</w:t>
-      </w:r>
-      <w:proofErr w:type="spellEnd"/>
-      <w:r>
-        <w:rPr>
-          <w:sz w:val="20"/>
-          <w:szCs w:val="20"/>
-        </w:rPr>
-        <w:t xml:space="preserve"> on OWASP Benchmark v1.2; false-positive rates quoted from Sec</w:t>
+        <w:t>Sifting the Noise: A Comparative Study of LLM Agents in Vulnerability False Positive Filtering. arXiv preprint arXiv:2601.22952, 2026. CodeQL, Semgrep, SonarQube and Joern on OWASP Benchmark v1.2; false-positive rates quoted from Sec</w:t>
       </w:r>
       <w:r>
         <w:rPr>
@@ -16579,23 +17028,13 @@
         </w:numPr>
         <w:spacing w:after="110"/>
       </w:pPr>
-      <w:proofErr w:type="spellStart"/>
       <w:r>
         <w:rPr>
           <w:sz w:val="20"/>
           <w:szCs w:val="20"/>
           <w:lang w:val="fr-FR"/>
         </w:rPr>
-        <w:t>Dubniczky</w:t>
-      </w:r>
-      <w:proofErr w:type="spellEnd"/>
-      <w:r>
-        <w:rPr>
-          <w:sz w:val="20"/>
-          <w:szCs w:val="20"/>
-          <w:lang w:val="fr-FR"/>
-        </w:rPr>
-        <w:t xml:space="preserve">, R. A. et al. </w:t>
+        <w:t xml:space="preserve">Dubniczky, R. A. et al. </w:t>
       </w:r>
       <w:r>
         <w:rPr>
@@ -16609,23 +17048,14 @@
           <w:sz w:val="20"/>
           <w:szCs w:val="20"/>
         </w:rPr>
-        <w:t xml:space="preserve">Dataset for Static Code Analyzers and LLMs towards CWE Detection. </w:t>
-      </w:r>
-      <w:proofErr w:type="spellStart"/>
+        <w:t>Dataset for Static Code Analyzers and LLMs towards CWE Detection. arXiv preprint arXiv:2503.09433, 2025. Thirteen static analyzers, two formal verification tools and ten LLMs evaluated on 250 hand-written C programs across 25 CWEs; source of the per-tool r</w:t>
+      </w:r>
       <w:r>
         <w:rPr>
           <w:sz w:val="20"/>
           <w:szCs w:val="20"/>
         </w:rPr>
-        <w:t>arXiv</w:t>
-      </w:r>
-      <w:proofErr w:type="spellEnd"/>
-      <w:r>
-        <w:rPr>
-          <w:sz w:val="20"/>
-          <w:szCs w:val="20"/>
-        </w:rPr>
-        <w:t xml:space="preserve"> preprint arXiv:2503.09433, 2025. Source of the Clang Static Analyzer and CBMC recall and precision figures in Section 5.2. </w:t>
+        <w:t xml:space="preserve">ecall and precision figures in Section 5.2. </w:t>
       </w:r>
       <w:hyperlink r:id="rId11" w:history="1">
         <w:r>
@@ -16635,16 +17065,7 @@
             <w:szCs w:val="20"/>
             <w:u w:val="single"/>
           </w:rPr>
-          <w:t>https://arxi</w:t>
-        </w:r>
-        <w:r>
-          <w:rPr>
-            <w:color w:val="0563C1"/>
-            <w:sz w:val="20"/>
-            <w:szCs w:val="20"/>
-            <w:u w:val="single"/>
-          </w:rPr>
-          <w:t>v.org/abs/2503.09433</w:t>
+          <w:t>https://arxiv.org/abs/2503.09433</w:t>
         </w:r>
       </w:hyperlink>
     </w:p>
@@ -16662,14 +17083,14 @@
           <w:sz w:val="20"/>
           <w:szCs w:val="20"/>
         </w:rPr>
-        <w:t>A Systematic Literature Review on Static Application Security Testing (SAST) Tools: Evaluation, Benchmarks, Challenges, and Future Directions. In Proceedings of the 29th International Conference on Evaluation and Assessment in Software</w:t>
+        <w:t>A Systematic Literature Review on Static Application Security Testing (SAST) Tools: Evaluation, Benchmarks, Challenges, and Future</w:t>
       </w:r>
       <w:r>
         <w:rPr>
           <w:sz w:val="20"/>
           <w:szCs w:val="20"/>
         </w:rPr>
-        <w:t xml:space="preserve"> Engineering (EASE ’25), Companion. ACM, 2025. </w:t>
+        <w:t xml:space="preserve"> Directions. In Proceedings of the 29th International Conference on Evaluation and Assessment in Software Engineering (EASE ’25), Companion. ACM, 2025. </w:t>
       </w:r>
       <w:hyperlink r:id="rId12" w:history="1">
         <w:r>
@@ -16692,76 +17113,26 @@
         </w:numPr>
         <w:spacing w:after="110"/>
       </w:pPr>
-      <w:proofErr w:type="spellStart"/>
       <w:r>
         <w:rPr>
           <w:sz w:val="20"/>
           <w:szCs w:val="20"/>
         </w:rPr>
-        <w:t>Gentsch</w:t>
-      </w:r>
-      <w:proofErr w:type="spellEnd"/>
+        <w:t>Lipp, S.</w:t>
+      </w:r>
       <w:r>
         <w:rPr>
           <w:sz w:val="20"/>
           <w:szCs w:val="20"/>
         </w:rPr>
-        <w:t xml:space="preserve">, C. Evaluation of </w:t>
-      </w:r>
-      <w:proofErr w:type="gramStart"/>
+        <w:t>, Banescu, S. and Pretschner, A. An Empirical Study on the Effectiveness of Static C Code Analyzers for Vulnerability Detection. In Proceedings of the 31st ACM SIGSOFT International Symposium on Software Testing and Analysis (ISSTA 2022), pp. 544–555. Elev</w:t>
+      </w:r>
       <w:r>
         <w:rPr>
           <w:sz w:val="20"/>
           <w:szCs w:val="20"/>
         </w:rPr>
-        <w:t>Open Source</w:t>
-      </w:r>
-      <w:proofErr w:type="gramEnd"/>
-      <w:r>
-        <w:rPr>
-          <w:sz w:val="20"/>
-          <w:szCs w:val="20"/>
-        </w:rPr>
-        <w:t xml:space="preserve"> Static Analysis Security Testing (SAST) Tools for C. DLR-</w:t>
-      </w:r>
-      <w:proofErr w:type="spellStart"/>
-      <w:r>
-        <w:rPr>
-          <w:sz w:val="20"/>
-          <w:szCs w:val="20"/>
-        </w:rPr>
-        <w:t>Interner</w:t>
-      </w:r>
-      <w:proofErr w:type="spellEnd"/>
-      <w:r>
-        <w:rPr>
-          <w:sz w:val="20"/>
-          <w:szCs w:val="20"/>
-        </w:rPr>
-        <w:t xml:space="preserve"> </w:t>
-      </w:r>
-      <w:proofErr w:type="spellStart"/>
-      <w:r>
-        <w:rPr>
-          <w:sz w:val="20"/>
-          <w:szCs w:val="20"/>
-        </w:rPr>
-        <w:t>Bericht</w:t>
-      </w:r>
-      <w:proofErr w:type="spellEnd"/>
-      <w:r>
-        <w:rPr>
-          <w:sz w:val="20"/>
-          <w:szCs w:val="20"/>
-        </w:rPr>
-        <w:t xml:space="preserve"> D</w:t>
-      </w:r>
-      <w:r>
-        <w:rPr>
-          <w:sz w:val="20"/>
-          <w:szCs w:val="20"/>
-        </w:rPr>
-        <w:t xml:space="preserve">LR-IB-DW-JE-2020-16, German Aerospace Center, January 2020. Source of the Frama-C figure in Section 5.2. </w:t>
+        <w:t xml:space="preserve">en analyzers evaluated against 192 real-world CVEs in C; source of the commercial and open-source recall figures in Section 5.2. </w:t>
       </w:r>
       <w:hyperlink r:id="rId13" w:history="1">
         <w:r>
@@ -16771,7 +17142,7 @@
             <w:szCs w:val="20"/>
             <w:u w:val="single"/>
           </w:rPr>
-          <w:t>https://elib.dlr.de/133945/</w:t>
+          <w:t>https://dl.acm.org/doi/10.1145/3533767.3534380</w:t>
         </w:r>
       </w:hyperlink>
     </w:p>
@@ -16784,28 +17155,19 @@
         </w:numPr>
         <w:spacing w:after="110"/>
       </w:pPr>
-      <w:proofErr w:type="spellStart"/>
       <w:r>
         <w:rPr>
           <w:sz w:val="20"/>
           <w:szCs w:val="20"/>
         </w:rPr>
-        <w:t>Delaitre</w:t>
-      </w:r>
-      <w:proofErr w:type="spellEnd"/>
+        <w:t>Delaitre, A. et a</w:t>
+      </w:r>
       <w:r>
         <w:rPr>
           <w:sz w:val="20"/>
           <w:szCs w:val="20"/>
         </w:rPr>
-        <w:t>, A. et al. SATE V Report: Ten Years of Static Analysis Tool Exposition</w:t>
-      </w:r>
-      <w:r>
-        <w:rPr>
-          <w:sz w:val="20"/>
-          <w:szCs w:val="20"/>
-        </w:rPr>
-        <w:t xml:space="preserve">s. NIST Special Publication 500-326, 2018. </w:t>
+        <w:t xml:space="preserve">l. SATE V Report: Ten Years of Static Analysis Tool Expositions. NIST Special Publication 500-326, 2018. </w:t>
       </w:r>
       <w:hyperlink r:id="rId14" w:history="1">
         <w:r>
@@ -16833,14 +17195,7 @@
           <w:sz w:val="20"/>
           <w:szCs w:val="20"/>
         </w:rPr>
-        <w:t>Youden, W. J. Index for rating diagnostic tests. Cancer, vol. 3, no. 1, 1950, pp. 32–35. Origin of the Youden J stati</w:t>
-      </w:r>
-      <w:r>
-        <w:rPr>
-          <w:sz w:val="20"/>
-          <w:szCs w:val="20"/>
-        </w:rPr>
-        <w:t xml:space="preserve">stic used as the OWASP Benchmark metric. </w:t>
+        <w:t xml:space="preserve">Youden, W. J. Index for rating diagnostic tests. Cancer, vol. 3, no. 1, 1950, pp. 32–35. Origin of the Youden J statistic used as the OWASP Benchmark metric. </w:t>
       </w:r>
       <w:hyperlink r:id="rId15" w:history="1">
         <w:r>
@@ -16850,7 +17205,16 @@
             <w:szCs w:val="20"/>
             <w:u w:val="single"/>
           </w:rPr>
-          <w:t>https://doi.org/10.1002/1097-0142(1950)3:1%3C32::AID-CNCR2820030106%3E3.0.CO;2-3</w:t>
+          <w:t>h</w:t>
+        </w:r>
+        <w:r>
+          <w:rPr>
+            <w:color w:val="0563C1"/>
+            <w:sz w:val="20"/>
+            <w:szCs w:val="20"/>
+            <w:u w:val="single"/>
+          </w:rPr>
+          <w:t>ttps://doi.org/10.1002/1097-0142(1950)3:1%3C32::AID-CNCR2820030106%3E3.0.CO;2-3</w:t>
         </w:r>
       </w:hyperlink>
     </w:p>
@@ -16885,27 +17249,8 @@
           <w:szCs w:val="20"/>
           <w:lang w:val="fr-FR"/>
         </w:rPr>
-        <w:t xml:space="preserve">Hui, B. et al. Qwen2.5-Coder </w:t>
-      </w:r>
-      <w:proofErr w:type="spellStart"/>
-      <w:r>
-        <w:rPr>
-          <w:sz w:val="20"/>
-          <w:szCs w:val="20"/>
-          <w:lang w:val="fr-FR"/>
-        </w:rPr>
-        <w:t>Technical</w:t>
-      </w:r>
-      <w:proofErr w:type="spellEnd"/>
-      <w:r>
-        <w:rPr>
-          <w:sz w:val="20"/>
-          <w:szCs w:val="20"/>
-          <w:lang w:val="fr-FR"/>
-        </w:rPr>
-        <w:t xml:space="preserve"> Report. </w:t>
-      </w:r>
-      <w:proofErr w:type="spellStart"/>
+        <w:t xml:space="preserve">Hui, B. et al. Qwen2.5-Coder Technical Report. </w:t>
+      </w:r>
       <w:proofErr w:type="gramStart"/>
       <w:r>
         <w:rPr>
@@ -16915,7 +17260,6 @@
         </w:rPr>
         <w:t>arXiv</w:t>
       </w:r>
-      <w:proofErr w:type="spellEnd"/>
       <w:proofErr w:type="gramEnd"/>
       <w:r>
         <w:rPr>
@@ -16923,25 +17267,7 @@
           <w:szCs w:val="20"/>
           <w:lang w:val="fr-FR"/>
         </w:rPr>
-        <w:t xml:space="preserve"> </w:t>
-      </w:r>
-      <w:proofErr w:type="spellStart"/>
-      <w:r>
-        <w:rPr>
-          <w:sz w:val="20"/>
-          <w:szCs w:val="20"/>
-          <w:lang w:val="fr-FR"/>
-        </w:rPr>
-        <w:t>preprint</w:t>
-      </w:r>
-      <w:proofErr w:type="spellEnd"/>
-      <w:r>
-        <w:rPr>
-          <w:sz w:val="20"/>
-          <w:szCs w:val="20"/>
-          <w:lang w:val="fr-FR"/>
-        </w:rPr>
-        <w:t xml:space="preserve"> arXiv:2409.12186, 2024. </w:t>
+        <w:t xml:space="preserve"> preprint arXiv:2409.12186, 2024. </w:t>
       </w:r>
       <w:r>
         <w:rPr>
@@ -16971,92 +17297,19 @@
         </w:numPr>
         <w:spacing w:after="110"/>
       </w:pPr>
-      <w:proofErr w:type="spellStart"/>
       <w:r>
         <w:rPr>
           <w:sz w:val="20"/>
           <w:szCs w:val="20"/>
         </w:rPr>
-        <w:t>Dettmers</w:t>
-      </w:r>
-      <w:proofErr w:type="spellEnd"/>
+        <w:t>Dettmers, T., Pagnoni, A., Holtzman, A. and Zettlemoyer, L. QLoRA: Efficient Finetuning of Quantized LLMs. In Advances in Neural Information Processing Systems 36 (NeurIPS 2023), arXiv:2305.14314. Fine-tuni</w:t>
+      </w:r>
       <w:r>
         <w:rPr>
           <w:sz w:val="20"/>
           <w:szCs w:val="20"/>
         </w:rPr>
-        <w:t xml:space="preserve">, T., </w:t>
-      </w:r>
-      <w:proofErr w:type="spellStart"/>
-      <w:r>
-        <w:rPr>
-          <w:sz w:val="20"/>
-          <w:szCs w:val="20"/>
-        </w:rPr>
-        <w:t>Pagnoni</w:t>
-      </w:r>
-      <w:proofErr w:type="spellEnd"/>
-      <w:r>
-        <w:rPr>
-          <w:sz w:val="20"/>
-          <w:szCs w:val="20"/>
-        </w:rPr>
-        <w:t xml:space="preserve">, A., Holtzman, A. and </w:t>
-      </w:r>
-      <w:proofErr w:type="spellStart"/>
-      <w:r>
-        <w:rPr>
-          <w:sz w:val="20"/>
-          <w:szCs w:val="20"/>
-        </w:rPr>
-        <w:t>Zett</w:t>
-      </w:r>
-      <w:r>
-        <w:rPr>
-          <w:sz w:val="20"/>
-          <w:szCs w:val="20"/>
-        </w:rPr>
-        <w:t>lemoyer</w:t>
-      </w:r>
-      <w:proofErr w:type="spellEnd"/>
-      <w:r>
-        <w:rPr>
-          <w:sz w:val="20"/>
-          <w:szCs w:val="20"/>
-        </w:rPr>
-        <w:t xml:space="preserve">, L. </w:t>
-      </w:r>
-      <w:proofErr w:type="spellStart"/>
-      <w:r>
-        <w:rPr>
-          <w:sz w:val="20"/>
-          <w:szCs w:val="20"/>
-        </w:rPr>
-        <w:t>QLoRA</w:t>
-      </w:r>
-      <w:proofErr w:type="spellEnd"/>
-      <w:r>
-        <w:rPr>
-          <w:sz w:val="20"/>
-          <w:szCs w:val="20"/>
-        </w:rPr>
-        <w:t>: Efficient Finetuning of Quantized LLMs. In Advances in Neural Information Processing Systems 36 (</w:t>
-      </w:r>
-      <w:proofErr w:type="spellStart"/>
-      <w:r>
-        <w:rPr>
-          <w:sz w:val="20"/>
-          <w:szCs w:val="20"/>
-        </w:rPr>
-        <w:t>NeurIPS</w:t>
-      </w:r>
-      <w:proofErr w:type="spellEnd"/>
-      <w:r>
-        <w:rPr>
-          <w:sz w:val="20"/>
-          <w:szCs w:val="20"/>
-        </w:rPr>
-        <w:t xml:space="preserve"> 2023), arXiv:2305.14314. Fine-tuning method used. </w:t>
+        <w:t xml:space="preserve">ng method used. </w:t>
       </w:r>
       <w:hyperlink r:id="rId17" w:history="1">
         <w:r>
@@ -17094,7 +17347,16 @@
             <w:szCs w:val="20"/>
             <w:u w:val="single"/>
           </w:rPr>
-          <w:t>https://tree-sitter.github.io/tree-sitter/</w:t>
+          <w:t>https://tree</w:t>
+        </w:r>
+        <w:r>
+          <w:rPr>
+            <w:color w:val="0563C1"/>
+            <w:sz w:val="20"/>
+            <w:szCs w:val="20"/>
+            <w:u w:val="single"/>
+          </w:rPr>
+          <w:t>-sitter.github.io/tree-sitter/</w:t>
         </w:r>
       </w:hyperlink>
     </w:p>
@@ -17111,10 +17373,10 @@
 <file path=word/numbering.xml><?xml version="1.0" encoding="utf-8"?>
 <w:numbering xmlns:wpc="http://schemas.microsoft.com/office/word/2010/wordprocessingCanvas" xmlns:cx="http://schemas.microsoft.com/office/drawing/2014/chartex" xmlns:cx1="http://schemas.microsoft.com/office/drawing/2015/9/8/chartex" xmlns:cx2="http://schemas.microsoft.com/office/drawing/2015/10/21/chartex" xmlns:cx3="http://schemas.microsoft.com/office/drawing/2016/5/9/chartex" xmlns:cx4="http://schemas.microsoft.com/office/drawing/2016/5/10/chartex" xmlns:cx5="http://schemas.microsoft.com/office/drawing/2016/5/11/chartex" xmlns:cx6="http://schemas.microsoft.com/office/drawing/2016/5/12/chartex" xmlns:cx7="http://schemas.microsoft.com/office/drawing/2016/5/13/chartex" xmlns:cx8="http://schemas.microsoft.com/office/drawing/2016/5/14/chartex" xmlns:mc="http://schemas.openxmlformats.org/markup-compatibility/2006" xmlns:aink="http://schemas.microsoft.com/office/drawing/2016/ink" xmlns:am3d="http://schemas.microsoft.com/office/drawing/2017/model3d" xmlns:o="urn:schemas-microsoft-com:office:office" xmlns:r="http://schemas.openxmlformats.org/officeDocument/2006/relationships" xmlns:m="http://schemas.openxmlformats.org/officeDocument/2006/math" xmlns:v="urn:schemas-microsoft-com:vml" xmlns:wp14="http://schemas.microsoft.com/office/word/2010/wordprocessingDrawing" xmlns:wp="http://schemas.openxmlformats.org/drawingml/2006/wordprocessingDrawing" xmlns:w10="urn:schemas-microsoft-com:office:word" xmlns:w="http://schemas.openxmlformats.org/wordprocessingml/2006/main" xmlns:w14="http://schemas.microsoft.com/office/word/2010/wordml" xmlns:w15="http://schemas.microsoft.com/office/word/2012/wordml" xmlns:w16cex="http://schemas.microsoft.com/office/word/2018/wordml/cex" xmlns:w16cid="http://schemas.microsoft.com/office/word/2016/wordml/cid" xmlns:w16="http://schemas.microsoft.com/office/word/2018/wordml" xmlns:w16sdtdh="http://schemas.microsoft.com/office/word/2020/wordml/sdtdatahash" xmlns:w16se="http://schemas.microsoft.com/office/word/2015/wordml/symex" xmlns:wpg="http://schemas.microsoft.com/office/word/2010/wordprocessingGroup" xmlns:wpi="http://schemas.microsoft.com/office/word/2010/wordprocessingInk" xmlns:wne="http://schemas.microsoft.com/office/word/2006/wordml" xmlns:wps="http://schemas.microsoft.com/office/word/2010/wordprocessingShape" mc:Ignorable="w14 w15 w16se w16cid w16 w16cex w16sdtdh wp14">
   <w:abstractNum w:abstractNumId="0" w15:restartNumberingAfterBreak="0">
-    <w:nsid w:val="22A01BBE"/>
+    <w:nsid w:val="0FCD620A"/>
     <w:multiLevelType w:val="hybridMultilevel"/>
-    <w:tmpl w:val="ECA89B1A"/>
-    <w:lvl w:ilvl="0" w:tplc="A57AA4A4">
+    <w:tmpl w:val="C374B638"/>
+    <w:lvl w:ilvl="0" w:tplc="26DAD2B6">
       <w:start w:val="1"/>
       <w:numFmt w:val="bullet"/>
       <w:lvlText w:val="●"/>
@@ -17123,7 +17385,7 @@
         <w:ind w:left="720" w:hanging="360"/>
       </w:pPr>
     </w:lvl>
-    <w:lvl w:ilvl="1" w:tplc="BC42E320">
+    <w:lvl w:ilvl="1" w:tplc="46BE4628">
       <w:start w:val="1"/>
       <w:numFmt w:val="bullet"/>
       <w:lvlText w:val="○"/>
@@ -17132,7 +17394,7 @@
         <w:ind w:left="1440" w:hanging="360"/>
       </w:pPr>
     </w:lvl>
-    <w:lvl w:ilvl="2" w:tplc="F75662EE">
+    <w:lvl w:ilvl="2" w:tplc="D98C4ED8">
       <w:start w:val="1"/>
       <w:numFmt w:val="bullet"/>
       <w:lvlText w:val="■"/>
@@ -17141,7 +17403,7 @@
         <w:ind w:left="2160" w:hanging="360"/>
       </w:pPr>
     </w:lvl>
-    <w:lvl w:ilvl="3" w:tplc="9B3488A2">
+    <w:lvl w:ilvl="3" w:tplc="3D348594">
       <w:start w:val="1"/>
       <w:numFmt w:val="bullet"/>
       <w:lvlText w:val="●"/>
@@ -17150,7 +17412,7 @@
         <w:ind w:left="2880" w:hanging="360"/>
       </w:pPr>
     </w:lvl>
-    <w:lvl w:ilvl="4" w:tplc="154E958E">
+    <w:lvl w:ilvl="4" w:tplc="241CAD8A">
       <w:start w:val="1"/>
       <w:numFmt w:val="bullet"/>
       <w:lvlText w:val="○"/>
@@ -17159,7 +17421,7 @@
         <w:ind w:left="3600" w:hanging="360"/>
       </w:pPr>
     </w:lvl>
-    <w:lvl w:ilvl="5" w:tplc="070A5534">
+    <w:lvl w:ilvl="5" w:tplc="34B20DA8">
       <w:start w:val="1"/>
       <w:numFmt w:val="bullet"/>
       <w:lvlText w:val="■"/>
@@ -17168,7 +17430,7 @@
         <w:ind w:left="4320" w:hanging="360"/>
       </w:pPr>
     </w:lvl>
-    <w:lvl w:ilvl="6" w:tplc="313C1B8E">
+    <w:lvl w:ilvl="6" w:tplc="21CAAC94">
       <w:start w:val="1"/>
       <w:numFmt w:val="bullet"/>
       <w:lvlText w:val="●"/>
@@ -17177,7 +17439,7 @@
         <w:ind w:left="5040" w:hanging="360"/>
       </w:pPr>
     </w:lvl>
-    <w:lvl w:ilvl="7" w:tplc="98D6DA44">
+    <w:lvl w:ilvl="7" w:tplc="1ECCF220">
       <w:start w:val="1"/>
       <w:numFmt w:val="bullet"/>
       <w:lvlText w:val="●"/>
@@ -17186,7 +17448,7 @@
         <w:ind w:left="5760" w:hanging="360"/>
       </w:pPr>
     </w:lvl>
-    <w:lvl w:ilvl="8" w:tplc="2312E91A">
+    <w:lvl w:ilvl="8" w:tplc="80C4401A">
       <w:start w:val="1"/>
       <w:numFmt w:val="bullet"/>
       <w:lvlText w:val="●"/>

--- a/SecureAssist_Paper.docx
+++ b/SecureAssist_Paper.docx
@@ -7,7 +7,12 @@
         <w:bidi w:val="0"/>
         <w:spacing w:after="70"/>
         <w:jc w:val="center"/>
+        <w:rPr>
+          <w:rFonts w:hint="cs"/>
+          <w:rtl/>
+        </w:rPr>
       </w:pPr>
+      <w:proofErr w:type="spellStart"/>
       <w:r>
         <w:rPr>
           <w:b/>
@@ -18,6 +23,7 @@
         </w:rPr>
         <w:t>SecureAssist</w:t>
       </w:r>
+      <w:proofErr w:type="spellEnd"/>
     </w:p>
     <w:p>
       <w:pPr>
@@ -75,14 +81,29 @@
         <w:bidi w:val="0"/>
         <w:spacing w:after="130" w:line="278" w:lineRule="auto"/>
       </w:pPr>
-      <w:r>
-        <w:t xml:space="preserve">SecureAssist detects, explains and repairs security vulnerabilities inside the IDE. A tree-sitter static analyzer performs taint tracking across ten CWEs in Python, Java and C; its findings are passed to a fine-tuned Qwen2.5-Coder-7B model, which augments </w:t>
-      </w:r>
-      <w:r>
-        <w:t>them with additional findings and generates repairs; an AI teacher agent explains each finding to the developer. The reported configuration takes the union of both sources — the model adds findings and does not remove them, a design point examined in Secti</w:t>
-      </w:r>
-      <w:r>
-        <w:t>on 6.3.</w:t>
+      <w:proofErr w:type="spellStart"/>
+      <w:r>
+        <w:t>SecureAssist</w:t>
+      </w:r>
+      <w:proofErr w:type="spellEnd"/>
+      <w:r>
+        <w:t xml:space="preserve"> detects, explains and repairs security vulnerabilities inside the IDE. A tree-sitter static analyzer performs taint tracking across ten CWEs in Python, Java and C; its findings are passed to a fine-tuned Qwen2.5-Coder</w:t>
+      </w:r>
+      <w:r>
+        <w:rPr>
+          <w:color w:val="2E75B6"/>
+          <w:vertAlign w:val="superscript"/>
+        </w:rPr>
+        <w:t>13</w:t>
+      </w:r>
+      <w:r>
+        <w:t>-7B model, which augment</w:t>
+      </w:r>
+      <w:r>
+        <w:t>s them with additional findings and generates repairs; an AI teacher agent explains each finding to the developer. The reported configuration takes the union of both sources - the model adds findings and does not remove them, a design point examined in Sec</w:t>
+      </w:r>
+      <w:r>
+        <w:t>tion 6.3.</w:t>
       </w:r>
     </w:p>
     <w:p>
@@ -125,7 +146,7 @@
           <w:left w:w="10" w:type="dxa"/>
           <w:right w:w="10" w:type="dxa"/>
         </w:tblCellMar>
-        <w:tblLook w:val="0000" w:firstRow="0" w:lastRow="0" w:firstColumn="0" w:lastColumn="0" w:noHBand="0" w:noVBand="0"/>
+        <w:tblLook w:val="04A0" w:firstRow="1" w:lastRow="0" w:firstColumn="1" w:lastColumn="0" w:noHBand="0" w:noVBand="1"/>
       </w:tblPr>
       <w:tblGrid>
         <w:gridCol w:w="1500"/>
@@ -223,17 +244,7 @@
                 <w:sz w:val="18"/>
                 <w:szCs w:val="18"/>
               </w:rPr>
-              <w:t>Py</w:t>
-            </w:r>
-            <w:r>
-              <w:rPr>
-                <w:b/>
-                <w:bCs/>
-                <w:color w:val="FFFFFF"/>
-                <w:sz w:val="18"/>
-                <w:szCs w:val="18"/>
-              </w:rPr>
-              <w:t>thon</w:t>
+              <w:t>Python</w:t>
             </w:r>
           </w:p>
         </w:tc>
@@ -421,7 +432,7 @@
                 <w:sz w:val="18"/>
                 <w:szCs w:val="18"/>
               </w:rPr>
-              <w:t>—</w:t>
+              <w:t>-</w:t>
             </w:r>
           </w:p>
         </w:tc>
@@ -690,7 +701,7 @@
                 <w:sz w:val="18"/>
                 <w:szCs w:val="18"/>
               </w:rPr>
-              <w:t>—</w:t>
+              <w:t>-</w:t>
             </w:r>
           </w:p>
         </w:tc>
@@ -775,7 +786,7 @@
                 <w:sz w:val="18"/>
                 <w:szCs w:val="18"/>
               </w:rPr>
-              <w:t>—</w:t>
+              <w:t>-</w:t>
             </w:r>
           </w:p>
         </w:tc>
@@ -801,7 +812,7 @@
                 <w:sz w:val="18"/>
                 <w:szCs w:val="18"/>
               </w:rPr>
-              <w:t>—</w:t>
+              <w:t>-</w:t>
             </w:r>
           </w:p>
         </w:tc>
@@ -1447,7 +1458,7 @@
                 <w:sz w:val="18"/>
                 <w:szCs w:val="18"/>
               </w:rPr>
-              <w:t>—</w:t>
+              <w:t>-</w:t>
             </w:r>
           </w:p>
         </w:tc>
@@ -1472,7 +1483,7 @@
                 <w:sz w:val="18"/>
                 <w:szCs w:val="18"/>
               </w:rPr>
-              <w:t>—</w:t>
+              <w:t>-</w:t>
             </w:r>
           </w:p>
         </w:tc>
@@ -1582,7 +1593,7 @@
                 <w:sz w:val="18"/>
                 <w:szCs w:val="18"/>
               </w:rPr>
-              <w:t>—</w:t>
+              <w:t>-</w:t>
             </w:r>
           </w:p>
         </w:tc>
@@ -1608,7 +1619,7 @@
                 <w:sz w:val="18"/>
                 <w:szCs w:val="18"/>
               </w:rPr>
-              <w:t>—</w:t>
+              <w:t>-</w:t>
             </w:r>
           </w:p>
         </w:tc>
@@ -1663,7 +1674,29 @@
           <w:sz w:val="18"/>
           <w:szCs w:val="18"/>
         </w:rPr>
-        <w:t>CWEs, for SecureAssist and for every tool it is compared against.</w:t>
+        <w:t xml:space="preserve">CWEs, for </w:t>
+      </w:r>
+      <w:proofErr w:type="spellStart"/>
+      <w:r>
+        <w:rPr>
+          <w:i/>
+          <w:iCs/>
+          <w:color w:val="444444"/>
+          <w:sz w:val="18"/>
+          <w:szCs w:val="18"/>
+        </w:rPr>
+        <w:t>SecureAssist</w:t>
+      </w:r>
+      <w:proofErr w:type="spellEnd"/>
+      <w:r>
+        <w:rPr>
+          <w:i/>
+          <w:iCs/>
+          <w:color w:val="444444"/>
+          <w:sz w:val="18"/>
+          <w:szCs w:val="18"/>
+        </w:rPr>
+        <w:t xml:space="preserve"> and for every tool it is compared against.</w:t>
       </w:r>
     </w:p>
     <w:p>
@@ -1697,7 +1730,7 @@
           <w:left w:w="10" w:type="dxa"/>
           <w:right w:w="10" w:type="dxa"/>
         </w:tblCellMar>
-        <w:tblLook w:val="0000" w:firstRow="0" w:lastRow="0" w:firstColumn="0" w:lastColumn="0" w:noHBand="0" w:noVBand="0"/>
+        <w:tblLook w:val="04A0" w:firstRow="1" w:lastRow="0" w:firstColumn="1" w:lastColumn="0" w:noHBand="0" w:noVBand="1"/>
       </w:tblPr>
       <w:tblGrid>
         <w:gridCol w:w="1900"/>
@@ -1886,8 +1919,20 @@
                 <w:sz w:val="18"/>
                 <w:szCs w:val="18"/>
               </w:rPr>
-              <w:t>Python — RealVuln</w:t>
-            </w:r>
+              <w:t xml:space="preserve">Python - </w:t>
+            </w:r>
+            <w:proofErr w:type="spellStart"/>
+            <w:r>
+              <w:rPr>
+                <w:b/>
+                <w:bCs/>
+                <w:color w:val="000000"/>
+                <w:sz w:val="18"/>
+                <w:szCs w:val="18"/>
+              </w:rPr>
+              <w:t>RealVuln</w:t>
+            </w:r>
+            <w:proofErr w:type="spellEnd"/>
           </w:p>
         </w:tc>
         <w:tc>
@@ -2033,7 +2078,7 @@
                 <w:sz w:val="18"/>
                 <w:szCs w:val="18"/>
               </w:rPr>
-              <w:t>Java — OWASP Benchmark</w:t>
+              <w:t>Java - OWASP Benchmark</w:t>
             </w:r>
           </w:p>
         </w:tc>
@@ -2180,7 +2225,7 @@
                 <w:sz w:val="18"/>
                 <w:szCs w:val="18"/>
               </w:rPr>
-              <w:t>C — NIST Juliet</w:t>
+              <w:t>C - NIST Juliet</w:t>
             </w:r>
           </w:p>
         </w:tc>
@@ -2311,7 +2356,26 @@
           <w:sz w:val="18"/>
           <w:szCs w:val="18"/>
         </w:rPr>
-        <w:t>F3 weights recall nine times precision, the metric used by RealVuln on the grounds that a missed vulnerability is far costlier than a false alarm a developer dismisses in seconds.</w:t>
+        <w:t>F3 weights recall nine times precision, the metric used by RealVuln</w:t>
+      </w:r>
+      <w:r>
+        <w:rPr>
+          <w:color w:val="2E75B6"/>
+          <w:sz w:val="18"/>
+          <w:szCs w:val="18"/>
+          <w:vertAlign w:val="superscript"/>
+        </w:rPr>
+        <w:t>3</w:t>
+      </w:r>
+      <w:r>
+        <w:rPr>
+          <w:i/>
+          <w:iCs/>
+          <w:color w:val="444444"/>
+          <w:sz w:val="18"/>
+          <w:szCs w:val="18"/>
+        </w:rPr>
+        <w:t xml:space="preserve"> on the grounds that a missed vulnerability is far costlier than a false alarm a developer dismisses in seconds.</w:t>
       </w:r>
     </w:p>
     <w:p>
@@ -2324,10 +2388,26 @@
         <w:spacing w:after="80"/>
       </w:pPr>
       <w:r>
-        <w:t>On real-world Python code, restricted to the supported CWEs and the retrieva</w:t>
-      </w:r>
-      <w:r>
-        <w:t>ble projects, SecureAssist records the highest recall of the twelve scanners compared on that subset, including Claude Opus 5, GPT-5.5 and Gemini 3.1 Pro operating agentically over the whole repository. Its precision is lower than theirs.</w:t>
+        <w:t xml:space="preserve">On real-world Python code, restricted to the supported CWEs and the retrievable projects, </w:t>
+      </w:r>
+      <w:proofErr w:type="spellStart"/>
+      <w:r>
+        <w:t>SecureAssist</w:t>
+      </w:r>
+      <w:proofErr w:type="spellEnd"/>
+      <w:r>
+        <w:t xml:space="preserve"> records the highest recall of the twelve</w:t>
+      </w:r>
+      <w:r>
+        <w:t xml:space="preserve"> scanners compared on that subset, including Claude Opus 5, GPT-5.5 and Gemini 3.1 Pro operating </w:t>
+      </w:r>
+      <w:proofErr w:type="spellStart"/>
+      <w:r>
+        <w:t>agentically</w:t>
+      </w:r>
+      <w:proofErr w:type="spellEnd"/>
+      <w:r>
+        <w:t xml:space="preserve"> over the whole repository. Its precision is lower than theirs.</w:t>
       </w:r>
     </w:p>
     <w:p>
@@ -2340,10 +2420,26 @@
         <w:spacing w:after="80"/>
       </w:pPr>
       <w:r>
-        <w:t>On weak cryptogra</w:t>
-      </w:r>
-      <w:r>
-        <w:t>phy the analyzer detects all vulnerable cases with no false positives, where an independent 2026 evaluation records CodeQL and Semgrep at a false-positive rate of 1.00 on the same CWE.</w:t>
+        <w:t>On weak cryptography the analyzer detects all vulnerable cases with no false positiv</w:t>
+      </w:r>
+      <w:r>
+        <w:t xml:space="preserve">es, where an independent 2026 evaluation records </w:t>
+      </w:r>
+      <w:proofErr w:type="spellStart"/>
+      <w:r>
+        <w:t>CodeQL</w:t>
+      </w:r>
+      <w:proofErr w:type="spellEnd"/>
+      <w:r>
+        <w:t xml:space="preserve"> and </w:t>
+      </w:r>
+      <w:proofErr w:type="spellStart"/>
+      <w:r>
+        <w:t>Semgrep</w:t>
+      </w:r>
+      <w:proofErr w:type="spellEnd"/>
+      <w:r>
+        <w:t xml:space="preserve"> at a false-positive rate of 1.00 on the same CWE.</w:t>
       </w:r>
     </w:p>
     <w:p>
@@ -2357,10 +2453,10 @@
       </w:pPr>
       <w:r>
         <w:lastRenderedPageBreak/>
-        <w:t>Adding the model raises recall and F3 in all three languages. Evaluated</w:t>
-      </w:r>
-      <w:r>
-        <w:t xml:space="preserve"> standalone on C the model reaches 97.7% precision; the union-based hybrid does not inherit that precision, reaching 60.4%, because a union cannot discard the analyzer's false positives.</w:t>
+        <w:t>Adding the model raises recall and F3 in all three languages. Evaluated standalone on C the model reaches 97.7% precision; the union-based</w:t>
+      </w:r>
+      <w:r>
+        <w:t xml:space="preserve"> hybrid does not inherit that precision, reaching 60.4%, because a union cannot discard the analyzer's false positives.</w:t>
       </w:r>
     </w:p>
     <w:p>
@@ -2373,10 +2469,18 @@
         <w:spacing w:after="80"/>
       </w:pPr>
       <w:r>
-        <w:t>All 283 flagged safe cases on the OWASP Benchmark were classified. Ea</w:t>
-      </w:r>
-      <w:r>
-        <w:t>ch relies on a construct the benchmark introduces to defeat lightweight analysis, 80% involving runtime reflection; none uses a sanitisation pattern typical of production code.</w:t>
+        <w:t>All 283 flagged safe cases on the OWASP Benchmark were classified. Each relies on a construct the benchmark introduces to defeat lightwe</w:t>
+      </w:r>
+      <w:r>
+        <w:t xml:space="preserve">ight analysis, 80% involving runtime reflection; none uses a </w:t>
+      </w:r>
+      <w:proofErr w:type="spellStart"/>
+      <w:r>
+        <w:t>sanitisation</w:t>
+      </w:r>
+      <w:proofErr w:type="spellEnd"/>
+      <w:r>
+        <w:t xml:space="preserve"> pattern typical of production code.</w:t>
       </w:r>
     </w:p>
     <w:p>
@@ -2389,10 +2493,15 @@
         <w:spacing w:after="80"/>
       </w:pPr>
       <w:r>
-        <w:t>All benchmark cases present in the model's fine-tuning corpus were excluded, an</w:t>
-      </w:r>
-      <w:r>
-        <w:t>d RealVuln was verified uncontaminated at content and line level.</w:t>
+        <w:t xml:space="preserve">All benchmark cases present in the model's fine-tuning corpus were excluded, and </w:t>
+      </w:r>
+      <w:proofErr w:type="spellStart"/>
+      <w:r>
+        <w:t>RealVuln</w:t>
+      </w:r>
+      <w:proofErr w:type="spellEnd"/>
+      <w:r>
+        <w:t xml:space="preserve"> was verified uncontaminated at content and line level.</w:t>
       </w:r>
     </w:p>
     <w:p>
@@ -2401,10 +2510,13 @@
         <w:spacing w:after="130" w:line="278" w:lineRule="auto"/>
       </w:pPr>
       <w:r>
-        <w:t>On the evidence below the hybrid is the more suitable default: it improves recall and F3 in all three languages, and it is the only configuration that can produce a repair. The cost is preci</w:t>
-      </w:r>
-      <w:r>
-        <w:t>sion, and that cost falls mainly on synthetic adversarial cases rather than on the real applications measured in Section 3. Section 6 sets out both sides of that trade and Section 6.3 describes the change that would most improve it.</w:t>
+        <w:t>O</w:t>
+      </w:r>
+      <w:r>
+        <w:t>n the evidence below the hybrid is the more suitable default: it improves recall and F3 in all three languages, and it is the only configuration that can produce a repair. The cost is precision, and that cost falls mainly on synthetic adversarial cases rat</w:t>
+      </w:r>
+      <w:r>
+        <w:t>her than on the real applications measured in Section 3. Section 6 sets out both sides of that trade and Section 6.3 describes the change that would most improve it.</w:t>
       </w:r>
     </w:p>
     <w:p>
@@ -2457,10 +2569,10 @@
         <w:spacing w:after="130" w:line="278" w:lineRule="auto"/>
       </w:pPr>
       <w:r>
-        <w:t>Three quantities underlie everything reported below. Recall, also called the true-positive rate, is the proportion of real vulnerabilities the tool finds. Precision is the propo</w:t>
-      </w:r>
-      <w:r>
-        <w:t>rtion of the tool's reports that are real. The false-positive rate is the proportion of safe cases the tool wrongly flags.</w:t>
+        <w:t>Three quantities underlie everything reported below. Recall, also called the true-positive rate, is the proportion of real vulnerabilities the tool finds. Precision is the proportion of the tool's report</w:t>
+      </w:r>
+      <w:r>
+        <w:t>s that are real. The false-positive rate is the proportion of safe cases the tool wrongly flags.</w:t>
       </w:r>
     </w:p>
     <w:p>
@@ -2551,10 +2663,20 @@
         <w:spacing w:after="130" w:line="278" w:lineRule="auto"/>
       </w:pPr>
       <w:r>
-        <w:t>Y</w:t>
-      </w:r>
-      <w:r>
-        <w:t>ouden's J statistic, introduced by W. J. Youden in 1950 to rate medical diagnostic tests, is the official metric of the OWASP Benchmark. It is the true-positive rate minus the false-positive rate, conventionally reported on a 0–100 scale.</w:t>
+        <w:t>Youden's J statistic, intro</w:t>
+      </w:r>
+      <w:r>
+        <w:t>duced by W. J. Youden in 1950 to rate medical diagnostic tests, is the official metric of the OWASP Benchmark</w:t>
+      </w:r>
+      <w:r>
+        <w:rPr>
+          <w:color w:val="2E75B6"/>
+          <w:vertAlign w:val="superscript"/>
+        </w:rPr>
+        <w:t>1</w:t>
+      </w:r>
+      <w:r>
+        <w:t>. It is the true-positive rate minus the false-positive rate, conventionally reported on a 0-100 scale.</w:t>
       </w:r>
     </w:p>
     <w:p>
@@ -2563,13 +2685,18 @@
         <w:spacing w:after="130" w:line="278" w:lineRule="auto"/>
       </w:pPr>
       <w:r>
-        <w:t>Its value is that</w:t>
-      </w:r>
-      <w:r>
-        <w:t xml:space="preserve"> it penalises both trivial strategies. A tool that flags every case has a recall of 100% and a false-positive rate of 100%, scoring 0. A tool that flags nothing scores 0 as well. A score of 0 therefore means the tool carries no more information than a coin</w:t>
-      </w:r>
-      <w:r>
-        <w:t xml:space="preserve"> toss, 100 means perfect discrimination — every vulnerability found, no safe case flagged — and a negative score means the tool is actively misleading. In the published OWASP scorecards several tools sit at or below 0.</w:t>
+        <w:t xml:space="preserve">Its value is that it </w:t>
+      </w:r>
+      <w:proofErr w:type="spellStart"/>
+      <w:r>
+        <w:t>penalises</w:t>
+      </w:r>
+      <w:proofErr w:type="spellEnd"/>
+      <w:r>
+        <w:t xml:space="preserve"> both trivial strategies. A tool that flags every case has a recall of 100% and a false-positive rate of 100%, scoring 0. A tool that flags nothing scores 0 as well. A score of 0 therefore means the tool carries no more inform</w:t>
+      </w:r>
+      <w:r>
+        <w:t>ation than a coin toss, 100 means perfect discrimination - every vulnerability found, no safe case flagged - and a negative score means the tool is actively misleading. In the published OWASP scorecards several tools sit at or below 0.</w:t>
       </w:r>
     </w:p>
     <w:p>
@@ -2578,10 +2705,20 @@
         <w:spacing w:after="130" w:line="278" w:lineRule="auto"/>
       </w:pPr>
       <w:r>
-        <w:t>Read geometrically, Youden is the ver</w:t>
-      </w:r>
-      <w:r>
-        <w:t>tical distance between the tool and the diagonal of a ROC plot: how much better than guessing it does at the operating point it was measured at.</w:t>
+        <w:t xml:space="preserve">Read geometrically, </w:t>
+      </w:r>
+      <w:r>
+        <w:t>Youden</w:t>
+      </w:r>
+      <w:r>
+        <w:rPr>
+          <w:color w:val="2E75B6"/>
+          <w:vertAlign w:val="superscript"/>
+        </w:rPr>
+        <w:t>12</w:t>
+      </w:r>
+      <w:r>
+        <w:t xml:space="preserve"> is the vertical distance between the tool and the diagonal of a ROC plot: how much better than guessing it does at the operating point it was measured at.</w:t>
       </w:r>
     </w:p>
     <w:p>
@@ -2597,7 +2734,7 @@
           <w:sz w:val="18"/>
           <w:szCs w:val="18"/>
         </w:rPr>
-        <w:t>Youden weights the two errors equally by construction, since it is a plain subtraction. That makes it a sound w</w:t>
+        <w:t>Youden weights the two errors equally by construction, since it is a plain subtraction. That</w:t>
       </w:r>
       <w:r>
         <w:rPr>
@@ -2607,7 +2744,7 @@
           <w:sz w:val="18"/>
           <w:szCs w:val="18"/>
         </w:rPr>
-        <w:t>ay to rank detectors on a balanced corpus and a poor way to decide what a developer tool should do, for the reasons given below.</w:t>
+        <w:t xml:space="preserve"> makes it a sound way to rank detectors on a balanced corpus and a poor way to decide what a developer tool should do, for the reasons given below.</w:t>
       </w:r>
     </w:p>
     <w:p>
@@ -2632,10 +2769,21 @@
         <w:spacing w:after="130" w:line="278" w:lineRule="auto"/>
       </w:pPr>
       <w:r>
-        <w:t>Recall and precision trade against each other: a tool can reach perfect recall by reporting every line, and perf</w:t>
-      </w:r>
-      <w:r>
-        <w:t>ect precision by reporting almost nothing. Joern illustrates the second failure mode, achieving a very low false-positive rate on the OWASP Benchmark at 8.2% recall. A single combined figure is therefore needed, and the F-measure provides one:</w:t>
+        <w:t>Recall and precision trade against each other: a tool can reach perfect recall by reporting e</w:t>
+      </w:r>
+      <w:r>
+        <w:t xml:space="preserve">very line, and perfect precision by reporting almost nothing. </w:t>
+      </w:r>
+      <w:proofErr w:type="spellStart"/>
+      <w:r>
+        <w:t>Joern</w:t>
+      </w:r>
+      <w:proofErr w:type="spellEnd"/>
+      <w:r>
+        <w:t xml:space="preserve"> illustrates the second failure mode, achieving a very low false-positive rate on the OWASP Benchmark at 8.2% recall. A single combined figure is therefore needed, and the F-measure provide</w:t>
+      </w:r>
+      <w:r>
+        <w:t>s one:</w:t>
       </w:r>
     </w:p>
     <w:p>
@@ -2644,21 +2792,23 @@
         <w:bidi w:val="0"/>
         <w:spacing w:before="40" w:after="40"/>
       </w:pPr>
+      <w:proofErr w:type="spellStart"/>
       <w:r>
         <w:rPr>
           <w:rFonts w:ascii="Consolas" w:eastAsia="Consolas" w:hAnsi="Consolas" w:cs="Consolas"/>
           <w:sz w:val="17"/>
           <w:szCs w:val="17"/>
         </w:rPr>
-        <w:t xml:space="preserve">F_beta = (1 </w:t>
-      </w:r>
+        <w:t>F_beta</w:t>
+      </w:r>
+      <w:proofErr w:type="spellEnd"/>
       <w:r>
         <w:rPr>
           <w:rFonts w:ascii="Consolas" w:eastAsia="Consolas" w:hAnsi="Consolas" w:cs="Consolas"/>
           <w:sz w:val="17"/>
           <w:szCs w:val="17"/>
         </w:rPr>
-        <w:t>+ beta^2) * precision * recall / (beta^2 * precision + recall)</w:t>
+        <w:t xml:space="preserve"> = (1 + beta^2) * precision * recall / (beta^2 * precision + recall)</w:t>
       </w:r>
     </w:p>
     <w:p>
@@ -2667,7 +2817,10 @@
         <w:spacing w:after="130" w:line="278" w:lineRule="auto"/>
       </w:pPr>
       <w:r>
-        <w:t>The parameter beta sets the exchange rate between the two. F1, with beta = 1, weights them equally. F3, with beta = 3, weights recall beta-squared — nine times — as heavily as precision.</w:t>
+        <w:t>The parameter beta sets the exchange rate between the two. F1, with beta = 1, weights them equally. F3, with beta = 3, weights recall beta-squared - nine times - as heavily a</w:t>
+      </w:r>
+      <w:r>
+        <w:t>s precision.</w:t>
       </w:r>
     </w:p>
     <w:p>
@@ -2700,10 +2853,10 @@
       </w:r>
       <w:proofErr w:type="gramEnd"/>
       <w:r>
-        <w:t xml:space="preserve"> a developer the seconds needed to read </w:t>
-      </w:r>
-      <w:r>
-        <w:t>it and dismiss it; the cost is small, bounded, and falls on someone who is already looking at the code.</w:t>
+        <w:t xml:space="preserve"> a developer the seconds ne</w:t>
+      </w:r>
+      <w:r>
+        <w:t>eded to read it and dismiss it; the cost is small, bounded, and falls on someone who is already looking at the code.</w:t>
       </w:r>
     </w:p>
     <w:p>
@@ -2712,13 +2865,29 @@
         <w:spacing w:after="130" w:line="278" w:lineRule="auto"/>
       </w:pPr>
       <w:r>
-        <w:t>This asymmetry is sharper for SecureAssist than for a batch scanner, because of how findings are surfaced. They appear inline in the editor beside the c</w:t>
-      </w:r>
-      <w:r>
-        <w:t>ode that produced them, so evaluating one does not require a context switch into a separate report. Dismissal is a single action, and suppressions are persisted keyed on the normalised source text of the finding rather than on a line number, so a suppresse</w:t>
-      </w:r>
-      <w:r>
-        <w:t>d false positive does not reappear when surrounding code shifts — while genuinely changed code at the same location is reported again. A missed vulnerability, by contrast, is silent: the developer is never told there was anything to look at.</w:t>
+        <w:t xml:space="preserve">This asymmetry is sharper for </w:t>
+      </w:r>
+      <w:proofErr w:type="spellStart"/>
+      <w:r>
+        <w:t>SecureAssist</w:t>
+      </w:r>
+      <w:proofErr w:type="spellEnd"/>
+      <w:r>
+        <w:t xml:space="preserve"> than for a batch scanner, because of how findings are surfaced. They appear inline in the editor</w:t>
+      </w:r>
+      <w:r>
+        <w:t xml:space="preserve"> beside the code that produced them, so evaluating one does not require a context switch into a separate report. Dismissal is a single action, and suppressions are persisted keyed on the </w:t>
+      </w:r>
+      <w:proofErr w:type="spellStart"/>
+      <w:r>
+        <w:t>normalised</w:t>
+      </w:r>
+      <w:proofErr w:type="spellEnd"/>
+      <w:r>
+        <w:t xml:space="preserve"> source text of the finding rather than on a line number, s</w:t>
+      </w:r>
+      <w:r>
+        <w:t>o a suppressed false positive does not reappear when surrounding code shifts - while genuinely changed code at the same location is reported again. A missed vulnerability, by contrast, is silent: the developer is never told there was anything to look at.</w:t>
       </w:r>
     </w:p>
     <w:p>
@@ -2734,7 +2903,7 @@
           <w:sz w:val="18"/>
           <w:szCs w:val="18"/>
         </w:rPr>
-        <w:t>The suppressio</w:t>
+        <w:t>T</w:t>
       </w:r>
       <w:r>
         <w:rPr>
@@ -2744,7 +2913,7 @@
           <w:sz w:val="18"/>
           <w:szCs w:val="18"/>
         </w:rPr>
-        <w:t>n mechanism described here is implemented in the extension. The claim that a false positive is therefore inexpensive is a design rationale rather than a measured result; no developer-time study was conducted, and the relative cost of the two error types is</w:t>
+        <w:t>he suppression mechanism described here is implemented in the extension. The claim that a false positive is therefore inexpensive is a design rationale rather than a measured result; no developer-time study was conducted, and the relative cost of the two e</w:t>
       </w:r>
       <w:r>
         <w:rPr>
@@ -2754,7 +2923,7 @@
           <w:sz w:val="18"/>
           <w:szCs w:val="18"/>
         </w:rPr>
-        <w:t xml:space="preserve"> not established empirically by this work.</w:t>
+        <w:t>rror types is not established empirically by this work.</w:t>
       </w:r>
     </w:p>
     <w:p>
@@ -2764,10 +2933,26 @@
       </w:pPr>
       <w:r>
         <w:lastRenderedPageBreak/>
-        <w:t>F3 is not our invention, and adopting a metric that flatters a high-recall tool would be worth little if we had chosen it ourselves. It is the headline metric of RealVuln, selected by that benchmark's authors on t</w:t>
-      </w:r>
-      <w:r>
-        <w:t>he stated grounds that a single missed vulnerability can lead to a breach. We adopt their metric on their benchmark rather than substituting a more favourable one.</w:t>
+        <w:t xml:space="preserve">F3 is not our invention, and adopting a metric that flatters a high-recall tool would be worth little if we had chosen it ourselves. It is the headline metric of </w:t>
+      </w:r>
+      <w:proofErr w:type="spellStart"/>
+      <w:r>
+        <w:t>RealVuln</w:t>
+      </w:r>
+      <w:proofErr w:type="spellEnd"/>
+      <w:r>
+        <w:t>, selected by that benchmark's</w:t>
+      </w:r>
+      <w:r>
+        <w:t xml:space="preserve"> authors on the stated grounds that a single missed vulnerability can lead to a breach. We adopt their metric on their benchmark rather than substituting a more </w:t>
+      </w:r>
+      <w:proofErr w:type="spellStart"/>
+      <w:r>
+        <w:t>favourable</w:t>
+      </w:r>
+      <w:proofErr w:type="spellEnd"/>
+      <w:r>
+        <w:t xml:space="preserve"> one.</w:t>
       </w:r>
     </w:p>
     <w:p>
@@ -2804,10 +2989,34 @@
         <w:spacing w:after="130" w:line="278" w:lineRule="auto"/>
       </w:pPr>
       <w:r>
-        <w:t>F1 is reported alongside F3 throughout, including in the places where it ranks SecureAssist lower — on RealVuln the static analyzer scores 67.5 on F1 against Claude Opus 5's 72.1, while leading on F3. Presenting only the favourable metric would be a form o</w:t>
-      </w:r>
-      <w:r>
-        <w:t>f selection, and a reader who reconstructs the other ordering would be right to distrust everything else in the document.</w:t>
+        <w:t xml:space="preserve">F1 is reported alongside F3 throughout, including in the places where it ranks </w:t>
+      </w:r>
+      <w:proofErr w:type="spellStart"/>
+      <w:r>
+        <w:t>SecureAssist</w:t>
+      </w:r>
+      <w:proofErr w:type="spellEnd"/>
+      <w:r>
+        <w:t xml:space="preserve"> lower - on </w:t>
+      </w:r>
+      <w:proofErr w:type="spellStart"/>
+      <w:r>
+        <w:t>RealVuln</w:t>
+      </w:r>
+      <w:proofErr w:type="spellEnd"/>
+      <w:r>
+        <w:t xml:space="preserve"> the static analyzer scores 67.5 on F1 against Claude Opus 5's 72.1, while leading on F3. Presenting onl</w:t>
+      </w:r>
+      <w:r>
+        <w:t xml:space="preserve">y the </w:t>
+      </w:r>
+      <w:proofErr w:type="spellStart"/>
+      <w:r>
+        <w:t>favourable</w:t>
+      </w:r>
+      <w:proofErr w:type="spellEnd"/>
+      <w:r>
+        <w:t xml:space="preserve"> metric would be a form of selection, and a reader who reconstructs the other ordering would be right to distrust everything else in the document.</w:t>
       </w:r>
     </w:p>
     <w:p>
@@ -2816,13 +3025,31 @@
         <w:spacing w:after="130" w:line="278" w:lineRule="auto"/>
       </w:pPr>
       <w:r>
-        <w:t>Youden is reported on the OWASP Benchmark and Juliet because it is those benchmarks' official metric and because their construction su</w:t>
-      </w:r>
-      <w:r>
-        <w:t>pports it. Youden requires a well-defined set of true negatives, which exists there: every vulnerable case is paired with a safe twin. RealVuln has no comparable negative set — it labels findings in real applications rather than pairing cases — so the F-me</w:t>
-      </w:r>
-      <w:r>
-        <w:t>asure family, which does not use true negatives, is the appropriate choice. This is why Section 6 compares the two configurations on F3 across all three languages rather than on Youden.</w:t>
+        <w:t>Youden is reported on the OWASP Benchmark and Juliet</w:t>
+      </w:r>
+      <w:r>
+        <w:rPr>
+          <w:color w:val="2E75B6"/>
+          <w:vertAlign w:val="superscript"/>
+        </w:rPr>
+        <w:t>2</w:t>
+      </w:r>
+      <w:r>
+        <w:t xml:space="preserve"> because it is those benchmarks' officia</w:t>
+      </w:r>
+      <w:r>
+        <w:t xml:space="preserve">l metric and because their construction supports it. Youden requires a well-defined set of true negatives, which exists there: every vulnerable case is paired with a safe twin. </w:t>
+      </w:r>
+      <w:proofErr w:type="spellStart"/>
+      <w:r>
+        <w:t>RealVuln</w:t>
+      </w:r>
+      <w:proofErr w:type="spellEnd"/>
+      <w:r>
+        <w:t xml:space="preserve"> has no comparable negative set - it labels findings in real applicatio</w:t>
+      </w:r>
+      <w:r>
+        <w:t>ns rather than pairing cases - so the F-measure family, which does not use true negatives, is the appropriate choice. This is why Section 6 compares the two configurations on F3 across all three languages rather than on Youden.</w:t>
       </w:r>
     </w:p>
     <w:p>
@@ -2838,7 +3065,7 @@
           <w:sz w:val="18"/>
           <w:szCs w:val="18"/>
         </w:rPr>
-        <w:t>Youden weights a false alarm exactly as heavily as a missed vulnerabil</w:t>
+        <w:t>Youden weights a false alarm</w:t>
       </w:r>
       <w:r>
         <w:rPr>
@@ -2848,7 +3075,17 @@
           <w:sz w:val="18"/>
           <w:szCs w:val="18"/>
         </w:rPr>
-        <w:t>ity, since it is recall minus false-positive rate. It is a reasonable metric for ranking detectors on a balanced corpus and a poor one for deciding what a developer tool should do, which is why both are reported and neither is treated as decisive alone.</w:t>
+        <w:t xml:space="preserve"> exactly as heavily as a missed vulnerability, since it is recall minus false-positive rate. It is a reasonable metric for ranking detectors on a balanced corpus and a poor one for deciding what a developer tool should do, which is why both are reported an</w:t>
+      </w:r>
+      <w:r>
+        <w:rPr>
+          <w:i/>
+          <w:iCs/>
+          <w:color w:val="444444"/>
+          <w:sz w:val="18"/>
+          <w:szCs w:val="18"/>
+        </w:rPr>
+        <w:t>d neither is treated as decisive alone.</w:t>
       </w:r>
     </w:p>
     <w:p>
@@ -2864,17 +3101,7 @@
           <w:sz w:val="24"/>
           <w:szCs w:val="24"/>
         </w:rPr>
-        <w:t>2.</w:t>
-      </w:r>
-      <w:r>
-        <w:rPr>
-          <w:b/>
-          <w:bCs/>
-          <w:color w:val="1F4E79"/>
-          <w:sz w:val="24"/>
-          <w:szCs w:val="24"/>
-        </w:rPr>
-        <w:t>2 Controls applied to the evaluation</w:t>
+        <w:t>2.2 Controls applied to the evaluation</w:t>
       </w:r>
     </w:p>
     <w:p>
@@ -2883,7 +3110,10 @@
         <w:spacing w:after="130" w:line="278" w:lineRule="auto"/>
       </w:pPr>
       <w:r>
-        <w:t>Five further measures were taken so that the results mean what they appear to mean. Each is a deliberate departure from how benchmark results are commonly reported, and each makes the numbers lower rather than higher.</w:t>
+        <w:t>Five further measures were taken so that the results mean what they appear to mean. Each is a deliberate departure from how benchmark results are commonly reported, and each mak</w:t>
+      </w:r>
+      <w:r>
+        <w:t>es the numbers lower rather than higher.</w:t>
       </w:r>
     </w:p>
     <w:p>
@@ -2899,17 +3129,7 @@
           <w:sz w:val="21"/>
           <w:szCs w:val="21"/>
         </w:rPr>
-        <w:t>2</w:t>
-      </w:r>
-      <w:r>
-        <w:rPr>
-          <w:b/>
-          <w:bCs/>
-          <w:color w:val="2E75B6"/>
-          <w:sz w:val="21"/>
-          <w:szCs w:val="21"/>
-        </w:rPr>
-        <w:t>.2.1 Training contamination removed</w:t>
+        <w:t>2.2.1 Training contamination removed</w:t>
       </w:r>
     </w:p>
     <w:p>
@@ -2918,10 +3138,10 @@
         <w:spacing w:after="130" w:line="278" w:lineRule="auto"/>
       </w:pPr>
       <w:r>
-        <w:t>136 OWASP Benchmark files and 307 Juliet files are present in the model's fine-tuning corpus. Juliet training samples were stored with the flow-variant suffix removed, so a single training file contaminates every variant</w:t>
-      </w:r>
-      <w:r>
-        <w:t xml:space="preserve"> of its test-case family; exclusion was therefore applied at family level. This removed 176 OWASP cases and 1,031 Juliet files, leaving 1,329 and 969 respectively.</w:t>
+        <w:t>136 OWASP Benchmark files and 307 Juliet files are present in the model's fine-tuning corpus. Juliet training samples were stored with the flow-variant suffix removed, so a singl</w:t>
+      </w:r>
+      <w:r>
+        <w:t>e training file contaminates every variant of its test-case family; exclusion was therefore applied at family level. This removed 176 OWASP cases and 1,031 Juliet files, leaving 1,329 and 969 respectively.</w:t>
       </w:r>
     </w:p>
     <w:p>
@@ -2929,11 +3149,16 @@
         <w:bidi w:val="0"/>
         <w:spacing w:after="130" w:line="278" w:lineRule="auto"/>
       </w:pPr>
-      <w:r>
-        <w:t>RealVuln was independently verified clean: no exact content match and no file above 30% line</w:t>
-      </w:r>
-      <w:r>
-        <w:t>-level overlap against the 575 Python files in the training corpus. It is the only fully held-out third-party benchmark in this evaluation.</w:t>
+      <w:proofErr w:type="spellStart"/>
+      <w:r>
+        <w:t>RealVuln</w:t>
+      </w:r>
+      <w:proofErr w:type="spellEnd"/>
+      <w:r>
+        <w:t xml:space="preserve"> was independently verified clean: no exac</w:t>
+      </w:r>
+      <w:r>
+        <w:t>t content match and no file above 30% line-level overlap against the 575 Python files in the training corpus. It is the only fully held-out third-party benchmark in this evaluation.</w:t>
       </w:r>
     </w:p>
     <w:p>
@@ -2958,13 +3183,13 @@
         <w:spacing w:after="130" w:line="278" w:lineRule="auto"/>
       </w:pPr>
       <w:r>
-        <w:t>Juliet annotates every case with POTENTIAL FLAW and FIX comments and names its function</w:t>
-      </w:r>
-      <w:r>
-        <w:t>s bad, goodG2B and goodB2G. OWASP encodes the vulnerability category in the servlet path. Comments were stripped and verdict-bearing identifiers renamed before either configuration saw the code — otherwise the evaluation would measure reading comprehension</w:t>
-      </w:r>
-      <w:r>
-        <w:t>. The static analyzer ignores comments, so both configurations receive byte-identical input.</w:t>
+        <w:t>Juliet annotates every case with POTENTIAL FL</w:t>
+      </w:r>
+      <w:r>
+        <w:t>AW and FIX comments and names its functions bad, goodG2B and goodB2G. OWASP encodes the vulnerability category in the servlet path. Comments were stripped and verdict-bearing identifiers renamed before either configuration saw the code - otherwise the eval</w:t>
+      </w:r>
+      <w:r>
+        <w:t>uation would measure reading comprehension. The static analyzer ignores comments, so both configurations receive byte-identical input.</w:t>
       </w:r>
     </w:p>
     <w:p>
@@ -2989,10 +3214,10 @@
         <w:spacing w:after="130" w:line="278" w:lineRule="auto"/>
       </w:pPr>
       <w:r>
-        <w:t>Each Juliet file contains the flaw and its corrected variants side by side, so the file as a whole has no single verdict. File</w:t>
-      </w:r>
-      <w:r>
-        <w:t>s were split into functions: bad is a positive case, goodG2B and goodB2G are negative cases.</w:t>
+        <w:t>Each Juliet file contains the flaw and its corrected variants side by side, so the f</w:t>
+      </w:r>
+      <w:r>
+        <w:t>ile as a whole has no single verdict. Files were split into functions: bad is a positive case, goodG2B and goodB2G are negative cases.</w:t>
       </w:r>
     </w:p>
     <w:p>
@@ -3008,26 +3233,43 @@
           <w:sz w:val="21"/>
           <w:szCs w:val="21"/>
         </w:rPr>
-        <w:t>2.2.4 Position-aware matching on RealVuln</w:t>
-      </w:r>
+        <w:t xml:space="preserve">2.2.4 Position-aware matching on </w:t>
+      </w:r>
+      <w:proofErr w:type="spellStart"/>
+      <w:r>
+        <w:rPr>
+          <w:b/>
+          <w:bCs/>
+          <w:color w:val="2E75B6"/>
+          <w:sz w:val="21"/>
+          <w:szCs w:val="21"/>
+        </w:rPr>
+        <w:t>RealVuln</w:t>
+      </w:r>
+      <w:proofErr w:type="spellEnd"/>
     </w:p>
     <w:p>
       <w:pPr>
         <w:bidi w:val="0"/>
         <w:spacing w:after="130" w:line="278" w:lineRule="auto"/>
       </w:pPr>
-      <w:r>
-        <w:t>RealVuln labels a file, a line range and a CWE. A detection counts only when all three agree — the correct CWE within ten</w:t>
-      </w:r>
-      <w:r>
-        <w:t xml:space="preserve"> lines of the labelled range. Verification on the static results: 118 matches used the label's primary CWE exactly and 37 used a declared acceptable alternative, while 29 findings were rejected for </w:t>
+      <w:proofErr w:type="spellStart"/>
+      <w:r>
+        <w:t>RealVuln</w:t>
+      </w:r>
+      <w:proofErr w:type="spellEnd"/>
+      <w:r>
+        <w:t xml:space="preserve"> labels a file, a line range and a CWE. A detection counts only when al</w:t>
+      </w:r>
+      <w:r>
+        <w:t xml:space="preserve">l three agree - the correct CWE within ten lines of the labelled range. Verification on the static results: 118 matches used the label's primary CWE exactly and 37 used a declared acceptable alternative, while 29 findings were rejected for naming the </w:t>
       </w:r>
       <w:r>
         <w:lastRenderedPageBreak/>
-        <w:t>naming the wrong CWE in the right file and 85 for naming t</w:t>
-      </w:r>
-      <w:r>
-        <w:t>he right CWE too far from the labelled line. Multiple findings on one labelled vulnerability count once.</w:t>
+        <w:t>wrong</w:t>
+      </w:r>
+      <w:r>
+        <w:t xml:space="preserve"> CWE in the right file and 85 for naming the right CWE too far from the labelled line. Multiple findings on one labelled vulnerability count once.</w:t>
       </w:r>
     </w:p>
     <w:p>
@@ -3052,10 +3294,18 @@
         <w:spacing w:after="130" w:line="278" w:lineRule="auto"/>
       </w:pPr>
       <w:r>
-        <w:t>Where a model call failed, the case is excluded from every column so that no configuration is scored on</w:t>
-      </w:r>
-      <w:r>
-        <w:t xml:space="preserve"> cases another never saw. Seven cases were excluded on the synthetic benchmarks and four files on RealVuln. Mean inference time was 6.1 seconds per case.</w:t>
+        <w:t>Where a model call failed, the case is excluded from every co</w:t>
+      </w:r>
+      <w:r>
+        <w:t xml:space="preserve">lumn so that no configuration is scored on cases another never saw. Seven cases were excluded on the synthetic benchmarks and four files on </w:t>
+      </w:r>
+      <w:proofErr w:type="spellStart"/>
+      <w:r>
+        <w:t>RealVuln</w:t>
+      </w:r>
+      <w:proofErr w:type="spellEnd"/>
+      <w:r>
+        <w:t>. Mean inference time was 6.1 seconds per case.</w:t>
       </w:r>
     </w:p>
     <w:p>
@@ -3083,22 +3333,55 @@
           <w:szCs w:val="29"/>
         </w:rPr>
         <w:lastRenderedPageBreak/>
-        <w:t>3. Python — RealVuln</w:t>
-      </w:r>
+        <w:t xml:space="preserve">3. Python - </w:t>
+      </w:r>
+      <w:proofErr w:type="spellStart"/>
+      <w:r>
+        <w:rPr>
+          <w:b/>
+          <w:bCs/>
+          <w:color w:val="1F4E79"/>
+          <w:sz w:val="29"/>
+          <w:szCs w:val="29"/>
+        </w:rPr>
+        <w:t>RealVuln</w:t>
+      </w:r>
+      <w:proofErr w:type="spellEnd"/>
     </w:p>
     <w:p>
       <w:pPr>
         <w:bidi w:val="0"/>
         <w:spacing w:after="130" w:line="278" w:lineRule="auto"/>
       </w:pPr>
-      <w:r>
-        <w:t>RealVuln (2026) comprises intentionally-vulnerable real-world Python applicatio</w:t>
-      </w:r>
-      <w:r>
-        <w:t>ns built on Flask, Django, FastAPI, aiohttp and Tornado. Every finding is hand-labelled by third-party manual review with a CWE, file, line range and severity, and the corpus includes deliberate false-positive traps — code that resembles a vulnerability bu</w:t>
-      </w:r>
-      <w:r>
-        <w:t>t is not one. This is the most realistic evaluation in this document: real applications, external ground truth, adversarial cases designed by someone with no stake in our result.</w:t>
+      <w:proofErr w:type="spellStart"/>
+      <w:r>
+        <w:t>RealVuln</w:t>
+      </w:r>
+      <w:proofErr w:type="spellEnd"/>
+      <w:r>
+        <w:t xml:space="preserve"> (2026) comprises intentionally-vulnerable real-world Python applications built on Flask, Django, </w:t>
+      </w:r>
+      <w:proofErr w:type="spellStart"/>
+      <w:r>
+        <w:t>FastAPI</w:t>
+      </w:r>
+      <w:proofErr w:type="spellEnd"/>
+      <w:r>
+        <w:t xml:space="preserve">, </w:t>
+      </w:r>
+      <w:proofErr w:type="spellStart"/>
+      <w:r>
+        <w:t>aiohttp</w:t>
+      </w:r>
+      <w:proofErr w:type="spellEnd"/>
+      <w:r>
+        <w:t xml:space="preserve"> and Tornado. Every finding is hand-labelled by third-party manual review with a CWE, file, line range and severity, and the corpus in</w:t>
+      </w:r>
+      <w:r>
+        <w:t>cludes deliberate false-positive traps - code that resembles a vulnerability but is not one. This is the most realistic evaluation in this document: real applications, external ground truth, adversarial cases designed by someone with no stake in our result</w:t>
+      </w:r>
+      <w:r>
+        <w:t>.</w:t>
       </w:r>
     </w:p>
     <w:p>
@@ -3107,13 +3390,10 @@
         <w:spacing w:after="130" w:line="278" w:lineRule="auto"/>
       </w:pPr>
       <w:r>
-        <w:t>22 of 26 applications were retrievable at their pinned commits; four reposito</w:t>
-      </w:r>
-      <w:r>
-        <w:t>ry URLs are dead upstream. Restricting to the ten CWEs the analyzer implements and to Python source files reduces 660 labels to 141 vulnerabilities and 61 traps, of which 128 and 52 survive after excluding four files where the model returned malformed JSON</w:t>
-      </w:r>
-      <w:r>
-        <w:t>.</w:t>
+        <w:t>22 of 26 applications were retrievable at their pinned commits; four repository URLs are dead upstream. Restricting to the ten CWEs the analyzer implements and to Python source files reduces 660 labels to 141 vulnerabilities and 61 traps, of which 128 an</w:t>
+      </w:r>
+      <w:r>
+        <w:t>d 52 survive after excluding four files where the model returned malformed JSON.</w:t>
       </w:r>
     </w:p>
     <w:p>
@@ -3147,7 +3427,7 @@
           <w:left w:w="10" w:type="dxa"/>
           <w:right w:w="10" w:type="dxa"/>
         </w:tblCellMar>
-        <w:tblLook w:val="0000" w:firstRow="0" w:lastRow="0" w:firstColumn="0" w:lastColumn="0" w:noHBand="0" w:noVBand="0"/>
+        <w:tblLook w:val="04A0" w:firstRow="1" w:lastRow="0" w:firstColumn="1" w:lastColumn="0" w:noHBand="0" w:noVBand="1"/>
       </w:tblPr>
       <w:tblGrid>
         <w:gridCol w:w="2300"/>
@@ -3699,7 +3979,29 @@
           <w:sz w:val="18"/>
           <w:szCs w:val="18"/>
         </w:rPr>
-        <w:t>465 Python files across 21 applications carrying in-scope labels. Trap FP rate is the proportion of RealVuln's purpose-built traps that were flagged.</w:t>
+        <w:t xml:space="preserve">465 Python files across 21 applications carrying in-scope labels. Trap FP rate is the proportion of </w:t>
+      </w:r>
+      <w:proofErr w:type="spellStart"/>
+      <w:r>
+        <w:rPr>
+          <w:i/>
+          <w:iCs/>
+          <w:color w:val="444444"/>
+          <w:sz w:val="18"/>
+          <w:szCs w:val="18"/>
+        </w:rPr>
+        <w:t>RealVuln's</w:t>
+      </w:r>
+      <w:proofErr w:type="spellEnd"/>
+      <w:r>
+        <w:rPr>
+          <w:i/>
+          <w:iCs/>
+          <w:color w:val="444444"/>
+          <w:sz w:val="18"/>
+          <w:szCs w:val="18"/>
+        </w:rPr>
+        <w:t xml:space="preserve"> purpose-built traps that were flagged.</w:t>
       </w:r>
     </w:p>
     <w:p>
@@ -3711,7 +4013,15 @@
         <w:t>The hybrid recovers 11 vulnerabilities the analyzer misses, reducing misses from 42 to 31. It costs precis</w:t>
       </w:r>
       <w:r>
-        <w:t>ion: the model contributes 100 additional findings at locations RealVuln did not label.</w:t>
+        <w:t xml:space="preserve">ion: the model contributes 100 additional findings at locations </w:t>
+      </w:r>
+      <w:proofErr w:type="spellStart"/>
+      <w:r>
+        <w:t>RealVuln</w:t>
+      </w:r>
+      <w:proofErr w:type="spellEnd"/>
+      <w:r>
+        <w:t xml:space="preserve"> did not label.</w:t>
       </w:r>
     </w:p>
     <w:p>
@@ -3735,14 +4045,43 @@
         <w:bidi w:val="0"/>
         <w:spacing w:after="130" w:line="278" w:lineRule="auto"/>
       </w:pPr>
-      <w:r>
-        <w:t>RealVuln releases the raw output of every scanner it evaluated. Its own leaderboard scores each tool across all 796 labelled findings, which would not be a fair comparison here because SecureAssist implements only ten CWEs. Each scanner was therefore re-sc</w:t>
-      </w:r>
-      <w:r>
-        <w:t xml:space="preserve">ored against the identical subset — same repositories, same labels, same CWEs, same matcher, same excluded files. Findings outside those CWEs were discarded rather than counted against the tool: 457 of Claude Opus 5's 547 findings and 261 of Semgrep's 322 </w:t>
-      </w:r>
-      <w:r>
-        <w:t>fall outside our scope and are not penalised.</w:t>
+      <w:proofErr w:type="spellStart"/>
+      <w:r>
+        <w:t>RealVuln</w:t>
+      </w:r>
+      <w:proofErr w:type="spellEnd"/>
+      <w:r>
+        <w:t xml:space="preserve"> releases the raw output of every scanner it evaluated. Its own leaderboard scores each tool across all 796 labelled findings, which would not be a fair comparison here because </w:t>
+      </w:r>
+      <w:proofErr w:type="spellStart"/>
+      <w:r>
+        <w:t>SecureAssist</w:t>
+      </w:r>
+      <w:proofErr w:type="spellEnd"/>
+      <w:r>
+        <w:t xml:space="preserve"> implements only ten CWEs. Each scanner was therefore re-sc</w:t>
+      </w:r>
+      <w:r>
+        <w:t xml:space="preserve">ored against the identical subset - same repositories, same labels, same CWEs, same matcher, same excluded files. Findings outside those CWEs were discarded rather than counted against the tool: 457 of Claude Opus 5's 547 findings and 261 of </w:t>
+      </w:r>
+      <w:proofErr w:type="spellStart"/>
+      <w:r>
+        <w:t>Semgrep's</w:t>
+      </w:r>
+      <w:proofErr w:type="spellEnd"/>
+      <w:r>
+        <w:t xml:space="preserve"> 322 </w:t>
+      </w:r>
+      <w:r>
+        <w:t xml:space="preserve">fall outside our scope and are not </w:t>
+      </w:r>
+      <w:proofErr w:type="spellStart"/>
+      <w:r>
+        <w:t>penalised</w:t>
+      </w:r>
+      <w:proofErr w:type="spellEnd"/>
+      <w:r>
+        <w:t>.</w:t>
       </w:r>
     </w:p>
     <w:tbl>
@@ -3760,7 +4099,7 @@
           <w:left w:w="10" w:type="dxa"/>
           <w:right w:w="10" w:type="dxa"/>
         </w:tblCellMar>
-        <w:tblLook w:val="0000" w:firstRow="0" w:lastRow="0" w:firstColumn="0" w:lastColumn="0" w:noHBand="0" w:noVBand="0"/>
+        <w:tblLook w:val="04A0" w:firstRow="1" w:lastRow="0" w:firstColumn="1" w:lastColumn="0" w:noHBand="0" w:noVBand="1"/>
       </w:tblPr>
       <w:tblGrid>
         <w:gridCol w:w="3000"/>
@@ -3941,6 +4280,7 @@
             <w:pPr>
               <w:bidi w:val="0"/>
             </w:pPr>
+            <w:proofErr w:type="spellStart"/>
             <w:r>
               <w:rPr>
                 <w:b/>
@@ -3949,7 +4289,18 @@
                 <w:sz w:val="18"/>
                 <w:szCs w:val="18"/>
               </w:rPr>
-              <w:t>SecureAssist (hybrid)</w:t>
+              <w:t>SecureAssist</w:t>
+            </w:r>
+            <w:proofErr w:type="spellEnd"/>
+            <w:r>
+              <w:rPr>
+                <w:b/>
+                <w:bCs/>
+                <w:color w:val="000000"/>
+                <w:sz w:val="18"/>
+                <w:szCs w:val="18"/>
+              </w:rPr>
+              <w:t xml:space="preserve"> (hybrid)</w:t>
             </w:r>
           </w:p>
         </w:tc>
@@ -4088,6 +4439,7 @@
             <w:pPr>
               <w:bidi w:val="0"/>
             </w:pPr>
+            <w:proofErr w:type="spellStart"/>
             <w:r>
               <w:rPr>
                 <w:b/>
@@ -4096,7 +4448,18 @@
                 <w:sz w:val="18"/>
                 <w:szCs w:val="18"/>
               </w:rPr>
-              <w:t>SecureAssist (static)</w:t>
+              <w:t>SecureAssist</w:t>
+            </w:r>
+            <w:proofErr w:type="spellEnd"/>
+            <w:r>
+              <w:rPr>
+                <w:b/>
+                <w:bCs/>
+                <w:color w:val="000000"/>
+                <w:sz w:val="18"/>
+                <w:szCs w:val="18"/>
+              </w:rPr>
+              <w:t xml:space="preserve"> (static)</w:t>
             </w:r>
           </w:p>
         </w:tc>
@@ -4240,7 +4603,7 @@
                 <w:sz w:val="18"/>
                 <w:szCs w:val="18"/>
               </w:rPr>
-              <w:t>Claude Opus 5 — agentic</w:t>
+              <w:t>Claude Opus 5 - agentic</w:t>
             </w:r>
           </w:p>
         </w:tc>
@@ -4367,13 +4730,41 @@
             <w:pPr>
               <w:bidi w:val="0"/>
             </w:pPr>
-            <w:r>
-              <w:rPr>
-                <w:color w:val="000000"/>
-                <w:sz w:val="18"/>
-                <w:szCs w:val="18"/>
-              </w:rPr>
-              <w:t>Kolega DevSec Max</w:t>
+            <w:proofErr w:type="spellStart"/>
+            <w:r>
+              <w:rPr>
+                <w:color w:val="000000"/>
+                <w:sz w:val="18"/>
+                <w:szCs w:val="18"/>
+              </w:rPr>
+              <w:t>Kolega</w:t>
+            </w:r>
+            <w:proofErr w:type="spellEnd"/>
+            <w:r>
+              <w:rPr>
+                <w:color w:val="000000"/>
+                <w:sz w:val="18"/>
+                <w:szCs w:val="18"/>
+              </w:rPr>
+              <w:t xml:space="preserve"> </w:t>
+            </w:r>
+            <w:proofErr w:type="spellStart"/>
+            <w:r>
+              <w:rPr>
+                <w:color w:val="000000"/>
+                <w:sz w:val="18"/>
+                <w:szCs w:val="18"/>
+              </w:rPr>
+              <w:t>DevSec</w:t>
+            </w:r>
+            <w:proofErr w:type="spellEnd"/>
+            <w:r>
+              <w:rPr>
+                <w:color w:val="000000"/>
+                <w:sz w:val="18"/>
+                <w:szCs w:val="18"/>
+              </w:rPr>
+              <w:t xml:space="preserve"> Max</w:t>
             </w:r>
           </w:p>
         </w:tc>
@@ -4509,7 +4900,7 @@
                 <w:sz w:val="18"/>
                 <w:szCs w:val="18"/>
               </w:rPr>
-              <w:t>GPT-5.5 — agentic</w:t>
+              <w:t>GPT-5.5 - agentic</w:t>
             </w:r>
           </w:p>
         </w:tc>
@@ -4642,7 +5033,7 @@
                 <w:sz w:val="18"/>
                 <w:szCs w:val="18"/>
               </w:rPr>
-              <w:t>Gemini 3.1 Pro — agentic</w:t>
+              <w:t>Gemini 3.1 Pro - agentic</w:t>
             </w:r>
           </w:p>
         </w:tc>
@@ -4778,7 +5169,7 @@
                 <w:sz w:val="18"/>
                 <w:szCs w:val="18"/>
               </w:rPr>
-              <w:t>Claude Sonnet 4.6 — agentic</w:t>
+              <w:t>Claude Sonnet 4.6 - agentic</w:t>
             </w:r>
           </w:p>
         </w:tc>
@@ -4905,13 +5296,23 @@
             <w:pPr>
               <w:bidi w:val="0"/>
             </w:pPr>
-            <w:r>
-              <w:rPr>
-                <w:color w:val="000000"/>
-                <w:sz w:val="18"/>
-                <w:szCs w:val="18"/>
-              </w:rPr>
-              <w:t>DeepSeek v4 Pro — agentic</w:t>
+            <w:proofErr w:type="spellStart"/>
+            <w:r>
+              <w:rPr>
+                <w:color w:val="000000"/>
+                <w:sz w:val="18"/>
+                <w:szCs w:val="18"/>
+              </w:rPr>
+              <w:t>DeepSeek</w:t>
+            </w:r>
+            <w:proofErr w:type="spellEnd"/>
+            <w:r>
+              <w:rPr>
+                <w:color w:val="000000"/>
+                <w:sz w:val="18"/>
+                <w:szCs w:val="18"/>
+              </w:rPr>
+              <w:t xml:space="preserve"> v4 Pro - agentic</w:t>
             </w:r>
           </w:p>
         </w:tc>
@@ -5041,13 +5442,23 @@
             <w:pPr>
               <w:bidi w:val="0"/>
             </w:pPr>
-            <w:r>
-              <w:rPr>
-                <w:color w:val="000000"/>
-                <w:sz w:val="18"/>
-                <w:szCs w:val="18"/>
-              </w:rPr>
-              <w:t>Qwen 3.5 397B — agentic</w:t>
+            <w:proofErr w:type="spellStart"/>
+            <w:r>
+              <w:rPr>
+                <w:color w:val="000000"/>
+                <w:sz w:val="18"/>
+                <w:szCs w:val="18"/>
+              </w:rPr>
+              <w:t>Qwen</w:t>
+            </w:r>
+            <w:proofErr w:type="spellEnd"/>
+            <w:r>
+              <w:rPr>
+                <w:color w:val="000000"/>
+                <w:sz w:val="18"/>
+                <w:szCs w:val="18"/>
+              </w:rPr>
+              <w:t xml:space="preserve"> 3.5 397B - agentic</w:t>
             </w:r>
           </w:p>
         </w:tc>
@@ -5174,6 +5585,7 @@
             <w:pPr>
               <w:bidi w:val="0"/>
             </w:pPr>
+            <w:proofErr w:type="spellStart"/>
             <w:r>
               <w:rPr>
                 <w:color w:val="000000"/>
@@ -5182,6 +5594,7 @@
               </w:rPr>
               <w:t>Semgrep</w:t>
             </w:r>
+            <w:proofErr w:type="spellEnd"/>
           </w:p>
         </w:tc>
         <w:tc>
@@ -5310,6 +5723,7 @@
             <w:pPr>
               <w:bidi w:val="0"/>
             </w:pPr>
+            <w:proofErr w:type="spellStart"/>
             <w:r>
               <w:rPr>
                 <w:color w:val="000000"/>
@@ -5318,6 +5732,7 @@
               </w:rPr>
               <w:t>Snyk</w:t>
             </w:r>
+            <w:proofErr w:type="spellEnd"/>
           </w:p>
         </w:tc>
         <w:tc>
@@ -5572,7 +5987,29 @@
           <w:sz w:val="18"/>
           <w:szCs w:val="18"/>
         </w:rPr>
-        <w:t>Ordered by F3. Not comparable to RealVuln's published leaderboard, which scores all CWEs.</w:t>
+        <w:t xml:space="preserve">Ordered by F3. Not comparable to </w:t>
+      </w:r>
+      <w:proofErr w:type="spellStart"/>
+      <w:r>
+        <w:rPr>
+          <w:i/>
+          <w:iCs/>
+          <w:color w:val="444444"/>
+          <w:sz w:val="18"/>
+          <w:szCs w:val="18"/>
+        </w:rPr>
+        <w:t>RealVuln's</w:t>
+      </w:r>
+      <w:proofErr w:type="spellEnd"/>
+      <w:r>
+        <w:rPr>
+          <w:i/>
+          <w:iCs/>
+          <w:color w:val="444444"/>
+          <w:sz w:val="18"/>
+          <w:szCs w:val="18"/>
+        </w:rPr>
+        <w:t xml:space="preserve"> published leaderboard, which scores all CWEs.</w:t>
       </w:r>
     </w:p>
     <w:p>
@@ -5581,14 +6018,30 @@
         <w:spacing w:after="130" w:line="278" w:lineRule="auto"/>
       </w:pPr>
       <w:r>
-        <w:t xml:space="preserve">Among the rule-based scanners the difference is large: 67.2% recall against Semgrep's 26.6%, Snyk's 14.1% and SonarQube's 6.3%. On this subset SonarQube matches 8 of 128 labelled vulnerabilities and the analyzer </w:t>
+        <w:t xml:space="preserve">Among the rule-based scanners the difference is large: 67.2% recall against </w:t>
+      </w:r>
+      <w:proofErr w:type="spellStart"/>
+      <w:r>
+        <w:t>Semgrep's</w:t>
+      </w:r>
+      <w:proofErr w:type="spellEnd"/>
+      <w:r>
+        <w:t xml:space="preserve"> 26.6%, </w:t>
+      </w:r>
+      <w:proofErr w:type="spellStart"/>
+      <w:r>
+        <w:t>Snyk's</w:t>
+      </w:r>
+      <w:proofErr w:type="spellEnd"/>
+      <w:r>
+        <w:t xml:space="preserve"> 14.1% and SonarQube's 6.3%. On this subset SonarQube matches 8 of 128 labelled vulnerabilities and the analyzer </w:t>
       </w:r>
       <w:r>
         <w:lastRenderedPageBreak/>
         <w:t>matches 86. Some of this gap reflects tuning</w:t>
       </w:r>
       <w:r>
-        <w:t xml:space="preserve"> rather than capability — these tools are configured for low noise in continuous integration, where a high false-positive rate is more costly than in an editor.</w:t>
+        <w:t xml:space="preserve"> rather than capability - these tools are configured for low noise in continuous integration, where a high false-positive rate is more costly than in an editor.</w:t>
       </w:r>
     </w:p>
     <w:p>
@@ -5597,10 +6050,26 @@
         <w:spacing w:after="130" w:line="278" w:lineRule="auto"/>
       </w:pPr>
       <w:r>
-        <w:t>Against the language-model scanners the picture is more balanced. Both SecureAssist configurations record higher recall, including against frontier models given agentic access to the whole repository, minutes of runtime and a per-scan cost, while SecureAss</w:t>
-      </w:r>
-      <w:r>
-        <w:t>ist is deterministic, runs locally and completes in milliseconds for the static layer.</w:t>
+        <w:t xml:space="preserve">Against the language-model scanners the picture is more balanced. Both </w:t>
+      </w:r>
+      <w:proofErr w:type="spellStart"/>
+      <w:r>
+        <w:t>SecureAssist</w:t>
+      </w:r>
+      <w:proofErr w:type="spellEnd"/>
+      <w:r>
+        <w:t xml:space="preserve"> configurati</w:t>
+      </w:r>
+      <w:r>
+        <w:t xml:space="preserve">ons record higher recall, including against frontier models given agentic access to the whole repository, minutes of runtime and a per-scan cost, while </w:t>
+      </w:r>
+      <w:proofErr w:type="spellStart"/>
+      <w:r>
+        <w:t>SecureAssist</w:t>
+      </w:r>
+      <w:proofErr w:type="spellEnd"/>
+      <w:r>
+        <w:t xml:space="preserve"> is deterministic, runs locally and completes in milliseconds for the static layer.</w:t>
       </w:r>
     </w:p>
     <w:p>
@@ -5609,17 +6078,44 @@
         <w:spacing w:after="130" w:line="278" w:lineRule="auto"/>
       </w:pPr>
       <w:r>
-        <w:t>Their advantage is precision: 86–91% against our 67.7%. Under F1, which weights precision and recall equally, Claude Opus 5 still leads at 72.1 against the static analyz</w:t>
-      </w:r>
-      <w:r>
-        <w:t>er's 67.5, though the margin is now small. Under F3, RealVuln's headline metric, SecureAssist leads. Both orderings are reported here because both are true, and the choice between them is a judgement about what a security tool is for. RealVuln's authors ar</w:t>
-      </w:r>
-      <w:r>
-        <w:t xml:space="preserve">gue — and we agree — that a missed vulnerability can lead to a breach whereas a </w:t>
+        <w:t>Their ad</w:t>
+      </w:r>
+      <w:r>
+        <w:t xml:space="preserve">vantage is precision: 86-91% against our 67.7%. Under F1, which weights precision and recall equally, Claude Opus 5 still leads at 72.1 against the static analyzer's 67.5, though the margin is now small. Under F3, </w:t>
+      </w:r>
+      <w:proofErr w:type="spellStart"/>
+      <w:r>
+        <w:t>RealVuln's</w:t>
+      </w:r>
+      <w:proofErr w:type="spellEnd"/>
+      <w:r>
+        <w:t xml:space="preserve"> headline metric, </w:t>
+      </w:r>
+      <w:proofErr w:type="spellStart"/>
+      <w:r>
+        <w:t>SecureAssist</w:t>
+      </w:r>
+      <w:proofErr w:type="spellEnd"/>
+      <w:r>
+        <w:t xml:space="preserve"> l</w:t>
+      </w:r>
+      <w:r>
+        <w:t xml:space="preserve">eads. Both orderings are reported here because both are true, and the choice between them is a judgement about what a security tool is for. </w:t>
+      </w:r>
+      <w:proofErr w:type="spellStart"/>
+      <w:r>
+        <w:t>RealVuln's</w:t>
+      </w:r>
+      <w:proofErr w:type="spellEnd"/>
+      <w:r>
+        <w:t xml:space="preserve"> authors argue - and we agree - that a missed vulnerability can lead to a breach whereas a </w:t>
       </w:r>
       <w:proofErr w:type="gramStart"/>
       <w:r>
-        <w:t>false positive costs</w:t>
+        <w:t xml:space="preserve">false positive </w:t>
+      </w:r>
+      <w:r>
+        <w:t>costs</w:t>
       </w:r>
       <w:proofErr w:type="gramEnd"/>
       <w:r>
@@ -5651,7 +6147,7 @@
           <w:szCs w:val="29"/>
         </w:rPr>
         <w:lastRenderedPageBreak/>
-        <w:t>4. Java — OWASP Benchmark</w:t>
+        <w:t>4. Java - OWASP Benchmark</w:t>
       </w:r>
     </w:p>
     <w:p>
@@ -5660,13 +6156,10 @@
         <w:spacing w:after="130" w:line="278" w:lineRule="auto"/>
       </w:pPr>
       <w:r>
-        <w:t xml:space="preserve">The OWASP Benchmark is the standard </w:t>
-      </w:r>
-      <w:r>
-        <w:t>third-party test suite for Java vulnerability detection. Its official metric is the Youden score, defined as the true-positive rate minus the false-positive rate. Results below are on 1,322 held-out cases after removing every case present in the model's tr</w:t>
-      </w:r>
-      <w:r>
-        <w:t>aining corpus.</w:t>
+        <w:t>The OWASP Benchmark is the standard third-party test suite for Java vulnerability detection. Its official metric is the Youden scor</w:t>
+      </w:r>
+      <w:r>
+        <w:t>e, defined as the true-positive rate minus the false-positive rate. Results below are on 1,322 held-out cases after removing every case present in the model's training corpus.</w:t>
       </w:r>
     </w:p>
     <w:p>
@@ -5700,7 +6193,7 @@
           <w:left w:w="10" w:type="dxa"/>
           <w:right w:w="10" w:type="dxa"/>
         </w:tblCellMar>
-        <w:tblLook w:val="0000" w:firstRow="0" w:lastRow="0" w:firstColumn="0" w:lastColumn="0" w:noHBand="0" w:noVBand="0"/>
+        <w:tblLook w:val="04A0" w:firstRow="1" w:lastRow="0" w:firstColumn="1" w:lastColumn="0" w:noHBand="0" w:noVBand="1"/>
       </w:tblPr>
       <w:tblGrid>
         <w:gridCol w:w="2050"/>
@@ -8166,7 +8659,7 @@
         <w:spacing w:after="130" w:line="278" w:lineRule="auto"/>
       </w:pPr>
       <w:r>
-        <w:t>The hybrid raises detection from 77.5% to 90.3% — missed vulnerabilities fall from 154 to 66 — and raises F3 from 77.1 to 87.6. Youden declines slightly, from 48.3 to 46.0, because it weights a false alarm on an adversarial synthetic cas</w:t>
+        <w:t>The hybrid raises detection from 77.5% to 90.3% - missed vulnerabilities fall from 154 to 66 - and raises F3 from 77.1 to 87.6. Youden declines slightly, from 48.3 to 46.0, because it weights a false alarm on an adversarial synthetic cas</w:t>
       </w:r>
       <w:r>
         <w:t>e as heavily as a missed SQL injection.</w:t>
@@ -8194,10 +8687,34 @@
         <w:spacing w:after="130" w:line="278" w:lineRule="auto"/>
       </w:pPr>
       <w:r>
-        <w:t>An independent 2026 evaluation ran CodeQL, Semgrep, SonarQube and Joern on OWASP Benchmark v1.2 — the same corpus used here, comprising 2,740 cases of which 1,325 are non-vul</w:t>
-      </w:r>
-      <w:r>
-        <w:t>nerable. It reports precision, recall, F1 and false-positive rate for each, which allows a comparison on the same measures used in Sections 3 and 5.</w:t>
+        <w:t xml:space="preserve">An independent 2026 evaluation ran </w:t>
+      </w:r>
+      <w:proofErr w:type="spellStart"/>
+      <w:r>
+        <w:t>CodeQL</w:t>
+      </w:r>
+      <w:proofErr w:type="spellEnd"/>
+      <w:r>
+        <w:t xml:space="preserve">, </w:t>
+      </w:r>
+      <w:proofErr w:type="spellStart"/>
+      <w:r>
+        <w:t>Semgrep</w:t>
+      </w:r>
+      <w:proofErr w:type="spellEnd"/>
+      <w:r>
+        <w:t xml:space="preserve">, SonarQube and </w:t>
+      </w:r>
+      <w:proofErr w:type="spellStart"/>
+      <w:r>
+        <w:t>Joern</w:t>
+      </w:r>
+      <w:proofErr w:type="spellEnd"/>
+      <w:r>
+        <w:t xml:space="preserve"> on OWASP Benchmark v1.2 - the same corpus used here, comprising 2,740 cases of which 1,325 are non-vulnerable. It reports precision, recall, F1 and false-positive rate for each, which </w:t>
+      </w:r>
+      <w:r>
+        <w:t>allows a comparison on the same measures used in Sections 3 and 5.</w:t>
       </w:r>
     </w:p>
     <w:tbl>
@@ -8215,7 +8732,7 @@
           <w:left w:w="10" w:type="dxa"/>
           <w:right w:w="10" w:type="dxa"/>
         </w:tblCellMar>
-        <w:tblLook w:val="0000" w:firstRow="0" w:lastRow="0" w:firstColumn="0" w:lastColumn="0" w:noHBand="0" w:noVBand="0"/>
+        <w:tblLook w:val="04A0" w:firstRow="1" w:lastRow="0" w:firstColumn="1" w:lastColumn="0" w:noHBand="0" w:noVBand="1"/>
       </w:tblPr>
       <w:tblGrid>
         <w:gridCol w:w="2900"/>
@@ -8396,6 +8913,7 @@
             <w:pPr>
               <w:bidi w:val="0"/>
             </w:pPr>
+            <w:proofErr w:type="spellStart"/>
             <w:r>
               <w:rPr>
                 <w:b/>
@@ -8404,7 +8922,18 @@
                 <w:sz w:val="18"/>
                 <w:szCs w:val="18"/>
               </w:rPr>
-              <w:t>SecureAssist (hybrid)</w:t>
+              <w:t>SecureAssist</w:t>
+            </w:r>
+            <w:proofErr w:type="spellEnd"/>
+            <w:r>
+              <w:rPr>
+                <w:b/>
+                <w:bCs/>
+                <w:color w:val="000000"/>
+                <w:sz w:val="18"/>
+                <w:szCs w:val="18"/>
+              </w:rPr>
+              <w:t xml:space="preserve"> (hybrid)</w:t>
             </w:r>
           </w:p>
         </w:tc>
@@ -8543,6 +9072,7 @@
             <w:pPr>
               <w:bidi w:val="0"/>
             </w:pPr>
+            <w:proofErr w:type="spellStart"/>
             <w:r>
               <w:rPr>
                 <w:b/>
@@ -8551,7 +9081,18 @@
                 <w:sz w:val="18"/>
                 <w:szCs w:val="18"/>
               </w:rPr>
-              <w:t>SecureAssist (static)</w:t>
+              <w:t>SecureAssist</w:t>
+            </w:r>
+            <w:proofErr w:type="spellEnd"/>
+            <w:r>
+              <w:rPr>
+                <w:b/>
+                <w:bCs/>
+                <w:color w:val="000000"/>
+                <w:sz w:val="18"/>
+                <w:szCs w:val="18"/>
+              </w:rPr>
+              <w:t xml:space="preserve"> (static)</w:t>
             </w:r>
           </w:p>
         </w:tc>
@@ -8689,6 +9230,7 @@
             <w:pPr>
               <w:bidi w:val="0"/>
             </w:pPr>
+            <w:proofErr w:type="spellStart"/>
             <w:r>
               <w:rPr>
                 <w:color w:val="000000"/>
@@ -8697,6 +9239,7 @@
               </w:rPr>
               <w:t>CodeQL</w:t>
             </w:r>
+            <w:proofErr w:type="spellEnd"/>
           </w:p>
         </w:tc>
         <w:tc>
@@ -8822,6 +9365,7 @@
             <w:pPr>
               <w:bidi w:val="0"/>
             </w:pPr>
+            <w:proofErr w:type="spellStart"/>
             <w:r>
               <w:rPr>
                 <w:color w:val="000000"/>
@@ -8830,6 +9374,7 @@
               </w:rPr>
               <w:t>Semgrep</w:t>
             </w:r>
+            <w:proofErr w:type="spellEnd"/>
           </w:p>
         </w:tc>
         <w:tc>
@@ -9091,6 +9636,7 @@
             <w:pPr>
               <w:bidi w:val="0"/>
             </w:pPr>
+            <w:proofErr w:type="spellStart"/>
             <w:r>
               <w:rPr>
                 <w:color w:val="000000"/>
@@ -9099,6 +9645,7 @@
               </w:rPr>
               <w:t>Joern</w:t>
             </w:r>
+            <w:proofErr w:type="spellEnd"/>
           </w:p>
         </w:tc>
         <w:tc>
@@ -9220,7 +9767,29 @@
           <w:sz w:val="18"/>
           <w:szCs w:val="18"/>
         </w:rPr>
-        <w:t>Published figures cover all eleven benchmark categories; SecureAssist covers the five it implements, so the case mixes differ and the comparison is indicative rather than exact. Ordered by F1.</w:t>
+        <w:t xml:space="preserve">Published figures cover all eleven benchmark categories; </w:t>
+      </w:r>
+      <w:proofErr w:type="spellStart"/>
+      <w:r>
+        <w:rPr>
+          <w:i/>
+          <w:iCs/>
+          <w:color w:val="444444"/>
+          <w:sz w:val="18"/>
+          <w:szCs w:val="18"/>
+        </w:rPr>
+        <w:t>SecureAssist</w:t>
+      </w:r>
+      <w:proofErr w:type="spellEnd"/>
+      <w:r>
+        <w:rPr>
+          <w:i/>
+          <w:iCs/>
+          <w:color w:val="444444"/>
+          <w:sz w:val="18"/>
+          <w:szCs w:val="18"/>
+        </w:rPr>
+        <w:t xml:space="preserve"> covers the five it implements, so the case mixes differ and the comparison is indicative rather than exact. Ordered by F1.</w:t>
       </w:r>
     </w:p>
     <w:p>
@@ -9230,13 +9799,61 @@
       </w:pPr>
       <w:r>
         <w:lastRenderedPageBreak/>
-        <w:t>Read on precision, the ordering reverses. CodeQL, Semgrep and S</w:t>
-      </w:r>
-      <w:r>
-        <w:t>onarQube all detect more than SecureAssist — CodeQL finds 97.0% of the vulnerable cases against the hybrid's 90.3% — but they do so by reporting far more, and between 51.9% and 60.3% of what they report is wrong. SecureAssist's static configuration is righ</w:t>
-      </w:r>
-      <w:r>
-        <w:t>t 74.0% of the time, the highest of the six, and its F1 of 75.7 rising to 78.0 for the hybrid is above CodeQL's 74.4.</w:t>
+        <w:t xml:space="preserve">Read on precision, the ordering reverses. </w:t>
+      </w:r>
+      <w:proofErr w:type="spellStart"/>
+      <w:r>
+        <w:t>CodeQL</w:t>
+      </w:r>
+      <w:proofErr w:type="spellEnd"/>
+      <w:r>
+        <w:t xml:space="preserve">, </w:t>
+      </w:r>
+      <w:proofErr w:type="spellStart"/>
+      <w:r>
+        <w:t>Semgrep</w:t>
+      </w:r>
+      <w:proofErr w:type="spellEnd"/>
+      <w:r>
+        <w:t xml:space="preserve"> and S</w:t>
+      </w:r>
+      <w:r>
+        <w:t xml:space="preserve">onarQube all detect more than </w:t>
+      </w:r>
+      <w:proofErr w:type="spellStart"/>
+      <w:r>
+        <w:t>SecureAssist</w:t>
+      </w:r>
+      <w:proofErr w:type="spellEnd"/>
+      <w:r>
+        <w:t xml:space="preserve"> - </w:t>
+      </w:r>
+      <w:proofErr w:type="spellStart"/>
+      <w:r>
+        <w:t>CodeQL</w:t>
+      </w:r>
+      <w:proofErr w:type="spellEnd"/>
+      <w:r>
+        <w:t xml:space="preserve"> finds 97.0% of the vulnerable cases against the hybrid's 90.3% - but they do so by reporting far more, and between 51.9% and 60.3% of what they report is wrong. </w:t>
+      </w:r>
+      <w:proofErr w:type="spellStart"/>
+      <w:r>
+        <w:t>SecureAssist's</w:t>
+      </w:r>
+      <w:proofErr w:type="spellEnd"/>
+      <w:r>
+        <w:t xml:space="preserve"> static configuration is righ</w:t>
+      </w:r>
+      <w:r>
+        <w:t xml:space="preserve">t 74.0% of the time, the highest of the six, and its F1 of 75.7 rising to 78.0 for the hybrid is above </w:t>
+      </w:r>
+      <w:proofErr w:type="spellStart"/>
+      <w:r>
+        <w:t>CodeQL's</w:t>
+      </w:r>
+      <w:proofErr w:type="spellEnd"/>
+      <w:r>
+        <w:t xml:space="preserve"> 74.4.</w:t>
       </w:r>
     </w:p>
     <w:p>
@@ -9244,11 +9861,24 @@
         <w:bidi w:val="0"/>
         <w:spacing w:after="130" w:line="278" w:lineRule="auto"/>
       </w:pPr>
-      <w:r>
-        <w:t xml:space="preserve">Joern is the counter-example that makes the trade explicit: the lowest false-positive rate in the table at 7.2%, achieved by finding 8.2% </w:t>
-      </w:r>
-      <w:r>
-        <w:t>of the vulnerabilities. A tool can always buy precision with recall, or the reverse. What the F1 column shows is that on this benchmark SecureAssist buys less of one with the other than the comparison tools do.</w:t>
+      <w:proofErr w:type="spellStart"/>
+      <w:r>
+        <w:t>Joern</w:t>
+      </w:r>
+      <w:proofErr w:type="spellEnd"/>
+      <w:r>
+        <w:t xml:space="preserve"> is the counter-example that makes the trade explicit: the lowest false-positive rate in the table at 7.2%, achieved by finding 8.2% </w:t>
+      </w:r>
+      <w:r>
+        <w:t xml:space="preserve">of the vulnerabilities. A tool can always buy precision with recall, or the reverse. What the F1 column shows is that on this benchmark </w:t>
+      </w:r>
+      <w:proofErr w:type="spellStart"/>
+      <w:r>
+        <w:t>SecureAssist</w:t>
+      </w:r>
+      <w:proofErr w:type="spellEnd"/>
+      <w:r>
+        <w:t xml:space="preserve"> buys less of one with the other than the comparison tools do.</w:t>
       </w:r>
     </w:p>
     <w:p>
@@ -9274,7 +9904,51 @@
           <w:sz w:val="18"/>
           <w:szCs w:val="18"/>
         </w:rPr>
-        <w:t>ss all eleven categories; SecureAssist targets five. The mixes differ, so this table characterises the difficulty of the benchmark rather than establishing a ranking. Per-category comparisons below are like-for-like.</w:t>
+        <w:t xml:space="preserve">ss all eleven categories; </w:t>
+      </w:r>
+      <w:proofErr w:type="spellStart"/>
+      <w:r>
+        <w:rPr>
+          <w:i/>
+          <w:iCs/>
+          <w:color w:val="444444"/>
+          <w:sz w:val="18"/>
+          <w:szCs w:val="18"/>
+        </w:rPr>
+        <w:t>SecureAssist</w:t>
+      </w:r>
+      <w:proofErr w:type="spellEnd"/>
+      <w:r>
+        <w:rPr>
+          <w:i/>
+          <w:iCs/>
+          <w:color w:val="444444"/>
+          <w:sz w:val="18"/>
+          <w:szCs w:val="18"/>
+        </w:rPr>
+        <w:t xml:space="preserve"> targets five. The mixes differ, so this table </w:t>
+      </w:r>
+      <w:proofErr w:type="spellStart"/>
+      <w:r>
+        <w:rPr>
+          <w:i/>
+          <w:iCs/>
+          <w:color w:val="444444"/>
+          <w:sz w:val="18"/>
+          <w:szCs w:val="18"/>
+        </w:rPr>
+        <w:t>characterises</w:t>
+      </w:r>
+      <w:proofErr w:type="spellEnd"/>
+      <w:r>
+        <w:rPr>
+          <w:i/>
+          <w:iCs/>
+          <w:color w:val="444444"/>
+          <w:sz w:val="18"/>
+          <w:szCs w:val="18"/>
+        </w:rPr>
+        <w:t xml:space="preserve"> the difficulty of the benchmark rather than establishing a ranking. Per-category comparisons below are like-for-like.</w:t>
       </w:r>
     </w:p>
     <w:p>
@@ -9286,10 +9960,18 @@
         <w:t>A high false-positive rate on this benc</w:t>
       </w:r>
       <w:r>
-        <w:t>hmark is the normal outcome for any tool that detects taint-flow vulnerabilities at all, which is the context for SecureAssist’s own 29.1%. The same study observes that most non-vulnerable cases are flagged by at least one scanner, attributing this to corr</w:t>
-      </w:r>
-      <w:r>
-        <w:t>elated semantic blind spots rather than isolated tool-specific errors — consistent with our finding that the analyzer and the model fire on the same reflection cases independently.</w:t>
+        <w:t xml:space="preserve">hmark is the normal outcome for any tool that detects taint-flow vulnerabilities at all, which is the context for </w:t>
+      </w:r>
+      <w:proofErr w:type="spellStart"/>
+      <w:r>
+        <w:t>SecureAssist’s</w:t>
+      </w:r>
+      <w:proofErr w:type="spellEnd"/>
+      <w:r>
+        <w:t xml:space="preserve"> own 29.1%. The same study observes that most non-vulnerable cases are flagged by at least one scanner, attributing this to corr</w:t>
+      </w:r>
+      <w:r>
+        <w:t>elated semantic blind spots rather than isolated tool-specific errors - consistent with our finding that the analyzer and the model fire on the same reflection cases independently.</w:t>
       </w:r>
     </w:p>
     <w:p>
@@ -9356,7 +10038,23 @@
         <w:spacing w:after="130" w:line="278" w:lineRule="auto"/>
       </w:pPr>
       <w:r>
-        <w:t>with the heatmap description clarifying that values of 1.00 indicate the tool flags almost every non-vulnerable test instance. The same behaviour is reported for Semgrep.</w:t>
+        <w:t xml:space="preserve">with the heatmap description clarifying that values of 1.00 indicate the tool flags almost every non-vulnerable test instance. The same </w:t>
+      </w:r>
+      <w:proofErr w:type="spellStart"/>
+      <w:r>
+        <w:t>behaviour</w:t>
+      </w:r>
+      <w:proofErr w:type="spellEnd"/>
+      <w:r>
+        <w:t xml:space="preserve"> is reported for </w:t>
+      </w:r>
+      <w:proofErr w:type="spellStart"/>
+      <w:r>
+        <w:t>Semgrep</w:t>
+      </w:r>
+      <w:proofErr w:type="spellEnd"/>
+      <w:r>
+        <w:t>.</w:t>
       </w:r>
     </w:p>
     <w:tbl>
@@ -9374,7 +10072,7 @@
           <w:left w:w="10" w:type="dxa"/>
           <w:right w:w="10" w:type="dxa"/>
         </w:tblCellMar>
-        <w:tblLook w:val="0000" w:firstRow="0" w:lastRow="0" w:firstColumn="0" w:lastColumn="0" w:noHBand="0" w:noVBand="0"/>
+        <w:tblLook w:val="04A0" w:firstRow="1" w:lastRow="0" w:firstColumn="1" w:lastColumn="0" w:noHBand="0" w:noVBand="1"/>
       </w:tblPr>
       <w:tblGrid>
         <w:gridCol w:w="2600"/>
@@ -9435,6 +10133,7 @@
               <w:bidi w:val="0"/>
               <w:jc w:val="center"/>
             </w:pPr>
+            <w:proofErr w:type="spellStart"/>
             <w:r>
               <w:rPr>
                 <w:b/>
@@ -9445,6 +10144,7 @@
               </w:rPr>
               <w:t>CodeQL</w:t>
             </w:r>
+            <w:proofErr w:type="spellEnd"/>
           </w:p>
         </w:tc>
         <w:tc>
@@ -9463,6 +10163,7 @@
               <w:bidi w:val="0"/>
               <w:jc w:val="center"/>
             </w:pPr>
+            <w:proofErr w:type="spellStart"/>
             <w:r>
               <w:rPr>
                 <w:b/>
@@ -9473,6 +10174,7 @@
               </w:rPr>
               <w:t>Semgrep</w:t>
             </w:r>
+            <w:proofErr w:type="spellEnd"/>
           </w:p>
         </w:tc>
         <w:tc>
@@ -9491,6 +10193,7 @@
               <w:bidi w:val="0"/>
               <w:jc w:val="center"/>
             </w:pPr>
+            <w:proofErr w:type="spellStart"/>
             <w:r>
               <w:rPr>
                 <w:b/>
@@ -9501,6 +10204,7 @@
               </w:rPr>
               <w:t>SecureAssist</w:t>
             </w:r>
+            <w:proofErr w:type="spellEnd"/>
           </w:p>
         </w:tc>
       </w:tr>
@@ -9534,7 +10238,7 @@
                 <w:sz w:val="18"/>
                 <w:szCs w:val="18"/>
               </w:rPr>
-              <w:t>CWE-327 — weak cryptography</w:t>
+              <w:t>CWE-327 - weak cryptography</w:t>
             </w:r>
           </w:p>
         </w:tc>
@@ -9653,7 +10357,7 @@
                 <w:sz w:val="18"/>
                 <w:szCs w:val="18"/>
               </w:rPr>
-              <w:t>CWE-78 — command injection</w:t>
+              <w:t>CWE-78 - command injection</w:t>
             </w:r>
           </w:p>
         </w:tc>
@@ -9709,7 +10413,7 @@
                 <w:sz w:val="18"/>
                 <w:szCs w:val="18"/>
               </w:rPr>
-              <w:t>—</w:t>
+              <w:t>-</w:t>
             </w:r>
           </w:p>
         </w:tc>
@@ -9761,7 +10465,51 @@
           <w:sz w:val="20"/>
           <w:szCs w:val="20"/>
         </w:rPr>
-        <w:t>On weak cryptography, same benchmark and same CWE, SecureAssist detects every vulnerable case and flags no safe one, where both comparison tools flag every safe case. Its command-injection false-positive rate is also below CodeQL's, though both are high.</w:t>
+        <w:t xml:space="preserve">On weak cryptography, same benchmark and same CWE, </w:t>
+      </w:r>
+      <w:proofErr w:type="spellStart"/>
+      <w:r>
+        <w:rPr>
+          <w:b/>
+          <w:bCs/>
+          <w:color w:val="17375E"/>
+          <w:sz w:val="20"/>
+          <w:szCs w:val="20"/>
+        </w:rPr>
+        <w:t>SecureAssist</w:t>
+      </w:r>
+      <w:proofErr w:type="spellEnd"/>
+      <w:r>
+        <w:rPr>
+          <w:b/>
+          <w:bCs/>
+          <w:color w:val="17375E"/>
+          <w:sz w:val="20"/>
+          <w:szCs w:val="20"/>
+        </w:rPr>
+        <w:t xml:space="preserve"> detects every vulnerable case and flags no safe one, where both comparison tools flag every safe case. Its command-injection false-positive rate is also below </w:t>
+      </w:r>
+      <w:proofErr w:type="spellStart"/>
+      <w:r>
+        <w:rPr>
+          <w:b/>
+          <w:bCs/>
+          <w:color w:val="17375E"/>
+          <w:sz w:val="20"/>
+          <w:szCs w:val="20"/>
+        </w:rPr>
+        <w:t>CodeQL's</w:t>
+      </w:r>
+      <w:proofErr w:type="spellEnd"/>
+      <w:r>
+        <w:rPr>
+          <w:b/>
+          <w:bCs/>
+          <w:color w:val="17375E"/>
+          <w:sz w:val="20"/>
+          <w:szCs w:val="20"/>
+        </w:rPr>
+        <w:t>, though both are high.</w:t>
       </w:r>
     </w:p>
     <w:p>
@@ -9770,10 +10518,29 @@
         <w:spacing w:after="130" w:line="278" w:lineRule="auto"/>
       </w:pPr>
       <w:r>
-        <w:t>Two stages of that study must be kept apart. Its raw SAST measurements show CodeQL at a false-positive rate above 0.80 on injection flows and 1.00 on cryptography — both high. Its observation that residual false positives concentrate in policy and cryptogr</w:t>
-      </w:r>
-      <w:r>
-        <w:t>aphy CWEs while injection is filtered reliably describes the output after LLM-based post-filtering, not the scanners' raw behaviour.</w:t>
+        <w:t>T</w:t>
+      </w:r>
+      <w:r>
+        <w:t xml:space="preserve">wo stages of that study must be kept apart. Its raw SAST measurements show </w:t>
+      </w:r>
+      <w:proofErr w:type="spellStart"/>
+      <w:r>
+        <w:t>CodeQL</w:t>
+      </w:r>
+      <w:proofErr w:type="spellEnd"/>
+      <w:r>
+        <w:t xml:space="preserve"> at a false-positive rate above 0.80 on injection flows and 1.00 on cryptography - both high. Its observation that residual false positives concentrate in policy and cryptogra</w:t>
+      </w:r>
+      <w:r>
+        <w:t xml:space="preserve">phy CWEs while injection is filtered reliably describes the output after LLM-based post-filtering, not the scanners' raw </w:t>
+      </w:r>
+      <w:proofErr w:type="spellStart"/>
+      <w:r>
+        <w:t>behaviour</w:t>
+      </w:r>
+      <w:proofErr w:type="spellEnd"/>
+      <w:r>
+        <w:t>.</w:t>
       </w:r>
     </w:p>
     <w:p>
@@ -9782,10 +10549,50 @@
         <w:spacing w:after="130" w:line="278" w:lineRule="auto"/>
       </w:pPr>
       <w:r>
-        <w:t>On the raw comparison the profiles differ instructively: CodeQL and Semgrep are at their worst on cryptography, where Secur</w:t>
-      </w:r>
-      <w:r>
-        <w:t>eAssist is at its best, while SecureAssist is at its worst on injection, where CodeQL is merely poor rather than total. The two designs fail in different places, which is an argument for combining approaches rather than choosing between them.</w:t>
+        <w:t xml:space="preserve">On the raw comparison the profiles differ instructively: </w:t>
+      </w:r>
+      <w:proofErr w:type="spellStart"/>
+      <w:r>
+        <w:t>CodeQL</w:t>
+      </w:r>
+      <w:proofErr w:type="spellEnd"/>
+      <w:r>
+        <w:t xml:space="preserve"> and </w:t>
+      </w:r>
+      <w:proofErr w:type="spellStart"/>
+      <w:r>
+        <w:t>Semgrep</w:t>
+      </w:r>
+      <w:proofErr w:type="spellEnd"/>
+      <w:r>
+        <w:t xml:space="preserve"> are at their worst on cryptography, where </w:t>
+      </w:r>
+      <w:proofErr w:type="spellStart"/>
+      <w:r>
+        <w:t>Secure</w:t>
+      </w:r>
+      <w:r>
+        <w:t>Assist</w:t>
+      </w:r>
+      <w:proofErr w:type="spellEnd"/>
+      <w:r>
+        <w:t xml:space="preserve"> is at its best, while </w:t>
+      </w:r>
+      <w:proofErr w:type="spellStart"/>
+      <w:r>
+        <w:t>SecureAssist</w:t>
+      </w:r>
+      <w:proofErr w:type="spellEnd"/>
+      <w:r>
+        <w:t xml:space="preserve"> is at its worst on injection, where </w:t>
+      </w:r>
+      <w:proofErr w:type="spellStart"/>
+      <w:r>
+        <w:t>CodeQL</w:t>
+      </w:r>
+      <w:proofErr w:type="spellEnd"/>
+      <w:r>
+        <w:t xml:space="preserve"> is merely poor rather than total. The two designs fail in different places, which is an argument for combining approaches rather than choosing between them.</w:t>
       </w:r>
     </w:p>
     <w:p>
@@ -9813,7 +10620,7 @@
           <w:szCs w:val="29"/>
         </w:rPr>
         <w:lastRenderedPageBreak/>
-        <w:t>5. C — NIST</w:t>
+        <w:t xml:space="preserve">5. C - NIST </w:t>
       </w:r>
       <w:r>
         <w:rPr>
@@ -9823,7 +10630,7 @@
           <w:sz w:val="29"/>
           <w:szCs w:val="29"/>
         </w:rPr>
-        <w:t xml:space="preserve"> Juliet</w:t>
+        <w:t>Juliet</w:t>
       </w:r>
     </w:p>
     <w:p>
@@ -9832,10 +10639,10 @@
         <w:spacing w:after="130" w:line="278" w:lineRule="auto"/>
       </w:pPr>
       <w:r>
-        <w:t>The Juliet Test Suite is NIST's reference corpus for C and C++ static analysis. Evaluation is restricted to flow variants 01–21, in which the data flow is contained within a single function, and to test-case families absent from the model's trainin</w:t>
-      </w:r>
-      <w:r>
-        <w:t>g corpus. 969 function-level cases remain.</w:t>
+        <w:t>The Juliet Test Suite is NIST's reference corpus for C and C++ static analysis. Evaluation is restricted to flow variants 01-21, in which the data flow is contained within a single function, and to test-case families absent from the model's training</w:t>
+      </w:r>
+      <w:r>
+        <w:t xml:space="preserve"> corpus. 969 function-level cases remain.</w:t>
       </w:r>
     </w:p>
     <w:p>
@@ -9873,7 +10680,7 @@
           <w:sz w:val="18"/>
           <w:szCs w:val="18"/>
         </w:rPr>
-        <w:t xml:space="preserve"> to functions defined in the same file, so Juliet's same-file cross-function variants are not beyond its design; they were excluded to kee</w:t>
+        <w:t xml:space="preserve"> to functions defined in the same file, so Juliet's same-file cross-function variants are not beyond its design; they were excluded to keep</w:t>
       </w:r>
       <w:r>
         <w:rPr>
@@ -9883,7 +10690,7 @@
           <w:sz w:val="18"/>
           <w:szCs w:val="18"/>
         </w:rPr>
-        <w:t>p the measured set homogeneous, and the reported figures therefore say nothing about them either way. Variants that split the flow across separate source files are genuinely out of scope.</w:t>
+        <w:t xml:space="preserve"> the measured set homogeneous, and the reported figures therefore say nothing about them either way. Variants that split the flow across separate source files are genuinely out of scope.</w:t>
       </w:r>
     </w:p>
     <w:p>
@@ -9917,7 +10724,7 @@
           <w:left w:w="10" w:type="dxa"/>
           <w:right w:w="10" w:type="dxa"/>
         </w:tblCellMar>
-        <w:tblLook w:val="0000" w:firstRow="0" w:lastRow="0" w:firstColumn="0" w:lastColumn="0" w:noHBand="0" w:noVBand="0"/>
+        <w:tblLook w:val="04A0" w:firstRow="1" w:lastRow="0" w:firstColumn="1" w:lastColumn="0" w:noHBand="0" w:noVBand="1"/>
       </w:tblPr>
       <w:tblGrid>
         <w:gridCol w:w="2350"/>
@@ -11864,7 +12671,7 @@
           <w:sz w:val="18"/>
           <w:szCs w:val="18"/>
         </w:rPr>
-        <w:t xml:space="preserve">CWE-787 accepts either an out-of-bounds-write finding or an integer-overflow finding on the size expression — a legitimate taxonomy </w:t>
+        <w:t xml:space="preserve">CWE-787 accepts either an out-of-bounds-write finding or an integer-overflow finding on the size expression - a legitimate taxonomy </w:t>
       </w:r>
       <w:proofErr w:type="gramStart"/>
       <w:r>
@@ -11935,7 +12742,7 @@
           <w:sz w:val="18"/>
           <w:szCs w:val="18"/>
         </w:rPr>
-        <w:t>This precision belongs to the model measured on its own. The shipped hybrid takes the union of both sources and therefore inherits every false positive the analyzer produces: its C precision is 60.4% and its false-positive rate 26.1%, identical to the anal</w:t>
+        <w:t>This precision</w:t>
       </w:r>
       <w:r>
         <w:rPr>
@@ -11945,7 +12752,17 @@
           <w:sz w:val="18"/>
           <w:szCs w:val="18"/>
         </w:rPr>
-        <w:t>yzer's. Section 6.3 discusses why the current architecture cannot capture the model's precision and what would change that.</w:t>
+        <w:t xml:space="preserve"> belongs to the model measured on its own. The shipped hybrid takes the union of both sources and therefore inherits every false positive the analyzer produces: its C precision is 60.4% and its false-positive rate 26.1%, identical to the analyzer's. Sectio</w:t>
+      </w:r>
+      <w:r>
+        <w:rPr>
+          <w:i/>
+          <w:iCs/>
+          <w:color w:val="444444"/>
+          <w:sz w:val="18"/>
+          <w:szCs w:val="18"/>
+        </w:rPr>
+        <w:t>n 6.3 discusses why the current architecture cannot capture the model's precision and what would change that.</w:t>
       </w:r>
     </w:p>
     <w:p>
@@ -11954,10 +12771,10 @@
         <w:spacing w:after="130" w:line="278" w:lineRule="auto"/>
       </w:pPr>
       <w:r>
-        <w:t>The hybrid lifts C detection from 52.1% to 62.8% and Youden from 26.0 to 36.6 — the largest gain the model delivers anywhere. Its mo</w:t>
-      </w:r>
-      <w:r>
-        <w:t>st valuable contribution is on the analyzer's weakest category: CWE-787 moves from a Youden of 1.1 to 21.7, and detection from 35.9% to 56.5%.</w:t>
+        <w:t>The hybrid lifts C detection from 52.1% to 62.8% and Youden from 26.0 to 36.6 - the largest gain the model delivers anywhere. Its most valuable co</w:t>
+      </w:r>
+      <w:r>
+        <w:t>ntribution is on the analyzer's weakest category: CWE-787 moves from a Youden of 1.1 to 21.7, and detection from 35.9% to 56.5%.</w:t>
       </w:r>
     </w:p>
     <w:p>
@@ -11982,13 +12799,39 @@
         <w:spacing w:after="130" w:line="278" w:lineRule="auto"/>
       </w:pPr>
       <w:r>
-        <w:t>Two independent evaluations published since 2022 provide the reference poin</w:t>
-      </w:r>
-      <w:r>
-        <w:t>ts. CASTLE (2025) measured thirteen static analyzers and two formal verification tools on 250 hand-written C programs covering 25 weakness classes, reporting precision and recall for each. Lipp et al. (ISSTA 2022) ran eleven analyzers against 192 real-worl</w:t>
-      </w:r>
-      <w:r>
-        <w:t>d CVEs. The CASTLE results are tabulated below because they report both metrics on a common corpus.</w:t>
+        <w:t>A recall figure means little on its own. The purpose of this comparison is to place the r</w:t>
+      </w:r>
+      <w:r>
+        <w:t xml:space="preserve">esults of Section 5.1 beside tools measured on the same benchmark. </w:t>
+      </w:r>
+      <w:proofErr w:type="spellStart"/>
+      <w:r>
+        <w:t>Gentsch</w:t>
+      </w:r>
+      <w:proofErr w:type="spellEnd"/>
+      <w:r>
+        <w:t>, Krishnamurthy and Heinze</w:t>
+      </w:r>
+      <w:r>
+        <w:rPr>
+          <w:color w:val="2E75B6"/>
+          <w:vertAlign w:val="superscript"/>
+        </w:rPr>
+        <w:t>9</w:t>
+      </w:r>
+      <w:r>
+        <w:t xml:space="preserve"> evaluated eleven open-source analyzers on the Juliet Test Suite 1.3 for C, using a subset selected on the same principle as the one used here: C test case</w:t>
+      </w:r>
+      <w:r>
+        <w:t xml:space="preserve">s only, with the multi-module cases excluded so that each case is </w:t>
+      </w:r>
+      <w:proofErr w:type="spellStart"/>
+      <w:r>
+        <w:t>analysed</w:t>
+      </w:r>
+      <w:proofErr w:type="spellEnd"/>
+      <w:r>
+        <w:t xml:space="preserve"> as a single file.</w:t>
       </w:r>
     </w:p>
     <w:tbl>
@@ -12006,7 +12849,7 @@
           <w:left w:w="10" w:type="dxa"/>
           <w:right w:w="10" w:type="dxa"/>
         </w:tblCellMar>
-        <w:tblLook w:val="0000" w:firstRow="0" w:lastRow="0" w:firstColumn="0" w:lastColumn="0" w:noHBand="0" w:noVBand="0"/>
+        <w:tblLook w:val="04A0" w:firstRow="1" w:lastRow="0" w:firstColumn="1" w:lastColumn="0" w:noHBand="0" w:noVBand="1"/>
       </w:tblPr>
       <w:tblGrid>
         <w:gridCol w:w="3300"/>
@@ -12147,111 +12990,120 @@
         <w:tc>
           <w:tcPr>
             <w:tcW w:w="3300" w:type="dxa"/>
-            <w:shd w:val="clear" w:color="auto" w:fill="DCE9F7"/>
-            <w:tcMar>
-              <w:top w:w="55" w:type="dxa"/>
-              <w:left w:w="85" w:type="dxa"/>
-              <w:bottom w:w="55" w:type="dxa"/>
-              <w:right w:w="85" w:type="dxa"/>
-            </w:tcMar>
-          </w:tcPr>
-          <w:p>
-            <w:pPr>
-              <w:bidi w:val="0"/>
-            </w:pPr>
-            <w:r>
-              <w:rPr>
-                <w:b/>
-                <w:bCs/>
-                <w:color w:val="000000"/>
-                <w:sz w:val="18"/>
-                <w:szCs w:val="18"/>
-              </w:rPr>
-              <w:t>SecureAssist — all C, hybrid</w:t>
-            </w:r>
+            <w:tcMar>
+              <w:top w:w="55" w:type="dxa"/>
+              <w:left w:w="85" w:type="dxa"/>
+              <w:bottom w:w="55" w:type="dxa"/>
+              <w:right w:w="85" w:type="dxa"/>
+            </w:tcMar>
+          </w:tcPr>
+          <w:p>
+            <w:pPr>
+              <w:bidi w:val="0"/>
+            </w:pPr>
+            <w:proofErr w:type="spellStart"/>
+            <w:r>
+              <w:rPr>
+                <w:color w:val="000000"/>
+                <w:sz w:val="18"/>
+                <w:szCs w:val="18"/>
+              </w:rPr>
+              <w:t>AdLint</w:t>
+            </w:r>
+            <w:proofErr w:type="spellEnd"/>
           </w:p>
         </w:tc>
         <w:tc>
           <w:tcPr>
             <w:tcW w:w="1500" w:type="dxa"/>
-            <w:shd w:val="clear" w:color="auto" w:fill="DCE9F7"/>
-            <w:tcMar>
-              <w:top w:w="55" w:type="dxa"/>
-              <w:left w:w="85" w:type="dxa"/>
-              <w:bottom w:w="55" w:type="dxa"/>
-              <w:right w:w="85" w:type="dxa"/>
-            </w:tcMar>
-          </w:tcPr>
-          <w:p>
-            <w:pPr>
-              <w:bidi w:val="0"/>
-              <w:jc w:val="center"/>
-            </w:pPr>
-            <w:r>
-              <w:rPr>
-                <w:b/>
-                <w:bCs/>
-                <w:color w:val="000000"/>
-                <w:sz w:val="18"/>
-                <w:szCs w:val="18"/>
-              </w:rPr>
-              <w:t>62.8%</w:t>
+            <w:tcMar>
+              <w:top w:w="55" w:type="dxa"/>
+              <w:left w:w="85" w:type="dxa"/>
+              <w:bottom w:w="55" w:type="dxa"/>
+              <w:right w:w="85" w:type="dxa"/>
+            </w:tcMar>
+          </w:tcPr>
+          <w:p>
+            <w:pPr>
+              <w:bidi w:val="0"/>
+              <w:jc w:val="center"/>
+            </w:pPr>
+            <w:r>
+              <w:rPr>
+                <w:color w:val="000000"/>
+                <w:sz w:val="18"/>
+                <w:szCs w:val="18"/>
+              </w:rPr>
+              <w:t>77%</w:t>
             </w:r>
           </w:p>
         </w:tc>
         <w:tc>
           <w:tcPr>
             <w:tcW w:w="1500" w:type="dxa"/>
-            <w:shd w:val="clear" w:color="auto" w:fill="DCE9F7"/>
-            <w:tcMar>
-              <w:top w:w="55" w:type="dxa"/>
-              <w:left w:w="85" w:type="dxa"/>
-              <w:bottom w:w="55" w:type="dxa"/>
-              <w:right w:w="85" w:type="dxa"/>
-            </w:tcMar>
-          </w:tcPr>
-          <w:p>
-            <w:pPr>
-              <w:bidi w:val="0"/>
-              <w:jc w:val="center"/>
-            </w:pPr>
-            <w:r>
-              <w:rPr>
-                <w:b/>
-                <w:bCs/>
-                <w:color w:val="000000"/>
-                <w:sz w:val="18"/>
-                <w:szCs w:val="18"/>
-              </w:rPr>
-              <w:t>60.4%</w:t>
+            <w:tcMar>
+              <w:top w:w="55" w:type="dxa"/>
+              <w:left w:w="85" w:type="dxa"/>
+              <w:bottom w:w="55" w:type="dxa"/>
+              <w:right w:w="85" w:type="dxa"/>
+            </w:tcMar>
+          </w:tcPr>
+          <w:p>
+            <w:pPr>
+              <w:bidi w:val="0"/>
+              <w:jc w:val="center"/>
+            </w:pPr>
+            <w:r>
+              <w:rPr>
+                <w:color w:val="000000"/>
+                <w:sz w:val="18"/>
+                <w:szCs w:val="18"/>
+              </w:rPr>
+              <w:t>2.5%</w:t>
             </w:r>
           </w:p>
         </w:tc>
         <w:tc>
           <w:tcPr>
             <w:tcW w:w="2726" w:type="dxa"/>
-            <w:shd w:val="clear" w:color="auto" w:fill="DCE9F7"/>
-            <w:tcMar>
-              <w:top w:w="55" w:type="dxa"/>
-              <w:left w:w="85" w:type="dxa"/>
-              <w:bottom w:w="55" w:type="dxa"/>
-              <w:right w:w="85" w:type="dxa"/>
-            </w:tcMar>
-          </w:tcPr>
-          <w:p>
-            <w:pPr>
-              <w:bidi w:val="0"/>
-              <w:jc w:val="center"/>
-            </w:pPr>
-            <w:r>
-              <w:rPr>
-                <w:b/>
-                <w:bCs/>
-                <w:color w:val="000000"/>
-                <w:sz w:val="18"/>
-                <w:szCs w:val="18"/>
-              </w:rPr>
-              <w:t>This work</w:t>
+            <w:tcMar>
+              <w:top w:w="55" w:type="dxa"/>
+              <w:left w:w="85" w:type="dxa"/>
+              <w:bottom w:w="55" w:type="dxa"/>
+              <w:right w:w="85" w:type="dxa"/>
+            </w:tcMar>
+          </w:tcPr>
+          <w:p>
+            <w:pPr>
+              <w:bidi w:val="0"/>
+              <w:jc w:val="center"/>
+            </w:pPr>
+            <w:proofErr w:type="spellStart"/>
+            <w:r>
+              <w:rPr>
+                <w:color w:val="000000"/>
+                <w:sz w:val="18"/>
+                <w:szCs w:val="18"/>
+              </w:rPr>
+              <w:t>Gentsch</w:t>
+            </w:r>
+            <w:proofErr w:type="spellEnd"/>
+            <w:r>
+              <w:rPr>
+                <w:color w:val="000000"/>
+                <w:sz w:val="18"/>
+                <w:szCs w:val="18"/>
+              </w:rPr>
+              <w:t xml:space="preserve"> et al.</w:t>
+            </w:r>
+            <w:r>
+              <w:rPr>
+                <w:color w:val="2E75B6"/>
+                <w:sz w:val="18"/>
+                <w:szCs w:val="18"/>
+                <w:vertAlign w:val="superscript"/>
+              </w:rPr>
+              <w:t>9</w:t>
             </w:r>
           </w:p>
         </w:tc>
@@ -12278,6 +13130,7 @@
             <w:pPr>
               <w:bidi w:val="0"/>
             </w:pPr>
+            <w:proofErr w:type="spellStart"/>
             <w:r>
               <w:rPr>
                 <w:b/>
@@ -12286,7 +13139,18 @@
                 <w:sz w:val="18"/>
                 <w:szCs w:val="18"/>
               </w:rPr>
-              <w:t>SecureAssist — all C, static</w:t>
+              <w:t>SecureAssist</w:t>
+            </w:r>
+            <w:proofErr w:type="spellEnd"/>
+            <w:r>
+              <w:rPr>
+                <w:b/>
+                <w:bCs/>
+                <w:color w:val="000000"/>
+                <w:sz w:val="18"/>
+                <w:szCs w:val="18"/>
+              </w:rPr>
+              <w:t xml:space="preserve"> - all C, hybrid</w:t>
             </w:r>
           </w:p>
         </w:tc>
@@ -12314,7 +13178,7 @@
                 <w:sz w:val="18"/>
                 <w:szCs w:val="18"/>
               </w:rPr>
-              <w:t>52.1%</w:t>
+              <w:t>62.8%</w:t>
             </w:r>
           </w:p>
         </w:tc>
@@ -12342,7 +13206,7 @@
                 <w:sz w:val="18"/>
                 <w:szCs w:val="18"/>
               </w:rPr>
-              <w:t>55.8%</w:t>
+              <w:t>60.4%</w:t>
             </w:r>
           </w:p>
         </w:tc>
@@ -12385,99 +13249,123 @@
         <w:tc>
           <w:tcPr>
             <w:tcW w:w="3300" w:type="dxa"/>
-            <w:tcMar>
-              <w:top w:w="55" w:type="dxa"/>
-              <w:left w:w="85" w:type="dxa"/>
-              <w:bottom w:w="55" w:type="dxa"/>
-              <w:right w:w="85" w:type="dxa"/>
-            </w:tcMar>
-          </w:tcPr>
-          <w:p>
-            <w:pPr>
-              <w:bidi w:val="0"/>
-            </w:pPr>
-            <w:r>
-              <w:rPr>
-                <w:color w:val="000000"/>
-                <w:sz w:val="18"/>
-                <w:szCs w:val="18"/>
-              </w:rPr>
-              <w:t>ESBMC (formal verification)</w:t>
+            <w:shd w:val="clear" w:color="auto" w:fill="DCE9F7"/>
+            <w:tcMar>
+              <w:top w:w="55" w:type="dxa"/>
+              <w:left w:w="85" w:type="dxa"/>
+              <w:bottom w:w="55" w:type="dxa"/>
+              <w:right w:w="85" w:type="dxa"/>
+            </w:tcMar>
+          </w:tcPr>
+          <w:p>
+            <w:pPr>
+              <w:bidi w:val="0"/>
+            </w:pPr>
+            <w:proofErr w:type="spellStart"/>
+            <w:r>
+              <w:rPr>
+                <w:b/>
+                <w:bCs/>
+                <w:color w:val="000000"/>
+                <w:sz w:val="18"/>
+                <w:szCs w:val="18"/>
+              </w:rPr>
+              <w:t>SecureAssist</w:t>
+            </w:r>
+            <w:proofErr w:type="spellEnd"/>
+            <w:r>
+              <w:rPr>
+                <w:b/>
+                <w:bCs/>
+                <w:color w:val="000000"/>
+                <w:sz w:val="18"/>
+                <w:szCs w:val="18"/>
+              </w:rPr>
+              <w:t xml:space="preserve"> - all C, static</w:t>
             </w:r>
           </w:p>
         </w:tc>
         <w:tc>
           <w:tcPr>
             <w:tcW w:w="1500" w:type="dxa"/>
-            <w:tcMar>
-              <w:top w:w="55" w:type="dxa"/>
-              <w:left w:w="85" w:type="dxa"/>
-              <w:bottom w:w="55" w:type="dxa"/>
-              <w:right w:w="85" w:type="dxa"/>
-            </w:tcMar>
-          </w:tcPr>
-          <w:p>
-            <w:pPr>
-              <w:bidi w:val="0"/>
-              <w:jc w:val="center"/>
-            </w:pPr>
-            <w:r>
-              <w:rPr>
-                <w:color w:val="000000"/>
-                <w:sz w:val="18"/>
-                <w:szCs w:val="18"/>
-              </w:rPr>
-              <w:t>35%</w:t>
+            <w:shd w:val="clear" w:color="auto" w:fill="DCE9F7"/>
+            <w:tcMar>
+              <w:top w:w="55" w:type="dxa"/>
+              <w:left w:w="85" w:type="dxa"/>
+              <w:bottom w:w="55" w:type="dxa"/>
+              <w:right w:w="85" w:type="dxa"/>
+            </w:tcMar>
+          </w:tcPr>
+          <w:p>
+            <w:pPr>
+              <w:bidi w:val="0"/>
+              <w:jc w:val="center"/>
+            </w:pPr>
+            <w:r>
+              <w:rPr>
+                <w:b/>
+                <w:bCs/>
+                <w:color w:val="000000"/>
+                <w:sz w:val="18"/>
+                <w:szCs w:val="18"/>
+              </w:rPr>
+              <w:t>52.1%</w:t>
             </w:r>
           </w:p>
         </w:tc>
         <w:tc>
           <w:tcPr>
             <w:tcW w:w="1500" w:type="dxa"/>
-            <w:tcMar>
-              <w:top w:w="55" w:type="dxa"/>
-              <w:left w:w="85" w:type="dxa"/>
-              <w:bottom w:w="55" w:type="dxa"/>
-              <w:right w:w="85" w:type="dxa"/>
-            </w:tcMar>
-          </w:tcPr>
-          <w:p>
-            <w:pPr>
-              <w:bidi w:val="0"/>
-              <w:jc w:val="center"/>
-            </w:pPr>
-            <w:r>
-              <w:rPr>
-                <w:color w:val="000000"/>
-                <w:sz w:val="18"/>
-                <w:szCs w:val="18"/>
-              </w:rPr>
-              <w:t>62%</w:t>
+            <w:shd w:val="clear" w:color="auto" w:fill="DCE9F7"/>
+            <w:tcMar>
+              <w:top w:w="55" w:type="dxa"/>
+              <w:left w:w="85" w:type="dxa"/>
+              <w:bottom w:w="55" w:type="dxa"/>
+              <w:right w:w="85" w:type="dxa"/>
+            </w:tcMar>
+          </w:tcPr>
+          <w:p>
+            <w:pPr>
+              <w:bidi w:val="0"/>
+              <w:jc w:val="center"/>
+            </w:pPr>
+            <w:r>
+              <w:rPr>
+                <w:b/>
+                <w:bCs/>
+                <w:color w:val="000000"/>
+                <w:sz w:val="18"/>
+                <w:szCs w:val="18"/>
+              </w:rPr>
+              <w:t>55.8%</w:t>
             </w:r>
           </w:p>
         </w:tc>
         <w:tc>
           <w:tcPr>
             <w:tcW w:w="2726" w:type="dxa"/>
-            <w:tcMar>
-              <w:top w:w="55" w:type="dxa"/>
-              <w:left w:w="85" w:type="dxa"/>
-              <w:bottom w:w="55" w:type="dxa"/>
-              <w:right w:w="85" w:type="dxa"/>
-            </w:tcMar>
-          </w:tcPr>
-          <w:p>
-            <w:pPr>
-              <w:bidi w:val="0"/>
-              <w:jc w:val="center"/>
-            </w:pPr>
-            <w:r>
-              <w:rPr>
-                <w:color w:val="000000"/>
-                <w:sz w:val="18"/>
-                <w:szCs w:val="18"/>
-              </w:rPr>
-              <w:t>CASTLE (2025)</w:t>
+            <w:shd w:val="clear" w:color="auto" w:fill="DCE9F7"/>
+            <w:tcMar>
+              <w:top w:w="55" w:type="dxa"/>
+              <w:left w:w="85" w:type="dxa"/>
+              <w:bottom w:w="55" w:type="dxa"/>
+              <w:right w:w="85" w:type="dxa"/>
+            </w:tcMar>
+          </w:tcPr>
+          <w:p>
+            <w:pPr>
+              <w:bidi w:val="0"/>
+              <w:jc w:val="center"/>
+            </w:pPr>
+            <w:r>
+              <w:rPr>
+                <w:b/>
+                <w:bCs/>
+                <w:color w:val="000000"/>
+                <w:sz w:val="18"/>
+                <w:szCs w:val="18"/>
+              </w:rPr>
+              <w:t>This work</w:t>
             </w:r>
           </w:p>
         </w:tc>
@@ -12510,7 +13398,7 @@
                 <w:sz w:val="18"/>
                 <w:szCs w:val="18"/>
               </w:rPr>
-              <w:t>CodeQL</w:t>
+              <w:t>Frama-C (Eva)</w:t>
             </w:r>
           </w:p>
         </w:tc>
@@ -12536,7 +13424,7 @@
                 <w:sz w:val="18"/>
                 <w:szCs w:val="18"/>
               </w:rPr>
-              <w:t>29%</w:t>
+              <w:t>52%</w:t>
             </w:r>
           </w:p>
         </w:tc>
@@ -12562,7 +13450,7 @@
                 <w:sz w:val="18"/>
                 <w:szCs w:val="18"/>
               </w:rPr>
-              <w:t>48%</w:t>
+              <w:t>32%</w:t>
             </w:r>
           </w:p>
         </w:tc>
@@ -12582,13 +13470,32 @@
               <w:bidi w:val="0"/>
               <w:jc w:val="center"/>
             </w:pPr>
-            <w:r>
-              <w:rPr>
-                <w:color w:val="000000"/>
-                <w:sz w:val="18"/>
-                <w:szCs w:val="18"/>
-              </w:rPr>
-              <w:t>CASTLE (2025)</w:t>
+            <w:proofErr w:type="spellStart"/>
+            <w:r>
+              <w:rPr>
+                <w:color w:val="000000"/>
+                <w:sz w:val="18"/>
+                <w:szCs w:val="18"/>
+              </w:rPr>
+              <w:t>Gentsch</w:t>
+            </w:r>
+            <w:proofErr w:type="spellEnd"/>
+            <w:r>
+              <w:rPr>
+                <w:color w:val="000000"/>
+                <w:sz w:val="18"/>
+                <w:szCs w:val="18"/>
+              </w:rPr>
+              <w:t xml:space="preserve"> et al.</w:t>
+            </w:r>
+            <w:r>
+              <w:rPr>
+                <w:color w:val="2E75B6"/>
+                <w:sz w:val="18"/>
+                <w:szCs w:val="18"/>
+                <w:vertAlign w:val="superscript"/>
+              </w:rPr>
+              <w:t>9</w:t>
             </w:r>
           </w:p>
         </w:tc>
@@ -12620,7 +13527,7 @@
                 <w:sz w:val="18"/>
                 <w:szCs w:val="18"/>
               </w:rPr>
-              <w:t>SonarQube</w:t>
+              <w:t>IKOS</w:t>
             </w:r>
           </w:p>
         </w:tc>
@@ -12645,7 +13552,7 @@
                 <w:sz w:val="18"/>
                 <w:szCs w:val="18"/>
               </w:rPr>
-              <w:t>29%</w:t>
+              <w:t>47%</w:t>
             </w:r>
           </w:p>
         </w:tc>
@@ -12670,7 +13577,7 @@
                 <w:sz w:val="18"/>
                 <w:szCs w:val="18"/>
               </w:rPr>
-              <w:t>24%</w:t>
+              <w:t>19%</w:t>
             </w:r>
           </w:p>
         </w:tc>
@@ -12689,13 +13596,32 @@
               <w:bidi w:val="0"/>
               <w:jc w:val="center"/>
             </w:pPr>
-            <w:r>
-              <w:rPr>
-                <w:color w:val="000000"/>
-                <w:sz w:val="18"/>
-                <w:szCs w:val="18"/>
-              </w:rPr>
-              <w:t>CASTLE (2025)</w:t>
+            <w:proofErr w:type="spellStart"/>
+            <w:r>
+              <w:rPr>
+                <w:color w:val="000000"/>
+                <w:sz w:val="18"/>
+                <w:szCs w:val="18"/>
+              </w:rPr>
+              <w:t>Gentsch</w:t>
+            </w:r>
+            <w:proofErr w:type="spellEnd"/>
+            <w:r>
+              <w:rPr>
+                <w:color w:val="000000"/>
+                <w:sz w:val="18"/>
+                <w:szCs w:val="18"/>
+              </w:rPr>
+              <w:t xml:space="preserve"> et al.</w:t>
+            </w:r>
+            <w:r>
+              <w:rPr>
+                <w:color w:val="2E75B6"/>
+                <w:sz w:val="18"/>
+                <w:szCs w:val="18"/>
+                <w:vertAlign w:val="superscript"/>
+              </w:rPr>
+              <w:t>9</w:t>
             </w:r>
           </w:p>
         </w:tc>
@@ -12728,7 +13654,7 @@
                 <w:sz w:val="18"/>
                 <w:szCs w:val="18"/>
               </w:rPr>
-              <w:t>GCC -fanalyzer</w:t>
+              <w:t>Clang-Tidy</w:t>
             </w:r>
           </w:p>
         </w:tc>
@@ -12754,7 +13680,7 @@
                 <w:sz w:val="18"/>
                 <w:szCs w:val="18"/>
               </w:rPr>
-              <w:t>27%</w:t>
+              <w:t>17%</w:t>
             </w:r>
           </w:p>
         </w:tc>
@@ -12780,7 +13706,7 @@
                 <w:sz w:val="18"/>
                 <w:szCs w:val="18"/>
               </w:rPr>
-              <w:t>31%</w:t>
+              <w:t>9%</w:t>
             </w:r>
           </w:p>
         </w:tc>
@@ -12800,13 +13726,32 @@
               <w:bidi w:val="0"/>
               <w:jc w:val="center"/>
             </w:pPr>
-            <w:r>
-              <w:rPr>
-                <w:color w:val="000000"/>
-                <w:sz w:val="18"/>
-                <w:szCs w:val="18"/>
-              </w:rPr>
-              <w:t>CASTLE (2025)</w:t>
+            <w:proofErr w:type="spellStart"/>
+            <w:r>
+              <w:rPr>
+                <w:color w:val="000000"/>
+                <w:sz w:val="18"/>
+                <w:szCs w:val="18"/>
+              </w:rPr>
+              <w:t>Gentsch</w:t>
+            </w:r>
+            <w:proofErr w:type="spellEnd"/>
+            <w:r>
+              <w:rPr>
+                <w:color w:val="000000"/>
+                <w:sz w:val="18"/>
+                <w:szCs w:val="18"/>
+              </w:rPr>
+              <w:t xml:space="preserve"> et al.</w:t>
+            </w:r>
+            <w:r>
+              <w:rPr>
+                <w:color w:val="2E75B6"/>
+                <w:sz w:val="18"/>
+                <w:szCs w:val="18"/>
+                <w:vertAlign w:val="superscript"/>
+              </w:rPr>
+              <w:t>9</w:t>
             </w:r>
           </w:p>
         </w:tc>
@@ -12838,7 +13783,7 @@
                 <w:sz w:val="18"/>
                 <w:szCs w:val="18"/>
               </w:rPr>
-              <w:t>Semgrep Code</w:t>
+              <w:t>Scan-Build</w:t>
             </w:r>
           </w:p>
         </w:tc>
@@ -12863,7 +13808,7 @@
                 <w:sz w:val="18"/>
                 <w:szCs w:val="18"/>
               </w:rPr>
-              <w:t>23%</w:t>
+              <w:t>9%</w:t>
             </w:r>
           </w:p>
         </w:tc>
@@ -12888,7 +13833,7 @@
                 <w:sz w:val="18"/>
                 <w:szCs w:val="18"/>
               </w:rPr>
-              <w:t>34%</w:t>
+              <w:t>9%</w:t>
             </w:r>
           </w:p>
         </w:tc>
@@ -12907,13 +13852,32 @@
               <w:bidi w:val="0"/>
               <w:jc w:val="center"/>
             </w:pPr>
-            <w:r>
-              <w:rPr>
-                <w:color w:val="000000"/>
-                <w:sz w:val="18"/>
-                <w:szCs w:val="18"/>
-              </w:rPr>
-              <w:t>CASTLE (2025)</w:t>
+            <w:proofErr w:type="spellStart"/>
+            <w:r>
+              <w:rPr>
+                <w:color w:val="000000"/>
+                <w:sz w:val="18"/>
+                <w:szCs w:val="18"/>
+              </w:rPr>
+              <w:t>Gentsch</w:t>
+            </w:r>
+            <w:proofErr w:type="spellEnd"/>
+            <w:r>
+              <w:rPr>
+                <w:color w:val="000000"/>
+                <w:sz w:val="18"/>
+                <w:szCs w:val="18"/>
+              </w:rPr>
+              <w:t xml:space="preserve"> et al.</w:t>
+            </w:r>
+            <w:r>
+              <w:rPr>
+                <w:color w:val="2E75B6"/>
+                <w:sz w:val="18"/>
+                <w:szCs w:val="18"/>
+                <w:vertAlign w:val="superscript"/>
+              </w:rPr>
+              <w:t>9</w:t>
             </w:r>
           </w:p>
         </w:tc>
@@ -12940,14 +13904,16 @@
             <w:pPr>
               <w:bidi w:val="0"/>
             </w:pPr>
-            <w:r>
-              <w:rPr>
-                <w:color w:val="000000"/>
-                <w:sz w:val="18"/>
-                <w:szCs w:val="18"/>
-              </w:rPr>
-              <w:t>Coverity</w:t>
-            </w:r>
+            <w:proofErr w:type="spellStart"/>
+            <w:r>
+              <w:rPr>
+                <w:color w:val="000000"/>
+                <w:sz w:val="18"/>
+                <w:szCs w:val="18"/>
+              </w:rPr>
+              <w:t>Flawfinder</w:t>
+            </w:r>
+            <w:proofErr w:type="spellEnd"/>
           </w:p>
         </w:tc>
         <w:tc>
@@ -12972,7 +13938,7 @@
                 <w:sz w:val="18"/>
                 <w:szCs w:val="18"/>
               </w:rPr>
-              <w:t>21%</w:t>
+              <w:t>9%</w:t>
             </w:r>
           </w:p>
         </w:tc>
@@ -12998,7 +13964,7 @@
                 <w:sz w:val="18"/>
                 <w:szCs w:val="18"/>
               </w:rPr>
-              <w:t>33%</w:t>
+              <w:t>21%</w:t>
             </w:r>
           </w:p>
         </w:tc>
@@ -13018,13 +13984,32 @@
               <w:bidi w:val="0"/>
               <w:jc w:val="center"/>
             </w:pPr>
-            <w:r>
-              <w:rPr>
-                <w:color w:val="000000"/>
-                <w:sz w:val="18"/>
-                <w:szCs w:val="18"/>
-              </w:rPr>
-              <w:t>CASTLE (2025)</w:t>
+            <w:proofErr w:type="spellStart"/>
+            <w:r>
+              <w:rPr>
+                <w:color w:val="000000"/>
+                <w:sz w:val="18"/>
+                <w:szCs w:val="18"/>
+              </w:rPr>
+              <w:t>Gentsch</w:t>
+            </w:r>
+            <w:proofErr w:type="spellEnd"/>
+            <w:r>
+              <w:rPr>
+                <w:color w:val="000000"/>
+                <w:sz w:val="18"/>
+                <w:szCs w:val="18"/>
+              </w:rPr>
+              <w:t xml:space="preserve"> et al.</w:t>
+            </w:r>
+            <w:r>
+              <w:rPr>
+                <w:color w:val="2E75B6"/>
+                <w:sz w:val="18"/>
+                <w:szCs w:val="18"/>
+                <w:vertAlign w:val="superscript"/>
+              </w:rPr>
+              <w:t>9</w:t>
             </w:r>
           </w:p>
         </w:tc>
@@ -13056,7 +14041,7 @@
                 <w:sz w:val="18"/>
                 <w:szCs w:val="18"/>
               </w:rPr>
-              <w:t>Snyk Code</w:t>
+              <w:t>Infer</w:t>
             </w:r>
           </w:p>
         </w:tc>
@@ -13081,7 +14066,7 @@
                 <w:sz w:val="18"/>
                 <w:szCs w:val="18"/>
               </w:rPr>
-              <w:t>17%</w:t>
+              <w:t>7%</w:t>
             </w:r>
           </w:p>
         </w:tc>
@@ -13106,7 +14091,7 @@
                 <w:sz w:val="18"/>
                 <w:szCs w:val="18"/>
               </w:rPr>
-              <w:t>38%</w:t>
+              <w:t>8%</w:t>
             </w:r>
           </w:p>
         </w:tc>
@@ -13125,13 +14110,32 @@
               <w:bidi w:val="0"/>
               <w:jc w:val="center"/>
             </w:pPr>
-            <w:r>
-              <w:rPr>
-                <w:color w:val="000000"/>
-                <w:sz w:val="18"/>
-                <w:szCs w:val="18"/>
-              </w:rPr>
-              <w:t>CASTLE (2025)</w:t>
+            <w:proofErr w:type="spellStart"/>
+            <w:r>
+              <w:rPr>
+                <w:color w:val="000000"/>
+                <w:sz w:val="18"/>
+                <w:szCs w:val="18"/>
+              </w:rPr>
+              <w:t>Gentsch</w:t>
+            </w:r>
+            <w:proofErr w:type="spellEnd"/>
+            <w:r>
+              <w:rPr>
+                <w:color w:val="000000"/>
+                <w:sz w:val="18"/>
+                <w:szCs w:val="18"/>
+              </w:rPr>
+              <w:t xml:space="preserve"> et al.</w:t>
+            </w:r>
+            <w:r>
+              <w:rPr>
+                <w:color w:val="2E75B6"/>
+                <w:sz w:val="18"/>
+                <w:szCs w:val="18"/>
+                <w:vertAlign w:val="superscript"/>
+              </w:rPr>
+              <w:t>9</w:t>
             </w:r>
           </w:p>
         </w:tc>
@@ -13158,14 +14162,16 @@
             <w:pPr>
               <w:bidi w:val="0"/>
             </w:pPr>
-            <w:r>
-              <w:rPr>
-                <w:color w:val="000000"/>
-                <w:sz w:val="18"/>
-                <w:szCs w:val="18"/>
-              </w:rPr>
-              <w:t>Cppcheck</w:t>
-            </w:r>
+            <w:proofErr w:type="spellStart"/>
+            <w:r>
+              <w:rPr>
+                <w:color w:val="000000"/>
+                <w:sz w:val="18"/>
+                <w:szCs w:val="18"/>
+              </w:rPr>
+              <w:t>CPPcheck</w:t>
+            </w:r>
+            <w:proofErr w:type="spellEnd"/>
           </w:p>
         </w:tc>
         <w:tc>
@@ -13190,7 +14196,7 @@
                 <w:sz w:val="18"/>
                 <w:szCs w:val="18"/>
               </w:rPr>
-              <w:t>13%</w:t>
+              <w:t>5%</w:t>
             </w:r>
           </w:p>
         </w:tc>
@@ -13216,7 +14222,7 @@
                 <w:sz w:val="18"/>
                 <w:szCs w:val="18"/>
               </w:rPr>
-              <w:t>68%</w:t>
+              <w:t>28%</w:t>
             </w:r>
           </w:p>
         </w:tc>
@@ -13236,13 +14242,32 @@
               <w:bidi w:val="0"/>
               <w:jc w:val="center"/>
             </w:pPr>
-            <w:r>
-              <w:rPr>
-                <w:color w:val="000000"/>
-                <w:sz w:val="18"/>
-                <w:szCs w:val="18"/>
-              </w:rPr>
-              <w:t>CASTLE (2025)</w:t>
+            <w:proofErr w:type="spellStart"/>
+            <w:r>
+              <w:rPr>
+                <w:color w:val="000000"/>
+                <w:sz w:val="18"/>
+                <w:szCs w:val="18"/>
+              </w:rPr>
+              <w:t>Gentsch</w:t>
+            </w:r>
+            <w:proofErr w:type="spellEnd"/>
+            <w:r>
+              <w:rPr>
+                <w:color w:val="000000"/>
+                <w:sz w:val="18"/>
+                <w:szCs w:val="18"/>
+              </w:rPr>
+              <w:t xml:space="preserve"> et al.</w:t>
+            </w:r>
+            <w:r>
+              <w:rPr>
+                <w:color w:val="2E75B6"/>
+                <w:sz w:val="18"/>
+                <w:szCs w:val="18"/>
+                <w:vertAlign w:val="superscript"/>
+              </w:rPr>
+              <w:t>9</w:t>
             </w:r>
           </w:p>
         </w:tc>
@@ -13274,7 +14299,7 @@
                 <w:sz w:val="18"/>
                 <w:szCs w:val="18"/>
               </w:rPr>
-              <w:t>CBMC (formal verification)</w:t>
+              <w:t>Sparse</w:t>
             </w:r>
           </w:p>
         </w:tc>
@@ -13299,7 +14324,7 @@
                 <w:sz w:val="18"/>
                 <w:szCs w:val="18"/>
               </w:rPr>
-              <w:t>12%</w:t>
+              <w:t>3%</w:t>
             </w:r>
           </w:p>
         </w:tc>
@@ -13324,7 +14349,7 @@
                 <w:sz w:val="18"/>
                 <w:szCs w:val="18"/>
               </w:rPr>
-              <w:t>100%</w:t>
+              <w:t>1%</w:t>
             </w:r>
           </w:p>
         </w:tc>
@@ -13343,13 +14368,32 @@
               <w:bidi w:val="0"/>
               <w:jc w:val="center"/>
             </w:pPr>
-            <w:r>
-              <w:rPr>
-                <w:color w:val="000000"/>
-                <w:sz w:val="18"/>
-                <w:szCs w:val="18"/>
-              </w:rPr>
-              <w:t>CASTLE (2025)</w:t>
+            <w:proofErr w:type="spellStart"/>
+            <w:r>
+              <w:rPr>
+                <w:color w:val="000000"/>
+                <w:sz w:val="18"/>
+                <w:szCs w:val="18"/>
+              </w:rPr>
+              <w:t>Gentsch</w:t>
+            </w:r>
+            <w:proofErr w:type="spellEnd"/>
+            <w:r>
+              <w:rPr>
+                <w:color w:val="000000"/>
+                <w:sz w:val="18"/>
+                <w:szCs w:val="18"/>
+              </w:rPr>
+              <w:t xml:space="preserve"> et al.</w:t>
+            </w:r>
+            <w:r>
+              <w:rPr>
+                <w:color w:val="2E75B6"/>
+                <w:sz w:val="18"/>
+                <w:szCs w:val="18"/>
+                <w:vertAlign w:val="superscript"/>
+              </w:rPr>
+              <w:t>9</w:t>
             </w:r>
           </w:p>
         </w:tc>
@@ -13376,14 +14420,16 @@
             <w:pPr>
               <w:bidi w:val="0"/>
             </w:pPr>
-            <w:r>
-              <w:rPr>
-                <w:color w:val="000000"/>
-                <w:sz w:val="18"/>
-                <w:szCs w:val="18"/>
-              </w:rPr>
-              <w:t>Clang Static Analyzer</w:t>
-            </w:r>
+            <w:proofErr w:type="spellStart"/>
+            <w:r>
+              <w:rPr>
+                <w:color w:val="000000"/>
+                <w:sz w:val="18"/>
+                <w:szCs w:val="18"/>
+              </w:rPr>
+              <w:t>Pscan</w:t>
+            </w:r>
+            <w:proofErr w:type="spellEnd"/>
           </w:p>
         </w:tc>
         <w:tc>
@@ -13408,7 +14454,7 @@
                 <w:sz w:val="18"/>
                 <w:szCs w:val="18"/>
               </w:rPr>
-              <w:t>9%</w:t>
+              <w:t>1%</w:t>
             </w:r>
           </w:p>
         </w:tc>
@@ -13434,7 +14480,7 @@
                 <w:sz w:val="18"/>
                 <w:szCs w:val="18"/>
               </w:rPr>
-              <w:t>87%</w:t>
+              <w:t>40%</w:t>
             </w:r>
           </w:p>
         </w:tc>
@@ -13454,13 +14500,158 @@
               <w:bidi w:val="0"/>
               <w:jc w:val="center"/>
             </w:pPr>
-            <w:r>
-              <w:rPr>
-                <w:color w:val="000000"/>
-                <w:sz w:val="18"/>
-                <w:szCs w:val="18"/>
-              </w:rPr>
-              <w:t>CASTLE (2025)</w:t>
+            <w:proofErr w:type="spellStart"/>
+            <w:r>
+              <w:rPr>
+                <w:color w:val="000000"/>
+                <w:sz w:val="18"/>
+                <w:szCs w:val="18"/>
+              </w:rPr>
+              <w:t>Gentsch</w:t>
+            </w:r>
+            <w:proofErr w:type="spellEnd"/>
+            <w:r>
+              <w:rPr>
+                <w:color w:val="000000"/>
+                <w:sz w:val="18"/>
+                <w:szCs w:val="18"/>
+              </w:rPr>
+              <w:t xml:space="preserve"> et al.</w:t>
+            </w:r>
+            <w:r>
+              <w:rPr>
+                <w:color w:val="2E75B6"/>
+                <w:sz w:val="18"/>
+                <w:szCs w:val="18"/>
+                <w:vertAlign w:val="superscript"/>
+              </w:rPr>
+              <w:t>9</w:t>
+            </w:r>
+          </w:p>
+        </w:tc>
+      </w:tr>
+      <w:tr>
+        <w:tblPrEx>
+          <w:tblCellMar>
+            <w:top w:w="0" w:type="dxa"/>
+            <w:bottom w:w="0" w:type="dxa"/>
+          </w:tblCellMar>
+        </w:tblPrEx>
+        <w:tc>
+          <w:tcPr>
+            <w:tcW w:w="3300" w:type="dxa"/>
+            <w:tcMar>
+              <w:top w:w="55" w:type="dxa"/>
+              <w:left w:w="85" w:type="dxa"/>
+              <w:bottom w:w="55" w:type="dxa"/>
+              <w:right w:w="85" w:type="dxa"/>
+            </w:tcMar>
+          </w:tcPr>
+          <w:p>
+            <w:pPr>
+              <w:bidi w:val="0"/>
+            </w:pPr>
+            <w:r>
+              <w:rPr>
+                <w:color w:val="000000"/>
+                <w:sz w:val="18"/>
+                <w:szCs w:val="18"/>
+              </w:rPr>
+              <w:t>OCLINT</w:t>
+            </w:r>
+          </w:p>
+        </w:tc>
+        <w:tc>
+          <w:tcPr>
+            <w:tcW w:w="1500" w:type="dxa"/>
+            <w:tcMar>
+              <w:top w:w="55" w:type="dxa"/>
+              <w:left w:w="85" w:type="dxa"/>
+              <w:bottom w:w="55" w:type="dxa"/>
+              <w:right w:w="85" w:type="dxa"/>
+            </w:tcMar>
+          </w:tcPr>
+          <w:p>
+            <w:pPr>
+              <w:bidi w:val="0"/>
+              <w:jc w:val="center"/>
+            </w:pPr>
+            <w:r>
+              <w:rPr>
+                <w:color w:val="000000"/>
+                <w:sz w:val="18"/>
+                <w:szCs w:val="18"/>
+              </w:rPr>
+              <w:t>1%</w:t>
+            </w:r>
+          </w:p>
+        </w:tc>
+        <w:tc>
+          <w:tcPr>
+            <w:tcW w:w="1500" w:type="dxa"/>
+            <w:tcMar>
+              <w:top w:w="55" w:type="dxa"/>
+              <w:left w:w="85" w:type="dxa"/>
+              <w:bottom w:w="55" w:type="dxa"/>
+              <w:right w:w="85" w:type="dxa"/>
+            </w:tcMar>
+          </w:tcPr>
+          <w:p>
+            <w:pPr>
+              <w:bidi w:val="0"/>
+              <w:jc w:val="center"/>
+            </w:pPr>
+            <w:r>
+              <w:rPr>
+                <w:color w:val="000000"/>
+                <w:sz w:val="18"/>
+                <w:szCs w:val="18"/>
+              </w:rPr>
+              <w:t>1%</w:t>
+            </w:r>
+          </w:p>
+        </w:tc>
+        <w:tc>
+          <w:tcPr>
+            <w:tcW w:w="2726" w:type="dxa"/>
+            <w:tcMar>
+              <w:top w:w="55" w:type="dxa"/>
+              <w:left w:w="85" w:type="dxa"/>
+              <w:bottom w:w="55" w:type="dxa"/>
+              <w:right w:w="85" w:type="dxa"/>
+            </w:tcMar>
+          </w:tcPr>
+          <w:p>
+            <w:pPr>
+              <w:bidi w:val="0"/>
+              <w:jc w:val="center"/>
+            </w:pPr>
+            <w:proofErr w:type="spellStart"/>
+            <w:r>
+              <w:rPr>
+                <w:color w:val="000000"/>
+                <w:sz w:val="18"/>
+                <w:szCs w:val="18"/>
+              </w:rPr>
+              <w:t>Gentsch</w:t>
+            </w:r>
+            <w:proofErr w:type="spellEnd"/>
+            <w:r>
+              <w:rPr>
+                <w:color w:val="000000"/>
+                <w:sz w:val="18"/>
+                <w:szCs w:val="18"/>
+              </w:rPr>
+              <w:t xml:space="preserve"> et al.</w:t>
+            </w:r>
+            <w:r>
+              <w:rPr>
+                <w:color w:val="2E75B6"/>
+                <w:sz w:val="18"/>
+                <w:szCs w:val="18"/>
+                <w:vertAlign w:val="superscript"/>
+              </w:rPr>
+              <w:t>9</w:t>
             </w:r>
           </w:p>
         </w:tc>
@@ -13479,8 +14670,9 @@
           <w:sz w:val="18"/>
           <w:szCs w:val="18"/>
         </w:rPr>
-        <w:t xml:space="preserve">Ordered by recall. The corpora are not the same and the comparison is therefore orientation rather than a ranking. The decisive difference is scope: CASTLE scores every tool across all 25 of its weakness classes, including many that a given tool was never </w:t>
-      </w:r>
+        <w:t xml:space="preserve">Ordered by recall. Published values are read from Figure 5.3 of the report; the accompanying text quotes 67% rather than 77% for </w:t>
+      </w:r>
+      <w:proofErr w:type="spellStart"/>
       <w:r>
         <w:rPr>
           <w:i/>
@@ -13489,7 +14681,60 @@
           <w:sz w:val="18"/>
           <w:szCs w:val="18"/>
         </w:rPr>
-        <w:t>built to find, whereas the SecureAssist rows cover only the three C categories it implements. Restricting any of these tools to the classes it targets would raise its figures. Published values are quoted as reported.</w:t>
+        <w:t>AdLint</w:t>
+      </w:r>
+      <w:proofErr w:type="spellEnd"/>
+      <w:r>
+        <w:rPr>
+          <w:i/>
+          <w:iCs/>
+          <w:color w:val="444444"/>
+          <w:sz w:val="18"/>
+          <w:szCs w:val="18"/>
+        </w:rPr>
+        <w:t xml:space="preserve"> recall, and the figure value is used here. The two studies count false positives differently: </w:t>
+      </w:r>
+      <w:proofErr w:type="spellStart"/>
+      <w:r>
+        <w:rPr>
+          <w:i/>
+          <w:iCs/>
+          <w:color w:val="444444"/>
+          <w:sz w:val="18"/>
+          <w:szCs w:val="18"/>
+        </w:rPr>
+        <w:t>Gentsch</w:t>
+      </w:r>
+      <w:proofErr w:type="spellEnd"/>
+      <w:r>
+        <w:rPr>
+          <w:i/>
+          <w:iCs/>
+          <w:color w:val="444444"/>
+          <w:sz w:val="18"/>
+          <w:szCs w:val="18"/>
+        </w:rPr>
+        <w:t xml:space="preserve"> et al. count one p</w:t>
+      </w:r>
+      <w:r>
+        <w:rPr>
+          <w:i/>
+          <w:iCs/>
+          <w:color w:val="444444"/>
+          <w:sz w:val="18"/>
+          <w:szCs w:val="18"/>
+        </w:rPr>
+        <w:t>er source line and treat every line in the suite as a condition negative, whereas the figures in this work are scored per function, following the procedure Juliet intends. Recall is unaffected by that difference and is the basis for the comparison below. T</w:t>
+      </w:r>
+      <w:r>
+        <w:rPr>
+          <w:i/>
+          <w:iCs/>
+          <w:color w:val="444444"/>
+          <w:sz w:val="18"/>
+          <w:szCs w:val="18"/>
+        </w:rPr>
+        <w:t>he precision column is reproduced for completeness but is not comparable across the two procedures.</w:t>
       </w:r>
     </w:p>
     <w:p>
@@ -13498,21 +14743,29 @@
         <w:spacing w:after="130" w:line="278" w:lineRule="auto"/>
       </w:pPr>
       <w:r>
-        <w:t xml:space="preserve">Read with that caveat, the table still </w:t>
-      </w:r>
-      <w:r>
-        <w:t xml:space="preserve">says something useful about the shape of the problem. Every tool in it sits well below the accuracy an examiner might assume of production static analysis. The highest recall CASTLE records for any tool </w:t>
+        <w:t xml:space="preserve">The precision caveat is not a formality, and </w:t>
+      </w:r>
+      <w:proofErr w:type="spellStart"/>
+      <w:r>
+        <w:t>AdLint</w:t>
+      </w:r>
+      <w:proofErr w:type="spellEnd"/>
+      <w:r>
+        <w:t xml:space="preserve"> shows why. Its 77% recall is the highest in the study, but it is obtained by warning on roughly an eight</w:t>
+      </w:r>
+      <w:r>
+        <w:t>h of all lines in the test code, some 800,000 warnings in total, at 2.5% precision. A tool that flags every line achieves perfect recall and tells the developer nothing. Setting that configuration aside, the meaningful comparison is with the two sound anal</w:t>
+      </w:r>
+      <w:r>
+        <w:t xml:space="preserve">yzers that top the study by </w:t>
       </w:r>
       <w:proofErr w:type="gramStart"/>
       <w:r>
-        <w:t>is</w:t>
+        <w:t>Matthews</w:t>
       </w:r>
       <w:proofErr w:type="gramEnd"/>
       <w:r>
-        <w:t xml:space="preserve"> 35%, and among the pure static analyzers 29%; the </w:t>
-      </w:r>
-      <w:r>
-        <w:t>highest precision, 100%, belongs to CBMC, which finds 12% of the weaknesses. Precision and recall trade against each other throughout, and nothing in the table is strong on both.</w:t>
+        <w:t xml:space="preserve"> correlation coefficient: Frama-C at 52% recall and IKOS at 47%. The static analyzer described here records 52.1% on its three categories, level with Frama-C, and the hybrid records 62.8%, above both.</w:t>
       </w:r>
     </w:p>
     <w:p>
@@ -13521,33 +14774,63 @@
         <w:spacing w:after="130" w:line="278" w:lineRule="auto"/>
       </w:pPr>
       <w:r>
-        <w:t>The real-world picture is no better. In Lipp et al. the best performer, a com</w:t>
-      </w:r>
-      <w:r>
-        <w:t>mercial analyzer, missed between 47% and 80% of the 192 vulnerabilities depending on the evaluation scenario, a recall of 20% to 53%, with the open-source analyzers trailing it by 6 to 24 percentage points; CodeQL and Flawfinder led that group and Cppcheck</w:t>
-      </w:r>
-      <w:r>
-        <w:t>, CodeChecker and Infer detected the fewest. Synthetic suites like Juliet and CASTLE therefore flatter every tool measured on them, this one included, and the figures reported in this chapter should be read as upper bounds rather than as field performance.</w:t>
-      </w:r>
-    </w:p>
-    <w:p>
-      <w:pPr>
-        <w:bidi w:val="0"/>
-        <w:spacing w:after="130" w:line="278" w:lineRule="auto"/>
-      </w:pPr>
-      <w:r>
-        <w:t xml:space="preserve">The conclusion drawn here is narrow. On the three categories it implements, SecureAssist records 62.8% recall at 60.4% precision, which is a workable balance for an editor-time tool where a missed finding </w:t>
-      </w:r>
-      <w:proofErr w:type="gramStart"/>
-      <w:r>
-        <w:t>costs</w:t>
-      </w:r>
-      <w:proofErr w:type="gramEnd"/>
-      <w:r>
-        <w:t xml:space="preserve"> more than a dismissed one. It is not evidenc</w:t>
-      </w:r>
-      <w:r>
-        <w:t>e of a general advantage over the tools above, since those were measured across a far wider range of weaknesses on a different corpus.</w:t>
+        <w:t xml:space="preserve">That is a narrower </w:t>
+      </w:r>
+      <w:r>
+        <w:t xml:space="preserve">result than it may appear. The </w:t>
+      </w:r>
+      <w:proofErr w:type="spellStart"/>
+      <w:r>
+        <w:t>SecureAssist</w:t>
+      </w:r>
+      <w:proofErr w:type="spellEnd"/>
+      <w:r>
+        <w:t xml:space="preserve"> figures cover three weakness classes while the published tools are scored across the full range Juliet exercises, and a general-purpose analyzer is </w:t>
+      </w:r>
+      <w:proofErr w:type="spellStart"/>
+      <w:r>
+        <w:t>penalised</w:t>
+      </w:r>
+      <w:proofErr w:type="spellEnd"/>
+      <w:r>
+        <w:t xml:space="preserve"> for silence outside its remit, so the rows are not equ</w:t>
+      </w:r>
+      <w:r>
+        <w:t xml:space="preserve">ivalent even on a shared benchmark. Synthetic suites also flatter every tool measured on them: </w:t>
+      </w:r>
+      <w:proofErr w:type="spellStart"/>
+      <w:r>
+        <w:t>Lipp</w:t>
+      </w:r>
+      <w:proofErr w:type="spellEnd"/>
+      <w:r>
+        <w:t xml:space="preserve"> et al.</w:t>
+      </w:r>
+      <w:r>
+        <w:rPr>
+          <w:color w:val="2E75B6"/>
+          <w:vertAlign w:val="superscript"/>
+        </w:rPr>
+        <w:t>10</w:t>
+      </w:r>
+      <w:r>
+        <w:t xml:space="preserve"> found that against 192 real-world CVEs the best commercial analyzer still missed 47% to 80% of cases, and CASTLE</w:t>
+      </w:r>
+      <w:r>
+        <w:rPr>
+          <w:color w:val="2E75B6"/>
+          <w:vertAlign w:val="superscript"/>
+        </w:rPr>
+        <w:t>7</w:t>
+      </w:r>
+      <w:r>
+        <w:t xml:space="preserve"> reports single digit recall for s</w:t>
+      </w:r>
+      <w:r>
+        <w:t>everal widely used tools on its own corpus. What the comparison does support is that the approach is viable and worth extending, and it indicates where the effort belongs. The model contributes most in the category where static analysis is theoretically bl</w:t>
+      </w:r>
+      <w:r>
+        <w:t>ocked rather than merely unimplemented, which suggests the same pairing would help in other classes that resist value reasoning. Establishing that would require the full weakness set scored on a shared corpus, and is left to future work.</w:t>
       </w:r>
     </w:p>
     <w:p>
@@ -13564,18 +14847,6 @@
           <w:szCs w:val="21"/>
         </w:rPr>
         <w:t>Category detail</w:t>
-      </w:r>
-    </w:p>
-    <w:p>
-      <w:pPr>
-        <w:bidi w:val="0"/>
-        <w:spacing w:after="130" w:line="278" w:lineRule="auto"/>
-      </w:pPr>
-      <w:r>
-        <w:t>The spread between categories is wider than the spread between tools, so the aggregate on its own is misl</w:t>
-      </w:r>
-      <w:r>
-        <w:t>eading.</w:t>
       </w:r>
     </w:p>
     <w:tbl>
@@ -13593,7 +14864,7 @@
           <w:left w:w="10" w:type="dxa"/>
           <w:right w:w="10" w:type="dxa"/>
         </w:tblCellMar>
-        <w:tblLook w:val="0000" w:firstRow="0" w:lastRow="0" w:firstColumn="0" w:lastColumn="0" w:noHBand="0" w:noVBand="0"/>
+        <w:tblLook w:val="04A0" w:firstRow="1" w:lastRow="0" w:firstColumn="1" w:lastColumn="0" w:noHBand="0" w:noVBand="1"/>
       </w:tblPr>
       <w:tblGrid>
         <w:gridCol w:w="3200"/>
@@ -13634,7 +14905,17 @@
                 <w:sz w:val="18"/>
                 <w:szCs w:val="18"/>
               </w:rPr>
-              <w:t>Category (CWE)</w:t>
+              <w:t>Ca</w:t>
+            </w:r>
+            <w:r>
+              <w:rPr>
+                <w:b/>
+                <w:bCs/>
+                <w:color w:val="FFFFFF"/>
+                <w:sz w:val="18"/>
+                <w:szCs w:val="18"/>
+              </w:rPr>
+              <w:t>tegory (CWE)</w:t>
             </w:r>
           </w:p>
         </w:tc>
@@ -14178,10 +15459,17 @@
         <w:spacing w:after="130" w:line="278" w:lineRule="auto"/>
       </w:pPr>
       <w:r>
-        <w:t>Use-after-free is a temporal property the analyzer models directly — a free followed by a use of the same pointer — and it reaches 94.4% recall with no false positives at all. Out-of-bounds write requires reasoning about buffer sizes and pointer arithmetic</w:t>
-      </w:r>
-      <w:r>
-        <w:t>, which the analyzer does not attempt, and it falls to 35.9%. The model contributes most exactly where the analyzer is weakest, lifting that category to 56.5% and its Youden from 1.1 to 21.7.</w:t>
+        <w:t>The spread between categories is wider than the spread between tools. Use-after-free is a temporal property the analyzer models directly, a free followed by a use of the same pointer, and it reaches 94.4% recall with no false positives. Out-of-bounds write</w:t>
+      </w:r>
+      <w:r>
+        <w:t xml:space="preserve"> requires reasoning about buffer sizes and loop-carried values, which the analyzer does not attempt, and falls to 35.9% at a Youden index of 1.1, close to chance. </w:t>
+      </w:r>
+      <w:r>
+        <w:lastRenderedPageBreak/>
+        <w:t>The model lifts that category to 56.5% and its Youden to 21.7, which is the clearest single p</w:t>
+      </w:r>
+      <w:r>
+        <w:t>iece of evidence for the hybrid design in this evaluation.</w:t>
       </w:r>
     </w:p>
     <w:p>
@@ -14191,6 +15479,15 @@
       <w:r>
         <w:br w:type="page"/>
       </w:r>
+    </w:p>
+    <w:p>
+      <w:pPr>
+        <w:pStyle w:val="Heading1"/>
+        <w:pBdr>
+          <w:bottom w:val="single" w:sz="6" w:space="4" w:color="1F4E79"/>
+        </w:pBdr>
+        <w:spacing w:before="340" w:after="150"/>
+      </w:pPr>
       <w:r>
         <w:rPr>
           <w:b/>
@@ -14209,13 +15506,10 @@
         <w:spacing w:after="130" w:line="278" w:lineRule="auto"/>
       </w:pPr>
       <w:r>
-        <w:t>T</w:t>
-      </w:r>
-      <w:r>
-        <w:t>he two configurations are co</w:t>
-      </w:r>
-      <w:r>
-        <w:t>mpared below on every benchmark. Python figures are per labelled finding; Java and C figures are per test case. The units differ, so the rows are not pooled into a single number.</w:t>
+        <w:t xml:space="preserve">The two configurations are compared below on every benchmark. Python figures are per labelled finding; Java and C figures are per test case. The units differ, so </w:t>
+      </w:r>
+      <w:r>
+        <w:t>the rows are not pooled into a single number.</w:t>
       </w:r>
     </w:p>
     <w:tbl>
@@ -14233,7 +15527,7 @@
           <w:left w:w="10" w:type="dxa"/>
           <w:right w:w="10" w:type="dxa"/>
         </w:tblCellMar>
-        <w:tblLook w:val="0000" w:firstRow="0" w:lastRow="0" w:firstColumn="0" w:lastColumn="0" w:noHBand="0" w:noVBand="0"/>
+        <w:tblLook w:val="04A0" w:firstRow="1" w:lastRow="0" w:firstColumn="1" w:lastColumn="0" w:noHBand="0" w:noVBand="1"/>
       </w:tblPr>
       <w:tblGrid>
         <w:gridCol w:w="1750"/>
@@ -14448,8 +15742,18 @@
                 <w:sz w:val="18"/>
                 <w:szCs w:val="18"/>
               </w:rPr>
-              <w:t>Python — RealVuln</w:t>
-            </w:r>
+              <w:t xml:space="preserve">Python - </w:t>
+            </w:r>
+            <w:proofErr w:type="spellStart"/>
+            <w:r>
+              <w:rPr>
+                <w:color w:val="000000"/>
+                <w:sz w:val="18"/>
+                <w:szCs w:val="18"/>
+              </w:rPr>
+              <w:t>RealVuln</w:t>
+            </w:r>
+            <w:proofErr w:type="spellEnd"/>
           </w:p>
         </w:tc>
         <w:tc>
@@ -14606,7 +15910,7 @@
                 <w:sz w:val="18"/>
                 <w:szCs w:val="18"/>
               </w:rPr>
-              <w:t>Java — OWASP</w:t>
+              <w:t>Java - OWASP</w:t>
             </w:r>
           </w:p>
         </w:tc>
@@ -14768,7 +16072,7 @@
                 <w:sz w:val="18"/>
                 <w:szCs w:val="18"/>
               </w:rPr>
-              <w:t>C — Juliet</w:t>
+              <w:t>C - Juliet</w:t>
             </w:r>
           </w:p>
         </w:tc>
@@ -15104,7 +16408,7 @@
           <w:b/>
           <w:bCs/>
         </w:rPr>
-        <w:t>Recall improves in every language — Python +8.6, Java +12.8, C +10.7 points. Across the synthetic benchmarks, missed vulnerabilities fall from 334 to 206.</w:t>
+        <w:t>Recall improves in every language - Python +8.6, Java +12.8, C +10.7 points. Across the synthetic benchmarks, missed vulnerabilities fall from 334 to 206.</w:t>
       </w:r>
     </w:p>
     <w:p>
@@ -15166,7 +16470,7 @@
         <w:t>The model is the only source of repairs. The analyzer produces none, by co</w:t>
       </w:r>
       <w:r>
-        <w:t>nstruction — pattern matching cannot rewrite a concatenated query into a prepared statement while preserving the surrounding exception handling. Repair quality is evaluated separately.</w:t>
+        <w:t>nstruction - pattern matching cannot rewrite a concatenated query into a prepared statement while preserving the surrounding exception handling. Repair quality is evaluated separately.</w:t>
       </w:r>
     </w:p>
     <w:p>
@@ -15194,7 +16498,15 @@
         <w:t>The hybrid's precision is lower in every l</w:t>
       </w:r>
       <w:r>
-        <w:t>anguage, and on Python it is materially lower — 49.5% against 67.7%. The model contributes 100 findings at locations RealVuln did not label. Under a precision-weighted metric the static analyzer alone is the better tool on Python, and the frontier language</w:t>
+        <w:t xml:space="preserve">anguage, and on Python it is materially lower - 49.5% against 67.7%. The model contributes 100 findings at locations </w:t>
+      </w:r>
+      <w:proofErr w:type="spellStart"/>
+      <w:r>
+        <w:t>RealVuln</w:t>
+      </w:r>
+      <w:proofErr w:type="spellEnd"/>
+      <w:r>
+        <w:t xml:space="preserve"> did not label. Under a precision-weighted metric the static analyzer alone is the better tool on Python, and the frontier language</w:t>
       </w:r>
       <w:r>
         <w:t>-model scanners are better still.</w:t>
@@ -15217,7 +16529,15 @@
         <w:t xml:space="preserve"> one click and a suppression is remembered permanently, a missed</w:t>
       </w:r>
       <w:r>
-        <w:t xml:space="preserve"> vulnerability is the more expensive error by a wide margin. That is also the position RealVuln takes in choosing F3 as its headline metric.</w:t>
+        <w:t xml:space="preserve"> vulnerability is the more expensive error by a wide margin. That is also the position </w:t>
+      </w:r>
+      <w:proofErr w:type="spellStart"/>
+      <w:r>
+        <w:t>RealVuln</w:t>
+      </w:r>
+      <w:proofErr w:type="spellEnd"/>
+      <w:r>
+        <w:t xml:space="preserve"> takes in choosing F3 as its headline metric.</w:t>
       </w:r>
     </w:p>
     <w:p>
@@ -15248,7 +16568,7 @@
           <w:sz w:val="20"/>
           <w:szCs w:val="20"/>
         </w:rPr>
-        <w:t>ys-on path — deterministic, immediate and requiring no GPU — with the model invoked deliberately.</w:t>
+        <w:t>ys-on path - deterministic, immediate and requiring no GPU - with the model invoked deliberately.</w:t>
       </w:r>
     </w:p>
     <w:p>
@@ -15328,7 +16648,7 @@
         <w:spacing w:after="130" w:line="278" w:lineRule="auto"/>
       </w:pPr>
       <w:r>
-        <w:t>The false-positive rates on OWASP's taint categories — 74% on SQL injection, 60% on command injection, 55% on path traversal — demand an explana</w:t>
+        <w:t>The false-positive rates on OWASP's taint categories - 74% on SQL injection, 60% on command injection, 55% on path traversal - demand an explana</w:t>
       </w:r>
       <w:r>
         <w:t>tion, particularly alongside a 21.2% trap rate on real applications. Every OWASP case flagged as vulnerable but labelled safe was therefore classified by the mechanism that makes it safe.</w:t>
@@ -15349,7 +16669,7 @@
           <w:left w:w="10" w:type="dxa"/>
           <w:right w:w="10" w:type="dxa"/>
         </w:tblCellMar>
-        <w:tblLook w:val="0000" w:firstRow="0" w:lastRow="0" w:firstColumn="0" w:lastColumn="0" w:noHBand="0" w:noVBand="0"/>
+        <w:tblLook w:val="04A0" w:firstRow="1" w:lastRow="0" w:firstColumn="1" w:lastColumn="0" w:noHBand="0" w:noVBand="1"/>
       </w:tblPr>
       <w:tblGrid>
         <w:gridCol w:w="4200"/>
@@ -15382,6 +16702,7 @@
             <w:pPr>
               <w:bidi w:val="0"/>
             </w:pPr>
+            <w:proofErr w:type="spellStart"/>
             <w:r>
               <w:rPr>
                 <w:b/>
@@ -15390,7 +16711,18 @@
                 <w:sz w:val="18"/>
                 <w:szCs w:val="18"/>
               </w:rPr>
-              <w:t>Sanitisation mechanism</w:t>
+              <w:t>Sanitisation</w:t>
+            </w:r>
+            <w:proofErr w:type="spellEnd"/>
+            <w:r>
+              <w:rPr>
+                <w:b/>
+                <w:bCs/>
+                <w:color w:val="FFFFFF"/>
+                <w:sz w:val="18"/>
+                <w:szCs w:val="18"/>
+              </w:rPr>
+              <w:t xml:space="preserve"> mechanism</w:t>
             </w:r>
           </w:p>
         </w:tc>
@@ -15704,7 +17036,7 @@
                 <w:sz w:val="18"/>
                 <w:szCs w:val="18"/>
               </w:rPr>
-              <w:t>Yes — field-sensitive containers</w:t>
+              <w:t>Yes - field-sensitive containers</w:t>
             </w:r>
           </w:p>
         </w:tc>
@@ -15811,7 +17143,7 @@
                 <w:sz w:val="18"/>
                 <w:szCs w:val="18"/>
               </w:rPr>
-              <w:t>Yes — constant propagation</w:t>
+              <w:t>Yes - constant propagation</w:t>
             </w:r>
           </w:p>
         </w:tc>
@@ -15922,7 +17254,7 @@
                 <w:sz w:val="18"/>
                 <w:szCs w:val="18"/>
               </w:rPr>
-              <w:t>Yes — constant propagation</w:t>
+              <w:t>Yes - constant propagation</w:t>
             </w:r>
           </w:p>
         </w:tc>
@@ -16148,7 +17480,7 @@
                 <w:sz w:val="18"/>
                 <w:szCs w:val="18"/>
               </w:rPr>
-              <w:t>—</w:t>
+              <w:t>-</w:t>
             </w:r>
           </w:p>
         </w:tc>
@@ -16205,7 +17537,7 @@
         <w:t>BenchmarkTest00332 propagates attacker-controlled input through StringBuilder, HashMap, subst</w:t>
       </w:r>
       <w:r>
-        <w:t>ring, Base64 and split operations — fifteen lines of taint flow — and then discards the result entirely:</w:t>
+        <w:t>ring, Base64 and split operations - fifteen lines of taint flow - and then discards the result entirely:</w:t>
       </w:r>
     </w:p>
     <w:p>
@@ -16220,8 +17552,18 @@
           <w:sz w:val="17"/>
           <w:szCs w:val="17"/>
         </w:rPr>
-        <w:t>String g40477 = "barbarians_at_the_gate</w:t>
-      </w:r>
+        <w:t>String g40477 = "</w:t>
+      </w:r>
+      <w:proofErr w:type="spellStart"/>
+      <w:r>
+        <w:rPr>
+          <w:rFonts w:ascii="Consolas" w:eastAsia="Consolas" w:hAnsi="Consolas" w:cs="Consolas"/>
+          <w:sz w:val="17"/>
+          <w:szCs w:val="17"/>
+        </w:rPr>
+        <w:t>barbarians_at_the_gate</w:t>
+      </w:r>
+      <w:proofErr w:type="spellEnd"/>
       <w:proofErr w:type="gramStart"/>
       <w:r>
         <w:rPr>
@@ -16255,6 +17597,7 @@
         </w:rPr>
         <w:t xml:space="preserve">String bar = </w:t>
       </w:r>
+      <w:proofErr w:type="spellStart"/>
       <w:proofErr w:type="gramStart"/>
       <w:r>
         <w:rPr>
@@ -16264,6 +17607,7 @@
         </w:rPr>
         <w:t>thing.doSomething</w:t>
       </w:r>
+      <w:proofErr w:type="spellEnd"/>
       <w:proofErr w:type="gramEnd"/>
       <w:r>
         <w:rPr>
@@ -16283,10 +17627,31 @@
         <w:t>The value</w:t>
       </w:r>
       <w:r>
-        <w:t xml:space="preserve"> that reaches the sink derives from a string literal; the preceding taint chain is a decoy. Compounding this, ThingFactory.createThing() reads a class name from a properties file at runtime and instantiates it via Class.forName, so which implementation of </w:t>
-      </w:r>
-      <w:r>
-        <w:t>doSomething executes cannot be determined from the source at all.</w:t>
+        <w:t xml:space="preserve"> that reaches the sink derives from a string literal; the preceding taint chain is a decoy. Compounding this, </w:t>
+      </w:r>
+      <w:proofErr w:type="spellStart"/>
+      <w:r>
+        <w:t>ThingFactory.createThing</w:t>
+      </w:r>
+      <w:proofErr w:type="spellEnd"/>
+      <w:r>
+        <w:t xml:space="preserve">() reads a class name from a properties file at runtime and instantiates it via </w:t>
+      </w:r>
+      <w:proofErr w:type="spellStart"/>
+      <w:r>
+        <w:t>Class.forName</w:t>
+      </w:r>
+      <w:proofErr w:type="spellEnd"/>
+      <w:r>
+        <w:t xml:space="preserve">, so which implementation of </w:t>
+      </w:r>
+      <w:proofErr w:type="spellStart"/>
+      <w:r>
+        <w:t>doSomething</w:t>
+      </w:r>
+      <w:proofErr w:type="spellEnd"/>
+      <w:r>
+        <w:t xml:space="preserve"> executes cannot be determined from the source at all.</w:t>
       </w:r>
     </w:p>
     <w:p>
@@ -16310,7 +17675,25 @@
           <w:sz w:val="17"/>
           <w:szCs w:val="17"/>
         </w:rPr>
-        <w:t>String sql = "SELECT * from USERS where USERNAME=? and PASSWORD='" + bar + "'";</w:t>
+        <w:t xml:space="preserve">String </w:t>
+      </w:r>
+      <w:proofErr w:type="spellStart"/>
+      <w:r>
+        <w:rPr>
+          <w:rFonts w:ascii="Consolas" w:eastAsia="Consolas" w:hAnsi="Consolas" w:cs="Consolas"/>
+          <w:sz w:val="17"/>
+          <w:szCs w:val="17"/>
+        </w:rPr>
+        <w:t>sql</w:t>
+      </w:r>
+      <w:proofErr w:type="spellEnd"/>
+      <w:r>
+        <w:rPr>
+          <w:rFonts w:ascii="Consolas" w:eastAsia="Consolas" w:hAnsi="Consolas" w:cs="Consolas"/>
+          <w:sz w:val="17"/>
+          <w:szCs w:val="17"/>
+        </w:rPr>
+        <w:t xml:space="preserve"> = "SELECT * from USERS where USERNAME=? and PASSWORD='" + bar + "'";</w:t>
       </w:r>
     </w:p>
     <w:p>
@@ -16319,39 +17702,69 @@
         <w:bidi w:val="0"/>
         <w:spacing w:before="40" w:after="40"/>
       </w:pPr>
+      <w:proofErr w:type="spellStart"/>
       <w:r>
         <w:rPr>
           <w:rFonts w:ascii="Consolas" w:eastAsia="Consolas" w:hAnsi="Consolas" w:cs="Consolas"/>
           <w:sz w:val="17"/>
           <w:szCs w:val="17"/>
         </w:rPr>
-        <w:t xml:space="preserve">PreparedStatement statement = </w:t>
-      </w:r>
-      <w:proofErr w:type="gramStart"/>
+        <w:t>PreparedStatement</w:t>
+      </w:r>
+      <w:proofErr w:type="spellEnd"/>
       <w:r>
         <w:rPr>
           <w:rFonts w:ascii="Consolas" w:eastAsia="Consolas" w:hAnsi="Consolas" w:cs="Consolas"/>
           <w:sz w:val="17"/>
           <w:szCs w:val="17"/>
         </w:rPr>
-        <w:t>connection.prepareSt</w:t>
-      </w:r>
+        <w:t xml:space="preserve"> statement = </w:t>
+      </w:r>
+      <w:proofErr w:type="spellStart"/>
+      <w:proofErr w:type="gramStart"/>
       <w:r>
         <w:rPr>
           <w:rFonts w:ascii="Consolas" w:eastAsia="Consolas" w:hAnsi="Consolas" w:cs="Consolas"/>
           <w:sz w:val="17"/>
           <w:szCs w:val="17"/>
         </w:rPr>
-        <w:t>atement</w:t>
-      </w:r>
-      <w:proofErr w:type="gramEnd"/>
+        <w:t>connection.prepareSt</w:t>
+      </w:r>
       <w:r>
         <w:rPr>
           <w:rFonts w:ascii="Consolas" w:eastAsia="Consolas" w:hAnsi="Consolas" w:cs="Consolas"/>
           <w:sz w:val="17"/>
           <w:szCs w:val="17"/>
         </w:rPr>
-        <w:t>(sql);</w:t>
+        <w:t>atement</w:t>
+      </w:r>
+      <w:proofErr w:type="spellEnd"/>
+      <w:proofErr w:type="gramEnd"/>
+      <w:r>
+        <w:rPr>
+          <w:rFonts w:ascii="Consolas" w:eastAsia="Consolas" w:hAnsi="Consolas" w:cs="Consolas"/>
+          <w:sz w:val="17"/>
+          <w:szCs w:val="17"/>
+        </w:rPr>
+        <w:t>(</w:t>
+      </w:r>
+      <w:proofErr w:type="spellStart"/>
+      <w:r>
+        <w:rPr>
+          <w:rFonts w:ascii="Consolas" w:eastAsia="Consolas" w:hAnsi="Consolas" w:cs="Consolas"/>
+          <w:sz w:val="17"/>
+          <w:szCs w:val="17"/>
+        </w:rPr>
+        <w:t>sql</w:t>
+      </w:r>
+      <w:proofErr w:type="spellEnd"/>
+      <w:r>
+        <w:rPr>
+          <w:rFonts w:ascii="Consolas" w:eastAsia="Consolas" w:hAnsi="Consolas" w:cs="Consolas"/>
+          <w:sz w:val="17"/>
+          <w:szCs w:val="17"/>
+        </w:rPr>
+        <w:t>);</w:t>
       </w:r>
     </w:p>
     <w:p>
@@ -16360,7 +17773,15 @@
         <w:spacing w:after="130" w:line="278" w:lineRule="auto"/>
       </w:pPr>
       <w:r>
-        <w:t>Note that the statement parameterises USERNAME but concatenates PASSWORD. In production code this is a genuine vulnerability, and the analyzer is right to flag the pattern; the case is safe only because bar traces to a literal through an unresolvable refle</w:t>
+        <w:t xml:space="preserve">Note that the statement </w:t>
+      </w:r>
+      <w:proofErr w:type="spellStart"/>
+      <w:r>
+        <w:t>parameterises</w:t>
+      </w:r>
+      <w:proofErr w:type="spellEnd"/>
+      <w:r>
+        <w:t xml:space="preserve"> USERNAME but concatenates PASSWORD. In production code this is a genuine vulnerability, and the analyzer is right to flag the pattern; the case is safe only because bar traces to a literal through an unresolvable refle</w:t>
       </w:r>
       <w:r>
         <w:t>ctive call. The identical file with the taint source substituted is the vulnerable half of the pair.</w:t>
@@ -16384,7 +17805,29 @@
           <w:sz w:val="20"/>
           <w:szCs w:val="20"/>
         </w:rPr>
-        <w:t>Routing a constant through a reflectively-instantiated factory is not a sanitisation strategy found in production code; it exists in the benchmark to defea</w:t>
+        <w:t xml:space="preserve">Routing a constant through a reflectively-instantiated factory is not a </w:t>
+      </w:r>
+      <w:proofErr w:type="spellStart"/>
+      <w:r>
+        <w:rPr>
+          <w:b/>
+          <w:bCs/>
+          <w:color w:val="17375E"/>
+          <w:sz w:val="20"/>
+          <w:szCs w:val="20"/>
+        </w:rPr>
+        <w:t>sanitisation</w:t>
+      </w:r>
+      <w:proofErr w:type="spellEnd"/>
+      <w:r>
+        <w:rPr>
+          <w:b/>
+          <w:bCs/>
+          <w:color w:val="17375E"/>
+          <w:sz w:val="20"/>
+          <w:szCs w:val="20"/>
+        </w:rPr>
+        <w:t xml:space="preserve"> strategy found in production code; it exists in the benchmark to defea</w:t>
       </w:r>
       <w:r>
         <w:rPr>
@@ -16422,7 +17865,7 @@
         <w:t>Juliet's safe variants are construct</w:t>
       </w:r>
       <w:r>
-        <w:t>ed on the same principle — the vulnerable case with one guard inserted — which is why memory-bounds false positives cluster on cases requiring buffer-size reasoning the analyzer does not perform. The model's near-perfect precision on the same corpus, at 97</w:t>
+        <w:t>ed on the same principle - the vulnerable case with one guard inserted - which is why memory-bounds false positives cluster on cases requiring buffer-size reasoning the analyzer does not perform. The model's near-perfect precision on the same corpus, at 97</w:t>
       </w:r>
       <w:r>
         <w:t>.7%, indicates that this is a limitation of the pattern-based approach rather than an inherent property of the benchmark.</w:t>
@@ -16458,7 +17901,7 @@
         <w:spacing w:after="80"/>
       </w:pPr>
       <w:r>
-        <w:t>Single-file — taint is not followed across file boundaries. Within a file the analysis does cross function bounda</w:t>
+        <w:t>Single-file - taint is not followed across file boundaries. Within a file the analysis does cross function bounda</w:t>
       </w:r>
       <w:r>
         <w:t>ries: formal parameters are seeded as untrusted and removed again only where a guard validates them, and a call to a function defined in the same file is resolved by checking whether its return statements yield tainted values under the current taint state.</w:t>
@@ -16477,7 +17920,18 @@
         <w:spacing w:after="80"/>
       </w:pPr>
       <w:r>
-        <w:t>No reflective dispatch modelling — 80% of OWASP false positives stem from reflective indirection, which is intractable without whole-program analysis of the class implemented by CodeQL and Coverity.</w:t>
+        <w:t>No reflective dispatch modelling - 80% of OWASP false positives stem from reflective indirection, which is intractable without whole-program</w:t>
+      </w:r>
+      <w:r>
+        <w:t xml:space="preserve"> analysis of the class implemented by </w:t>
+      </w:r>
+      <w:proofErr w:type="spellStart"/>
+      <w:r>
+        <w:t>CodeQL</w:t>
+      </w:r>
+      <w:proofErr w:type="spellEnd"/>
+      <w:r>
+        <w:t xml:space="preserve"> and Coverity.</w:t>
       </w:r>
     </w:p>
     <w:p>
@@ -16490,10 +17944,7 @@
         <w:spacing w:after="80"/>
       </w:pPr>
       <w:r>
-        <w:t>Field-insensitive collections — a collection is treated a</w:t>
-      </w:r>
-      <w:r>
-        <w:t>s tainted once any tainted value enters it. A further 10% of false positives.</w:t>
+        <w:t>Field-insensitive collections - a collection is treated as tainted once any tainted value enters it. A further 10% of false positives.</w:t>
       </w:r>
     </w:p>
     <w:p>
@@ -16506,7 +17957,10 @@
         <w:spacing w:after="80"/>
       </w:pPr>
       <w:r>
-        <w:t>Path-insensitive — branch feasibility and constant propagation are not evaluated. A further 10%.</w:t>
+        <w:t>Path-insensitive - branch feasibility and constant propagation</w:t>
+      </w:r>
+      <w:r>
+        <w:t xml:space="preserve"> are not evaluated. A further 10%.</w:t>
       </w:r>
     </w:p>
     <w:p>
@@ -16519,10 +17973,23 @@
         <w:spacing w:after="80"/>
       </w:pPr>
       <w:r>
-        <w:t>No buffer-size analysis — size-mismatch overflows such as memcpy with an incorrec</w:t>
-      </w:r>
-      <w:r>
-        <w:t>t sizeof are not detected. This is the principal cause of the CWE-787 result.</w:t>
+        <w:t xml:space="preserve">No buffer-size analysis - size-mismatch overflows such as </w:t>
+      </w:r>
+      <w:proofErr w:type="spellStart"/>
+      <w:r>
+        <w:t>memcpy</w:t>
+      </w:r>
+      <w:proofErr w:type="spellEnd"/>
+      <w:r>
+        <w:t xml:space="preserve"> with an incorrect </w:t>
+      </w:r>
+      <w:proofErr w:type="spellStart"/>
+      <w:r>
+        <w:t>sizeof</w:t>
+      </w:r>
+      <w:proofErr w:type="spellEnd"/>
+      <w:r>
+        <w:t xml:space="preserve"> are not detected. This is the principal cause of the CWE-787 result.</w:t>
       </w:r>
     </w:p>
     <w:p>
@@ -16535,7 +18002,18 @@
         <w:spacing w:after="80"/>
       </w:pPr>
       <w:r>
-        <w:t>Custom input sources — input parsed outside framework request objects is not recognised as a taint source.</w:t>
+        <w:t xml:space="preserve">Custom input sources - input parsed outside framework request </w:t>
+      </w:r>
+      <w:r>
+        <w:t xml:space="preserve">objects is not </w:t>
+      </w:r>
+      <w:proofErr w:type="spellStart"/>
+      <w:r>
+        <w:t>recognised</w:t>
+      </w:r>
+      <w:proofErr w:type="spellEnd"/>
+      <w:r>
+        <w:t xml:space="preserve"> as a taint source.</w:t>
       </w:r>
     </w:p>
     <w:p>
@@ -16548,10 +18026,7 @@
         <w:spacing w:after="80"/>
       </w:pPr>
       <w:r>
-        <w:t xml:space="preserve">The model is not an independent detector in the configuration measured </w:t>
-      </w:r>
-      <w:r>
-        <w:t>here; it receives the analyzer's findings as input. A standalone measurement would require a separate evaluation.</w:t>
+        <w:t>The model is not an independent detector in the configuration measured here; it receives the analyzer's findings as input. A standalone measurement would require a separate evaluation.</w:t>
       </w:r>
     </w:p>
     <w:p>
@@ -16564,7 +18039,18 @@
         <w:spacing w:after="80"/>
       </w:pPr>
       <w:r>
-        <w:t>Precision relative to language-model scanners remains the analyzer's principal weakness: 67.7% against 86–91% on RealVuln.</w:t>
+        <w:t>Precision relative to lang</w:t>
+      </w:r>
+      <w:r>
+        <w:t xml:space="preserve">uage-model scanners remains the analyzer's principal weakness: 67.7% against 86-91% on </w:t>
+      </w:r>
+      <w:proofErr w:type="spellStart"/>
+      <w:r>
+        <w:t>RealVuln</w:t>
+      </w:r>
+      <w:proofErr w:type="spellEnd"/>
+      <w:r>
+        <w:t>.</w:t>
       </w:r>
     </w:p>
     <w:p>
@@ -16573,10 +18059,10 @@
         <w:spacing w:after="130" w:line="278" w:lineRule="auto"/>
       </w:pPr>
       <w:r>
-        <w:t>Approximately 20% o</w:t>
-      </w:r>
-      <w:r>
-        <w:t>f observed false positives are addressable with field-sensitive container modelling and constant propagation, both well-understood techniques. The remaining 80% require whole-program reflection analysis representing years of dedicated engineering.</w:t>
+        <w:t>Approximately 20% of observed false positives are addressable with field-sensitive container modelling and constant propagation, both well-understood techniques. The remaining 80% require whole-program reflection analysis representing years of dedicated en</w:t>
+      </w:r>
+      <w:r>
+        <w:t>gineering.</w:t>
       </w:r>
     </w:p>
     <w:p>
@@ -16756,17 +18242,7 @@
           <w:szCs w:val="29"/>
         </w:rPr>
         <w:lastRenderedPageBreak/>
-        <w:t>9. Sourc</w:t>
-      </w:r>
-      <w:r>
-        <w:rPr>
-          <w:b/>
-          <w:bCs/>
-          <w:color w:val="1F4E79"/>
-          <w:sz w:val="29"/>
-          <w:szCs w:val="29"/>
-        </w:rPr>
-        <w:t>es</w:t>
+        <w:t>9. Sources</w:t>
       </w:r>
     </w:p>
     <w:p>
@@ -16796,19 +18272,45 @@
     </w:p>
     <w:p>
       <w:pPr>
-        <w:pStyle w:val="ListParagraph"/>
-        <w:numPr>
-          <w:ilvl w:val="0"/>
-          <w:numId w:val="1"/>
-        </w:numPr>
+        <w:bidi w:val="0"/>
         <w:spacing w:after="110"/>
+        <w:ind w:left="340" w:hanging="340"/>
       </w:pPr>
       <w:r>
         <w:rPr>
+          <w:b/>
+          <w:bCs/>
+          <w:color w:val="1F4E79"/>
           <w:sz w:val="20"/>
           <w:szCs w:val="20"/>
         </w:rPr>
-        <w:t xml:space="preserve">OWASP Foundation. OWASP Benchmark Project, version 1.2. Java test suite of 2,740 cases with published expected results. </w:t>
+        <w:t>[1</w:t>
+      </w:r>
+      <w:proofErr w:type="gramStart"/>
+      <w:r>
+        <w:rPr>
+          <w:b/>
+          <w:bCs/>
+          <w:color w:val="1F4E79"/>
+          <w:sz w:val="20"/>
+          <w:szCs w:val="20"/>
+        </w:rPr>
+        <w:t xml:space="preserve">]  </w:t>
+      </w:r>
+      <w:r>
+        <w:rPr>
+          <w:sz w:val="20"/>
+          <w:szCs w:val="20"/>
+        </w:rPr>
+        <w:t>OWASP</w:t>
+      </w:r>
+      <w:proofErr w:type="gramEnd"/>
+      <w:r>
+        <w:rPr>
+          <w:sz w:val="20"/>
+          <w:szCs w:val="20"/>
+        </w:rPr>
+        <w:t xml:space="preserve"> Foundation. OWASP Benchmark Project, version 1.2. Java test suite of 2,740 cases with published expected results. </w:t>
       </w:r>
       <w:hyperlink r:id="rId5" w:history="1">
         <w:r>
@@ -16818,7 +18320,61 @@
             <w:szCs w:val="20"/>
             <w:u w:val="single"/>
           </w:rPr>
-          <w:t>https://owasp.org/w</w:t>
+          <w:t>https://owasp.org/www-project-benchmark/</w:t>
+        </w:r>
+      </w:hyperlink>
+    </w:p>
+    <w:p>
+      <w:pPr>
+        <w:bidi w:val="0"/>
+        <w:spacing w:after="110"/>
+        <w:ind w:left="340" w:hanging="340"/>
+      </w:pPr>
+      <w:r>
+        <w:rPr>
+          <w:b/>
+          <w:bCs/>
+          <w:color w:val="1F4E79"/>
+          <w:sz w:val="20"/>
+          <w:szCs w:val="20"/>
+        </w:rPr>
+        <w:t>[2</w:t>
+      </w:r>
+      <w:proofErr w:type="gramStart"/>
+      <w:r>
+        <w:rPr>
+          <w:b/>
+          <w:bCs/>
+          <w:color w:val="1F4E79"/>
+          <w:sz w:val="20"/>
+          <w:szCs w:val="20"/>
+        </w:rPr>
+        <w:t xml:space="preserve">]  </w:t>
+      </w:r>
+      <w:r>
+        <w:rPr>
+          <w:sz w:val="20"/>
+          <w:szCs w:val="20"/>
+        </w:rPr>
+        <w:t>National</w:t>
+      </w:r>
+      <w:proofErr w:type="gramEnd"/>
+      <w:r>
+        <w:rPr>
+          <w:sz w:val="20"/>
+          <w:szCs w:val="20"/>
+        </w:rPr>
+        <w:t xml:space="preserve"> Institute of Standards and Technology. Juliet Test Suite for C/C++, version 1.3. NIST Software Assurance Reference Dataset (SARD), Test Suite 112. </w:t>
+      </w:r>
+      <w:hyperlink r:id="rId6" w:history="1">
+        <w:r>
+          <w:rPr>
+            <w:color w:val="0563C1"/>
+            <w:sz w:val="20"/>
+            <w:szCs w:val="20"/>
+            <w:u w:val="single"/>
+          </w:rPr>
+          <w:t>https://samate.nist.gov/SARD/test-suite</w:t>
         </w:r>
         <w:r>
           <w:rPr>
@@ -16827,62 +18383,85 @@
             <w:szCs w:val="20"/>
             <w:u w:val="single"/>
           </w:rPr>
-          <w:t>ww-project-benchmark/</w:t>
+          <w:t>s/112</w:t>
         </w:r>
       </w:hyperlink>
     </w:p>
     <w:p>
       <w:pPr>
-        <w:pStyle w:val="ListParagraph"/>
-        <w:numPr>
-          <w:ilvl w:val="0"/>
-          <w:numId w:val="1"/>
-        </w:numPr>
+        <w:bidi w:val="0"/>
         <w:spacing w:after="110"/>
+        <w:ind w:left="340" w:hanging="340"/>
       </w:pPr>
       <w:r>
         <w:rPr>
+          <w:b/>
+          <w:bCs/>
+          <w:color w:val="1F4E79"/>
           <w:sz w:val="20"/>
           <w:szCs w:val="20"/>
         </w:rPr>
-        <w:t xml:space="preserve">National Institute of Standards and Technology. Juliet Test Suite for C/C++, version 1.3. NIST Software Assurance Reference Dataset (SARD), Test Suite 112. </w:t>
-      </w:r>
-      <w:hyperlink r:id="rId6" w:history="1">
-        <w:r>
-          <w:rPr>
-            <w:color w:val="0563C1"/>
-            <w:sz w:val="20"/>
-            <w:szCs w:val="20"/>
-            <w:u w:val="single"/>
-          </w:rPr>
-          <w:t>https://samate.ni</w:t>
-        </w:r>
-        <w:r>
-          <w:rPr>
-            <w:color w:val="0563C1"/>
-            <w:sz w:val="20"/>
-            <w:szCs w:val="20"/>
-            <w:u w:val="single"/>
-          </w:rPr>
-          <w:t>st.gov/SARD/test-suites/112</w:t>
-        </w:r>
-      </w:hyperlink>
-    </w:p>
-    <w:p>
-      <w:pPr>
-        <w:pStyle w:val="ListParagraph"/>
-        <w:numPr>
-          <w:ilvl w:val="0"/>
-          <w:numId w:val="1"/>
-        </w:numPr>
-        <w:spacing w:after="110"/>
-      </w:pPr>
-      <w:r>
-        <w:rPr>
+        <w:t>[3</w:t>
+      </w:r>
+      <w:proofErr w:type="gramStart"/>
+      <w:r>
+        <w:rPr>
+          <w:b/>
+          <w:bCs/>
+          <w:color w:val="1F4E79"/>
           <w:sz w:val="20"/>
           <w:szCs w:val="20"/>
         </w:rPr>
-        <w:t xml:space="preserve">Kolega AI. RealVuln Benchmark, version 1.0.0. 26 real-world Python applications, 796 hand-labelled findings including 120 false-positive traps; ground truth, scoring scripts and raw scanner outputs released under an open-source licence. </w:t>
+        <w:t xml:space="preserve">]  </w:t>
+      </w:r>
+      <w:proofErr w:type="spellStart"/>
+      <w:r>
+        <w:rPr>
+          <w:sz w:val="20"/>
+          <w:szCs w:val="20"/>
+        </w:rPr>
+        <w:t>Kolega</w:t>
+      </w:r>
+      <w:proofErr w:type="spellEnd"/>
+      <w:proofErr w:type="gramEnd"/>
+      <w:r>
+        <w:rPr>
+          <w:sz w:val="20"/>
+          <w:szCs w:val="20"/>
+        </w:rPr>
+        <w:t xml:space="preserve"> AI. </w:t>
+      </w:r>
+      <w:proofErr w:type="spellStart"/>
+      <w:r>
+        <w:rPr>
+          <w:sz w:val="20"/>
+          <w:szCs w:val="20"/>
+        </w:rPr>
+        <w:t>RealVuln</w:t>
+      </w:r>
+      <w:proofErr w:type="spellEnd"/>
+      <w:r>
+        <w:rPr>
+          <w:sz w:val="20"/>
+          <w:szCs w:val="20"/>
+        </w:rPr>
+        <w:t xml:space="preserve"> Benchmark, version 1.0.0. 26 real-world Python applications, 796 hand-labelled findings including 120 false-positive traps; ground truth, scoring scripts and raw scanner outputs released under an open-source </w:t>
+      </w:r>
+      <w:proofErr w:type="spellStart"/>
+      <w:r>
+        <w:rPr>
+          <w:sz w:val="20"/>
+          <w:szCs w:val="20"/>
+        </w:rPr>
+        <w:t>licence</w:t>
+      </w:r>
+      <w:proofErr w:type="spellEnd"/>
+      <w:r>
+        <w:rPr>
+          <w:sz w:val="20"/>
+          <w:szCs w:val="20"/>
+        </w:rPr>
+        <w:t xml:space="preserve">. </w:t>
       </w:r>
       <w:hyperlink r:id="rId7" w:history="1">
         <w:r>
@@ -16898,19 +18477,47 @@
     </w:p>
     <w:p>
       <w:pPr>
-        <w:pStyle w:val="ListParagraph"/>
-        <w:numPr>
-          <w:ilvl w:val="0"/>
-          <w:numId w:val="1"/>
-        </w:numPr>
+        <w:bidi w:val="0"/>
         <w:spacing w:after="110"/>
+        <w:ind w:left="340" w:hanging="340"/>
       </w:pPr>
       <w:r>
         <w:rPr>
+          <w:b/>
+          <w:bCs/>
+          <w:color w:val="1F4E79"/>
           <w:sz w:val="20"/>
           <w:szCs w:val="20"/>
         </w:rPr>
-        <w:t xml:space="preserve">RealVuln interactive dashboard and published leaderboard. </w:t>
+        <w:t>[4</w:t>
+      </w:r>
+      <w:proofErr w:type="gramStart"/>
+      <w:r>
+        <w:rPr>
+          <w:b/>
+          <w:bCs/>
+          <w:color w:val="1F4E79"/>
+          <w:sz w:val="20"/>
+          <w:szCs w:val="20"/>
+        </w:rPr>
+        <w:t xml:space="preserve">]  </w:t>
+      </w:r>
+      <w:proofErr w:type="spellStart"/>
+      <w:r>
+        <w:rPr>
+          <w:sz w:val="20"/>
+          <w:szCs w:val="20"/>
+        </w:rPr>
+        <w:t>RealVuln</w:t>
+      </w:r>
+      <w:proofErr w:type="spellEnd"/>
+      <w:proofErr w:type="gramEnd"/>
+      <w:r>
+        <w:rPr>
+          <w:sz w:val="20"/>
+          <w:szCs w:val="20"/>
+        </w:rPr>
+        <w:t xml:space="preserve"> interactive dashboard and published leaderboard. </w:t>
       </w:r>
       <w:hyperlink r:id="rId8" w:history="1">
         <w:r>
@@ -16942,26 +18549,63 @@
     </w:p>
     <w:p>
       <w:pPr>
-        <w:pStyle w:val="ListParagraph"/>
-        <w:numPr>
-          <w:ilvl w:val="0"/>
-          <w:numId w:val="1"/>
-        </w:numPr>
+        <w:bidi w:val="0"/>
         <w:spacing w:after="110"/>
+        <w:ind w:left="340" w:hanging="340"/>
       </w:pPr>
       <w:r>
         <w:rPr>
+          <w:b/>
+          <w:bCs/>
+          <w:color w:val="1F4E79"/>
           <w:sz w:val="20"/>
           <w:szCs w:val="20"/>
         </w:rPr>
-        <w:t>RealVuln: Benchmarking Rule-B</w:t>
-      </w:r>
-      <w:r>
-        <w:rPr>
+        <w:t>[5</w:t>
+      </w:r>
+      <w:proofErr w:type="gramStart"/>
+      <w:r>
+        <w:rPr>
+          <w:b/>
+          <w:bCs/>
+          <w:color w:val="1F4E79"/>
           <w:sz w:val="20"/>
           <w:szCs w:val="20"/>
         </w:rPr>
-        <w:t xml:space="preserve">ased, General-Purpose LLM, and Security-Specialized Scanners on Real-World Code. arXiv preprint arXiv:2604.13764, 2026. Source of the F3 metric and of the scanner outputs re-scored in Section 3.2. </w:t>
+        <w:t xml:space="preserve">]  </w:t>
+      </w:r>
+      <w:proofErr w:type="spellStart"/>
+      <w:r>
+        <w:rPr>
+          <w:sz w:val="20"/>
+          <w:szCs w:val="20"/>
+        </w:rPr>
+        <w:t>RealVuln</w:t>
+      </w:r>
+      <w:proofErr w:type="spellEnd"/>
+      <w:proofErr w:type="gramEnd"/>
+      <w:r>
+        <w:rPr>
+          <w:sz w:val="20"/>
+          <w:szCs w:val="20"/>
+        </w:rPr>
+        <w:t xml:space="preserve">: Benchmarking Rule-Based, General-Purpose LLM, and Security-Specialized Scanners on Real-World Code. </w:t>
+      </w:r>
+      <w:proofErr w:type="spellStart"/>
+      <w:r>
+        <w:rPr>
+          <w:sz w:val="20"/>
+          <w:szCs w:val="20"/>
+        </w:rPr>
+        <w:t>arXiv</w:t>
+      </w:r>
+      <w:proofErr w:type="spellEnd"/>
+      <w:r>
+        <w:rPr>
+          <w:sz w:val="20"/>
+          <w:szCs w:val="20"/>
+        </w:rPr>
+        <w:t xml:space="preserve"> preprint arXiv:2604.13764, 2026. Source of the F3 metric and of the scanner outputs re-scored in Section 3.2. </w:t>
       </w:r>
       <w:hyperlink r:id="rId9" w:history="1">
         <w:r>
@@ -16971,41 +18615,122 @@
             <w:szCs w:val="20"/>
             <w:u w:val="single"/>
           </w:rPr>
-          <w:t>https://ar</w:t>
-        </w:r>
-        <w:r>
-          <w:rPr>
-            <w:color w:val="0563C1"/>
-            <w:sz w:val="20"/>
-            <w:szCs w:val="20"/>
-            <w:u w:val="single"/>
-          </w:rPr>
-          <w:t>xiv.org/abs/2604.13764</w:t>
+          <w:t>https://arxiv.org/abs/2604.13764</w:t>
         </w:r>
       </w:hyperlink>
     </w:p>
     <w:p>
       <w:pPr>
-        <w:pStyle w:val="ListParagraph"/>
-        <w:numPr>
-          <w:ilvl w:val="0"/>
-          <w:numId w:val="1"/>
-        </w:numPr>
+        <w:bidi w:val="0"/>
         <w:spacing w:after="110"/>
+        <w:ind w:left="340" w:hanging="340"/>
       </w:pPr>
       <w:r>
         <w:rPr>
+          <w:b/>
+          <w:bCs/>
+          <w:color w:val="1F4E79"/>
           <w:sz w:val="20"/>
           <w:szCs w:val="20"/>
         </w:rPr>
-        <w:t>Sifting the Noise: A Comparative Study of LLM Agents in Vulnerability False Positive Filtering. arXiv preprint arXiv:2601.22952, 2026. CodeQL, Semgrep, SonarQube and Joern on OWASP Benchmark v1.2; false-positive rates quoted from Sec</w:t>
-      </w:r>
-      <w:r>
-        <w:rPr>
+        <w:t>[6</w:t>
+      </w:r>
+      <w:proofErr w:type="gramStart"/>
+      <w:r>
+        <w:rPr>
+          <w:b/>
+          <w:bCs/>
+          <w:color w:val="1F4E79"/>
           <w:sz w:val="20"/>
           <w:szCs w:val="20"/>
         </w:rPr>
-        <w:t xml:space="preserve">tion 4.1, table “Initial Performance of SAST Tools Across All Instances”, and per-CWE figures from the accompanying FPR heatmap. </w:t>
+        <w:t xml:space="preserve">]  </w:t>
+      </w:r>
+      <w:r>
+        <w:rPr>
+          <w:sz w:val="20"/>
+          <w:szCs w:val="20"/>
+        </w:rPr>
+        <w:t>Sifting</w:t>
+      </w:r>
+      <w:proofErr w:type="gramEnd"/>
+      <w:r>
+        <w:rPr>
+          <w:sz w:val="20"/>
+          <w:szCs w:val="20"/>
+        </w:rPr>
+        <w:t xml:space="preserve"> the Noise: A Comparative Study of LLM Agents in Vulnerability False Positive Filtering. </w:t>
+      </w:r>
+      <w:proofErr w:type="spellStart"/>
+      <w:r>
+        <w:rPr>
+          <w:sz w:val="20"/>
+          <w:szCs w:val="20"/>
+        </w:rPr>
+        <w:t>arXiv</w:t>
+      </w:r>
+      <w:proofErr w:type="spellEnd"/>
+      <w:r>
+        <w:rPr>
+          <w:sz w:val="20"/>
+          <w:szCs w:val="20"/>
+        </w:rPr>
+        <w:t xml:space="preserve"> preprint arXiv:2601.22952, 2026. </w:t>
+      </w:r>
+      <w:proofErr w:type="spellStart"/>
+      <w:r>
+        <w:rPr>
+          <w:sz w:val="20"/>
+          <w:szCs w:val="20"/>
+        </w:rPr>
+        <w:t>CodeQL</w:t>
+      </w:r>
+      <w:proofErr w:type="spellEnd"/>
+      <w:r>
+        <w:rPr>
+          <w:sz w:val="20"/>
+          <w:szCs w:val="20"/>
+        </w:rPr>
+        <w:t xml:space="preserve">, </w:t>
+      </w:r>
+      <w:proofErr w:type="spellStart"/>
+      <w:r>
+        <w:rPr>
+          <w:sz w:val="20"/>
+          <w:szCs w:val="20"/>
+        </w:rPr>
+        <w:t>Semgrep</w:t>
+      </w:r>
+      <w:proofErr w:type="spellEnd"/>
+      <w:r>
+        <w:rPr>
+          <w:sz w:val="20"/>
+          <w:szCs w:val="20"/>
+        </w:rPr>
+        <w:t xml:space="preserve">, SonarQube and </w:t>
+      </w:r>
+      <w:proofErr w:type="spellStart"/>
+      <w:r>
+        <w:rPr>
+          <w:sz w:val="20"/>
+          <w:szCs w:val="20"/>
+        </w:rPr>
+        <w:t>Joern</w:t>
+      </w:r>
+      <w:proofErr w:type="spellEnd"/>
+      <w:r>
+        <w:rPr>
+          <w:sz w:val="20"/>
+          <w:szCs w:val="20"/>
+        </w:rPr>
+        <w:t xml:space="preserve"> on OWASP Benchmark v1.2; false-posi</w:t>
+      </w:r>
+      <w:r>
+        <w:rPr>
+          <w:sz w:val="20"/>
+          <w:szCs w:val="20"/>
+        </w:rPr>
+        <w:t xml:space="preserve">tive rates quoted from Section 4.1, table “Initial Performance of SAST Tools Across All Instances”, and per-CWE figures from the accompanying FPR heatmap. </w:t>
       </w:r>
       <w:hyperlink r:id="rId10" w:history="1">
         <w:r>
@@ -17021,41 +18746,77 @@
     </w:p>
     <w:p>
       <w:pPr>
-        <w:pStyle w:val="ListParagraph"/>
-        <w:numPr>
-          <w:ilvl w:val="0"/>
-          <w:numId w:val="1"/>
-        </w:numPr>
+        <w:bidi w:val="0"/>
         <w:spacing w:after="110"/>
+        <w:ind w:left="340" w:hanging="340"/>
       </w:pPr>
       <w:r>
         <w:rPr>
+          <w:b/>
+          <w:bCs/>
+          <w:color w:val="1F4E79"/>
           <w:sz w:val="20"/>
           <w:szCs w:val="20"/>
-          <w:lang w:val="fr-FR"/>
-        </w:rPr>
-        <w:t xml:space="preserve">Dubniczky, R. A. et al. </w:t>
-      </w:r>
-      <w:r>
-        <w:rPr>
+        </w:rPr>
+        <w:t>[7</w:t>
+      </w:r>
+      <w:proofErr w:type="gramStart"/>
+      <w:r>
+        <w:rPr>
+          <w:b/>
+          <w:bCs/>
+          <w:color w:val="1F4E79"/>
           <w:sz w:val="20"/>
           <w:szCs w:val="20"/>
         </w:rPr>
-        <w:t xml:space="preserve">CASTLE: Benchmarking </w:t>
-      </w:r>
+        <w:t xml:space="preserve">]  </w:t>
+      </w:r>
+      <w:proofErr w:type="spellStart"/>
       <w:r>
         <w:rPr>
           <w:sz w:val="20"/>
           <w:szCs w:val="20"/>
         </w:rPr>
-        <w:t>Dataset for Static Code Analyzers and LLMs towards CWE Detection. arXiv preprint arXiv:2503.09433, 2025. Thirteen static analyzers, two formal verification tools and ten LLMs evaluated on 250 hand-written C programs across 25 CWEs; source of the per-tool r</w:t>
-      </w:r>
+        <w:t>Dubniczky</w:t>
+      </w:r>
+      <w:proofErr w:type="spellEnd"/>
+      <w:proofErr w:type="gramEnd"/>
       <w:r>
         <w:rPr>
           <w:sz w:val="20"/>
           <w:szCs w:val="20"/>
         </w:rPr>
-        <w:t xml:space="preserve">ecall and precision figures in Section 5.2. </w:t>
+        <w:t xml:space="preserve">, R. </w:t>
+      </w:r>
+      <w:r>
+        <w:rPr>
+          <w:sz w:val="20"/>
+          <w:szCs w:val="20"/>
+        </w:rPr>
+        <w:t xml:space="preserve">A. et al. CASTLE: Benchmarking Dataset for Static Code Analyzers and LLMs towards CWE Detection. </w:t>
+      </w:r>
+      <w:proofErr w:type="spellStart"/>
+      <w:r>
+        <w:rPr>
+          <w:sz w:val="20"/>
+          <w:szCs w:val="20"/>
+        </w:rPr>
+        <w:t>arXiv</w:t>
+      </w:r>
+      <w:proofErr w:type="spellEnd"/>
+      <w:r>
+        <w:rPr>
+          <w:sz w:val="20"/>
+          <w:szCs w:val="20"/>
+        </w:rPr>
+        <w:t xml:space="preserve"> preprint arXiv:2503.09433, 2025. Thirteen static analyzers, two formal verification tools and ten LLMs evaluated on 250 hand-written C programs across 25</w:t>
+      </w:r>
+      <w:r>
+        <w:rPr>
+          <w:sz w:val="20"/>
+          <w:szCs w:val="20"/>
+        </w:rPr>
+        <w:t xml:space="preserve"> CWEs; source of the per-tool recall and precision figures in Section 5.2. </w:t>
       </w:r>
       <w:hyperlink r:id="rId11" w:history="1">
         <w:r>
@@ -17071,26 +18832,52 @@
     </w:p>
     <w:p>
       <w:pPr>
-        <w:pStyle w:val="ListParagraph"/>
-        <w:numPr>
-          <w:ilvl w:val="0"/>
-          <w:numId w:val="1"/>
-        </w:numPr>
+        <w:bidi w:val="0"/>
         <w:spacing w:after="110"/>
+        <w:ind w:left="340" w:hanging="340"/>
       </w:pPr>
       <w:r>
         <w:rPr>
+          <w:b/>
+          <w:bCs/>
+          <w:color w:val="1F4E79"/>
           <w:sz w:val="20"/>
           <w:szCs w:val="20"/>
         </w:rPr>
-        <w:t>A Systematic Literature Review on Static Application Security Testing (SAST) Tools: Evaluation, Benchmarks, Challenges, and Future</w:t>
-      </w:r>
-      <w:r>
-        <w:rPr>
+        <w:t>[8</w:t>
+      </w:r>
+      <w:proofErr w:type="gramStart"/>
+      <w:r>
+        <w:rPr>
+          <w:b/>
+          <w:bCs/>
+          <w:color w:val="1F4E79"/>
           <w:sz w:val="20"/>
           <w:szCs w:val="20"/>
         </w:rPr>
-        <w:t xml:space="preserve"> Directions. In Proceedings of the 29th International Conference on Evaluation and Assessment in Software Engineering (EASE ’25), Companion. ACM, 2025. </w:t>
+        <w:t xml:space="preserve">]  </w:t>
+      </w:r>
+      <w:r>
+        <w:rPr>
+          <w:sz w:val="20"/>
+          <w:szCs w:val="20"/>
+        </w:rPr>
+        <w:t>A</w:t>
+      </w:r>
+      <w:proofErr w:type="gramEnd"/>
+      <w:r>
+        <w:rPr>
+          <w:sz w:val="20"/>
+          <w:szCs w:val="20"/>
+        </w:rPr>
+        <w:t xml:space="preserve"> Systematic Literature Review on Static Application Security Testing (SAST) Tools: Evaluation</w:t>
+      </w:r>
+      <w:r>
+        <w:rPr>
+          <w:sz w:val="20"/>
+          <w:szCs w:val="20"/>
+        </w:rPr>
+        <w:t xml:space="preserve">, Benchmarks, Challenges, and Future Directions. In Proceedings of the 29th International Conference on Evaluation and Assessment in Software Engineering (EASE ’25), Companion. ACM, 2025. </w:t>
       </w:r>
       <w:hyperlink r:id="rId12" w:history="1">
         <w:r>
@@ -17100,41 +18887,182 @@
             <w:szCs w:val="20"/>
             <w:u w:val="single"/>
           </w:rPr>
-          <w:t>https://doi.org/10.1145/3727967.3756838</w:t>
+          <w:t>https://doi.</w:t>
+        </w:r>
+        <w:r>
+          <w:rPr>
+            <w:color w:val="0563C1"/>
+            <w:sz w:val="20"/>
+            <w:szCs w:val="20"/>
+            <w:u w:val="single"/>
+          </w:rPr>
+          <w:t>org/10.1145/3727967.3756838</w:t>
         </w:r>
       </w:hyperlink>
     </w:p>
     <w:p>
       <w:pPr>
-        <w:pStyle w:val="ListParagraph"/>
-        <w:numPr>
-          <w:ilvl w:val="0"/>
-          <w:numId w:val="1"/>
-        </w:numPr>
+        <w:bidi w:val="0"/>
         <w:spacing w:after="110"/>
+        <w:ind w:left="340" w:hanging="340"/>
       </w:pPr>
       <w:r>
         <w:rPr>
+          <w:b/>
+          <w:bCs/>
+          <w:color w:val="1F4E79"/>
           <w:sz w:val="20"/>
           <w:szCs w:val="20"/>
         </w:rPr>
-        <w:t>Lipp, S.</w:t>
-      </w:r>
-      <w:r>
-        <w:rPr>
+        <w:t>[9</w:t>
+      </w:r>
+      <w:proofErr w:type="gramStart"/>
+      <w:r>
+        <w:rPr>
+          <w:b/>
+          <w:bCs/>
+          <w:color w:val="1F4E79"/>
           <w:sz w:val="20"/>
           <w:szCs w:val="20"/>
         </w:rPr>
-        <w:t>, Banescu, S. and Pretschner, A. An Empirical Study on the Effectiveness of Static C Code Analyzers for Vulnerability Detection. In Proceedings of the 31st ACM SIGSOFT International Symposium on Software Testing and Analysis (ISSTA 2022), pp. 544–555. Elev</w:t>
-      </w:r>
+        <w:t xml:space="preserve">]  </w:t>
+      </w:r>
+      <w:proofErr w:type="spellStart"/>
       <w:r>
         <w:rPr>
           <w:sz w:val="20"/>
           <w:szCs w:val="20"/>
         </w:rPr>
-        <w:t xml:space="preserve">en analyzers evaluated against 192 real-world CVEs in C; source of the commercial and open-source recall figures in Section 5.2. </w:t>
+        <w:t>Gentsch</w:t>
+      </w:r>
+      <w:proofErr w:type="spellEnd"/>
+      <w:proofErr w:type="gramEnd"/>
+      <w:r>
+        <w:rPr>
+          <w:sz w:val="20"/>
+          <w:szCs w:val="20"/>
+        </w:rPr>
+        <w:t>, C., Krishnamurthy, R. and Heinze, T. S. Benchmarking Open-Source Static Analyzers for Security Testing for C. In Leveraging Applications of Formal Methods, Verification and Validation (</w:t>
+      </w:r>
+      <w:proofErr w:type="spellStart"/>
+      <w:r>
+        <w:rPr>
+          <w:sz w:val="20"/>
+          <w:szCs w:val="20"/>
+        </w:rPr>
+        <w:t>ISoLA</w:t>
+      </w:r>
+      <w:proofErr w:type="spellEnd"/>
+      <w:r>
+        <w:rPr>
+          <w:sz w:val="20"/>
+          <w:szCs w:val="20"/>
+        </w:rPr>
+        <w:t xml:space="preserve"> 2020), LNCS 12479, Spri</w:t>
+      </w:r>
+      <w:r>
+        <w:rPr>
+          <w:sz w:val="20"/>
+          <w:szCs w:val="20"/>
+        </w:rPr>
+        <w:t xml:space="preserve">nger, 2021, pp. 182-198. Eleven open-source analyzers evaluated on the Juliet Test Suite 1.3 for C; source of the per-tool recall and precision figures in Section 5.2. Extended results appear in DLR technical report DLR-IB-DW-JE-2020-16. </w:t>
       </w:r>
       <w:hyperlink r:id="rId13" w:history="1">
+        <w:r>
+          <w:rPr>
+            <w:color w:val="0563C1"/>
+            <w:sz w:val="20"/>
+            <w:szCs w:val="20"/>
+            <w:u w:val="single"/>
+          </w:rPr>
+          <w:t>https://elib.dlr.de/133945/1/2020_Gentsch_SAST.pdf</w:t>
+        </w:r>
+      </w:hyperlink>
+    </w:p>
+    <w:p>
+      <w:pPr>
+        <w:bidi w:val="0"/>
+        <w:spacing w:after="110"/>
+        <w:ind w:left="340" w:hanging="340"/>
+      </w:pPr>
+      <w:r>
+        <w:rPr>
+          <w:b/>
+          <w:bCs/>
+          <w:color w:val="1F4E79"/>
+          <w:sz w:val="20"/>
+          <w:szCs w:val="20"/>
+        </w:rPr>
+        <w:t>[10</w:t>
+      </w:r>
+      <w:proofErr w:type="gramStart"/>
+      <w:r>
+        <w:rPr>
+          <w:b/>
+          <w:bCs/>
+          <w:color w:val="1F4E79"/>
+          <w:sz w:val="20"/>
+          <w:szCs w:val="20"/>
+        </w:rPr>
+        <w:t xml:space="preserve">]  </w:t>
+      </w:r>
+      <w:proofErr w:type="spellStart"/>
+      <w:r>
+        <w:rPr>
+          <w:sz w:val="20"/>
+          <w:szCs w:val="20"/>
+        </w:rPr>
+        <w:t>Lipp</w:t>
+      </w:r>
+      <w:proofErr w:type="spellEnd"/>
+      <w:proofErr w:type="gramEnd"/>
+      <w:r>
+        <w:rPr>
+          <w:sz w:val="20"/>
+          <w:szCs w:val="20"/>
+        </w:rPr>
+        <w:t xml:space="preserve">, S., </w:t>
+      </w:r>
+      <w:proofErr w:type="spellStart"/>
+      <w:r>
+        <w:rPr>
+          <w:sz w:val="20"/>
+          <w:szCs w:val="20"/>
+        </w:rPr>
+        <w:t>Banescu</w:t>
+      </w:r>
+      <w:proofErr w:type="spellEnd"/>
+      <w:r>
+        <w:rPr>
+          <w:sz w:val="20"/>
+          <w:szCs w:val="20"/>
+        </w:rPr>
+        <w:t xml:space="preserve">, S. and </w:t>
+      </w:r>
+      <w:proofErr w:type="spellStart"/>
+      <w:r>
+        <w:rPr>
+          <w:sz w:val="20"/>
+          <w:szCs w:val="20"/>
+        </w:rPr>
+        <w:t>Pretschner</w:t>
+      </w:r>
+      <w:proofErr w:type="spellEnd"/>
+      <w:r>
+        <w:rPr>
+          <w:sz w:val="20"/>
+          <w:szCs w:val="20"/>
+        </w:rPr>
+        <w:t>, A. An Empirical Study on the Effectiveness of Static C Code Analyzers for Vulnerability Detection. In Proceeding</w:t>
+      </w:r>
+      <w:r>
+        <w:rPr>
+          <w:sz w:val="20"/>
+          <w:szCs w:val="20"/>
+        </w:rPr>
+        <w:t xml:space="preserve">s of the 31st ACM SIGSOFT International Symposium on Software Testing and Analysis (ISSTA 2022), pp. 544-555. Eleven analyzers evaluated against 192 real-world CVEs in C; source of the commercial and open-source recall figures in Section 5.2. </w:t>
+      </w:r>
+      <w:hyperlink r:id="rId14" w:history="1">
         <w:r>
           <w:rPr>
             <w:color w:val="0563C1"/>
@@ -17148,28 +19076,49 @@
     </w:p>
     <w:p>
       <w:pPr>
-        <w:pStyle w:val="ListParagraph"/>
-        <w:numPr>
-          <w:ilvl w:val="0"/>
-          <w:numId w:val="1"/>
-        </w:numPr>
+        <w:bidi w:val="0"/>
         <w:spacing w:after="110"/>
+        <w:ind w:left="340" w:hanging="340"/>
       </w:pPr>
       <w:r>
         <w:rPr>
+          <w:b/>
+          <w:bCs/>
+          <w:color w:val="1F4E79"/>
           <w:sz w:val="20"/>
           <w:szCs w:val="20"/>
         </w:rPr>
-        <w:t>Delaitre, A. et a</w:t>
-      </w:r>
-      <w:r>
-        <w:rPr>
+        <w:t>[11</w:t>
+      </w:r>
+      <w:proofErr w:type="gramStart"/>
+      <w:r>
+        <w:rPr>
+          <w:b/>
+          <w:bCs/>
+          <w:color w:val="1F4E79"/>
           <w:sz w:val="20"/>
           <w:szCs w:val="20"/>
         </w:rPr>
-        <w:t xml:space="preserve">l. SATE V Report: Ten Years of Static Analysis Tool Expositions. NIST Special Publication 500-326, 2018. </w:t>
-      </w:r>
-      <w:hyperlink r:id="rId14" w:history="1">
+        <w:t xml:space="preserve">]  </w:t>
+      </w:r>
+      <w:proofErr w:type="spellStart"/>
+      <w:r>
+        <w:rPr>
+          <w:sz w:val="20"/>
+          <w:szCs w:val="20"/>
+        </w:rPr>
+        <w:t>Delaitre</w:t>
+      </w:r>
+      <w:proofErr w:type="spellEnd"/>
+      <w:proofErr w:type="gramEnd"/>
+      <w:r>
+        <w:rPr>
+          <w:sz w:val="20"/>
+          <w:szCs w:val="20"/>
+        </w:rPr>
+        <w:t xml:space="preserve">, A. et al. SATE V Report: Ten Years of Static Analysis Tool Expositions. NIST Special Publication 500-326, 2018. </w:t>
+      </w:r>
+      <w:hyperlink r:id="rId15" w:history="1">
         <w:r>
           <w:rPr>
             <w:color w:val="0563C1"/>
@@ -17183,21 +19132,47 @@
     </w:p>
     <w:p>
       <w:pPr>
-        <w:pStyle w:val="ListParagraph"/>
-        <w:numPr>
-          <w:ilvl w:val="0"/>
-          <w:numId w:val="1"/>
-        </w:numPr>
+        <w:bidi w:val="0"/>
         <w:spacing w:after="110"/>
+        <w:ind w:left="340" w:hanging="340"/>
       </w:pPr>
       <w:r>
         <w:rPr>
+          <w:b/>
+          <w:bCs/>
+          <w:color w:val="1F4E79"/>
           <w:sz w:val="20"/>
           <w:szCs w:val="20"/>
         </w:rPr>
-        <w:t xml:space="preserve">Youden, W. J. Index for rating diagnostic tests. Cancer, vol. 3, no. 1, 1950, pp. 32–35. Origin of the Youden J statistic used as the OWASP Benchmark metric. </w:t>
-      </w:r>
-      <w:hyperlink r:id="rId15" w:history="1">
+        <w:t>[12</w:t>
+      </w:r>
+      <w:proofErr w:type="gramStart"/>
+      <w:r>
+        <w:rPr>
+          <w:b/>
+          <w:bCs/>
+          <w:color w:val="1F4E79"/>
+          <w:sz w:val="20"/>
+          <w:szCs w:val="20"/>
+        </w:rPr>
+        <w:t xml:space="preserve">]  </w:t>
+      </w:r>
+      <w:r>
+        <w:rPr>
+          <w:sz w:val="20"/>
+          <w:szCs w:val="20"/>
+        </w:rPr>
+        <w:t>Youden</w:t>
+      </w:r>
+      <w:proofErr w:type="gramEnd"/>
+      <w:r>
+        <w:rPr>
+          <w:sz w:val="20"/>
+          <w:szCs w:val="20"/>
+        </w:rPr>
+        <w:t xml:space="preserve">, W. J. Index for rating diagnostic tests. Cancer, vol. 3, no. 1, 1950, pp. 32-35. Origin of the Youden J statistic used as the OWASP Benchmark metric. </w:t>
+      </w:r>
+      <w:hyperlink r:id="rId16" w:history="1">
         <w:r>
           <w:rPr>
             <w:color w:val="0563C1"/>
@@ -17205,16 +19180,7 @@
             <w:szCs w:val="20"/>
             <w:u w:val="single"/>
           </w:rPr>
-          <w:t>h</w:t>
-        </w:r>
-        <w:r>
-          <w:rPr>
-            <w:color w:val="0563C1"/>
-            <w:sz w:val="20"/>
-            <w:szCs w:val="20"/>
-            <w:u w:val="single"/>
-          </w:rPr>
-          <w:t>ttps://doi.org/10.1002/1097-0142(1950)3:1%3C32::AID-CNCR2820030106%3E3.0.CO;2-3</w:t>
+          <w:t>https://doi.org/10.1002/1097-0142(1950)3:1%3C32::AID-CNCR2820030106%3E3.0.CO;2-3</w:t>
         </w:r>
       </w:hyperlink>
     </w:p>
@@ -17236,47 +19202,122 @@
     </w:p>
     <w:p>
       <w:pPr>
-        <w:pStyle w:val="ListParagraph"/>
-        <w:numPr>
-          <w:ilvl w:val="0"/>
-          <w:numId w:val="1"/>
-        </w:numPr>
+        <w:bidi w:val="0"/>
         <w:spacing w:after="110"/>
+        <w:ind w:left="340" w:hanging="340"/>
       </w:pPr>
       <w:r>
         <w:rPr>
+          <w:b/>
+          <w:bCs/>
+          <w:color w:val="1F4E79"/>
           <w:sz w:val="20"/>
           <w:szCs w:val="20"/>
           <w:lang w:val="fr-FR"/>
         </w:rPr>
-        <w:t xml:space="preserve">Hui, B. et al. Qwen2.5-Coder Technical Report. </w:t>
+        <w:t>[13</w:t>
       </w:r>
       <w:proofErr w:type="gramStart"/>
       <w:r>
         <w:rPr>
+          <w:b/>
+          <w:bCs/>
+          <w:color w:val="1F4E79"/>
           <w:sz w:val="20"/>
           <w:szCs w:val="20"/>
           <w:lang w:val="fr-FR"/>
         </w:rPr>
-        <w:t>arXiv</w:t>
-      </w:r>
-      <w:proofErr w:type="gramEnd"/>
+        <w:t xml:space="preserve">]  </w:t>
+      </w:r>
       <w:r>
         <w:rPr>
           <w:sz w:val="20"/>
           <w:szCs w:val="20"/>
           <w:lang w:val="fr-FR"/>
         </w:rPr>
-        <w:t xml:space="preserve"> preprint arXiv:2409.12186, 2024. </w:t>
-      </w:r>
+        <w:t>Hui</w:t>
+      </w:r>
+      <w:proofErr w:type="gramEnd"/>
       <w:r>
         <w:rPr>
           <w:sz w:val="20"/>
           <w:szCs w:val="20"/>
+          <w:lang w:val="fr-FR"/>
+        </w:rPr>
+        <w:t xml:space="preserve">, B. et al. Qwen2.5-Coder </w:t>
+      </w:r>
+      <w:proofErr w:type="spellStart"/>
+      <w:r>
+        <w:rPr>
+          <w:sz w:val="20"/>
+          <w:szCs w:val="20"/>
+          <w:lang w:val="fr-FR"/>
+        </w:rPr>
+        <w:t>Technical</w:t>
+      </w:r>
+      <w:proofErr w:type="spellEnd"/>
+      <w:r>
+        <w:rPr>
+          <w:sz w:val="20"/>
+          <w:szCs w:val="20"/>
+          <w:lang w:val="fr-FR"/>
+        </w:rPr>
+        <w:t xml:space="preserve"> Report. </w:t>
+      </w:r>
+      <w:proofErr w:type="spellStart"/>
+      <w:proofErr w:type="gramStart"/>
+      <w:r>
+        <w:rPr>
+          <w:sz w:val="20"/>
+          <w:szCs w:val="20"/>
+          <w:lang w:val="fr-FR"/>
+        </w:rPr>
+        <w:t>arXiv</w:t>
+      </w:r>
+      <w:proofErr w:type="spellEnd"/>
+      <w:proofErr w:type="gramEnd"/>
+      <w:r>
+        <w:rPr>
+          <w:sz w:val="20"/>
+          <w:szCs w:val="20"/>
+          <w:lang w:val="fr-FR"/>
+        </w:rPr>
+        <w:t xml:space="preserve"> </w:t>
+      </w:r>
+      <w:proofErr w:type="spellStart"/>
+      <w:r>
+        <w:rPr>
+          <w:sz w:val="20"/>
+          <w:szCs w:val="20"/>
+          <w:lang w:val="fr-FR"/>
+        </w:rPr>
+        <w:t>preprint</w:t>
+      </w:r>
+      <w:proofErr w:type="spellEnd"/>
+      <w:r>
+        <w:rPr>
+          <w:sz w:val="20"/>
+          <w:szCs w:val="20"/>
+          <w:lang w:val="fr-FR"/>
+        </w:rPr>
+        <w:t xml:space="preserve"> arXiv:24</w:t>
+      </w:r>
+      <w:r>
+        <w:rPr>
+          <w:sz w:val="20"/>
+          <w:szCs w:val="20"/>
+          <w:lang w:val="fr-FR"/>
+        </w:rPr>
+        <w:t xml:space="preserve">09.12186, 2024. </w:t>
+      </w:r>
+      <w:r>
+        <w:rPr>
+          <w:sz w:val="20"/>
+          <w:szCs w:val="20"/>
         </w:rPr>
         <w:t xml:space="preserve">Base model for the fine-tuned detector. </w:t>
       </w:r>
-      <w:hyperlink r:id="rId16" w:history="1">
+      <w:hyperlink r:id="rId17" w:history="1">
         <w:r>
           <w:rPr>
             <w:color w:val="0563C1"/>
@@ -17290,28 +19331,120 @@
     </w:p>
     <w:p>
       <w:pPr>
-        <w:pStyle w:val="ListParagraph"/>
-        <w:numPr>
-          <w:ilvl w:val="0"/>
-          <w:numId w:val="1"/>
-        </w:numPr>
+        <w:bidi w:val="0"/>
         <w:spacing w:after="110"/>
+        <w:ind w:left="340" w:hanging="340"/>
       </w:pPr>
       <w:r>
         <w:rPr>
+          <w:b/>
+          <w:bCs/>
+          <w:color w:val="1F4E79"/>
           <w:sz w:val="20"/>
           <w:szCs w:val="20"/>
         </w:rPr>
-        <w:t>Dettmers, T., Pagnoni, A., Holtzman, A. and Zettlemoyer, L. QLoRA: Efficient Finetuning of Quantized LLMs. In Advances in Neural Information Processing Systems 36 (NeurIPS 2023), arXiv:2305.14314. Fine-tuni</w:t>
-      </w:r>
-      <w:r>
-        <w:rPr>
+        <w:t>[14</w:t>
+      </w:r>
+      <w:proofErr w:type="gramStart"/>
+      <w:r>
+        <w:rPr>
+          <w:b/>
+          <w:bCs/>
+          <w:color w:val="1F4E79"/>
           <w:sz w:val="20"/>
           <w:szCs w:val="20"/>
         </w:rPr>
-        <w:t xml:space="preserve">ng method used. </w:t>
-      </w:r>
-      <w:hyperlink r:id="rId17" w:history="1">
+        <w:t xml:space="preserve">]  </w:t>
+      </w:r>
+      <w:proofErr w:type="spellStart"/>
+      <w:r>
+        <w:rPr>
+          <w:sz w:val="20"/>
+          <w:szCs w:val="20"/>
+        </w:rPr>
+        <w:t>Dettmers</w:t>
+      </w:r>
+      <w:proofErr w:type="spellEnd"/>
+      <w:proofErr w:type="gramEnd"/>
+      <w:r>
+        <w:rPr>
+          <w:sz w:val="20"/>
+          <w:szCs w:val="20"/>
+        </w:rPr>
+        <w:t xml:space="preserve">, T., </w:t>
+      </w:r>
+      <w:proofErr w:type="spellStart"/>
+      <w:r>
+        <w:rPr>
+          <w:sz w:val="20"/>
+          <w:szCs w:val="20"/>
+        </w:rPr>
+        <w:t>Pagnoni</w:t>
+      </w:r>
+      <w:proofErr w:type="spellEnd"/>
+      <w:r>
+        <w:rPr>
+          <w:sz w:val="20"/>
+          <w:szCs w:val="20"/>
+        </w:rPr>
+        <w:t xml:space="preserve">, A., Holtzman, A. and </w:t>
+      </w:r>
+      <w:proofErr w:type="spellStart"/>
+      <w:r>
+        <w:rPr>
+          <w:sz w:val="20"/>
+          <w:szCs w:val="20"/>
+        </w:rPr>
+        <w:t>Zettlemoyer</w:t>
+      </w:r>
+      <w:proofErr w:type="spellEnd"/>
+      <w:r>
+        <w:rPr>
+          <w:sz w:val="20"/>
+          <w:szCs w:val="20"/>
+        </w:rPr>
+        <w:t xml:space="preserve">, L. </w:t>
+      </w:r>
+      <w:proofErr w:type="spellStart"/>
+      <w:r>
+        <w:rPr>
+          <w:sz w:val="20"/>
+          <w:szCs w:val="20"/>
+        </w:rPr>
+        <w:t>QLoRA</w:t>
+      </w:r>
+      <w:proofErr w:type="spellEnd"/>
+      <w:r>
+        <w:rPr>
+          <w:sz w:val="20"/>
+          <w:szCs w:val="20"/>
+        </w:rPr>
+        <w:t>: Efficient Finetuning of Quantized LLMs. In Ad</w:t>
+      </w:r>
+      <w:r>
+        <w:rPr>
+          <w:sz w:val="20"/>
+          <w:szCs w:val="20"/>
+        </w:rPr>
+        <w:t>vances in Neural Information Processing Systems 36 (</w:t>
+      </w:r>
+      <w:proofErr w:type="spellStart"/>
+      <w:r>
+        <w:rPr>
+          <w:sz w:val="20"/>
+          <w:szCs w:val="20"/>
+        </w:rPr>
+        <w:t>NeurIPS</w:t>
+      </w:r>
+      <w:proofErr w:type="spellEnd"/>
+      <w:r>
+        <w:rPr>
+          <w:sz w:val="20"/>
+          <w:szCs w:val="20"/>
+        </w:rPr>
+        <w:t xml:space="preserve"> 2023), arXiv:2305.14314. Fine-tuning method used. </w:t>
+      </w:r>
+      <w:hyperlink r:id="rId18" w:history="1">
         <w:r>
           <w:rPr>
             <w:color w:val="0563C1"/>
@@ -17325,21 +19458,55 @@
     </w:p>
     <w:p>
       <w:pPr>
-        <w:pStyle w:val="ListParagraph"/>
-        <w:numPr>
-          <w:ilvl w:val="0"/>
-          <w:numId w:val="1"/>
-        </w:numPr>
+        <w:bidi w:val="0"/>
         <w:spacing w:after="110"/>
+        <w:ind w:left="340" w:hanging="340"/>
       </w:pPr>
       <w:r>
         <w:rPr>
+          <w:b/>
+          <w:bCs/>
+          <w:color w:val="1F4E79"/>
           <w:sz w:val="20"/>
           <w:szCs w:val="20"/>
         </w:rPr>
-        <w:t xml:space="preserve">tree-sitter — incremental parsing library used for the static analyzer's syntax trees. </w:t>
-      </w:r>
-      <w:hyperlink r:id="rId18" w:history="1">
+        <w:lastRenderedPageBreak/>
+        <w:t>[15</w:t>
+      </w:r>
+      <w:proofErr w:type="gramStart"/>
+      <w:r>
+        <w:rPr>
+          <w:b/>
+          <w:bCs/>
+          <w:color w:val="1F4E79"/>
+          <w:sz w:val="20"/>
+          <w:szCs w:val="20"/>
+        </w:rPr>
+        <w:t xml:space="preserve">]  </w:t>
+      </w:r>
+      <w:r>
+        <w:rPr>
+          <w:sz w:val="20"/>
+          <w:szCs w:val="20"/>
+        </w:rPr>
+        <w:t>tree</w:t>
+      </w:r>
+      <w:proofErr w:type="gramEnd"/>
+      <w:r>
+        <w:rPr>
+          <w:sz w:val="20"/>
+          <w:szCs w:val="20"/>
+        </w:rPr>
+        <w:t>-sitter - incremental parsing library used for the sta</w:t>
+      </w:r>
+      <w:r>
+        <w:rPr>
+          <w:sz w:val="20"/>
+          <w:szCs w:val="20"/>
+        </w:rPr>
+        <w:t xml:space="preserve">tic analyzer's syntax trees. </w:t>
+      </w:r>
+      <w:hyperlink r:id="rId19" w:history="1">
         <w:r>
           <w:rPr>
             <w:color w:val="0563C1"/>
@@ -17347,16 +19514,7 @@
             <w:szCs w:val="20"/>
             <w:u w:val="single"/>
           </w:rPr>
-          <w:t>https://tree</w:t>
-        </w:r>
-        <w:r>
-          <w:rPr>
-            <w:color w:val="0563C1"/>
-            <w:sz w:val="20"/>
-            <w:szCs w:val="20"/>
-            <w:u w:val="single"/>
-          </w:rPr>
-          <w:t>-sitter.github.io/tree-sitter/</w:t>
+          <w:t>https://tree-sitter.github.io/tree-sitter/</w:t>
         </w:r>
       </w:hyperlink>
     </w:p>
@@ -17373,10 +19531,10 @@
 <file path=word/numbering.xml><?xml version="1.0" encoding="utf-8"?>
 <w:numbering xmlns:wpc="http://schemas.microsoft.com/office/word/2010/wordprocessingCanvas" xmlns:cx="http://schemas.microsoft.com/office/drawing/2014/chartex" xmlns:cx1="http://schemas.microsoft.com/office/drawing/2015/9/8/chartex" xmlns:cx2="http://schemas.microsoft.com/office/drawing/2015/10/21/chartex" xmlns:cx3="http://schemas.microsoft.com/office/drawing/2016/5/9/chartex" xmlns:cx4="http://schemas.microsoft.com/office/drawing/2016/5/10/chartex" xmlns:cx5="http://schemas.microsoft.com/office/drawing/2016/5/11/chartex" xmlns:cx6="http://schemas.microsoft.com/office/drawing/2016/5/12/chartex" xmlns:cx7="http://schemas.microsoft.com/office/drawing/2016/5/13/chartex" xmlns:cx8="http://schemas.microsoft.com/office/drawing/2016/5/14/chartex" xmlns:mc="http://schemas.openxmlformats.org/markup-compatibility/2006" xmlns:aink="http://schemas.microsoft.com/office/drawing/2016/ink" xmlns:am3d="http://schemas.microsoft.com/office/drawing/2017/model3d" xmlns:o="urn:schemas-microsoft-com:office:office" xmlns:r="http://schemas.openxmlformats.org/officeDocument/2006/relationships" xmlns:m="http://schemas.openxmlformats.org/officeDocument/2006/math" xmlns:v="urn:schemas-microsoft-com:vml" xmlns:wp14="http://schemas.microsoft.com/office/word/2010/wordprocessingDrawing" xmlns:wp="http://schemas.openxmlformats.org/drawingml/2006/wordprocessingDrawing" xmlns:w10="urn:schemas-microsoft-com:office:word" xmlns:w="http://schemas.openxmlformats.org/wordprocessingml/2006/main" xmlns:w14="http://schemas.microsoft.com/office/word/2010/wordml" xmlns:w15="http://schemas.microsoft.com/office/word/2012/wordml" xmlns:w16cex="http://schemas.microsoft.com/office/word/2018/wordml/cex" xmlns:w16cid="http://schemas.microsoft.com/office/word/2016/wordml/cid" xmlns:w16="http://schemas.microsoft.com/office/word/2018/wordml" xmlns:w16sdtdh="http://schemas.microsoft.com/office/word/2020/wordml/sdtdatahash" xmlns:w16se="http://schemas.microsoft.com/office/word/2015/wordml/symex" xmlns:wpg="http://schemas.microsoft.com/office/word/2010/wordprocessingGroup" xmlns:wpi="http://schemas.microsoft.com/office/word/2010/wordprocessingInk" xmlns:wne="http://schemas.microsoft.com/office/word/2006/wordml" xmlns:wps="http://schemas.microsoft.com/office/word/2010/wordprocessingShape" mc:Ignorable="w14 w15 w16se w16cid w16 w16cex w16sdtdh wp14">
   <w:abstractNum w:abstractNumId="0" w15:restartNumberingAfterBreak="0">
-    <w:nsid w:val="0FCD620A"/>
+    <w:nsid w:val="2ABC3302"/>
     <w:multiLevelType w:val="hybridMultilevel"/>
-    <w:tmpl w:val="C374B638"/>
-    <w:lvl w:ilvl="0" w:tplc="26DAD2B6">
+    <w:tmpl w:val="FC6C5552"/>
+    <w:lvl w:ilvl="0" w:tplc="BD6A1768">
       <w:start w:val="1"/>
       <w:numFmt w:val="bullet"/>
       <w:lvlText w:val="●"/>
@@ -17385,7 +19543,7 @@
         <w:ind w:left="720" w:hanging="360"/>
       </w:pPr>
     </w:lvl>
-    <w:lvl w:ilvl="1" w:tplc="46BE4628">
+    <w:lvl w:ilvl="1" w:tplc="5E22C9F0">
       <w:start w:val="1"/>
       <w:numFmt w:val="bullet"/>
       <w:lvlText w:val="○"/>
@@ -17394,7 +19552,7 @@
         <w:ind w:left="1440" w:hanging="360"/>
       </w:pPr>
     </w:lvl>
-    <w:lvl w:ilvl="2" w:tplc="D98C4ED8">
+    <w:lvl w:ilvl="2" w:tplc="8E6A010E">
       <w:start w:val="1"/>
       <w:numFmt w:val="bullet"/>
       <w:lvlText w:val="■"/>
@@ -17403,7 +19561,7 @@
         <w:ind w:left="2160" w:hanging="360"/>
       </w:pPr>
     </w:lvl>
-    <w:lvl w:ilvl="3" w:tplc="3D348594">
+    <w:lvl w:ilvl="3" w:tplc="C4D60276">
       <w:start w:val="1"/>
       <w:numFmt w:val="bullet"/>
       <w:lvlText w:val="●"/>
@@ -17412,7 +19570,7 @@
         <w:ind w:left="2880" w:hanging="360"/>
       </w:pPr>
     </w:lvl>
-    <w:lvl w:ilvl="4" w:tplc="241CAD8A">
+    <w:lvl w:ilvl="4" w:tplc="B776C804">
       <w:start w:val="1"/>
       <w:numFmt w:val="bullet"/>
       <w:lvlText w:val="○"/>
@@ -17421,7 +19579,7 @@
         <w:ind w:left="3600" w:hanging="360"/>
       </w:pPr>
     </w:lvl>
-    <w:lvl w:ilvl="5" w:tplc="34B20DA8">
+    <w:lvl w:ilvl="5" w:tplc="CFEC0920">
       <w:start w:val="1"/>
       <w:numFmt w:val="bullet"/>
       <w:lvlText w:val="■"/>
@@ -17430,7 +19588,7 @@
         <w:ind w:left="4320" w:hanging="360"/>
       </w:pPr>
     </w:lvl>
-    <w:lvl w:ilvl="6" w:tplc="21CAAC94">
+    <w:lvl w:ilvl="6" w:tplc="8AE4D9EE">
       <w:start w:val="1"/>
       <w:numFmt w:val="bullet"/>
       <w:lvlText w:val="●"/>
@@ -17439,7 +19597,7 @@
         <w:ind w:left="5040" w:hanging="360"/>
       </w:pPr>
     </w:lvl>
-    <w:lvl w:ilvl="7" w:tplc="1ECCF220">
+    <w:lvl w:ilvl="7" w:tplc="300A7630">
       <w:start w:val="1"/>
       <w:numFmt w:val="bullet"/>
       <w:lvlText w:val="●"/>
@@ -17448,7 +19606,7 @@
         <w:ind w:left="5760" w:hanging="360"/>
       </w:pPr>
     </w:lvl>
-    <w:lvl w:ilvl="8" w:tplc="80C4401A">
+    <w:lvl w:ilvl="8" w:tplc="AEFEEAE6">
       <w:start w:val="1"/>
       <w:numFmt w:val="bullet"/>
       <w:lvlText w:val="●"/>

--- a/SecureAssist_Paper.docx
+++ b/SecureAssist_Paper.docx
@@ -7,12 +7,7 @@
         <w:bidi w:val="0"/>
         <w:spacing w:after="70"/>
         <w:jc w:val="center"/>
-        <w:rPr>
-          <w:rFonts w:hint="cs"/>
-          <w:rtl/>
-        </w:rPr>
       </w:pPr>
-      <w:proofErr w:type="spellStart"/>
       <w:r>
         <w:rPr>
           <w:b/>
@@ -23,7 +18,6 @@
         </w:rPr>
         <w:t>SecureAssist</w:t>
       </w:r>
-      <w:proofErr w:type="spellEnd"/>
     </w:p>
     <w:p>
       <w:pPr>
@@ -81,13 +75,18 @@
         <w:bidi w:val="0"/>
         <w:spacing w:after="130" w:line="278" w:lineRule="auto"/>
       </w:pPr>
-      <w:proofErr w:type="spellStart"/>
-      <w:r>
-        <w:t>SecureAssist</w:t>
-      </w:r>
-      <w:proofErr w:type="spellEnd"/>
-      <w:r>
-        <w:t xml:space="preserve"> detects, explains and repairs security vulnerabilities inside the IDE. A tree-sitter static analyzer performs taint tracking across ten CWEs in Python, Java and C; its findings are passed to a fine-tuned Qwen2.5-Coder</w:t>
+      <w:r>
+        <w:t>SecureAssist detects, explains and repairs security vulnerabilities inside the IDE. A tree-sitter</w:t>
+      </w:r>
+      <w:r>
+        <w:rPr>
+          <w:color w:val="2E75B6"/>
+          <w:vertAlign w:val="superscript"/>
+        </w:rPr>
+        <w:t>15</w:t>
+      </w:r>
+      <w:r>
+        <w:t xml:space="preserve"> static analyzer performs taint tracking across ten CWEs in Python, Java and C; its findings are passed to a Qwen2.5-Coder</w:t>
       </w:r>
       <w:r>
         <w:rPr>
@@ -97,13 +96,20 @@
         <w:t>13</w:t>
       </w:r>
       <w:r>
-        <w:t>-7B model, which augment</w:t>
-      </w:r>
-      <w:r>
-        <w:t>s them with additional findings and generates repairs; an AI teacher agent explains each finding to the developer. The reported configuration takes the union of both sources - the model adds findings and does not remove them, a design point examined in Sec</w:t>
-      </w:r>
-      <w:r>
-        <w:t>tion 6.3.</w:t>
+        <w:t>-7B model fine-tuned with QLoRA</w:t>
+      </w:r>
+      <w:r>
+        <w:rPr>
+          <w:color w:val="2E75B6"/>
+          <w:vertAlign w:val="superscript"/>
+        </w:rPr>
+        <w:t>14</w:t>
+      </w:r>
+      <w:r>
+        <w:t xml:space="preserve">, which augments them with additional findings and generates repairs; an AI teacher agent explains each finding to the developer. The reported configuration takes the union of both sources - the model adds findings and does not remove them, a design point </w:t>
+      </w:r>
+      <w:r>
+        <w:t>examined in Section 6.3.</w:t>
       </w:r>
     </w:p>
     <w:p>
@@ -128,7 +134,17 @@
           <w:sz w:val="21"/>
           <w:szCs w:val="21"/>
         </w:rPr>
-        <w:t>Supported weaknesses</w:t>
+        <w:t>Supported weaknesse</w:t>
+      </w:r>
+      <w:r>
+        <w:rPr>
+          <w:b/>
+          <w:bCs/>
+          <w:color w:val="2E75B6"/>
+          <w:sz w:val="21"/>
+          <w:szCs w:val="21"/>
+        </w:rPr>
+        <w:t>s</w:t>
       </w:r>
     </w:p>
     <w:tbl>
@@ -146,7 +162,7 @@
           <w:left w:w="10" w:type="dxa"/>
           <w:right w:w="10" w:type="dxa"/>
         </w:tblCellMar>
-        <w:tblLook w:val="04A0" w:firstRow="1" w:lastRow="0" w:firstColumn="1" w:lastColumn="0" w:noHBand="0" w:noVBand="1"/>
+        <w:tblLook w:val="0000" w:firstRow="0" w:lastRow="0" w:firstColumn="0" w:lastColumn="0" w:noHBand="0" w:noVBand="0"/>
       </w:tblPr>
       <w:tblGrid>
         <w:gridCol w:w="1500"/>
@@ -1674,29 +1690,7 @@
           <w:sz w:val="18"/>
           <w:szCs w:val="18"/>
         </w:rPr>
-        <w:t xml:space="preserve">CWEs, for </w:t>
-      </w:r>
-      <w:proofErr w:type="spellStart"/>
-      <w:r>
-        <w:rPr>
-          <w:i/>
-          <w:iCs/>
-          <w:color w:val="444444"/>
-          <w:sz w:val="18"/>
-          <w:szCs w:val="18"/>
-        </w:rPr>
-        <w:t>SecureAssist</w:t>
-      </w:r>
-      <w:proofErr w:type="spellEnd"/>
-      <w:r>
-        <w:rPr>
-          <w:i/>
-          <w:iCs/>
-          <w:color w:val="444444"/>
-          <w:sz w:val="18"/>
-          <w:szCs w:val="18"/>
-        </w:rPr>
-        <w:t xml:space="preserve"> and for every tool it is compared against.</w:t>
+        <w:t>CWEs, for SecureAssist and for every tool it is compared against.</w:t>
       </w:r>
     </w:p>
     <w:p>
@@ -1730,7 +1724,7 @@
           <w:left w:w="10" w:type="dxa"/>
           <w:right w:w="10" w:type="dxa"/>
         </w:tblCellMar>
-        <w:tblLook w:val="04A0" w:firstRow="1" w:lastRow="0" w:firstColumn="1" w:lastColumn="0" w:noHBand="0" w:noVBand="1"/>
+        <w:tblLook w:val="0000" w:firstRow="0" w:lastRow="0" w:firstColumn="0" w:lastColumn="0" w:noHBand="0" w:noVBand="0"/>
       </w:tblPr>
       <w:tblGrid>
         <w:gridCol w:w="1900"/>
@@ -1919,20 +1913,8 @@
                 <w:sz w:val="18"/>
                 <w:szCs w:val="18"/>
               </w:rPr>
-              <w:t xml:space="preserve">Python - </w:t>
-            </w:r>
-            <w:proofErr w:type="spellStart"/>
-            <w:r>
-              <w:rPr>
-                <w:b/>
-                <w:bCs/>
-                <w:color w:val="000000"/>
-                <w:sz w:val="18"/>
-                <w:szCs w:val="18"/>
-              </w:rPr>
-              <w:t>RealVuln</w:t>
-            </w:r>
-            <w:proofErr w:type="spellEnd"/>
+              <w:t>Python - RealVuln</w:t>
+            </w:r>
           </w:p>
         </w:tc>
         <w:tc>
@@ -2388,26 +2370,10 @@
         <w:spacing w:after="80"/>
       </w:pPr>
       <w:r>
-        <w:t xml:space="preserve">On real-world Python code, restricted to the supported CWEs and the retrievable projects, </w:t>
-      </w:r>
-      <w:proofErr w:type="spellStart"/>
-      <w:r>
-        <w:t>SecureAssist</w:t>
-      </w:r>
-      <w:proofErr w:type="spellEnd"/>
-      <w:r>
-        <w:t xml:space="preserve"> records the highest recall of the twelve</w:t>
-      </w:r>
-      <w:r>
-        <w:t xml:space="preserve"> scanners compared on that subset, including Claude Opus 5, GPT-5.5 and Gemini 3.1 Pro operating </w:t>
-      </w:r>
-      <w:proofErr w:type="spellStart"/>
-      <w:r>
-        <w:t>agentically</w:t>
-      </w:r>
-      <w:proofErr w:type="spellEnd"/>
-      <w:r>
-        <w:t xml:space="preserve"> over the whole repository. Its precision is lower than theirs.</w:t>
+        <w:t>On real-world Python code, restricted to the supported CWEs and the retrievable projects, SecureAssist records the highest recall of the twelve</w:t>
+      </w:r>
+      <w:r>
+        <w:t xml:space="preserve"> scanners compared on that subset, including Claude Opus 5, GPT-5.5 and Gemini 3.1 Pro operating agentically over the whole repository. Its precision is lower than theirs.</w:t>
       </w:r>
     </w:p>
     <w:p>
@@ -2423,23 +2389,17 @@
         <w:t>On weak cryptography the analyzer detects all vulnerable cases with no false positiv</w:t>
       </w:r>
       <w:r>
-        <w:t xml:space="preserve">es, where an independent 2026 evaluation records </w:t>
-      </w:r>
-      <w:proofErr w:type="spellStart"/>
-      <w:r>
-        <w:t>CodeQL</w:t>
-      </w:r>
-      <w:proofErr w:type="spellEnd"/>
-      <w:r>
-        <w:t xml:space="preserve"> and </w:t>
-      </w:r>
-      <w:proofErr w:type="spellStart"/>
-      <w:r>
-        <w:t>Semgrep</w:t>
-      </w:r>
-      <w:proofErr w:type="spellEnd"/>
-      <w:r>
-        <w:t xml:space="preserve"> at a false-positive rate of 1.00 on the same CWE.</w:t>
+        <w:t>es, where an independent 2026 evaluation</w:t>
+      </w:r>
+      <w:r>
+        <w:rPr>
+          <w:color w:val="2E75B6"/>
+          <w:vertAlign w:val="superscript"/>
+        </w:rPr>
+        <w:t>6</w:t>
+      </w:r>
+      <w:r>
+        <w:t xml:space="preserve"> records CodeQL and Semgrep at a false-positive rate of 1.00 on the same CWE.</w:t>
       </w:r>
     </w:p>
     <w:p>
@@ -2453,10 +2413,10 @@
       </w:pPr>
       <w:r>
         <w:lastRenderedPageBreak/>
-        <w:t>Adding the model raises recall and F3 in all three languages. Evaluated standalone on C the model reaches 97.7% precision; the union-based</w:t>
-      </w:r>
-      <w:r>
-        <w:t xml:space="preserve"> hybrid does not inherit that precision, reaching 60.4%, because a union cannot discard the analyzer's false positives.</w:t>
+        <w:t>Adding the model raises recall and F3 in all three languages. Evaluated standalone on C the model reaches 97.7% precision; the union-base</w:t>
+      </w:r>
+      <w:r>
+        <w:t>d hybrid does not inherit that precision, reaching 60.4%, because a union cannot discard the analyzer's false positives.</w:t>
       </w:r>
     </w:p>
     <w:p>
@@ -2469,18 +2429,10 @@
         <w:spacing w:after="80"/>
       </w:pPr>
       <w:r>
-        <w:t>All 283 flagged safe cases on the OWASP Benchmark were classified. Each relies on a construct the benchmark introduces to defeat lightwe</w:t>
-      </w:r>
-      <w:r>
-        <w:t xml:space="preserve">ight analysis, 80% involving runtime reflection; none uses a </w:t>
-      </w:r>
-      <w:proofErr w:type="spellStart"/>
-      <w:r>
-        <w:t>sanitisation</w:t>
-      </w:r>
-      <w:proofErr w:type="spellEnd"/>
-      <w:r>
-        <w:t xml:space="preserve"> pattern typical of production code.</w:t>
+        <w:t>All 283 flagged safe cases on the OWASP Benchmark were classified. Each relies on a construct the benchmark introduces to defeat lightw</w:t>
+      </w:r>
+      <w:r>
+        <w:t>eight analysis, 80% involving runtime reflection; none uses a sanitisation pattern typical of production code.</w:t>
       </w:r>
     </w:p>
     <w:p>
@@ -2493,15 +2445,7 @@
         <w:spacing w:after="80"/>
       </w:pPr>
       <w:r>
-        <w:t xml:space="preserve">All benchmark cases present in the model's fine-tuning corpus were excluded, and </w:t>
-      </w:r>
-      <w:proofErr w:type="spellStart"/>
-      <w:r>
-        <w:t>RealVuln</w:t>
-      </w:r>
-      <w:proofErr w:type="spellEnd"/>
-      <w:r>
-        <w:t xml:space="preserve"> was verified uncontaminated at content and line level.</w:t>
+        <w:t>All benchmark cases present in the model's fine-tuning corpus were excluded, and RealVuln was verified uncontaminated at content and line level.</w:t>
       </w:r>
     </w:p>
     <w:p>
@@ -2510,13 +2454,10 @@
         <w:spacing w:after="130" w:line="278" w:lineRule="auto"/>
       </w:pPr>
       <w:r>
-        <w:t>O</w:t>
-      </w:r>
-      <w:r>
-        <w:t>n the evidence below the hybrid is the more suitable default: it improves recall and F3 in all three languages, and it is the only configuration that can produce a repair. The cost is precision, and that cost falls mainly on synthetic adversarial cases rat</w:t>
-      </w:r>
-      <w:r>
-        <w:t>her than on the real applications measured in Section 3. Section 6 sets out both sides of that trade and Section 6.3 describes the change that would most improve it.</w:t>
+        <w:t>On the evidence below the hybrid is the more suitable default: it improves recall and F3 in all three languages, and it is the only configuration that can produce a repair. The cost is precision, and that cost falls mainly on synthetic adversarial cases ra</w:t>
+      </w:r>
+      <w:r>
+        <w:t>ther than on the real applications measured in Section 3. Section 6 sets out both sides of that trade and Section 6.3 describes the change that would most improve it.</w:t>
       </w:r>
     </w:p>
     <w:p>
@@ -2587,25 +2528,7 @@
           <w:sz w:val="17"/>
           <w:szCs w:val="17"/>
         </w:rPr>
-        <w:t xml:space="preserve">precision = TP / (TP + </w:t>
-      </w:r>
-      <w:proofErr w:type="gramStart"/>
-      <w:r>
-        <w:rPr>
-          <w:rFonts w:ascii="Consolas" w:eastAsia="Consolas" w:hAnsi="Consolas" w:cs="Consolas"/>
-          <w:sz w:val="17"/>
-          <w:szCs w:val="17"/>
-        </w:rPr>
-        <w:t xml:space="preserve">FP)   </w:t>
-      </w:r>
-      <w:proofErr w:type="gramEnd"/>
-      <w:r>
-        <w:rPr>
-          <w:rFonts w:ascii="Consolas" w:eastAsia="Consolas" w:hAnsi="Consolas" w:cs="Consolas"/>
-          <w:sz w:val="17"/>
-          <w:szCs w:val="17"/>
-        </w:rPr>
-        <w:t xml:space="preserve">     recall = TP / (TP + FN)</w:t>
+        <w:t>precision = TP / (TP + FP)        recall = TP / (TP + FN)</w:t>
       </w:r>
     </w:p>
     <w:p>
@@ -2620,25 +2543,7 @@
           <w:sz w:val="17"/>
           <w:szCs w:val="17"/>
         </w:rPr>
-        <w:t xml:space="preserve">FPR       = FP / (FP + </w:t>
-      </w:r>
-      <w:proofErr w:type="gramStart"/>
-      <w:r>
-        <w:rPr>
-          <w:rFonts w:ascii="Consolas" w:eastAsia="Consolas" w:hAnsi="Consolas" w:cs="Consolas"/>
-          <w:sz w:val="17"/>
-          <w:szCs w:val="17"/>
-        </w:rPr>
-        <w:t xml:space="preserve">TN)   </w:t>
-      </w:r>
-      <w:proofErr w:type="gramEnd"/>
-      <w:r>
-        <w:rPr>
-          <w:rFonts w:ascii="Consolas" w:eastAsia="Consolas" w:hAnsi="Consolas" w:cs="Consolas"/>
-          <w:sz w:val="17"/>
-          <w:szCs w:val="17"/>
-        </w:rPr>
-        <w:t xml:space="preserve">     Youden  = recall - FPR</w:t>
+        <w:t>FPR       = FP / (FP + TN)        Youden  = recall - FPR</w:t>
       </w:r>
     </w:p>
     <w:p>
@@ -2663,10 +2568,7 @@
         <w:spacing w:after="130" w:line="278" w:lineRule="auto"/>
       </w:pPr>
       <w:r>
-        <w:t>Youden's J statistic, intro</w:t>
-      </w:r>
-      <w:r>
-        <w:t>duced by W. J. Youden in 1950 to rate medical diagnostic tests, is the official metric of the OWASP Benchmark</w:t>
+        <w:t>Youden's J statistic, introduced by W. J. Youden in 1950 to rate medical diagnostic tests, is the official metric of the OWASP Benchmark</w:t>
       </w:r>
       <w:r>
         <w:rPr>
@@ -2676,7 +2578,10 @@
         <w:t>1</w:t>
       </w:r>
       <w:r>
-        <w:t>. It is the true-positive rate minus the false-positive rate, conventionally reported on a 0-100 scale.</w:t>
+        <w:t>. It is the true-positive rate minus the fals</w:t>
+      </w:r>
+      <w:r>
+        <w:t>e-positive rate, conventionally reported on a 0-100 scale.</w:t>
       </w:r>
     </w:p>
     <w:p>
@@ -2685,18 +2590,13 @@
         <w:spacing w:after="130" w:line="278" w:lineRule="auto"/>
       </w:pPr>
       <w:r>
-        <w:t xml:space="preserve">Its value is that it </w:t>
-      </w:r>
-      <w:proofErr w:type="spellStart"/>
-      <w:r>
-        <w:t>penalises</w:t>
-      </w:r>
-      <w:proofErr w:type="spellEnd"/>
-      <w:r>
-        <w:t xml:space="preserve"> both trivial strategies. A tool that flags every case has a recall of 100% and a false-positive rate of 100%, scoring 0. A tool that flags nothing scores 0 as well. A score of 0 therefore means the tool carries no more inform</w:t>
-      </w:r>
-      <w:r>
-        <w:t>ation than a coin toss, 100 means perfect discrimination - every vulnerability found, no safe case flagged - and a negative score means the tool is actively misleading. In the published OWASP scorecards several tools sit at or below 0.</w:t>
+        <w:t>Its value is that it penalises both trivial strategies. A tool that flags every case has a recall of 100% and a false-positive rate of 100%, scoring 0. A tool that flags nothing scores 0 as well. A</w:t>
+      </w:r>
+      <w:r>
+        <w:t xml:space="preserve"> score of 0 therefore means the tool carries no more information than a coin toss, 100 means perfect discrimination - every vulnerability found, no safe case flagged - and a negative score means the tool is actively misleading. In the published OWASP score</w:t>
+      </w:r>
+      <w:r>
+        <w:t>cards several tools sit at or below 0.</w:t>
       </w:r>
     </w:p>
     <w:p>
@@ -2705,10 +2605,7 @@
         <w:spacing w:after="130" w:line="278" w:lineRule="auto"/>
       </w:pPr>
       <w:r>
-        <w:t xml:space="preserve">Read geometrically, </w:t>
-      </w:r>
-      <w:r>
-        <w:t>Youden</w:t>
+        <w:t>Read geometrically, Youden</w:t>
       </w:r>
       <w:r>
         <w:rPr>
@@ -2734,7 +2631,7 @@
           <w:sz w:val="18"/>
           <w:szCs w:val="18"/>
         </w:rPr>
-        <w:t>Youden weights the two errors equally by construction, since it is a plain subtraction. That</w:t>
+        <w:t>Youden weights the two errors equ</w:t>
       </w:r>
       <w:r>
         <w:rPr>
@@ -2744,7 +2641,7 @@
           <w:sz w:val="18"/>
           <w:szCs w:val="18"/>
         </w:rPr>
-        <w:t xml:space="preserve"> makes it a sound way to rank detectors on a balanced corpus and a poor way to decide what a developer tool should do, for the reasons given below.</w:t>
+        <w:t>ally by construction, since it is a plain subtraction. That makes it a sound way to rank detectors on a balanced corpus and a poor way to decide what a developer tool should do, for the reasons given below.</w:t>
       </w:r>
     </w:p>
     <w:p>
@@ -2769,21 +2666,13 @@
         <w:spacing w:after="130" w:line="278" w:lineRule="auto"/>
       </w:pPr>
       <w:r>
-        <w:t>Recall and precision trade against each other: a tool can reach perfect recall by reporting e</w:t>
-      </w:r>
-      <w:r>
-        <w:t xml:space="preserve">very line, and perfect precision by reporting almost nothing. </w:t>
-      </w:r>
-      <w:proofErr w:type="spellStart"/>
-      <w:r>
-        <w:t>Joern</w:t>
-      </w:r>
-      <w:proofErr w:type="spellEnd"/>
-      <w:r>
-        <w:t xml:space="preserve"> illustrates the second failure mode, achieving a very low false-positive rate on the OWASP Benchmark at 8.2% recall. A single combined figure is therefore needed, and the F-measure provide</w:t>
-      </w:r>
-      <w:r>
-        <w:t>s one:</w:t>
+        <w:t>Recall and precision trade against</w:t>
+      </w:r>
+      <w:r>
+        <w:t xml:space="preserve"> each other: a tool can reach perfect recall by reporting every line, and perfect precision by reporting almost nothing. Joern illustrates the second failure mode, achieving a very low false-positive rate on the OWASP Benchmark at 8.2% recall. A single com</w:t>
+      </w:r>
+      <w:r>
+        <w:t>bined figure is therefore needed, and the F-measure provides one:</w:t>
       </w:r>
     </w:p>
     <w:p>
@@ -2792,23 +2681,13 @@
         <w:bidi w:val="0"/>
         <w:spacing w:before="40" w:after="40"/>
       </w:pPr>
-      <w:proofErr w:type="spellStart"/>
       <w:r>
         <w:rPr>
           <w:rFonts w:ascii="Consolas" w:eastAsia="Consolas" w:hAnsi="Consolas" w:cs="Consolas"/>
           <w:sz w:val="17"/>
           <w:szCs w:val="17"/>
         </w:rPr>
-        <w:t>F_beta</w:t>
-      </w:r>
-      <w:proofErr w:type="spellEnd"/>
-      <w:r>
-        <w:rPr>
-          <w:rFonts w:ascii="Consolas" w:eastAsia="Consolas" w:hAnsi="Consolas" w:cs="Consolas"/>
-          <w:sz w:val="17"/>
-          <w:szCs w:val="17"/>
-        </w:rPr>
-        <w:t xml:space="preserve"> = (1 + beta^2) * precision * recall / (beta^2 * precision + recall)</w:t>
+        <w:t>F_beta = (1 + beta^2) * precision * recall / (beta^2 * precision + recall)</w:t>
       </w:r>
     </w:p>
     <w:p>
@@ -2817,10 +2696,10 @@
         <w:spacing w:after="130" w:line="278" w:lineRule="auto"/>
       </w:pPr>
       <w:r>
-        <w:t>The parameter beta sets the exchange rate between the two. F1, with beta = 1, weights them equally. F3, with beta = 3, weights recall beta-squared - nine times - as heavily a</w:t>
-      </w:r>
-      <w:r>
-        <w:t>s precision.</w:t>
+        <w:t>The parameter beta sets the exchange rate between the two. F1, with beta = 1, weights them equally. F3, with beta =</w:t>
+      </w:r>
+      <w:r>
+        <w:t xml:space="preserve"> 3, weights recall beta-squared - nine times - as heavily as precision.</w:t>
       </w:r>
     </w:p>
     <w:p>
@@ -2845,18 +2724,10 @@
         <w:spacing w:after="130" w:line="278" w:lineRule="auto"/>
       </w:pPr>
       <w:r>
-        <w:t xml:space="preserve">Because the two errors do not cost the same. A vulnerability the tool fails to report may reach production and be exploited; the cost is unbounded and falls on the users of the software. A </w:t>
-      </w:r>
-      <w:proofErr w:type="gramStart"/>
-      <w:r>
-        <w:t>false positive costs</w:t>
-      </w:r>
-      <w:proofErr w:type="gramEnd"/>
-      <w:r>
-        <w:t xml:space="preserve"> a developer the seconds ne</w:t>
-      </w:r>
-      <w:r>
-        <w:t>eded to read it and dismiss it; the cost is small, bounded, and falls on someone who is already looking at the code.</w:t>
+        <w:t xml:space="preserve">Because the two errors do not cost the same. A vulnerability the tool fails to report may reach production and be exploited; the cost is unbounded and falls on the users of the </w:t>
+      </w:r>
+      <w:r>
+        <w:t>software. A false positive costs a developer the seconds needed to read it and dismiss it; the cost is small, bounded, and falls on someone who is already looking at the code.</w:t>
       </w:r>
     </w:p>
     <w:p>
@@ -2865,29 +2736,16 @@
         <w:spacing w:after="130" w:line="278" w:lineRule="auto"/>
       </w:pPr>
       <w:r>
-        <w:t xml:space="preserve">This asymmetry is sharper for </w:t>
-      </w:r>
-      <w:proofErr w:type="spellStart"/>
-      <w:r>
-        <w:t>SecureAssist</w:t>
-      </w:r>
-      <w:proofErr w:type="spellEnd"/>
-      <w:r>
-        <w:t xml:space="preserve"> than for a batch scanner, because of how findings are surfaced. They appear inline in the editor</w:t>
-      </w:r>
-      <w:r>
-        <w:t xml:space="preserve"> beside the code that produced them, so evaluating one does not require a context switch into a separate report. Dismissal is a single action, and suppressions are persisted keyed on the </w:t>
-      </w:r>
-      <w:proofErr w:type="spellStart"/>
-      <w:r>
-        <w:t>normalised</w:t>
-      </w:r>
-      <w:proofErr w:type="spellEnd"/>
-      <w:r>
-        <w:t xml:space="preserve"> source text of the finding rather than on a line number, s</w:t>
-      </w:r>
-      <w:r>
-        <w:t>o a suppressed false positive does not reappear when surrounding code shifts - while genuinely changed code at the same location is reported again. A missed vulnerability, by contrast, is silent: the developer is never told there was anything to look at.</w:t>
+        <w:t xml:space="preserve">This asymmetry is sharper for SecureAssist than for a batch scanner, because of </w:t>
+      </w:r>
+      <w:r>
+        <w:t>how findings are surfaced. They appear inline in the editor beside the code that produced them, so evaluating one does not require a context switch into a separate report. Dismissal is a single action, and suppressions are persisted keyed on the normalised</w:t>
+      </w:r>
+      <w:r>
+        <w:t xml:space="preserve"> source text of the finding rather than on a line number, so a suppressed false positive does not reappear when surrounding code shifts - while genuinely changed code at the same location is reported again. A missed vulnerability, by contrast, is silent: t</w:t>
+      </w:r>
+      <w:r>
+        <w:t>he developer is never told there was anything to look at.</w:t>
       </w:r>
     </w:p>
     <w:p>
@@ -2903,7 +2761,7 @@
           <w:sz w:val="18"/>
           <w:szCs w:val="18"/>
         </w:rPr>
-        <w:t>T</w:t>
+        <w:t>The suppression mechanism described here is implemented in the extension. The claim that a false positive is therefore inexpensive is a design rationale rather than a measured result; no developer-t</w:t>
       </w:r>
       <w:r>
         <w:rPr>
@@ -2913,17 +2771,7 @@
           <w:sz w:val="18"/>
           <w:szCs w:val="18"/>
         </w:rPr>
-        <w:t>he suppression mechanism described here is implemented in the extension. The claim that a false positive is therefore inexpensive is a design rationale rather than a measured result; no developer-time study was conducted, and the relative cost of the two e</w:t>
-      </w:r>
-      <w:r>
-        <w:rPr>
-          <w:i/>
-          <w:iCs/>
-          <w:color w:val="444444"/>
-          <w:sz w:val="18"/>
-          <w:szCs w:val="18"/>
-        </w:rPr>
-        <w:t>rror types is not established empirically by this work.</w:t>
+        <w:t>ime study was conducted, and the relative cost of the two error types is not established empirically by this work.</w:t>
       </w:r>
     </w:p>
     <w:p>
@@ -2933,26 +2781,10 @@
       </w:pPr>
       <w:r>
         <w:lastRenderedPageBreak/>
-        <w:t xml:space="preserve">F3 is not our invention, and adopting a metric that flatters a high-recall tool would be worth little if we had chosen it ourselves. It is the headline metric of </w:t>
-      </w:r>
-      <w:proofErr w:type="spellStart"/>
-      <w:r>
-        <w:t>RealVuln</w:t>
-      </w:r>
-      <w:proofErr w:type="spellEnd"/>
-      <w:r>
-        <w:t>, selected by that benchmark's</w:t>
-      </w:r>
-      <w:r>
-        <w:t xml:space="preserve"> authors on the stated grounds that a single missed vulnerability can lead to a breach. We adopt their metric on their benchmark rather than substituting a more </w:t>
-      </w:r>
-      <w:proofErr w:type="spellStart"/>
-      <w:r>
-        <w:t>favourable</w:t>
-      </w:r>
-      <w:proofErr w:type="spellEnd"/>
-      <w:r>
-        <w:t xml:space="preserve"> one.</w:t>
+        <w:t>F3 is not our invention, and adopting a metric that flatters a high-recall tool would be worth little if we had chosen it ourselves. It is th</w:t>
+      </w:r>
+      <w:r>
+        <w:t>e headline metric of RealVuln, selected by that benchmark's authors on the stated grounds that a single missed vulnerability can lead to a breach. We adopt their metric on their benchmark rather than substituting a more favourable one.</w:t>
       </w:r>
     </w:p>
     <w:p>
@@ -2968,20 +2800,8 @@
           <w:sz w:val="21"/>
           <w:szCs w:val="21"/>
         </w:rPr>
-        <w:t xml:space="preserve">Why the other metrics are still </w:t>
-      </w:r>
-      <w:proofErr w:type="gramStart"/>
-      <w:r>
-        <w:rPr>
-          <w:b/>
-          <w:bCs/>
-          <w:color w:val="2E75B6"/>
-          <w:sz w:val="21"/>
-          <w:szCs w:val="21"/>
-        </w:rPr>
-        <w:t>reported</w:t>
-      </w:r>
-      <w:proofErr w:type="gramEnd"/>
+        <w:t>Why the other metrics are still reported</w:t>
+      </w:r>
     </w:p>
     <w:p>
       <w:pPr>
@@ -2989,34 +2809,10 @@
         <w:spacing w:after="130" w:line="278" w:lineRule="auto"/>
       </w:pPr>
       <w:r>
-        <w:t xml:space="preserve">F1 is reported alongside F3 throughout, including in the places where it ranks </w:t>
-      </w:r>
-      <w:proofErr w:type="spellStart"/>
-      <w:r>
-        <w:t>SecureAssist</w:t>
-      </w:r>
-      <w:proofErr w:type="spellEnd"/>
-      <w:r>
-        <w:t xml:space="preserve"> lower - on </w:t>
-      </w:r>
-      <w:proofErr w:type="spellStart"/>
-      <w:r>
-        <w:t>RealVuln</w:t>
-      </w:r>
-      <w:proofErr w:type="spellEnd"/>
-      <w:r>
-        <w:t xml:space="preserve"> the static analyzer scores 67.5 on F1 against Claude Opus 5's 72.1, while leading on F3. Presenting onl</w:t>
-      </w:r>
-      <w:r>
-        <w:t xml:space="preserve">y the </w:t>
-      </w:r>
-      <w:proofErr w:type="spellStart"/>
-      <w:r>
-        <w:t>favourable</w:t>
-      </w:r>
-      <w:proofErr w:type="spellEnd"/>
-      <w:r>
-        <w:t xml:space="preserve"> metric would be a form of selection, and a reader who reconstructs the other ordering would be right to distrust everything else in the document.</w:t>
+        <w:t>F1 is reported alongside F3 throughout, including in the places where it ranks SecureAssist lower - on RealVuln the static analyzer scores 67.5 on F1 against Claude Opus 5's 72.1, while leading on F3. Presenting onl</w:t>
+      </w:r>
+      <w:r>
+        <w:t>y the favourable metric would be a form of selection, and a reader who reconstructs the other ordering would be right to distrust everything else in the document.</w:t>
       </w:r>
     </w:p>
     <w:p>
@@ -3038,15 +2834,7 @@
         <w:t xml:space="preserve"> because it is those benchmarks' officia</w:t>
       </w:r>
       <w:r>
-        <w:t xml:space="preserve">l metric and because their construction supports it. Youden requires a well-defined set of true negatives, which exists there: every vulnerable case is paired with a safe twin. </w:t>
-      </w:r>
-      <w:proofErr w:type="spellStart"/>
-      <w:r>
-        <w:t>RealVuln</w:t>
-      </w:r>
-      <w:proofErr w:type="spellEnd"/>
-      <w:r>
-        <w:t xml:space="preserve"> has no comparable negative set - it labels findings in real applicatio</w:t>
+        <w:t>l metric and because their construction supports it. Youden requires a well-defined set of true negatives, which exists there: every vulnerable case is paired with a safe twin. RealVuln has no comparable negative set - it labels findings in real applicatio</w:t>
       </w:r>
       <w:r>
         <w:t>ns rather than pairing cases - so the F-measure family, which does not use true negatives, is the appropriate choice. This is why Section 6 compares the two configurations on F3 across all three languages rather than on Youden.</w:t>
@@ -3149,13 +2937,8 @@
         <w:bidi w:val="0"/>
         <w:spacing w:after="130" w:line="278" w:lineRule="auto"/>
       </w:pPr>
-      <w:proofErr w:type="spellStart"/>
-      <w:r>
-        <w:t>RealVuln</w:t>
-      </w:r>
-      <w:proofErr w:type="spellEnd"/>
-      <w:r>
-        <w:t xml:space="preserve"> was independently verified clean: no exac</w:t>
+      <w:r>
+        <w:t>RealVuln was independently verified clean: no exac</w:t>
       </w:r>
       <w:r>
         <w:t>t content match and no file above 30% line-level overlap against the 575 Python files in the training corpus. It is the only fully held-out third-party benchmark in this evaluation.</w:t>
@@ -3233,33 +3016,16 @@
           <w:sz w:val="21"/>
           <w:szCs w:val="21"/>
         </w:rPr>
-        <w:t xml:space="preserve">2.2.4 Position-aware matching on </w:t>
-      </w:r>
-      <w:proofErr w:type="spellStart"/>
-      <w:r>
-        <w:rPr>
-          <w:b/>
-          <w:bCs/>
-          <w:color w:val="2E75B6"/>
-          <w:sz w:val="21"/>
-          <w:szCs w:val="21"/>
-        </w:rPr>
-        <w:t>RealVuln</w:t>
-      </w:r>
-      <w:proofErr w:type="spellEnd"/>
+        <w:t>2.2.4 Position-aware matching on RealVuln</w:t>
+      </w:r>
     </w:p>
     <w:p>
       <w:pPr>
         <w:bidi w:val="0"/>
         <w:spacing w:after="130" w:line="278" w:lineRule="auto"/>
       </w:pPr>
-      <w:proofErr w:type="spellStart"/>
-      <w:r>
-        <w:t>RealVuln</w:t>
-      </w:r>
-      <w:proofErr w:type="spellEnd"/>
-      <w:r>
-        <w:t xml:space="preserve"> labels a file, a line range and a CWE. A detection counts only when al</w:t>
+      <w:r>
+        <w:t>RealVuln labels a file, a line range and a CWE. A detection counts only when al</w:t>
       </w:r>
       <w:r>
         <w:t xml:space="preserve">l three agree - the correct CWE within ten lines of the labelled range. Verification on the static results: 118 matches used the label's primary CWE exactly and 37 used a declared acceptable alternative, while 29 findings were rejected for naming the </w:t>
@@ -3297,15 +3063,7 @@
         <w:t>Where a model call failed, the case is excluded from every co</w:t>
       </w:r>
       <w:r>
-        <w:t xml:space="preserve">lumn so that no configuration is scored on cases another never saw. Seven cases were excluded on the synthetic benchmarks and four files on </w:t>
-      </w:r>
-      <w:proofErr w:type="spellStart"/>
-      <w:r>
-        <w:t>RealVuln</w:t>
-      </w:r>
-      <w:proofErr w:type="spellEnd"/>
-      <w:r>
-        <w:t>. Mean inference time was 6.1 seconds per case.</w:t>
+        <w:t>lumn so that no configuration is scored on cases another never saw. Seven cases were excluded on the synthetic benchmarks and four files on RealVuln. Mean inference time was 6.1 seconds per case.</w:t>
       </w:r>
     </w:p>
     <w:p>
@@ -3333,49 +3091,16 @@
           <w:szCs w:val="29"/>
         </w:rPr>
         <w:lastRenderedPageBreak/>
-        <w:t xml:space="preserve">3. Python - </w:t>
-      </w:r>
-      <w:proofErr w:type="spellStart"/>
-      <w:r>
-        <w:rPr>
-          <w:b/>
-          <w:bCs/>
-          <w:color w:val="1F4E79"/>
-          <w:sz w:val="29"/>
-          <w:szCs w:val="29"/>
-        </w:rPr>
-        <w:t>RealVuln</w:t>
-      </w:r>
-      <w:proofErr w:type="spellEnd"/>
+        <w:t>3. Python - RealVuln</w:t>
+      </w:r>
     </w:p>
     <w:p>
       <w:pPr>
         <w:bidi w:val="0"/>
         <w:spacing w:after="130" w:line="278" w:lineRule="auto"/>
       </w:pPr>
-      <w:proofErr w:type="spellStart"/>
-      <w:r>
-        <w:t>RealVuln</w:t>
-      </w:r>
-      <w:proofErr w:type="spellEnd"/>
-      <w:r>
-        <w:t xml:space="preserve"> (2026) comprises intentionally-vulnerable real-world Python applications built on Flask, Django, </w:t>
-      </w:r>
-      <w:proofErr w:type="spellStart"/>
-      <w:r>
-        <w:t>FastAPI</w:t>
-      </w:r>
-      <w:proofErr w:type="spellEnd"/>
-      <w:r>
-        <w:t xml:space="preserve">, </w:t>
-      </w:r>
-      <w:proofErr w:type="spellStart"/>
-      <w:r>
-        <w:t>aiohttp</w:t>
-      </w:r>
-      <w:proofErr w:type="spellEnd"/>
-      <w:r>
-        <w:t xml:space="preserve"> and Tornado. Every finding is hand-labelled by third-party manual review with a CWE, file, line range and severity, and the corpus in</w:t>
+      <w:r>
+        <w:t>RealVuln (2026) comprises intentionally-vulnerable real-world Python applications built on Flask, Django, FastAPI, aiohttp and Tornado. Every finding is hand-labelled by third-party manual review with a CWE, file, line range and severity, and the corpus in</w:t>
       </w:r>
       <w:r>
         <w:t>cludes deliberate false-positive traps - code that resembles a vulnerability but is not one. This is the most realistic evaluation in this document: real applications, external ground truth, adversarial cases designed by someone with no stake in our result</w:t>
@@ -3427,7 +3152,7 @@
           <w:left w:w="10" w:type="dxa"/>
           <w:right w:w="10" w:type="dxa"/>
         </w:tblCellMar>
-        <w:tblLook w:val="04A0" w:firstRow="1" w:lastRow="0" w:firstColumn="1" w:lastColumn="0" w:noHBand="0" w:noVBand="1"/>
+        <w:tblLook w:val="0000" w:firstRow="0" w:lastRow="0" w:firstColumn="0" w:lastColumn="0" w:noHBand="0" w:noVBand="0"/>
       </w:tblPr>
       <w:tblGrid>
         <w:gridCol w:w="2300"/>
@@ -3979,29 +3704,7 @@
           <w:sz w:val="18"/>
           <w:szCs w:val="18"/>
         </w:rPr>
-        <w:t xml:space="preserve">465 Python files across 21 applications carrying in-scope labels. Trap FP rate is the proportion of </w:t>
-      </w:r>
-      <w:proofErr w:type="spellStart"/>
-      <w:r>
-        <w:rPr>
-          <w:i/>
-          <w:iCs/>
-          <w:color w:val="444444"/>
-          <w:sz w:val="18"/>
-          <w:szCs w:val="18"/>
-        </w:rPr>
-        <w:t>RealVuln's</w:t>
-      </w:r>
-      <w:proofErr w:type="spellEnd"/>
-      <w:r>
-        <w:rPr>
-          <w:i/>
-          <w:iCs/>
-          <w:color w:val="444444"/>
-          <w:sz w:val="18"/>
-          <w:szCs w:val="18"/>
-        </w:rPr>
-        <w:t xml:space="preserve"> purpose-built traps that were flagged.</w:t>
+        <w:t>465 Python files across 21 applications carrying in-scope labels. Trap FP rate is the proportion of RealVuln's purpose-built traps that were flagged.</w:t>
       </w:r>
     </w:p>
     <w:p>
@@ -4013,15 +3716,7 @@
         <w:t>The hybrid recovers 11 vulnerabilities the analyzer misses, reducing misses from 42 to 31. It costs precis</w:t>
       </w:r>
       <w:r>
-        <w:t xml:space="preserve">ion: the model contributes 100 additional findings at locations </w:t>
-      </w:r>
-      <w:proofErr w:type="spellStart"/>
-      <w:r>
-        <w:t>RealVuln</w:t>
-      </w:r>
-      <w:proofErr w:type="spellEnd"/>
-      <w:r>
-        <w:t xml:space="preserve"> did not label.</w:t>
+        <w:t>ion: the model contributes 100 additional findings at locations RealVuln did not label.</w:t>
       </w:r>
     </w:p>
     <w:p>
@@ -4045,43 +3740,14 @@
         <w:bidi w:val="0"/>
         <w:spacing w:after="130" w:line="278" w:lineRule="auto"/>
       </w:pPr>
-      <w:proofErr w:type="spellStart"/>
-      <w:r>
-        <w:t>RealVuln</w:t>
-      </w:r>
-      <w:proofErr w:type="spellEnd"/>
-      <w:r>
-        <w:t xml:space="preserve"> releases the raw output of every scanner it evaluated. Its own leaderboard scores each tool across all 796 labelled findings, which would not be a fair comparison here because </w:t>
-      </w:r>
-      <w:proofErr w:type="spellStart"/>
-      <w:r>
-        <w:t>SecureAssist</w:t>
-      </w:r>
-      <w:proofErr w:type="spellEnd"/>
-      <w:r>
-        <w:t xml:space="preserve"> implements only ten CWEs. Each scanner was therefore re-sc</w:t>
-      </w:r>
-      <w:r>
-        <w:t xml:space="preserve">ored against the identical subset - same repositories, same labels, same CWEs, same matcher, same excluded files. Findings outside those CWEs were discarded rather than counted against the tool: 457 of Claude Opus 5's 547 findings and 261 of </w:t>
-      </w:r>
-      <w:proofErr w:type="spellStart"/>
-      <w:r>
-        <w:t>Semgrep's</w:t>
-      </w:r>
-      <w:proofErr w:type="spellEnd"/>
-      <w:r>
-        <w:t xml:space="preserve"> 322 </w:t>
-      </w:r>
-      <w:r>
-        <w:t xml:space="preserve">fall outside our scope and are not </w:t>
-      </w:r>
-      <w:proofErr w:type="spellStart"/>
-      <w:r>
-        <w:t>penalised</w:t>
-      </w:r>
-      <w:proofErr w:type="spellEnd"/>
-      <w:r>
-        <w:t>.</w:t>
+      <w:r>
+        <w:t>RealVuln releases the raw output of every scanner it evaluated. Its own leaderboard scores each tool across all 796 labelled findings, which would not be a fair comparison here because SecureAssist implements only ten CWEs. Each scanner was therefore re-sc</w:t>
+      </w:r>
+      <w:r>
+        <w:t xml:space="preserve">ored against the identical subset - same repositories, same labels, same CWEs, same matcher, same excluded files. Findings outside those CWEs were discarded rather than counted against the tool: 457 of Claude Opus 5's 547 findings and 261 of Semgrep's 322 </w:t>
+      </w:r>
+      <w:r>
+        <w:t>fall outside our scope and are not penalised.</w:t>
       </w:r>
     </w:p>
     <w:tbl>
@@ -4099,7 +3765,7 @@
           <w:left w:w="10" w:type="dxa"/>
           <w:right w:w="10" w:type="dxa"/>
         </w:tblCellMar>
-        <w:tblLook w:val="04A0" w:firstRow="1" w:lastRow="0" w:firstColumn="1" w:lastColumn="0" w:noHBand="0" w:noVBand="1"/>
+        <w:tblLook w:val="0000" w:firstRow="0" w:lastRow="0" w:firstColumn="0" w:lastColumn="0" w:noHBand="0" w:noVBand="0"/>
       </w:tblPr>
       <w:tblGrid>
         <w:gridCol w:w="3000"/>
@@ -4280,7 +3946,6 @@
             <w:pPr>
               <w:bidi w:val="0"/>
             </w:pPr>
-            <w:proofErr w:type="spellStart"/>
             <w:r>
               <w:rPr>
                 <w:b/>
@@ -4289,18 +3954,7 @@
                 <w:sz w:val="18"/>
                 <w:szCs w:val="18"/>
               </w:rPr>
-              <w:t>SecureAssist</w:t>
-            </w:r>
-            <w:proofErr w:type="spellEnd"/>
-            <w:r>
-              <w:rPr>
-                <w:b/>
-                <w:bCs/>
-                <w:color w:val="000000"/>
-                <w:sz w:val="18"/>
-                <w:szCs w:val="18"/>
-              </w:rPr>
-              <w:t xml:space="preserve"> (hybrid)</w:t>
+              <w:t>SecureAssist (hybrid)</w:t>
             </w:r>
           </w:p>
         </w:tc>
@@ -4439,7 +4093,6 @@
             <w:pPr>
               <w:bidi w:val="0"/>
             </w:pPr>
-            <w:proofErr w:type="spellStart"/>
             <w:r>
               <w:rPr>
                 <w:b/>
@@ -4448,18 +4101,7 @@
                 <w:sz w:val="18"/>
                 <w:szCs w:val="18"/>
               </w:rPr>
-              <w:t>SecureAssist</w:t>
-            </w:r>
-            <w:proofErr w:type="spellEnd"/>
-            <w:r>
-              <w:rPr>
-                <w:b/>
-                <w:bCs/>
-                <w:color w:val="000000"/>
-                <w:sz w:val="18"/>
-                <w:szCs w:val="18"/>
-              </w:rPr>
-              <w:t xml:space="preserve"> (static)</w:t>
+              <w:t>SecureAssist (static)</w:t>
             </w:r>
           </w:p>
         </w:tc>
@@ -4730,41 +4372,13 @@
             <w:pPr>
               <w:bidi w:val="0"/>
             </w:pPr>
-            <w:proofErr w:type="spellStart"/>
-            <w:r>
-              <w:rPr>
-                <w:color w:val="000000"/>
-                <w:sz w:val="18"/>
-                <w:szCs w:val="18"/>
-              </w:rPr>
-              <w:t>Kolega</w:t>
-            </w:r>
-            <w:proofErr w:type="spellEnd"/>
-            <w:r>
-              <w:rPr>
-                <w:color w:val="000000"/>
-                <w:sz w:val="18"/>
-                <w:szCs w:val="18"/>
-              </w:rPr>
-              <w:t xml:space="preserve"> </w:t>
-            </w:r>
-            <w:proofErr w:type="spellStart"/>
-            <w:r>
-              <w:rPr>
-                <w:color w:val="000000"/>
-                <w:sz w:val="18"/>
-                <w:szCs w:val="18"/>
-              </w:rPr>
-              <w:t>DevSec</w:t>
-            </w:r>
-            <w:proofErr w:type="spellEnd"/>
-            <w:r>
-              <w:rPr>
-                <w:color w:val="000000"/>
-                <w:sz w:val="18"/>
-                <w:szCs w:val="18"/>
-              </w:rPr>
-              <w:t xml:space="preserve"> Max</w:t>
+            <w:r>
+              <w:rPr>
+                <w:color w:val="000000"/>
+                <w:sz w:val="18"/>
+                <w:szCs w:val="18"/>
+              </w:rPr>
+              <w:t>Kolega DevSec Max</w:t>
             </w:r>
           </w:p>
         </w:tc>
@@ -5296,23 +4910,13 @@
             <w:pPr>
               <w:bidi w:val="0"/>
             </w:pPr>
-            <w:proofErr w:type="spellStart"/>
-            <w:r>
-              <w:rPr>
-                <w:color w:val="000000"/>
-                <w:sz w:val="18"/>
-                <w:szCs w:val="18"/>
-              </w:rPr>
-              <w:t>DeepSeek</w:t>
-            </w:r>
-            <w:proofErr w:type="spellEnd"/>
-            <w:r>
-              <w:rPr>
-                <w:color w:val="000000"/>
-                <w:sz w:val="18"/>
-                <w:szCs w:val="18"/>
-              </w:rPr>
-              <w:t xml:space="preserve"> v4 Pro - agentic</w:t>
+            <w:r>
+              <w:rPr>
+                <w:color w:val="000000"/>
+                <w:sz w:val="18"/>
+                <w:szCs w:val="18"/>
+              </w:rPr>
+              <w:t>DeepSeek v4 Pro - agentic</w:t>
             </w:r>
           </w:p>
         </w:tc>
@@ -5442,23 +5046,13 @@
             <w:pPr>
               <w:bidi w:val="0"/>
             </w:pPr>
-            <w:proofErr w:type="spellStart"/>
-            <w:r>
-              <w:rPr>
-                <w:color w:val="000000"/>
-                <w:sz w:val="18"/>
-                <w:szCs w:val="18"/>
-              </w:rPr>
-              <w:t>Qwen</w:t>
-            </w:r>
-            <w:proofErr w:type="spellEnd"/>
-            <w:r>
-              <w:rPr>
-                <w:color w:val="000000"/>
-                <w:sz w:val="18"/>
-                <w:szCs w:val="18"/>
-              </w:rPr>
-              <w:t xml:space="preserve"> 3.5 397B - agentic</w:t>
+            <w:r>
+              <w:rPr>
+                <w:color w:val="000000"/>
+                <w:sz w:val="18"/>
+                <w:szCs w:val="18"/>
+              </w:rPr>
+              <w:t>Qwen 3.5 397B - agentic</w:t>
             </w:r>
           </w:p>
         </w:tc>
@@ -5585,7 +5179,6 @@
             <w:pPr>
               <w:bidi w:val="0"/>
             </w:pPr>
-            <w:proofErr w:type="spellStart"/>
             <w:r>
               <w:rPr>
                 <w:color w:val="000000"/>
@@ -5594,7 +5187,6 @@
               </w:rPr>
               <w:t>Semgrep</w:t>
             </w:r>
-            <w:proofErr w:type="spellEnd"/>
           </w:p>
         </w:tc>
         <w:tc>
@@ -5723,7 +5315,6 @@
             <w:pPr>
               <w:bidi w:val="0"/>
             </w:pPr>
-            <w:proofErr w:type="spellStart"/>
             <w:r>
               <w:rPr>
                 <w:color w:val="000000"/>
@@ -5732,7 +5323,6 @@
               </w:rPr>
               <w:t>Snyk</w:t>
             </w:r>
-            <w:proofErr w:type="spellEnd"/>
           </w:p>
         </w:tc>
         <w:tc>
@@ -5987,29 +5577,7 @@
           <w:sz w:val="18"/>
           <w:szCs w:val="18"/>
         </w:rPr>
-        <w:t xml:space="preserve">Ordered by F3. Not comparable to </w:t>
-      </w:r>
-      <w:proofErr w:type="spellStart"/>
-      <w:r>
-        <w:rPr>
-          <w:i/>
-          <w:iCs/>
-          <w:color w:val="444444"/>
-          <w:sz w:val="18"/>
-          <w:szCs w:val="18"/>
-        </w:rPr>
-        <w:t>RealVuln's</w:t>
-      </w:r>
-      <w:proofErr w:type="spellEnd"/>
-      <w:r>
-        <w:rPr>
-          <w:i/>
-          <w:iCs/>
-          <w:color w:val="444444"/>
-          <w:sz w:val="18"/>
-          <w:szCs w:val="18"/>
-        </w:rPr>
-        <w:t xml:space="preserve"> published leaderboard, which scores all CWEs.</w:t>
+        <w:t>Ordered by F3. Not comparable to RealVuln's published leaderboard, which scores all CWEs.</w:t>
       </w:r>
     </w:p>
     <w:p>
@@ -6018,23 +5586,7 @@
         <w:spacing w:after="130" w:line="278" w:lineRule="auto"/>
       </w:pPr>
       <w:r>
-        <w:t xml:space="preserve">Among the rule-based scanners the difference is large: 67.2% recall against </w:t>
-      </w:r>
-      <w:proofErr w:type="spellStart"/>
-      <w:r>
-        <w:t>Semgrep's</w:t>
-      </w:r>
-      <w:proofErr w:type="spellEnd"/>
-      <w:r>
-        <w:t xml:space="preserve"> 26.6%, </w:t>
-      </w:r>
-      <w:proofErr w:type="spellStart"/>
-      <w:r>
-        <w:t>Snyk's</w:t>
-      </w:r>
-      <w:proofErr w:type="spellEnd"/>
-      <w:r>
-        <w:t xml:space="preserve"> 14.1% and SonarQube's 6.3%. On this subset SonarQube matches 8 of 128 labelled vulnerabilities and the analyzer </w:t>
+        <w:t xml:space="preserve">Among the rule-based scanners the difference is large: 67.2% recall against Semgrep's 26.6%, Snyk's 14.1% and SonarQube's 6.3%. On this subset SonarQube matches 8 of 128 labelled vulnerabilities and the analyzer </w:t>
       </w:r>
       <w:r>
         <w:lastRenderedPageBreak/>
@@ -6050,26 +5602,10 @@
         <w:spacing w:after="130" w:line="278" w:lineRule="auto"/>
       </w:pPr>
       <w:r>
-        <w:t xml:space="preserve">Against the language-model scanners the picture is more balanced. Both </w:t>
-      </w:r>
-      <w:proofErr w:type="spellStart"/>
-      <w:r>
-        <w:t>SecureAssist</w:t>
-      </w:r>
-      <w:proofErr w:type="spellEnd"/>
-      <w:r>
-        <w:t xml:space="preserve"> configurati</w:t>
-      </w:r>
-      <w:r>
-        <w:t xml:space="preserve">ons record higher recall, including against frontier models given agentic access to the whole repository, minutes of runtime and a per-scan cost, while </w:t>
-      </w:r>
-      <w:proofErr w:type="spellStart"/>
-      <w:r>
-        <w:t>SecureAssist</w:t>
-      </w:r>
-      <w:proofErr w:type="spellEnd"/>
-      <w:r>
-        <w:t xml:space="preserve"> is deterministic, runs locally and completes in milliseconds for the static layer.</w:t>
+        <w:t>Against the language-model scanners the picture is more balanced. Both SecureAssist configurati</w:t>
+      </w:r>
+      <w:r>
+        <w:t>ons record higher recall, including against frontier models given agentic access to the whole repository, minutes of runtime and a per-scan cost, while SecureAssist is deterministic, runs locally and completes in milliseconds for the static layer.</w:t>
       </w:r>
     </w:p>
     <w:p>
@@ -6081,45 +5617,13 @@
         <w:t>Their ad</w:t>
       </w:r>
       <w:r>
-        <w:t xml:space="preserve">vantage is precision: 86-91% against our 67.7%. Under F1, which weights precision and recall equally, Claude Opus 5 still leads at 72.1 against the static analyzer's 67.5, though the margin is now small. Under F3, </w:t>
-      </w:r>
-      <w:proofErr w:type="spellStart"/>
-      <w:r>
-        <w:t>RealVuln's</w:t>
-      </w:r>
-      <w:proofErr w:type="spellEnd"/>
-      <w:r>
-        <w:t xml:space="preserve"> headline metric, </w:t>
-      </w:r>
-      <w:proofErr w:type="spellStart"/>
-      <w:r>
-        <w:t>SecureAssist</w:t>
-      </w:r>
-      <w:proofErr w:type="spellEnd"/>
-      <w:r>
-        <w:t xml:space="preserve"> l</w:t>
-      </w:r>
-      <w:r>
-        <w:t xml:space="preserve">eads. Both orderings are reported here because both are true, and the choice between them is a judgement about what a security tool is for. </w:t>
-      </w:r>
-      <w:proofErr w:type="spellStart"/>
-      <w:r>
-        <w:t>RealVuln's</w:t>
-      </w:r>
-      <w:proofErr w:type="spellEnd"/>
-      <w:r>
-        <w:t xml:space="preserve"> authors argue - and we agree - that a missed vulnerability can lead to a breach whereas a </w:t>
-      </w:r>
-      <w:proofErr w:type="gramStart"/>
-      <w:r>
-        <w:t xml:space="preserve">false positive </w:t>
-      </w:r>
-      <w:r>
-        <w:t>costs</w:t>
-      </w:r>
-      <w:proofErr w:type="gramEnd"/>
-      <w:r>
-        <w:t xml:space="preserve"> a developer a few seconds, which is why the benchmark weights recall nine times precision.</w:t>
+        <w:t>vantage is precision: 86-91% against our 67.7%. Under F1, which weights precision and recall equally, Claude Opus 5 still leads at 72.1 against the static analyzer's 67.5, though the margin is now small. Under F3, RealVuln's headline metric, SecureAssist l</w:t>
+      </w:r>
+      <w:r>
+        <w:t xml:space="preserve">eads. Both orderings are reported here because both are true, and the choice between them is a judgement about what a security tool is for. RealVuln's authors argue - and we agree - that a missed vulnerability can lead to a breach whereas a false positive </w:t>
+      </w:r>
+      <w:r>
+        <w:t>costs a developer a few seconds, which is why the benchmark weights recall nine times precision.</w:t>
       </w:r>
     </w:p>
     <w:p>
@@ -6193,7 +5697,7 @@
           <w:left w:w="10" w:type="dxa"/>
           <w:right w:w="10" w:type="dxa"/>
         </w:tblCellMar>
-        <w:tblLook w:val="04A0" w:firstRow="1" w:lastRow="0" w:firstColumn="1" w:lastColumn="0" w:noHBand="0" w:noVBand="1"/>
+        <w:tblLook w:val="0000" w:firstRow="0" w:lastRow="0" w:firstColumn="0" w:lastColumn="0" w:noHBand="0" w:noVBand="0"/>
       </w:tblPr>
       <w:tblGrid>
         <w:gridCol w:w="2050"/>
@@ -8687,34 +8191,20 @@
         <w:spacing w:after="130" w:line="278" w:lineRule="auto"/>
       </w:pPr>
       <w:r>
-        <w:t xml:space="preserve">An independent 2026 evaluation ran </w:t>
-      </w:r>
-      <w:proofErr w:type="spellStart"/>
-      <w:r>
-        <w:t>CodeQL</w:t>
-      </w:r>
-      <w:proofErr w:type="spellEnd"/>
-      <w:r>
-        <w:t xml:space="preserve">, </w:t>
-      </w:r>
-      <w:proofErr w:type="spellStart"/>
-      <w:r>
-        <w:t>Semgrep</w:t>
-      </w:r>
-      <w:proofErr w:type="spellEnd"/>
-      <w:r>
-        <w:t xml:space="preserve">, SonarQube and </w:t>
-      </w:r>
-      <w:proofErr w:type="spellStart"/>
-      <w:r>
-        <w:t>Joern</w:t>
-      </w:r>
-      <w:proofErr w:type="spellEnd"/>
-      <w:r>
-        <w:t xml:space="preserve"> on OWASP Benchmark v1.2 - the same corpus used here, comprising 2,740 cases of which 1,325 are non-vulnerable. It reports precision, recall, F1 and false-positive rate for each, which </w:t>
-      </w:r>
-      <w:r>
-        <w:t>allows a comparison on the same measures used in Sections 3 and 5.</w:t>
+        <w:t>An independent 2026 evaluation</w:t>
+      </w:r>
+      <w:r>
+        <w:rPr>
+          <w:color w:val="2E75B6"/>
+          <w:vertAlign w:val="superscript"/>
+        </w:rPr>
+        <w:t>6</w:t>
+      </w:r>
+      <w:r>
+        <w:t xml:space="preserve"> ran CodeQL, Semgrep, SonarQube and Joern on OWASP Benchmark v1.2 - the same corpus used here, comprising 2,740 cases of which 1,325 are non-vu</w:t>
+      </w:r>
+      <w:r>
+        <w:t>lnerable. It reports precision, recall, F1 and false-positive rate for each, which allows a comparison on the same measures used in Sections 3 and 5.</w:t>
       </w:r>
     </w:p>
     <w:tbl>
@@ -8732,7 +8222,7 @@
           <w:left w:w="10" w:type="dxa"/>
           <w:right w:w="10" w:type="dxa"/>
         </w:tblCellMar>
-        <w:tblLook w:val="04A0" w:firstRow="1" w:lastRow="0" w:firstColumn="1" w:lastColumn="0" w:noHBand="0" w:noVBand="1"/>
+        <w:tblLook w:val="0000" w:firstRow="0" w:lastRow="0" w:firstColumn="0" w:lastColumn="0" w:noHBand="0" w:noVBand="0"/>
       </w:tblPr>
       <w:tblGrid>
         <w:gridCol w:w="2900"/>
@@ -8913,7 +8403,6 @@
             <w:pPr>
               <w:bidi w:val="0"/>
             </w:pPr>
-            <w:proofErr w:type="spellStart"/>
             <w:r>
               <w:rPr>
                 <w:b/>
@@ -8922,18 +8411,7 @@
                 <w:sz w:val="18"/>
                 <w:szCs w:val="18"/>
               </w:rPr>
-              <w:t>SecureAssist</w:t>
-            </w:r>
-            <w:proofErr w:type="spellEnd"/>
-            <w:r>
-              <w:rPr>
-                <w:b/>
-                <w:bCs/>
-                <w:color w:val="000000"/>
-                <w:sz w:val="18"/>
-                <w:szCs w:val="18"/>
-              </w:rPr>
-              <w:t xml:space="preserve"> (hybrid)</w:t>
+              <w:t>SecureAssist (hybrid)</w:t>
             </w:r>
           </w:p>
         </w:tc>
@@ -9072,7 +8550,6 @@
             <w:pPr>
               <w:bidi w:val="0"/>
             </w:pPr>
-            <w:proofErr w:type="spellStart"/>
             <w:r>
               <w:rPr>
                 <w:b/>
@@ -9081,18 +8558,7 @@
                 <w:sz w:val="18"/>
                 <w:szCs w:val="18"/>
               </w:rPr>
-              <w:t>SecureAssist</w:t>
-            </w:r>
-            <w:proofErr w:type="spellEnd"/>
-            <w:r>
-              <w:rPr>
-                <w:b/>
-                <w:bCs/>
-                <w:color w:val="000000"/>
-                <w:sz w:val="18"/>
-                <w:szCs w:val="18"/>
-              </w:rPr>
-              <w:t xml:space="preserve"> (static)</w:t>
+              <w:t>SecureAssist (static)</w:t>
             </w:r>
           </w:p>
         </w:tc>
@@ -9230,7 +8696,6 @@
             <w:pPr>
               <w:bidi w:val="0"/>
             </w:pPr>
-            <w:proofErr w:type="spellStart"/>
             <w:r>
               <w:rPr>
                 <w:color w:val="000000"/>
@@ -9239,7 +8704,6 @@
               </w:rPr>
               <w:t>CodeQL</w:t>
             </w:r>
-            <w:proofErr w:type="spellEnd"/>
           </w:p>
         </w:tc>
         <w:tc>
@@ -9365,7 +8829,6 @@
             <w:pPr>
               <w:bidi w:val="0"/>
             </w:pPr>
-            <w:proofErr w:type="spellStart"/>
             <w:r>
               <w:rPr>
                 <w:color w:val="000000"/>
@@ -9374,7 +8837,6 @@
               </w:rPr>
               <w:t>Semgrep</w:t>
             </w:r>
-            <w:proofErr w:type="spellEnd"/>
           </w:p>
         </w:tc>
         <w:tc>
@@ -9636,7 +9098,6 @@
             <w:pPr>
               <w:bidi w:val="0"/>
             </w:pPr>
-            <w:proofErr w:type="spellStart"/>
             <w:r>
               <w:rPr>
                 <w:color w:val="000000"/>
@@ -9645,7 +9106,6 @@
               </w:rPr>
               <w:t>Joern</w:t>
             </w:r>
-            <w:proofErr w:type="spellEnd"/>
           </w:p>
         </w:tc>
         <w:tc>
@@ -9767,29 +9227,7 @@
           <w:sz w:val="18"/>
           <w:szCs w:val="18"/>
         </w:rPr>
-        <w:t xml:space="preserve">Published figures cover all eleven benchmark categories; </w:t>
-      </w:r>
-      <w:proofErr w:type="spellStart"/>
-      <w:r>
-        <w:rPr>
-          <w:i/>
-          <w:iCs/>
-          <w:color w:val="444444"/>
-          <w:sz w:val="18"/>
-          <w:szCs w:val="18"/>
-        </w:rPr>
-        <w:t>SecureAssist</w:t>
-      </w:r>
-      <w:proofErr w:type="spellEnd"/>
-      <w:r>
-        <w:rPr>
-          <w:i/>
-          <w:iCs/>
-          <w:color w:val="444444"/>
-          <w:sz w:val="18"/>
-          <w:szCs w:val="18"/>
-        </w:rPr>
-        <w:t xml:space="preserve"> covers the five it implements, so the case mixes differ and the comparison is indicative rather than exact. Ordered by F1.</w:t>
+        <w:t>Published figures cover all eleven benchmark categories; SecureAssist covers the five it implements, so the case mixes differ and the comparison is indicative rather than exact. Ordered by F1.</w:t>
       </w:r>
     </w:p>
     <w:p>
@@ -9799,61 +9237,13 @@
       </w:pPr>
       <w:r>
         <w:lastRenderedPageBreak/>
-        <w:t xml:space="preserve">Read on precision, the ordering reverses. </w:t>
-      </w:r>
-      <w:proofErr w:type="spellStart"/>
-      <w:r>
-        <w:t>CodeQL</w:t>
-      </w:r>
-      <w:proofErr w:type="spellEnd"/>
-      <w:r>
-        <w:t xml:space="preserve">, </w:t>
-      </w:r>
-      <w:proofErr w:type="spellStart"/>
-      <w:r>
-        <w:t>Semgrep</w:t>
-      </w:r>
-      <w:proofErr w:type="spellEnd"/>
-      <w:r>
-        <w:t xml:space="preserve"> and S</w:t>
-      </w:r>
-      <w:r>
-        <w:t xml:space="preserve">onarQube all detect more than </w:t>
-      </w:r>
-      <w:proofErr w:type="spellStart"/>
-      <w:r>
-        <w:t>SecureAssist</w:t>
-      </w:r>
-      <w:proofErr w:type="spellEnd"/>
-      <w:r>
-        <w:t xml:space="preserve"> - </w:t>
-      </w:r>
-      <w:proofErr w:type="spellStart"/>
-      <w:r>
-        <w:t>CodeQL</w:t>
-      </w:r>
-      <w:proofErr w:type="spellEnd"/>
-      <w:r>
-        <w:t xml:space="preserve"> finds 97.0% of the vulnerable cases against the hybrid's 90.3% - but they do so by reporting far more, and between 51.9% and 60.3% of what they report is wrong. </w:t>
-      </w:r>
-      <w:proofErr w:type="spellStart"/>
-      <w:r>
-        <w:t>SecureAssist's</w:t>
-      </w:r>
-      <w:proofErr w:type="spellEnd"/>
-      <w:r>
-        <w:t xml:space="preserve"> static configuration is righ</w:t>
-      </w:r>
-      <w:r>
-        <w:t xml:space="preserve">t 74.0% of the time, the highest of the six, and its F1 of 75.7 rising to 78.0 for the hybrid is above </w:t>
-      </w:r>
-      <w:proofErr w:type="spellStart"/>
-      <w:r>
-        <w:t>CodeQL's</w:t>
-      </w:r>
-      <w:proofErr w:type="spellEnd"/>
-      <w:r>
-        <w:t xml:space="preserve"> 74.4.</w:t>
+        <w:t>Read on precision, the ordering reverses. CodeQL, Semgrep and S</w:t>
+      </w:r>
+      <w:r>
+        <w:t>onarQube all detect more than SecureAssist - CodeQL finds 97.0% of the vulnerable cases against the hybrid's 90.3% - but they do so by reporting far more, and between 51.9% and 60.3% of what they report is wrong. SecureAssist's static configuration is righ</w:t>
+      </w:r>
+      <w:r>
+        <w:t>t 74.0% of the time, the highest of the six, and its F1 of 75.7 rising to 78.0 for the hybrid is above CodeQL's 74.4.</w:t>
       </w:r>
     </w:p>
     <w:p>
@@ -9861,24 +9251,11 @@
         <w:bidi w:val="0"/>
         <w:spacing w:after="130" w:line="278" w:lineRule="auto"/>
       </w:pPr>
-      <w:proofErr w:type="spellStart"/>
-      <w:r>
-        <w:t>Joern</w:t>
-      </w:r>
-      <w:proofErr w:type="spellEnd"/>
-      <w:r>
-        <w:t xml:space="preserve"> is the counter-example that makes the trade explicit: the lowest false-positive rate in the table at 7.2%, achieved by finding 8.2% </w:t>
-      </w:r>
-      <w:r>
-        <w:t xml:space="preserve">of the vulnerabilities. A tool can always buy precision with recall, or the reverse. What the F1 column shows is that on this benchmark </w:t>
-      </w:r>
-      <w:proofErr w:type="spellStart"/>
-      <w:r>
-        <w:t>SecureAssist</w:t>
-      </w:r>
-      <w:proofErr w:type="spellEnd"/>
-      <w:r>
-        <w:t xml:space="preserve"> buys less of one with the other than the comparison tools do.</w:t>
+      <w:r>
+        <w:t xml:space="preserve">Joern is the counter-example that makes the trade explicit: the lowest false-positive rate in the table at 7.2%, achieved by finding 8.2% </w:t>
+      </w:r>
+      <w:r>
+        <w:t>of the vulnerabilities. A tool can always buy precision with recall, or the reverse. What the F1 column shows is that on this benchmark SecureAssist buys less of one with the other than the comparison tools do.</w:t>
       </w:r>
     </w:p>
     <w:p>
@@ -9904,51 +9281,7 @@
           <w:sz w:val="18"/>
           <w:szCs w:val="18"/>
         </w:rPr>
-        <w:t xml:space="preserve">ss all eleven categories; </w:t>
-      </w:r>
-      <w:proofErr w:type="spellStart"/>
-      <w:r>
-        <w:rPr>
-          <w:i/>
-          <w:iCs/>
-          <w:color w:val="444444"/>
-          <w:sz w:val="18"/>
-          <w:szCs w:val="18"/>
-        </w:rPr>
-        <w:t>SecureAssist</w:t>
-      </w:r>
-      <w:proofErr w:type="spellEnd"/>
-      <w:r>
-        <w:rPr>
-          <w:i/>
-          <w:iCs/>
-          <w:color w:val="444444"/>
-          <w:sz w:val="18"/>
-          <w:szCs w:val="18"/>
-        </w:rPr>
-        <w:t xml:space="preserve"> targets five. The mixes differ, so this table </w:t>
-      </w:r>
-      <w:proofErr w:type="spellStart"/>
-      <w:r>
-        <w:rPr>
-          <w:i/>
-          <w:iCs/>
-          <w:color w:val="444444"/>
-          <w:sz w:val="18"/>
-          <w:szCs w:val="18"/>
-        </w:rPr>
-        <w:t>characterises</w:t>
-      </w:r>
-      <w:proofErr w:type="spellEnd"/>
-      <w:r>
-        <w:rPr>
-          <w:i/>
-          <w:iCs/>
-          <w:color w:val="444444"/>
-          <w:sz w:val="18"/>
-          <w:szCs w:val="18"/>
-        </w:rPr>
-        <w:t xml:space="preserve"> the difficulty of the benchmark rather than establishing a ranking. Per-category comparisons below are like-for-like.</w:t>
+        <w:t>ss all eleven categories; SecureAssist targets five. The mixes differ, so this table characterises the difficulty of the benchmark rather than establishing a ranking. Per-category comparisons below are like-for-like.</w:t>
       </w:r>
     </w:p>
     <w:p>
@@ -9960,15 +9293,7 @@
         <w:t>A high false-positive rate on this benc</w:t>
       </w:r>
       <w:r>
-        <w:t xml:space="preserve">hmark is the normal outcome for any tool that detects taint-flow vulnerabilities at all, which is the context for </w:t>
-      </w:r>
-      <w:proofErr w:type="spellStart"/>
-      <w:r>
-        <w:t>SecureAssist’s</w:t>
-      </w:r>
-      <w:proofErr w:type="spellEnd"/>
-      <w:r>
-        <w:t xml:space="preserve"> own 29.1%. The same study observes that most non-vulnerable cases are flagged by at least one scanner, attributing this to corr</w:t>
+        <w:t>hmark is the normal outcome for any tool that detects taint-flow vulnerabilities at all, which is the context for SecureAssist’s own 29.1%. The same study observes that most non-vulnerable cases are flagged by at least one scanner, attributing this to corr</w:t>
       </w:r>
       <w:r>
         <w:t>elated semantic blind spots rather than isolated tool-specific errors - consistent with our finding that the analyzer and the model fire on the same reflection cases independently.</w:t>
@@ -10038,23 +9363,7 @@
         <w:spacing w:after="130" w:line="278" w:lineRule="auto"/>
       </w:pPr>
       <w:r>
-        <w:t xml:space="preserve">with the heatmap description clarifying that values of 1.00 indicate the tool flags almost every non-vulnerable test instance. The same </w:t>
-      </w:r>
-      <w:proofErr w:type="spellStart"/>
-      <w:r>
-        <w:t>behaviour</w:t>
-      </w:r>
-      <w:proofErr w:type="spellEnd"/>
-      <w:r>
-        <w:t xml:space="preserve"> is reported for </w:t>
-      </w:r>
-      <w:proofErr w:type="spellStart"/>
-      <w:r>
-        <w:t>Semgrep</w:t>
-      </w:r>
-      <w:proofErr w:type="spellEnd"/>
-      <w:r>
-        <w:t>.</w:t>
+        <w:t>with the heatmap description clarifying that values of 1.00 indicate the tool flags almost every non-vulnerable test instance. The same behaviour is reported for Semgrep.</w:t>
       </w:r>
     </w:p>
     <w:tbl>
@@ -10072,7 +9381,7 @@
           <w:left w:w="10" w:type="dxa"/>
           <w:right w:w="10" w:type="dxa"/>
         </w:tblCellMar>
-        <w:tblLook w:val="04A0" w:firstRow="1" w:lastRow="0" w:firstColumn="1" w:lastColumn="0" w:noHBand="0" w:noVBand="1"/>
+        <w:tblLook w:val="0000" w:firstRow="0" w:lastRow="0" w:firstColumn="0" w:lastColumn="0" w:noHBand="0" w:noVBand="0"/>
       </w:tblPr>
       <w:tblGrid>
         <w:gridCol w:w="2600"/>
@@ -10133,7 +9442,6 @@
               <w:bidi w:val="0"/>
               <w:jc w:val="center"/>
             </w:pPr>
-            <w:proofErr w:type="spellStart"/>
             <w:r>
               <w:rPr>
                 <w:b/>
@@ -10144,7 +9452,6 @@
               </w:rPr>
               <w:t>CodeQL</w:t>
             </w:r>
-            <w:proofErr w:type="spellEnd"/>
           </w:p>
         </w:tc>
         <w:tc>
@@ -10163,7 +9470,6 @@
               <w:bidi w:val="0"/>
               <w:jc w:val="center"/>
             </w:pPr>
-            <w:proofErr w:type="spellStart"/>
             <w:r>
               <w:rPr>
                 <w:b/>
@@ -10174,7 +9480,6 @@
               </w:rPr>
               <w:t>Semgrep</w:t>
             </w:r>
-            <w:proofErr w:type="spellEnd"/>
           </w:p>
         </w:tc>
         <w:tc>
@@ -10193,7 +9498,6 @@
               <w:bidi w:val="0"/>
               <w:jc w:val="center"/>
             </w:pPr>
-            <w:proofErr w:type="spellStart"/>
             <w:r>
               <w:rPr>
                 <w:b/>
@@ -10204,7 +9508,6 @@
               </w:rPr>
               <w:t>SecureAssist</w:t>
             </w:r>
-            <w:proofErr w:type="spellEnd"/>
           </w:p>
         </w:tc>
       </w:tr>
@@ -10465,51 +9768,7 @@
           <w:sz w:val="20"/>
           <w:szCs w:val="20"/>
         </w:rPr>
-        <w:t xml:space="preserve">On weak cryptography, same benchmark and same CWE, </w:t>
-      </w:r>
-      <w:proofErr w:type="spellStart"/>
-      <w:r>
-        <w:rPr>
-          <w:b/>
-          <w:bCs/>
-          <w:color w:val="17375E"/>
-          <w:sz w:val="20"/>
-          <w:szCs w:val="20"/>
-        </w:rPr>
-        <w:t>SecureAssist</w:t>
-      </w:r>
-      <w:proofErr w:type="spellEnd"/>
-      <w:r>
-        <w:rPr>
-          <w:b/>
-          <w:bCs/>
-          <w:color w:val="17375E"/>
-          <w:sz w:val="20"/>
-          <w:szCs w:val="20"/>
-        </w:rPr>
-        <w:t xml:space="preserve"> detects every vulnerable case and flags no safe one, where both comparison tools flag every safe case. Its command-injection false-positive rate is also below </w:t>
-      </w:r>
-      <w:proofErr w:type="spellStart"/>
-      <w:r>
-        <w:rPr>
-          <w:b/>
-          <w:bCs/>
-          <w:color w:val="17375E"/>
-          <w:sz w:val="20"/>
-          <w:szCs w:val="20"/>
-        </w:rPr>
-        <w:t>CodeQL's</w:t>
-      </w:r>
-      <w:proofErr w:type="spellEnd"/>
-      <w:r>
-        <w:rPr>
-          <w:b/>
-          <w:bCs/>
-          <w:color w:val="17375E"/>
-          <w:sz w:val="20"/>
-          <w:szCs w:val="20"/>
-        </w:rPr>
-        <w:t>, though both are high.</w:t>
+        <w:t>On weak cryptography, same benchmark and same CWE, SecureAssist detects every vulnerable case and flags no safe one, where both comparison tools flag every safe case. Its command-injection false-positive rate is also below CodeQL's, though both are high.</w:t>
       </w:r>
     </w:p>
     <w:p>
@@ -10521,26 +9780,10 @@
         <w:t>T</w:t>
       </w:r>
       <w:r>
-        <w:t xml:space="preserve">wo stages of that study must be kept apart. Its raw SAST measurements show </w:t>
-      </w:r>
-      <w:proofErr w:type="spellStart"/>
-      <w:r>
-        <w:t>CodeQL</w:t>
-      </w:r>
-      <w:proofErr w:type="spellEnd"/>
-      <w:r>
-        <w:t xml:space="preserve"> at a false-positive rate above 0.80 on injection flows and 1.00 on cryptography - both high. Its observation that residual false positives concentrate in policy and cryptogra</w:t>
-      </w:r>
-      <w:r>
-        <w:t xml:space="preserve">phy CWEs while injection is filtered reliably describes the output after LLM-based post-filtering, not the scanners' raw </w:t>
-      </w:r>
-      <w:proofErr w:type="spellStart"/>
-      <w:r>
-        <w:t>behaviour</w:t>
-      </w:r>
-      <w:proofErr w:type="spellEnd"/>
-      <w:r>
-        <w:t>.</w:t>
+        <w:t>wo stages of that study must be kept apart. Its raw SAST measurements show CodeQL at a false-positive rate above 0.80 on injection flows and 1.00 on cryptography - both high. Its observation that residual false positives concentrate in policy and cryptogra</w:t>
+      </w:r>
+      <w:r>
+        <w:t>phy CWEs while injection is filtered reliably describes the output after LLM-based post-filtering, not the scanners' raw behaviour.</w:t>
       </w:r>
     </w:p>
     <w:p>
@@ -10549,50 +9792,10 @@
         <w:spacing w:after="130" w:line="278" w:lineRule="auto"/>
       </w:pPr>
       <w:r>
-        <w:t xml:space="preserve">On the raw comparison the profiles differ instructively: </w:t>
-      </w:r>
-      <w:proofErr w:type="spellStart"/>
-      <w:r>
-        <w:t>CodeQL</w:t>
-      </w:r>
-      <w:proofErr w:type="spellEnd"/>
-      <w:r>
-        <w:t xml:space="preserve"> and </w:t>
-      </w:r>
-      <w:proofErr w:type="spellStart"/>
-      <w:r>
-        <w:t>Semgrep</w:t>
-      </w:r>
-      <w:proofErr w:type="spellEnd"/>
-      <w:r>
-        <w:t xml:space="preserve"> are at their worst on cryptography, where </w:t>
-      </w:r>
-      <w:proofErr w:type="spellStart"/>
-      <w:r>
-        <w:t>Secure</w:t>
-      </w:r>
-      <w:r>
-        <w:t>Assist</w:t>
-      </w:r>
-      <w:proofErr w:type="spellEnd"/>
-      <w:r>
-        <w:t xml:space="preserve"> is at its best, while </w:t>
-      </w:r>
-      <w:proofErr w:type="spellStart"/>
-      <w:r>
-        <w:t>SecureAssist</w:t>
-      </w:r>
-      <w:proofErr w:type="spellEnd"/>
-      <w:r>
-        <w:t xml:space="preserve"> is at its worst on injection, where </w:t>
-      </w:r>
-      <w:proofErr w:type="spellStart"/>
-      <w:r>
-        <w:t>CodeQL</w:t>
-      </w:r>
-      <w:proofErr w:type="spellEnd"/>
-      <w:r>
-        <w:t xml:space="preserve"> is merely poor rather than total. The two designs fail in different places, which is an argument for combining approaches rather than choosing between them.</w:t>
+        <w:t>On the raw comparison the profiles differ instructively: CodeQL and Semgrep are at their worst on cryptography, where Secure</w:t>
+      </w:r>
+      <w:r>
+        <w:t>Assist is at its best, while SecureAssist is at its worst on injection, where CodeQL is merely poor rather than total. The two designs fail in different places, which is an argument for combining approaches rather than choosing between them.</w:t>
       </w:r>
     </w:p>
     <w:p>
@@ -10658,29 +9861,7 @@
           <w:sz w:val="18"/>
           <w:szCs w:val="18"/>
         </w:rPr>
-        <w:t xml:space="preserve">This scoping is conservative rather than exact. The analyzer resolves </w:t>
-      </w:r>
-      <w:proofErr w:type="gramStart"/>
-      <w:r>
-        <w:rPr>
-          <w:i/>
-          <w:iCs/>
-          <w:color w:val="444444"/>
-          <w:sz w:val="18"/>
-          <w:szCs w:val="18"/>
-        </w:rPr>
-        <w:t>calls</w:t>
-      </w:r>
-      <w:proofErr w:type="gramEnd"/>
-      <w:r>
-        <w:rPr>
-          <w:i/>
-          <w:iCs/>
-          <w:color w:val="444444"/>
-          <w:sz w:val="18"/>
-          <w:szCs w:val="18"/>
-        </w:rPr>
-        <w:t xml:space="preserve"> to functions defined in the same file, so Juliet's same-file cross-function variants are not beyond its design; they were excluded to keep</w:t>
+        <w:t>This scoping is conservative rather than exact. The analyzer resolves calls to functions defined in the same file, so Juliet's same-file cross-function variants are not beyond its design; they were excluded to keep</w:t>
       </w:r>
       <w:r>
         <w:rPr>
@@ -10724,7 +9905,7 @@
           <w:left w:w="10" w:type="dxa"/>
           <w:right w:w="10" w:type="dxa"/>
         </w:tblCellMar>
-        <w:tblLook w:val="04A0" w:firstRow="1" w:lastRow="0" w:firstColumn="1" w:lastColumn="0" w:noHBand="0" w:noVBand="1"/>
+        <w:tblLook w:val="0000" w:firstRow="0" w:lastRow="0" w:firstColumn="0" w:lastColumn="0" w:noHBand="0" w:noVBand="0"/>
       </w:tblPr>
       <w:tblGrid>
         <w:gridCol w:w="2350"/>
@@ -12671,29 +11852,7 @@
           <w:sz w:val="18"/>
           <w:szCs w:val="18"/>
         </w:rPr>
-        <w:t xml:space="preserve">CWE-787 accepts either an out-of-bounds-write finding or an integer-overflow finding on the size expression - a legitimate taxonomy </w:t>
-      </w:r>
-      <w:proofErr w:type="gramStart"/>
-      <w:r>
-        <w:rPr>
-          <w:i/>
-          <w:iCs/>
-          <w:color w:val="444444"/>
-          <w:sz w:val="18"/>
-          <w:szCs w:val="18"/>
-        </w:rPr>
-        <w:t>overlap</w:t>
-      </w:r>
-      <w:proofErr w:type="gramEnd"/>
-      <w:r>
-        <w:rPr>
-          <w:i/>
-          <w:iCs/>
-          <w:color w:val="444444"/>
-          <w:sz w:val="18"/>
-          <w:szCs w:val="18"/>
-        </w:rPr>
-        <w:t xml:space="preserve"> the analyzer exhibits by design.</w:t>
+        <w:t>CWE-787 accepts either an out-of-bounds-write finding or an integer-overflow finding on the size expression - a legitimate taxonomy overlap the analyzer exhibits by design.</w:t>
       </w:r>
     </w:p>
     <w:p>
@@ -12802,15 +11961,7 @@
         <w:t>A recall figure means little on its own. The purpose of this comparison is to place the r</w:t>
       </w:r>
       <w:r>
-        <w:t xml:space="preserve">esults of Section 5.1 beside tools measured on the same benchmark. </w:t>
-      </w:r>
-      <w:proofErr w:type="spellStart"/>
-      <w:r>
-        <w:t>Gentsch</w:t>
-      </w:r>
-      <w:proofErr w:type="spellEnd"/>
-      <w:r>
-        <w:t>, Krishnamurthy and Heinze</w:t>
+        <w:t>esults of Section 5.1 beside tools measured on the same benchmark. Gentsch, Krishnamurthy and Heinze</w:t>
       </w:r>
       <w:r>
         <w:rPr>
@@ -12823,15 +11974,7 @@
         <w:t xml:space="preserve"> evaluated eleven open-source analyzers on the Juliet Test Suite 1.3 for C, using a subset selected on the same principle as the one used here: C test case</w:t>
       </w:r>
       <w:r>
-        <w:t xml:space="preserve">s only, with the multi-module cases excluded so that each case is </w:t>
-      </w:r>
-      <w:proofErr w:type="spellStart"/>
-      <w:r>
-        <w:t>analysed</w:t>
-      </w:r>
-      <w:proofErr w:type="spellEnd"/>
-      <w:r>
-        <w:t xml:space="preserve"> as a single file.</w:t>
+        <w:t>s only, with the multi-module cases excluded so that each case is analysed as a single file.</w:t>
       </w:r>
     </w:p>
     <w:tbl>
@@ -12849,7 +11992,7 @@
           <w:left w:w="10" w:type="dxa"/>
           <w:right w:w="10" w:type="dxa"/>
         </w:tblCellMar>
-        <w:tblLook w:val="04A0" w:firstRow="1" w:lastRow="0" w:firstColumn="1" w:lastColumn="0" w:noHBand="0" w:noVBand="1"/>
+        <w:tblLook w:val="0000" w:firstRow="0" w:lastRow="0" w:firstColumn="0" w:lastColumn="0" w:noHBand="0" w:noVBand="0"/>
       </w:tblPr>
       <w:tblGrid>
         <w:gridCol w:w="3300"/>
@@ -13001,7 +12144,6 @@
             <w:pPr>
               <w:bidi w:val="0"/>
             </w:pPr>
-            <w:proofErr w:type="spellStart"/>
             <w:r>
               <w:rPr>
                 <w:color w:val="000000"/>
@@ -13010,7 +12152,6 @@
               </w:rPr>
               <w:t>AdLint</w:t>
             </w:r>
-            <w:proofErr w:type="spellEnd"/>
           </w:p>
         </w:tc>
         <w:tc>
@@ -13078,23 +12219,13 @@
               <w:bidi w:val="0"/>
               <w:jc w:val="center"/>
             </w:pPr>
-            <w:proofErr w:type="spellStart"/>
-            <w:r>
-              <w:rPr>
-                <w:color w:val="000000"/>
-                <w:sz w:val="18"/>
-                <w:szCs w:val="18"/>
-              </w:rPr>
-              <w:t>Gentsch</w:t>
-            </w:r>
-            <w:proofErr w:type="spellEnd"/>
-            <w:r>
-              <w:rPr>
-                <w:color w:val="000000"/>
-                <w:sz w:val="18"/>
-                <w:szCs w:val="18"/>
-              </w:rPr>
-              <w:t xml:space="preserve"> et al.</w:t>
+            <w:r>
+              <w:rPr>
+                <w:color w:val="000000"/>
+                <w:sz w:val="18"/>
+                <w:szCs w:val="18"/>
+              </w:rPr>
+              <w:t>Gentsch et al.</w:t>
             </w:r>
             <w:r>
               <w:rPr>
@@ -13130,7 +12261,6 @@
             <w:pPr>
               <w:bidi w:val="0"/>
             </w:pPr>
-            <w:proofErr w:type="spellStart"/>
             <w:r>
               <w:rPr>
                 <w:b/>
@@ -13139,18 +12269,7 @@
                 <w:sz w:val="18"/>
                 <w:szCs w:val="18"/>
               </w:rPr>
-              <w:t>SecureAssist</w:t>
-            </w:r>
-            <w:proofErr w:type="spellEnd"/>
-            <w:r>
-              <w:rPr>
-                <w:b/>
-                <w:bCs/>
-                <w:color w:val="000000"/>
-                <w:sz w:val="18"/>
-                <w:szCs w:val="18"/>
-              </w:rPr>
-              <w:t xml:space="preserve"> - all C, hybrid</w:t>
+              <w:t>SecureAssist - all C, hybrid</w:t>
             </w:r>
           </w:p>
         </w:tc>
@@ -13261,7 +12380,6 @@
             <w:pPr>
               <w:bidi w:val="0"/>
             </w:pPr>
-            <w:proofErr w:type="spellStart"/>
             <w:r>
               <w:rPr>
                 <w:b/>
@@ -13270,18 +12388,7 @@
                 <w:sz w:val="18"/>
                 <w:szCs w:val="18"/>
               </w:rPr>
-              <w:t>SecureAssist</w:t>
-            </w:r>
-            <w:proofErr w:type="spellEnd"/>
-            <w:r>
-              <w:rPr>
-                <w:b/>
-                <w:bCs/>
-                <w:color w:val="000000"/>
-                <w:sz w:val="18"/>
-                <w:szCs w:val="18"/>
-              </w:rPr>
-              <w:t xml:space="preserve"> - all C, static</w:t>
+              <w:t>SecureAssist - all C, static</w:t>
             </w:r>
           </w:p>
         </w:tc>
@@ -13470,23 +12577,13 @@
               <w:bidi w:val="0"/>
               <w:jc w:val="center"/>
             </w:pPr>
-            <w:proofErr w:type="spellStart"/>
-            <w:r>
-              <w:rPr>
-                <w:color w:val="000000"/>
-                <w:sz w:val="18"/>
-                <w:szCs w:val="18"/>
-              </w:rPr>
-              <w:t>Gentsch</w:t>
-            </w:r>
-            <w:proofErr w:type="spellEnd"/>
-            <w:r>
-              <w:rPr>
-                <w:color w:val="000000"/>
-                <w:sz w:val="18"/>
-                <w:szCs w:val="18"/>
-              </w:rPr>
-              <w:t xml:space="preserve"> et al.</w:t>
+            <w:r>
+              <w:rPr>
+                <w:color w:val="000000"/>
+                <w:sz w:val="18"/>
+                <w:szCs w:val="18"/>
+              </w:rPr>
+              <w:t>Gentsch et al.</w:t>
             </w:r>
             <w:r>
               <w:rPr>
@@ -13596,23 +12693,13 @@
               <w:bidi w:val="0"/>
               <w:jc w:val="center"/>
             </w:pPr>
-            <w:proofErr w:type="spellStart"/>
-            <w:r>
-              <w:rPr>
-                <w:color w:val="000000"/>
-                <w:sz w:val="18"/>
-                <w:szCs w:val="18"/>
-              </w:rPr>
-              <w:t>Gentsch</w:t>
-            </w:r>
-            <w:proofErr w:type="spellEnd"/>
-            <w:r>
-              <w:rPr>
-                <w:color w:val="000000"/>
-                <w:sz w:val="18"/>
-                <w:szCs w:val="18"/>
-              </w:rPr>
-              <w:t xml:space="preserve"> et al.</w:t>
+            <w:r>
+              <w:rPr>
+                <w:color w:val="000000"/>
+                <w:sz w:val="18"/>
+                <w:szCs w:val="18"/>
+              </w:rPr>
+              <w:t>Gentsch et al.</w:t>
             </w:r>
             <w:r>
               <w:rPr>
@@ -13726,23 +12813,13 @@
               <w:bidi w:val="0"/>
               <w:jc w:val="center"/>
             </w:pPr>
-            <w:proofErr w:type="spellStart"/>
-            <w:r>
-              <w:rPr>
-                <w:color w:val="000000"/>
-                <w:sz w:val="18"/>
-                <w:szCs w:val="18"/>
-              </w:rPr>
-              <w:t>Gentsch</w:t>
-            </w:r>
-            <w:proofErr w:type="spellEnd"/>
-            <w:r>
-              <w:rPr>
-                <w:color w:val="000000"/>
-                <w:sz w:val="18"/>
-                <w:szCs w:val="18"/>
-              </w:rPr>
-              <w:t xml:space="preserve"> et al.</w:t>
+            <w:r>
+              <w:rPr>
+                <w:color w:val="000000"/>
+                <w:sz w:val="18"/>
+                <w:szCs w:val="18"/>
+              </w:rPr>
+              <w:t>Gentsch et al.</w:t>
             </w:r>
             <w:r>
               <w:rPr>
@@ -13852,23 +12929,13 @@
               <w:bidi w:val="0"/>
               <w:jc w:val="center"/>
             </w:pPr>
-            <w:proofErr w:type="spellStart"/>
-            <w:r>
-              <w:rPr>
-                <w:color w:val="000000"/>
-                <w:sz w:val="18"/>
-                <w:szCs w:val="18"/>
-              </w:rPr>
-              <w:t>Gentsch</w:t>
-            </w:r>
-            <w:proofErr w:type="spellEnd"/>
-            <w:r>
-              <w:rPr>
-                <w:color w:val="000000"/>
-                <w:sz w:val="18"/>
-                <w:szCs w:val="18"/>
-              </w:rPr>
-              <w:t xml:space="preserve"> et al.</w:t>
+            <w:r>
+              <w:rPr>
+                <w:color w:val="000000"/>
+                <w:sz w:val="18"/>
+                <w:szCs w:val="18"/>
+              </w:rPr>
+              <w:t>Gentsch et al.</w:t>
             </w:r>
             <w:r>
               <w:rPr>
@@ -13904,7 +12971,6 @@
             <w:pPr>
               <w:bidi w:val="0"/>
             </w:pPr>
-            <w:proofErr w:type="spellStart"/>
             <w:r>
               <w:rPr>
                 <w:color w:val="000000"/>
@@ -13913,7 +12979,6 @@
               </w:rPr>
               <w:t>Flawfinder</w:t>
             </w:r>
-            <w:proofErr w:type="spellEnd"/>
           </w:p>
         </w:tc>
         <w:tc>
@@ -13984,23 +13049,13 @@
               <w:bidi w:val="0"/>
               <w:jc w:val="center"/>
             </w:pPr>
-            <w:proofErr w:type="spellStart"/>
-            <w:r>
-              <w:rPr>
-                <w:color w:val="000000"/>
-                <w:sz w:val="18"/>
-                <w:szCs w:val="18"/>
-              </w:rPr>
-              <w:t>Gentsch</w:t>
-            </w:r>
-            <w:proofErr w:type="spellEnd"/>
-            <w:r>
-              <w:rPr>
-                <w:color w:val="000000"/>
-                <w:sz w:val="18"/>
-                <w:szCs w:val="18"/>
-              </w:rPr>
-              <w:t xml:space="preserve"> et al.</w:t>
+            <w:r>
+              <w:rPr>
+                <w:color w:val="000000"/>
+                <w:sz w:val="18"/>
+                <w:szCs w:val="18"/>
+              </w:rPr>
+              <w:t>Gentsch et al.</w:t>
             </w:r>
             <w:r>
               <w:rPr>
@@ -14110,23 +13165,13 @@
               <w:bidi w:val="0"/>
               <w:jc w:val="center"/>
             </w:pPr>
-            <w:proofErr w:type="spellStart"/>
-            <w:r>
-              <w:rPr>
-                <w:color w:val="000000"/>
-                <w:sz w:val="18"/>
-                <w:szCs w:val="18"/>
-              </w:rPr>
-              <w:t>Gentsch</w:t>
-            </w:r>
-            <w:proofErr w:type="spellEnd"/>
-            <w:r>
-              <w:rPr>
-                <w:color w:val="000000"/>
-                <w:sz w:val="18"/>
-                <w:szCs w:val="18"/>
-              </w:rPr>
-              <w:t xml:space="preserve"> et al.</w:t>
+            <w:r>
+              <w:rPr>
+                <w:color w:val="000000"/>
+                <w:sz w:val="18"/>
+                <w:szCs w:val="18"/>
+              </w:rPr>
+              <w:t>Gentsch et al.</w:t>
             </w:r>
             <w:r>
               <w:rPr>
@@ -14162,7 +13207,6 @@
             <w:pPr>
               <w:bidi w:val="0"/>
             </w:pPr>
-            <w:proofErr w:type="spellStart"/>
             <w:r>
               <w:rPr>
                 <w:color w:val="000000"/>
@@ -14171,7 +13215,6 @@
               </w:rPr>
               <w:t>CPPcheck</w:t>
             </w:r>
-            <w:proofErr w:type="spellEnd"/>
           </w:p>
         </w:tc>
         <w:tc>
@@ -14242,23 +13285,13 @@
               <w:bidi w:val="0"/>
               <w:jc w:val="center"/>
             </w:pPr>
-            <w:proofErr w:type="spellStart"/>
-            <w:r>
-              <w:rPr>
-                <w:color w:val="000000"/>
-                <w:sz w:val="18"/>
-                <w:szCs w:val="18"/>
-              </w:rPr>
-              <w:t>Gentsch</w:t>
-            </w:r>
-            <w:proofErr w:type="spellEnd"/>
-            <w:r>
-              <w:rPr>
-                <w:color w:val="000000"/>
-                <w:sz w:val="18"/>
-                <w:szCs w:val="18"/>
-              </w:rPr>
-              <w:t xml:space="preserve"> et al.</w:t>
+            <w:r>
+              <w:rPr>
+                <w:color w:val="000000"/>
+                <w:sz w:val="18"/>
+                <w:szCs w:val="18"/>
+              </w:rPr>
+              <w:t>Gentsch et al.</w:t>
             </w:r>
             <w:r>
               <w:rPr>
@@ -14368,23 +13401,13 @@
               <w:bidi w:val="0"/>
               <w:jc w:val="center"/>
             </w:pPr>
-            <w:proofErr w:type="spellStart"/>
-            <w:r>
-              <w:rPr>
-                <w:color w:val="000000"/>
-                <w:sz w:val="18"/>
-                <w:szCs w:val="18"/>
-              </w:rPr>
-              <w:t>Gentsch</w:t>
-            </w:r>
-            <w:proofErr w:type="spellEnd"/>
-            <w:r>
-              <w:rPr>
-                <w:color w:val="000000"/>
-                <w:sz w:val="18"/>
-                <w:szCs w:val="18"/>
-              </w:rPr>
-              <w:t xml:space="preserve"> et al.</w:t>
+            <w:r>
+              <w:rPr>
+                <w:color w:val="000000"/>
+                <w:sz w:val="18"/>
+                <w:szCs w:val="18"/>
+              </w:rPr>
+              <w:t>Gentsch et al.</w:t>
             </w:r>
             <w:r>
               <w:rPr>
@@ -14420,7 +13443,6 @@
             <w:pPr>
               <w:bidi w:val="0"/>
             </w:pPr>
-            <w:proofErr w:type="spellStart"/>
             <w:r>
               <w:rPr>
                 <w:color w:val="000000"/>
@@ -14429,7 +13451,6 @@
               </w:rPr>
               <w:t>Pscan</w:t>
             </w:r>
-            <w:proofErr w:type="spellEnd"/>
           </w:p>
         </w:tc>
         <w:tc>
@@ -14500,23 +13521,13 @@
               <w:bidi w:val="0"/>
               <w:jc w:val="center"/>
             </w:pPr>
-            <w:proofErr w:type="spellStart"/>
-            <w:r>
-              <w:rPr>
-                <w:color w:val="000000"/>
-                <w:sz w:val="18"/>
-                <w:szCs w:val="18"/>
-              </w:rPr>
-              <w:t>Gentsch</w:t>
-            </w:r>
-            <w:proofErr w:type="spellEnd"/>
-            <w:r>
-              <w:rPr>
-                <w:color w:val="000000"/>
-                <w:sz w:val="18"/>
-                <w:szCs w:val="18"/>
-              </w:rPr>
-              <w:t xml:space="preserve"> et al.</w:t>
+            <w:r>
+              <w:rPr>
+                <w:color w:val="000000"/>
+                <w:sz w:val="18"/>
+                <w:szCs w:val="18"/>
+              </w:rPr>
+              <w:t>Gentsch et al.</w:t>
             </w:r>
             <w:r>
               <w:rPr>
@@ -14626,23 +13637,13 @@
               <w:bidi w:val="0"/>
               <w:jc w:val="center"/>
             </w:pPr>
-            <w:proofErr w:type="spellStart"/>
-            <w:r>
-              <w:rPr>
-                <w:color w:val="000000"/>
-                <w:sz w:val="18"/>
-                <w:szCs w:val="18"/>
-              </w:rPr>
-              <w:t>Gentsch</w:t>
-            </w:r>
-            <w:proofErr w:type="spellEnd"/>
-            <w:r>
-              <w:rPr>
-                <w:color w:val="000000"/>
-                <w:sz w:val="18"/>
-                <w:szCs w:val="18"/>
-              </w:rPr>
-              <w:t xml:space="preserve"> et al.</w:t>
+            <w:r>
+              <w:rPr>
+                <w:color w:val="000000"/>
+                <w:sz w:val="18"/>
+                <w:szCs w:val="18"/>
+              </w:rPr>
+              <w:t>Gentsch et al.</w:t>
             </w:r>
             <w:r>
               <w:rPr>
@@ -14670,51 +13671,7 @@
           <w:sz w:val="18"/>
           <w:szCs w:val="18"/>
         </w:rPr>
-        <w:t xml:space="preserve">Ordered by recall. Published values are read from Figure 5.3 of the report; the accompanying text quotes 67% rather than 77% for </w:t>
-      </w:r>
-      <w:proofErr w:type="spellStart"/>
-      <w:r>
-        <w:rPr>
-          <w:i/>
-          <w:iCs/>
-          <w:color w:val="444444"/>
-          <w:sz w:val="18"/>
-          <w:szCs w:val="18"/>
-        </w:rPr>
-        <w:t>AdLint</w:t>
-      </w:r>
-      <w:proofErr w:type="spellEnd"/>
-      <w:r>
-        <w:rPr>
-          <w:i/>
-          <w:iCs/>
-          <w:color w:val="444444"/>
-          <w:sz w:val="18"/>
-          <w:szCs w:val="18"/>
-        </w:rPr>
-        <w:t xml:space="preserve"> recall, and the figure value is used here. The two studies count false positives differently: </w:t>
-      </w:r>
-      <w:proofErr w:type="spellStart"/>
-      <w:r>
-        <w:rPr>
-          <w:i/>
-          <w:iCs/>
-          <w:color w:val="444444"/>
-          <w:sz w:val="18"/>
-          <w:szCs w:val="18"/>
-        </w:rPr>
-        <w:t>Gentsch</w:t>
-      </w:r>
-      <w:proofErr w:type="spellEnd"/>
-      <w:r>
-        <w:rPr>
-          <w:i/>
-          <w:iCs/>
-          <w:color w:val="444444"/>
-          <w:sz w:val="18"/>
-          <w:szCs w:val="18"/>
-        </w:rPr>
-        <w:t xml:space="preserve"> et al. count one p</w:t>
+        <w:t>Ordered by recall. Published values are read from Figure 5.3 of the report; the accompanying text quotes 67% rather than 77% for AdLint recall, and the figure value is used here. The two studies count false positives differently: Gentsch et al. count one p</w:t>
       </w:r>
       <w:r>
         <w:rPr>
@@ -14743,29 +13700,13 @@
         <w:spacing w:after="130" w:line="278" w:lineRule="auto"/>
       </w:pPr>
       <w:r>
-        <w:t xml:space="preserve">The precision caveat is not a formality, and </w:t>
-      </w:r>
-      <w:proofErr w:type="spellStart"/>
-      <w:r>
-        <w:t>AdLint</w:t>
-      </w:r>
-      <w:proofErr w:type="spellEnd"/>
-      <w:r>
-        <w:t xml:space="preserve"> shows why. Its 77% recall is the highest in the study, but it is obtained by warning on roughly an eight</w:t>
+        <w:t>The precision caveat is not a formality, and AdLint shows why. Its 77% recall is the highest in the study, but it is obtained by warning on roughly an eight</w:t>
       </w:r>
       <w:r>
         <w:t>h of all lines in the test code, some 800,000 warnings in total, at 2.5% precision. A tool that flags every line achieves perfect recall and tells the developer nothing. Setting that configuration aside, the meaningful comparison is with the two sound anal</w:t>
       </w:r>
       <w:r>
-        <w:t xml:space="preserve">yzers that top the study by </w:t>
-      </w:r>
-      <w:proofErr w:type="gramStart"/>
-      <w:r>
-        <w:t>Matthews</w:t>
-      </w:r>
-      <w:proofErr w:type="gramEnd"/>
-      <w:r>
-        <w:t xml:space="preserve"> correlation coefficient: Frama-C at 52% recall and IKOS at 47%. The static analyzer described here records 52.1% on its three categories, level with Frama-C, and the hybrid records 62.8%, above both.</w:t>
+        <w:t>yzers that top the study by Matthews correlation coefficient: Frama-C at 52% recall and IKOS at 47%. The static analyzer described here records 52.1% on its three categories, level with Frama-C, and the hybrid records 62.8%, above both.</w:t>
       </w:r>
     </w:p>
     <w:p>
@@ -14777,34 +13718,10 @@
         <w:t xml:space="preserve">That is a narrower </w:t>
       </w:r>
       <w:r>
-        <w:t xml:space="preserve">result than it may appear. The </w:t>
-      </w:r>
-      <w:proofErr w:type="spellStart"/>
-      <w:r>
-        <w:t>SecureAssist</w:t>
-      </w:r>
-      <w:proofErr w:type="spellEnd"/>
-      <w:r>
-        <w:t xml:space="preserve"> figures cover three weakness classes while the published tools are scored across the full range Juliet exercises, and a general-purpose analyzer is </w:t>
-      </w:r>
-      <w:proofErr w:type="spellStart"/>
-      <w:r>
-        <w:t>penalised</w:t>
-      </w:r>
-      <w:proofErr w:type="spellEnd"/>
-      <w:r>
-        <w:t xml:space="preserve"> for silence outside its remit, so the rows are not equ</w:t>
-      </w:r>
-      <w:r>
-        <w:t xml:space="preserve">ivalent even on a shared benchmark. Synthetic suites also flatter every tool measured on them: </w:t>
-      </w:r>
-      <w:proofErr w:type="spellStart"/>
-      <w:r>
-        <w:t>Lipp</w:t>
-      </w:r>
-      <w:proofErr w:type="spellEnd"/>
-      <w:r>
-        <w:t xml:space="preserve"> et al.</w:t>
+        <w:t>result than it may appear. The SecureAssist figures cover three weakness classes while the published tools are scored across the full range Juliet exercises, and a general-purpose analyzer is penalised for silence outside its remit, so the rows are not equ</w:t>
+      </w:r>
+      <w:r>
+        <w:t>ivalent even on a shared benchmark. Synthetic suites also flatter every tool measured on them: Lipp et al.</w:t>
       </w:r>
       <w:r>
         <w:rPr>
@@ -14864,7 +13781,7 @@
           <w:left w:w="10" w:type="dxa"/>
           <w:right w:w="10" w:type="dxa"/>
         </w:tblCellMar>
-        <w:tblLook w:val="04A0" w:firstRow="1" w:lastRow="0" w:firstColumn="1" w:lastColumn="0" w:noHBand="0" w:noVBand="1"/>
+        <w:tblLook w:val="0000" w:firstRow="0" w:lastRow="0" w:firstColumn="0" w:lastColumn="0" w:noHBand="0" w:noVBand="0"/>
       </w:tblPr>
       <w:tblGrid>
         <w:gridCol w:w="3200"/>
@@ -15527,7 +14444,7 @@
           <w:left w:w="10" w:type="dxa"/>
           <w:right w:w="10" w:type="dxa"/>
         </w:tblCellMar>
-        <w:tblLook w:val="04A0" w:firstRow="1" w:lastRow="0" w:firstColumn="1" w:lastColumn="0" w:noHBand="0" w:noVBand="1"/>
+        <w:tblLook w:val="0000" w:firstRow="0" w:lastRow="0" w:firstColumn="0" w:lastColumn="0" w:noHBand="0" w:noVBand="0"/>
       </w:tblPr>
       <w:tblGrid>
         <w:gridCol w:w="1750"/>
@@ -15742,18 +14659,8 @@
                 <w:sz w:val="18"/>
                 <w:szCs w:val="18"/>
               </w:rPr>
-              <w:t xml:space="preserve">Python - </w:t>
-            </w:r>
-            <w:proofErr w:type="spellStart"/>
-            <w:r>
-              <w:rPr>
-                <w:color w:val="000000"/>
-                <w:sz w:val="18"/>
-                <w:szCs w:val="18"/>
-              </w:rPr>
-              <w:t>RealVuln</w:t>
-            </w:r>
-            <w:proofErr w:type="spellEnd"/>
+              <w:t>Python - RealVuln</w:t>
+            </w:r>
           </w:p>
         </w:tc>
         <w:tc>
@@ -16498,15 +15405,7 @@
         <w:t>The hybrid's precision is lower in every l</w:t>
       </w:r>
       <w:r>
-        <w:t xml:space="preserve">anguage, and on Python it is materially lower - 49.5% against 67.7%. The model contributes 100 findings at locations </w:t>
-      </w:r>
-      <w:proofErr w:type="spellStart"/>
-      <w:r>
-        <w:t>RealVuln</w:t>
-      </w:r>
-      <w:proofErr w:type="spellEnd"/>
-      <w:r>
-        <w:t xml:space="preserve"> did not label. Under a precision-weighted metric the static analyzer alone is the better tool on Python, and the frontier language</w:t>
+        <w:t>anguage, and on Python it is materially lower - 49.5% against 67.7%. The model contributes 100 findings at locations RealVuln did not label. Under a precision-weighted metric the static analyzer alone is the better tool on Python, and the frontier language</w:t>
       </w:r>
       <w:r>
         <w:t>-model scanners are better still.</w:t>
@@ -16518,26 +15417,10 @@
         <w:spacing w:after="130" w:line="278" w:lineRule="auto"/>
       </w:pPr>
       <w:r>
-        <w:t xml:space="preserve">The decision therefore rests on which error is more expensive. For a tool that surfaces findings inline in the editor, where dismissing a </w:t>
-      </w:r>
-      <w:proofErr w:type="gramStart"/>
-      <w:r>
-        <w:t>false positive costs</w:t>
-      </w:r>
-      <w:proofErr w:type="gramEnd"/>
-      <w:r>
-        <w:t xml:space="preserve"> one click and a suppression is remembered permanently, a missed</w:t>
-      </w:r>
-      <w:r>
-        <w:t xml:space="preserve"> vulnerability is the more expensive error by a wide margin. That is also the position </w:t>
-      </w:r>
-      <w:proofErr w:type="spellStart"/>
-      <w:r>
-        <w:t>RealVuln</w:t>
-      </w:r>
-      <w:proofErr w:type="spellEnd"/>
-      <w:r>
-        <w:t xml:space="preserve"> takes in choosing F3 as its headline metric.</w:t>
+        <w:t>The decision therefore rests on which error is more expensive. For a tool that surfaces findings inline in the editor, where dismissing a false positive costs one click and a suppression is remembered permanently, a missed</w:t>
+      </w:r>
+      <w:r>
+        <w:t xml:space="preserve"> vulnerability is the more expensive error by a wide margin. That is also the position RealVuln takes in choosing F3 as its headline metric.</w:t>
       </w:r>
     </w:p>
     <w:p>
@@ -16669,7 +15552,7 @@
           <w:left w:w="10" w:type="dxa"/>
           <w:right w:w="10" w:type="dxa"/>
         </w:tblCellMar>
-        <w:tblLook w:val="04A0" w:firstRow="1" w:lastRow="0" w:firstColumn="1" w:lastColumn="0" w:noHBand="0" w:noVBand="1"/>
+        <w:tblLook w:val="0000" w:firstRow="0" w:lastRow="0" w:firstColumn="0" w:lastColumn="0" w:noHBand="0" w:noVBand="0"/>
       </w:tblPr>
       <w:tblGrid>
         <w:gridCol w:w="4200"/>
@@ -16702,7 +15585,6 @@
             <w:pPr>
               <w:bidi w:val="0"/>
             </w:pPr>
-            <w:proofErr w:type="spellStart"/>
             <w:r>
               <w:rPr>
                 <w:b/>
@@ -16711,18 +15593,7 @@
                 <w:sz w:val="18"/>
                 <w:szCs w:val="18"/>
               </w:rPr>
-              <w:t>Sanitisation</w:t>
-            </w:r>
-            <w:proofErr w:type="spellEnd"/>
-            <w:r>
-              <w:rPr>
-                <w:b/>
-                <w:bCs/>
-                <w:color w:val="FFFFFF"/>
-                <w:sz w:val="18"/>
-                <w:szCs w:val="18"/>
-              </w:rPr>
-              <w:t xml:space="preserve"> mechanism</w:t>
+              <w:t>Sanitisation mechanism</w:t>
             </w:r>
           </w:p>
         </w:tc>
@@ -17552,35 +16423,7 @@
           <w:sz w:val="17"/>
           <w:szCs w:val="17"/>
         </w:rPr>
-        <w:t>String g40477 = "</w:t>
-      </w:r>
-      <w:proofErr w:type="spellStart"/>
-      <w:r>
-        <w:rPr>
-          <w:rFonts w:ascii="Consolas" w:eastAsia="Consolas" w:hAnsi="Consolas" w:cs="Consolas"/>
-          <w:sz w:val="17"/>
-          <w:szCs w:val="17"/>
-        </w:rPr>
-        <w:t>barbarians_at_the_gate</w:t>
-      </w:r>
-      <w:proofErr w:type="spellEnd"/>
-      <w:proofErr w:type="gramStart"/>
-      <w:r>
-        <w:rPr>
-          <w:rFonts w:ascii="Consolas" w:eastAsia="Consolas" w:hAnsi="Consolas" w:cs="Consolas"/>
-          <w:sz w:val="17"/>
-          <w:szCs w:val="17"/>
-        </w:rPr>
-        <w:t xml:space="preserve">";   </w:t>
-      </w:r>
-      <w:proofErr w:type="gramEnd"/>
-      <w:r>
-        <w:rPr>
-          <w:rFonts w:ascii="Consolas" w:eastAsia="Consolas" w:hAnsi="Consolas" w:cs="Consolas"/>
-          <w:sz w:val="17"/>
-          <w:szCs w:val="17"/>
-        </w:rPr>
-        <w:t>// static, so this whole flow is 'safe'</w:t>
+        <w:t>String g40477 = "barbarians_at_the_gate";   // static, so this whole flow is 'safe'</w:t>
       </w:r>
     </w:p>
     <w:p>
@@ -17595,27 +16438,7 @@
           <w:sz w:val="17"/>
           <w:szCs w:val="17"/>
         </w:rPr>
-        <w:t xml:space="preserve">String bar = </w:t>
-      </w:r>
-      <w:proofErr w:type="spellStart"/>
-      <w:proofErr w:type="gramStart"/>
-      <w:r>
-        <w:rPr>
-          <w:rFonts w:ascii="Consolas" w:eastAsia="Consolas" w:hAnsi="Consolas" w:cs="Consolas"/>
-          <w:sz w:val="17"/>
-          <w:szCs w:val="17"/>
-        </w:rPr>
-        <w:t>thing.doSomething</w:t>
-      </w:r>
-      <w:proofErr w:type="spellEnd"/>
-      <w:proofErr w:type="gramEnd"/>
-      <w:r>
-        <w:rPr>
-          <w:rFonts w:ascii="Consolas" w:eastAsia="Consolas" w:hAnsi="Consolas" w:cs="Consolas"/>
-          <w:sz w:val="17"/>
-          <w:szCs w:val="17"/>
-        </w:rPr>
-        <w:t>(g40477);     // reflection</w:t>
+        <w:t>String bar = thing.doSomething(g40477);     // reflection</w:t>
       </w:r>
     </w:p>
     <w:p>
@@ -17627,31 +16450,10 @@
         <w:t>The value</w:t>
       </w:r>
       <w:r>
-        <w:t xml:space="preserve"> that reaches the sink derives from a string literal; the preceding taint chain is a decoy. Compounding this, </w:t>
-      </w:r>
-      <w:proofErr w:type="spellStart"/>
-      <w:r>
-        <w:t>ThingFactory.createThing</w:t>
-      </w:r>
-      <w:proofErr w:type="spellEnd"/>
-      <w:r>
-        <w:t xml:space="preserve">() reads a class name from a properties file at runtime and instantiates it via </w:t>
-      </w:r>
-      <w:proofErr w:type="spellStart"/>
-      <w:r>
-        <w:t>Class.forName</w:t>
-      </w:r>
-      <w:proofErr w:type="spellEnd"/>
-      <w:r>
-        <w:t xml:space="preserve">, so which implementation of </w:t>
-      </w:r>
-      <w:proofErr w:type="spellStart"/>
-      <w:r>
-        <w:t>doSomething</w:t>
-      </w:r>
-      <w:proofErr w:type="spellEnd"/>
-      <w:r>
-        <w:t xml:space="preserve"> executes cannot be determined from the source at all.</w:t>
+        <w:t xml:space="preserve"> that reaches the sink derives from a string literal; the preceding taint chain is a decoy. Compounding this, ThingFactory.createThing() reads a class name from a properties file at runtime and instantiates it via Class.forName, so which implementation of </w:t>
+      </w:r>
+      <w:r>
+        <w:t>doSomething executes cannot be determined from the source at all.</w:t>
       </w:r>
     </w:p>
     <w:p>
@@ -17675,25 +16477,7 @@
           <w:sz w:val="17"/>
           <w:szCs w:val="17"/>
         </w:rPr>
-        <w:t xml:space="preserve">String </w:t>
-      </w:r>
-      <w:proofErr w:type="spellStart"/>
-      <w:r>
-        <w:rPr>
-          <w:rFonts w:ascii="Consolas" w:eastAsia="Consolas" w:hAnsi="Consolas" w:cs="Consolas"/>
-          <w:sz w:val="17"/>
-          <w:szCs w:val="17"/>
-        </w:rPr>
-        <w:t>sql</w:t>
-      </w:r>
-      <w:proofErr w:type="spellEnd"/>
-      <w:r>
-        <w:rPr>
-          <w:rFonts w:ascii="Consolas" w:eastAsia="Consolas" w:hAnsi="Consolas" w:cs="Consolas"/>
-          <w:sz w:val="17"/>
-          <w:szCs w:val="17"/>
-        </w:rPr>
-        <w:t xml:space="preserve"> = "SELECT * from USERS where USERNAME=? and PASSWORD='" + bar + "'";</w:t>
+        <w:t>String sql = "SELECT * from USERS where USERNAME=? and PASSWORD='" + bar + "'";</w:t>
       </w:r>
     </w:p>
     <w:p>
@@ -17702,69 +16486,21 @@
         <w:bidi w:val="0"/>
         <w:spacing w:before="40" w:after="40"/>
       </w:pPr>
-      <w:proofErr w:type="spellStart"/>
       <w:r>
         <w:rPr>
           <w:rFonts w:ascii="Consolas" w:eastAsia="Consolas" w:hAnsi="Consolas" w:cs="Consolas"/>
           <w:sz w:val="17"/>
           <w:szCs w:val="17"/>
         </w:rPr>
-        <w:t>PreparedStatement</w:t>
-      </w:r>
-      <w:proofErr w:type="spellEnd"/>
+        <w:t>PreparedStatement statement = connection.prepareSt</w:t>
+      </w:r>
       <w:r>
         <w:rPr>
           <w:rFonts w:ascii="Consolas" w:eastAsia="Consolas" w:hAnsi="Consolas" w:cs="Consolas"/>
           <w:sz w:val="17"/>
           <w:szCs w:val="17"/>
         </w:rPr>
-        <w:t xml:space="preserve"> statement = </w:t>
-      </w:r>
-      <w:proofErr w:type="spellStart"/>
-      <w:proofErr w:type="gramStart"/>
-      <w:r>
-        <w:rPr>
-          <w:rFonts w:ascii="Consolas" w:eastAsia="Consolas" w:hAnsi="Consolas" w:cs="Consolas"/>
-          <w:sz w:val="17"/>
-          <w:szCs w:val="17"/>
-        </w:rPr>
-        <w:t>connection.prepareSt</w:t>
-      </w:r>
-      <w:r>
-        <w:rPr>
-          <w:rFonts w:ascii="Consolas" w:eastAsia="Consolas" w:hAnsi="Consolas" w:cs="Consolas"/>
-          <w:sz w:val="17"/>
-          <w:szCs w:val="17"/>
-        </w:rPr>
-        <w:t>atement</w:t>
-      </w:r>
-      <w:proofErr w:type="spellEnd"/>
-      <w:proofErr w:type="gramEnd"/>
-      <w:r>
-        <w:rPr>
-          <w:rFonts w:ascii="Consolas" w:eastAsia="Consolas" w:hAnsi="Consolas" w:cs="Consolas"/>
-          <w:sz w:val="17"/>
-          <w:szCs w:val="17"/>
-        </w:rPr>
-        <w:t>(</w:t>
-      </w:r>
-      <w:proofErr w:type="spellStart"/>
-      <w:r>
-        <w:rPr>
-          <w:rFonts w:ascii="Consolas" w:eastAsia="Consolas" w:hAnsi="Consolas" w:cs="Consolas"/>
-          <w:sz w:val="17"/>
-          <w:szCs w:val="17"/>
-        </w:rPr>
-        <w:t>sql</w:t>
-      </w:r>
-      <w:proofErr w:type="spellEnd"/>
-      <w:r>
-        <w:rPr>
-          <w:rFonts w:ascii="Consolas" w:eastAsia="Consolas" w:hAnsi="Consolas" w:cs="Consolas"/>
-          <w:sz w:val="17"/>
-          <w:szCs w:val="17"/>
-        </w:rPr>
-        <w:t>);</w:t>
+        <w:t>atement(sql);</w:t>
       </w:r>
     </w:p>
     <w:p>
@@ -17773,15 +16509,7 @@
         <w:spacing w:after="130" w:line="278" w:lineRule="auto"/>
       </w:pPr>
       <w:r>
-        <w:t xml:space="preserve">Note that the statement </w:t>
-      </w:r>
-      <w:proofErr w:type="spellStart"/>
-      <w:r>
-        <w:t>parameterises</w:t>
-      </w:r>
-      <w:proofErr w:type="spellEnd"/>
-      <w:r>
-        <w:t xml:space="preserve"> USERNAME but concatenates PASSWORD. In production code this is a genuine vulnerability, and the analyzer is right to flag the pattern; the case is safe only because bar traces to a literal through an unresolvable refle</w:t>
+        <w:t>Note that the statement parameterises USERNAME but concatenates PASSWORD. In production code this is a genuine vulnerability, and the analyzer is right to flag the pattern; the case is safe only because bar traces to a literal through an unresolvable refle</w:t>
       </w:r>
       <w:r>
         <w:t>ctive call. The identical file with the taint source substituted is the vulnerable half of the pair.</w:t>
@@ -17805,29 +16533,7 @@
           <w:sz w:val="20"/>
           <w:szCs w:val="20"/>
         </w:rPr>
-        <w:t xml:space="preserve">Routing a constant through a reflectively-instantiated factory is not a </w:t>
-      </w:r>
-      <w:proofErr w:type="spellStart"/>
-      <w:r>
-        <w:rPr>
-          <w:b/>
-          <w:bCs/>
-          <w:color w:val="17375E"/>
-          <w:sz w:val="20"/>
-          <w:szCs w:val="20"/>
-        </w:rPr>
-        <w:t>sanitisation</w:t>
-      </w:r>
-      <w:proofErr w:type="spellEnd"/>
-      <w:r>
-        <w:rPr>
-          <w:b/>
-          <w:bCs/>
-          <w:color w:val="17375E"/>
-          <w:sz w:val="20"/>
-          <w:szCs w:val="20"/>
-        </w:rPr>
-        <w:t xml:space="preserve"> strategy found in production code; it exists in the benchmark to defea</w:t>
+        <w:t>Routing a constant through a reflectively-instantiated factory is not a sanitisation strategy found in production code; it exists in the benchmark to defea</w:t>
       </w:r>
       <w:r>
         <w:rPr>
@@ -17923,15 +16629,7 @@
         <w:t>No reflective dispatch modelling - 80% of OWASP false positives stem from reflective indirection, which is intractable without whole-program</w:t>
       </w:r>
       <w:r>
-        <w:t xml:space="preserve"> analysis of the class implemented by </w:t>
-      </w:r>
-      <w:proofErr w:type="spellStart"/>
-      <w:r>
-        <w:t>CodeQL</w:t>
-      </w:r>
-      <w:proofErr w:type="spellEnd"/>
-      <w:r>
-        <w:t xml:space="preserve"> and Coverity.</w:t>
+        <w:t xml:space="preserve"> analysis of the class implemented by CodeQL and Coverity.</w:t>
       </w:r>
     </w:p>
     <w:p>
@@ -17973,23 +16671,7 @@
         <w:spacing w:after="80"/>
       </w:pPr>
       <w:r>
-        <w:t xml:space="preserve">No buffer-size analysis - size-mismatch overflows such as </w:t>
-      </w:r>
-      <w:proofErr w:type="spellStart"/>
-      <w:r>
-        <w:t>memcpy</w:t>
-      </w:r>
-      <w:proofErr w:type="spellEnd"/>
-      <w:r>
-        <w:t xml:space="preserve"> with an incorrect </w:t>
-      </w:r>
-      <w:proofErr w:type="spellStart"/>
-      <w:r>
-        <w:t>sizeof</w:t>
-      </w:r>
-      <w:proofErr w:type="spellEnd"/>
-      <w:r>
-        <w:t xml:space="preserve"> are not detected. This is the principal cause of the CWE-787 result.</w:t>
+        <w:t>No buffer-size analysis - size-mismatch overflows such as memcpy with an incorrect sizeof are not detected. This is the principal cause of the CWE-787 result.</w:t>
       </w:r>
     </w:p>
     <w:p>
@@ -18005,15 +16687,7 @@
         <w:t xml:space="preserve">Custom input sources - input parsed outside framework request </w:t>
       </w:r>
       <w:r>
-        <w:t xml:space="preserve">objects is not </w:t>
-      </w:r>
-      <w:proofErr w:type="spellStart"/>
-      <w:r>
-        <w:t>recognised</w:t>
-      </w:r>
-      <w:proofErr w:type="spellEnd"/>
-      <w:r>
-        <w:t xml:space="preserve"> as a taint source.</w:t>
+        <w:t>objects is not recognised as a taint source.</w:t>
       </w:r>
     </w:p>
     <w:p>
@@ -18039,18 +16713,7 @@
         <w:spacing w:after="80"/>
       </w:pPr>
       <w:r>
-        <w:t>Precision relative to lang</w:t>
-      </w:r>
-      <w:r>
-        <w:t xml:space="preserve">uage-model scanners remains the analyzer's principal weakness: 67.7% against 86-91% on </w:t>
-      </w:r>
-      <w:proofErr w:type="spellStart"/>
-      <w:r>
-        <w:t>RealVuln</w:t>
-      </w:r>
-      <w:proofErr w:type="spellEnd"/>
-      <w:r>
-        <w:t>.</w:t>
+        <w:t>Precision relative to language-model scanners remains the analyzer's principal weakness: 67.7% against 86-91% on RealVuln.</w:t>
       </w:r>
     </w:p>
     <w:p>
@@ -18059,10 +16722,10 @@
         <w:spacing w:after="130" w:line="278" w:lineRule="auto"/>
       </w:pPr>
       <w:r>
-        <w:t>Approximately 20% of observed false positives are addressable with field-sensitive container modelling and constant propagation, both well-understood techniques. The remaining 80% require whole-program reflection analysis representing years of dedicated en</w:t>
-      </w:r>
-      <w:r>
-        <w:t>gineering.</w:t>
+        <w:t>Approximately 20% of observed false positives are addressable with field-sensitive container modelling and constant propagation, both</w:t>
+      </w:r>
+      <w:r>
+        <w:t xml:space="preserve"> well-understood techniques. The remaining 80% require whole-program reflection analysis representing years of dedicated engineering.</w:t>
       </w:r>
     </w:p>
     <w:p>
@@ -18247,15 +16910,6 @@
     </w:p>
     <w:p>
       <w:pPr>
-        <w:bidi w:val="0"/>
-        <w:spacing w:after="130" w:line="278" w:lineRule="auto"/>
-      </w:pPr>
-      <w:r>
-        <w:t>All links accessed 4 August 2026.</w:t>
-      </w:r>
-    </w:p>
-    <w:p>
-      <w:pPr>
         <w:pStyle w:val="Heading3"/>
         <w:spacing w:before="200" w:after="90"/>
       </w:pPr>
@@ -18267,7 +16921,17 @@
           <w:sz w:val="21"/>
           <w:szCs w:val="21"/>
         </w:rPr>
-        <w:t>Benchmarks and corpora</w:t>
+        <w:t>B</w:t>
+      </w:r>
+      <w:r>
+        <w:rPr>
+          <w:b/>
+          <w:bCs/>
+          <w:color w:val="2E75B6"/>
+          <w:sz w:val="21"/>
+          <w:szCs w:val="21"/>
+        </w:rPr>
+        <w:t>enchmarks and corpora</w:t>
       </w:r>
     </w:p>
     <w:p>
@@ -18284,33 +16948,21 @@
           <w:sz w:val="20"/>
           <w:szCs w:val="20"/>
         </w:rPr>
-        <w:t>[1</w:t>
-      </w:r>
-      <w:proofErr w:type="gramStart"/>
-      <w:r>
-        <w:rPr>
-          <w:b/>
-          <w:bCs/>
-          <w:color w:val="1F4E79"/>
-          <w:sz w:val="20"/>
-          <w:szCs w:val="20"/>
-        </w:rPr>
-        <w:t xml:space="preserve">]  </w:t>
+        <w:t xml:space="preserve">[1]  </w:t>
       </w:r>
       <w:r>
         <w:rPr>
           <w:sz w:val="20"/>
           <w:szCs w:val="20"/>
         </w:rPr>
-        <w:t>OWASP</w:t>
-      </w:r>
-      <w:proofErr w:type="gramEnd"/>
+        <w:t>OWASP Foundation. OWASP Benchmark Project, versio</w:t>
+      </w:r>
       <w:r>
         <w:rPr>
           <w:sz w:val="20"/>
           <w:szCs w:val="20"/>
         </w:rPr>
-        <w:t xml:space="preserve"> Foundation. OWASP Benchmark Project, version 1.2. Java test suite of 2,740 cases with published expected results. </w:t>
+        <w:t xml:space="preserve">n 1.2. Java test suite of 2,740 cases with published expected results. </w:t>
       </w:r>
       <w:hyperlink r:id="rId5" w:history="1">
         <w:r>
@@ -18338,33 +16990,14 @@
           <w:sz w:val="20"/>
           <w:szCs w:val="20"/>
         </w:rPr>
-        <w:t>[2</w:t>
-      </w:r>
-      <w:proofErr w:type="gramStart"/>
-      <w:r>
-        <w:rPr>
-          <w:b/>
-          <w:bCs/>
-          <w:color w:val="1F4E79"/>
-          <w:sz w:val="20"/>
-          <w:szCs w:val="20"/>
-        </w:rPr>
-        <w:t xml:space="preserve">]  </w:t>
+        <w:t xml:space="preserve">[2]  </w:t>
       </w:r>
       <w:r>
         <w:rPr>
           <w:sz w:val="20"/>
           <w:szCs w:val="20"/>
         </w:rPr>
-        <w:t>National</w:t>
-      </w:r>
-      <w:proofErr w:type="gramEnd"/>
-      <w:r>
-        <w:rPr>
-          <w:sz w:val="20"/>
-          <w:szCs w:val="20"/>
-        </w:rPr>
-        <w:t xml:space="preserve"> Institute of Standards and Technology. Juliet Test Suite for C/C++, version 1.3. NIST Software Assurance Reference Dataset (SARD), Test Suite 112. </w:t>
+        <w:t xml:space="preserve">National Institute of Standards and Technology. Juliet Test Suite for C/C++, version 1.3. NIST Software Assurance Reference Dataset (SARD), Test Suite 112. </w:t>
       </w:r>
       <w:hyperlink r:id="rId6" w:history="1">
         <w:r>
@@ -18401,67 +17034,14 @@
           <w:sz w:val="20"/>
           <w:szCs w:val="20"/>
         </w:rPr>
-        <w:t>[3</w:t>
-      </w:r>
-      <w:proofErr w:type="gramStart"/>
-      <w:r>
-        <w:rPr>
-          <w:b/>
-          <w:bCs/>
-          <w:color w:val="1F4E79"/>
-          <w:sz w:val="20"/>
-          <w:szCs w:val="20"/>
-        </w:rPr>
-        <w:t xml:space="preserve">]  </w:t>
-      </w:r>
-      <w:proofErr w:type="spellStart"/>
+        <w:t xml:space="preserve">[3]  </w:t>
+      </w:r>
       <w:r>
         <w:rPr>
           <w:sz w:val="20"/>
           <w:szCs w:val="20"/>
         </w:rPr>
-        <w:t>Kolega</w:t>
-      </w:r>
-      <w:proofErr w:type="spellEnd"/>
-      <w:proofErr w:type="gramEnd"/>
-      <w:r>
-        <w:rPr>
-          <w:sz w:val="20"/>
-          <w:szCs w:val="20"/>
-        </w:rPr>
-        <w:t xml:space="preserve"> AI. </w:t>
-      </w:r>
-      <w:proofErr w:type="spellStart"/>
-      <w:r>
-        <w:rPr>
-          <w:sz w:val="20"/>
-          <w:szCs w:val="20"/>
-        </w:rPr>
-        <w:t>RealVuln</w:t>
-      </w:r>
-      <w:proofErr w:type="spellEnd"/>
-      <w:r>
-        <w:rPr>
-          <w:sz w:val="20"/>
-          <w:szCs w:val="20"/>
-        </w:rPr>
-        <w:t xml:space="preserve"> Benchmark, version 1.0.0. 26 real-world Python applications, 796 hand-labelled findings including 120 false-positive traps; ground truth, scoring scripts and raw scanner outputs released under an open-source </w:t>
-      </w:r>
-      <w:proofErr w:type="spellStart"/>
-      <w:r>
-        <w:rPr>
-          <w:sz w:val="20"/>
-          <w:szCs w:val="20"/>
-        </w:rPr>
-        <w:t>licence</w:t>
-      </w:r>
-      <w:proofErr w:type="spellEnd"/>
-      <w:r>
-        <w:rPr>
-          <w:sz w:val="20"/>
-          <w:szCs w:val="20"/>
-        </w:rPr>
-        <w:t xml:space="preserve">. </w:t>
+        <w:t xml:space="preserve">Kolega AI. RealVuln Benchmark, version 1.0.0. 26 real-world Python applications, 796 hand-labelled findings including 120 false-positive traps; ground truth, scoring scripts and raw scanner outputs released under an open-source licence. </w:t>
       </w:r>
       <w:hyperlink r:id="rId7" w:history="1">
         <w:r>
@@ -18489,35 +17069,14 @@
           <w:sz w:val="20"/>
           <w:szCs w:val="20"/>
         </w:rPr>
-        <w:t>[4</w:t>
-      </w:r>
-      <w:proofErr w:type="gramStart"/>
-      <w:r>
-        <w:rPr>
-          <w:b/>
-          <w:bCs/>
-          <w:color w:val="1F4E79"/>
-          <w:sz w:val="20"/>
-          <w:szCs w:val="20"/>
-        </w:rPr>
-        <w:t xml:space="preserve">]  </w:t>
-      </w:r>
-      <w:proofErr w:type="spellStart"/>
+        <w:t xml:space="preserve">[4]  </w:t>
+      </w:r>
       <w:r>
         <w:rPr>
           <w:sz w:val="20"/>
           <w:szCs w:val="20"/>
         </w:rPr>
-        <w:t>RealVuln</w:t>
-      </w:r>
-      <w:proofErr w:type="spellEnd"/>
-      <w:proofErr w:type="gramEnd"/>
-      <w:r>
-        <w:rPr>
-          <w:sz w:val="20"/>
-          <w:szCs w:val="20"/>
-        </w:rPr>
-        <w:t xml:space="preserve"> interactive dashboard and published leaderboard. </w:t>
+        <w:t xml:space="preserve">RealVuln interactive dashboard and published leaderboard. </w:t>
       </w:r>
       <w:hyperlink r:id="rId8" w:history="1">
         <w:r>
@@ -18561,20 +17120,8 @@
           <w:sz w:val="20"/>
           <w:szCs w:val="20"/>
         </w:rPr>
-        <w:t>[5</w:t>
-      </w:r>
-      <w:proofErr w:type="gramStart"/>
-      <w:r>
-        <w:rPr>
-          <w:b/>
-          <w:bCs/>
-          <w:color w:val="1F4E79"/>
-          <w:sz w:val="20"/>
-          <w:szCs w:val="20"/>
-        </w:rPr>
-        <w:t xml:space="preserve">]  </w:t>
-      </w:r>
-      <w:proofErr w:type="spellStart"/>
+        <w:t xml:space="preserve">[5]  </w:t>
+      </w:r>
       <w:r>
         <w:rPr>
           <w:sz w:val="20"/>
@@ -18582,30 +17129,12 @@
         </w:rPr>
         <w:t>RealVuln</w:t>
       </w:r>
-      <w:proofErr w:type="spellEnd"/>
-      <w:proofErr w:type="gramEnd"/>
       <w:r>
         <w:rPr>
           <w:sz w:val="20"/>
           <w:szCs w:val="20"/>
         </w:rPr>
-        <w:t xml:space="preserve">: Benchmarking Rule-Based, General-Purpose LLM, and Security-Specialized Scanners on Real-World Code. </w:t>
-      </w:r>
-      <w:proofErr w:type="spellStart"/>
-      <w:r>
-        <w:rPr>
-          <w:sz w:val="20"/>
-          <w:szCs w:val="20"/>
-        </w:rPr>
-        <w:t>arXiv</w:t>
-      </w:r>
-      <w:proofErr w:type="spellEnd"/>
-      <w:r>
-        <w:rPr>
-          <w:sz w:val="20"/>
-          <w:szCs w:val="20"/>
-        </w:rPr>
-        <w:t xml:space="preserve"> preprint arXiv:2604.13764, 2026. Source of the F3 metric and of the scanner outputs re-scored in Section 3.2. </w:t>
+        <w:t xml:space="preserve">: Benchmarking Rule-Based, General-Purpose LLM, and Security-Specialized Scanners on Real-World Code. arXiv preprint arXiv:2604.13764, 2026. Source of the F3 metric and of the scanner outputs re-scored in Section 3.2. </w:t>
       </w:r>
       <w:hyperlink r:id="rId9" w:history="1">
         <w:r>
@@ -18633,97 +17162,14 @@
           <w:sz w:val="20"/>
           <w:szCs w:val="20"/>
         </w:rPr>
-        <w:t>[6</w:t>
-      </w:r>
-      <w:proofErr w:type="gramStart"/>
-      <w:r>
-        <w:rPr>
-          <w:b/>
-          <w:bCs/>
-          <w:color w:val="1F4E79"/>
-          <w:sz w:val="20"/>
-          <w:szCs w:val="20"/>
-        </w:rPr>
-        <w:t xml:space="preserve">]  </w:t>
+        <w:t xml:space="preserve">[6]  </w:t>
       </w:r>
       <w:r>
         <w:rPr>
           <w:sz w:val="20"/>
           <w:szCs w:val="20"/>
         </w:rPr>
-        <w:t>Sifting</w:t>
-      </w:r>
-      <w:proofErr w:type="gramEnd"/>
-      <w:r>
-        <w:rPr>
-          <w:sz w:val="20"/>
-          <w:szCs w:val="20"/>
-        </w:rPr>
-        <w:t xml:space="preserve"> the Noise: A Comparative Study of LLM Agents in Vulnerability False Positive Filtering. </w:t>
-      </w:r>
-      <w:proofErr w:type="spellStart"/>
-      <w:r>
-        <w:rPr>
-          <w:sz w:val="20"/>
-          <w:szCs w:val="20"/>
-        </w:rPr>
-        <w:t>arXiv</w:t>
-      </w:r>
-      <w:proofErr w:type="spellEnd"/>
-      <w:r>
-        <w:rPr>
-          <w:sz w:val="20"/>
-          <w:szCs w:val="20"/>
-        </w:rPr>
-        <w:t xml:space="preserve"> preprint arXiv:2601.22952, 2026. </w:t>
-      </w:r>
-      <w:proofErr w:type="spellStart"/>
-      <w:r>
-        <w:rPr>
-          <w:sz w:val="20"/>
-          <w:szCs w:val="20"/>
-        </w:rPr>
-        <w:t>CodeQL</w:t>
-      </w:r>
-      <w:proofErr w:type="spellEnd"/>
-      <w:r>
-        <w:rPr>
-          <w:sz w:val="20"/>
-          <w:szCs w:val="20"/>
-        </w:rPr>
-        <w:t xml:space="preserve">, </w:t>
-      </w:r>
-      <w:proofErr w:type="spellStart"/>
-      <w:r>
-        <w:rPr>
-          <w:sz w:val="20"/>
-          <w:szCs w:val="20"/>
-        </w:rPr>
-        <w:t>Semgrep</w:t>
-      </w:r>
-      <w:proofErr w:type="spellEnd"/>
-      <w:r>
-        <w:rPr>
-          <w:sz w:val="20"/>
-          <w:szCs w:val="20"/>
-        </w:rPr>
-        <w:t xml:space="preserve">, SonarQube and </w:t>
-      </w:r>
-      <w:proofErr w:type="spellStart"/>
-      <w:r>
-        <w:rPr>
-          <w:sz w:val="20"/>
-          <w:szCs w:val="20"/>
-        </w:rPr>
-        <w:t>Joern</w:t>
-      </w:r>
-      <w:proofErr w:type="spellEnd"/>
-      <w:r>
-        <w:rPr>
-          <w:sz w:val="20"/>
-          <w:szCs w:val="20"/>
-        </w:rPr>
-        <w:t xml:space="preserve"> on OWASP Benchmark v1.2; false-posi</w:t>
+        <w:t>Sifting the Noise: A Comparative Study of LLM Agents in Vulnerability False Positive Filtering. arXiv preprint arXiv:2601.22952, 2026. CodeQL, Semgrep, SonarQube and Joern on OWASP Benchmark v1.2; false-posi</w:t>
       </w:r>
       <w:r>
         <w:rPr>
@@ -18758,58 +17204,21 @@
           <w:sz w:val="20"/>
           <w:szCs w:val="20"/>
         </w:rPr>
-        <w:t>[7</w:t>
-      </w:r>
-      <w:proofErr w:type="gramStart"/>
-      <w:r>
-        <w:rPr>
-          <w:b/>
-          <w:bCs/>
-          <w:color w:val="1F4E79"/>
-          <w:sz w:val="20"/>
-          <w:szCs w:val="20"/>
-        </w:rPr>
-        <w:t xml:space="preserve">]  </w:t>
-      </w:r>
-      <w:proofErr w:type="spellStart"/>
+        <w:t xml:space="preserve">[7]  </w:t>
+      </w:r>
       <w:r>
         <w:rPr>
           <w:sz w:val="20"/>
           <w:szCs w:val="20"/>
         </w:rPr>
-        <w:t>Dubniczky</w:t>
-      </w:r>
-      <w:proofErr w:type="spellEnd"/>
-      <w:proofErr w:type="gramEnd"/>
+        <w:t xml:space="preserve">Dubniczky, R. </w:t>
+      </w:r>
       <w:r>
         <w:rPr>
           <w:sz w:val="20"/>
           <w:szCs w:val="20"/>
         </w:rPr>
-        <w:t xml:space="preserve">, R. </w:t>
-      </w:r>
-      <w:r>
-        <w:rPr>
-          <w:sz w:val="20"/>
-          <w:szCs w:val="20"/>
-        </w:rPr>
-        <w:t xml:space="preserve">A. et al. CASTLE: Benchmarking Dataset for Static Code Analyzers and LLMs towards CWE Detection. </w:t>
-      </w:r>
-      <w:proofErr w:type="spellStart"/>
-      <w:r>
-        <w:rPr>
-          <w:sz w:val="20"/>
-          <w:szCs w:val="20"/>
-        </w:rPr>
-        <w:t>arXiv</w:t>
-      </w:r>
-      <w:proofErr w:type="spellEnd"/>
-      <w:r>
-        <w:rPr>
-          <w:sz w:val="20"/>
-          <w:szCs w:val="20"/>
-        </w:rPr>
-        <w:t xml:space="preserve"> preprint arXiv:2503.09433, 2025. Thirteen static analyzers, two formal verification tools and ten LLMs evaluated on 250 hand-written C programs across 25</w:t>
+        <w:t>A. et al. CASTLE: Benchmarking Dataset for Static Code Analyzers and LLMs towards CWE Detection. arXiv preprint arXiv:2503.09433, 2025. Thirteen static analyzers, two formal verification tools and ten LLMs evaluated on 250 hand-written C programs across 25</w:t>
       </w:r>
       <w:r>
         <w:rPr>
@@ -18844,33 +17253,14 @@
           <w:sz w:val="20"/>
           <w:szCs w:val="20"/>
         </w:rPr>
-        <w:t>[8</w:t>
-      </w:r>
-      <w:proofErr w:type="gramStart"/>
-      <w:r>
-        <w:rPr>
-          <w:b/>
-          <w:bCs/>
-          <w:color w:val="1F4E79"/>
-          <w:sz w:val="20"/>
-          <w:szCs w:val="20"/>
-        </w:rPr>
-        <w:t xml:space="preserve">]  </w:t>
+        <w:t xml:space="preserve">[8]  </w:t>
       </w:r>
       <w:r>
         <w:rPr>
           <w:sz w:val="20"/>
           <w:szCs w:val="20"/>
         </w:rPr>
-        <w:t>A</w:t>
-      </w:r>
-      <w:proofErr w:type="gramEnd"/>
-      <w:r>
-        <w:rPr>
-          <w:sz w:val="20"/>
-          <w:szCs w:val="20"/>
-        </w:rPr>
-        <w:t xml:space="preserve"> Systematic Literature Review on Static Application Security Testing (SAST) Tools: Evaluation</w:t>
+        <w:t>A Systematic Literature Review on Static Application Security Testing (SAST) Tools: Evaluation</w:t>
       </w:r>
       <w:r>
         <w:rPr>
@@ -18914,51 +17304,14 @@
           <w:sz w:val="20"/>
           <w:szCs w:val="20"/>
         </w:rPr>
-        <w:t>[9</w:t>
-      </w:r>
-      <w:proofErr w:type="gramStart"/>
-      <w:r>
-        <w:rPr>
-          <w:b/>
-          <w:bCs/>
-          <w:color w:val="1F4E79"/>
-          <w:sz w:val="20"/>
-          <w:szCs w:val="20"/>
-        </w:rPr>
-        <w:t xml:space="preserve">]  </w:t>
-      </w:r>
-      <w:proofErr w:type="spellStart"/>
+        <w:t xml:space="preserve">[9]  </w:t>
+      </w:r>
       <w:r>
         <w:rPr>
           <w:sz w:val="20"/>
           <w:szCs w:val="20"/>
         </w:rPr>
-        <w:t>Gentsch</w:t>
-      </w:r>
-      <w:proofErr w:type="spellEnd"/>
-      <w:proofErr w:type="gramEnd"/>
-      <w:r>
-        <w:rPr>
-          <w:sz w:val="20"/>
-          <w:szCs w:val="20"/>
-        </w:rPr>
-        <w:t>, C., Krishnamurthy, R. and Heinze, T. S. Benchmarking Open-Source Static Analyzers for Security Testing for C. In Leveraging Applications of Formal Methods, Verification and Validation (</w:t>
-      </w:r>
-      <w:proofErr w:type="spellStart"/>
-      <w:r>
-        <w:rPr>
-          <w:sz w:val="20"/>
-          <w:szCs w:val="20"/>
-        </w:rPr>
-        <w:t>ISoLA</w:t>
-      </w:r>
-      <w:proofErr w:type="spellEnd"/>
-      <w:r>
-        <w:rPr>
-          <w:sz w:val="20"/>
-          <w:szCs w:val="20"/>
-        </w:rPr>
-        <w:t xml:space="preserve"> 2020), LNCS 12479, Spri</w:t>
+        <w:t>Gentsch, C., Krishnamurthy, R. and Heinze, T. S. Benchmarking Open-Source Static Analyzers for Security Testing for C. In Leveraging Applications of Formal Methods, Verification and Validation (ISoLA 2020), LNCS 12479, Spri</w:t>
       </w:r>
       <w:r>
         <w:rPr>
@@ -18993,74 +17346,21 @@
           <w:sz w:val="20"/>
           <w:szCs w:val="20"/>
         </w:rPr>
-        <w:t>[10</w:t>
-      </w:r>
-      <w:proofErr w:type="gramStart"/>
-      <w:r>
-        <w:rPr>
-          <w:b/>
-          <w:bCs/>
-          <w:color w:val="1F4E79"/>
-          <w:sz w:val="20"/>
-          <w:szCs w:val="20"/>
-        </w:rPr>
-        <w:t xml:space="preserve">]  </w:t>
-      </w:r>
-      <w:proofErr w:type="spellStart"/>
+        <w:t xml:space="preserve">[10]  </w:t>
+      </w:r>
       <w:r>
         <w:rPr>
           <w:sz w:val="20"/>
           <w:szCs w:val="20"/>
         </w:rPr>
-        <w:t>Lipp</w:t>
-      </w:r>
-      <w:proofErr w:type="spellEnd"/>
-      <w:proofErr w:type="gramEnd"/>
+        <w:t>Lipp, S., Banescu, S. and Pretschner, A. An Empirical Study on the Effectiveness of Static C Code Analyzers for Vulnerability Detection. In Proceedings of the 31st ACM SIGSOFT International Symposium on Software Testing and Analysis (ISSTA 2022), pp. 544-5</w:t>
+      </w:r>
       <w:r>
         <w:rPr>
           <w:sz w:val="20"/>
           <w:szCs w:val="20"/>
         </w:rPr>
-        <w:t xml:space="preserve">, S., </w:t>
-      </w:r>
-      <w:proofErr w:type="spellStart"/>
-      <w:r>
-        <w:rPr>
-          <w:sz w:val="20"/>
-          <w:szCs w:val="20"/>
-        </w:rPr>
-        <w:t>Banescu</w:t>
-      </w:r>
-      <w:proofErr w:type="spellEnd"/>
-      <w:r>
-        <w:rPr>
-          <w:sz w:val="20"/>
-          <w:szCs w:val="20"/>
-        </w:rPr>
-        <w:t xml:space="preserve">, S. and </w:t>
-      </w:r>
-      <w:proofErr w:type="spellStart"/>
-      <w:r>
-        <w:rPr>
-          <w:sz w:val="20"/>
-          <w:szCs w:val="20"/>
-        </w:rPr>
-        <w:t>Pretschner</w:t>
-      </w:r>
-      <w:proofErr w:type="spellEnd"/>
-      <w:r>
-        <w:rPr>
-          <w:sz w:val="20"/>
-          <w:szCs w:val="20"/>
-        </w:rPr>
-        <w:t>, A. An Empirical Study on the Effectiveness of Static C Code Analyzers for Vulnerability Detection. In Proceeding</w:t>
-      </w:r>
-      <w:r>
-        <w:rPr>
-          <w:sz w:val="20"/>
-          <w:szCs w:val="20"/>
-        </w:rPr>
-        <w:t xml:space="preserve">s of the 31st ACM SIGSOFT International Symposium on Software Testing and Analysis (ISSTA 2022), pp. 544-555. Eleven analyzers evaluated against 192 real-world CVEs in C; source of the commercial and open-source recall figures in Section 5.2. </w:t>
+        <w:t xml:space="preserve">55. Eleven analyzers evaluated against 192 real-world CVEs in C; source of the commercial and open-source recall figures in Section 5.2. </w:t>
       </w:r>
       <w:hyperlink r:id="rId14" w:history="1">
         <w:r>
@@ -19088,35 +17388,21 @@
           <w:sz w:val="20"/>
           <w:szCs w:val="20"/>
         </w:rPr>
-        <w:t>[11</w:t>
-      </w:r>
-      <w:proofErr w:type="gramStart"/>
-      <w:r>
-        <w:rPr>
-          <w:b/>
-          <w:bCs/>
-          <w:color w:val="1F4E79"/>
-          <w:sz w:val="20"/>
-          <w:szCs w:val="20"/>
-        </w:rPr>
-        <w:t xml:space="preserve">]  </w:t>
-      </w:r>
-      <w:proofErr w:type="spellStart"/>
+        <w:t xml:space="preserve">[11]  </w:t>
+      </w:r>
       <w:r>
         <w:rPr>
           <w:sz w:val="20"/>
           <w:szCs w:val="20"/>
         </w:rPr>
-        <w:t>Delaitre</w:t>
-      </w:r>
-      <w:proofErr w:type="spellEnd"/>
-      <w:proofErr w:type="gramEnd"/>
+        <w:t>Del</w:t>
+      </w:r>
       <w:r>
         <w:rPr>
           <w:sz w:val="20"/>
           <w:szCs w:val="20"/>
         </w:rPr>
-        <w:t xml:space="preserve">, A. et al. SATE V Report: Ten Years of Static Analysis Tool Expositions. NIST Special Publication 500-326, 2018. </w:t>
+        <w:t xml:space="preserve">aitre, A. et al. SATE V Report: Ten Years of Static Analysis Tool Expositions. NIST Special Publication 500-326, 2018. </w:t>
       </w:r>
       <w:hyperlink r:id="rId15" w:history="1">
         <w:r>
@@ -19144,33 +17430,21 @@
           <w:sz w:val="20"/>
           <w:szCs w:val="20"/>
         </w:rPr>
-        <w:t>[12</w:t>
-      </w:r>
-      <w:proofErr w:type="gramStart"/>
-      <w:r>
-        <w:rPr>
-          <w:b/>
-          <w:bCs/>
-          <w:color w:val="1F4E79"/>
-          <w:sz w:val="20"/>
-          <w:szCs w:val="20"/>
-        </w:rPr>
-        <w:t xml:space="preserve">]  </w:t>
+        <w:t xml:space="preserve">[12]  </w:t>
       </w:r>
       <w:r>
         <w:rPr>
           <w:sz w:val="20"/>
           <w:szCs w:val="20"/>
         </w:rPr>
-        <w:t>Youden</w:t>
-      </w:r>
-      <w:proofErr w:type="gramEnd"/>
+        <w:t>Youden, W. J. Index for rating diag</w:t>
+      </w:r>
       <w:r>
         <w:rPr>
           <w:sz w:val="20"/>
           <w:szCs w:val="20"/>
         </w:rPr>
-        <w:t xml:space="preserve">, W. J. Index for rating diagnostic tests. Cancer, vol. 3, no. 1, 1950, pp. 32-35. Origin of the Youden J statistic used as the OWASP Benchmark metric. </w:t>
+        <w:t xml:space="preserve">nostic tests. Cancer, vol. 3, no. 1, 1950, pp. 32-35. Origin of the Youden J statistic used as the OWASP Benchmark metric. </w:t>
       </w:r>
       <w:hyperlink r:id="rId16" w:history="1">
         <w:r>
@@ -19180,7 +17454,16 @@
             <w:szCs w:val="20"/>
             <w:u w:val="single"/>
           </w:rPr>
-          <w:t>https://doi.org/10.1002/1097-0142(1950)3:1%3C32::AID-CNCR2820030106%3E3.0.CO;2-3</w:t>
+          <w:t>https://doi.org/10.1002/1097-0142(19</w:t>
+        </w:r>
+        <w:r>
+          <w:rPr>
+            <w:color w:val="0563C1"/>
+            <w:sz w:val="20"/>
+            <w:szCs w:val="20"/>
+            <w:u w:val="single"/>
+          </w:rPr>
+          <w:t>50)3:1%3C32::AID-CNCR2820030106%3E3.0.CO;2-3</w:t>
         </w:r>
       </w:hyperlink>
     </w:p>
@@ -19215,19 +17498,7 @@
           <w:szCs w:val="20"/>
           <w:lang w:val="fr-FR"/>
         </w:rPr>
-        <w:t>[13</w:t>
-      </w:r>
-      <w:proofErr w:type="gramStart"/>
-      <w:r>
-        <w:rPr>
-          <w:b/>
-          <w:bCs/>
-          <w:color w:val="1F4E79"/>
-          <w:sz w:val="20"/>
-          <w:szCs w:val="20"/>
-          <w:lang w:val="fr-FR"/>
-        </w:rPr>
-        <w:t xml:space="preserve">]  </w:t>
+        <w:t xml:space="preserve">[13]  </w:t>
       </w:r>
       <w:r>
         <w:rPr>
@@ -19235,80 +17506,7 @@
           <w:szCs w:val="20"/>
           <w:lang w:val="fr-FR"/>
         </w:rPr>
-        <w:t>Hui</w:t>
-      </w:r>
-      <w:proofErr w:type="gramEnd"/>
-      <w:r>
-        <w:rPr>
-          <w:sz w:val="20"/>
-          <w:szCs w:val="20"/>
-          <w:lang w:val="fr-FR"/>
-        </w:rPr>
-        <w:t xml:space="preserve">, B. et al. Qwen2.5-Coder </w:t>
-      </w:r>
-      <w:proofErr w:type="spellStart"/>
-      <w:r>
-        <w:rPr>
-          <w:sz w:val="20"/>
-          <w:szCs w:val="20"/>
-          <w:lang w:val="fr-FR"/>
-        </w:rPr>
-        <w:t>Technical</w:t>
-      </w:r>
-      <w:proofErr w:type="spellEnd"/>
-      <w:r>
-        <w:rPr>
-          <w:sz w:val="20"/>
-          <w:szCs w:val="20"/>
-          <w:lang w:val="fr-FR"/>
-        </w:rPr>
-        <w:t xml:space="preserve"> Report. </w:t>
-      </w:r>
-      <w:proofErr w:type="spellStart"/>
-      <w:proofErr w:type="gramStart"/>
-      <w:r>
-        <w:rPr>
-          <w:sz w:val="20"/>
-          <w:szCs w:val="20"/>
-          <w:lang w:val="fr-FR"/>
-        </w:rPr>
-        <w:t>arXiv</w:t>
-      </w:r>
-      <w:proofErr w:type="spellEnd"/>
-      <w:proofErr w:type="gramEnd"/>
-      <w:r>
-        <w:rPr>
-          <w:sz w:val="20"/>
-          <w:szCs w:val="20"/>
-          <w:lang w:val="fr-FR"/>
-        </w:rPr>
-        <w:t xml:space="preserve"> </w:t>
-      </w:r>
-      <w:proofErr w:type="spellStart"/>
-      <w:r>
-        <w:rPr>
-          <w:sz w:val="20"/>
-          <w:szCs w:val="20"/>
-          <w:lang w:val="fr-FR"/>
-        </w:rPr>
-        <w:t>preprint</w:t>
-      </w:r>
-      <w:proofErr w:type="spellEnd"/>
-      <w:r>
-        <w:rPr>
-          <w:sz w:val="20"/>
-          <w:szCs w:val="20"/>
-          <w:lang w:val="fr-FR"/>
-        </w:rPr>
-        <w:t xml:space="preserve"> arXiv:24</w:t>
-      </w:r>
-      <w:r>
-        <w:rPr>
-          <w:sz w:val="20"/>
-          <w:szCs w:val="20"/>
-          <w:lang w:val="fr-FR"/>
-        </w:rPr>
-        <w:t xml:space="preserve">09.12186, 2024. </w:t>
+        <w:t xml:space="preserve">Hui, B. et al. Qwen2.5-Coder Technical Report. arXiv preprint arXiv:2409.12186, 2024. </w:t>
       </w:r>
       <w:r>
         <w:rPr>
@@ -19325,7 +17523,16 @@
             <w:szCs w:val="20"/>
             <w:u w:val="single"/>
           </w:rPr>
-          <w:t>https://arxiv.org/abs/2409.12186</w:t>
+          <w:t>https://arxi</w:t>
+        </w:r>
+        <w:r>
+          <w:rPr>
+            <w:color w:val="0563C1"/>
+            <w:sz w:val="20"/>
+            <w:szCs w:val="20"/>
+            <w:u w:val="single"/>
+          </w:rPr>
+          <w:t>v.org/abs/2409.12186</w:t>
         </w:r>
       </w:hyperlink>
     </w:p>
@@ -19343,106 +17550,14 @@
           <w:sz w:val="20"/>
           <w:szCs w:val="20"/>
         </w:rPr>
-        <w:t>[14</w:t>
-      </w:r>
-      <w:proofErr w:type="gramStart"/>
-      <w:r>
-        <w:rPr>
-          <w:b/>
-          <w:bCs/>
-          <w:color w:val="1F4E79"/>
-          <w:sz w:val="20"/>
-          <w:szCs w:val="20"/>
-        </w:rPr>
-        <w:t xml:space="preserve">]  </w:t>
-      </w:r>
-      <w:proofErr w:type="spellStart"/>
+        <w:t xml:space="preserve">[14]  </w:t>
+      </w:r>
       <w:r>
         <w:rPr>
           <w:sz w:val="20"/>
           <w:szCs w:val="20"/>
         </w:rPr>
-        <w:t>Dettmers</w:t>
-      </w:r>
-      <w:proofErr w:type="spellEnd"/>
-      <w:proofErr w:type="gramEnd"/>
-      <w:r>
-        <w:rPr>
-          <w:sz w:val="20"/>
-          <w:szCs w:val="20"/>
-        </w:rPr>
-        <w:t xml:space="preserve">, T., </w:t>
-      </w:r>
-      <w:proofErr w:type="spellStart"/>
-      <w:r>
-        <w:rPr>
-          <w:sz w:val="20"/>
-          <w:szCs w:val="20"/>
-        </w:rPr>
-        <w:t>Pagnoni</w:t>
-      </w:r>
-      <w:proofErr w:type="spellEnd"/>
-      <w:r>
-        <w:rPr>
-          <w:sz w:val="20"/>
-          <w:szCs w:val="20"/>
-        </w:rPr>
-        <w:t xml:space="preserve">, A., Holtzman, A. and </w:t>
-      </w:r>
-      <w:proofErr w:type="spellStart"/>
-      <w:r>
-        <w:rPr>
-          <w:sz w:val="20"/>
-          <w:szCs w:val="20"/>
-        </w:rPr>
-        <w:t>Zettlemoyer</w:t>
-      </w:r>
-      <w:proofErr w:type="spellEnd"/>
-      <w:r>
-        <w:rPr>
-          <w:sz w:val="20"/>
-          <w:szCs w:val="20"/>
-        </w:rPr>
-        <w:t xml:space="preserve">, L. </w:t>
-      </w:r>
-      <w:proofErr w:type="spellStart"/>
-      <w:r>
-        <w:rPr>
-          <w:sz w:val="20"/>
-          <w:szCs w:val="20"/>
-        </w:rPr>
-        <w:t>QLoRA</w:t>
-      </w:r>
-      <w:proofErr w:type="spellEnd"/>
-      <w:r>
-        <w:rPr>
-          <w:sz w:val="20"/>
-          <w:szCs w:val="20"/>
-        </w:rPr>
-        <w:t>: Efficient Finetuning of Quantized LLMs. In Ad</w:t>
-      </w:r>
-      <w:r>
-        <w:rPr>
-          <w:sz w:val="20"/>
-          <w:szCs w:val="20"/>
-        </w:rPr>
-        <w:t>vances in Neural Information Processing Systems 36 (</w:t>
-      </w:r>
-      <w:proofErr w:type="spellStart"/>
-      <w:r>
-        <w:rPr>
-          <w:sz w:val="20"/>
-          <w:szCs w:val="20"/>
-        </w:rPr>
-        <w:t>NeurIPS</w:t>
-      </w:r>
-      <w:proofErr w:type="spellEnd"/>
-      <w:r>
-        <w:rPr>
-          <w:sz w:val="20"/>
-          <w:szCs w:val="20"/>
-        </w:rPr>
-        <w:t xml:space="preserve"> 2023), arXiv:2305.14314. Fine-tuning method used. </w:t>
+        <w:t xml:space="preserve">Dettmers, T., Pagnoni, A., Holtzman, A. and Zettlemoyer, L. QLoRA: Efficient Finetuning of Quantized LLMs. In Advances in Neural Information Processing Systems 36 (NeurIPS 2023), arXiv:2305.14314. Fine-tuning method used. </w:t>
       </w:r>
       <w:hyperlink r:id="rId18" w:history="1">
         <w:r>
@@ -19470,41 +17585,14 @@
           <w:sz w:val="20"/>
           <w:szCs w:val="20"/>
         </w:rPr>
-        <w:lastRenderedPageBreak/>
-        <w:t>[15</w:t>
-      </w:r>
-      <w:proofErr w:type="gramStart"/>
-      <w:r>
-        <w:rPr>
-          <w:b/>
-          <w:bCs/>
-          <w:color w:val="1F4E79"/>
-          <w:sz w:val="20"/>
-          <w:szCs w:val="20"/>
-        </w:rPr>
-        <w:t xml:space="preserve">]  </w:t>
+        <w:t xml:space="preserve">[15]  </w:t>
       </w:r>
       <w:r>
         <w:rPr>
           <w:sz w:val="20"/>
           <w:szCs w:val="20"/>
         </w:rPr>
-        <w:t>tree</w:t>
-      </w:r>
-      <w:proofErr w:type="gramEnd"/>
-      <w:r>
-        <w:rPr>
-          <w:sz w:val="20"/>
-          <w:szCs w:val="20"/>
-        </w:rPr>
-        <w:t>-sitter - incremental parsing library used for the sta</w:t>
-      </w:r>
-      <w:r>
-        <w:rPr>
-          <w:sz w:val="20"/>
-          <w:szCs w:val="20"/>
-        </w:rPr>
-        <w:t xml:space="preserve">tic analyzer's syntax trees. </w:t>
+        <w:t xml:space="preserve">tree-sitter - incremental parsing library used for the static analyzer's syntax trees. </w:t>
       </w:r>
       <w:hyperlink r:id="rId19" w:history="1">
         <w:r>
@@ -19514,7 +17602,16 @@
             <w:szCs w:val="20"/>
             <w:u w:val="single"/>
           </w:rPr>
-          <w:t>https://tree-sitter.github.io/tree-sitter/</w:t>
+          <w:t>https://tree-sitter.github.io</w:t>
+        </w:r>
+        <w:r>
+          <w:rPr>
+            <w:color w:val="0563C1"/>
+            <w:sz w:val="20"/>
+            <w:szCs w:val="20"/>
+            <w:u w:val="single"/>
+          </w:rPr>
+          <w:t>/tree-sitter/</w:t>
         </w:r>
       </w:hyperlink>
     </w:p>
@@ -19531,10 +17628,10 @@
 <file path=word/numbering.xml><?xml version="1.0" encoding="utf-8"?>
 <w:numbering xmlns:wpc="http://schemas.microsoft.com/office/word/2010/wordprocessingCanvas" xmlns:cx="http://schemas.microsoft.com/office/drawing/2014/chartex" xmlns:cx1="http://schemas.microsoft.com/office/drawing/2015/9/8/chartex" xmlns:cx2="http://schemas.microsoft.com/office/drawing/2015/10/21/chartex" xmlns:cx3="http://schemas.microsoft.com/office/drawing/2016/5/9/chartex" xmlns:cx4="http://schemas.microsoft.com/office/drawing/2016/5/10/chartex" xmlns:cx5="http://schemas.microsoft.com/office/drawing/2016/5/11/chartex" xmlns:cx6="http://schemas.microsoft.com/office/drawing/2016/5/12/chartex" xmlns:cx7="http://schemas.microsoft.com/office/drawing/2016/5/13/chartex" xmlns:cx8="http://schemas.microsoft.com/office/drawing/2016/5/14/chartex" xmlns:mc="http://schemas.openxmlformats.org/markup-compatibility/2006" xmlns:aink="http://schemas.microsoft.com/office/drawing/2016/ink" xmlns:am3d="http://schemas.microsoft.com/office/drawing/2017/model3d" xmlns:o="urn:schemas-microsoft-com:office:office" xmlns:r="http://schemas.openxmlformats.org/officeDocument/2006/relationships" xmlns:m="http://schemas.openxmlformats.org/officeDocument/2006/math" xmlns:v="urn:schemas-microsoft-com:vml" xmlns:wp14="http://schemas.microsoft.com/office/word/2010/wordprocessingDrawing" xmlns:wp="http://schemas.openxmlformats.org/drawingml/2006/wordprocessingDrawing" xmlns:w10="urn:schemas-microsoft-com:office:word" xmlns:w="http://schemas.openxmlformats.org/wordprocessingml/2006/main" xmlns:w14="http://schemas.microsoft.com/office/word/2010/wordml" xmlns:w15="http://schemas.microsoft.com/office/word/2012/wordml" xmlns:w16cex="http://schemas.microsoft.com/office/word/2018/wordml/cex" xmlns:w16cid="http://schemas.microsoft.com/office/word/2016/wordml/cid" xmlns:w16="http://schemas.microsoft.com/office/word/2018/wordml" xmlns:w16sdtdh="http://schemas.microsoft.com/office/word/2020/wordml/sdtdatahash" xmlns:w16se="http://schemas.microsoft.com/office/word/2015/wordml/symex" xmlns:wpg="http://schemas.microsoft.com/office/word/2010/wordprocessingGroup" xmlns:wpi="http://schemas.microsoft.com/office/word/2010/wordprocessingInk" xmlns:wne="http://schemas.microsoft.com/office/word/2006/wordml" xmlns:wps="http://schemas.microsoft.com/office/word/2010/wordprocessingShape" mc:Ignorable="w14 w15 w16se w16cid w16 w16cex w16sdtdh wp14">
   <w:abstractNum w:abstractNumId="0" w15:restartNumberingAfterBreak="0">
-    <w:nsid w:val="2ABC3302"/>
+    <w:nsid w:val="63D52F01"/>
     <w:multiLevelType w:val="hybridMultilevel"/>
-    <w:tmpl w:val="FC6C5552"/>
-    <w:lvl w:ilvl="0" w:tplc="BD6A1768">
+    <w:tmpl w:val="050CFE2A"/>
+    <w:lvl w:ilvl="0" w:tplc="4DE0F3FA">
       <w:start w:val="1"/>
       <w:numFmt w:val="bullet"/>
       <w:lvlText w:val="●"/>
@@ -19543,7 +17640,7 @@
         <w:ind w:left="720" w:hanging="360"/>
       </w:pPr>
     </w:lvl>
-    <w:lvl w:ilvl="1" w:tplc="5E22C9F0">
+    <w:lvl w:ilvl="1" w:tplc="825CA4BA">
       <w:start w:val="1"/>
       <w:numFmt w:val="bullet"/>
       <w:lvlText w:val="○"/>
@@ -19552,7 +17649,7 @@
         <w:ind w:left="1440" w:hanging="360"/>
       </w:pPr>
     </w:lvl>
-    <w:lvl w:ilvl="2" w:tplc="8E6A010E">
+    <w:lvl w:ilvl="2" w:tplc="080061DA">
       <w:start w:val="1"/>
       <w:numFmt w:val="bullet"/>
       <w:lvlText w:val="■"/>
@@ -19561,7 +17658,7 @@
         <w:ind w:left="2160" w:hanging="360"/>
       </w:pPr>
     </w:lvl>
-    <w:lvl w:ilvl="3" w:tplc="C4D60276">
+    <w:lvl w:ilvl="3" w:tplc="48347C82">
       <w:start w:val="1"/>
       <w:numFmt w:val="bullet"/>
       <w:lvlText w:val="●"/>
@@ -19570,7 +17667,7 @@
         <w:ind w:left="2880" w:hanging="360"/>
       </w:pPr>
     </w:lvl>
-    <w:lvl w:ilvl="4" w:tplc="B776C804">
+    <w:lvl w:ilvl="4" w:tplc="26723500">
       <w:start w:val="1"/>
       <w:numFmt w:val="bullet"/>
       <w:lvlText w:val="○"/>
@@ -19579,7 +17676,7 @@
         <w:ind w:left="3600" w:hanging="360"/>
       </w:pPr>
     </w:lvl>
-    <w:lvl w:ilvl="5" w:tplc="CFEC0920">
+    <w:lvl w:ilvl="5" w:tplc="922627D4">
       <w:start w:val="1"/>
       <w:numFmt w:val="bullet"/>
       <w:lvlText w:val="■"/>
@@ -19588,7 +17685,7 @@
         <w:ind w:left="4320" w:hanging="360"/>
       </w:pPr>
     </w:lvl>
-    <w:lvl w:ilvl="6" w:tplc="8AE4D9EE">
+    <w:lvl w:ilvl="6" w:tplc="43323C4A">
       <w:start w:val="1"/>
       <w:numFmt w:val="bullet"/>
       <w:lvlText w:val="●"/>
@@ -19597,7 +17694,7 @@
         <w:ind w:left="5040" w:hanging="360"/>
       </w:pPr>
     </w:lvl>
-    <w:lvl w:ilvl="7" w:tplc="300A7630">
+    <w:lvl w:ilvl="7" w:tplc="3DD8DD40">
       <w:start w:val="1"/>
       <w:numFmt w:val="bullet"/>
       <w:lvlText w:val="●"/>
@@ -19606,7 +17703,7 @@
         <w:ind w:left="5760" w:hanging="360"/>
       </w:pPr>
     </w:lvl>
-    <w:lvl w:ilvl="8" w:tplc="AEFEEAE6">
+    <w:lvl w:ilvl="8" w:tplc="8BAA8064">
       <w:start w:val="1"/>
       <w:numFmt w:val="bullet"/>
       <w:lvlText w:val="●"/>

--- a/SecureAssist_Paper.docx
+++ b/SecureAssist_Paper.docx
@@ -14423,15 +14423,15 @@
         <w:spacing w:after="130" w:line="278" w:lineRule="auto"/>
       </w:pPr>
       <w:r>
-        <w:t xml:space="preserve">The two configurations are compared below on every benchmark. Python figures are per labelled finding; Java and C figures are per test case. The units differ, so </w:t>
-      </w:r>
-      <w:r>
-        <w:t>the rows are not pooled into a single number.</w:t>
+        <w:t xml:space="preserve">The two configurations are compared below on every benchmark, on recall, precision, F1 and F3, so that the recall-weighted and precision-weighted readings can be </w:t>
+      </w:r>
+      <w:r>
+        <w:t>seen side by side. Python figures are per labelled finding; Java and C figures are per test case. The units differ, so Python is not pooled with the other two.</w:t>
       </w:r>
     </w:p>
     <w:tbl>
       <w:tblPr>
-        <w:tblW w:w="9026" w:type="dxa"/>
+        <w:tblW w:w="9000" w:type="dxa"/>
         <w:tblBorders>
           <w:top w:val="single" w:sz="2" w:space="0" w:color="AAAAAA"/>
           <w:left w:val="single" w:sz="2" w:space="0" w:color="AAAAAA"/>
@@ -14447,12 +14447,12 @@
         <w:tblLook w:val="0000" w:firstRow="0" w:lastRow="0" w:firstColumn="0" w:lastColumn="0" w:noHBand="0" w:noVBand="0"/>
       </w:tblPr>
       <w:tblGrid>
-        <w:gridCol w:w="1750"/>
-        <w:gridCol w:w="1350"/>
-        <w:gridCol w:w="1350"/>
-        <w:gridCol w:w="1350"/>
-        <w:gridCol w:w="1350"/>
-        <w:gridCol w:w="1876"/>
+        <w:gridCol w:w="2300"/>
+        <w:gridCol w:w="1250"/>
+        <w:gridCol w:w="1400"/>
+        <w:gridCol w:w="1450"/>
+        <w:gridCol w:w="1300"/>
+        <w:gridCol w:w="1300"/>
       </w:tblGrid>
       <w:tr>
         <w:tblPrEx>
@@ -14466,7 +14466,7 @@
         </w:trPr>
         <w:tc>
           <w:tcPr>
-            <w:tcW w:w="1750" w:type="dxa"/>
+            <w:tcW w:w="2300" w:type="dxa"/>
             <w:shd w:val="clear" w:color="auto" w:fill="1F4E79"/>
             <w:tcMar>
               <w:top w:w="55" w:type="dxa"/>
@@ -14493,7 +14493,7 @@
         </w:tc>
         <w:tc>
           <w:tcPr>
-            <w:tcW w:w="1350" w:type="dxa"/>
+            <w:tcW w:w="1250" w:type="dxa"/>
             <w:shd w:val="clear" w:color="auto" w:fill="1F4E79"/>
             <w:tcMar>
               <w:top w:w="55" w:type="dxa"/>
@@ -14515,13 +14515,13 @@
                 <w:sz w:val="18"/>
                 <w:szCs w:val="18"/>
               </w:rPr>
-              <w:t>Static recall</w:t>
-            </w:r>
-          </w:p>
-        </w:tc>
-        <w:tc>
-          <w:tcPr>
-            <w:tcW w:w="1350" w:type="dxa"/>
+              <w:t>Config</w:t>
+            </w:r>
+          </w:p>
+        </w:tc>
+        <w:tc>
+          <w:tcPr>
+            <w:tcW w:w="1400" w:type="dxa"/>
             <w:shd w:val="clear" w:color="auto" w:fill="1F4E79"/>
             <w:tcMar>
               <w:top w:w="55" w:type="dxa"/>
@@ -14543,13 +14543,13 @@
                 <w:sz w:val="18"/>
                 <w:szCs w:val="18"/>
               </w:rPr>
-              <w:t>Hybrid recall</w:t>
-            </w:r>
-          </w:p>
-        </w:tc>
-        <w:tc>
-          <w:tcPr>
-            <w:tcW w:w="1350" w:type="dxa"/>
+              <w:t>Recall</w:t>
+            </w:r>
+          </w:p>
+        </w:tc>
+        <w:tc>
+          <w:tcPr>
+            <w:tcW w:w="1450" w:type="dxa"/>
             <w:shd w:val="clear" w:color="auto" w:fill="1F4E79"/>
             <w:tcMar>
               <w:top w:w="55" w:type="dxa"/>
@@ -14571,13 +14571,13 @@
                 <w:sz w:val="18"/>
                 <w:szCs w:val="18"/>
               </w:rPr>
-              <w:t>Static F3</w:t>
-            </w:r>
-          </w:p>
-        </w:tc>
-        <w:tc>
-          <w:tcPr>
-            <w:tcW w:w="1350" w:type="dxa"/>
+              <w:t>Precision</w:t>
+            </w:r>
+          </w:p>
+        </w:tc>
+        <w:tc>
+          <w:tcPr>
+            <w:tcW w:w="1300" w:type="dxa"/>
             <w:shd w:val="clear" w:color="auto" w:fill="1F4E79"/>
             <w:tcMar>
               <w:top w:w="55" w:type="dxa"/>
@@ -14599,13 +14599,13 @@
                 <w:sz w:val="18"/>
                 <w:szCs w:val="18"/>
               </w:rPr>
-              <w:t>Hybrid F3</w:t>
-            </w:r>
-          </w:p>
-        </w:tc>
-        <w:tc>
-          <w:tcPr>
-            <w:tcW w:w="1876" w:type="dxa"/>
+              <w:t>F1</w:t>
+            </w:r>
+          </w:p>
+        </w:tc>
+        <w:tc>
+          <w:tcPr>
+            <w:tcW w:w="1300" w:type="dxa"/>
             <w:shd w:val="clear" w:color="auto" w:fill="1F4E79"/>
             <w:tcMar>
               <w:top w:w="55" w:type="dxa"/>
@@ -14627,7 +14627,7 @@
                 <w:sz w:val="18"/>
                 <w:szCs w:val="18"/>
               </w:rPr>
-              <w:t>Change</w:t>
+              <w:t>F3</w:t>
             </w:r>
           </w:p>
         </w:tc>
@@ -14641,7 +14641,7 @@
         </w:tblPrEx>
         <w:tc>
           <w:tcPr>
-            <w:tcW w:w="1750" w:type="dxa"/>
+            <w:tcW w:w="2300" w:type="dxa"/>
             <w:tcMar>
               <w:top w:w="55" w:type="dxa"/>
               <w:left w:w="85" w:type="dxa"/>
@@ -14665,7 +14665,32 @@
         </w:tc>
         <w:tc>
           <w:tcPr>
-            <w:tcW w:w="1350" w:type="dxa"/>
+            <w:tcW w:w="1250" w:type="dxa"/>
+            <w:tcMar>
+              <w:top w:w="55" w:type="dxa"/>
+              <w:left w:w="85" w:type="dxa"/>
+              <w:bottom w:w="55" w:type="dxa"/>
+              <w:right w:w="85" w:type="dxa"/>
+            </w:tcMar>
+          </w:tcPr>
+          <w:p>
+            <w:pPr>
+              <w:bidi w:val="0"/>
+              <w:jc w:val="center"/>
+            </w:pPr>
+            <w:r>
+              <w:rPr>
+                <w:color w:val="000000"/>
+                <w:sz w:val="18"/>
+                <w:szCs w:val="18"/>
+              </w:rPr>
+              <w:t>Static</w:t>
+            </w:r>
+          </w:p>
+        </w:tc>
+        <w:tc>
+          <w:tcPr>
+            <w:tcW w:w="1400" w:type="dxa"/>
             <w:tcMar>
               <w:top w:w="55" w:type="dxa"/>
               <w:left w:w="85" w:type="dxa"/>
@@ -14690,32 +14715,57 @@
         </w:tc>
         <w:tc>
           <w:tcPr>
-            <w:tcW w:w="1350" w:type="dxa"/>
-            <w:tcMar>
-              <w:top w:w="55" w:type="dxa"/>
-              <w:left w:w="85" w:type="dxa"/>
-              <w:bottom w:w="55" w:type="dxa"/>
-              <w:right w:w="85" w:type="dxa"/>
-            </w:tcMar>
-          </w:tcPr>
-          <w:p>
-            <w:pPr>
-              <w:bidi w:val="0"/>
-              <w:jc w:val="center"/>
-            </w:pPr>
-            <w:r>
-              <w:rPr>
-                <w:color w:val="000000"/>
-                <w:sz w:val="18"/>
-                <w:szCs w:val="18"/>
-              </w:rPr>
-              <w:t>75.8%</w:t>
-            </w:r>
-          </w:p>
-        </w:tc>
-        <w:tc>
-          <w:tcPr>
-            <w:tcW w:w="1350" w:type="dxa"/>
+            <w:tcW w:w="1450" w:type="dxa"/>
+            <w:tcMar>
+              <w:top w:w="55" w:type="dxa"/>
+              <w:left w:w="85" w:type="dxa"/>
+              <w:bottom w:w="55" w:type="dxa"/>
+              <w:right w:w="85" w:type="dxa"/>
+            </w:tcMar>
+          </w:tcPr>
+          <w:p>
+            <w:pPr>
+              <w:bidi w:val="0"/>
+              <w:jc w:val="center"/>
+            </w:pPr>
+            <w:r>
+              <w:rPr>
+                <w:color w:val="000000"/>
+                <w:sz w:val="18"/>
+                <w:szCs w:val="18"/>
+              </w:rPr>
+              <w:t>67.7%</w:t>
+            </w:r>
+          </w:p>
+        </w:tc>
+        <w:tc>
+          <w:tcPr>
+            <w:tcW w:w="1300" w:type="dxa"/>
+            <w:tcMar>
+              <w:top w:w="55" w:type="dxa"/>
+              <w:left w:w="85" w:type="dxa"/>
+              <w:bottom w:w="55" w:type="dxa"/>
+              <w:right w:w="85" w:type="dxa"/>
+            </w:tcMar>
+          </w:tcPr>
+          <w:p>
+            <w:pPr>
+              <w:bidi w:val="0"/>
+              <w:jc w:val="center"/>
+            </w:pPr>
+            <w:r>
+              <w:rPr>
+                <w:color w:val="000000"/>
+                <w:sz w:val="18"/>
+                <w:szCs w:val="18"/>
+              </w:rPr>
+              <w:t>67.5</w:t>
+            </w:r>
+          </w:p>
+        </w:tc>
+        <w:tc>
+          <w:tcPr>
+            <w:tcW w:w="1300" w:type="dxa"/>
             <w:tcMar>
               <w:top w:w="55" w:type="dxa"/>
               <w:left w:w="85" w:type="dxa"/>
@@ -14735,56 +14785,6 @@
                 <w:szCs w:val="18"/>
               </w:rPr>
               <w:t>67.2</w:t>
-            </w:r>
-          </w:p>
-        </w:tc>
-        <w:tc>
-          <w:tcPr>
-            <w:tcW w:w="1350" w:type="dxa"/>
-            <w:tcMar>
-              <w:top w:w="55" w:type="dxa"/>
-              <w:left w:w="85" w:type="dxa"/>
-              <w:bottom w:w="55" w:type="dxa"/>
-              <w:right w:w="85" w:type="dxa"/>
-            </w:tcMar>
-          </w:tcPr>
-          <w:p>
-            <w:pPr>
-              <w:bidi w:val="0"/>
-              <w:jc w:val="center"/>
-            </w:pPr>
-            <w:r>
-              <w:rPr>
-                <w:color w:val="000000"/>
-                <w:sz w:val="18"/>
-                <w:szCs w:val="18"/>
-              </w:rPr>
-              <w:t>72.0</w:t>
-            </w:r>
-          </w:p>
-        </w:tc>
-        <w:tc>
-          <w:tcPr>
-            <w:tcW w:w="1876" w:type="dxa"/>
-            <w:tcMar>
-              <w:top w:w="55" w:type="dxa"/>
-              <w:left w:w="85" w:type="dxa"/>
-              <w:bottom w:w="55" w:type="dxa"/>
-              <w:right w:w="85" w:type="dxa"/>
-            </w:tcMar>
-          </w:tcPr>
-          <w:p>
-            <w:pPr>
-              <w:bidi w:val="0"/>
-              <w:jc w:val="center"/>
-            </w:pPr>
-            <w:r>
-              <w:rPr>
-                <w:color w:val="000000"/>
-                <w:sz w:val="18"/>
-                <w:szCs w:val="18"/>
-              </w:rPr>
-              <w:t>+4.8</w:t>
             </w:r>
           </w:p>
         </w:tc>
@@ -14798,7 +14798,7 @@
         </w:tblPrEx>
         <w:tc>
           <w:tcPr>
-            <w:tcW w:w="1750" w:type="dxa"/>
+            <w:tcW w:w="2300" w:type="dxa"/>
             <w:shd w:val="clear" w:color="auto" w:fill="F2F6FA"/>
             <w:tcMar>
               <w:top w:w="55" w:type="dxa"/>
@@ -14811,19 +14811,11 @@
             <w:pPr>
               <w:bidi w:val="0"/>
             </w:pPr>
-            <w:r>
-              <w:rPr>
-                <w:color w:val="000000"/>
-                <w:sz w:val="18"/>
-                <w:szCs w:val="18"/>
-              </w:rPr>
-              <w:t>Java - OWASP</w:t>
-            </w:r>
-          </w:p>
-        </w:tc>
-        <w:tc>
-          <w:tcPr>
-            <w:tcW w:w="1350" w:type="dxa"/>
+          </w:p>
+        </w:tc>
+        <w:tc>
+          <w:tcPr>
+            <w:tcW w:w="1250" w:type="dxa"/>
             <w:shd w:val="clear" w:color="auto" w:fill="F2F6FA"/>
             <w:tcMar>
               <w:top w:w="55" w:type="dxa"/>
@@ -14843,13 +14835,13 @@
                 <w:sz w:val="18"/>
                 <w:szCs w:val="18"/>
               </w:rPr>
-              <w:t>77.5%</w:t>
-            </w:r>
-          </w:p>
-        </w:tc>
-        <w:tc>
-          <w:tcPr>
-            <w:tcW w:w="1350" w:type="dxa"/>
+              <w:t>Hybrid</w:t>
+            </w:r>
+          </w:p>
+        </w:tc>
+        <w:tc>
+          <w:tcPr>
+            <w:tcW w:w="1400" w:type="dxa"/>
             <w:shd w:val="clear" w:color="auto" w:fill="F2F6FA"/>
             <w:tcMar>
               <w:top w:w="55" w:type="dxa"/>
@@ -14869,13 +14861,13 @@
                 <w:sz w:val="18"/>
                 <w:szCs w:val="18"/>
               </w:rPr>
-              <w:t>90.3%</w:t>
-            </w:r>
-          </w:p>
-        </w:tc>
-        <w:tc>
-          <w:tcPr>
-            <w:tcW w:w="1350" w:type="dxa"/>
+              <w:t>75.8%</w:t>
+            </w:r>
+          </w:p>
+        </w:tc>
+        <w:tc>
+          <w:tcPr>
+            <w:tcW w:w="1450" w:type="dxa"/>
             <w:shd w:val="clear" w:color="auto" w:fill="F2F6FA"/>
             <w:tcMar>
               <w:top w:w="55" w:type="dxa"/>
@@ -14895,13 +14887,13 @@
                 <w:sz w:val="18"/>
                 <w:szCs w:val="18"/>
               </w:rPr>
-              <w:t>77.1</w:t>
-            </w:r>
-          </w:p>
-        </w:tc>
-        <w:tc>
-          <w:tcPr>
-            <w:tcW w:w="1350" w:type="dxa"/>
+              <w:t>49.5%</w:t>
+            </w:r>
+          </w:p>
+        </w:tc>
+        <w:tc>
+          <w:tcPr>
+            <w:tcW w:w="1300" w:type="dxa"/>
             <w:shd w:val="clear" w:color="auto" w:fill="F2F6FA"/>
             <w:tcMar>
               <w:top w:w="55" w:type="dxa"/>
@@ -14921,13 +14913,13 @@
                 <w:sz w:val="18"/>
                 <w:szCs w:val="18"/>
               </w:rPr>
-              <w:t>87.6</w:t>
-            </w:r>
-          </w:p>
-        </w:tc>
-        <w:tc>
-          <w:tcPr>
-            <w:tcW w:w="1876" w:type="dxa"/>
+              <w:t>59.9</w:t>
+            </w:r>
+          </w:p>
+        </w:tc>
+        <w:tc>
+          <w:tcPr>
+            <w:tcW w:w="1300" w:type="dxa"/>
             <w:shd w:val="clear" w:color="auto" w:fill="F2F6FA"/>
             <w:tcMar>
               <w:top w:w="55" w:type="dxa"/>
@@ -14947,7 +14939,7 @@
                 <w:sz w:val="18"/>
                 <w:szCs w:val="18"/>
               </w:rPr>
-              <w:t>+10.5</w:t>
+              <w:t>72.0</w:t>
             </w:r>
           </w:p>
         </w:tc>
@@ -14961,150 +14953,150 @@
         </w:tblPrEx>
         <w:tc>
           <w:tcPr>
-            <w:tcW w:w="1750" w:type="dxa"/>
-            <w:tcMar>
-              <w:top w:w="55" w:type="dxa"/>
-              <w:left w:w="85" w:type="dxa"/>
-              <w:bottom w:w="55" w:type="dxa"/>
-              <w:right w:w="85" w:type="dxa"/>
-            </w:tcMar>
-          </w:tcPr>
-          <w:p>
-            <w:pPr>
-              <w:bidi w:val="0"/>
-            </w:pPr>
-            <w:r>
-              <w:rPr>
-                <w:color w:val="000000"/>
-                <w:sz w:val="18"/>
-                <w:szCs w:val="18"/>
-              </w:rPr>
-              <w:t>C - Juliet</w:t>
-            </w:r>
-          </w:p>
-        </w:tc>
-        <w:tc>
-          <w:tcPr>
-            <w:tcW w:w="1350" w:type="dxa"/>
-            <w:tcMar>
-              <w:top w:w="55" w:type="dxa"/>
-              <w:left w:w="85" w:type="dxa"/>
-              <w:bottom w:w="55" w:type="dxa"/>
-              <w:right w:w="85" w:type="dxa"/>
-            </w:tcMar>
-          </w:tcPr>
-          <w:p>
-            <w:pPr>
-              <w:bidi w:val="0"/>
-              <w:jc w:val="center"/>
-            </w:pPr>
-            <w:r>
-              <w:rPr>
-                <w:color w:val="000000"/>
-                <w:sz w:val="18"/>
-                <w:szCs w:val="18"/>
-              </w:rPr>
-              <w:t>52.1%</w:t>
-            </w:r>
-          </w:p>
-        </w:tc>
-        <w:tc>
-          <w:tcPr>
-            <w:tcW w:w="1350" w:type="dxa"/>
-            <w:tcMar>
-              <w:top w:w="55" w:type="dxa"/>
-              <w:left w:w="85" w:type="dxa"/>
-              <w:bottom w:w="55" w:type="dxa"/>
-              <w:right w:w="85" w:type="dxa"/>
-            </w:tcMar>
-          </w:tcPr>
-          <w:p>
-            <w:pPr>
-              <w:bidi w:val="0"/>
-              <w:jc w:val="center"/>
-            </w:pPr>
-            <w:r>
-              <w:rPr>
-                <w:color w:val="000000"/>
-                <w:sz w:val="18"/>
-                <w:szCs w:val="18"/>
-              </w:rPr>
-              <w:t>62.8%</w:t>
-            </w:r>
-          </w:p>
-        </w:tc>
-        <w:tc>
-          <w:tcPr>
-            <w:tcW w:w="1350" w:type="dxa"/>
-            <w:tcMar>
-              <w:top w:w="55" w:type="dxa"/>
-              <w:left w:w="85" w:type="dxa"/>
-              <w:bottom w:w="55" w:type="dxa"/>
-              <w:right w:w="85" w:type="dxa"/>
-            </w:tcMar>
-          </w:tcPr>
-          <w:p>
-            <w:pPr>
-              <w:bidi w:val="0"/>
-              <w:jc w:val="center"/>
-            </w:pPr>
-            <w:r>
-              <w:rPr>
-                <w:color w:val="000000"/>
-                <w:sz w:val="18"/>
-                <w:szCs w:val="18"/>
-              </w:rPr>
-              <w:t>52.5</w:t>
-            </w:r>
-          </w:p>
-        </w:tc>
-        <w:tc>
-          <w:tcPr>
-            <w:tcW w:w="1350" w:type="dxa"/>
-            <w:tcMar>
-              <w:top w:w="55" w:type="dxa"/>
-              <w:left w:w="85" w:type="dxa"/>
-              <w:bottom w:w="55" w:type="dxa"/>
-              <w:right w:w="85" w:type="dxa"/>
-            </w:tcMar>
-          </w:tcPr>
-          <w:p>
-            <w:pPr>
-              <w:bidi w:val="0"/>
-              <w:jc w:val="center"/>
-            </w:pPr>
-            <w:r>
-              <w:rPr>
-                <w:color w:val="000000"/>
-                <w:sz w:val="18"/>
-                <w:szCs w:val="18"/>
-              </w:rPr>
-              <w:t>62.5</w:t>
-            </w:r>
-          </w:p>
-        </w:tc>
-        <w:tc>
-          <w:tcPr>
-            <w:tcW w:w="1876" w:type="dxa"/>
-            <w:tcMar>
-              <w:top w:w="55" w:type="dxa"/>
-              <w:left w:w="85" w:type="dxa"/>
-              <w:bottom w:w="55" w:type="dxa"/>
-              <w:right w:w="85" w:type="dxa"/>
-            </w:tcMar>
-          </w:tcPr>
-          <w:p>
-            <w:pPr>
-              <w:bidi w:val="0"/>
-              <w:jc w:val="center"/>
-            </w:pPr>
-            <w:r>
-              <w:rPr>
-                <w:color w:val="000000"/>
-                <w:sz w:val="18"/>
-                <w:szCs w:val="18"/>
-              </w:rPr>
-              <w:t>+10.0</w:t>
+            <w:tcW w:w="2300" w:type="dxa"/>
+            <w:tcMar>
+              <w:top w:w="55" w:type="dxa"/>
+              <w:left w:w="85" w:type="dxa"/>
+              <w:bottom w:w="55" w:type="dxa"/>
+              <w:right w:w="85" w:type="dxa"/>
+            </w:tcMar>
+          </w:tcPr>
+          <w:p>
+            <w:pPr>
+              <w:bidi w:val="0"/>
+            </w:pPr>
+            <w:r>
+              <w:rPr>
+                <w:color w:val="000000"/>
+                <w:sz w:val="18"/>
+                <w:szCs w:val="18"/>
+              </w:rPr>
+              <w:t>Java - OWASP</w:t>
+            </w:r>
+          </w:p>
+        </w:tc>
+        <w:tc>
+          <w:tcPr>
+            <w:tcW w:w="1250" w:type="dxa"/>
+            <w:tcMar>
+              <w:top w:w="55" w:type="dxa"/>
+              <w:left w:w="85" w:type="dxa"/>
+              <w:bottom w:w="55" w:type="dxa"/>
+              <w:right w:w="85" w:type="dxa"/>
+            </w:tcMar>
+          </w:tcPr>
+          <w:p>
+            <w:pPr>
+              <w:bidi w:val="0"/>
+              <w:jc w:val="center"/>
+            </w:pPr>
+            <w:r>
+              <w:rPr>
+                <w:color w:val="000000"/>
+                <w:sz w:val="18"/>
+                <w:szCs w:val="18"/>
+              </w:rPr>
+              <w:t>Static</w:t>
+            </w:r>
+          </w:p>
+        </w:tc>
+        <w:tc>
+          <w:tcPr>
+            <w:tcW w:w="1400" w:type="dxa"/>
+            <w:tcMar>
+              <w:top w:w="55" w:type="dxa"/>
+              <w:left w:w="85" w:type="dxa"/>
+              <w:bottom w:w="55" w:type="dxa"/>
+              <w:right w:w="85" w:type="dxa"/>
+            </w:tcMar>
+          </w:tcPr>
+          <w:p>
+            <w:pPr>
+              <w:bidi w:val="0"/>
+              <w:jc w:val="center"/>
+            </w:pPr>
+            <w:r>
+              <w:rPr>
+                <w:color w:val="000000"/>
+                <w:sz w:val="18"/>
+                <w:szCs w:val="18"/>
+              </w:rPr>
+              <w:t>77.5%</w:t>
+            </w:r>
+          </w:p>
+        </w:tc>
+        <w:tc>
+          <w:tcPr>
+            <w:tcW w:w="1450" w:type="dxa"/>
+            <w:tcMar>
+              <w:top w:w="55" w:type="dxa"/>
+              <w:left w:w="85" w:type="dxa"/>
+              <w:bottom w:w="55" w:type="dxa"/>
+              <w:right w:w="85" w:type="dxa"/>
+            </w:tcMar>
+          </w:tcPr>
+          <w:p>
+            <w:pPr>
+              <w:bidi w:val="0"/>
+              <w:jc w:val="center"/>
+            </w:pPr>
+            <w:r>
+              <w:rPr>
+                <w:color w:val="000000"/>
+                <w:sz w:val="18"/>
+                <w:szCs w:val="18"/>
+              </w:rPr>
+              <w:t>74.0%</w:t>
+            </w:r>
+          </w:p>
+        </w:tc>
+        <w:tc>
+          <w:tcPr>
+            <w:tcW w:w="1300" w:type="dxa"/>
+            <w:tcMar>
+              <w:top w:w="55" w:type="dxa"/>
+              <w:left w:w="85" w:type="dxa"/>
+              <w:bottom w:w="55" w:type="dxa"/>
+              <w:right w:w="85" w:type="dxa"/>
+            </w:tcMar>
+          </w:tcPr>
+          <w:p>
+            <w:pPr>
+              <w:bidi w:val="0"/>
+              <w:jc w:val="center"/>
+            </w:pPr>
+            <w:r>
+              <w:rPr>
+                <w:color w:val="000000"/>
+                <w:sz w:val="18"/>
+                <w:szCs w:val="18"/>
+              </w:rPr>
+              <w:t>75.7</w:t>
+            </w:r>
+          </w:p>
+        </w:tc>
+        <w:tc>
+          <w:tcPr>
+            <w:tcW w:w="1300" w:type="dxa"/>
+            <w:tcMar>
+              <w:top w:w="55" w:type="dxa"/>
+              <w:left w:w="85" w:type="dxa"/>
+              <w:bottom w:w="55" w:type="dxa"/>
+              <w:right w:w="85" w:type="dxa"/>
+            </w:tcMar>
+          </w:tcPr>
+          <w:p>
+            <w:pPr>
+              <w:bidi w:val="0"/>
+              <w:jc w:val="center"/>
+            </w:pPr>
+            <w:r>
+              <w:rPr>
+                <w:color w:val="000000"/>
+                <w:sz w:val="18"/>
+                <w:szCs w:val="18"/>
+              </w:rPr>
+              <w:t>77.1</w:t>
             </w:r>
           </w:p>
         </w:tc>
@@ -15118,7 +15110,474 @@
         </w:tblPrEx>
         <w:tc>
           <w:tcPr>
-            <w:tcW w:w="1750" w:type="dxa"/>
+            <w:tcW w:w="2300" w:type="dxa"/>
+            <w:shd w:val="clear" w:color="auto" w:fill="F2F6FA"/>
+            <w:tcMar>
+              <w:top w:w="55" w:type="dxa"/>
+              <w:left w:w="85" w:type="dxa"/>
+              <w:bottom w:w="55" w:type="dxa"/>
+              <w:right w:w="85" w:type="dxa"/>
+            </w:tcMar>
+          </w:tcPr>
+          <w:p>
+            <w:pPr>
+              <w:bidi w:val="0"/>
+            </w:pPr>
+          </w:p>
+        </w:tc>
+        <w:tc>
+          <w:tcPr>
+            <w:tcW w:w="1250" w:type="dxa"/>
+            <w:shd w:val="clear" w:color="auto" w:fill="F2F6FA"/>
+            <w:tcMar>
+              <w:top w:w="55" w:type="dxa"/>
+              <w:left w:w="85" w:type="dxa"/>
+              <w:bottom w:w="55" w:type="dxa"/>
+              <w:right w:w="85" w:type="dxa"/>
+            </w:tcMar>
+          </w:tcPr>
+          <w:p>
+            <w:pPr>
+              <w:bidi w:val="0"/>
+              <w:jc w:val="center"/>
+            </w:pPr>
+            <w:r>
+              <w:rPr>
+                <w:color w:val="000000"/>
+                <w:sz w:val="18"/>
+                <w:szCs w:val="18"/>
+              </w:rPr>
+              <w:t>Hybrid</w:t>
+            </w:r>
+          </w:p>
+        </w:tc>
+        <w:tc>
+          <w:tcPr>
+            <w:tcW w:w="1400" w:type="dxa"/>
+            <w:shd w:val="clear" w:color="auto" w:fill="F2F6FA"/>
+            <w:tcMar>
+              <w:top w:w="55" w:type="dxa"/>
+              <w:left w:w="85" w:type="dxa"/>
+              <w:bottom w:w="55" w:type="dxa"/>
+              <w:right w:w="85" w:type="dxa"/>
+            </w:tcMar>
+          </w:tcPr>
+          <w:p>
+            <w:pPr>
+              <w:bidi w:val="0"/>
+              <w:jc w:val="center"/>
+            </w:pPr>
+            <w:r>
+              <w:rPr>
+                <w:color w:val="000000"/>
+                <w:sz w:val="18"/>
+                <w:szCs w:val="18"/>
+              </w:rPr>
+              <w:t>90.3%</w:t>
+            </w:r>
+          </w:p>
+        </w:tc>
+        <w:tc>
+          <w:tcPr>
+            <w:tcW w:w="1450" w:type="dxa"/>
+            <w:shd w:val="clear" w:color="auto" w:fill="F2F6FA"/>
+            <w:tcMar>
+              <w:top w:w="55" w:type="dxa"/>
+              <w:left w:w="85" w:type="dxa"/>
+              <w:bottom w:w="55" w:type="dxa"/>
+              <w:right w:w="85" w:type="dxa"/>
+            </w:tcMar>
+          </w:tcPr>
+          <w:p>
+            <w:pPr>
+              <w:bidi w:val="0"/>
+              <w:jc w:val="center"/>
+            </w:pPr>
+            <w:r>
+              <w:rPr>
+                <w:color w:val="000000"/>
+                <w:sz w:val="18"/>
+                <w:szCs w:val="18"/>
+              </w:rPr>
+              <w:t>68.6%</w:t>
+            </w:r>
+          </w:p>
+        </w:tc>
+        <w:tc>
+          <w:tcPr>
+            <w:tcW w:w="1300" w:type="dxa"/>
+            <w:shd w:val="clear" w:color="auto" w:fill="F2F6FA"/>
+            <w:tcMar>
+              <w:top w:w="55" w:type="dxa"/>
+              <w:left w:w="85" w:type="dxa"/>
+              <w:bottom w:w="55" w:type="dxa"/>
+              <w:right w:w="85" w:type="dxa"/>
+            </w:tcMar>
+          </w:tcPr>
+          <w:p>
+            <w:pPr>
+              <w:bidi w:val="0"/>
+              <w:jc w:val="center"/>
+            </w:pPr>
+            <w:r>
+              <w:rPr>
+                <w:color w:val="000000"/>
+                <w:sz w:val="18"/>
+                <w:szCs w:val="18"/>
+              </w:rPr>
+              <w:t>78.0</w:t>
+            </w:r>
+          </w:p>
+        </w:tc>
+        <w:tc>
+          <w:tcPr>
+            <w:tcW w:w="1300" w:type="dxa"/>
+            <w:shd w:val="clear" w:color="auto" w:fill="F2F6FA"/>
+            <w:tcMar>
+              <w:top w:w="55" w:type="dxa"/>
+              <w:left w:w="85" w:type="dxa"/>
+              <w:bottom w:w="55" w:type="dxa"/>
+              <w:right w:w="85" w:type="dxa"/>
+            </w:tcMar>
+          </w:tcPr>
+          <w:p>
+            <w:pPr>
+              <w:bidi w:val="0"/>
+              <w:jc w:val="center"/>
+            </w:pPr>
+            <w:r>
+              <w:rPr>
+                <w:color w:val="000000"/>
+                <w:sz w:val="18"/>
+                <w:szCs w:val="18"/>
+              </w:rPr>
+              <w:t>87.6</w:t>
+            </w:r>
+          </w:p>
+        </w:tc>
+      </w:tr>
+      <w:tr>
+        <w:tblPrEx>
+          <w:tblCellMar>
+            <w:top w:w="0" w:type="dxa"/>
+            <w:bottom w:w="0" w:type="dxa"/>
+          </w:tblCellMar>
+        </w:tblPrEx>
+        <w:tc>
+          <w:tcPr>
+            <w:tcW w:w="2300" w:type="dxa"/>
+            <w:tcMar>
+              <w:top w:w="55" w:type="dxa"/>
+              <w:left w:w="85" w:type="dxa"/>
+              <w:bottom w:w="55" w:type="dxa"/>
+              <w:right w:w="85" w:type="dxa"/>
+            </w:tcMar>
+          </w:tcPr>
+          <w:p>
+            <w:pPr>
+              <w:bidi w:val="0"/>
+            </w:pPr>
+            <w:r>
+              <w:rPr>
+                <w:color w:val="000000"/>
+                <w:sz w:val="18"/>
+                <w:szCs w:val="18"/>
+              </w:rPr>
+              <w:t>C - Juliet</w:t>
+            </w:r>
+          </w:p>
+        </w:tc>
+        <w:tc>
+          <w:tcPr>
+            <w:tcW w:w="1250" w:type="dxa"/>
+            <w:tcMar>
+              <w:top w:w="55" w:type="dxa"/>
+              <w:left w:w="85" w:type="dxa"/>
+              <w:bottom w:w="55" w:type="dxa"/>
+              <w:right w:w="85" w:type="dxa"/>
+            </w:tcMar>
+          </w:tcPr>
+          <w:p>
+            <w:pPr>
+              <w:bidi w:val="0"/>
+              <w:jc w:val="center"/>
+            </w:pPr>
+            <w:r>
+              <w:rPr>
+                <w:color w:val="000000"/>
+                <w:sz w:val="18"/>
+                <w:szCs w:val="18"/>
+              </w:rPr>
+              <w:t>Static</w:t>
+            </w:r>
+          </w:p>
+        </w:tc>
+        <w:tc>
+          <w:tcPr>
+            <w:tcW w:w="1400" w:type="dxa"/>
+            <w:tcMar>
+              <w:top w:w="55" w:type="dxa"/>
+              <w:left w:w="85" w:type="dxa"/>
+              <w:bottom w:w="55" w:type="dxa"/>
+              <w:right w:w="85" w:type="dxa"/>
+            </w:tcMar>
+          </w:tcPr>
+          <w:p>
+            <w:pPr>
+              <w:bidi w:val="0"/>
+              <w:jc w:val="center"/>
+            </w:pPr>
+            <w:r>
+              <w:rPr>
+                <w:color w:val="000000"/>
+                <w:sz w:val="18"/>
+                <w:szCs w:val="18"/>
+              </w:rPr>
+              <w:t>52.1%</w:t>
+            </w:r>
+          </w:p>
+        </w:tc>
+        <w:tc>
+          <w:tcPr>
+            <w:tcW w:w="1450" w:type="dxa"/>
+            <w:tcMar>
+              <w:top w:w="55" w:type="dxa"/>
+              <w:left w:w="85" w:type="dxa"/>
+              <w:bottom w:w="55" w:type="dxa"/>
+              <w:right w:w="85" w:type="dxa"/>
+            </w:tcMar>
+          </w:tcPr>
+          <w:p>
+            <w:pPr>
+              <w:bidi w:val="0"/>
+              <w:jc w:val="center"/>
+            </w:pPr>
+            <w:r>
+              <w:rPr>
+                <w:color w:val="000000"/>
+                <w:sz w:val="18"/>
+                <w:szCs w:val="18"/>
+              </w:rPr>
+              <w:t>55.8%</w:t>
+            </w:r>
+          </w:p>
+        </w:tc>
+        <w:tc>
+          <w:tcPr>
+            <w:tcW w:w="1300" w:type="dxa"/>
+            <w:tcMar>
+              <w:top w:w="55" w:type="dxa"/>
+              <w:left w:w="85" w:type="dxa"/>
+              <w:bottom w:w="55" w:type="dxa"/>
+              <w:right w:w="85" w:type="dxa"/>
+            </w:tcMar>
+          </w:tcPr>
+          <w:p>
+            <w:pPr>
+              <w:bidi w:val="0"/>
+              <w:jc w:val="center"/>
+            </w:pPr>
+            <w:r>
+              <w:rPr>
+                <w:color w:val="000000"/>
+                <w:sz w:val="18"/>
+                <w:szCs w:val="18"/>
+              </w:rPr>
+              <w:t>53.9</w:t>
+            </w:r>
+          </w:p>
+        </w:tc>
+        <w:tc>
+          <w:tcPr>
+            <w:tcW w:w="1300" w:type="dxa"/>
+            <w:tcMar>
+              <w:top w:w="55" w:type="dxa"/>
+              <w:left w:w="85" w:type="dxa"/>
+              <w:bottom w:w="55" w:type="dxa"/>
+              <w:right w:w="85" w:type="dxa"/>
+            </w:tcMar>
+          </w:tcPr>
+          <w:p>
+            <w:pPr>
+              <w:bidi w:val="0"/>
+              <w:jc w:val="center"/>
+            </w:pPr>
+            <w:r>
+              <w:rPr>
+                <w:color w:val="000000"/>
+                <w:sz w:val="18"/>
+                <w:szCs w:val="18"/>
+              </w:rPr>
+              <w:t>52.5</w:t>
+            </w:r>
+          </w:p>
+        </w:tc>
+      </w:tr>
+      <w:tr>
+        <w:tblPrEx>
+          <w:tblCellMar>
+            <w:top w:w="0" w:type="dxa"/>
+            <w:bottom w:w="0" w:type="dxa"/>
+          </w:tblCellMar>
+        </w:tblPrEx>
+        <w:tc>
+          <w:tcPr>
+            <w:tcW w:w="2300" w:type="dxa"/>
+            <w:shd w:val="clear" w:color="auto" w:fill="F2F6FA"/>
+            <w:tcMar>
+              <w:top w:w="55" w:type="dxa"/>
+              <w:left w:w="85" w:type="dxa"/>
+              <w:bottom w:w="55" w:type="dxa"/>
+              <w:right w:w="85" w:type="dxa"/>
+            </w:tcMar>
+          </w:tcPr>
+          <w:p>
+            <w:pPr>
+              <w:bidi w:val="0"/>
+            </w:pPr>
+          </w:p>
+        </w:tc>
+        <w:tc>
+          <w:tcPr>
+            <w:tcW w:w="1250" w:type="dxa"/>
+            <w:shd w:val="clear" w:color="auto" w:fill="F2F6FA"/>
+            <w:tcMar>
+              <w:top w:w="55" w:type="dxa"/>
+              <w:left w:w="85" w:type="dxa"/>
+              <w:bottom w:w="55" w:type="dxa"/>
+              <w:right w:w="85" w:type="dxa"/>
+            </w:tcMar>
+          </w:tcPr>
+          <w:p>
+            <w:pPr>
+              <w:bidi w:val="0"/>
+              <w:jc w:val="center"/>
+            </w:pPr>
+            <w:r>
+              <w:rPr>
+                <w:color w:val="000000"/>
+                <w:sz w:val="18"/>
+                <w:szCs w:val="18"/>
+              </w:rPr>
+              <w:t>Hybrid</w:t>
+            </w:r>
+          </w:p>
+        </w:tc>
+        <w:tc>
+          <w:tcPr>
+            <w:tcW w:w="1400" w:type="dxa"/>
+            <w:shd w:val="clear" w:color="auto" w:fill="F2F6FA"/>
+            <w:tcMar>
+              <w:top w:w="55" w:type="dxa"/>
+              <w:left w:w="85" w:type="dxa"/>
+              <w:bottom w:w="55" w:type="dxa"/>
+              <w:right w:w="85" w:type="dxa"/>
+            </w:tcMar>
+          </w:tcPr>
+          <w:p>
+            <w:pPr>
+              <w:bidi w:val="0"/>
+              <w:jc w:val="center"/>
+            </w:pPr>
+            <w:r>
+              <w:rPr>
+                <w:color w:val="000000"/>
+                <w:sz w:val="18"/>
+                <w:szCs w:val="18"/>
+              </w:rPr>
+              <w:t>62.8%</w:t>
+            </w:r>
+          </w:p>
+        </w:tc>
+        <w:tc>
+          <w:tcPr>
+            <w:tcW w:w="1450" w:type="dxa"/>
+            <w:shd w:val="clear" w:color="auto" w:fill="F2F6FA"/>
+            <w:tcMar>
+              <w:top w:w="55" w:type="dxa"/>
+              <w:left w:w="85" w:type="dxa"/>
+              <w:bottom w:w="55" w:type="dxa"/>
+              <w:right w:w="85" w:type="dxa"/>
+            </w:tcMar>
+          </w:tcPr>
+          <w:p>
+            <w:pPr>
+              <w:bidi w:val="0"/>
+              <w:jc w:val="center"/>
+            </w:pPr>
+            <w:r>
+              <w:rPr>
+                <w:color w:val="000000"/>
+                <w:sz w:val="18"/>
+                <w:szCs w:val="18"/>
+              </w:rPr>
+              <w:t>60.4%</w:t>
+            </w:r>
+          </w:p>
+        </w:tc>
+        <w:tc>
+          <w:tcPr>
+            <w:tcW w:w="1300" w:type="dxa"/>
+            <w:shd w:val="clear" w:color="auto" w:fill="F2F6FA"/>
+            <w:tcMar>
+              <w:top w:w="55" w:type="dxa"/>
+              <w:left w:w="85" w:type="dxa"/>
+              <w:bottom w:w="55" w:type="dxa"/>
+              <w:right w:w="85" w:type="dxa"/>
+            </w:tcMar>
+          </w:tcPr>
+          <w:p>
+            <w:pPr>
+              <w:bidi w:val="0"/>
+              <w:jc w:val="center"/>
+            </w:pPr>
+            <w:r>
+              <w:rPr>
+                <w:color w:val="000000"/>
+                <w:sz w:val="18"/>
+                <w:szCs w:val="18"/>
+              </w:rPr>
+              <w:t>61.5</w:t>
+            </w:r>
+          </w:p>
+        </w:tc>
+        <w:tc>
+          <w:tcPr>
+            <w:tcW w:w="1300" w:type="dxa"/>
+            <w:shd w:val="clear" w:color="auto" w:fill="F2F6FA"/>
+            <w:tcMar>
+              <w:top w:w="55" w:type="dxa"/>
+              <w:left w:w="85" w:type="dxa"/>
+              <w:bottom w:w="55" w:type="dxa"/>
+              <w:right w:w="85" w:type="dxa"/>
+            </w:tcMar>
+          </w:tcPr>
+          <w:p>
+            <w:pPr>
+              <w:bidi w:val="0"/>
+              <w:jc w:val="center"/>
+            </w:pPr>
+            <w:r>
+              <w:rPr>
+                <w:color w:val="000000"/>
+                <w:sz w:val="18"/>
+                <w:szCs w:val="18"/>
+              </w:rPr>
+              <w:t>62.5</w:t>
+            </w:r>
+          </w:p>
+        </w:tc>
+      </w:tr>
+      <w:tr>
+        <w:tblPrEx>
+          <w:tblCellMar>
+            <w:top w:w="0" w:type="dxa"/>
+            <w:bottom w:w="0" w:type="dxa"/>
+          </w:tblCellMar>
+        </w:tblPrEx>
+        <w:tc>
+          <w:tcPr>
+            <w:tcW w:w="2300" w:type="dxa"/>
             <w:shd w:val="clear" w:color="auto" w:fill="DCE9F7"/>
             <w:tcMar>
               <w:top w:w="55" w:type="dxa"/>
@@ -15145,7 +15604,7 @@
         </w:tc>
         <w:tc>
           <w:tcPr>
-            <w:tcW w:w="1350" w:type="dxa"/>
+            <w:tcW w:w="1250" w:type="dxa"/>
             <w:shd w:val="clear" w:color="auto" w:fill="DCE9F7"/>
             <w:tcMar>
               <w:top w:w="55" w:type="dxa"/>
@@ -15167,13 +15626,13 @@
                 <w:sz w:val="18"/>
                 <w:szCs w:val="18"/>
               </w:rPr>
-              <w:t>68.5%</w:t>
-            </w:r>
-          </w:p>
-        </w:tc>
-        <w:tc>
-          <w:tcPr>
-            <w:tcW w:w="1350" w:type="dxa"/>
+              <w:t>Static</w:t>
+            </w:r>
+          </w:p>
+        </w:tc>
+        <w:tc>
+          <w:tcPr>
+            <w:tcW w:w="1400" w:type="dxa"/>
             <w:shd w:val="clear" w:color="auto" w:fill="DCE9F7"/>
             <w:tcMar>
               <w:top w:w="55" w:type="dxa"/>
@@ -15195,13 +15654,13 @@
                 <w:sz w:val="18"/>
                 <w:szCs w:val="18"/>
               </w:rPr>
-              <w:t>80.5%</w:t>
-            </w:r>
-          </w:p>
-        </w:tc>
-        <w:tc>
-          <w:tcPr>
-            <w:tcW w:w="1350" w:type="dxa"/>
+              <w:t>68.5%</w:t>
+            </w:r>
+          </w:p>
+        </w:tc>
+        <w:tc>
+          <w:tcPr>
+            <w:tcW w:w="1450" w:type="dxa"/>
             <w:shd w:val="clear" w:color="auto" w:fill="DCE9F7"/>
             <w:tcMar>
               <w:top w:w="55" w:type="dxa"/>
@@ -15223,13 +15682,13 @@
                 <w:sz w:val="18"/>
                 <w:szCs w:val="18"/>
               </w:rPr>
-              <w:t>68.4</w:t>
-            </w:r>
-          </w:p>
-        </w:tc>
-        <w:tc>
-          <w:tcPr>
-            <w:tcW w:w="1350" w:type="dxa"/>
+              <w:t>68.0%</w:t>
+            </w:r>
+          </w:p>
+        </w:tc>
+        <w:tc>
+          <w:tcPr>
+            <w:tcW w:w="1300" w:type="dxa"/>
             <w:shd w:val="clear" w:color="auto" w:fill="DCE9F7"/>
             <w:tcMar>
               <w:top w:w="55" w:type="dxa"/>
@@ -15251,13 +15710,13 @@
                 <w:sz w:val="18"/>
                 <w:szCs w:val="18"/>
               </w:rPr>
-              <w:t>78.8</w:t>
-            </w:r>
-          </w:p>
-        </w:tc>
-        <w:tc>
-          <w:tcPr>
-            <w:tcW w:w="1876" w:type="dxa"/>
+              <w:t>68.2</w:t>
+            </w:r>
+          </w:p>
+        </w:tc>
+        <w:tc>
+          <w:tcPr>
+            <w:tcW w:w="1300" w:type="dxa"/>
             <w:shd w:val="clear" w:color="auto" w:fill="DCE9F7"/>
             <w:tcMar>
               <w:top w:w="55" w:type="dxa"/>
@@ -15279,7 +15738,172 @@
                 <w:sz w:val="18"/>
                 <w:szCs w:val="18"/>
               </w:rPr>
-              <w:t>+10.4</w:t>
+              <w:t>68.4</w:t>
+            </w:r>
+          </w:p>
+        </w:tc>
+      </w:tr>
+      <w:tr>
+        <w:tblPrEx>
+          <w:tblCellMar>
+            <w:top w:w="0" w:type="dxa"/>
+            <w:bottom w:w="0" w:type="dxa"/>
+          </w:tblCellMar>
+        </w:tblPrEx>
+        <w:tc>
+          <w:tcPr>
+            <w:tcW w:w="2300" w:type="dxa"/>
+            <w:shd w:val="clear" w:color="auto" w:fill="DCE9F7"/>
+            <w:tcMar>
+              <w:top w:w="55" w:type="dxa"/>
+              <w:left w:w="85" w:type="dxa"/>
+              <w:bottom w:w="55" w:type="dxa"/>
+              <w:right w:w="85" w:type="dxa"/>
+            </w:tcMar>
+          </w:tcPr>
+          <w:p>
+            <w:pPr>
+              <w:bidi w:val="0"/>
+            </w:pPr>
+          </w:p>
+        </w:tc>
+        <w:tc>
+          <w:tcPr>
+            <w:tcW w:w="1250" w:type="dxa"/>
+            <w:shd w:val="clear" w:color="auto" w:fill="DCE9F7"/>
+            <w:tcMar>
+              <w:top w:w="55" w:type="dxa"/>
+              <w:left w:w="85" w:type="dxa"/>
+              <w:bottom w:w="55" w:type="dxa"/>
+              <w:right w:w="85" w:type="dxa"/>
+            </w:tcMar>
+          </w:tcPr>
+          <w:p>
+            <w:pPr>
+              <w:bidi w:val="0"/>
+              <w:jc w:val="center"/>
+            </w:pPr>
+            <w:r>
+              <w:rPr>
+                <w:b/>
+                <w:bCs/>
+                <w:color w:val="000000"/>
+                <w:sz w:val="18"/>
+                <w:szCs w:val="18"/>
+              </w:rPr>
+              <w:t>Hybrid</w:t>
+            </w:r>
+          </w:p>
+        </w:tc>
+        <w:tc>
+          <w:tcPr>
+            <w:tcW w:w="1400" w:type="dxa"/>
+            <w:shd w:val="clear" w:color="auto" w:fill="DCE9F7"/>
+            <w:tcMar>
+              <w:top w:w="55" w:type="dxa"/>
+              <w:left w:w="85" w:type="dxa"/>
+              <w:bottom w:w="55" w:type="dxa"/>
+              <w:right w:w="85" w:type="dxa"/>
+            </w:tcMar>
+          </w:tcPr>
+          <w:p>
+            <w:pPr>
+              <w:bidi w:val="0"/>
+              <w:jc w:val="center"/>
+            </w:pPr>
+            <w:r>
+              <w:rPr>
+                <w:b/>
+                <w:bCs/>
+                <w:color w:val="000000"/>
+                <w:sz w:val="18"/>
+                <w:szCs w:val="18"/>
+              </w:rPr>
+              <w:t>80.5%</w:t>
+            </w:r>
+          </w:p>
+        </w:tc>
+        <w:tc>
+          <w:tcPr>
+            <w:tcW w:w="1450" w:type="dxa"/>
+            <w:shd w:val="clear" w:color="auto" w:fill="DCE9F7"/>
+            <w:tcMar>
+              <w:top w:w="55" w:type="dxa"/>
+              <w:left w:w="85" w:type="dxa"/>
+              <w:bottom w:w="55" w:type="dxa"/>
+              <w:right w:w="85" w:type="dxa"/>
+            </w:tcMar>
+          </w:tcPr>
+          <w:p>
+            <w:pPr>
+              <w:bidi w:val="0"/>
+              <w:jc w:val="center"/>
+            </w:pPr>
+            <w:r>
+              <w:rPr>
+                <w:b/>
+                <w:bCs/>
+                <w:color w:val="000000"/>
+                <w:sz w:val="18"/>
+                <w:szCs w:val="18"/>
+              </w:rPr>
+              <w:t>66.1%</w:t>
+            </w:r>
+          </w:p>
+        </w:tc>
+        <w:tc>
+          <w:tcPr>
+            <w:tcW w:w="1300" w:type="dxa"/>
+            <w:shd w:val="clear" w:color="auto" w:fill="DCE9F7"/>
+            <w:tcMar>
+              <w:top w:w="55" w:type="dxa"/>
+              <w:left w:w="85" w:type="dxa"/>
+              <w:bottom w:w="55" w:type="dxa"/>
+              <w:right w:w="85" w:type="dxa"/>
+            </w:tcMar>
+          </w:tcPr>
+          <w:p>
+            <w:pPr>
+              <w:bidi w:val="0"/>
+              <w:jc w:val="center"/>
+            </w:pPr>
+            <w:r>
+              <w:rPr>
+                <w:b/>
+                <w:bCs/>
+                <w:color w:val="000000"/>
+                <w:sz w:val="18"/>
+                <w:szCs w:val="18"/>
+              </w:rPr>
+              <w:t>72.6</w:t>
+            </w:r>
+          </w:p>
+        </w:tc>
+        <w:tc>
+          <w:tcPr>
+            <w:tcW w:w="1300" w:type="dxa"/>
+            <w:shd w:val="clear" w:color="auto" w:fill="DCE9F7"/>
+            <w:tcMar>
+              <w:top w:w="55" w:type="dxa"/>
+              <w:left w:w="85" w:type="dxa"/>
+              <w:bottom w:w="55" w:type="dxa"/>
+              <w:right w:w="85" w:type="dxa"/>
+            </w:tcMar>
+          </w:tcPr>
+          <w:p>
+            <w:pPr>
+              <w:bidi w:val="0"/>
+              <w:jc w:val="center"/>
+            </w:pPr>
+            <w:r>
+              <w:rPr>
+                <w:b/>
+                <w:bCs/>
+                <w:color w:val="000000"/>
+                <w:sz w:val="18"/>
+                <w:szCs w:val="18"/>
+              </w:rPr>
+              <w:t>78.8</w:t>
             </w:r>
           </w:p>
         </w:tc>
@@ -15345,10 +15969,10 @@
         <w:spacing w:after="80"/>
       </w:pPr>
       <w:r>
-        <w:t xml:space="preserve">F1 improves on Java (75.7 to 78.0) and C (53.9 </w:t>
-      </w:r>
-      <w:r>
-        <w:t>to 61.5). It declines on Python (67.5 to 59.9), the only metric in any language where the hybrid is worse.</w:t>
+        <w:t>F1, which weights precision and recall equally,</w:t>
+      </w:r>
+      <w:r>
+        <w:t xml:space="preserve"> improves on Java (75.7 to 78.0), on C (53.9 to 61.5) and on the two combined (68.2 to 72.6). It declines on Python alone (67.5 to 59.9).</w:t>
       </w:r>
     </w:p>
     <w:p>
@@ -15374,10 +15998,10 @@
         <w:spacing w:after="80"/>
       </w:pPr>
       <w:r>
-        <w:t>The model is the only source of repairs. The analyzer produces none, by co</w:t>
-      </w:r>
-      <w:r>
-        <w:t>nstruction - pattern matching cannot rewrite a concatenated query into a prepared statement while preserving the surrounding exception handling. Repair quality is evaluated separately.</w:t>
+        <w:t>The model is the only source of repairs. Th</w:t>
+      </w:r>
+      <w:r>
+        <w:t>e analyzer produces none, by construction - pattern matching cannot rewrite a concatenated query into a prepared statement while preserving the surrounding exception handling.</w:t>
       </w:r>
     </w:p>
     <w:p>
@@ -15402,13 +16026,16 @@
         <w:spacing w:after="130" w:line="278" w:lineRule="auto"/>
       </w:pPr>
       <w:r>
-        <w:t>The hybrid's precision is lower in every l</w:t>
-      </w:r>
-      <w:r>
-        <w:t>anguage, and on Python it is materially lower - 49.5% against 67.7%. The model contributes 100 findings at locations RealVuln did not label. Under a precision-weighted metric the static analyzer alone is the better tool on Python, and the frontier language</w:t>
-      </w:r>
-      <w:r>
-        <w:t>-model scanners are better still.</w:t>
+        <w:t>Precision m</w:t>
+      </w:r>
+      <w:r>
+        <w:t xml:space="preserve">oves in different directions by language. It falls on Python, materially so, at 49.5% against 67.7%, because the model contributes 100 findings at locations RealVuln did not label. It falls on Java, from 74.0% to 68.6%. On C it rises, from 55.8% to 60.4%, </w:t>
+      </w:r>
+      <w:r>
+        <w:t>because there the model recovers true positives the analyzer missed without adding false ones of its own. Across Java and C together the net effect is a modest decline, from 68.0% to 66.1%, set against a twelve-point recall gain. Only on Python is the prec</w:t>
+      </w:r>
+      <w:r>
+        <w:t>ision cost large enough that a precision-weighted metric favours the static analyzer alone, and there the frontier language-model scanners are better still.</w:t>
       </w:r>
     </w:p>
     <w:p>
@@ -15417,10 +16044,13 @@
         <w:spacing w:after="130" w:line="278" w:lineRule="auto"/>
       </w:pPr>
       <w:r>
-        <w:t>The decision therefore rests on which error is more expensive. For a tool that surfaces findings inline in the editor, where dismissing a false positive costs one click and a suppression is remembered permanently, a missed</w:t>
-      </w:r>
-      <w:r>
-        <w:t xml:space="preserve"> vulnerability is the more expensive error by a wide margin. That is also the position RealVuln takes in choosing F3 as its headline metric.</w:t>
+        <w:t>The decision therefore rests on which error is more expensive. For a tool that surfaces findings in</w:t>
+      </w:r>
+      <w:r>
+        <w:t xml:space="preserve">line in the editor, where dismissing a false positive costs one click and a suppression is remembered permanently, a missed vulnerability is the more expensive error by a wide margin. That is also the position RealVuln takes in choosing F3 as its headline </w:t>
+      </w:r>
+      <w:r>
+        <w:t>metric.</w:t>
       </w:r>
     </w:p>
     <w:p>
@@ -15441,7 +16071,7 @@
           <w:sz w:val="20"/>
           <w:szCs w:val="20"/>
         </w:rPr>
-        <w:t>On these results the hybrid is the more suitable default. It improves recall and F3 in all three languages, its largest gains fall where the analyzer is weakest, and it is the only configuration capable of producing a fix. The static layer remains the alwa</w:t>
+        <w:t xml:space="preserve">On these results the hybrid is the more suitable default. It improves recall and F3 in all three languages, its largest gains fall where the analyzer is weakest, and it is the only configuration capable of producing a fix. The static layer remains </w:t>
       </w:r>
       <w:r>
         <w:rPr>
@@ -15451,7 +16081,7 @@
           <w:sz w:val="20"/>
           <w:szCs w:val="20"/>
         </w:rPr>
-        <w:t>ys-on path - deterministic, immediate and requiring no GPU - with the model invoked deliberately.</w:t>
+        <w:t>the always-on path - deterministic, immediate and requiring no GPU - with the model invoked deliberately.</w:t>
       </w:r>
     </w:p>
     <w:p>
@@ -15476,10 +16106,14 @@
         <w:spacing w:after="130" w:line="278" w:lineRule="auto"/>
       </w:pPr>
       <w:r>
-        <w:t xml:space="preserve">The model's aggregate precision across the synthetic benchmarks is 75.3% against the analyzer's 68.0%, and on C it reaches </w:t>
-      </w:r>
-      <w:r>
-        <w:t>97.7%. On CWE-190 it rejected every one of the analyzer's 92 false positives. The present design cannot exploit this, because the hybrid takes the union of both sources and a union can only add findings, never withdraw them.</w:t>
+        <w:t xml:space="preserve">The model's aggregate precision across the synthetic benchmarks is 75.3% against the analyzer's 68.0%, and on C it </w:t>
+      </w:r>
+      <w:r>
+        <w:t xml:space="preserve">reaches 97.7%. On CWE-190 it rejected every one of the analyzer's 92 false positives. The present </w:t>
+      </w:r>
+      <w:r>
+        <w:lastRenderedPageBreak/>
+        <w:t>design cannot exploit this, because the hybrid takes the union of both sources and a union can only add findings, never withdraw them.</w:t>
       </w:r>
     </w:p>
     <w:p>
@@ -15488,13 +16122,13 @@
         <w:spacing w:after="130" w:line="278" w:lineRule="auto"/>
       </w:pPr>
       <w:r>
-        <w:t>A configuration in which the mo</w:t>
-      </w:r>
-      <w:r>
-        <w:t>del adjudicates the analyzer's findings rather than extending them is therefore the clearest available improvement, and it is supported by the literature: the 2026 study cited above reports LLM-based post-filtering reducing false-positive rates from over 9</w:t>
-      </w:r>
-      <w:r>
-        <w:t>2% to 6.3%. This is the primary direction for future work.</w:t>
+        <w:t>A configuration in whic</w:t>
+      </w:r>
+      <w:r>
+        <w:t>h the model adjudicates the analyzer's findings rather than extending them is therefore the clearest available improvement, and it is supported by the literature: the 2026 study cited above reports LLM-based post-filtering reducing false-positive rates fro</w:t>
+      </w:r>
+      <w:r>
+        <w:t>m over 92% to 6.3%. This is the primary direction for future work.</w:t>
       </w:r>
     </w:p>
     <w:p>
@@ -15531,10 +16165,10 @@
         <w:spacing w:after="130" w:line="278" w:lineRule="auto"/>
       </w:pPr>
       <w:r>
-        <w:t>The false-positive rates on OWASP's taint categories - 74% on SQL injection, 60% on command injection, 55% on path traversal - demand an explana</w:t>
-      </w:r>
-      <w:r>
-        <w:t>tion, particularly alongside a 21.2% trap rate on real applications. Every OWASP case flagged as vulnerable but labelled safe was therefore classified by the mechanism that makes it safe.</w:t>
+        <w:t>The false-positive rates on OWASP's taint categories - 74% on SQL injection, 60% on command injection, 55% on path traversal - demand an</w:t>
+      </w:r>
+      <w:r>
+        <w:t xml:space="preserve"> explanation, particularly alongside a 21.2% trap rate on real applications. Every OWASP case flagged as vulnerable but labelled safe was therefore classified by the mechanism that makes it safe.</w:t>
       </w:r>
     </w:p>
     <w:tbl>
@@ -16492,15 +17126,7 @@
           <w:sz w:val="17"/>
           <w:szCs w:val="17"/>
         </w:rPr>
-        <w:t>PreparedStatement statement = connection.prepareSt</w:t>
-      </w:r>
-      <w:r>
-        <w:rPr>
-          <w:rFonts w:ascii="Consolas" w:eastAsia="Consolas" w:hAnsi="Consolas" w:cs="Consolas"/>
-          <w:sz w:val="17"/>
-          <w:szCs w:val="17"/>
-        </w:rPr>
-        <w:t>atement(sql);</w:t>
+        <w:t>PreparedStatement statement = connection.prepareStatement(sql);</w:t>
       </w:r>
     </w:p>
     <w:p>
@@ -16713,7 +17339,10 @@
         <w:spacing w:after="80"/>
       </w:pPr>
       <w:r>
-        <w:t>Precision relative to language-model scanners remains the analyzer's principal weakness: 67.7% against 86-91% on RealVuln.</w:t>
+        <w:t>Precision relative to lang</w:t>
+      </w:r>
+      <w:r>
+        <w:t>uage-model scanners remains the analyzer's principal weakness: 67.7% against 86-91% on RealVuln.</w:t>
       </w:r>
     </w:p>
     <w:p>
@@ -16722,10 +17351,10 @@
         <w:spacing w:after="130" w:line="278" w:lineRule="auto"/>
       </w:pPr>
       <w:r>
-        <w:t>Approximately 20% of observed false positives are addressable with field-sensitive container modelling and constant propagation, both</w:t>
-      </w:r>
-      <w:r>
-        <w:t xml:space="preserve"> well-understood techniques. The remaining 80% require whole-program reflection analysis representing years of dedicated engineering.</w:t>
+        <w:t>Approximately 20% of observed false positives are addressable with field-sensitive container modelling and constant propagation, both well-understood technique</w:t>
+      </w:r>
+      <w:r>
+        <w:t>s. The remaining 80% require whole-program reflection analysis representing years of dedicated engineering.</w:t>
       </w:r>
     </w:p>
     <w:p>
@@ -16910,6 +17539,15 @@
     </w:p>
     <w:p>
       <w:pPr>
+        <w:bidi w:val="0"/>
+        <w:spacing w:after="130" w:line="278" w:lineRule="auto"/>
+      </w:pPr>
+      <w:r>
+        <w:t>All links accessed 4 August 2026.</w:t>
+      </w:r>
+    </w:p>
+    <w:p>
+      <w:pPr>
         <w:pStyle w:val="Heading3"/>
         <w:spacing w:before="200" w:after="90"/>
       </w:pPr>
@@ -16921,17 +17559,7 @@
           <w:sz w:val="21"/>
           <w:szCs w:val="21"/>
         </w:rPr>
-        <w:t>B</w:t>
-      </w:r>
-      <w:r>
-        <w:rPr>
-          <w:b/>
-          <w:bCs/>
-          <w:color w:val="2E75B6"/>
-          <w:sz w:val="21"/>
-          <w:szCs w:val="21"/>
-        </w:rPr>
-        <w:t>enchmarks and corpora</w:t>
+        <w:t>Benchmarks and corpora</w:t>
       </w:r>
     </w:p>
     <w:p>
@@ -16955,14 +17583,14 @@
           <w:sz w:val="20"/>
           <w:szCs w:val="20"/>
         </w:rPr>
-        <w:t>OWASP Foundation. OWASP Benchmark Project, versio</w:t>
+        <w:t xml:space="preserve">OWASP Foundation. OWASP Benchmark Project, version 1.2. Java test suite of </w:t>
       </w:r>
       <w:r>
         <w:rPr>
           <w:sz w:val="20"/>
           <w:szCs w:val="20"/>
         </w:rPr>
-        <w:t xml:space="preserve">n 1.2. Java test suite of 2,740 cases with published expected results. </w:t>
+        <w:t xml:space="preserve">2,740 cases with published expected results. </w:t>
       </w:r>
       <w:hyperlink r:id="rId5" w:history="1">
         <w:r>
@@ -17127,14 +17755,7 @@
           <w:sz w:val="20"/>
           <w:szCs w:val="20"/>
         </w:rPr>
-        <w:t>RealVuln</w:t>
-      </w:r>
-      <w:r>
-        <w:rPr>
-          <w:sz w:val="20"/>
-          <w:szCs w:val="20"/>
-        </w:rPr>
-        <w:t xml:space="preserve">: Benchmarking Rule-Based, General-Purpose LLM, and Security-Specialized Scanners on Real-World Code. arXiv preprint arXiv:2604.13764, 2026. Source of the F3 metric and of the scanner outputs re-scored in Section 3.2. </w:t>
+        <w:t xml:space="preserve">RealVuln: Benchmarking Rule-Based, General-Purpose LLM, and Security-Specialized Scanners on Real-World Code. arXiv preprint arXiv:2604.13764, 2026. Source of the F3 metric and of the scanner outputs re-scored in Section 3.2. </w:t>
       </w:r>
       <w:hyperlink r:id="rId9" w:history="1">
         <w:r>
@@ -17169,14 +17790,14 @@
           <w:sz w:val="20"/>
           <w:szCs w:val="20"/>
         </w:rPr>
-        <w:t>Sifting the Noise: A Comparative Study of LLM Agents in Vulnerability False Positive Filtering. arXiv preprint arXiv:2601.22952, 2026. CodeQL, Semgrep, SonarQube and Joern on OWASP Benchmark v1.2; false-posi</w:t>
+        <w:t>Sifting the Noise: A Comparative Study of LLM Agents in Vulnerability False Positive Filtering. arXiv preprint arXiv:2601.22952, 2026. CodeQL, Semgrep, SonarQube and Joern on OWASP Benchmark v1.2; fa</w:t>
       </w:r>
       <w:r>
         <w:rPr>
           <w:sz w:val="20"/>
           <w:szCs w:val="20"/>
         </w:rPr>
-        <w:t xml:space="preserve">tive rates quoted from Section 4.1, table “Initial Performance of SAST Tools Across All Instances”, and per-CWE figures from the accompanying FPR heatmap. </w:t>
+        <w:t xml:space="preserve">lse-positive rates quoted from Section 4.1, table “Initial Performance of SAST Tools Across All Instances”, and per-CWE figures from the accompanying FPR heatmap. </w:t>
       </w:r>
       <w:hyperlink r:id="rId10" w:history="1">
         <w:r>
@@ -17211,21 +17832,21 @@
           <w:sz w:val="20"/>
           <w:szCs w:val="20"/>
         </w:rPr>
-        <w:t xml:space="preserve">Dubniczky, R. </w:t>
+        <w:t>Dubnic</w:t>
       </w:r>
       <w:r>
         <w:rPr>
           <w:sz w:val="20"/>
           <w:szCs w:val="20"/>
         </w:rPr>
-        <w:t>A. et al. CASTLE: Benchmarking Dataset for Static Code Analyzers and LLMs towards CWE Detection. arXiv preprint arXiv:2503.09433, 2025. Thirteen static analyzers, two formal verification tools and ten LLMs evaluated on 250 hand-written C programs across 25</w:t>
+        <w:t>zky, R. A. et al. CASTLE: Benchmarking Dataset for Static Code Analyzers and LLMs towards CWE Detection. arXiv preprint arXiv:2503.09433, 2025. Thirteen static analyzers, two formal verification tools and ten LLMs evaluated on 250 hand-written C programs a</w:t>
       </w:r>
       <w:r>
         <w:rPr>
           <w:sz w:val="20"/>
           <w:szCs w:val="20"/>
         </w:rPr>
-        <w:t xml:space="preserve"> CWEs; source of the per-tool recall and precision figures in Section 5.2. </w:t>
+        <w:t xml:space="preserve">cross 25 CWEs; source of the per-tool recall and precision figures in Section 5.2. </w:t>
       </w:r>
       <w:hyperlink r:id="rId11" w:history="1">
         <w:r>
@@ -17260,14 +17881,14 @@
           <w:sz w:val="20"/>
           <w:szCs w:val="20"/>
         </w:rPr>
-        <w:t>A Systematic Literature Review on Static Application Security Testing (SAST) Tools: Evaluation</w:t>
+        <w:t>A Systematic Literature Review on Static Application Security Testing (SAST) Tools: Ev</w:t>
       </w:r>
       <w:r>
         <w:rPr>
           <w:sz w:val="20"/>
           <w:szCs w:val="20"/>
         </w:rPr>
-        <w:t xml:space="preserve">, Benchmarks, Challenges, and Future Directions. In Proceedings of the 29th International Conference on Evaluation and Assessment in Software Engineering (EASE ’25), Companion. ACM, 2025. </w:t>
+        <w:t xml:space="preserve">aluation, Benchmarks, Challenges, and Future Directions. In Proceedings of the 29th International Conference on Evaluation and Assessment in Software Engineering (EASE ’25), Companion. ACM, 2025. </w:t>
       </w:r>
       <w:hyperlink r:id="rId12" w:history="1">
         <w:r>
@@ -17277,7 +17898,7 @@
             <w:szCs w:val="20"/>
             <w:u w:val="single"/>
           </w:rPr>
-          <w:t>https://doi.</w:t>
+          <w:t>http</w:t>
         </w:r>
         <w:r>
           <w:rPr>
@@ -17286,7 +17907,7 @@
             <w:szCs w:val="20"/>
             <w:u w:val="single"/>
           </w:rPr>
-          <w:t>org/10.1145/3727967.3756838</w:t>
+          <w:t>s://doi.org/10.1145/3727967.3756838</w:t>
         </w:r>
       </w:hyperlink>
     </w:p>
@@ -17311,14 +17932,14 @@
           <w:sz w:val="20"/>
           <w:szCs w:val="20"/>
         </w:rPr>
-        <w:t>Gentsch, C., Krishnamurthy, R. and Heinze, T. S. Benchmarking Open-Source Static Analyzers for Security Testing for C. In Leveraging Applications of Formal Methods, Verification and Validation (ISoLA 2020), LNCS 12479, Spri</w:t>
+        <w:t>Gentsch, C., Krishnamurthy, R. and Heinze, T. S. Benchmarking Open-Source Static Analyzers for Security Testing for C. In Leveraging Applications of Formal Methods, Verification and Validation (ISoLA 2020), LNCS 124</w:t>
       </w:r>
       <w:r>
         <w:rPr>
           <w:sz w:val="20"/>
           <w:szCs w:val="20"/>
         </w:rPr>
-        <w:t xml:space="preserve">nger, 2021, pp. 182-198. Eleven open-source analyzers evaluated on the Juliet Test Suite 1.3 for C; source of the per-tool recall and precision figures in Section 5.2. Extended results appear in DLR technical report DLR-IB-DW-JE-2020-16. </w:t>
+        <w:t xml:space="preserve">79, Springer, 2021, pp. 182-198. Eleven open-source analyzers evaluated on the Juliet Test Suite 1.3 for C; source of the per-tool recall and precision figures in Section 5.2. Extended results appear in DLR technical report DLR-IB-DW-JE-2020-16. </w:t>
       </w:r>
       <w:hyperlink r:id="rId13" w:history="1">
         <w:r>
@@ -17353,14 +17974,14 @@
           <w:sz w:val="20"/>
           <w:szCs w:val="20"/>
         </w:rPr>
-        <w:t>Lipp, S., Banescu, S. and Pretschner, A. An Empirical Study on the Effectiveness of Static C Code Analyzers for Vulnerability Detection. In Proceedings of the 31st ACM SIGSOFT International Symposium on Software Testing and Analysis (ISSTA 2022), pp. 544-5</w:t>
+        <w:t>Lipp, S., Banescu, S. and Pretschner, A. An Empirical Study on the Effectiveness of Static C Code Analyzers for Vulnerability Detection. In Pr</w:t>
       </w:r>
       <w:r>
         <w:rPr>
           <w:sz w:val="20"/>
           <w:szCs w:val="20"/>
         </w:rPr>
-        <w:t xml:space="preserve">55. Eleven analyzers evaluated against 192 real-world CVEs in C; source of the commercial and open-source recall figures in Section 5.2. </w:t>
+        <w:t xml:space="preserve">oceedings of the 31st ACM SIGSOFT International Symposium on Software Testing and Analysis (ISSTA 2022), pp. 544-555. Eleven analyzers evaluated against 192 real-world CVEs in C; source of the commercial and open-source recall figures in Section 5.2. </w:t>
       </w:r>
       <w:hyperlink r:id="rId14" w:history="1">
         <w:r>
@@ -17395,14 +18016,7 @@
           <w:sz w:val="20"/>
           <w:szCs w:val="20"/>
         </w:rPr>
-        <w:t>Del</w:t>
-      </w:r>
-      <w:r>
-        <w:rPr>
-          <w:sz w:val="20"/>
-          <w:szCs w:val="20"/>
-        </w:rPr>
-        <w:t xml:space="preserve">aitre, A. et al. SATE V Report: Ten Years of Static Analysis Tool Expositions. NIST Special Publication 500-326, 2018. </w:t>
+        <w:t xml:space="preserve">Delaitre, A. et al. SATE V Report: Ten Years of Static Analysis Tool Expositions. NIST Special Publication 500-326, 2018. </w:t>
       </w:r>
       <w:hyperlink r:id="rId15" w:history="1">
         <w:r>
@@ -17437,14 +18051,7 @@
           <w:sz w:val="20"/>
           <w:szCs w:val="20"/>
         </w:rPr>
-        <w:t>Youden, W. J. Index for rating diag</w:t>
-      </w:r>
-      <w:r>
-        <w:rPr>
-          <w:sz w:val="20"/>
-          <w:szCs w:val="20"/>
-        </w:rPr>
-        <w:t xml:space="preserve">nostic tests. Cancer, vol. 3, no. 1, 1950, pp. 32-35. Origin of the Youden J statistic used as the OWASP Benchmark metric. </w:t>
+        <w:t xml:space="preserve">Youden, W. J. Index for rating diagnostic tests. Cancer, vol. 3, no. 1, 1950, pp. 32-35. Origin of the Youden J statistic used as the OWASP Benchmark metric. </w:t>
       </w:r>
       <w:hyperlink r:id="rId16" w:history="1">
         <w:r>
@@ -17454,16 +18061,7 @@
             <w:szCs w:val="20"/>
             <w:u w:val="single"/>
           </w:rPr>
-          <w:t>https://doi.org/10.1002/1097-0142(19</w:t>
-        </w:r>
-        <w:r>
-          <w:rPr>
-            <w:color w:val="0563C1"/>
-            <w:sz w:val="20"/>
-            <w:szCs w:val="20"/>
-            <w:u w:val="single"/>
-          </w:rPr>
-          <w:t>50)3:1%3C32::AID-CNCR2820030106%3E3.0.CO;2-3</w:t>
+          <w:t>https://doi.org/10.1002/1097-0142(1950)3:1%3C32::AID-CNCR2820030106%3E3.0.CO;2-3</w:t>
         </w:r>
       </w:hyperlink>
     </w:p>
@@ -17506,7 +18104,15 @@
           <w:szCs w:val="20"/>
           <w:lang w:val="fr-FR"/>
         </w:rPr>
-        <w:t xml:space="preserve">Hui, B. et al. Qwen2.5-Coder Technical Report. arXiv preprint arXiv:2409.12186, 2024. </w:t>
+        <w:t>Hui, B. et al. Qwen2.5-Coder Technical Report. arXiv preprint arXiv:2409.</w:t>
+      </w:r>
+      <w:r>
+        <w:rPr>
+          <w:sz w:val="20"/>
+          <w:szCs w:val="20"/>
+          <w:lang w:val="fr-FR"/>
+        </w:rPr>
+        <w:t xml:space="preserve">12186, 2024. </w:t>
       </w:r>
       <w:r>
         <w:rPr>
@@ -17523,16 +18129,7 @@
             <w:szCs w:val="20"/>
             <w:u w:val="single"/>
           </w:rPr>
-          <w:t>https://arxi</w:t>
-        </w:r>
-        <w:r>
-          <w:rPr>
-            <w:color w:val="0563C1"/>
-            <w:sz w:val="20"/>
-            <w:szCs w:val="20"/>
-            <w:u w:val="single"/>
-          </w:rPr>
-          <w:t>v.org/abs/2409.12186</w:t>
+          <w:t>https://arxiv.org/abs/2409.12186</w:t>
         </w:r>
       </w:hyperlink>
     </w:p>
@@ -17557,7 +18154,14 @@
           <w:sz w:val="20"/>
           <w:szCs w:val="20"/>
         </w:rPr>
-        <w:t xml:space="preserve">Dettmers, T., Pagnoni, A., Holtzman, A. and Zettlemoyer, L. QLoRA: Efficient Finetuning of Quantized LLMs. In Advances in Neural Information Processing Systems 36 (NeurIPS 2023), arXiv:2305.14314. Fine-tuning method used. </w:t>
+        <w:t>Dettmers, T., Pagnoni, A., Holtzman, A. and Zettlemoyer, L. QLoRA: Efficient Finetuning of Quantized LLMs. In Advan</w:t>
+      </w:r>
+      <w:r>
+        <w:rPr>
+          <w:sz w:val="20"/>
+          <w:szCs w:val="20"/>
+        </w:rPr>
+        <w:t xml:space="preserve">ces in Neural Information Processing Systems 36 (NeurIPS 2023), arXiv:2305.14314. Fine-tuning method used. </w:t>
       </w:r>
       <w:hyperlink r:id="rId18" w:history="1">
         <w:r>
@@ -17585,6 +18189,7 @@
           <w:sz w:val="20"/>
           <w:szCs w:val="20"/>
         </w:rPr>
+        <w:lastRenderedPageBreak/>
         <w:t xml:space="preserve">[15]  </w:t>
       </w:r>
       <w:r>
@@ -17602,16 +18207,7 @@
             <w:szCs w:val="20"/>
             <w:u w:val="single"/>
           </w:rPr>
-          <w:t>https://tree-sitter.github.io</w:t>
-        </w:r>
-        <w:r>
-          <w:rPr>
-            <w:color w:val="0563C1"/>
-            <w:sz w:val="20"/>
-            <w:szCs w:val="20"/>
-            <w:u w:val="single"/>
-          </w:rPr>
-          <w:t>/tree-sitter/</w:t>
+          <w:t>https://tree-sitter.github.io/tree-sitter/</w:t>
         </w:r>
       </w:hyperlink>
     </w:p>
@@ -17628,10 +18224,10 @@
 <file path=word/numbering.xml><?xml version="1.0" encoding="utf-8"?>
 <w:numbering xmlns:wpc="http://schemas.microsoft.com/office/word/2010/wordprocessingCanvas" xmlns:cx="http://schemas.microsoft.com/office/drawing/2014/chartex" xmlns:cx1="http://schemas.microsoft.com/office/drawing/2015/9/8/chartex" xmlns:cx2="http://schemas.microsoft.com/office/drawing/2015/10/21/chartex" xmlns:cx3="http://schemas.microsoft.com/office/drawing/2016/5/9/chartex" xmlns:cx4="http://schemas.microsoft.com/office/drawing/2016/5/10/chartex" xmlns:cx5="http://schemas.microsoft.com/office/drawing/2016/5/11/chartex" xmlns:cx6="http://schemas.microsoft.com/office/drawing/2016/5/12/chartex" xmlns:cx7="http://schemas.microsoft.com/office/drawing/2016/5/13/chartex" xmlns:cx8="http://schemas.microsoft.com/office/drawing/2016/5/14/chartex" xmlns:mc="http://schemas.openxmlformats.org/markup-compatibility/2006" xmlns:aink="http://schemas.microsoft.com/office/drawing/2016/ink" xmlns:am3d="http://schemas.microsoft.com/office/drawing/2017/model3d" xmlns:o="urn:schemas-microsoft-com:office:office" xmlns:r="http://schemas.openxmlformats.org/officeDocument/2006/relationships" xmlns:m="http://schemas.openxmlformats.org/officeDocument/2006/math" xmlns:v="urn:schemas-microsoft-com:vml" xmlns:wp14="http://schemas.microsoft.com/office/word/2010/wordprocessingDrawing" xmlns:wp="http://schemas.openxmlformats.org/drawingml/2006/wordprocessingDrawing" xmlns:w10="urn:schemas-microsoft-com:office:word" xmlns:w="http://schemas.openxmlformats.org/wordprocessingml/2006/main" xmlns:w14="http://schemas.microsoft.com/office/word/2010/wordml" xmlns:w15="http://schemas.microsoft.com/office/word/2012/wordml" xmlns:w16cex="http://schemas.microsoft.com/office/word/2018/wordml/cex" xmlns:w16cid="http://schemas.microsoft.com/office/word/2016/wordml/cid" xmlns:w16="http://schemas.microsoft.com/office/word/2018/wordml" xmlns:w16sdtdh="http://schemas.microsoft.com/office/word/2020/wordml/sdtdatahash" xmlns:w16se="http://schemas.microsoft.com/office/word/2015/wordml/symex" xmlns:wpg="http://schemas.microsoft.com/office/word/2010/wordprocessingGroup" xmlns:wpi="http://schemas.microsoft.com/office/word/2010/wordprocessingInk" xmlns:wne="http://schemas.microsoft.com/office/word/2006/wordml" xmlns:wps="http://schemas.microsoft.com/office/word/2010/wordprocessingShape" mc:Ignorable="w14 w15 w16se w16cid w16 w16cex w16sdtdh wp14">
   <w:abstractNum w:abstractNumId="0" w15:restartNumberingAfterBreak="0">
-    <w:nsid w:val="63D52F01"/>
+    <w:nsid w:val="30491934"/>
     <w:multiLevelType w:val="hybridMultilevel"/>
-    <w:tmpl w:val="050CFE2A"/>
-    <w:lvl w:ilvl="0" w:tplc="4DE0F3FA">
+    <w:tmpl w:val="278469F0"/>
+    <w:lvl w:ilvl="0" w:tplc="B47A567C">
       <w:start w:val="1"/>
       <w:numFmt w:val="bullet"/>
       <w:lvlText w:val="●"/>
@@ -17640,7 +18236,7 @@
         <w:ind w:left="720" w:hanging="360"/>
       </w:pPr>
     </w:lvl>
-    <w:lvl w:ilvl="1" w:tplc="825CA4BA">
+    <w:lvl w:ilvl="1" w:tplc="47E230EA">
       <w:start w:val="1"/>
       <w:numFmt w:val="bullet"/>
       <w:lvlText w:val="○"/>
@@ -17649,7 +18245,7 @@
         <w:ind w:left="1440" w:hanging="360"/>
       </w:pPr>
     </w:lvl>
-    <w:lvl w:ilvl="2" w:tplc="080061DA">
+    <w:lvl w:ilvl="2" w:tplc="FCB44A5A">
       <w:start w:val="1"/>
       <w:numFmt w:val="bullet"/>
       <w:lvlText w:val="■"/>
@@ -17658,7 +18254,7 @@
         <w:ind w:left="2160" w:hanging="360"/>
       </w:pPr>
     </w:lvl>
-    <w:lvl w:ilvl="3" w:tplc="48347C82">
+    <w:lvl w:ilvl="3" w:tplc="D69A6E44">
       <w:start w:val="1"/>
       <w:numFmt w:val="bullet"/>
       <w:lvlText w:val="●"/>
@@ -17667,7 +18263,7 @@
         <w:ind w:left="2880" w:hanging="360"/>
       </w:pPr>
     </w:lvl>
-    <w:lvl w:ilvl="4" w:tplc="26723500">
+    <w:lvl w:ilvl="4" w:tplc="838863BE">
       <w:start w:val="1"/>
       <w:numFmt w:val="bullet"/>
       <w:lvlText w:val="○"/>
@@ -17676,7 +18272,7 @@
         <w:ind w:left="3600" w:hanging="360"/>
       </w:pPr>
     </w:lvl>
-    <w:lvl w:ilvl="5" w:tplc="922627D4">
+    <w:lvl w:ilvl="5" w:tplc="D87C9D1E">
       <w:start w:val="1"/>
       <w:numFmt w:val="bullet"/>
       <w:lvlText w:val="■"/>
@@ -17685,7 +18281,7 @@
         <w:ind w:left="4320" w:hanging="360"/>
       </w:pPr>
     </w:lvl>
-    <w:lvl w:ilvl="6" w:tplc="43323C4A">
+    <w:lvl w:ilvl="6" w:tplc="36AE1DDC">
       <w:start w:val="1"/>
       <w:numFmt w:val="bullet"/>
       <w:lvlText w:val="●"/>
@@ -17694,7 +18290,7 @@
         <w:ind w:left="5040" w:hanging="360"/>
       </w:pPr>
     </w:lvl>
-    <w:lvl w:ilvl="7" w:tplc="3DD8DD40">
+    <w:lvl w:ilvl="7" w:tplc="D87A49BA">
       <w:start w:val="1"/>
       <w:numFmt w:val="bullet"/>
       <w:lvlText w:val="●"/>
@@ -17703,7 +18299,7 @@
         <w:ind w:left="5760" w:hanging="360"/>
       </w:pPr>
     </w:lvl>
-    <w:lvl w:ilvl="8" w:tplc="8BAA8064">
+    <w:lvl w:ilvl="8" w:tplc="FCA008A8">
       <w:start w:val="1"/>
       <w:numFmt w:val="bullet"/>
       <w:lvlText w:val="●"/>
